--- a/Отчети Луканин.docx
+++ b/Отчети Луканин.docx
@@ -1,6 +1,6 @@
 
 <file path=word/document.xml><?xml version="1.0" encoding="utf-8"?>
-<w:document xmlns:wpc="http://schemas.microsoft.com/office/word/2010/wordprocessingCanvas" xmlns:cx="http://schemas.microsoft.com/office/drawing/2014/chartex" xmlns:cx1="http://schemas.microsoft.com/office/drawing/2015/9/8/chartex" xmlns:cx2="http://schemas.microsoft.com/office/drawing/2015/10/21/chartex" xmlns:cx3="http://schemas.microsoft.com/office/drawing/2016/5/9/chartex" xmlns:cx4="http://schemas.microsoft.com/office/drawing/2016/5/10/chartex" xmlns:cx5="http://schemas.microsoft.com/office/drawing/2016/5/11/chartex" xmlns:cx6="http://schemas.microsoft.com/office/drawing/2016/5/12/chartex" xmlns:cx7="http://schemas.microsoft.com/office/drawing/2016/5/13/chartex" xmlns:cx8="http://schemas.microsoft.com/office/drawing/2016/5/14/chartex" xmlns:mc="http://schemas.openxmlformats.org/markup-compatibility/2006" xmlns:aink="http://schemas.microsoft.com/office/drawing/2016/ink" xmlns:am3d="http://schemas.microsoft.com/office/drawing/2017/model3d" xmlns:o="urn:schemas-microsoft-com:office:office" xmlns:oel="http://schemas.microsoft.com/office/2019/extlst" xmlns:r="http://schemas.openxmlformats.org/officeDocument/2006/relationships" xmlns:m="http://schemas.openxmlformats.org/officeDocument/2006/math" xmlns:v="urn:schemas-microsoft-com:vml" xmlns:wp14="http://schemas.microsoft.com/office/word/2010/wordprocessingDrawing" xmlns:wp="http://schemas.openxmlformats.org/drawingml/2006/wordprocessingDrawing" xmlns:w10="urn:schemas-microsoft-com:office:word" xmlns:w="http://schemas.openxmlformats.org/wordprocessingml/2006/main" xmlns:w14="http://schemas.microsoft.com/office/word/2010/wordml" xmlns:w15="http://schemas.microsoft.com/office/word/2012/wordml" xmlns:w16cex="http://schemas.microsoft.com/office/word/2018/wordml/cex" xmlns:w16cid="http://schemas.microsoft.com/office/word/2016/wordml/cid" xmlns:w16="http://schemas.microsoft.com/office/word/2018/wordml" xmlns:w16du="http://schemas.microsoft.com/office/word/2023/wordml/word16du" xmlns:w16sdtdh="http://schemas.microsoft.com/office/word/2020/wordml/sdtdatahash" xmlns:w16sdtfl="http://schemas.microsoft.com/office/word/2024/wordml/sdtformatlock" xmlns:w16se="http://schemas.microsoft.com/office/word/2015/wordml/symex" xmlns:wpg="http://schemas.microsoft.com/office/word/2010/wordprocessingGroup" xmlns:wpi="http://schemas.microsoft.com/office/word/2010/wordprocessingInk" xmlns:wne="http://schemas.microsoft.com/office/word/2006/wordml" xmlns:wps="http://schemas.microsoft.com/office/word/2010/wordprocessingShape" mc:Ignorable="w14 w15 w16se w16cid w16 w16cex w16sdtdh w16sdtfl w16du wp14">
+<w:document xmlns:wpc="http://schemas.microsoft.com/office/word/2010/wordprocessingCanvas" xmlns:cx="http://schemas.microsoft.com/office/drawing/2014/chartex" xmlns:mc="http://schemas.openxmlformats.org/markup-compatibility/2006" xmlns:o="urn:schemas-microsoft-com:office:office" xmlns:r="http://schemas.openxmlformats.org/officeDocument/2006/relationships" xmlns:m="http://schemas.openxmlformats.org/officeDocument/2006/math" xmlns:v="urn:schemas-microsoft-com:vml" xmlns:wp14="http://schemas.microsoft.com/office/word/2010/wordprocessingDrawing" xmlns:wp="http://schemas.openxmlformats.org/drawingml/2006/wordprocessingDrawing" xmlns:w10="urn:schemas-microsoft-com:office:word" xmlns:w="http://schemas.openxmlformats.org/wordprocessingml/2006/main" xmlns:w14="http://schemas.microsoft.com/office/word/2010/wordml" xmlns:w15="http://schemas.microsoft.com/office/word/2012/wordml" xmlns:w16se="http://schemas.microsoft.com/office/word/2015/wordml/symex" xmlns:wpg="http://schemas.microsoft.com/office/word/2010/wordprocessingGroup" xmlns:wpi="http://schemas.microsoft.com/office/word/2010/wordprocessingInk" xmlns:wne="http://schemas.microsoft.com/office/word/2006/wordml" xmlns:wps="http://schemas.microsoft.com/office/word/2010/wordprocessingShape" mc:Ignorable="w14 w15 w16se wp14">
   <w:body>
     <w:p>
       <w:pPr>
@@ -51,21 +51,9 @@
           <w:szCs w:val="24"/>
           <w:lang w:eastAsia="ru-RU"/>
         </w:rPr>
-        <w:t>ИМ. Б.Л. РОЗИНГА (ФИЛИАЛ) СПбГУТ</w:t>
-      </w:r>
-    </w:p>
-    <w:p>
-      <w:pPr>
-        <w:spacing w:after="0" w:line="240" w:lineRule="auto"/>
-        <w:jc w:val="center"/>
-        <w:rPr>
-          <w:rFonts w:eastAsia="Times New Roman"/>
-          <w:kern w:val="0"/>
-          <w:sz w:val="24"/>
-          <w:szCs w:val="24"/>
-          <w:lang w:eastAsia="ru-RU"/>
-        </w:rPr>
-      </w:pPr>
+        <w:t xml:space="preserve">ИМ. Б.Л. РОЗИНГА (ФИЛИАЛ) </w:t>
+      </w:r>
+      <w:proofErr w:type="spellStart"/>
       <w:r>
         <w:rPr>
           <w:rFonts w:eastAsia="Times New Roman"/>
@@ -77,7 +65,62 @@
           <w:szCs w:val="24"/>
           <w:lang w:eastAsia="ru-RU"/>
         </w:rPr>
-        <w:t>(АКТ (ф) СПбГУТ)</w:t>
+        <w:t>СПбГУТ</w:t>
+      </w:r>
+      <w:proofErr w:type="spellEnd"/>
+    </w:p>
+    <w:p>
+      <w:pPr>
+        <w:spacing w:after="0" w:line="240" w:lineRule="auto"/>
+        <w:jc w:val="center"/>
+        <w:rPr>
+          <w:rFonts w:eastAsia="Times New Roman"/>
+          <w:kern w:val="0"/>
+          <w:sz w:val="24"/>
+          <w:szCs w:val="24"/>
+          <w:lang w:eastAsia="ru-RU"/>
+        </w:rPr>
+      </w:pPr>
+      <w:r>
+        <w:rPr>
+          <w:rFonts w:eastAsia="Times New Roman"/>
+          <w:b/>
+          <w:bCs/>
+          <w:color w:val="000000"/>
+          <w:kern w:val="0"/>
+          <w:sz w:val="24"/>
+          <w:szCs w:val="24"/>
+          <w:lang w:eastAsia="ru-RU"/>
+        </w:rPr>
+        <w:t xml:space="preserve">(АКТ (ф) </w:t>
+      </w:r>
+      <w:proofErr w:type="spellStart"/>
+      <w:r>
+        <w:rPr>
+          <w:rFonts w:eastAsia="Times New Roman"/>
+          <w:b/>
+          <w:bCs/>
+          <w:color w:val="000000"/>
+          <w:kern w:val="0"/>
+          <w:sz w:val="24"/>
+          <w:szCs w:val="24"/>
+          <w:lang w:eastAsia="ru-RU"/>
+        </w:rPr>
+        <w:t>СПбГУТ</w:t>
+      </w:r>
+      <w:proofErr w:type="spellEnd"/>
+      <w:r>
+        <w:rPr>
+          <w:rFonts w:eastAsia="Times New Roman"/>
+          <w:b/>
+          <w:bCs/>
+          <w:color w:val="000000"/>
+          <w:kern w:val="0"/>
+          <w:sz w:val="24"/>
+          <w:szCs w:val="24"/>
+          <w:lang w:eastAsia="ru-RU"/>
+        </w:rPr>
+        <w:t>)</w:t>
       </w:r>
     </w:p>
     <w:p>
@@ -1315,6 +1358,7 @@
           <w:b w:val="0"/>
           <w:bCs w:val="0"/>
           <w:noProof/>
+          <w:lang w:eastAsia="ru-RU"/>
         </w:rPr>
         <w:drawing>
           <wp:inline distT="0" distB="0" distL="0" distR="0" wp14:anchorId="5537AD51" wp14:editId="5400CD92">
@@ -1403,6 +1447,7 @@
         </w:rPr>
         <w:t xml:space="preserve">Установленный </w:t>
       </w:r>
+      <w:proofErr w:type="spellStart"/>
       <w:r>
         <w:rPr>
           <w:b w:val="0"/>
@@ -1411,6 +1456,7 @@
         </w:rPr>
         <w:t>jdk</w:t>
       </w:r>
+      <w:proofErr w:type="spellEnd"/>
     </w:p>
     <w:p>
       <w:pPr>
@@ -1427,7 +1473,7 @@
       <w:r>
         <w:rPr>
           <w:noProof/>
-          <w:lang w:val="en-US"/>
+          <w:lang w:eastAsia="ru-RU"/>
         </w:rPr>
         <w:drawing>
           <wp:inline distT="0" distB="0" distL="0" distR="0" wp14:anchorId="3DDB4F61" wp14:editId="218100F3">
@@ -1494,7 +1540,7 @@
       <w:r>
         <w:rPr>
           <w:noProof/>
-          <w:lang w:val="en-US"/>
+          <w:lang w:eastAsia="ru-RU"/>
         </w:rPr>
         <w:drawing>
           <wp:inline distT="0" distB="0" distL="0" distR="0" wp14:anchorId="6D0E3368" wp14:editId="54D70169">
@@ -1580,7 +1626,7 @@
           <w:b w:val="0"/>
           <w:bCs w:val="0"/>
           <w:noProof/>
-          <w:lang w:val="en-US"/>
+          <w:lang w:eastAsia="ru-RU"/>
         </w:rPr>
         <w:lastRenderedPageBreak/>
         <w:drawing>
@@ -1675,7 +1721,7 @@
           <w:b w:val="0"/>
           <w:bCs w:val="0"/>
           <w:noProof/>
-          <w:lang w:val="en-US"/>
+          <w:lang w:eastAsia="ru-RU"/>
         </w:rPr>
         <w:drawing>
           <wp:inline distT="0" distB="0" distL="0" distR="0" wp14:anchorId="714CCBCB" wp14:editId="2A3314D9">
@@ -1746,7 +1792,7 @@
           <w:b w:val="0"/>
           <w:bCs w:val="0"/>
           <w:noProof/>
-          <w:lang w:val="en-US"/>
+          <w:lang w:eastAsia="ru-RU"/>
         </w:rPr>
         <w:drawing>
           <wp:inline distT="0" distB="0" distL="0" distR="0" wp14:anchorId="04B3841B" wp14:editId="75DFA6EB">
@@ -1841,7 +1887,7 @@
           <w:b w:val="0"/>
           <w:bCs w:val="0"/>
           <w:noProof/>
-          <w:lang w:val="en-US"/>
+          <w:lang w:eastAsia="ru-RU"/>
         </w:rPr>
         <w:drawing>
           <wp:inline distT="0" distB="0" distL="0" distR="0" wp14:anchorId="20137E88" wp14:editId="36E9680D">
@@ -1912,7 +1958,7 @@
           <w:b w:val="0"/>
           <w:bCs w:val="0"/>
           <w:noProof/>
-          <w:lang w:val="en-US"/>
+          <w:lang w:eastAsia="ru-RU"/>
         </w:rPr>
         <w:drawing>
           <wp:inline distT="0" distB="0" distL="0" distR="0" wp14:anchorId="789AF270" wp14:editId="6B53A64D">
@@ -1983,7 +2029,7 @@
           <w:b w:val="0"/>
           <w:bCs w:val="0"/>
           <w:noProof/>
-          <w:lang w:val="en-US"/>
+          <w:lang w:eastAsia="ru-RU"/>
         </w:rPr>
         <w:drawing>
           <wp:inline distT="0" distB="0" distL="0" distR="0" wp14:anchorId="031FBC4E" wp14:editId="7387B833">
@@ -2043,9 +2089,14 @@
           <w:numId w:val="1"/>
         </w:numPr>
       </w:pPr>
+      <w:proofErr w:type="gramStart"/>
       <w:r>
         <w:lastRenderedPageBreak/>
-        <w:t>Ответы  на контрольные вопросы</w:t>
+        <w:t>Ответы  на</w:t>
+      </w:r>
+      <w:proofErr w:type="gramEnd"/>
+      <w:r>
+        <w:t xml:space="preserve"> контрольные вопросы</w:t>
       </w:r>
     </w:p>
     <w:p>
@@ -2076,8 +2127,16 @@
         <w:rPr>
           <w:lang w:val="en-US"/>
         </w:rPr>
-        <w:t>Android studio, Xcode</w:t>
-      </w:r>
+        <w:t xml:space="preserve">Android studio, </w:t>
+      </w:r>
+      <w:proofErr w:type="spellStart"/>
+      <w:r>
+        <w:rPr>
+          <w:lang w:val="en-US"/>
+        </w:rPr>
+        <w:t>Xcode</w:t>
+      </w:r>
+      <w:proofErr w:type="spellEnd"/>
       <w:r>
         <w:rPr>
           <w:lang w:val="en-US"/>
@@ -2118,12 +2177,29 @@
           <w:numId w:val="0"/>
         </w:numPr>
         <w:ind w:left="567"/>
-      </w:pPr>
-      <w:r>
-        <w:rPr>
-          <w:lang w:val="en-US"/>
-        </w:rPr>
-        <w:t xml:space="preserve">Java, Kotlin, </w:t>
+        <w:rPr>
+          <w:lang w:val="en-US"/>
+        </w:rPr>
+      </w:pPr>
+      <w:r>
+        <w:rPr>
+          <w:lang w:val="en-US"/>
+        </w:rPr>
+        <w:t xml:space="preserve">Java, </w:t>
+      </w:r>
+      <w:proofErr w:type="spellStart"/>
+      <w:r>
+        <w:rPr>
+          <w:lang w:val="en-US"/>
+        </w:rPr>
+        <w:t>Kotlin</w:t>
+      </w:r>
+      <w:proofErr w:type="spellEnd"/>
+      <w:r>
+        <w:rPr>
+          <w:lang w:val="en-US"/>
+        </w:rPr>
+        <w:t xml:space="preserve">, </w:t>
       </w:r>
       <w:r>
         <w:rPr>
@@ -2141,31 +2217,7 @@
         <w:rPr>
           <w:lang w:val="en-US"/>
         </w:rPr>
-        <w:t>Swift</w:t>
-      </w:r>
-      <w:r>
-        <w:rPr>
-          <w:lang w:val="en-US"/>
-        </w:rPr>
-        <w:t xml:space="preserve">, </w:t>
-      </w:r>
-      <w:r>
-        <w:rPr>
-          <w:lang w:val="en-US"/>
-        </w:rPr>
-        <w:t>C#</w:t>
-      </w:r>
-      <w:r>
-        <w:rPr>
-          <w:lang w:val="en-US"/>
-        </w:rPr>
-        <w:t xml:space="preserve">, </w:t>
-      </w:r>
-      <w:r>
-        <w:rPr>
-          <w:lang w:val="en-US"/>
-        </w:rPr>
-        <w:t>Python</w:t>
+        <w:t>Swift, C#, Python</w:t>
       </w:r>
     </w:p>
     <w:p>
@@ -2192,12 +2244,14 @@
       <w:r>
         <w:t xml:space="preserve">Какие языки программирования доступны в </w:t>
       </w:r>
+      <w:proofErr w:type="spellStart"/>
       <w:r>
         <w:rPr>
           <w:lang w:val="en-US"/>
         </w:rPr>
         <w:t>GigaIDE</w:t>
       </w:r>
+      <w:proofErr w:type="spellEnd"/>
       <w:r>
         <w:t>?</w:t>
       </w:r>
@@ -2218,7 +2272,35 @@
         <w:rPr>
           <w:lang w:val="en-US"/>
         </w:rPr>
-        <w:t xml:space="preserve">Java, Kotlin, Scala, Groovy, Python, JavaScript, TypeScript </w:t>
+        <w:t xml:space="preserve">Java, </w:t>
+      </w:r>
+      <w:proofErr w:type="spellStart"/>
+      <w:r>
+        <w:rPr>
+          <w:lang w:val="en-US"/>
+        </w:rPr>
+        <w:t>Kotlin</w:t>
+      </w:r>
+      <w:proofErr w:type="spellEnd"/>
+      <w:r>
+        <w:rPr>
+          <w:lang w:val="en-US"/>
+        </w:rPr>
+        <w:t xml:space="preserve">, Scala, Groovy, Python, JavaScript, </w:t>
+      </w:r>
+      <w:proofErr w:type="spellStart"/>
+      <w:r>
+        <w:rPr>
+          <w:lang w:val="en-US"/>
+        </w:rPr>
+        <w:t>TypeScript</w:t>
+      </w:r>
+      <w:proofErr w:type="spellEnd"/>
+      <w:r>
+        <w:rPr>
+          <w:lang w:val="en-US"/>
+        </w:rPr>
+        <w:t xml:space="preserve"> </w:t>
       </w:r>
       <w:r>
         <w:t>и</w:t>
@@ -2252,7 +2334,23 @@
         </w:numPr>
       </w:pPr>
       <w:r>
-        <w:t>Какие языки программирования доступны в Android Studio?</w:t>
+        <w:t xml:space="preserve">Какие языки программирования доступны в </w:t>
+      </w:r>
+      <w:proofErr w:type="spellStart"/>
+      <w:r>
+        <w:t>Android</w:t>
+      </w:r>
+      <w:proofErr w:type="spellEnd"/>
+      <w:r>
+        <w:t xml:space="preserve"> </w:t>
+      </w:r>
+      <w:proofErr w:type="spellStart"/>
+      <w:r>
+        <w:t>Studio</w:t>
+      </w:r>
+      <w:proofErr w:type="spellEnd"/>
+      <w:r>
+        <w:t>?</w:t>
       </w:r>
     </w:p>
     <w:p>
@@ -2264,11 +2362,19 @@
         </w:numPr>
         <w:ind w:left="567"/>
       </w:pPr>
-      <w:r>
-        <w:rPr>
-          <w:lang w:val="en-US"/>
-        </w:rPr>
-        <w:t>Kotlin, Java</w:t>
+      <w:proofErr w:type="spellStart"/>
+      <w:r>
+        <w:rPr>
+          <w:lang w:val="en-US"/>
+        </w:rPr>
+        <w:t>Kotlin</w:t>
+      </w:r>
+      <w:proofErr w:type="spellEnd"/>
+      <w:r>
+        <w:rPr>
+          <w:lang w:val="en-US"/>
+        </w:rPr>
+        <w:t>, Java</w:t>
       </w:r>
     </w:p>
     <w:p>
@@ -2290,7 +2396,15 @@
         </w:numPr>
       </w:pPr>
       <w:r>
-        <w:t>Какой язык программирования является основным для разработки приложений под ОС Android?</w:t>
+        <w:t xml:space="preserve">Какой язык программирования является основным для разработки приложений под ОС </w:t>
+      </w:r>
+      <w:proofErr w:type="spellStart"/>
+      <w:r>
+        <w:t>Android</w:t>
+      </w:r>
+      <w:proofErr w:type="spellEnd"/>
+      <w:r>
+        <w:t>?</w:t>
       </w:r>
     </w:p>
     <w:p>
@@ -2305,12 +2419,14 @@
           <w:lang w:val="en-US"/>
         </w:rPr>
       </w:pPr>
+      <w:proofErr w:type="spellStart"/>
       <w:r>
         <w:rPr>
           <w:lang w:val="en-US"/>
         </w:rPr>
         <w:t>Kotlin</w:t>
       </w:r>
+      <w:proofErr w:type="spellEnd"/>
     </w:p>
     <w:p>
       <w:pPr>
@@ -2334,7 +2450,23 @@
         </w:numPr>
       </w:pPr>
       <w:r>
-        <w:t>Что дополнительно нужно установить для работы Android Studio?</w:t>
+        <w:t xml:space="preserve">Что дополнительно нужно установить для работы </w:t>
+      </w:r>
+      <w:proofErr w:type="spellStart"/>
+      <w:r>
+        <w:t>Android</w:t>
+      </w:r>
+      <w:proofErr w:type="spellEnd"/>
+      <w:r>
+        <w:t xml:space="preserve"> </w:t>
+      </w:r>
+      <w:proofErr w:type="spellStart"/>
+      <w:r>
+        <w:t>Studio</w:t>
+      </w:r>
+      <w:proofErr w:type="spellEnd"/>
+      <w:r>
+        <w:t>?</w:t>
       </w:r>
     </w:p>
     <w:p>
@@ -2349,9 +2481,27 @@
           <w:lang w:val="en-US"/>
         </w:rPr>
       </w:pPr>
-      <w:r>
-        <w:t>Java Development Kit</w:t>
-      </w:r>
+      <w:proofErr w:type="spellStart"/>
+      <w:r>
+        <w:t>Java</w:t>
+      </w:r>
+      <w:proofErr w:type="spellEnd"/>
+      <w:r>
+        <w:t xml:space="preserve"> </w:t>
+      </w:r>
+      <w:proofErr w:type="spellStart"/>
+      <w:r>
+        <w:t>Development</w:t>
+      </w:r>
+      <w:proofErr w:type="spellEnd"/>
+      <w:r>
+        <w:t xml:space="preserve"> </w:t>
+      </w:r>
+      <w:proofErr w:type="spellStart"/>
+      <w:r>
+        <w:t>Kit</w:t>
+      </w:r>
+      <w:proofErr w:type="spellEnd"/>
     </w:p>
     <w:p>
       <w:pPr>
@@ -2375,7 +2525,31 @@
         </w:numPr>
       </w:pPr>
       <w:r>
-        <w:t>Что такое Java Development Kit и что входит в его состав?</w:t>
+        <w:t xml:space="preserve">Что такое </w:t>
+      </w:r>
+      <w:proofErr w:type="spellStart"/>
+      <w:r>
+        <w:t>Java</w:t>
+      </w:r>
+      <w:proofErr w:type="spellEnd"/>
+      <w:r>
+        <w:t xml:space="preserve"> </w:t>
+      </w:r>
+      <w:proofErr w:type="spellStart"/>
+      <w:r>
+        <w:t>Development</w:t>
+      </w:r>
+      <w:proofErr w:type="spellEnd"/>
+      <w:r>
+        <w:t xml:space="preserve"> </w:t>
+      </w:r>
+      <w:proofErr w:type="spellStart"/>
+      <w:r>
+        <w:t>Kit</w:t>
+      </w:r>
+      <w:proofErr w:type="spellEnd"/>
+      <w:r>
+        <w:t xml:space="preserve"> и что входит в его состав?</w:t>
       </w:r>
     </w:p>
     <w:p>
@@ -2388,7 +2562,23 @@
         <w:ind w:left="567"/>
       </w:pPr>
       <w:r>
-        <w:t>Набор инструментов для программирования на джаве. В него входят компилятор, виртуалка, среда выполнения и стандартные библиотеки.</w:t>
+        <w:t xml:space="preserve">Набор инструментов для программирования на </w:t>
+      </w:r>
+      <w:proofErr w:type="spellStart"/>
+      <w:r>
+        <w:t>джаве</w:t>
+      </w:r>
+      <w:proofErr w:type="spellEnd"/>
+      <w:r>
+        <w:t xml:space="preserve">. В него входят компилятор, </w:t>
+      </w:r>
+      <w:proofErr w:type="spellStart"/>
+      <w:r>
+        <w:t>виртуалка</w:t>
+      </w:r>
+      <w:proofErr w:type="spellEnd"/>
+      <w:r>
+        <w:t>, среда выполнения и стандартные библиотеки.</w:t>
       </w:r>
     </w:p>
     <w:p>
@@ -2598,7 +2788,15 @@
         <w:pStyle w:val="2"/>
       </w:pPr>
       <w:r>
-        <w:t>Какие IDE позволяют создавать приложения для Android?</w:t>
+        <w:t xml:space="preserve">Какие IDE позволяют создавать приложения для </w:t>
+      </w:r>
+      <w:proofErr w:type="spellStart"/>
+      <w:r>
+        <w:t>Android</w:t>
+      </w:r>
+      <w:proofErr w:type="spellEnd"/>
+      <w:r>
+        <w:t>?</w:t>
       </w:r>
     </w:p>
     <w:p>
@@ -2617,7 +2815,35 @@
         <w:rPr>
           <w:lang w:val="en-US"/>
         </w:rPr>
-        <w:t xml:space="preserve">Android studio, Xcode, devEco studio, </w:t>
+        <w:t xml:space="preserve">Android studio, </w:t>
+      </w:r>
+      <w:proofErr w:type="spellStart"/>
+      <w:r>
+        <w:rPr>
+          <w:lang w:val="en-US"/>
+        </w:rPr>
+        <w:t>Xcode</w:t>
+      </w:r>
+      <w:proofErr w:type="spellEnd"/>
+      <w:r>
+        <w:rPr>
+          <w:lang w:val="en-US"/>
+        </w:rPr>
+        <w:t xml:space="preserve">, </w:t>
+      </w:r>
+      <w:proofErr w:type="spellStart"/>
+      <w:r>
+        <w:rPr>
+          <w:lang w:val="en-US"/>
+        </w:rPr>
+        <w:t>devEco</w:t>
+      </w:r>
+      <w:proofErr w:type="spellEnd"/>
+      <w:r>
+        <w:rPr>
+          <w:lang w:val="en-US"/>
+        </w:rPr>
+        <w:t xml:space="preserve"> studio, </w:t>
       </w:r>
       <w:r>
         <w:t>аврора</w:t>
@@ -2628,11 +2854,47 @@
         </w:rPr>
         <w:t xml:space="preserve"> </w:t>
       </w:r>
-      <w:r>
-        <w:rPr>
-          <w:lang w:val="en-US"/>
-        </w:rPr>
-        <w:t xml:space="preserve">sdk, MAUI, Avalonia, Uno Plaform, Unity, Kotlin Multiplatform </w:t>
+      <w:proofErr w:type="spellStart"/>
+      <w:r>
+        <w:rPr>
+          <w:lang w:val="en-US"/>
+        </w:rPr>
+        <w:t>sdk</w:t>
+      </w:r>
+      <w:proofErr w:type="spellEnd"/>
+      <w:r>
+        <w:rPr>
+          <w:lang w:val="en-US"/>
+        </w:rPr>
+        <w:t xml:space="preserve">, MAUI, Avalonia, Uno </w:t>
+      </w:r>
+      <w:proofErr w:type="spellStart"/>
+      <w:r>
+        <w:rPr>
+          <w:lang w:val="en-US"/>
+        </w:rPr>
+        <w:t>Plaform</w:t>
+      </w:r>
+      <w:proofErr w:type="spellEnd"/>
+      <w:r>
+        <w:rPr>
+          <w:lang w:val="en-US"/>
+        </w:rPr>
+        <w:t xml:space="preserve">, Unity, </w:t>
+      </w:r>
+      <w:proofErr w:type="spellStart"/>
+      <w:r>
+        <w:rPr>
+          <w:lang w:val="en-US"/>
+        </w:rPr>
+        <w:t>Kotlin</w:t>
+      </w:r>
+      <w:proofErr w:type="spellEnd"/>
+      <w:r>
+        <w:rPr>
+          <w:lang w:val="en-US"/>
+        </w:rPr>
+        <w:t xml:space="preserve"> Multiplatform </w:t>
       </w:r>
     </w:p>
     <w:p>
@@ -2652,7 +2914,15 @@
         <w:pStyle w:val="2"/>
       </w:pPr>
       <w:r>
-        <w:t>Какие языки программирования доступны в Intellij IDEA?</w:t>
+        <w:t xml:space="preserve">Какие языки программирования доступны в </w:t>
+      </w:r>
+      <w:proofErr w:type="spellStart"/>
+      <w:r>
+        <w:t>Intellij</w:t>
+      </w:r>
+      <w:proofErr w:type="spellEnd"/>
+      <w:r>
+        <w:t xml:space="preserve"> IDEA?</w:t>
       </w:r>
     </w:p>
     <w:p>
@@ -2679,12 +2949,14 @@
         </w:rPr>
         <w:t xml:space="preserve">, </w:t>
       </w:r>
+      <w:proofErr w:type="spellStart"/>
       <w:r>
         <w:rPr>
           <w:lang w:val="en-US"/>
         </w:rPr>
         <w:t>Kotlin</w:t>
       </w:r>
+      <w:proofErr w:type="spellEnd"/>
       <w:r>
         <w:rPr>
           <w:bCs/>
@@ -2703,8 +2975,17 @@
           <w:bCs/>
           <w:lang w:val="en-US"/>
         </w:rPr>
-        <w:t xml:space="preserve"> JavaScript, TypeScript</w:t>
-      </w:r>
+        <w:t xml:space="preserve"> JavaScript, </w:t>
+      </w:r>
+      <w:proofErr w:type="spellStart"/>
+      <w:r>
+        <w:rPr>
+          <w:bCs/>
+          <w:lang w:val="en-US"/>
+        </w:rPr>
+        <w:t>TypeScript</w:t>
+      </w:r>
+      <w:proofErr w:type="spellEnd"/>
       <w:r>
         <w:rPr>
           <w:lang w:val="en-US"/>
@@ -2765,7 +3046,23 @@
         <w:pStyle w:val="2"/>
       </w:pPr>
       <w:r>
-        <w:t>Какие языки программирования доступны в Android Studio?</w:t>
+        <w:t xml:space="preserve">Какие языки программирования доступны в </w:t>
+      </w:r>
+      <w:proofErr w:type="spellStart"/>
+      <w:r>
+        <w:t>Android</w:t>
+      </w:r>
+      <w:proofErr w:type="spellEnd"/>
+      <w:r>
+        <w:t xml:space="preserve"> </w:t>
+      </w:r>
+      <w:proofErr w:type="spellStart"/>
+      <w:r>
+        <w:t>Studio</w:t>
+      </w:r>
+      <w:proofErr w:type="spellEnd"/>
+      <w:r>
+        <w:t>?</w:t>
       </w:r>
     </w:p>
     <w:p>
@@ -2792,12 +3089,14 @@
         </w:rPr>
         <w:t xml:space="preserve">, </w:t>
       </w:r>
+      <w:proofErr w:type="spellStart"/>
       <w:r>
         <w:rPr>
           <w:lang w:val="en-US"/>
         </w:rPr>
         <w:t>Kotlin</w:t>
       </w:r>
+      <w:proofErr w:type="spellEnd"/>
     </w:p>
     <w:p>
       <w:pPr>
@@ -2814,7 +3113,23 @@
         <w:pStyle w:val="2"/>
       </w:pPr>
       <w:r>
-        <w:t>На каких языках программирования можно разрабатывать нативные приложения для Android?</w:t>
+        <w:t xml:space="preserve">На каких языках программирования можно разрабатывать </w:t>
+      </w:r>
+      <w:proofErr w:type="spellStart"/>
+      <w:r>
+        <w:t>нативные</w:t>
+      </w:r>
+      <w:proofErr w:type="spellEnd"/>
+      <w:r>
+        <w:t xml:space="preserve"> приложения для </w:t>
+      </w:r>
+      <w:proofErr w:type="spellStart"/>
+      <w:r>
+        <w:t>Android</w:t>
+      </w:r>
+      <w:proofErr w:type="spellEnd"/>
+      <w:r>
+        <w:t>?</w:t>
       </w:r>
     </w:p>
     <w:p>
@@ -2830,8 +3145,16 @@
         <w:rPr>
           <w:lang w:val="en-US"/>
         </w:rPr>
-        <w:t>Java, Kotlin</w:t>
-      </w:r>
+        <w:t xml:space="preserve">Java, </w:t>
+      </w:r>
+      <w:proofErr w:type="spellStart"/>
+      <w:r>
+        <w:rPr>
+          <w:lang w:val="en-US"/>
+        </w:rPr>
+        <w:t>Kotlin</w:t>
+      </w:r>
+      <w:proofErr w:type="spellEnd"/>
       <w:r>
         <w:rPr>
           <w:lang w:val="en-US"/>
@@ -2888,6 +3211,703 @@
       <w:r>
         <w:t>приложений с применением виртуальной машины.</w:t>
       </w:r>
+    </w:p>
+    <w:p>
+      <w:r>
+        <w:br w:type="page"/>
+      </w:r>
+    </w:p>
+    <w:p>
+      <w:pPr>
+        <w:pStyle w:val="10"/>
+      </w:pPr>
+      <w:r>
+        <w:lastRenderedPageBreak/>
+        <w:t>Лабораторная работа №10</w:t>
+      </w:r>
+      <w:r>
+        <w:br/>
+      </w:r>
+      <w:r>
+        <w:t>Использование корутин</w:t>
+      </w:r>
+    </w:p>
+    <w:p>
+      <w:pPr>
+        <w:pStyle w:val="1"/>
+        <w:numPr>
+          <w:ilvl w:val="0"/>
+          <w:numId w:val="12"/>
+        </w:numPr>
+      </w:pPr>
+      <w:r>
+        <w:t>Цель работы</w:t>
+      </w:r>
+    </w:p>
+    <w:p>
+      <w:pPr>
+        <w:pStyle w:val="2"/>
+        <w:numPr>
+          <w:ilvl w:val="0"/>
+          <w:numId w:val="0"/>
+        </w:numPr>
+        <w:ind w:left="567"/>
+      </w:pPr>
+      <w:r>
+        <w:rPr>
+          <w:rFonts w:ascii="TimesNewRomanPSMT" w:hAnsi="TimesNewRomanPSMT"/>
+          <w:color w:val="000000"/>
+        </w:rPr>
+        <w:t xml:space="preserve">1.1 </w:t>
+      </w:r>
+      <w:r>
+        <w:rPr>
+          <w:rFonts w:ascii="TimesNewRomanPSMT" w:hAnsi="TimesNewRomanPSMT"/>
+          <w:color w:val="000000"/>
+        </w:rPr>
+        <w:t>Изучить процесс создания и использования сопрограмм в</w:t>
+      </w:r>
+      <w:r>
+        <w:rPr>
+          <w:rFonts w:ascii="TimesNewRomanPSMT" w:hAnsi="TimesNewRomanPSMT"/>
+          <w:color w:val="000000"/>
+        </w:rPr>
+        <w:br/>
+        <w:t xml:space="preserve">приложениях на </w:t>
+      </w:r>
+      <w:proofErr w:type="spellStart"/>
+      <w:r>
+        <w:rPr>
+          <w:rFonts w:ascii="TimesNewRomanPSMT" w:hAnsi="TimesNewRomanPSMT"/>
+          <w:color w:val="000000"/>
+        </w:rPr>
+        <w:t>Kotlin</w:t>
+      </w:r>
+      <w:proofErr w:type="spellEnd"/>
+      <w:r>
+        <w:rPr>
+          <w:rFonts w:ascii="TimesNewRomanPSMT" w:hAnsi="TimesNewRomanPSMT"/>
+          <w:color w:val="000000"/>
+        </w:rPr>
+        <w:t>.</w:t>
+      </w:r>
+    </w:p>
+    <w:p>
+      <w:pPr>
+        <w:pStyle w:val="1"/>
+      </w:pPr>
+      <w:r>
+        <w:t>Контрольные вопросы</w:t>
+      </w:r>
+    </w:p>
+    <w:p>
+      <w:pPr>
+        <w:pStyle w:val="2"/>
+      </w:pPr>
+      <w:r>
+        <w:rPr>
+          <w:rFonts w:ascii="TimesNewRomanPSMT" w:hAnsi="TimesNewRomanPSMT"/>
+          <w:color w:val="000000"/>
+        </w:rPr>
+        <w:t>Что такое «</w:t>
+      </w:r>
+      <w:proofErr w:type="spellStart"/>
+      <w:r>
+        <w:rPr>
+          <w:rFonts w:ascii="TimesNewRomanPSMT" w:hAnsi="TimesNewRomanPSMT"/>
+          <w:color w:val="000000"/>
+        </w:rPr>
+        <w:t>корутина</w:t>
+      </w:r>
+      <w:proofErr w:type="spellEnd"/>
+      <w:r>
+        <w:rPr>
+          <w:rFonts w:ascii="TimesNewRomanPSMT" w:hAnsi="TimesNewRomanPSMT"/>
+          <w:color w:val="000000"/>
+        </w:rPr>
+        <w:t>»?</w:t>
+      </w:r>
+    </w:p>
+    <w:p>
+      <w:pPr>
+        <w:pStyle w:val="2"/>
+        <w:numPr>
+          <w:ilvl w:val="0"/>
+          <w:numId w:val="0"/>
+        </w:numPr>
+        <w:ind w:left="567"/>
+      </w:pPr>
+      <w:r>
+        <w:rPr>
+          <w:rFonts w:ascii="TimesNewRomanPSMT" w:hAnsi="TimesNewRomanPSMT"/>
+          <w:bCs/>
+          <w:color w:val="000000"/>
+        </w:rPr>
+        <w:t>блок кода, который работает асинхронно, то есть по очереди</w:t>
+      </w:r>
+      <w:r>
+        <w:rPr>
+          <w:rFonts w:ascii="TimesNewRomanPSMT" w:hAnsi="TimesNewRomanPSMT"/>
+          <w:color w:val="000000"/>
+        </w:rPr>
+        <w:t>.</w:t>
+      </w:r>
+    </w:p>
+    <w:p>
+      <w:pPr>
+        <w:pStyle w:val="2"/>
+        <w:numPr>
+          <w:ilvl w:val="0"/>
+          <w:numId w:val="0"/>
+        </w:numPr>
+        <w:ind w:left="567"/>
+      </w:pPr>
+    </w:p>
+    <w:p>
+      <w:pPr>
+        <w:pStyle w:val="2"/>
+      </w:pPr>
+      <w:r>
+        <w:rPr>
+          <w:rFonts w:ascii="TimesNewRomanPSMT" w:hAnsi="TimesNewRomanPSMT"/>
+          <w:color w:val="000000"/>
+        </w:rPr>
+        <w:t xml:space="preserve">Для чего используется </w:t>
+      </w:r>
+      <w:proofErr w:type="spellStart"/>
+      <w:r>
+        <w:rPr>
+          <w:rFonts w:ascii="TimesNewRomanPSMT" w:hAnsi="TimesNewRomanPSMT"/>
+          <w:color w:val="000000"/>
+        </w:rPr>
+        <w:t>launch</w:t>
+      </w:r>
+      <w:proofErr w:type="spellEnd"/>
+      <w:r>
+        <w:rPr>
+          <w:rFonts w:ascii="TimesNewRomanPSMT" w:hAnsi="TimesNewRomanPSMT"/>
+          <w:color w:val="000000"/>
+        </w:rPr>
+        <w:t>?</w:t>
+      </w:r>
+    </w:p>
+    <w:p>
+      <w:pPr>
+        <w:pStyle w:val="2"/>
+        <w:numPr>
+          <w:ilvl w:val="0"/>
+          <w:numId w:val="0"/>
+        </w:numPr>
+        <w:ind w:left="567"/>
+        <w:rPr>
+          <w:rFonts w:ascii="TimesNewRomanPSMT" w:hAnsi="TimesNewRomanPSMT"/>
+          <w:color w:val="000000"/>
+        </w:rPr>
+      </w:pPr>
+      <w:r>
+        <w:rPr>
+          <w:rFonts w:ascii="TimesNewRomanPSMT" w:hAnsi="TimesNewRomanPSMT"/>
+          <w:bCs/>
+          <w:color w:val="000000"/>
+        </w:rPr>
+        <w:t xml:space="preserve">Для запуска </w:t>
+      </w:r>
+      <w:proofErr w:type="spellStart"/>
+      <w:r>
+        <w:rPr>
+          <w:rFonts w:ascii="TimesNewRomanPSMT" w:hAnsi="TimesNewRomanPSMT"/>
+          <w:bCs/>
+          <w:color w:val="000000"/>
+        </w:rPr>
+        <w:t>корутины</w:t>
+      </w:r>
+      <w:proofErr w:type="spellEnd"/>
+      <w:r>
+        <w:rPr>
+          <w:rFonts w:ascii="TimesNewRomanPSMT" w:hAnsi="TimesNewRomanPSMT"/>
+          <w:bCs/>
+          <w:color w:val="000000"/>
+        </w:rPr>
+        <w:t>, которая выполняется в фоновом режиме без возврата результата</w:t>
+      </w:r>
+      <w:r>
+        <w:rPr>
+          <w:rFonts w:ascii="TimesNewRomanPSMT" w:hAnsi="TimesNewRomanPSMT"/>
+          <w:color w:val="000000"/>
+        </w:rPr>
+        <w:t>.</w:t>
+      </w:r>
+    </w:p>
+    <w:p>
+      <w:pPr>
+        <w:pStyle w:val="1"/>
+        <w:numPr>
+          <w:ilvl w:val="0"/>
+          <w:numId w:val="0"/>
+        </w:numPr>
+      </w:pPr>
+    </w:p>
+    <w:p>
+      <w:pPr>
+        <w:pStyle w:val="2"/>
+      </w:pPr>
+      <w:r>
+        <w:rPr>
+          <w:rFonts w:ascii="TimesNewRomanPSMT" w:hAnsi="TimesNewRomanPSMT"/>
+          <w:color w:val="000000"/>
+        </w:rPr>
+        <w:t xml:space="preserve">Какие особенности использования у </w:t>
+      </w:r>
+      <w:proofErr w:type="spellStart"/>
+      <w:r>
+        <w:rPr>
+          <w:rFonts w:ascii="TimesNewRomanPSMT" w:hAnsi="TimesNewRomanPSMT"/>
+          <w:color w:val="000000"/>
+        </w:rPr>
+        <w:t>suspend</w:t>
+      </w:r>
+      <w:proofErr w:type="spellEnd"/>
+      <w:r>
+        <w:rPr>
+          <w:rFonts w:ascii="TimesNewRomanPSMT" w:hAnsi="TimesNewRomanPSMT"/>
+          <w:color w:val="000000"/>
+        </w:rPr>
+        <w:t>-функций?</w:t>
+      </w:r>
+      <w:r>
+        <w:t>?</w:t>
+      </w:r>
+    </w:p>
+    <w:p>
+      <w:pPr>
+        <w:pStyle w:val="2"/>
+        <w:numPr>
+          <w:ilvl w:val="0"/>
+          <w:numId w:val="0"/>
+        </w:numPr>
+        <w:ind w:left="567"/>
+      </w:pPr>
+      <w:r>
+        <w:rPr>
+          <w:rFonts w:ascii="TimesNewRomanPSMT" w:hAnsi="TimesNewRomanPSMT"/>
+          <w:bCs/>
+          <w:color w:val="000000"/>
+        </w:rPr>
+        <w:t>П</w:t>
+      </w:r>
+      <w:r>
+        <w:rPr>
+          <w:rFonts w:ascii="TimesNewRomanPSMT" w:hAnsi="TimesNewRomanPSMT"/>
+          <w:bCs/>
+          <w:color w:val="000000"/>
+        </w:rPr>
+        <w:t>риостанавливать выполнение кода без блокировки потока</w:t>
+      </w:r>
+      <w:r>
+        <w:t>.</w:t>
+      </w:r>
+    </w:p>
+    <w:p>
+      <w:pPr>
+        <w:pStyle w:val="2"/>
+        <w:numPr>
+          <w:ilvl w:val="0"/>
+          <w:numId w:val="0"/>
+        </w:numPr>
+        <w:ind w:left="567"/>
+      </w:pPr>
+    </w:p>
+    <w:p>
+      <w:pPr>
+        <w:pStyle w:val="2"/>
+      </w:pPr>
+      <w:r>
+        <w:rPr>
+          <w:rFonts w:ascii="TimesNewRomanPSMT" w:hAnsi="TimesNewRomanPSMT"/>
+          <w:color w:val="000000"/>
+        </w:rPr>
+        <w:t xml:space="preserve">Как приостановить выполнение </w:t>
+      </w:r>
+      <w:proofErr w:type="spellStart"/>
+      <w:r>
+        <w:rPr>
+          <w:rFonts w:ascii="TimesNewRomanPSMT" w:hAnsi="TimesNewRomanPSMT"/>
+          <w:color w:val="000000"/>
+        </w:rPr>
+        <w:t>корутины</w:t>
+      </w:r>
+      <w:proofErr w:type="spellEnd"/>
+      <w:r>
+        <w:t>?</w:t>
+      </w:r>
+    </w:p>
+    <w:p>
+      <w:pPr>
+        <w:pStyle w:val="HTML"/>
+        <w:shd w:val="clear" w:color="auto" w:fill="1E1F22"/>
+        <w:rPr>
+          <w:color w:val="BCBEC4"/>
+          <w:lang w:val="en-US"/>
+        </w:rPr>
+      </w:pPr>
+      <w:r>
+        <w:rPr>
+          <w:lang w:val="en-US"/>
+        </w:rPr>
+        <w:tab/>
+      </w:r>
+      <w:proofErr w:type="spellStart"/>
+      <w:r>
+        <w:rPr>
+          <w:color w:val="BCBEC4"/>
+          <w:lang w:val="en-US"/>
+        </w:rPr>
+        <w:t>deley</w:t>
+      </w:r>
+      <w:proofErr w:type="spellEnd"/>
+      <w:r>
+        <w:rPr>
+          <w:color w:val="BCBEC4"/>
+          <w:lang w:val="en-US"/>
+        </w:rPr>
+        <w:t>(</w:t>
+      </w:r>
+      <w:r>
+        <w:rPr>
+          <w:color w:val="BCBEC4"/>
+        </w:rPr>
+        <w:t>миллисекунды</w:t>
+      </w:r>
+      <w:r>
+        <w:rPr>
+          <w:color w:val="BCBEC4"/>
+          <w:lang w:val="en-US"/>
+        </w:rPr>
+        <w:t>)</w:t>
+      </w:r>
+    </w:p>
+    <w:p>
+      <w:pPr>
+        <w:pStyle w:val="2"/>
+        <w:numPr>
+          <w:ilvl w:val="0"/>
+          <w:numId w:val="0"/>
+        </w:numPr>
+        <w:ind w:left="567"/>
+      </w:pPr>
+    </w:p>
+    <w:p>
+      <w:pPr>
+        <w:pStyle w:val="2"/>
+      </w:pPr>
+      <w:r>
+        <w:rPr>
+          <w:rFonts w:ascii="TimesNewRomanPSMT" w:hAnsi="TimesNewRomanPSMT"/>
+          <w:color w:val="000000"/>
+        </w:rPr>
+        <w:t xml:space="preserve">Как отменить выполнение </w:t>
+      </w:r>
+      <w:proofErr w:type="spellStart"/>
+      <w:r>
+        <w:rPr>
+          <w:rFonts w:ascii="TimesNewRomanPSMT" w:hAnsi="TimesNewRomanPSMT"/>
+          <w:color w:val="000000"/>
+        </w:rPr>
+        <w:t>корутины</w:t>
+      </w:r>
+      <w:proofErr w:type="spellEnd"/>
+      <w:r>
+        <w:t>?</w:t>
+      </w:r>
+    </w:p>
+    <w:p>
+      <w:pPr>
+        <w:pStyle w:val="HTML"/>
+        <w:shd w:val="clear" w:color="auto" w:fill="1E1F22"/>
+        <w:rPr>
+          <w:color w:val="BCBEC4"/>
+          <w:lang w:val="en-US"/>
+        </w:rPr>
+      </w:pPr>
+      <w:r>
+        <w:rPr>
+          <w:lang w:val="en-US"/>
+        </w:rPr>
+        <w:tab/>
+      </w:r>
+      <w:proofErr w:type="spellStart"/>
+      <w:r>
+        <w:rPr>
+          <w:color w:val="CF8E6D"/>
+        </w:rPr>
+        <w:t>val</w:t>
+      </w:r>
+      <w:proofErr w:type="spellEnd"/>
+      <w:r>
+        <w:rPr>
+          <w:color w:val="CF8E6D"/>
+        </w:rPr>
+        <w:t xml:space="preserve"> </w:t>
+      </w:r>
+      <w:proofErr w:type="spellStart"/>
+      <w:r>
+        <w:rPr>
+          <w:color w:val="BCBEC4"/>
+        </w:rPr>
+        <w:t>job</w:t>
+      </w:r>
+      <w:proofErr w:type="spellEnd"/>
+      <w:r>
+        <w:rPr>
+          <w:color w:val="BCBEC4"/>
+        </w:rPr>
+        <w:t xml:space="preserve"> = </w:t>
+      </w:r>
+      <w:proofErr w:type="spellStart"/>
+      <w:r>
+        <w:rPr>
+          <w:i/>
+          <w:iCs/>
+          <w:color w:val="57AAF7"/>
+        </w:rPr>
+        <w:t>launch</w:t>
+      </w:r>
+      <w:proofErr w:type="spellEnd"/>
+      <w:r>
+        <w:rPr>
+          <w:i/>
+          <w:iCs/>
+          <w:color w:val="57AAF7"/>
+        </w:rPr>
+        <w:t xml:space="preserve"> </w:t>
+      </w:r>
+      <w:proofErr w:type="gramStart"/>
+      <w:r>
+        <w:rPr>
+          <w:b/>
+          <w:bCs/>
+          <w:color w:val="BCBEC4"/>
+        </w:rPr>
+        <w:t>{</w:t>
+      </w:r>
+      <w:r>
+        <w:rPr>
+          <w:color w:val="BCBEC4"/>
+          <w:lang w:val="en-US"/>
+        </w:rPr>
+        <w:t xml:space="preserve"> …</w:t>
+      </w:r>
+      <w:proofErr w:type="gramEnd"/>
+      <w:r>
+        <w:rPr>
+          <w:color w:val="BCBEC4"/>
+          <w:lang w:val="en-US"/>
+        </w:rPr>
+        <w:t xml:space="preserve"> }</w:t>
+      </w:r>
+    </w:p>
+    <w:p>
+      <w:pPr>
+        <w:pStyle w:val="HTML"/>
+        <w:shd w:val="clear" w:color="auto" w:fill="1E1F22"/>
+        <w:rPr>
+          <w:color w:val="BCBEC4"/>
+        </w:rPr>
+      </w:pPr>
+      <w:r>
+        <w:rPr>
+          <w:lang w:val="en-US"/>
+        </w:rPr>
+        <w:tab/>
+      </w:r>
+      <w:proofErr w:type="spellStart"/>
+      <w:proofErr w:type="gramStart"/>
+      <w:r>
+        <w:rPr>
+          <w:color w:val="BCBEC4"/>
+        </w:rPr>
+        <w:t>job.cancel</w:t>
+      </w:r>
+      <w:proofErr w:type="spellEnd"/>
+      <w:proofErr w:type="gramEnd"/>
+      <w:r>
+        <w:rPr>
+          <w:color w:val="BCBEC4"/>
+        </w:rPr>
+        <w:t>()</w:t>
+      </w:r>
+    </w:p>
+    <w:p>
+      <w:pPr>
+        <w:pStyle w:val="2"/>
+        <w:numPr>
+          <w:ilvl w:val="0"/>
+          <w:numId w:val="0"/>
+        </w:numPr>
+        <w:ind w:left="567"/>
+        <w:rPr>
+          <w:lang w:val="en-US"/>
+        </w:rPr>
+      </w:pPr>
+    </w:p>
+    <w:p>
+      <w:pPr>
+        <w:pStyle w:val="2"/>
+      </w:pPr>
+      <w:r>
+        <w:rPr>
+          <w:rFonts w:ascii="TimesNewRomanPSMT" w:hAnsi="TimesNewRomanPSMT"/>
+          <w:color w:val="000000"/>
+        </w:rPr>
+        <w:t>Как подключить биб</w:t>
+      </w:r>
+      <w:r>
+        <w:rPr>
+          <w:rFonts w:ascii="TimesNewRomanPSMT" w:hAnsi="TimesNewRomanPSMT"/>
+          <w:color w:val="000000"/>
+        </w:rPr>
+        <w:t xml:space="preserve">лиотеку для работы с </w:t>
+      </w:r>
+      <w:proofErr w:type="spellStart"/>
+      <w:r>
+        <w:rPr>
+          <w:rFonts w:ascii="TimesNewRomanPSMT" w:hAnsi="TimesNewRomanPSMT"/>
+          <w:color w:val="000000"/>
+        </w:rPr>
+        <w:t>корутинами</w:t>
+      </w:r>
+      <w:proofErr w:type="spellEnd"/>
+      <w:r>
+        <w:t>?</w:t>
+      </w:r>
+    </w:p>
+    <w:p>
+      <w:pPr>
+        <w:pStyle w:val="2"/>
+        <w:numPr>
+          <w:ilvl w:val="0"/>
+          <w:numId w:val="0"/>
+        </w:numPr>
+        <w:ind w:left="567"/>
+        <w:rPr>
+          <w:lang w:val="en-US"/>
+        </w:rPr>
+      </w:pPr>
+      <w:r>
+        <w:rPr>
+          <w:lang w:val="en-US"/>
+        </w:rPr>
+        <w:t xml:space="preserve">File -&gt; Project </w:t>
+      </w:r>
+      <w:proofErr w:type="spellStart"/>
+      <w:r>
+        <w:rPr>
+          <w:lang w:val="en-US"/>
+        </w:rPr>
+        <w:t>Stracture</w:t>
+      </w:r>
+      <w:proofErr w:type="spellEnd"/>
+      <w:r>
+        <w:rPr>
+          <w:lang w:val="en-US"/>
+        </w:rPr>
+        <w:t xml:space="preserve"> -&gt; </w:t>
+      </w:r>
+      <w:proofErr w:type="spellStart"/>
+      <w:r>
+        <w:rPr>
+          <w:lang w:val="en-US"/>
+        </w:rPr>
+        <w:t>Libreries</w:t>
+      </w:r>
+      <w:proofErr w:type="spellEnd"/>
+      <w:r>
+        <w:rPr>
+          <w:lang w:val="en-US"/>
+        </w:rPr>
+        <w:t xml:space="preserve"> -&gt; “+” -&gt; From Maven -&gt; </w:t>
+      </w:r>
+      <w:r>
+        <w:t>найти</w:t>
+      </w:r>
+      <w:r>
+        <w:rPr>
+          <w:lang w:val="en-US"/>
+        </w:rPr>
+        <w:t xml:space="preserve"> </w:t>
+      </w:r>
+      <w:r>
+        <w:t>библиотеку</w:t>
+      </w:r>
+      <w:r>
+        <w:rPr>
+          <w:lang w:val="en-US"/>
+        </w:rPr>
+        <w:t xml:space="preserve"> -&gt; ok</w:t>
+      </w:r>
+    </w:p>
+    <w:p>
+      <w:pPr>
+        <w:pStyle w:val="2"/>
+        <w:numPr>
+          <w:ilvl w:val="0"/>
+          <w:numId w:val="0"/>
+        </w:numPr>
+        <w:ind w:firstLine="567"/>
+        <w:rPr>
+          <w:lang w:val="en-US"/>
+        </w:rPr>
+      </w:pPr>
+    </w:p>
+    <w:p>
+      <w:pPr>
+        <w:pStyle w:val="1"/>
+      </w:pPr>
+      <w:r>
+        <w:t>Вывод</w:t>
+      </w:r>
+    </w:p>
+    <w:p>
+      <w:pPr>
+        <w:pStyle w:val="2"/>
+      </w:pPr>
+      <w:r>
+        <w:t xml:space="preserve">В ходе лабораторной работы </w:t>
+      </w:r>
+      <w:r>
+        <w:t xml:space="preserve">созданы </w:t>
+      </w:r>
+      <w:r>
+        <w:rPr>
+          <w:rFonts w:ascii="TimesNewRomanPSMT" w:hAnsi="TimesNewRomanPSMT"/>
+          <w:color w:val="000000"/>
+        </w:rPr>
+        <w:t>сопрограмм</w:t>
+      </w:r>
+      <w:r>
+        <w:rPr>
+          <w:rFonts w:ascii="TimesNewRomanPSMT" w:hAnsi="TimesNewRomanPSMT"/>
+          <w:color w:val="000000"/>
+        </w:rPr>
+        <w:t xml:space="preserve">ы в приложении на </w:t>
+      </w:r>
+      <w:r>
+        <w:rPr>
+          <w:rFonts w:ascii="TimesNewRomanPSMT" w:hAnsi="TimesNewRomanPSMT"/>
+          <w:color w:val="000000"/>
+          <w:lang w:val="en-US"/>
+        </w:rPr>
+        <w:t>kotlin</w:t>
+      </w:r>
+      <w:r>
+        <w:rPr>
+          <w:rFonts w:ascii="TimesNewRomanPSMT" w:hAnsi="TimesNewRomanPSMT"/>
+          <w:color w:val="000000"/>
+        </w:rPr>
+        <w:t>.</w:t>
+      </w:r>
+      <w:bookmarkStart w:id="0" w:name="_GoBack"/>
+      <w:bookmarkEnd w:id="0"/>
     </w:p>
     <w:p>
       <w:pPr>
@@ -2910,7 +3930,7 @@
 </file>
 
 <file path=word/numbering.xml><?xml version="1.0" encoding="utf-8"?>
-<w:numbering xmlns:wpc="http://schemas.microsoft.com/office/word/2010/wordprocessingCanvas" xmlns:cx="http://schemas.microsoft.com/office/drawing/2014/chartex" xmlns:cx1="http://schemas.microsoft.com/office/drawing/2015/9/8/chartex" xmlns:cx2="http://schemas.microsoft.com/office/drawing/2015/10/21/chartex" xmlns:cx3="http://schemas.microsoft.com/office/drawing/2016/5/9/chartex" xmlns:cx4="http://schemas.microsoft.com/office/drawing/2016/5/10/chartex" xmlns:cx5="http://schemas.microsoft.com/office/drawing/2016/5/11/chartex" xmlns:cx6="http://schemas.microsoft.com/office/drawing/2016/5/12/chartex" xmlns:cx7="http://schemas.microsoft.com/office/drawing/2016/5/13/chartex" xmlns:cx8="http://schemas.microsoft.com/office/drawing/2016/5/14/chartex" xmlns:mc="http://schemas.openxmlformats.org/markup-compatibility/2006" xmlns:aink="http://schemas.microsoft.com/office/drawing/2016/ink" xmlns:am3d="http://schemas.microsoft.com/office/drawing/2017/model3d" xmlns:o="urn:schemas-microsoft-com:office:office" xmlns:oel="http://schemas.microsoft.com/office/2019/extlst" xmlns:r="http://schemas.openxmlformats.org/officeDocument/2006/relationships" xmlns:m="http://schemas.openxmlformats.org/officeDocument/2006/math" xmlns:v="urn:schemas-microsoft-com:vml" xmlns:wp14="http://schemas.microsoft.com/office/word/2010/wordprocessingDrawing" xmlns:wp="http://schemas.openxmlformats.org/drawingml/2006/wordprocessingDrawing" xmlns:w10="urn:schemas-microsoft-com:office:word" xmlns:w="http://schemas.openxmlformats.org/wordprocessingml/2006/main" xmlns:w14="http://schemas.microsoft.com/office/word/2010/wordml" xmlns:w15="http://schemas.microsoft.com/office/word/2012/wordml" xmlns:w16cex="http://schemas.microsoft.com/office/word/2018/wordml/cex" xmlns:w16cid="http://schemas.microsoft.com/office/word/2016/wordml/cid" xmlns:w16="http://schemas.microsoft.com/office/word/2018/wordml" xmlns:w16du="http://schemas.microsoft.com/office/word/2023/wordml/word16du" xmlns:w16sdtdh="http://schemas.microsoft.com/office/word/2020/wordml/sdtdatahash" xmlns:w16sdtfl="http://schemas.microsoft.com/office/word/2024/wordml/sdtformatlock" xmlns:w16se="http://schemas.microsoft.com/office/word/2015/wordml/symex" xmlns:wpg="http://schemas.microsoft.com/office/word/2010/wordprocessingGroup" xmlns:wpi="http://schemas.microsoft.com/office/word/2010/wordprocessingInk" xmlns:wne="http://schemas.microsoft.com/office/word/2006/wordml" xmlns:wps="http://schemas.microsoft.com/office/word/2010/wordprocessingShape" mc:Ignorable="w14 w15 w16se w16cid w16 w16cex w16sdtdh w16sdtfl w16du wp14">
+<w:numbering xmlns:wpc="http://schemas.microsoft.com/office/word/2010/wordprocessingCanvas" xmlns:cx="http://schemas.microsoft.com/office/drawing/2014/chartex" xmlns:mc="http://schemas.openxmlformats.org/markup-compatibility/2006" xmlns:o="urn:schemas-microsoft-com:office:office" xmlns:r="http://schemas.openxmlformats.org/officeDocument/2006/relationships" xmlns:m="http://schemas.openxmlformats.org/officeDocument/2006/math" xmlns:v="urn:schemas-microsoft-com:vml" xmlns:wp14="http://schemas.microsoft.com/office/word/2010/wordprocessingDrawing" xmlns:wp="http://schemas.openxmlformats.org/drawingml/2006/wordprocessingDrawing" xmlns:w10="urn:schemas-microsoft-com:office:word" xmlns:w="http://schemas.openxmlformats.org/wordprocessingml/2006/main" xmlns:w14="http://schemas.microsoft.com/office/word/2010/wordml" xmlns:w15="http://schemas.microsoft.com/office/word/2012/wordml" xmlns:w16se="http://schemas.microsoft.com/office/word/2015/wordml/symex" xmlns:wpg="http://schemas.microsoft.com/office/word/2010/wordprocessingGroup" xmlns:wpi="http://schemas.microsoft.com/office/word/2010/wordprocessingInk" xmlns:wne="http://schemas.microsoft.com/office/word/2006/wordml" xmlns:wps="http://schemas.microsoft.com/office/word/2010/wordprocessingShape" mc:Ignorable="w14 w15 w16se wp14">
   <w:abstractNum w:abstractNumId="0" w15:restartNumberingAfterBreak="0">
     <w:nsid w:val="635D41CF"/>
     <w:multiLevelType w:val="multilevel"/>
@@ -3052,13 +4072,13 @@
     <w:tmpl w:val="68BC61E4"/>
     <w:numStyleLink w:val="a"/>
   </w:abstractNum>
-  <w:num w:numId="1" w16cid:durableId="499387792">
+  <w:num w:numId="1">
     <w:abstractNumId w:val="0"/>
   </w:num>
-  <w:num w:numId="2" w16cid:durableId="2102556080">
+  <w:num w:numId="2">
     <w:abstractNumId w:val="0"/>
   </w:num>
-  <w:num w:numId="3" w16cid:durableId="601228097">
+  <w:num w:numId="3">
     <w:abstractNumId w:val="1"/>
     <w:lvlOverride w:ilvl="0">
       <w:lvl w:ilvl="0">
@@ -3206,7 +4226,7 @@
       </w:lvl>
     </w:lvlOverride>
   </w:num>
-  <w:num w:numId="4" w16cid:durableId="500392001">
+  <w:num w:numId="4">
     <w:abstractNumId w:val="1"/>
     <w:lvlOverride w:ilvl="0">
       <w:lvl w:ilvl="0">
@@ -3354,35 +4374,47 @@
       </w:lvl>
     </w:lvlOverride>
   </w:num>
-  <w:num w:numId="5" w16cid:durableId="2061710356">
+  <w:num w:numId="5">
     <w:abstractNumId w:val="0"/>
   </w:num>
-  <w:num w:numId="6" w16cid:durableId="702826926">
+  <w:num w:numId="6">
     <w:abstractNumId w:val="0"/>
   </w:num>
-  <w:num w:numId="7" w16cid:durableId="1103452041">
+  <w:num w:numId="7">
     <w:abstractNumId w:val="0"/>
   </w:num>
-  <w:num w:numId="8" w16cid:durableId="1786193093">
+  <w:num w:numId="8">
     <w:abstractNumId w:val="0"/>
   </w:num>
-  <w:num w:numId="9" w16cid:durableId="1724720077">
+  <w:num w:numId="9">
     <w:abstractNumId w:val="0"/>
     <w:lvlOverride w:ilvl="0">
       <w:startOverride w:val="1"/>
     </w:lvlOverride>
   </w:num>
-  <w:num w:numId="10" w16cid:durableId="204871530">
+  <w:num w:numId="10">
     <w:abstractNumId w:val="0"/>
   </w:num>
-  <w:num w:numId="11" w16cid:durableId="289479440">
+  <w:num w:numId="11">
+    <w:abstractNumId w:val="0"/>
+  </w:num>
+  <w:num w:numId="12">
+    <w:abstractNumId w:val="0"/>
+    <w:lvlOverride w:ilvl="0">
+      <w:startOverride w:val="1"/>
+    </w:lvlOverride>
+  </w:num>
+  <w:num w:numId="13">
+    <w:abstractNumId w:val="0"/>
+  </w:num>
+  <w:num w:numId="14">
     <w:abstractNumId w:val="0"/>
   </w:num>
 </w:numbering>
 </file>
 
 <file path=word/styles.xml><?xml version="1.0" encoding="utf-8"?>
-<w:styles xmlns:mc="http://schemas.openxmlformats.org/markup-compatibility/2006" xmlns:r="http://schemas.openxmlformats.org/officeDocument/2006/relationships" xmlns:w="http://schemas.openxmlformats.org/wordprocessingml/2006/main" xmlns:w14="http://schemas.microsoft.com/office/word/2010/wordml" xmlns:w15="http://schemas.microsoft.com/office/word/2012/wordml" xmlns:w16cex="http://schemas.microsoft.com/office/word/2018/wordml/cex" xmlns:w16cid="http://schemas.microsoft.com/office/word/2016/wordml/cid" xmlns:w16="http://schemas.microsoft.com/office/word/2018/wordml" xmlns:w16du="http://schemas.microsoft.com/office/word/2023/wordml/word16du" xmlns:w16sdtdh="http://schemas.microsoft.com/office/word/2020/wordml/sdtdatahash" xmlns:w16sdtfl="http://schemas.microsoft.com/office/word/2024/wordml/sdtformatlock" xmlns:w16se="http://schemas.microsoft.com/office/word/2015/wordml/symex" mc:Ignorable="w14 w15 w16se w16cid w16 w16cex w16sdtdh w16sdtfl w16du">
+<w:styles xmlns:mc="http://schemas.openxmlformats.org/markup-compatibility/2006" xmlns:r="http://schemas.openxmlformats.org/officeDocument/2006/relationships" xmlns:w="http://schemas.openxmlformats.org/wordprocessingml/2006/main" xmlns:w14="http://schemas.microsoft.com/office/word/2010/wordml" xmlns:w15="http://schemas.microsoft.com/office/word/2012/wordml" xmlns:w16se="http://schemas.microsoft.com/office/word/2015/wordml/symex" mc:Ignorable="w14 w15 w16se">
   <w:docDefaults>
     <w:rPrDefault>
       <w:rPr>
@@ -3399,7 +4431,7 @@
       </w:pPr>
     </w:pPrDefault>
   </w:docDefaults>
-  <w:latentStyles w:defLockedState="0" w:defUIPriority="99" w:defSemiHidden="0" w:defUnhideWhenUsed="0" w:defQFormat="0" w:count="376">
+  <w:latentStyles w:defLockedState="0" w:defUIPriority="99" w:defSemiHidden="0" w:defUnhideWhenUsed="0" w:defQFormat="0" w:count="371">
     <w:lsdException w:name="Normal" w:uiPriority="0" w:qFormat="1"/>
     <w:lsdException w:name="heading 1" w:uiPriority="9" w:qFormat="1"/>
     <w:lsdException w:name="heading 2" w:semiHidden="1" w:uiPriority="9" w:unhideWhenUsed="1" w:qFormat="1"/>
@@ -3771,11 +4803,6 @@
     <w:lsdException w:name="List Table 5 Dark Accent 6" w:uiPriority="50"/>
     <w:lsdException w:name="List Table 6 Colorful Accent 6" w:uiPriority="51"/>
     <w:lsdException w:name="List Table 7 Colorful Accent 6" w:uiPriority="52"/>
-    <w:lsdException w:name="Mention" w:semiHidden="1" w:unhideWhenUsed="1"/>
-    <w:lsdException w:name="Smart Hyperlink" w:semiHidden="1" w:unhideWhenUsed="1"/>
-    <w:lsdException w:name="Hashtag" w:semiHidden="1" w:unhideWhenUsed="1"/>
-    <w:lsdException w:name="Unresolved Mention" w:semiHidden="1" w:unhideWhenUsed="1"/>
-    <w:lsdException w:name="Smart Link" w:semiHidden="1" w:unhideWhenUsed="1"/>
   </w:latentStyles>
   <w:style w:type="paragraph" w:default="1" w:styleId="a0">
     <w:name w:val="Normal"/>
@@ -3989,6 +5016,7 @@
   <w:style w:type="character" w:default="1" w:styleId="a1">
     <w:name w:val="Default Paragraph Font"/>
     <w:uiPriority w:val="1"/>
+    <w:semiHidden/>
     <w:unhideWhenUsed/>
   </w:style>
   <w:style w:type="table" w:default="1" w:styleId="a2">
@@ -4421,6 +5449,56 @@
       <w:bCs/>
     </w:rPr>
   </w:style>
+  <w:style w:type="paragraph" w:styleId="HTML">
+    <w:name w:val="HTML Preformatted"/>
+    <w:basedOn w:val="a0"/>
+    <w:link w:val="HTML0"/>
+    <w:uiPriority w:val="99"/>
+    <w:unhideWhenUsed/>
+    <w:rsid w:val="000D6BDD"/>
+    <w:pPr>
+      <w:tabs>
+        <w:tab w:val="left" w:pos="916"/>
+        <w:tab w:val="left" w:pos="1832"/>
+        <w:tab w:val="left" w:pos="2748"/>
+        <w:tab w:val="left" w:pos="3664"/>
+        <w:tab w:val="left" w:pos="4580"/>
+        <w:tab w:val="left" w:pos="5496"/>
+        <w:tab w:val="left" w:pos="6412"/>
+        <w:tab w:val="left" w:pos="7328"/>
+        <w:tab w:val="left" w:pos="8244"/>
+        <w:tab w:val="left" w:pos="9160"/>
+        <w:tab w:val="left" w:pos="10076"/>
+        <w:tab w:val="left" w:pos="10992"/>
+        <w:tab w:val="left" w:pos="11908"/>
+        <w:tab w:val="left" w:pos="12824"/>
+        <w:tab w:val="left" w:pos="13740"/>
+        <w:tab w:val="left" w:pos="14656"/>
+      </w:tabs>
+      <w:spacing w:after="0" w:line="240" w:lineRule="auto"/>
+    </w:pPr>
+    <w:rPr>
+      <w:rFonts w:ascii="Courier New" w:eastAsia="Times New Roman" w:hAnsi="Courier New" w:cs="Courier New"/>
+      <w:kern w:val="0"/>
+      <w:sz w:val="20"/>
+      <w:szCs w:val="20"/>
+      <w:lang w:eastAsia="ru-RU"/>
+    </w:rPr>
+  </w:style>
+  <w:style w:type="character" w:customStyle="1" w:styleId="HTML0">
+    <w:name w:val="Стандартный HTML Знак"/>
+    <w:basedOn w:val="a1"/>
+    <w:link w:val="HTML"/>
+    <w:uiPriority w:val="99"/>
+    <w:rsid w:val="000D6BDD"/>
+    <w:rPr>
+      <w:rFonts w:ascii="Courier New" w:eastAsia="Times New Roman" w:hAnsi="Courier New" w:cs="Courier New"/>
+      <w:kern w:val="0"/>
+      <w:sz w:val="20"/>
+      <w:szCs w:val="20"/>
+      <w:lang w:eastAsia="ru-RU"/>
+    </w:rPr>
+  </w:style>
 </w:styles>
 </file>
 

--- a/Отчети Луканин.docx
+++ b/Отчети Луканин.docx
@@ -3639,6 +3639,7 @@
       <w:r>
         <w:rPr>
           <w:color w:val="CF8E6D"/>
+          <w:lang w:val="en-US"/>
         </w:rPr>
         <w:t>val</w:t>
       </w:r>
@@ -3646,40 +3647,25 @@
       <w:r>
         <w:rPr>
           <w:color w:val="CF8E6D"/>
+          <w:lang w:val="en-US"/>
         </w:rPr>
         <w:t xml:space="preserve"> </w:t>
       </w:r>
-      <w:proofErr w:type="spellStart"/>
       <w:r>
         <w:rPr>
           <w:color w:val="BCBEC4"/>
-        </w:rPr>
-        <w:t>job</w:t>
-      </w:r>
-      <w:proofErr w:type="spellEnd"/>
-      <w:r>
-        <w:rPr>
-          <w:color w:val="BCBEC4"/>
-        </w:rPr>
-        <w:t xml:space="preserve"> = </w:t>
-      </w:r>
-      <w:proofErr w:type="spellStart"/>
+          <w:lang w:val="en-US"/>
+        </w:rPr>
+        <w:t xml:space="preserve">job = </w:t>
+      </w:r>
       <w:r>
         <w:rPr>
           <w:i/>
           <w:iCs/>
           <w:color w:val="57AAF7"/>
-        </w:rPr>
-        <w:t>launch</w:t>
-      </w:r>
-      <w:proofErr w:type="spellEnd"/>
-      <w:r>
-        <w:rPr>
-          <w:i/>
-          <w:iCs/>
-          <w:color w:val="57AAF7"/>
-        </w:rPr>
-        <w:t xml:space="preserve"> </w:t>
+          <w:lang w:val="en-US"/>
+        </w:rPr>
+        <w:t xml:space="preserve">launch </w:t>
       </w:r>
       <w:proofErr w:type="gramStart"/>
       <w:r>
@@ -3687,6 +3673,7 @@
           <w:b/>
           <w:bCs/>
           <w:color w:val="BCBEC4"/>
+          <w:lang w:val="en-US"/>
         </w:rPr>
         <w:t>{</w:t>
       </w:r>
@@ -3712,6 +3699,7 @@
         <w:shd w:val="clear" w:color="auto" w:fill="1E1F22"/>
         <w:rPr>
           <w:color w:val="BCBEC4"/>
+          <w:lang w:val="en-US"/>
         </w:rPr>
       </w:pPr>
       <w:r>
@@ -3725,6 +3713,7 @@
       <w:r>
         <w:rPr>
           <w:color w:val="BCBEC4"/>
+          <w:lang w:val="en-US"/>
         </w:rPr>
         <w:t>job.cancel</w:t>
       </w:r>
@@ -3733,6 +3722,7 @@
       <w:r>
         <w:rPr>
           <w:color w:val="BCBEC4"/>
+          <w:lang w:val="en-US"/>
         </w:rPr>
         <w:t>()</w:t>
       </w:r>
@@ -3759,117 +3749,114 @@
           <w:rFonts w:ascii="TimesNewRomanPSMT" w:hAnsi="TimesNewRomanPSMT"/>
           <w:color w:val="000000"/>
         </w:rPr>
-        <w:t>Как подключить биб</w:t>
-      </w:r>
+        <w:t xml:space="preserve">Как подключить библиотеку для работы с </w:t>
+      </w:r>
+      <w:proofErr w:type="spellStart"/>
       <w:r>
         <w:rPr>
           <w:rFonts w:ascii="TimesNewRomanPSMT" w:hAnsi="TimesNewRomanPSMT"/>
           <w:color w:val="000000"/>
         </w:rPr>
-        <w:t xml:space="preserve">лиотеку для работы с </w:t>
+        <w:t>корутинами</w:t>
+      </w:r>
+      <w:proofErr w:type="spellEnd"/>
+      <w:r>
+        <w:t>?</w:t>
+      </w:r>
+    </w:p>
+    <w:p>
+      <w:pPr>
+        <w:pStyle w:val="2"/>
+        <w:numPr>
+          <w:ilvl w:val="0"/>
+          <w:numId w:val="0"/>
+        </w:numPr>
+        <w:ind w:left="567"/>
+        <w:rPr>
+          <w:lang w:val="en-US"/>
+        </w:rPr>
+      </w:pPr>
+      <w:r>
+        <w:rPr>
+          <w:lang w:val="en-US"/>
+        </w:rPr>
+        <w:t xml:space="preserve">File -&gt; Project </w:t>
       </w:r>
       <w:proofErr w:type="spellStart"/>
       <w:r>
+        <w:rPr>
+          <w:lang w:val="en-US"/>
+        </w:rPr>
+        <w:t>Stracture</w:t>
+      </w:r>
+      <w:proofErr w:type="spellEnd"/>
+      <w:r>
+        <w:rPr>
+          <w:lang w:val="en-US"/>
+        </w:rPr>
+        <w:t xml:space="preserve"> -&gt; </w:t>
+      </w:r>
+      <w:proofErr w:type="spellStart"/>
+      <w:r>
+        <w:rPr>
+          <w:lang w:val="en-US"/>
+        </w:rPr>
+        <w:t>Libreries</w:t>
+      </w:r>
+      <w:proofErr w:type="spellEnd"/>
+      <w:r>
+        <w:rPr>
+          <w:lang w:val="en-US"/>
+        </w:rPr>
+        <w:t xml:space="preserve"> -&gt; “+” -&gt; From Maven -&gt; </w:t>
+      </w:r>
+      <w:r>
+        <w:t>найти</w:t>
+      </w:r>
+      <w:r>
+        <w:rPr>
+          <w:lang w:val="en-US"/>
+        </w:rPr>
+        <w:t xml:space="preserve"> </w:t>
+      </w:r>
+      <w:r>
+        <w:t>библиотеку</w:t>
+      </w:r>
+      <w:r>
+        <w:rPr>
+          <w:lang w:val="en-US"/>
+        </w:rPr>
+        <w:t xml:space="preserve"> -&gt; ok</w:t>
+      </w:r>
+    </w:p>
+    <w:p>
+      <w:pPr>
+        <w:pStyle w:val="2"/>
+        <w:numPr>
+          <w:ilvl w:val="0"/>
+          <w:numId w:val="0"/>
+        </w:numPr>
+        <w:ind w:firstLine="567"/>
+        <w:rPr>
+          <w:lang w:val="en-US"/>
+        </w:rPr>
+      </w:pPr>
+    </w:p>
+    <w:p>
+      <w:pPr>
+        <w:pStyle w:val="1"/>
+      </w:pPr>
+      <w:r>
+        <w:t>Вывод</w:t>
+      </w:r>
+    </w:p>
+    <w:p>
+      <w:pPr>
+        <w:pStyle w:val="2"/>
         <w:rPr>
           <w:rFonts w:ascii="TimesNewRomanPSMT" w:hAnsi="TimesNewRomanPSMT"/>
           <w:color w:val="000000"/>
         </w:rPr>
-        <w:t>корутинами</w:t>
-      </w:r>
-      <w:proofErr w:type="spellEnd"/>
-      <w:r>
-        <w:t>?</w:t>
-      </w:r>
-    </w:p>
-    <w:p>
-      <w:pPr>
-        <w:pStyle w:val="2"/>
-        <w:numPr>
-          <w:ilvl w:val="0"/>
-          <w:numId w:val="0"/>
-        </w:numPr>
-        <w:ind w:left="567"/>
-        <w:rPr>
-          <w:lang w:val="en-US"/>
-        </w:rPr>
-      </w:pPr>
-      <w:r>
-        <w:rPr>
-          <w:lang w:val="en-US"/>
-        </w:rPr>
-        <w:t xml:space="preserve">File -&gt; Project </w:t>
-      </w:r>
-      <w:proofErr w:type="spellStart"/>
-      <w:r>
-        <w:rPr>
-          <w:lang w:val="en-US"/>
-        </w:rPr>
-        <w:t>Stracture</w:t>
-      </w:r>
-      <w:proofErr w:type="spellEnd"/>
-      <w:r>
-        <w:rPr>
-          <w:lang w:val="en-US"/>
-        </w:rPr>
-        <w:t xml:space="preserve"> -&gt; </w:t>
-      </w:r>
-      <w:proofErr w:type="spellStart"/>
-      <w:r>
-        <w:rPr>
-          <w:lang w:val="en-US"/>
-        </w:rPr>
-        <w:t>Libreries</w:t>
-      </w:r>
-      <w:proofErr w:type="spellEnd"/>
-      <w:r>
-        <w:rPr>
-          <w:lang w:val="en-US"/>
-        </w:rPr>
-        <w:t xml:space="preserve"> -&gt; “+” -&gt; From Maven -&gt; </w:t>
-      </w:r>
-      <w:r>
-        <w:t>найти</w:t>
-      </w:r>
-      <w:r>
-        <w:rPr>
-          <w:lang w:val="en-US"/>
-        </w:rPr>
-        <w:t xml:space="preserve"> </w:t>
-      </w:r>
-      <w:r>
-        <w:t>библиотеку</w:t>
-      </w:r>
-      <w:r>
-        <w:rPr>
-          <w:lang w:val="en-US"/>
-        </w:rPr>
-        <w:t xml:space="preserve"> -&gt; ok</w:t>
-      </w:r>
-    </w:p>
-    <w:p>
-      <w:pPr>
-        <w:pStyle w:val="2"/>
-        <w:numPr>
-          <w:ilvl w:val="0"/>
-          <w:numId w:val="0"/>
-        </w:numPr>
-        <w:ind w:firstLine="567"/>
-        <w:rPr>
-          <w:lang w:val="en-US"/>
-        </w:rPr>
-      </w:pPr>
-    </w:p>
-    <w:p>
-      <w:pPr>
-        <w:pStyle w:val="1"/>
-      </w:pPr>
-      <w:r>
-        <w:t>Вывод</w:t>
-      </w:r>
-    </w:p>
-    <w:p>
-      <w:pPr>
-        <w:pStyle w:val="2"/>
       </w:pPr>
       <w:r>
         <w:t xml:space="preserve">В ходе лабораторной работы </w:t>
@@ -3882,32 +3869,757 @@
           <w:rFonts w:ascii="TimesNewRomanPSMT" w:hAnsi="TimesNewRomanPSMT"/>
           <w:color w:val="000000"/>
         </w:rPr>
-        <w:t>сопрограмм</w:t>
+        <w:t xml:space="preserve">сопрограммы в приложении на </w:t>
       </w:r>
       <w:r>
         <w:rPr>
           <w:rFonts w:ascii="TimesNewRomanPSMT" w:hAnsi="TimesNewRomanPSMT"/>
           <w:color w:val="000000"/>
-        </w:rPr>
-        <w:t xml:space="preserve">ы в приложении на </w:t>
+          <w:lang w:val="en-US"/>
+        </w:rPr>
+        <w:t>kotlin</w:t>
       </w:r>
       <w:r>
         <w:rPr>
           <w:rFonts w:ascii="TimesNewRomanPSMT" w:hAnsi="TimesNewRomanPSMT"/>
           <w:color w:val="000000"/>
-          <w:lang w:val="en-US"/>
-        </w:rPr>
-        <w:t>kotlin</w:t>
-      </w:r>
-      <w:r>
+        </w:rPr>
+        <w:t>.</w:t>
+      </w:r>
+    </w:p>
+    <w:p>
+      <w:pPr>
         <w:rPr>
           <w:rFonts w:ascii="TimesNewRomanPSMT" w:hAnsi="TimesNewRomanPSMT"/>
           <w:color w:val="000000"/>
         </w:rPr>
+      </w:pPr>
+      <w:r>
+        <w:rPr>
+          <w:rFonts w:ascii="TimesNewRomanPSMT" w:hAnsi="TimesNewRomanPSMT"/>
+          <w:color w:val="000000"/>
+        </w:rPr>
+        <w:br w:type="page"/>
+      </w:r>
+    </w:p>
+    <w:p>
+      <w:pPr>
+        <w:pStyle w:val="10"/>
+      </w:pPr>
+      <w:r>
+        <w:lastRenderedPageBreak/>
+        <w:t>Лабораторная работа №13</w:t>
+      </w:r>
+      <w:r>
+        <w:br/>
+        <w:t>Создание нового проекта</w:t>
+      </w:r>
+    </w:p>
+    <w:p>
+      <w:pPr>
+        <w:pStyle w:val="1"/>
+        <w:numPr>
+          <w:ilvl w:val="0"/>
+          <w:numId w:val="17"/>
+        </w:numPr>
+      </w:pPr>
+      <w:r>
+        <w:t>Цель работы</w:t>
+      </w:r>
+    </w:p>
+    <w:p>
+      <w:pPr>
+        <w:pStyle w:val="2"/>
+        <w:numPr>
+          <w:ilvl w:val="1"/>
+          <w:numId w:val="15"/>
+        </w:numPr>
+      </w:pPr>
+      <w:r>
+        <w:t xml:space="preserve">Изучить процесс создания приложения в </w:t>
+      </w:r>
+      <w:proofErr w:type="spellStart"/>
+      <w:r>
+        <w:t>Android</w:t>
+      </w:r>
+      <w:proofErr w:type="spellEnd"/>
+      <w:r>
+        <w:t xml:space="preserve"> </w:t>
+      </w:r>
+      <w:proofErr w:type="spellStart"/>
+      <w:r>
+        <w:t>Studio</w:t>
+      </w:r>
+      <w:proofErr w:type="spellEnd"/>
+      <w:r>
         <w:t>.</w:t>
+      </w:r>
+    </w:p>
+    <w:p>
+      <w:pPr>
+        <w:pStyle w:val="1"/>
+        <w:numPr>
+          <w:ilvl w:val="0"/>
+          <w:numId w:val="15"/>
+        </w:numPr>
+      </w:pPr>
+      <w:r>
+        <w:t>Контрольные вопросы</w:t>
+      </w:r>
+    </w:p>
+    <w:p>
+      <w:pPr>
+        <w:pStyle w:val="2"/>
+        <w:numPr>
+          <w:ilvl w:val="1"/>
+          <w:numId w:val="15"/>
+        </w:numPr>
+      </w:pPr>
+      <w:r>
+        <w:t xml:space="preserve">Что такое </w:t>
+      </w:r>
+      <w:proofErr w:type="spellStart"/>
+      <w:r>
+        <w:t>Jetpack</w:t>
+      </w:r>
+      <w:proofErr w:type="spellEnd"/>
+      <w:r>
+        <w:t xml:space="preserve"> </w:t>
+      </w:r>
+      <w:proofErr w:type="spellStart"/>
+      <w:r>
+        <w:t>Compose</w:t>
+      </w:r>
+      <w:proofErr w:type="spellEnd"/>
+      <w:r>
+        <w:t xml:space="preserve">? </w:t>
+      </w:r>
+    </w:p>
+    <w:p>
+      <w:pPr>
+        <w:pStyle w:val="2"/>
+        <w:numPr>
+          <w:ilvl w:val="0"/>
+          <w:numId w:val="0"/>
+        </w:numPr>
+        <w:ind w:left="567"/>
+        <w:rPr>
+          <w:b/>
+        </w:rPr>
+      </w:pPr>
+      <w:r>
+        <w:rPr>
+          <w:rStyle w:val="af0"/>
+          <w:b w:val="0"/>
+          <w:color w:val="333333"/>
+          <w:shd w:val="clear" w:color="auto" w:fill="FFFFFF"/>
+        </w:rPr>
+        <w:t>Ф</w:t>
+      </w:r>
+      <w:r>
+        <w:rPr>
+          <w:rStyle w:val="af0"/>
+          <w:b w:val="0"/>
+          <w:color w:val="333333"/>
+          <w:shd w:val="clear" w:color="auto" w:fill="FFFFFF"/>
+        </w:rPr>
+        <w:t xml:space="preserve">реймворк для создания </w:t>
+      </w:r>
+      <w:r>
+        <w:rPr>
+          <w:rStyle w:val="af0"/>
+          <w:b w:val="0"/>
+          <w:color w:val="333333"/>
+          <w:shd w:val="clear" w:color="auto" w:fill="FFFFFF"/>
+        </w:rPr>
+        <w:t>UI</w:t>
+      </w:r>
+      <w:r>
+        <w:rPr>
+          <w:rStyle w:val="af0"/>
+          <w:b w:val="0"/>
+          <w:color w:val="333333"/>
+          <w:shd w:val="clear" w:color="auto" w:fill="FFFFFF"/>
+        </w:rPr>
+        <w:t xml:space="preserve"> в приложениях для платформы </w:t>
+      </w:r>
+      <w:proofErr w:type="spellStart"/>
+      <w:r>
+        <w:rPr>
+          <w:rStyle w:val="af0"/>
+          <w:b w:val="0"/>
+          <w:color w:val="333333"/>
+          <w:shd w:val="clear" w:color="auto" w:fill="FFFFFF"/>
+        </w:rPr>
+        <w:t>Android</w:t>
+      </w:r>
+      <w:proofErr w:type="spellEnd"/>
+      <w:r>
+        <w:rPr>
+          <w:b/>
+          <w:color w:val="333333"/>
+          <w:shd w:val="clear" w:color="auto" w:fill="FFFFFF"/>
+        </w:rPr>
+        <w:t>.</w:t>
+      </w:r>
+    </w:p>
+    <w:p>
+      <w:pPr>
+        <w:pStyle w:val="2"/>
+        <w:numPr>
+          <w:ilvl w:val="0"/>
+          <w:numId w:val="0"/>
+        </w:numPr>
+        <w:ind w:left="567"/>
+      </w:pPr>
+    </w:p>
+    <w:p>
+      <w:pPr>
+        <w:pStyle w:val="2"/>
+        <w:numPr>
+          <w:ilvl w:val="1"/>
+          <w:numId w:val="15"/>
+        </w:numPr>
+      </w:pPr>
+      <w:r>
+        <w:t xml:space="preserve">Какой тип проекта нужно выбрать, чтобы создать проект с использованием </w:t>
+      </w:r>
+      <w:proofErr w:type="spellStart"/>
+      <w:r>
+        <w:t>Jetpack</w:t>
+      </w:r>
+      <w:proofErr w:type="spellEnd"/>
+      <w:r>
+        <w:t xml:space="preserve"> </w:t>
+      </w:r>
+      <w:proofErr w:type="spellStart"/>
+      <w:r>
+        <w:t>Compose</w:t>
+      </w:r>
+      <w:proofErr w:type="spellEnd"/>
+      <w:r>
+        <w:t xml:space="preserve">? </w:t>
+      </w:r>
+    </w:p>
+    <w:p>
+      <w:pPr>
+        <w:pStyle w:val="2"/>
+        <w:numPr>
+          <w:ilvl w:val="0"/>
+          <w:numId w:val="0"/>
+        </w:numPr>
+        <w:ind w:left="567"/>
+        <w:rPr>
+          <w:lang w:val="en-US"/>
+        </w:rPr>
+      </w:pPr>
+      <w:r>
+        <w:rPr>
+          <w:lang w:val="en-US"/>
+        </w:rPr>
+        <w:t>Empty Activity</w:t>
+      </w:r>
+    </w:p>
+    <w:p>
+      <w:pPr>
+        <w:pStyle w:val="2"/>
+        <w:numPr>
+          <w:ilvl w:val="0"/>
+          <w:numId w:val="0"/>
+        </w:numPr>
+        <w:ind w:left="567"/>
+      </w:pPr>
+    </w:p>
+    <w:p>
+      <w:pPr>
+        <w:pStyle w:val="2"/>
+        <w:numPr>
+          <w:ilvl w:val="1"/>
+          <w:numId w:val="15"/>
+        </w:numPr>
+      </w:pPr>
+      <w:r>
+        <w:t xml:space="preserve">Что такое </w:t>
+      </w:r>
+      <w:proofErr w:type="spellStart"/>
+      <w:r>
+        <w:t>Activity</w:t>
+      </w:r>
+      <w:proofErr w:type="spellEnd"/>
+      <w:r>
+        <w:t xml:space="preserve">? </w:t>
+      </w:r>
+    </w:p>
+    <w:p>
+      <w:pPr>
+        <w:pStyle w:val="2"/>
+        <w:numPr>
+          <w:ilvl w:val="0"/>
+          <w:numId w:val="0"/>
+        </w:numPr>
+        <w:ind w:left="567"/>
+        <w:rPr>
+          <w:color w:val="333333"/>
+          <w:shd w:val="clear" w:color="auto" w:fill="FFFFFF"/>
+        </w:rPr>
+      </w:pPr>
+      <w:r>
+        <w:rPr>
+          <w:color w:val="333333"/>
+          <w:shd w:val="clear" w:color="auto" w:fill="FFFFFF"/>
+        </w:rPr>
+        <w:t xml:space="preserve">В </w:t>
+      </w:r>
+      <w:proofErr w:type="spellStart"/>
+      <w:r>
+        <w:rPr>
+          <w:color w:val="333333"/>
+          <w:shd w:val="clear" w:color="auto" w:fill="FFFFFF"/>
+        </w:rPr>
+        <w:t>activity</w:t>
+      </w:r>
+      <w:proofErr w:type="spellEnd"/>
+      <w:r>
+        <w:rPr>
+          <w:color w:val="333333"/>
+          <w:shd w:val="clear" w:color="auto" w:fill="FFFFFF"/>
+        </w:rPr>
+        <w:t xml:space="preserve"> располагаются различные элементы: кнопки, фрагменты, изображения и другие</w:t>
+      </w:r>
+      <w:r>
+        <w:rPr>
+          <w:color w:val="333333"/>
+          <w:shd w:val="clear" w:color="auto" w:fill="FFFFFF"/>
+        </w:rPr>
+        <w:t xml:space="preserve"> </w:t>
+      </w:r>
+      <w:r>
+        <w:rPr>
+          <w:color w:val="333333"/>
+          <w:shd w:val="clear" w:color="auto" w:fill="FFFFFF"/>
+        </w:rPr>
+        <w:t>элементы</w:t>
+      </w:r>
+    </w:p>
+    <w:p>
+      <w:pPr>
+        <w:pStyle w:val="2"/>
+        <w:numPr>
+          <w:ilvl w:val="0"/>
+          <w:numId w:val="0"/>
+        </w:numPr>
+        <w:ind w:left="567"/>
+      </w:pPr>
+    </w:p>
+    <w:p>
+      <w:pPr>
+        <w:pStyle w:val="2"/>
+        <w:numPr>
+          <w:ilvl w:val="1"/>
+          <w:numId w:val="15"/>
+        </w:numPr>
+      </w:pPr>
+      <w:r>
+        <w:t xml:space="preserve">Для чего используется </w:t>
+      </w:r>
+      <w:proofErr w:type="spellStart"/>
+      <w:r>
+        <w:t>MainActivity</w:t>
+      </w:r>
+      <w:proofErr w:type="spellEnd"/>
+      <w:r>
+        <w:t xml:space="preserve">? </w:t>
+      </w:r>
+    </w:p>
+    <w:p>
+      <w:pPr>
+        <w:pStyle w:val="2"/>
+        <w:numPr>
+          <w:ilvl w:val="0"/>
+          <w:numId w:val="0"/>
+        </w:numPr>
+        <w:ind w:left="567"/>
+      </w:pPr>
+      <w:r>
+        <w:rPr>
+          <w:color w:val="333333"/>
+          <w:shd w:val="clear" w:color="auto" w:fill="FFFFFF"/>
+        </w:rPr>
+        <w:t>Д</w:t>
+      </w:r>
+      <w:r>
+        <w:rPr>
+          <w:color w:val="333333"/>
+          <w:shd w:val="clear" w:color="auto" w:fill="FFFFFF"/>
+        </w:rPr>
+        <w:t>ля</w:t>
+      </w:r>
+      <w:r>
+        <w:rPr>
+          <w:b/>
+          <w:color w:val="333333"/>
+          <w:shd w:val="clear" w:color="auto" w:fill="FFFFFF"/>
+        </w:rPr>
+        <w:t> </w:t>
+      </w:r>
+      <w:r>
+        <w:rPr>
+          <w:rStyle w:val="af0"/>
+          <w:b w:val="0"/>
+          <w:color w:val="333333"/>
+          <w:shd w:val="clear" w:color="auto" w:fill="FFFFFF"/>
+        </w:rPr>
+        <w:t>создания основного интерфейса приложения</w:t>
+      </w:r>
+      <w:r>
+        <w:rPr>
+          <w:color w:val="333333"/>
+          <w:shd w:val="clear" w:color="auto" w:fill="FFFFFF"/>
+        </w:rPr>
+        <w:t> при его запуске</w:t>
+      </w:r>
+      <w:r>
+        <w:rPr>
+          <w:color w:val="333333"/>
+          <w:shd w:val="clear" w:color="auto" w:fill="FFFFFF"/>
+        </w:rPr>
+        <w:t>.</w:t>
+      </w:r>
+    </w:p>
+    <w:p>
+      <w:pPr>
+        <w:pStyle w:val="2"/>
+        <w:numPr>
+          <w:ilvl w:val="0"/>
+          <w:numId w:val="0"/>
+        </w:numPr>
+        <w:ind w:left="567"/>
+      </w:pPr>
+    </w:p>
+    <w:p>
+      <w:pPr>
+        <w:pStyle w:val="2"/>
+        <w:numPr>
+          <w:ilvl w:val="1"/>
+          <w:numId w:val="15"/>
+        </w:numPr>
+      </w:pPr>
+      <w:r>
+        <w:t xml:space="preserve">Для чего используется функция </w:t>
+      </w:r>
+      <w:proofErr w:type="spellStart"/>
+      <w:r>
+        <w:t>onCreate</w:t>
+      </w:r>
+      <w:proofErr w:type="spellEnd"/>
+      <w:r>
+        <w:t xml:space="preserve">? </w:t>
+      </w:r>
+    </w:p>
+    <w:p>
+      <w:pPr>
+        <w:pStyle w:val="2"/>
+        <w:numPr>
+          <w:ilvl w:val="0"/>
+          <w:numId w:val="0"/>
+        </w:numPr>
+        <w:ind w:left="567"/>
+        <w:jc w:val="left"/>
+        <w:rPr>
+          <w:b/>
+        </w:rPr>
+      </w:pPr>
+      <w:r>
+        <w:rPr>
+          <w:color w:val="333333"/>
+          <w:shd w:val="clear" w:color="auto" w:fill="FFFFFF"/>
+        </w:rPr>
+        <w:t>И</w:t>
+      </w:r>
+      <w:r>
+        <w:rPr>
+          <w:color w:val="333333"/>
+          <w:shd w:val="clear" w:color="auto" w:fill="FFFFFF"/>
+        </w:rPr>
+        <w:t>спользуется</w:t>
+      </w:r>
+      <w:r>
+        <w:rPr>
+          <w:b/>
+          <w:color w:val="333333"/>
+          <w:shd w:val="clear" w:color="auto" w:fill="FFFFFF"/>
+        </w:rPr>
+        <w:t> </w:t>
+      </w:r>
+      <w:r>
+        <w:rPr>
+          <w:rStyle w:val="af0"/>
+          <w:b w:val="0"/>
+          <w:color w:val="333333"/>
+          <w:shd w:val="clear" w:color="auto" w:fill="FFFFFF"/>
+        </w:rPr>
+        <w:t>для выполнения основной инициализации при первом создании активности</w:t>
+      </w:r>
+      <w:r>
+        <w:rPr>
+          <w:b/>
+          <w:color w:val="333333"/>
+          <w:shd w:val="clear" w:color="auto" w:fill="FFFFFF"/>
+        </w:rPr>
+        <w:t>. </w:t>
+      </w:r>
+      <w:r>
+        <w:rPr>
+          <w:b/>
+        </w:rPr>
+        <w:t xml:space="preserve"> </w:t>
+      </w:r>
+    </w:p>
+    <w:p>
+      <w:pPr>
+        <w:pStyle w:val="2"/>
+        <w:numPr>
+          <w:ilvl w:val="0"/>
+          <w:numId w:val="0"/>
+        </w:numPr>
+        <w:ind w:left="567"/>
+      </w:pPr>
+    </w:p>
+    <w:p>
+      <w:pPr>
+        <w:pStyle w:val="2"/>
+        <w:numPr>
+          <w:ilvl w:val="1"/>
+          <w:numId w:val="15"/>
+        </w:numPr>
+      </w:pPr>
+      <w:r>
+        <w:t xml:space="preserve">Что делает функция </w:t>
+      </w:r>
+      <w:proofErr w:type="spellStart"/>
+      <w:r>
+        <w:t>setContent</w:t>
+      </w:r>
+      <w:proofErr w:type="spellEnd"/>
+      <w:r>
+        <w:t xml:space="preserve">? </w:t>
+      </w:r>
+    </w:p>
+    <w:p>
+      <w:pPr>
+        <w:pStyle w:val="2"/>
+        <w:numPr>
+          <w:ilvl w:val="0"/>
+          <w:numId w:val="0"/>
+        </w:numPr>
+        <w:ind w:left="567"/>
+      </w:pPr>
+      <w:r>
+        <w:rPr>
+          <w:rStyle w:val="af0"/>
+          <w:b w:val="0"/>
+          <w:color w:val="333333"/>
+          <w:shd w:val="clear" w:color="auto" w:fill="FFFFFF"/>
+        </w:rPr>
+        <w:t>устанавливает содержимое экрана</w:t>
+      </w:r>
+      <w:r>
+        <w:rPr>
+          <w:color w:val="333333"/>
+          <w:shd w:val="clear" w:color="auto" w:fill="FFFFFF"/>
+        </w:rPr>
+        <w:t>.</w:t>
+      </w:r>
+    </w:p>
+    <w:p>
+      <w:pPr>
+        <w:pStyle w:val="2"/>
+        <w:numPr>
+          <w:ilvl w:val="0"/>
+          <w:numId w:val="0"/>
+        </w:numPr>
+        <w:ind w:left="567"/>
+      </w:pPr>
+    </w:p>
+    <w:p>
+      <w:pPr>
+        <w:pStyle w:val="2"/>
+        <w:numPr>
+          <w:ilvl w:val="1"/>
+          <w:numId w:val="15"/>
+        </w:numPr>
+      </w:pPr>
+      <w:r>
+        <w:t>Для чего используется функция @</w:t>
+      </w:r>
+      <w:proofErr w:type="spellStart"/>
+      <w:r>
+        <w:t>Composable</w:t>
+      </w:r>
+      <w:proofErr w:type="spellEnd"/>
+      <w:r>
+        <w:t xml:space="preserve">? </w:t>
+      </w:r>
+    </w:p>
+    <w:p>
+      <w:pPr>
+        <w:pStyle w:val="2"/>
+        <w:numPr>
+          <w:ilvl w:val="0"/>
+          <w:numId w:val="0"/>
+        </w:numPr>
+        <w:ind w:left="567"/>
+        <w:rPr>
+          <w:b/>
+        </w:rPr>
+      </w:pPr>
+      <w:r>
+        <w:rPr>
+          <w:rStyle w:val="af0"/>
+          <w:b w:val="0"/>
+          <w:color w:val="333333"/>
+          <w:shd w:val="clear" w:color="auto" w:fill="FFFFFF"/>
+        </w:rPr>
+        <w:t>Д</w:t>
+      </w:r>
+      <w:r>
+        <w:rPr>
+          <w:rStyle w:val="af0"/>
+          <w:b w:val="0"/>
+          <w:color w:val="333333"/>
+          <w:shd w:val="clear" w:color="auto" w:fill="FFFFFF"/>
+        </w:rPr>
+        <w:t>ля обозначения компонентов пользовательского интерфейса</w:t>
+      </w:r>
+      <w:r>
+        <w:rPr>
+          <w:b/>
+          <w:color w:val="333333"/>
+          <w:shd w:val="clear" w:color="auto" w:fill="FFFFFF"/>
+        </w:rPr>
+        <w:t>.</w:t>
+      </w:r>
+    </w:p>
+    <w:p>
+      <w:pPr>
+        <w:pStyle w:val="2"/>
+        <w:numPr>
+          <w:ilvl w:val="0"/>
+          <w:numId w:val="0"/>
+        </w:numPr>
+        <w:ind w:left="567"/>
+      </w:pPr>
+    </w:p>
+    <w:p>
+      <w:pPr>
+        <w:pStyle w:val="2"/>
+        <w:numPr>
+          <w:ilvl w:val="1"/>
+          <w:numId w:val="15"/>
+        </w:numPr>
+      </w:pPr>
+      <w:r>
+        <w:t>Для чего указывается @</w:t>
+      </w:r>
+      <w:proofErr w:type="spellStart"/>
+      <w:r>
+        <w:t>Preview</w:t>
+      </w:r>
+      <w:proofErr w:type="spellEnd"/>
+      <w:r>
+        <w:t>?</w:t>
+      </w:r>
+    </w:p>
+    <w:p>
+      <w:pPr>
+        <w:pStyle w:val="2"/>
+        <w:numPr>
+          <w:ilvl w:val="0"/>
+          <w:numId w:val="0"/>
+        </w:numPr>
+        <w:ind w:left="567"/>
+      </w:pPr>
+      <w:r>
+        <w:t>Для предварительного отображения элемента в специальном окне.</w:t>
       </w:r>
       <w:bookmarkStart w:id="0" w:name="_GoBack"/>
       <w:bookmarkEnd w:id="0"/>
+    </w:p>
+    <w:p>
+      <w:pPr>
+        <w:pStyle w:val="2"/>
+        <w:numPr>
+          <w:ilvl w:val="0"/>
+          <w:numId w:val="0"/>
+        </w:numPr>
+        <w:ind w:left="567"/>
+      </w:pPr>
+    </w:p>
+    <w:p>
+      <w:pPr>
+        <w:pStyle w:val="1"/>
+        <w:numPr>
+          <w:ilvl w:val="0"/>
+          <w:numId w:val="15"/>
+        </w:numPr>
+      </w:pPr>
+      <w:r>
+        <w:t>Вывод</w:t>
+      </w:r>
+    </w:p>
+    <w:p>
+      <w:pPr>
+        <w:pStyle w:val="1"/>
+        <w:numPr>
+          <w:ilvl w:val="0"/>
+          <w:numId w:val="0"/>
+        </w:numPr>
+        <w:rPr>
+          <w:b w:val="0"/>
+        </w:rPr>
+      </w:pPr>
+      <w:r>
+        <w:rPr>
+          <w:b w:val="0"/>
+        </w:rPr>
+        <w:t xml:space="preserve">В ходе лабораторной работы создано приложение в </w:t>
+      </w:r>
+      <w:r>
+        <w:rPr>
+          <w:b w:val="0"/>
+          <w:lang w:val="en-US"/>
+        </w:rPr>
+        <w:t>Android</w:t>
+      </w:r>
+      <w:r>
+        <w:rPr>
+          <w:b w:val="0"/>
+        </w:rPr>
+        <w:t xml:space="preserve"> </w:t>
+      </w:r>
+      <w:r>
+        <w:rPr>
+          <w:b w:val="0"/>
+          <w:lang w:val="en-US"/>
+        </w:rPr>
+        <w:t>Studio</w:t>
+      </w:r>
+      <w:r>
+        <w:rPr>
+          <w:b w:val="0"/>
+        </w:rPr>
+        <w:t>.</w:t>
+      </w:r>
+    </w:p>
+    <w:p>
+      <w:pPr>
+        <w:pStyle w:val="2"/>
+        <w:numPr>
+          <w:ilvl w:val="0"/>
+          <w:numId w:val="0"/>
+        </w:numPr>
+        <w:ind w:left="567"/>
+      </w:pPr>
     </w:p>
     <w:p>
       <w:pPr>
@@ -4409,6 +5121,465 @@
   </w:num>
   <w:num w:numId="14">
     <w:abstractNumId w:val="0"/>
+  </w:num>
+  <w:num w:numId="15">
+    <w:abstractNumId w:val="0"/>
+    <w:lvlOverride w:ilvl="0">
+      <w:lvl w:ilvl="0">
+        <w:start w:val="1"/>
+        <w:numFmt w:val="decimal"/>
+        <w:pStyle w:val="1"/>
+        <w:suff w:val="space"/>
+        <w:lvlText w:val="%1"/>
+        <w:lvlJc w:val="left"/>
+        <w:pPr>
+          <w:ind w:left="0" w:firstLine="0"/>
+        </w:pPr>
+        <w:rPr>
+          <w:rFonts w:ascii="Times New Roman" w:hAnsi="Times New Roman" w:hint="default"/>
+          <w:b/>
+          <w:sz w:val="28"/>
+        </w:rPr>
+      </w:lvl>
+    </w:lvlOverride>
+    <w:lvlOverride w:ilvl="1">
+      <w:lvl w:ilvl="1">
+        <w:start w:val="1"/>
+        <w:numFmt w:val="decimal"/>
+        <w:pStyle w:val="2"/>
+        <w:suff w:val="space"/>
+        <w:lvlText w:val="%1.%2"/>
+        <w:lvlJc w:val="left"/>
+        <w:pPr>
+          <w:ind w:left="0" w:firstLine="567"/>
+        </w:pPr>
+        <w:rPr>
+          <w:rFonts w:ascii="Times New Roman" w:hAnsi="Times New Roman" w:hint="default"/>
+          <w:sz w:val="28"/>
+        </w:rPr>
+      </w:lvl>
+    </w:lvlOverride>
+    <w:lvlOverride w:ilvl="2">
+      <w:lvl w:ilvl="2">
+        <w:start w:val="1"/>
+        <w:numFmt w:val="decimal"/>
+        <w:suff w:val="space"/>
+        <w:lvlText w:val="%1.%2.%3"/>
+        <w:lvlJc w:val="left"/>
+        <w:pPr>
+          <w:ind w:left="0" w:firstLine="567"/>
+        </w:pPr>
+        <w:rPr>
+          <w:rFonts w:ascii="Times New Roman" w:hAnsi="Times New Roman" w:hint="default"/>
+          <w:sz w:val="28"/>
+        </w:rPr>
+      </w:lvl>
+    </w:lvlOverride>
+    <w:lvlOverride w:ilvl="3">
+      <w:lvl w:ilvl="3">
+        <w:start w:val="1"/>
+        <w:numFmt w:val="decimal"/>
+        <w:suff w:val="space"/>
+        <w:lvlText w:val="%1.%2.%3.%4"/>
+        <w:lvlJc w:val="left"/>
+        <w:pPr>
+          <w:ind w:left="0" w:firstLine="567"/>
+        </w:pPr>
+        <w:rPr>
+          <w:rFonts w:ascii="Times New Roman" w:hAnsi="Times New Roman" w:hint="default"/>
+          <w:sz w:val="28"/>
+        </w:rPr>
+      </w:lvl>
+    </w:lvlOverride>
+    <w:lvlOverride w:ilvl="4">
+      <w:lvl w:ilvl="4">
+        <w:start w:val="1"/>
+        <w:numFmt w:val="decimal"/>
+        <w:suff w:val="space"/>
+        <w:lvlText w:val="%1.%2.%3.%4.%5"/>
+        <w:lvlJc w:val="left"/>
+        <w:pPr>
+          <w:ind w:left="0" w:firstLine="567"/>
+        </w:pPr>
+        <w:rPr>
+          <w:rFonts w:ascii="Times New Roman" w:hAnsi="Times New Roman" w:hint="default"/>
+          <w:sz w:val="28"/>
+        </w:rPr>
+      </w:lvl>
+    </w:lvlOverride>
+    <w:lvlOverride w:ilvl="5">
+      <w:lvl w:ilvl="5">
+        <w:start w:val="1"/>
+        <w:numFmt w:val="decimal"/>
+        <w:suff w:val="space"/>
+        <w:lvlText w:val="%1.%2.%3.%4.%5.%6"/>
+        <w:lvlJc w:val="left"/>
+        <w:pPr>
+          <w:ind w:left="0" w:firstLine="567"/>
+        </w:pPr>
+        <w:rPr>
+          <w:rFonts w:ascii="Times New Roman" w:hAnsi="Times New Roman" w:hint="default"/>
+          <w:sz w:val="28"/>
+        </w:rPr>
+      </w:lvl>
+    </w:lvlOverride>
+    <w:lvlOverride w:ilvl="6">
+      <w:lvl w:ilvl="6">
+        <w:start w:val="1"/>
+        <w:numFmt w:val="decimal"/>
+        <w:suff w:val="space"/>
+        <w:lvlText w:val="%1.%2.%3.%4.%5.%6.%7"/>
+        <w:lvlJc w:val="left"/>
+        <w:pPr>
+          <w:ind w:left="0" w:firstLine="567"/>
+        </w:pPr>
+        <w:rPr>
+          <w:rFonts w:ascii="Times New Roman" w:hAnsi="Times New Roman" w:hint="default"/>
+          <w:sz w:val="28"/>
+        </w:rPr>
+      </w:lvl>
+    </w:lvlOverride>
+    <w:lvlOverride w:ilvl="7">
+      <w:lvl w:ilvl="7">
+        <w:start w:val="1"/>
+        <w:numFmt w:val="decimal"/>
+        <w:suff w:val="space"/>
+        <w:lvlText w:val="%1.%2.%3.%4.%5.%6.%7.%8"/>
+        <w:lvlJc w:val="left"/>
+        <w:pPr>
+          <w:ind w:left="0" w:firstLine="567"/>
+        </w:pPr>
+        <w:rPr>
+          <w:rFonts w:ascii="Times New Roman" w:hAnsi="Times New Roman" w:hint="default"/>
+          <w:sz w:val="28"/>
+        </w:rPr>
+      </w:lvl>
+    </w:lvlOverride>
+    <w:lvlOverride w:ilvl="8">
+      <w:lvl w:ilvl="8">
+        <w:start w:val="1"/>
+        <w:numFmt w:val="decimal"/>
+        <w:suff w:val="space"/>
+        <w:lvlText w:val="%1.%2.%3.%4.%5.%6.%7.%8.%9"/>
+        <w:lvlJc w:val="left"/>
+        <w:pPr>
+          <w:ind w:left="0" w:firstLine="567"/>
+        </w:pPr>
+        <w:rPr>
+          <w:rFonts w:ascii="Times New Roman" w:hAnsi="Times New Roman" w:hint="default"/>
+          <w:sz w:val="28"/>
+        </w:rPr>
+      </w:lvl>
+    </w:lvlOverride>
+  </w:num>
+  <w:num w:numId="16">
+    <w:abstractNumId w:val="0"/>
+    <w:lvlOverride w:ilvl="0">
+      <w:lvl w:ilvl="0">
+        <w:start w:val="1"/>
+        <w:numFmt w:val="decimal"/>
+        <w:pStyle w:val="1"/>
+        <w:suff w:val="space"/>
+        <w:lvlText w:val="%1"/>
+        <w:lvlJc w:val="left"/>
+        <w:pPr>
+          <w:ind w:left="568" w:firstLine="0"/>
+        </w:pPr>
+        <w:rPr>
+          <w:rFonts w:ascii="Times New Roman" w:hAnsi="Times New Roman" w:cs="Times New Roman" w:hint="default"/>
+          <w:b/>
+          <w:sz w:val="28"/>
+        </w:rPr>
+      </w:lvl>
+    </w:lvlOverride>
+    <w:lvlOverride w:ilvl="1">
+      <w:lvl w:ilvl="1">
+        <w:start w:val="1"/>
+        <w:numFmt w:val="decimal"/>
+        <w:pStyle w:val="2"/>
+        <w:suff w:val="space"/>
+        <w:lvlText w:val="%1.%2"/>
+        <w:lvlJc w:val="left"/>
+        <w:pPr>
+          <w:ind w:left="0" w:firstLine="567"/>
+        </w:pPr>
+        <w:rPr>
+          <w:rFonts w:ascii="Times New Roman" w:hAnsi="Times New Roman" w:cs="Times New Roman" w:hint="default"/>
+          <w:sz w:val="28"/>
+        </w:rPr>
+      </w:lvl>
+    </w:lvlOverride>
+    <w:lvlOverride w:ilvl="2">
+      <w:lvl w:ilvl="2">
+        <w:start w:val="1"/>
+        <w:numFmt w:val="decimal"/>
+        <w:suff w:val="space"/>
+        <w:lvlText w:val="%1.%2.%3"/>
+        <w:lvlJc w:val="left"/>
+        <w:pPr>
+          <w:ind w:left="0" w:firstLine="567"/>
+        </w:pPr>
+        <w:rPr>
+          <w:rFonts w:ascii="Times New Roman" w:hAnsi="Times New Roman" w:cs="Times New Roman" w:hint="default"/>
+          <w:sz w:val="28"/>
+        </w:rPr>
+      </w:lvl>
+    </w:lvlOverride>
+    <w:lvlOverride w:ilvl="3">
+      <w:lvl w:ilvl="3">
+        <w:start w:val="1"/>
+        <w:numFmt w:val="decimal"/>
+        <w:suff w:val="space"/>
+        <w:lvlText w:val="%1.%2.%3.%4"/>
+        <w:lvlJc w:val="left"/>
+        <w:pPr>
+          <w:ind w:left="0" w:firstLine="567"/>
+        </w:pPr>
+        <w:rPr>
+          <w:rFonts w:ascii="Times New Roman" w:hAnsi="Times New Roman" w:cs="Times New Roman" w:hint="default"/>
+          <w:sz w:val="28"/>
+        </w:rPr>
+      </w:lvl>
+    </w:lvlOverride>
+    <w:lvlOverride w:ilvl="4">
+      <w:lvl w:ilvl="4">
+        <w:start w:val="1"/>
+        <w:numFmt w:val="decimal"/>
+        <w:suff w:val="space"/>
+        <w:lvlText w:val="%1.%2.%3.%4.%5"/>
+        <w:lvlJc w:val="left"/>
+        <w:pPr>
+          <w:ind w:left="0" w:firstLine="567"/>
+        </w:pPr>
+        <w:rPr>
+          <w:rFonts w:ascii="Times New Roman" w:hAnsi="Times New Roman" w:cs="Times New Roman" w:hint="default"/>
+          <w:sz w:val="28"/>
+        </w:rPr>
+      </w:lvl>
+    </w:lvlOverride>
+    <w:lvlOverride w:ilvl="5">
+      <w:lvl w:ilvl="5">
+        <w:start w:val="1"/>
+        <w:numFmt w:val="decimal"/>
+        <w:suff w:val="space"/>
+        <w:lvlText w:val="%1.%2.%3.%4.%5.%6"/>
+        <w:lvlJc w:val="left"/>
+        <w:pPr>
+          <w:ind w:left="0" w:firstLine="567"/>
+        </w:pPr>
+        <w:rPr>
+          <w:rFonts w:ascii="Times New Roman" w:hAnsi="Times New Roman" w:cs="Times New Roman" w:hint="default"/>
+          <w:sz w:val="28"/>
+        </w:rPr>
+      </w:lvl>
+    </w:lvlOverride>
+    <w:lvlOverride w:ilvl="6">
+      <w:lvl w:ilvl="6">
+        <w:start w:val="1"/>
+        <w:numFmt w:val="decimal"/>
+        <w:suff w:val="space"/>
+        <w:lvlText w:val="%1.%2.%3.%4.%5.%6.%7"/>
+        <w:lvlJc w:val="left"/>
+        <w:pPr>
+          <w:ind w:left="0" w:firstLine="567"/>
+        </w:pPr>
+        <w:rPr>
+          <w:rFonts w:ascii="Times New Roman" w:hAnsi="Times New Roman" w:cs="Times New Roman" w:hint="default"/>
+          <w:sz w:val="28"/>
+        </w:rPr>
+      </w:lvl>
+    </w:lvlOverride>
+    <w:lvlOverride w:ilvl="7">
+      <w:lvl w:ilvl="7">
+        <w:start w:val="1"/>
+        <w:numFmt w:val="decimal"/>
+        <w:suff w:val="space"/>
+        <w:lvlText w:val="%1.%2.%3.%4.%5.%6.%7.%8"/>
+        <w:lvlJc w:val="left"/>
+        <w:pPr>
+          <w:ind w:left="0" w:firstLine="567"/>
+        </w:pPr>
+        <w:rPr>
+          <w:rFonts w:ascii="Times New Roman" w:hAnsi="Times New Roman" w:cs="Times New Roman" w:hint="default"/>
+          <w:sz w:val="28"/>
+        </w:rPr>
+      </w:lvl>
+    </w:lvlOverride>
+    <w:lvlOverride w:ilvl="8">
+      <w:lvl w:ilvl="8">
+        <w:start w:val="1"/>
+        <w:numFmt w:val="decimal"/>
+        <w:suff w:val="space"/>
+        <w:lvlText w:val="%1.%2.%3.%4.%5.%6.%7.%8.%9"/>
+        <w:lvlJc w:val="left"/>
+        <w:pPr>
+          <w:ind w:left="0" w:firstLine="567"/>
+        </w:pPr>
+        <w:rPr>
+          <w:rFonts w:ascii="Times New Roman" w:hAnsi="Times New Roman" w:cs="Times New Roman" w:hint="default"/>
+          <w:sz w:val="28"/>
+        </w:rPr>
+      </w:lvl>
+    </w:lvlOverride>
+  </w:num>
+  <w:num w:numId="17">
+    <w:abstractNumId w:val="0"/>
+    <w:lvlOverride w:ilvl="0">
+      <w:startOverride w:val="1"/>
+      <w:lvl w:ilvl="0">
+        <w:start w:val="1"/>
+        <w:numFmt w:val="decimal"/>
+        <w:pStyle w:val="1"/>
+        <w:suff w:val="space"/>
+        <w:lvlText w:val="%1"/>
+        <w:lvlJc w:val="left"/>
+        <w:pPr>
+          <w:ind w:left="0" w:firstLine="0"/>
+        </w:pPr>
+        <w:rPr>
+          <w:rFonts w:ascii="Times New Roman" w:hAnsi="Times New Roman" w:hint="default"/>
+          <w:b/>
+          <w:sz w:val="28"/>
+        </w:rPr>
+      </w:lvl>
+    </w:lvlOverride>
+    <w:lvlOverride w:ilvl="1">
+      <w:startOverride w:val="1"/>
+      <w:lvl w:ilvl="1">
+        <w:start w:val="1"/>
+        <w:numFmt w:val="decimal"/>
+        <w:pStyle w:val="2"/>
+        <w:suff w:val="space"/>
+        <w:lvlText w:val="%1.%2"/>
+        <w:lvlJc w:val="left"/>
+        <w:pPr>
+          <w:ind w:left="0" w:firstLine="567"/>
+        </w:pPr>
+        <w:rPr>
+          <w:rFonts w:ascii="Times New Roman" w:hAnsi="Times New Roman" w:hint="default"/>
+          <w:sz w:val="28"/>
+        </w:rPr>
+      </w:lvl>
+    </w:lvlOverride>
+    <w:lvlOverride w:ilvl="2">
+      <w:startOverride w:val="1"/>
+      <w:lvl w:ilvl="2">
+        <w:start w:val="1"/>
+        <w:numFmt w:val="decimal"/>
+        <w:suff w:val="space"/>
+        <w:lvlText w:val="%1.%2.%3"/>
+        <w:lvlJc w:val="left"/>
+        <w:pPr>
+          <w:ind w:left="0" w:firstLine="567"/>
+        </w:pPr>
+        <w:rPr>
+          <w:rFonts w:ascii="Times New Roman" w:hAnsi="Times New Roman" w:hint="default"/>
+          <w:sz w:val="28"/>
+        </w:rPr>
+      </w:lvl>
+    </w:lvlOverride>
+    <w:lvlOverride w:ilvl="3">
+      <w:startOverride w:val="1"/>
+      <w:lvl w:ilvl="3">
+        <w:start w:val="1"/>
+        <w:numFmt w:val="decimal"/>
+        <w:suff w:val="space"/>
+        <w:lvlText w:val="%1.%2.%3.%4"/>
+        <w:lvlJc w:val="left"/>
+        <w:pPr>
+          <w:ind w:left="0" w:firstLine="567"/>
+        </w:pPr>
+        <w:rPr>
+          <w:rFonts w:ascii="Times New Roman" w:hAnsi="Times New Roman" w:hint="default"/>
+          <w:sz w:val="28"/>
+        </w:rPr>
+      </w:lvl>
+    </w:lvlOverride>
+    <w:lvlOverride w:ilvl="4">
+      <w:startOverride w:val="1"/>
+      <w:lvl w:ilvl="4">
+        <w:start w:val="1"/>
+        <w:numFmt w:val="decimal"/>
+        <w:suff w:val="space"/>
+        <w:lvlText w:val="%1.%2.%3.%4.%5"/>
+        <w:lvlJc w:val="left"/>
+        <w:pPr>
+          <w:ind w:left="0" w:firstLine="567"/>
+        </w:pPr>
+        <w:rPr>
+          <w:rFonts w:ascii="Times New Roman" w:hAnsi="Times New Roman" w:hint="default"/>
+          <w:sz w:val="28"/>
+        </w:rPr>
+      </w:lvl>
+    </w:lvlOverride>
+    <w:lvlOverride w:ilvl="5">
+      <w:startOverride w:val="1"/>
+      <w:lvl w:ilvl="5">
+        <w:start w:val="1"/>
+        <w:numFmt w:val="decimal"/>
+        <w:suff w:val="space"/>
+        <w:lvlText w:val="%1.%2.%3.%4.%5.%6"/>
+        <w:lvlJc w:val="left"/>
+        <w:pPr>
+          <w:ind w:left="0" w:firstLine="567"/>
+        </w:pPr>
+        <w:rPr>
+          <w:rFonts w:ascii="Times New Roman" w:hAnsi="Times New Roman" w:hint="default"/>
+          <w:sz w:val="28"/>
+        </w:rPr>
+      </w:lvl>
+    </w:lvlOverride>
+    <w:lvlOverride w:ilvl="6">
+      <w:startOverride w:val="1"/>
+      <w:lvl w:ilvl="6">
+        <w:start w:val="1"/>
+        <w:numFmt w:val="decimal"/>
+        <w:suff w:val="space"/>
+        <w:lvlText w:val="%1.%2.%3.%4.%5.%6.%7"/>
+        <w:lvlJc w:val="left"/>
+        <w:pPr>
+          <w:ind w:left="0" w:firstLine="567"/>
+        </w:pPr>
+        <w:rPr>
+          <w:rFonts w:ascii="Times New Roman" w:hAnsi="Times New Roman" w:hint="default"/>
+          <w:sz w:val="28"/>
+        </w:rPr>
+      </w:lvl>
+    </w:lvlOverride>
+    <w:lvlOverride w:ilvl="7">
+      <w:startOverride w:val="1"/>
+      <w:lvl w:ilvl="7">
+        <w:start w:val="1"/>
+        <w:numFmt w:val="decimal"/>
+        <w:suff w:val="space"/>
+        <w:lvlText w:val="%1.%2.%3.%4.%5.%6.%7.%8"/>
+        <w:lvlJc w:val="left"/>
+        <w:pPr>
+          <w:ind w:left="0" w:firstLine="567"/>
+        </w:pPr>
+        <w:rPr>
+          <w:rFonts w:ascii="Times New Roman" w:hAnsi="Times New Roman" w:hint="default"/>
+          <w:sz w:val="28"/>
+        </w:rPr>
+      </w:lvl>
+    </w:lvlOverride>
+    <w:lvlOverride w:ilvl="8">
+      <w:startOverride w:val="1"/>
+      <w:lvl w:ilvl="8">
+        <w:start w:val="1"/>
+        <w:numFmt w:val="decimal"/>
+        <w:suff w:val="space"/>
+        <w:lvlText w:val="%1.%2.%3.%4.%5.%6.%7.%8.%9"/>
+        <w:lvlJc w:val="left"/>
+        <w:pPr>
+          <w:ind w:left="0" w:firstLine="567"/>
+        </w:pPr>
+        <w:rPr>
+          <w:rFonts w:ascii="Times New Roman" w:hAnsi="Times New Roman" w:hint="default"/>
+          <w:sz w:val="28"/>
+        </w:rPr>
+      </w:lvl>
+    </w:lvlOverride>
   </w:num>
 </w:numbering>
 </file>

--- a/Отчети Луканин.docx
+++ b/Отчети Луканин.docx
@@ -1,6 +1,6 @@
 
 <file path=word/document.xml><?xml version="1.0" encoding="utf-8"?>
-<w:document xmlns:wpc="http://schemas.microsoft.com/office/word/2010/wordprocessingCanvas" xmlns:cx="http://schemas.microsoft.com/office/drawing/2014/chartex" xmlns:mc="http://schemas.openxmlformats.org/markup-compatibility/2006" xmlns:o="urn:schemas-microsoft-com:office:office" xmlns:r="http://schemas.openxmlformats.org/officeDocument/2006/relationships" xmlns:m="http://schemas.openxmlformats.org/officeDocument/2006/math" xmlns:v="urn:schemas-microsoft-com:vml" xmlns:wp14="http://schemas.microsoft.com/office/word/2010/wordprocessingDrawing" xmlns:wp="http://schemas.openxmlformats.org/drawingml/2006/wordprocessingDrawing" xmlns:w10="urn:schemas-microsoft-com:office:word" xmlns:w="http://schemas.openxmlformats.org/wordprocessingml/2006/main" xmlns:w14="http://schemas.microsoft.com/office/word/2010/wordml" xmlns:w15="http://schemas.microsoft.com/office/word/2012/wordml" xmlns:w16se="http://schemas.microsoft.com/office/word/2015/wordml/symex" xmlns:wpg="http://schemas.microsoft.com/office/word/2010/wordprocessingGroup" xmlns:wpi="http://schemas.microsoft.com/office/word/2010/wordprocessingInk" xmlns:wne="http://schemas.microsoft.com/office/word/2006/wordml" xmlns:wps="http://schemas.microsoft.com/office/word/2010/wordprocessingShape" mc:Ignorable="w14 w15 w16se wp14">
+<w:document xmlns:wpc="http://schemas.microsoft.com/office/word/2010/wordprocessingCanvas" xmlns:cx="http://schemas.microsoft.com/office/drawing/2014/chartex" xmlns:cx1="http://schemas.microsoft.com/office/drawing/2015/9/8/chartex" xmlns:cx2="http://schemas.microsoft.com/office/drawing/2015/10/21/chartex" xmlns:cx3="http://schemas.microsoft.com/office/drawing/2016/5/9/chartex" xmlns:cx4="http://schemas.microsoft.com/office/drawing/2016/5/10/chartex" xmlns:cx5="http://schemas.microsoft.com/office/drawing/2016/5/11/chartex" xmlns:cx6="http://schemas.microsoft.com/office/drawing/2016/5/12/chartex" xmlns:cx7="http://schemas.microsoft.com/office/drawing/2016/5/13/chartex" xmlns:cx8="http://schemas.microsoft.com/office/drawing/2016/5/14/chartex" xmlns:mc="http://schemas.openxmlformats.org/markup-compatibility/2006" xmlns:aink="http://schemas.microsoft.com/office/drawing/2016/ink" xmlns:am3d="http://schemas.microsoft.com/office/drawing/2017/model3d" xmlns:o="urn:schemas-microsoft-com:office:office" xmlns:oel="http://schemas.microsoft.com/office/2019/extlst" xmlns:r="http://schemas.openxmlformats.org/officeDocument/2006/relationships" xmlns:m="http://schemas.openxmlformats.org/officeDocument/2006/math" xmlns:v="urn:schemas-microsoft-com:vml" xmlns:wp14="http://schemas.microsoft.com/office/word/2010/wordprocessingDrawing" xmlns:wp="http://schemas.openxmlformats.org/drawingml/2006/wordprocessingDrawing" xmlns:w10="urn:schemas-microsoft-com:office:word" xmlns:w="http://schemas.openxmlformats.org/wordprocessingml/2006/main" xmlns:w14="http://schemas.microsoft.com/office/word/2010/wordml" xmlns:w15="http://schemas.microsoft.com/office/word/2012/wordml" xmlns:w16cex="http://schemas.microsoft.com/office/word/2018/wordml/cex" xmlns:w16cid="http://schemas.microsoft.com/office/word/2016/wordml/cid" xmlns:w16="http://schemas.microsoft.com/office/word/2018/wordml" xmlns:w16du="http://schemas.microsoft.com/office/word/2023/wordml/word16du" xmlns:w16sdtdh="http://schemas.microsoft.com/office/word/2020/wordml/sdtdatahash" xmlns:w16sdtfl="http://schemas.microsoft.com/office/word/2024/wordml/sdtformatlock" xmlns:w16se="http://schemas.microsoft.com/office/word/2015/wordml/symex" xmlns:wpg="http://schemas.microsoft.com/office/word/2010/wordprocessingGroup" xmlns:wpi="http://schemas.microsoft.com/office/word/2010/wordprocessingInk" xmlns:wne="http://schemas.microsoft.com/office/word/2006/wordml" xmlns:wps="http://schemas.microsoft.com/office/word/2010/wordprocessingShape" mc:Ignorable="w14 w15 w16se w16cid w16 w16cex w16sdtdh w16sdtfl w16du wp14">
   <w:body>
     <w:p>
       <w:pPr>
@@ -51,9 +51,21 @@
           <w:szCs w:val="24"/>
           <w:lang w:eastAsia="ru-RU"/>
         </w:rPr>
-        <w:t xml:space="preserve">ИМ. Б.Л. РОЗИНГА (ФИЛИАЛ) </w:t>
-      </w:r>
-      <w:proofErr w:type="spellStart"/>
+        <w:t>ИМ. Б.Л. РОЗИНГА (ФИЛИАЛ) СПбГУТ</w:t>
+      </w:r>
+    </w:p>
+    <w:p>
+      <w:pPr>
+        <w:spacing w:after="0" w:line="240" w:lineRule="auto"/>
+        <w:jc w:val="center"/>
+        <w:rPr>
+          <w:rFonts w:eastAsia="Times New Roman"/>
+          <w:kern w:val="0"/>
+          <w:sz w:val="24"/>
+          <w:szCs w:val="24"/>
+          <w:lang w:eastAsia="ru-RU"/>
+        </w:rPr>
+      </w:pPr>
       <w:r>
         <w:rPr>
           <w:rFonts w:eastAsia="Times New Roman"/>
@@ -65,62 +77,7 @@
           <w:szCs w:val="24"/>
           <w:lang w:eastAsia="ru-RU"/>
         </w:rPr>
-        <w:t>СПбГУТ</w:t>
-      </w:r>
-      <w:proofErr w:type="spellEnd"/>
-    </w:p>
-    <w:p>
-      <w:pPr>
-        <w:spacing w:after="0" w:line="240" w:lineRule="auto"/>
-        <w:jc w:val="center"/>
-        <w:rPr>
-          <w:rFonts w:eastAsia="Times New Roman"/>
-          <w:kern w:val="0"/>
-          <w:sz w:val="24"/>
-          <w:szCs w:val="24"/>
-          <w:lang w:eastAsia="ru-RU"/>
-        </w:rPr>
-      </w:pPr>
-      <w:r>
-        <w:rPr>
-          <w:rFonts w:eastAsia="Times New Roman"/>
-          <w:b/>
-          <w:bCs/>
-          <w:color w:val="000000"/>
-          <w:kern w:val="0"/>
-          <w:sz w:val="24"/>
-          <w:szCs w:val="24"/>
-          <w:lang w:eastAsia="ru-RU"/>
-        </w:rPr>
-        <w:t xml:space="preserve">(АКТ (ф) </w:t>
-      </w:r>
-      <w:proofErr w:type="spellStart"/>
-      <w:r>
-        <w:rPr>
-          <w:rFonts w:eastAsia="Times New Roman"/>
-          <w:b/>
-          <w:bCs/>
-          <w:color w:val="000000"/>
-          <w:kern w:val="0"/>
-          <w:sz w:val="24"/>
-          <w:szCs w:val="24"/>
-          <w:lang w:eastAsia="ru-RU"/>
-        </w:rPr>
-        <w:t>СПбГУТ</w:t>
-      </w:r>
-      <w:proofErr w:type="spellEnd"/>
-      <w:r>
-        <w:rPr>
-          <w:rFonts w:eastAsia="Times New Roman"/>
-          <w:b/>
-          <w:bCs/>
-          <w:color w:val="000000"/>
-          <w:kern w:val="0"/>
-          <w:sz w:val="24"/>
-          <w:szCs w:val="24"/>
-          <w:lang w:eastAsia="ru-RU"/>
-        </w:rPr>
-        <w:t>)</w:t>
+        <w:t>(АКТ (ф) СПбГУТ)</w:t>
       </w:r>
     </w:p>
     <w:p>
@@ -1447,7 +1404,6 @@
         </w:rPr>
         <w:t xml:space="preserve">Установленный </w:t>
       </w:r>
-      <w:proofErr w:type="spellStart"/>
       <w:r>
         <w:rPr>
           <w:b w:val="0"/>
@@ -1456,7 +1412,6 @@
         </w:rPr>
         <w:t>jdk</w:t>
       </w:r>
-      <w:proofErr w:type="spellEnd"/>
     </w:p>
     <w:p>
       <w:pPr>
@@ -1630,7 +1585,7 @@
         </w:rPr>
         <w:lastRenderedPageBreak/>
         <w:drawing>
-          <wp:inline distT="0" distB="0" distL="0" distR="0" wp14:anchorId="575DF0E2" wp14:editId="49EF02D7">
+          <wp:inline distT="0" distB="0" distL="0" distR="0" wp14:anchorId="575DF0E2" wp14:editId="52EB89DF">
             <wp:extent cx="2659380" cy="2929074"/>
             <wp:effectExtent l="0" t="0" r="7620" b="5080"/>
             <wp:docPr id="1146517677" name="Рисунок 4"/>
@@ -1890,7 +1845,7 @@
           <w:lang w:eastAsia="ru-RU"/>
         </w:rPr>
         <w:drawing>
-          <wp:inline distT="0" distB="0" distL="0" distR="0" wp14:anchorId="20137E88" wp14:editId="36E9680D">
+          <wp:inline distT="0" distB="0" distL="0" distR="0" wp14:anchorId="20137E88" wp14:editId="15ED7D45">
             <wp:extent cx="3462655" cy="2827020"/>
             <wp:effectExtent l="0" t="0" r="4445" b="0"/>
             <wp:docPr id="1506046034" name="Рисунок 7"/>
@@ -2089,14 +2044,9 @@
           <w:numId w:val="1"/>
         </w:numPr>
       </w:pPr>
-      <w:proofErr w:type="gramStart"/>
       <w:r>
         <w:lastRenderedPageBreak/>
-        <w:t>Ответы  на</w:t>
-      </w:r>
-      <w:proofErr w:type="gramEnd"/>
-      <w:r>
-        <w:t xml:space="preserve"> контрольные вопросы</w:t>
+        <w:t>Ответы  на контрольные вопросы</w:t>
       </w:r>
     </w:p>
     <w:p>
@@ -2127,21 +2077,7 @@
         <w:rPr>
           <w:lang w:val="en-US"/>
         </w:rPr>
-        <w:t xml:space="preserve">Android studio, </w:t>
-      </w:r>
-      <w:proofErr w:type="spellStart"/>
-      <w:r>
-        <w:rPr>
-          <w:lang w:val="en-US"/>
-        </w:rPr>
-        <w:t>Xcode</w:t>
-      </w:r>
-      <w:proofErr w:type="spellEnd"/>
-      <w:r>
-        <w:rPr>
-          <w:lang w:val="en-US"/>
-        </w:rPr>
-        <w:t>, MAUI, React native</w:t>
+        <w:t>Android studio, Xcode, MAUI, React native</w:t>
       </w:r>
     </w:p>
     <w:p>
@@ -2185,21 +2121,7 @@
         <w:rPr>
           <w:lang w:val="en-US"/>
         </w:rPr>
-        <w:t xml:space="preserve">Java, </w:t>
-      </w:r>
-      <w:proofErr w:type="spellStart"/>
-      <w:r>
-        <w:rPr>
-          <w:lang w:val="en-US"/>
-        </w:rPr>
-        <w:t>Kotlin</w:t>
-      </w:r>
-      <w:proofErr w:type="spellEnd"/>
-      <w:r>
-        <w:rPr>
-          <w:lang w:val="en-US"/>
-        </w:rPr>
-        <w:t xml:space="preserve">, </w:t>
+        <w:t xml:space="preserve">Java, Kotlin, </w:t>
       </w:r>
       <w:r>
         <w:rPr>
@@ -2244,14 +2166,12 @@
       <w:r>
         <w:t xml:space="preserve">Какие языки программирования доступны в </w:t>
       </w:r>
-      <w:proofErr w:type="spellStart"/>
       <w:r>
         <w:rPr>
           <w:lang w:val="en-US"/>
         </w:rPr>
         <w:t>GigaIDE</w:t>
       </w:r>
-      <w:proofErr w:type="spellEnd"/>
       <w:r>
         <w:t>?</w:t>
       </w:r>
@@ -2272,35 +2192,7 @@
         <w:rPr>
           <w:lang w:val="en-US"/>
         </w:rPr>
-        <w:t xml:space="preserve">Java, </w:t>
-      </w:r>
-      <w:proofErr w:type="spellStart"/>
-      <w:r>
-        <w:rPr>
-          <w:lang w:val="en-US"/>
-        </w:rPr>
-        <w:t>Kotlin</w:t>
-      </w:r>
-      <w:proofErr w:type="spellEnd"/>
-      <w:r>
-        <w:rPr>
-          <w:lang w:val="en-US"/>
-        </w:rPr>
-        <w:t xml:space="preserve">, Scala, Groovy, Python, JavaScript, </w:t>
-      </w:r>
-      <w:proofErr w:type="spellStart"/>
-      <w:r>
-        <w:rPr>
-          <w:lang w:val="en-US"/>
-        </w:rPr>
-        <w:t>TypeScript</w:t>
-      </w:r>
-      <w:proofErr w:type="spellEnd"/>
-      <w:r>
-        <w:rPr>
-          <w:lang w:val="en-US"/>
-        </w:rPr>
-        <w:t xml:space="preserve"> </w:t>
+        <w:t xml:space="preserve">Java, Kotlin, Scala, Groovy, Python, JavaScript, TypeScript </w:t>
       </w:r>
       <w:r>
         <w:t>и</w:t>
@@ -2334,23 +2226,7 @@
         </w:numPr>
       </w:pPr>
       <w:r>
-        <w:t xml:space="preserve">Какие языки программирования доступны в </w:t>
-      </w:r>
-      <w:proofErr w:type="spellStart"/>
-      <w:r>
-        <w:t>Android</w:t>
-      </w:r>
-      <w:proofErr w:type="spellEnd"/>
-      <w:r>
-        <w:t xml:space="preserve"> </w:t>
-      </w:r>
-      <w:proofErr w:type="spellStart"/>
-      <w:r>
-        <w:t>Studio</w:t>
-      </w:r>
-      <w:proofErr w:type="spellEnd"/>
-      <w:r>
-        <w:t>?</w:t>
+        <w:t>Какие языки программирования доступны в Android Studio?</w:t>
       </w:r>
     </w:p>
     <w:p>
@@ -2362,19 +2238,11 @@
         </w:numPr>
         <w:ind w:left="567"/>
       </w:pPr>
-      <w:proofErr w:type="spellStart"/>
-      <w:r>
-        <w:rPr>
-          <w:lang w:val="en-US"/>
-        </w:rPr>
-        <w:t>Kotlin</w:t>
-      </w:r>
-      <w:proofErr w:type="spellEnd"/>
-      <w:r>
-        <w:rPr>
-          <w:lang w:val="en-US"/>
-        </w:rPr>
-        <w:t>, Java</w:t>
+      <w:r>
+        <w:rPr>
+          <w:lang w:val="en-US"/>
+        </w:rPr>
+        <w:t>Kotlin, Java</w:t>
       </w:r>
     </w:p>
     <w:p>
@@ -2396,15 +2264,7 @@
         </w:numPr>
       </w:pPr>
       <w:r>
-        <w:t xml:space="preserve">Какой язык программирования является основным для разработки приложений под ОС </w:t>
-      </w:r>
-      <w:proofErr w:type="spellStart"/>
-      <w:r>
-        <w:t>Android</w:t>
-      </w:r>
-      <w:proofErr w:type="spellEnd"/>
-      <w:r>
-        <w:t>?</w:t>
+        <w:t>Какой язык программирования является основным для разработки приложений под ОС Android?</w:t>
       </w:r>
     </w:p>
     <w:p>
@@ -2419,14 +2279,12 @@
           <w:lang w:val="en-US"/>
         </w:rPr>
       </w:pPr>
-      <w:proofErr w:type="spellStart"/>
       <w:r>
         <w:rPr>
           <w:lang w:val="en-US"/>
         </w:rPr>
         <w:t>Kotlin</w:t>
       </w:r>
-      <w:proofErr w:type="spellEnd"/>
     </w:p>
     <w:p>
       <w:pPr>
@@ -2450,23 +2308,7 @@
         </w:numPr>
       </w:pPr>
       <w:r>
-        <w:t xml:space="preserve">Что дополнительно нужно установить для работы </w:t>
-      </w:r>
-      <w:proofErr w:type="spellStart"/>
-      <w:r>
-        <w:t>Android</w:t>
-      </w:r>
-      <w:proofErr w:type="spellEnd"/>
-      <w:r>
-        <w:t xml:space="preserve"> </w:t>
-      </w:r>
-      <w:proofErr w:type="spellStart"/>
-      <w:r>
-        <w:t>Studio</w:t>
-      </w:r>
-      <w:proofErr w:type="spellEnd"/>
-      <w:r>
-        <w:t>?</w:t>
+        <w:t>Что дополнительно нужно установить для работы Android Studio?</w:t>
       </w:r>
     </w:p>
     <w:p>
@@ -2481,27 +2323,9 @@
           <w:lang w:val="en-US"/>
         </w:rPr>
       </w:pPr>
-      <w:proofErr w:type="spellStart"/>
-      <w:r>
-        <w:t>Java</w:t>
-      </w:r>
-      <w:proofErr w:type="spellEnd"/>
-      <w:r>
-        <w:t xml:space="preserve"> </w:t>
-      </w:r>
-      <w:proofErr w:type="spellStart"/>
-      <w:r>
-        <w:t>Development</w:t>
-      </w:r>
-      <w:proofErr w:type="spellEnd"/>
-      <w:r>
-        <w:t xml:space="preserve"> </w:t>
-      </w:r>
-      <w:proofErr w:type="spellStart"/>
-      <w:r>
-        <w:t>Kit</w:t>
-      </w:r>
-      <w:proofErr w:type="spellEnd"/>
+      <w:r>
+        <w:t>Java Development Kit</w:t>
+      </w:r>
     </w:p>
     <w:p>
       <w:pPr>
@@ -2525,31 +2349,7 @@
         </w:numPr>
       </w:pPr>
       <w:r>
-        <w:t xml:space="preserve">Что такое </w:t>
-      </w:r>
-      <w:proofErr w:type="spellStart"/>
-      <w:r>
-        <w:t>Java</w:t>
-      </w:r>
-      <w:proofErr w:type="spellEnd"/>
-      <w:r>
-        <w:t xml:space="preserve"> </w:t>
-      </w:r>
-      <w:proofErr w:type="spellStart"/>
-      <w:r>
-        <w:t>Development</w:t>
-      </w:r>
-      <w:proofErr w:type="spellEnd"/>
-      <w:r>
-        <w:t xml:space="preserve"> </w:t>
-      </w:r>
-      <w:proofErr w:type="spellStart"/>
-      <w:r>
-        <w:t>Kit</w:t>
-      </w:r>
-      <w:proofErr w:type="spellEnd"/>
-      <w:r>
-        <w:t xml:space="preserve"> и что входит в его состав?</w:t>
+        <w:t>Что такое Java Development Kit и что входит в его состав?</w:t>
       </w:r>
     </w:p>
     <w:p>
@@ -2562,23 +2362,7 @@
         <w:ind w:left="567"/>
       </w:pPr>
       <w:r>
-        <w:t xml:space="preserve">Набор инструментов для программирования на </w:t>
-      </w:r>
-      <w:proofErr w:type="spellStart"/>
-      <w:r>
-        <w:t>джаве</w:t>
-      </w:r>
-      <w:proofErr w:type="spellEnd"/>
-      <w:r>
-        <w:t xml:space="preserve">. В него входят компилятор, </w:t>
-      </w:r>
-      <w:proofErr w:type="spellStart"/>
-      <w:r>
-        <w:t>виртуалка</w:t>
-      </w:r>
-      <w:proofErr w:type="spellEnd"/>
-      <w:r>
-        <w:t>, среда выполнения и стандартные библиотеки.</w:t>
+        <w:t>Набор инструментов для программирования на джаве. В него входят компилятор, виртуалка, среда выполнения и стандартные библиотеки.</w:t>
       </w:r>
     </w:p>
     <w:p>
@@ -2724,7 +2508,7 @@
             <v:path o:extrusionok="f" gradientshapeok="t" o:connecttype="rect"/>
             <o:lock v:ext="edit" aspectratio="t"/>
           </v:shapetype>
-          <v:shape id="_x0000_i1025" type="#_x0000_t75" style="width:466.5pt;height:252.75pt">
+          <v:shape id="_x0000_i1025" type="#_x0000_t75" style="width:466.35pt;height:252.55pt">
             <v:imagedata r:id="rId14" o:title="Проект"/>
           </v:shape>
         </w:pict>
@@ -2788,15 +2572,7 @@
         <w:pStyle w:val="2"/>
       </w:pPr>
       <w:r>
-        <w:t xml:space="preserve">Какие IDE позволяют создавать приложения для </w:t>
-      </w:r>
-      <w:proofErr w:type="spellStart"/>
-      <w:r>
-        <w:t>Android</w:t>
-      </w:r>
-      <w:proofErr w:type="spellEnd"/>
-      <w:r>
-        <w:t>?</w:t>
+        <w:t>Какие IDE позволяют создавать приложения для Android?</w:t>
       </w:r>
     </w:p>
     <w:p>
@@ -2815,38 +2591,115 @@
         <w:rPr>
           <w:lang w:val="en-US"/>
         </w:rPr>
-        <w:t xml:space="preserve">Android studio, </w:t>
-      </w:r>
-      <w:proofErr w:type="spellStart"/>
-      <w:r>
-        <w:rPr>
-          <w:lang w:val="en-US"/>
-        </w:rPr>
-        <w:t>Xcode</w:t>
-      </w:r>
-      <w:proofErr w:type="spellEnd"/>
+        <w:t xml:space="preserve">Android studio, Xcode, devEco studio, </w:t>
+      </w:r>
+      <w:r>
+        <w:t>аврора</w:t>
+      </w:r>
+      <w:r>
+        <w:rPr>
+          <w:lang w:val="en-US"/>
+        </w:rPr>
+        <w:t xml:space="preserve"> </w:t>
+      </w:r>
+      <w:r>
+        <w:rPr>
+          <w:lang w:val="en-US"/>
+        </w:rPr>
+        <w:t xml:space="preserve">sdk, MAUI, Avalonia, Uno Plaform, Unity, Kotlin Multiplatform </w:t>
+      </w:r>
+    </w:p>
+    <w:p>
+      <w:pPr>
+        <w:pStyle w:val="1"/>
+        <w:numPr>
+          <w:ilvl w:val="0"/>
+          <w:numId w:val="0"/>
+        </w:numPr>
+        <w:rPr>
+          <w:lang w:val="en-US"/>
+        </w:rPr>
+      </w:pPr>
+    </w:p>
+    <w:p>
+      <w:pPr>
+        <w:pStyle w:val="2"/>
+      </w:pPr>
+      <w:r>
+        <w:t>Какие языки программирования доступны в Intellij IDEA?</w:t>
+      </w:r>
+    </w:p>
+    <w:p>
+      <w:pPr>
+        <w:pStyle w:val="2"/>
+        <w:numPr>
+          <w:ilvl w:val="0"/>
+          <w:numId w:val="0"/>
+        </w:numPr>
+        <w:ind w:left="567"/>
+        <w:rPr>
+          <w:lang w:val="en-US"/>
+        </w:rPr>
+      </w:pPr>
+      <w:r>
+        <w:rPr>
+          <w:lang w:val="en-US"/>
+        </w:rPr>
+        <w:t>Java</w:t>
+      </w:r>
       <w:r>
         <w:rPr>
           <w:lang w:val="en-US"/>
         </w:rPr>
         <w:t xml:space="preserve">, </w:t>
       </w:r>
-      <w:proofErr w:type="spellStart"/>
-      <w:r>
-        <w:rPr>
-          <w:lang w:val="en-US"/>
-        </w:rPr>
-        <w:t>devEco</w:t>
-      </w:r>
-      <w:proofErr w:type="spellEnd"/>
-      <w:r>
-        <w:rPr>
-          <w:lang w:val="en-US"/>
-        </w:rPr>
-        <w:t xml:space="preserve"> studio, </w:t>
-      </w:r>
-      <w:r>
-        <w:t>аврора</w:t>
+      <w:r>
+        <w:rPr>
+          <w:lang w:val="en-US"/>
+        </w:rPr>
+        <w:t>Kotlin</w:t>
+      </w:r>
+      <w:r>
+        <w:rPr>
+          <w:bCs/>
+          <w:lang w:val="en-US"/>
+        </w:rPr>
+        <w:t>, Scala, Groovy</w:t>
+      </w:r>
+      <w:r>
+        <w:rPr>
+          <w:lang w:val="en-US"/>
+        </w:rPr>
+        <w:t>,</w:t>
+      </w:r>
+      <w:r>
+        <w:rPr>
+          <w:bCs/>
+          <w:lang w:val="en-US"/>
+        </w:rPr>
+        <w:t xml:space="preserve"> JavaScript, TypeScript</w:t>
+      </w:r>
+      <w:r>
+        <w:rPr>
+          <w:lang w:val="en-US"/>
+        </w:rPr>
+        <w:t xml:space="preserve">, </w:t>
+      </w:r>
+      <w:r>
+        <w:rPr>
+          <w:bCs/>
+          <w:lang w:val="en-US"/>
+        </w:rPr>
+        <w:t>HTML, CSS, XML</w:t>
+      </w:r>
+      <w:r>
+        <w:rPr>
+          <w:lang w:val="en-US"/>
+        </w:rPr>
+        <w:t> </w:t>
+      </w:r>
+      <w:r>
+        <w:t>и</w:t>
       </w:r>
       <w:r>
         <w:rPr>
@@ -2854,75 +2707,232 @@
         </w:rPr>
         <w:t xml:space="preserve"> </w:t>
       </w:r>
-      <w:proofErr w:type="spellStart"/>
-      <w:r>
-        <w:rPr>
-          <w:lang w:val="en-US"/>
-        </w:rPr>
-        <w:t>sdk</w:t>
-      </w:r>
-      <w:proofErr w:type="spellEnd"/>
-      <w:r>
-        <w:rPr>
-          <w:lang w:val="en-US"/>
-        </w:rPr>
-        <w:t xml:space="preserve">, MAUI, Avalonia, Uno </w:t>
-      </w:r>
-      <w:proofErr w:type="spellStart"/>
-      <w:r>
-        <w:rPr>
-          <w:lang w:val="en-US"/>
-        </w:rPr>
-        <w:t>Plaform</w:t>
-      </w:r>
-      <w:proofErr w:type="spellEnd"/>
-      <w:r>
-        <w:rPr>
-          <w:lang w:val="en-US"/>
-        </w:rPr>
-        <w:t xml:space="preserve">, Unity, </w:t>
-      </w:r>
-      <w:proofErr w:type="spellStart"/>
+      <w:r>
+        <w:rPr>
+          <w:bCs/>
+          <w:lang w:val="en-US"/>
+        </w:rPr>
+        <w:t>SQL</w:t>
+      </w:r>
+      <w:r>
+        <w:rPr>
+          <w:lang w:val="en-US"/>
+        </w:rPr>
+        <w:t>.</w:t>
+      </w:r>
+    </w:p>
+    <w:p>
+      <w:pPr>
+        <w:pStyle w:val="2"/>
+        <w:numPr>
+          <w:ilvl w:val="0"/>
+          <w:numId w:val="0"/>
+        </w:numPr>
+        <w:ind w:left="567"/>
+        <w:rPr>
+          <w:lang w:val="en-US"/>
+        </w:rPr>
+      </w:pPr>
+    </w:p>
+    <w:p>
+      <w:pPr>
+        <w:pStyle w:val="2"/>
+      </w:pPr>
+      <w:r>
+        <w:t>Какие языки программирования доступны в Android Studio?</w:t>
+      </w:r>
+    </w:p>
+    <w:p>
+      <w:pPr>
+        <w:pStyle w:val="2"/>
+        <w:numPr>
+          <w:ilvl w:val="0"/>
+          <w:numId w:val="0"/>
+        </w:numPr>
+        <w:ind w:left="567"/>
+        <w:rPr>
+          <w:lang w:val="en-US"/>
+        </w:rPr>
+      </w:pPr>
+      <w:r>
+        <w:rPr>
+          <w:lang w:val="en-US"/>
+        </w:rPr>
+        <w:t>Java</w:t>
+      </w:r>
+      <w:r>
+        <w:rPr>
+          <w:lang w:val="en-US"/>
+        </w:rPr>
+        <w:t xml:space="preserve">, </w:t>
+      </w:r>
       <w:r>
         <w:rPr>
           <w:lang w:val="en-US"/>
         </w:rPr>
         <w:t>Kotlin</w:t>
       </w:r>
-      <w:proofErr w:type="spellEnd"/>
-      <w:r>
-        <w:rPr>
-          <w:lang w:val="en-US"/>
-        </w:rPr>
-        <w:t xml:space="preserve"> Multiplatform </w:t>
-      </w:r>
+    </w:p>
+    <w:p>
+      <w:pPr>
+        <w:pStyle w:val="2"/>
+        <w:numPr>
+          <w:ilvl w:val="0"/>
+          <w:numId w:val="0"/>
+        </w:numPr>
+        <w:ind w:left="567"/>
+      </w:pPr>
+    </w:p>
+    <w:p>
+      <w:pPr>
+        <w:pStyle w:val="2"/>
+      </w:pPr>
+      <w:r>
+        <w:t>На каких языках программирования можно разрабатывать нативные приложения для Android?</w:t>
+      </w:r>
+    </w:p>
+    <w:p>
+      <w:pPr>
+        <w:pStyle w:val="2"/>
+        <w:numPr>
+          <w:ilvl w:val="0"/>
+          <w:numId w:val="0"/>
+        </w:numPr>
+        <w:ind w:left="567"/>
+      </w:pPr>
+      <w:r>
+        <w:rPr>
+          <w:lang w:val="en-US"/>
+        </w:rPr>
+        <w:t>Java, Kotlin</w:t>
+      </w:r>
+      <w:r>
+        <w:rPr>
+          <w:lang w:val="en-US"/>
+        </w:rPr>
+        <w:t xml:space="preserve">, </w:t>
+      </w:r>
+      <w:r>
+        <w:rPr>
+          <w:lang w:val="en-US"/>
+        </w:rPr>
+        <w:t>Objective-C</w:t>
+      </w:r>
+      <w:r>
+        <w:rPr>
+          <w:lang w:val="en-US"/>
+        </w:rPr>
+        <w:t xml:space="preserve">, </w:t>
+      </w:r>
+      <w:r>
+        <w:rPr>
+          <w:lang w:val="en-US"/>
+        </w:rPr>
+        <w:t>Swift</w:t>
+      </w:r>
+    </w:p>
+    <w:p>
+      <w:pPr>
+        <w:pStyle w:val="2"/>
+        <w:numPr>
+          <w:ilvl w:val="0"/>
+          <w:numId w:val="0"/>
+        </w:numPr>
+        <w:ind w:firstLine="567"/>
+      </w:pPr>
     </w:p>
     <w:p>
       <w:pPr>
         <w:pStyle w:val="1"/>
-        <w:numPr>
-          <w:ilvl w:val="0"/>
-          <w:numId w:val="0"/>
-        </w:numPr>
-        <w:rPr>
-          <w:lang w:val="en-US"/>
-        </w:rPr>
-      </w:pPr>
-    </w:p>
-    <w:p>
-      <w:pPr>
-        <w:pStyle w:val="2"/>
-      </w:pPr>
-      <w:r>
-        <w:t xml:space="preserve">Какие языки программирования доступны в </w:t>
-      </w:r>
-      <w:proofErr w:type="spellStart"/>
-      <w:r>
-        <w:t>Intellij</w:t>
-      </w:r>
-      <w:proofErr w:type="spellEnd"/>
-      <w:r>
-        <w:t xml:space="preserve"> IDEA?</w:t>
+      </w:pPr>
+      <w:r>
+        <w:t>Вывод</w:t>
+      </w:r>
+    </w:p>
+    <w:p>
+      <w:pPr>
+        <w:pStyle w:val="2"/>
+      </w:pPr>
+      <w:r>
+        <w:t>В ходе лабораторной работы установлены среды для разработки мобильных</w:t>
+      </w:r>
+      <w:r>
+        <w:t xml:space="preserve"> </w:t>
+      </w:r>
+      <w:r>
+        <w:t>приложений с применением виртуальной машины.</w:t>
+      </w:r>
+    </w:p>
+    <w:p>
+      <w:pPr>
+        <w:pStyle w:val="10"/>
+      </w:pPr>
+      <w:r>
+        <w:lastRenderedPageBreak/>
+        <w:br w:type="page"/>
+      </w:r>
+      <w:r>
+        <w:lastRenderedPageBreak/>
+        <w:t>Лабораторная работа №</w:t>
+      </w:r>
+      <w:r>
+        <w:t>3</w:t>
+      </w:r>
+      <w:r>
+        <w:t xml:space="preserve"> </w:t>
+      </w:r>
+      <w:r>
+        <w:br/>
+      </w:r>
+      <w:r>
+        <w:rPr>
+          <w:bCs/>
+        </w:rPr>
+        <w:t>Разработка линейных алгоритмов</w:t>
+      </w:r>
+    </w:p>
+    <w:p>
+      <w:pPr>
+        <w:pStyle w:val="1"/>
+        <w:numPr>
+          <w:ilvl w:val="0"/>
+          <w:numId w:val="18"/>
+        </w:numPr>
+      </w:pPr>
+      <w:r>
+        <w:t>Цель работы</w:t>
+      </w:r>
+    </w:p>
+    <w:p>
+      <w:pPr>
+        <w:pStyle w:val="2"/>
+      </w:pPr>
+      <w:r>
+        <w:t>Изучить процесс разработки линейных алгоритмов в приложениях на языке Kotlin.</w:t>
+      </w:r>
+    </w:p>
+    <w:p>
+      <w:pPr>
+        <w:pStyle w:val="2"/>
+      </w:pPr>
+      <w:r>
+        <w:t>Изучить процесс ввода и вывода данных в приложениях на языке Kotlin.</w:t>
+      </w:r>
+    </w:p>
+    <w:p>
+      <w:pPr>
+        <w:pStyle w:val="1"/>
+      </w:pPr>
+      <w:r>
+        <w:t>Контрольные вопросы</w:t>
+      </w:r>
+    </w:p>
+    <w:p>
+      <w:pPr>
+        <w:pStyle w:val="2"/>
+      </w:pPr>
+      <w:r>
+        <w:t>Как объявить переменные на Kotlin?</w:t>
       </w:r>
     </w:p>
     <w:p>
@@ -2933,99 +2943,894 @@
           <w:numId w:val="0"/>
         </w:numPr>
         <w:ind w:left="567"/>
-        <w:rPr>
-          <w:lang w:val="en-US"/>
-        </w:rPr>
-      </w:pPr>
-      <w:r>
-        <w:rPr>
-          <w:lang w:val="en-US"/>
-        </w:rPr>
-        <w:t>Java</w:t>
-      </w:r>
-      <w:r>
-        <w:rPr>
-          <w:lang w:val="en-US"/>
-        </w:rPr>
-        <w:t xml:space="preserve">, </w:t>
-      </w:r>
-      <w:proofErr w:type="spellStart"/>
+        <w:jc w:val="left"/>
+        <w:rPr>
+          <w:lang w:val="en-US"/>
+        </w:rPr>
+      </w:pPr>
+      <w:r>
+        <w:rPr>
+          <w:lang w:val="en-US"/>
+        </w:rPr>
+        <w:t>val name: String = "Kotlin"</w:t>
+      </w:r>
+    </w:p>
+    <w:p>
+      <w:pPr>
+        <w:pStyle w:val="2"/>
+        <w:numPr>
+          <w:ilvl w:val="0"/>
+          <w:numId w:val="0"/>
+        </w:numPr>
+        <w:ind w:left="567"/>
+        <w:jc w:val="left"/>
+        <w:rPr>
+          <w:lang w:val="en-US"/>
+        </w:rPr>
+      </w:pPr>
+      <w:r>
+        <w:rPr>
+          <w:lang w:val="en-US"/>
+        </w:rPr>
+        <w:t>var age = 25</w:t>
+      </w:r>
+    </w:p>
+    <w:p>
+      <w:pPr>
+        <w:pStyle w:val="2"/>
+        <w:numPr>
+          <w:ilvl w:val="0"/>
+          <w:numId w:val="0"/>
+        </w:numPr>
+        <w:ind w:left="567"/>
+        <w:rPr>
+          <w:lang w:val="en-US"/>
+        </w:rPr>
+      </w:pPr>
+    </w:p>
+    <w:p>
+      <w:pPr>
+        <w:pStyle w:val="2"/>
+      </w:pPr>
+      <w:r>
+        <w:t>Как выполнить ввод данных на Kotlin?</w:t>
+      </w:r>
+    </w:p>
+    <w:p>
+      <w:pPr>
+        <w:pStyle w:val="2"/>
+        <w:numPr>
+          <w:ilvl w:val="0"/>
+          <w:numId w:val="0"/>
+        </w:numPr>
+        <w:ind w:left="567"/>
+      </w:pPr>
+      <w:r>
+        <w:t>val input = readln()</w:t>
+      </w:r>
+    </w:p>
+    <w:p>
+      <w:pPr>
+        <w:pStyle w:val="2"/>
+        <w:numPr>
+          <w:ilvl w:val="0"/>
+          <w:numId w:val="0"/>
+        </w:numPr>
+        <w:ind w:left="567"/>
+      </w:pPr>
+    </w:p>
+    <w:p>
+      <w:pPr>
+        <w:pStyle w:val="2"/>
+      </w:pPr>
+      <w:r>
+        <w:t>Как выполнить вывод данных на Kotlin?</w:t>
+      </w:r>
+    </w:p>
+    <w:p>
+      <w:pPr>
+        <w:pStyle w:val="2"/>
+        <w:numPr>
+          <w:ilvl w:val="0"/>
+          <w:numId w:val="0"/>
+        </w:numPr>
+        <w:ind w:firstLine="567"/>
+      </w:pPr>
+      <w:r>
+        <w:t xml:space="preserve">print() </w:t>
+      </w:r>
+      <w:r>
+        <w:t>-</w:t>
+      </w:r>
+      <w:r>
+        <w:t xml:space="preserve"> вывод в одну строку.</w:t>
+      </w:r>
+    </w:p>
+    <w:p>
+      <w:pPr>
+        <w:pStyle w:val="2"/>
+        <w:numPr>
+          <w:ilvl w:val="0"/>
+          <w:numId w:val="0"/>
+        </w:numPr>
+        <w:ind w:left="567"/>
+      </w:pPr>
+      <w:r>
+        <w:t xml:space="preserve">println() </w:t>
+      </w:r>
+      <w:r>
+        <w:t>-</w:t>
+      </w:r>
+      <w:r>
+        <w:t xml:space="preserve"> вывод с переходом на новую строку.</w:t>
+      </w:r>
+    </w:p>
+    <w:p>
+      <w:pPr>
+        <w:pStyle w:val="2"/>
+        <w:numPr>
+          <w:ilvl w:val="0"/>
+          <w:numId w:val="0"/>
+        </w:numPr>
+        <w:ind w:left="567"/>
+      </w:pPr>
+    </w:p>
+    <w:p>
+      <w:pPr>
+        <w:pStyle w:val="2"/>
+      </w:pPr>
+      <w:r>
+        <w:t>Как преобразовать значение из строкового в числовое?</w:t>
+      </w:r>
+    </w:p>
+    <w:p>
+      <w:pPr>
+        <w:pStyle w:val="2"/>
+        <w:numPr>
+          <w:ilvl w:val="0"/>
+          <w:numId w:val="0"/>
+        </w:numPr>
+        <w:ind w:left="567"/>
+        <w:rPr>
+          <w:lang w:val="en-US"/>
+        </w:rPr>
+      </w:pPr>
+      <w:r>
+        <w:rPr>
+          <w:lang w:val="en-US"/>
+        </w:rPr>
+        <w:t xml:space="preserve">val number = </w:t>
+      </w:r>
+      <w:r>
+        <w:t>строка</w:t>
+      </w:r>
+      <w:r>
+        <w:rPr>
+          <w:lang w:val="en-US"/>
+        </w:rPr>
+        <w:t>.toInt()</w:t>
+      </w:r>
+      <w:r>
+        <w:rPr>
+          <w:lang w:val="en-US"/>
+        </w:rPr>
+        <w:t>/(</w:t>
+      </w:r>
+      <w:r>
+        <w:rPr>
+          <w:lang w:val="en-US"/>
+        </w:rPr>
+        <w:t>.toDouble()</w:t>
+      </w:r>
+      <w:r>
+        <w:rPr>
+          <w:lang w:val="en-US"/>
+        </w:rPr>
+        <w:t>/</w:t>
+      </w:r>
+      <w:r>
+        <w:rPr>
+          <w:lang w:val="en-US"/>
+        </w:rPr>
+        <w:t>.toLong()</w:t>
+      </w:r>
+      <w:r>
+        <w:rPr>
+          <w:lang w:val="en-US"/>
+        </w:rPr>
+        <w:t>)</w:t>
+      </w:r>
+    </w:p>
+    <w:p>
+      <w:pPr>
+        <w:pStyle w:val="2"/>
+        <w:numPr>
+          <w:ilvl w:val="0"/>
+          <w:numId w:val="0"/>
+        </w:numPr>
+        <w:ind w:left="567"/>
+        <w:rPr>
+          <w:lang w:val="en-US"/>
+        </w:rPr>
+      </w:pPr>
+    </w:p>
+    <w:p>
+      <w:pPr>
+        <w:pStyle w:val="2"/>
+      </w:pPr>
+      <w:r>
+        <w:t>Как округлить данные на Kotlin?</w:t>
+      </w:r>
+    </w:p>
+    <w:p>
+      <w:pPr>
+        <w:pStyle w:val="2"/>
+        <w:numPr>
+          <w:ilvl w:val="0"/>
+          <w:numId w:val="0"/>
+        </w:numPr>
+        <w:ind w:firstLine="567"/>
+      </w:pPr>
+      <w:r>
+        <w:t>С помощью функций из пакета kotlin.math:</w:t>
+      </w:r>
+    </w:p>
+    <w:p>
+      <w:pPr>
+        <w:pStyle w:val="2"/>
+        <w:numPr>
+          <w:ilvl w:val="0"/>
+          <w:numId w:val="0"/>
+        </w:numPr>
+        <w:ind w:left="720"/>
+      </w:pPr>
+      <w:r>
+        <w:t>roundToInt()</w:t>
+      </w:r>
+      <w:r>
+        <w:t xml:space="preserve"> -</w:t>
+      </w:r>
+      <w:r>
+        <w:t xml:space="preserve"> до ближайшего целого.</w:t>
+      </w:r>
+    </w:p>
+    <w:p>
+      <w:pPr>
+        <w:pStyle w:val="2"/>
+        <w:numPr>
+          <w:ilvl w:val="0"/>
+          <w:numId w:val="0"/>
+        </w:numPr>
+        <w:ind w:left="720"/>
+      </w:pPr>
+      <w:r>
+        <w:t>ceil()</w:t>
+      </w:r>
+      <w:r>
+        <w:t xml:space="preserve"> -</w:t>
+      </w:r>
+      <w:r>
+        <w:t>в большую сторону.</w:t>
+      </w:r>
+    </w:p>
+    <w:p>
+      <w:pPr>
+        <w:pStyle w:val="2"/>
+        <w:numPr>
+          <w:ilvl w:val="0"/>
+          <w:numId w:val="0"/>
+        </w:numPr>
+        <w:ind w:left="720"/>
+      </w:pPr>
+      <w:r>
+        <w:t>floor()</w:t>
+      </w:r>
+      <w:r>
+        <w:t xml:space="preserve"> - </w:t>
+      </w:r>
+      <w:r>
+        <w:t>в меньшую сторону.</w:t>
+      </w:r>
+    </w:p>
+    <w:p>
+      <w:pPr>
+        <w:pStyle w:val="2"/>
+        <w:numPr>
+          <w:ilvl w:val="0"/>
+          <w:numId w:val="0"/>
+        </w:numPr>
+        <w:ind w:left="567"/>
+      </w:pPr>
+    </w:p>
+    <w:p>
+      <w:pPr>
+        <w:pStyle w:val="2"/>
+      </w:pPr>
+      <w:r>
+        <w:t>Как сгенерировать случайное число на Kotlin?</w:t>
+      </w:r>
+    </w:p>
+    <w:p>
+      <w:pPr>
+        <w:pStyle w:val="2"/>
+        <w:numPr>
+          <w:ilvl w:val="0"/>
+          <w:numId w:val="0"/>
+        </w:numPr>
+        <w:ind w:left="567"/>
+      </w:pPr>
+      <w:r>
+        <w:t>val randomNum = (1..100).random()</w:t>
+      </w:r>
+    </w:p>
+    <w:p>
+      <w:pPr>
+        <w:pStyle w:val="2"/>
+        <w:numPr>
+          <w:ilvl w:val="0"/>
+          <w:numId w:val="0"/>
+        </w:numPr>
+        <w:ind w:left="567"/>
+      </w:pPr>
+    </w:p>
+    <w:p>
+      <w:pPr>
+        <w:pStyle w:val="2"/>
+      </w:pPr>
+      <w:r>
+        <w:t>В чем отличие между ключевыми словами var и val в Kotlin?</w:t>
+      </w:r>
+    </w:p>
+    <w:p>
+      <w:pPr>
+        <w:pStyle w:val="2"/>
+        <w:numPr>
+          <w:ilvl w:val="0"/>
+          <w:numId w:val="0"/>
+        </w:numPr>
+        <w:ind w:left="567"/>
+      </w:pPr>
+      <w:r>
+        <w:rPr>
+          <w:lang w:val="en-US"/>
+        </w:rPr>
+        <w:t>var</w:t>
+      </w:r>
+      <w:r>
+        <w:t xml:space="preserve"> – </w:t>
+      </w:r>
+      <w:r>
+        <w:t xml:space="preserve">не изменяемая переменная, </w:t>
+      </w:r>
+      <w:r>
+        <w:rPr>
+          <w:lang w:val="en-US"/>
+        </w:rPr>
+        <w:t>val</w:t>
+      </w:r>
+      <w:r>
+        <w:t xml:space="preserve"> - </w:t>
+      </w:r>
+      <w:r>
+        <w:t>изменяемая</w:t>
+      </w:r>
+    </w:p>
+    <w:p>
+      <w:pPr>
+        <w:pStyle w:val="2"/>
+        <w:numPr>
+          <w:ilvl w:val="0"/>
+          <w:numId w:val="0"/>
+        </w:numPr>
+        <w:ind w:firstLine="567"/>
+      </w:pPr>
+    </w:p>
+    <w:p>
+      <w:pPr>
+        <w:pStyle w:val="1"/>
+      </w:pPr>
+      <w:r>
+        <w:t>Вывод</w:t>
+      </w:r>
+    </w:p>
+    <w:p>
+      <w:pPr>
+        <w:pStyle w:val="2"/>
+      </w:pPr>
+      <w:r>
+        <w:t xml:space="preserve">В ходе лабораторной работы </w:t>
+      </w:r>
+      <w:r>
+        <w:t>разработаны</w:t>
+      </w:r>
+      <w:r>
+        <w:t xml:space="preserve"> линейные алгоритмы </w:t>
+      </w:r>
       <w:r>
         <w:rPr>
           <w:lang w:val="en-US"/>
         </w:rPr>
         <w:t>Kotlin</w:t>
       </w:r>
-      <w:proofErr w:type="spellEnd"/>
+      <w:r>
+        <w:t>м с вводом и выводом данных.</w:t>
+      </w:r>
+    </w:p>
+    <w:p>
+      <w:r>
+        <w:br w:type="page"/>
+      </w:r>
+    </w:p>
+    <w:p>
+      <w:pPr>
+        <w:pStyle w:val="10"/>
+      </w:pPr>
+      <w:r>
+        <w:lastRenderedPageBreak/>
+        <w:t>Лабораторная работа №</w:t>
+      </w:r>
+      <w:r>
+        <w:t>4</w:t>
+      </w:r>
+      <w:r>
+        <w:t xml:space="preserve"> </w:t>
+      </w:r>
+      <w:r>
+        <w:br/>
+      </w:r>
       <w:r>
         <w:rPr>
           <w:bCs/>
-          <w:lang w:val="en-US"/>
-        </w:rPr>
-        <w:t>, Scala, Groovy</w:t>
-      </w:r>
-      <w:r>
-        <w:rPr>
-          <w:lang w:val="en-US"/>
-        </w:rPr>
-        <w:t>,</w:t>
-      </w:r>
-      <w:r>
-        <w:rPr>
+        </w:rPr>
+        <w:t>Разработка разветвляющихся алгоритмов</w:t>
+      </w:r>
+    </w:p>
+    <w:p>
+      <w:pPr>
+        <w:pStyle w:val="1"/>
+        <w:numPr>
+          <w:ilvl w:val="0"/>
+          <w:numId w:val="20"/>
+        </w:numPr>
+      </w:pPr>
+      <w:r>
+        <w:t>Цель работы</w:t>
+      </w:r>
+    </w:p>
+    <w:p>
+      <w:pPr>
+        <w:pStyle w:val="2"/>
+        <w:numPr>
+          <w:ilvl w:val="1"/>
+          <w:numId w:val="20"/>
+        </w:numPr>
+      </w:pPr>
+      <w:r>
+        <w:t>Изучить процесс разработки разветвляющихся алгоритмов в приложениях на Kotlin.</w:t>
+      </w:r>
+    </w:p>
+    <w:p>
+      <w:pPr>
+        <w:pStyle w:val="1"/>
+      </w:pPr>
+      <w:r>
+        <w:t>Контрольные вопросы</w:t>
+      </w:r>
+    </w:p>
+    <w:p>
+      <w:pPr>
+        <w:pStyle w:val="2"/>
+      </w:pPr>
+      <w:r>
+        <w:t xml:space="preserve">Каков синтаксис условного оператора на Kotlin? </w:t>
+      </w:r>
+    </w:p>
+    <w:p>
+      <w:pPr>
+        <w:pStyle w:val="2"/>
+        <w:numPr>
+          <w:ilvl w:val="0"/>
+          <w:numId w:val="0"/>
+        </w:numPr>
+        <w:ind w:left="1134"/>
+      </w:pPr>
+      <w:r>
+        <w:t>if (условие) {</w:t>
+      </w:r>
+    </w:p>
+    <w:p>
+      <w:pPr>
+        <w:pStyle w:val="2"/>
+        <w:numPr>
+          <w:ilvl w:val="0"/>
+          <w:numId w:val="0"/>
+        </w:numPr>
+        <w:ind w:left="1134"/>
+      </w:pPr>
+      <w:r>
+        <w:t xml:space="preserve">    // код</w:t>
+      </w:r>
+    </w:p>
+    <w:p>
+      <w:pPr>
+        <w:pStyle w:val="2"/>
+        <w:numPr>
+          <w:ilvl w:val="0"/>
+          <w:numId w:val="0"/>
+        </w:numPr>
+        <w:ind w:left="1134"/>
+      </w:pPr>
+      <w:r>
+        <w:t>} else if (другое_условие) {</w:t>
+      </w:r>
+    </w:p>
+    <w:p>
+      <w:pPr>
+        <w:pStyle w:val="2"/>
+        <w:numPr>
+          <w:ilvl w:val="0"/>
+          <w:numId w:val="0"/>
+        </w:numPr>
+        <w:ind w:left="1134"/>
+      </w:pPr>
+      <w:r>
+        <w:t xml:space="preserve">    // код</w:t>
+      </w:r>
+    </w:p>
+    <w:p>
+      <w:pPr>
+        <w:pStyle w:val="2"/>
+        <w:numPr>
+          <w:ilvl w:val="0"/>
+          <w:numId w:val="0"/>
+        </w:numPr>
+        <w:ind w:left="1134"/>
+      </w:pPr>
+      <w:r>
+        <w:t>} else {</w:t>
+      </w:r>
+    </w:p>
+    <w:p>
+      <w:pPr>
+        <w:pStyle w:val="2"/>
+        <w:numPr>
+          <w:ilvl w:val="0"/>
+          <w:numId w:val="0"/>
+        </w:numPr>
+        <w:ind w:left="1134"/>
+      </w:pPr>
+      <w:r>
+        <w:t xml:space="preserve">    // код</w:t>
+      </w:r>
+    </w:p>
+    <w:p>
+      <w:pPr>
+        <w:pStyle w:val="2"/>
+        <w:numPr>
+          <w:ilvl w:val="0"/>
+          <w:numId w:val="0"/>
+        </w:numPr>
+        <w:ind w:left="993" w:firstLine="141"/>
+      </w:pPr>
+      <w:r>
+        <w:t>}</w:t>
+      </w:r>
+    </w:p>
+    <w:p>
+      <w:pPr>
+        <w:pStyle w:val="2"/>
+        <w:numPr>
+          <w:ilvl w:val="0"/>
+          <w:numId w:val="0"/>
+        </w:numPr>
+        <w:ind w:left="567"/>
+      </w:pPr>
+    </w:p>
+    <w:p>
+      <w:pPr>
+        <w:pStyle w:val="2"/>
+      </w:pPr>
+      <w:r>
+        <w:t xml:space="preserve">Каков синтаксис оператора множественного выбора на Kotlin? </w:t>
+      </w:r>
+    </w:p>
+    <w:p>
+      <w:pPr>
+        <w:pStyle w:val="2"/>
+        <w:numPr>
+          <w:ilvl w:val="0"/>
+          <w:numId w:val="0"/>
+        </w:numPr>
+        <w:ind w:left="1134"/>
+      </w:pPr>
+      <w:r>
+        <w:t>when (переменная) {</w:t>
+      </w:r>
+    </w:p>
+    <w:p>
+      <w:pPr>
+        <w:pStyle w:val="2"/>
+        <w:numPr>
+          <w:ilvl w:val="0"/>
+          <w:numId w:val="0"/>
+        </w:numPr>
+        <w:ind w:left="1134"/>
+      </w:pPr>
+      <w:r>
+        <w:t xml:space="preserve">    значение1 -&gt; // действие 1</w:t>
+      </w:r>
+    </w:p>
+    <w:p>
+      <w:pPr>
+        <w:pStyle w:val="2"/>
+        <w:numPr>
+          <w:ilvl w:val="0"/>
+          <w:numId w:val="0"/>
+        </w:numPr>
+        <w:ind w:left="1134"/>
+      </w:pPr>
+      <w:r>
+        <w:t xml:space="preserve">    значение2, значение3 -&gt; // действие для нескольких значений</w:t>
+      </w:r>
+    </w:p>
+    <w:p>
+      <w:pPr>
+        <w:pStyle w:val="2"/>
+        <w:numPr>
+          <w:ilvl w:val="0"/>
+          <w:numId w:val="0"/>
+        </w:numPr>
+        <w:ind w:left="1134"/>
+      </w:pPr>
+      <w:r>
+        <w:t xml:space="preserve">    in 10..20 -&gt; // действие для диапазона</w:t>
+      </w:r>
+    </w:p>
+    <w:p>
+      <w:pPr>
+        <w:pStyle w:val="2"/>
+        <w:numPr>
+          <w:ilvl w:val="0"/>
+          <w:numId w:val="0"/>
+        </w:numPr>
+        <w:ind w:left="1134"/>
+      </w:pPr>
+      <w:r>
+        <w:t xml:space="preserve">    is String -&gt; // проверка типа</w:t>
+      </w:r>
+    </w:p>
+    <w:p>
+      <w:pPr>
+        <w:pStyle w:val="2"/>
+        <w:numPr>
+          <w:ilvl w:val="0"/>
+          <w:numId w:val="0"/>
+        </w:numPr>
+        <w:ind w:left="1134"/>
+      </w:pPr>
+      <w:r>
+        <w:t xml:space="preserve">    else -&gt; // действие по умолчанию (аналог default)</w:t>
+      </w:r>
+    </w:p>
+    <w:p>
+      <w:pPr>
+        <w:pStyle w:val="2"/>
+        <w:numPr>
+          <w:ilvl w:val="0"/>
+          <w:numId w:val="0"/>
+        </w:numPr>
+        <w:ind w:left="993" w:firstLine="141"/>
+      </w:pPr>
+      <w:r>
+        <w:t>}</w:t>
+      </w:r>
+    </w:p>
+    <w:p>
+      <w:pPr>
+        <w:pStyle w:val="2"/>
+        <w:numPr>
+          <w:ilvl w:val="0"/>
+          <w:numId w:val="0"/>
+        </w:numPr>
+        <w:ind w:left="567"/>
+      </w:pPr>
+    </w:p>
+    <w:p>
+      <w:pPr>
+        <w:pStyle w:val="2"/>
+      </w:pPr>
+      <w:r>
+        <w:t>Каков синтаксис тернарного оператора на Kotlin?</w:t>
+      </w:r>
+    </w:p>
+    <w:p>
+      <w:pPr>
+        <w:pStyle w:val="2"/>
+        <w:numPr>
+          <w:ilvl w:val="0"/>
+          <w:numId w:val="0"/>
+        </w:numPr>
+        <w:ind w:firstLine="567"/>
+        <w:rPr>
+          <w:lang w:val="en-US"/>
+        </w:rPr>
+      </w:pPr>
+      <w:r>
+        <w:rPr>
+          <w:lang w:val="en-US"/>
+        </w:rPr>
+        <w:t>val result = if (a &gt; b) a else b</w:t>
+      </w:r>
+    </w:p>
+    <w:p>
+      <w:pPr>
+        <w:pStyle w:val="2"/>
+        <w:numPr>
+          <w:ilvl w:val="0"/>
+          <w:numId w:val="0"/>
+        </w:numPr>
+        <w:ind w:firstLine="567"/>
+        <w:rPr>
+          <w:lang w:val="en-US"/>
+        </w:rPr>
+      </w:pPr>
+    </w:p>
+    <w:p>
+      <w:pPr>
+        <w:pStyle w:val="1"/>
+      </w:pPr>
+      <w:r>
+        <w:t>Вывод</w:t>
+      </w:r>
+    </w:p>
+    <w:p>
+      <w:pPr>
+        <w:pStyle w:val="2"/>
+        <w:jc w:val="center"/>
+      </w:pPr>
+      <w:r>
+        <w:t xml:space="preserve">В ходе лабораторной работы </w:t>
+      </w:r>
+      <w:r>
+        <w:t>разработаны</w:t>
+      </w:r>
+      <w:r>
+        <w:t xml:space="preserve"> </w:t>
+      </w:r>
+      <w:r>
+        <w:t>разветвляющиеся</w:t>
+      </w:r>
+      <w:r>
+        <w:t xml:space="preserve"> алгоритмы </w:t>
+      </w:r>
+      <w:r>
+        <w:rPr>
+          <w:lang w:val="en-US"/>
+        </w:rPr>
+        <w:t>Kotlin</w:t>
+      </w:r>
+      <w:r>
+        <w:t>м</w:t>
+      </w:r>
+      <w:r>
+        <w:br w:type="page"/>
+      </w:r>
+      <w:r>
+        <w:rPr>
+          <w:b/>
           <w:bCs/>
-          <w:lang w:val="en-US"/>
-        </w:rPr>
-        <w:t xml:space="preserve"> JavaScript, </w:t>
-      </w:r>
-      <w:proofErr w:type="spellStart"/>
-      <w:r>
-        <w:rPr>
+          <w:sz w:val="32"/>
+          <w:szCs w:val="32"/>
+        </w:rPr>
+        <w:lastRenderedPageBreak/>
+        <w:t>Лабораторная работа №</w:t>
+      </w:r>
+      <w:r>
+        <w:rPr>
+          <w:b/>
           <w:bCs/>
-          <w:lang w:val="en-US"/>
-        </w:rPr>
-        <w:t>TypeScript</w:t>
-      </w:r>
-      <w:proofErr w:type="spellEnd"/>
-      <w:r>
-        <w:rPr>
-          <w:lang w:val="en-US"/>
-        </w:rPr>
-        <w:t xml:space="preserve">, </w:t>
-      </w:r>
-      <w:r>
-        <w:rPr>
+          <w:sz w:val="32"/>
+          <w:szCs w:val="32"/>
+        </w:rPr>
+        <w:t>5</w:t>
+      </w:r>
+      <w:r>
+        <w:rPr>
+          <w:b/>
           <w:bCs/>
-          <w:lang w:val="en-US"/>
-        </w:rPr>
-        <w:t>HTML, CSS, XML</w:t>
-      </w:r>
-      <w:r>
-        <w:rPr>
-          <w:lang w:val="en-US"/>
-        </w:rPr>
-        <w:t> </w:t>
-      </w:r>
-      <w:r>
-        <w:t>и</w:t>
-      </w:r>
-      <w:r>
-        <w:rPr>
-          <w:lang w:val="en-US"/>
+          <w:sz w:val="32"/>
+          <w:szCs w:val="32"/>
         </w:rPr>
         <w:t xml:space="preserve"> </w:t>
       </w:r>
       <w:r>
         <w:rPr>
+          <w:b/>
           <w:bCs/>
-          <w:lang w:val="en-US"/>
-        </w:rPr>
-        <w:t>SQL</w:t>
-      </w:r>
-      <w:r>
-        <w:rPr>
-          <w:lang w:val="en-US"/>
-        </w:rPr>
-        <w:t>.</w:t>
+          <w:sz w:val="32"/>
+          <w:szCs w:val="32"/>
+        </w:rPr>
+        <w:br/>
+        <w:t>Разработка циклических алгоритмов</w:t>
+      </w:r>
+    </w:p>
+    <w:p>
+      <w:pPr>
+        <w:pStyle w:val="1"/>
+        <w:numPr>
+          <w:ilvl w:val="0"/>
+          <w:numId w:val="21"/>
+        </w:numPr>
+      </w:pPr>
+      <w:r>
+        <w:t>Цель работы</w:t>
+      </w:r>
+    </w:p>
+    <w:p>
+      <w:pPr>
+        <w:pStyle w:val="2"/>
+        <w:numPr>
+          <w:ilvl w:val="1"/>
+          <w:numId w:val="21"/>
+        </w:numPr>
+      </w:pPr>
+      <w:r>
+        <w:t>Изучить процесс разработки циклических алгоритмов в приложениях на Kotlin.</w:t>
+      </w:r>
+    </w:p>
+    <w:p>
+      <w:pPr>
+        <w:pStyle w:val="1"/>
+      </w:pPr>
+      <w:r>
+        <w:t>Контрольные вопросы</w:t>
+      </w:r>
+    </w:p>
+    <w:p>
+      <w:pPr>
+        <w:pStyle w:val="2"/>
+      </w:pPr>
+      <w:r>
+        <w:t xml:space="preserve">Каков синтаксис оператор for на Kotlin? </w:t>
+      </w:r>
+    </w:p>
+    <w:p>
+      <w:pPr>
+        <w:pStyle w:val="2"/>
+        <w:numPr>
+          <w:ilvl w:val="0"/>
+          <w:numId w:val="0"/>
+        </w:numPr>
+        <w:ind w:left="1134"/>
+      </w:pPr>
+      <w:r>
+        <w:t>for (элемент in коллекция) {</w:t>
+      </w:r>
+    </w:p>
+    <w:p>
+      <w:pPr>
+        <w:pStyle w:val="2"/>
+        <w:numPr>
+          <w:ilvl w:val="0"/>
+          <w:numId w:val="0"/>
+        </w:numPr>
+        <w:ind w:left="1134"/>
+      </w:pPr>
+      <w:r>
+        <w:t xml:space="preserve">    // тело цикла</w:t>
+      </w:r>
+    </w:p>
+    <w:p>
+      <w:pPr>
+        <w:pStyle w:val="2"/>
+        <w:numPr>
+          <w:ilvl w:val="0"/>
+          <w:numId w:val="0"/>
+        </w:numPr>
+        <w:ind w:left="993" w:firstLine="141"/>
+      </w:pPr>
+      <w:r>
+        <w:t>}</w:t>
       </w:r>
     </w:p>
     <w:p>
@@ -3036,33 +3841,53 @@
           <w:numId w:val="0"/>
         </w:numPr>
         <w:ind w:left="567"/>
-        <w:rPr>
-          <w:lang w:val="en-US"/>
-        </w:rPr>
-      </w:pPr>
-    </w:p>
-    <w:p>
-      <w:pPr>
-        <w:pStyle w:val="2"/>
-      </w:pPr>
-      <w:r>
-        <w:t xml:space="preserve">Какие языки программирования доступны в </w:t>
-      </w:r>
-      <w:proofErr w:type="spellStart"/>
-      <w:r>
-        <w:t>Android</w:t>
-      </w:r>
-      <w:proofErr w:type="spellEnd"/>
-      <w:r>
-        <w:t xml:space="preserve"> </w:t>
-      </w:r>
-      <w:proofErr w:type="spellStart"/>
-      <w:r>
-        <w:t>Studio</w:t>
-      </w:r>
-      <w:proofErr w:type="spellEnd"/>
-      <w:r>
-        <w:t>?</w:t>
+      </w:pPr>
+    </w:p>
+    <w:p>
+      <w:pPr>
+        <w:pStyle w:val="2"/>
+      </w:pPr>
+      <w:r>
+        <w:t xml:space="preserve">Каков синтаксис оператора while на Kotlin? </w:t>
+      </w:r>
+    </w:p>
+    <w:p>
+      <w:pPr>
+        <w:pStyle w:val="2"/>
+        <w:numPr>
+          <w:ilvl w:val="0"/>
+          <w:numId w:val="0"/>
+        </w:numPr>
+        <w:ind w:left="1134"/>
+      </w:pPr>
+      <w:r>
+        <w:t>while (условие) {</w:t>
+      </w:r>
+    </w:p>
+    <w:p>
+      <w:pPr>
+        <w:pStyle w:val="2"/>
+        <w:numPr>
+          <w:ilvl w:val="0"/>
+          <w:numId w:val="0"/>
+        </w:numPr>
+        <w:ind w:left="1134"/>
+      </w:pPr>
+      <w:r>
+        <w:t xml:space="preserve">    // код</w:t>
+      </w:r>
+    </w:p>
+    <w:p>
+      <w:pPr>
+        <w:pStyle w:val="2"/>
+        <w:numPr>
+          <w:ilvl w:val="0"/>
+          <w:numId w:val="0"/>
+        </w:numPr>
+        <w:ind w:left="993" w:firstLine="141"/>
+      </w:pPr>
+      <w:r>
+        <w:t>}</w:t>
       </w:r>
     </w:p>
     <w:p>
@@ -3073,150 +3898,153 @@
           <w:numId w:val="0"/>
         </w:numPr>
         <w:ind w:left="567"/>
-        <w:rPr>
-          <w:lang w:val="en-US"/>
-        </w:rPr>
-      </w:pPr>
-      <w:r>
-        <w:rPr>
-          <w:lang w:val="en-US"/>
-        </w:rPr>
-        <w:t>Java</w:t>
-      </w:r>
-      <w:r>
-        <w:rPr>
-          <w:lang w:val="en-US"/>
-        </w:rPr>
-        <w:t xml:space="preserve">, </w:t>
-      </w:r>
-      <w:proofErr w:type="spellStart"/>
+      </w:pPr>
+    </w:p>
+    <w:p>
+      <w:pPr>
+        <w:pStyle w:val="2"/>
+      </w:pPr>
+      <w:r>
+        <w:t xml:space="preserve">Каков синтаксис оператора do-while на Kotlin? </w:t>
+      </w:r>
+    </w:p>
+    <w:p>
+      <w:pPr>
+        <w:pStyle w:val="2"/>
+        <w:numPr>
+          <w:ilvl w:val="0"/>
+          <w:numId w:val="0"/>
+        </w:numPr>
+        <w:ind w:left="1134"/>
+      </w:pPr>
+      <w:r>
+        <w:t>do {</w:t>
+      </w:r>
+    </w:p>
+    <w:p>
+      <w:pPr>
+        <w:pStyle w:val="2"/>
+        <w:numPr>
+          <w:ilvl w:val="0"/>
+          <w:numId w:val="0"/>
+        </w:numPr>
+        <w:ind w:left="1134"/>
+      </w:pPr>
+      <w:r>
+        <w:t xml:space="preserve">    // Код для выполнения</w:t>
+      </w:r>
+    </w:p>
+    <w:p>
+      <w:pPr>
+        <w:pStyle w:val="2"/>
+        <w:numPr>
+          <w:ilvl w:val="0"/>
+          <w:numId w:val="0"/>
+        </w:numPr>
+        <w:ind w:left="993" w:firstLine="141"/>
+      </w:pPr>
+      <w:r>
+        <w:t>} while (условие)</w:t>
+      </w:r>
+    </w:p>
+    <w:p>
+      <w:pPr>
+        <w:pStyle w:val="2"/>
+        <w:numPr>
+          <w:ilvl w:val="0"/>
+          <w:numId w:val="0"/>
+        </w:numPr>
+        <w:ind w:left="567"/>
+      </w:pPr>
+    </w:p>
+    <w:p>
+      <w:pPr>
+        <w:pStyle w:val="2"/>
+      </w:pPr>
+      <w:r>
+        <w:t>Какие операторы досрочного выхода из цикла применяются в Kotlin?</w:t>
+      </w:r>
+    </w:p>
+    <w:p>
+      <w:pPr>
+        <w:pStyle w:val="2"/>
+        <w:numPr>
+          <w:ilvl w:val="0"/>
+          <w:numId w:val="0"/>
+        </w:numPr>
+        <w:ind w:firstLine="567"/>
+      </w:pPr>
+      <w:r>
+        <w:t xml:space="preserve">break </w:t>
+      </w:r>
+      <w:r>
+        <w:t>-</w:t>
+      </w:r>
+      <w:r>
+        <w:t xml:space="preserve"> полностью прерывает выполнение </w:t>
+      </w:r>
+      <w:r>
+        <w:t>текущего</w:t>
+      </w:r>
+      <w:r>
+        <w:t xml:space="preserve"> цикла.</w:t>
+      </w:r>
+    </w:p>
+    <w:p>
+      <w:pPr>
+        <w:pStyle w:val="2"/>
+        <w:numPr>
+          <w:ilvl w:val="0"/>
+          <w:numId w:val="0"/>
+        </w:numPr>
+        <w:ind w:left="567"/>
+      </w:pPr>
+      <w:r>
+        <w:t xml:space="preserve">continue </w:t>
+      </w:r>
+      <w:r>
+        <w:t>-</w:t>
+      </w:r>
+      <w:r>
+        <w:t xml:space="preserve"> завершает текущую итерацию и переходит к следующей проверке условия.</w:t>
+      </w:r>
+    </w:p>
+    <w:p>
+      <w:pPr>
+        <w:pStyle w:val="2"/>
+        <w:numPr>
+          <w:ilvl w:val="0"/>
+          <w:numId w:val="0"/>
+        </w:numPr>
+        <w:ind w:left="567"/>
+      </w:pPr>
+    </w:p>
+    <w:p>
+      <w:pPr>
+        <w:pStyle w:val="1"/>
+      </w:pPr>
+      <w:r>
+        <w:t>Вывод</w:t>
+      </w:r>
+    </w:p>
+    <w:p>
+      <w:pPr>
+        <w:pStyle w:val="2"/>
+      </w:pPr>
+      <w:r>
+        <w:t xml:space="preserve">В ходе лабораторной работы разработаны разветвляющиеся алгоритмы </w:t>
+      </w:r>
       <w:r>
         <w:rPr>
           <w:lang w:val="en-US"/>
         </w:rPr>
         <w:t>Kotlin</w:t>
       </w:r>
-      <w:proofErr w:type="spellEnd"/>
-    </w:p>
-    <w:p>
-      <w:pPr>
-        <w:pStyle w:val="2"/>
-        <w:numPr>
-          <w:ilvl w:val="0"/>
-          <w:numId w:val="0"/>
-        </w:numPr>
-        <w:ind w:left="567"/>
-      </w:pPr>
-    </w:p>
-    <w:p>
-      <w:pPr>
-        <w:pStyle w:val="2"/>
-      </w:pPr>
-      <w:r>
-        <w:t xml:space="preserve">На каких языках программирования можно разрабатывать </w:t>
-      </w:r>
-      <w:proofErr w:type="spellStart"/>
-      <w:r>
-        <w:t>нативные</w:t>
-      </w:r>
-      <w:proofErr w:type="spellEnd"/>
-      <w:r>
-        <w:t xml:space="preserve"> приложения для </w:t>
-      </w:r>
-      <w:proofErr w:type="spellStart"/>
-      <w:r>
-        <w:t>Android</w:t>
-      </w:r>
-      <w:proofErr w:type="spellEnd"/>
-      <w:r>
-        <w:t>?</w:t>
-      </w:r>
-    </w:p>
-    <w:p>
-      <w:pPr>
-        <w:pStyle w:val="2"/>
-        <w:numPr>
-          <w:ilvl w:val="0"/>
-          <w:numId w:val="0"/>
-        </w:numPr>
-        <w:ind w:left="567"/>
-      </w:pPr>
-      <w:r>
-        <w:rPr>
-          <w:lang w:val="en-US"/>
-        </w:rPr>
-        <w:t xml:space="preserve">Java, </w:t>
-      </w:r>
-      <w:proofErr w:type="spellStart"/>
-      <w:r>
-        <w:rPr>
-          <w:lang w:val="en-US"/>
-        </w:rPr>
-        <w:t>Kotlin</w:t>
-      </w:r>
-      <w:proofErr w:type="spellEnd"/>
-      <w:r>
-        <w:rPr>
-          <w:lang w:val="en-US"/>
-        </w:rPr>
-        <w:t xml:space="preserve">, </w:t>
-      </w:r>
-      <w:r>
-        <w:rPr>
-          <w:lang w:val="en-US"/>
-        </w:rPr>
-        <w:t>Objective-C</w:t>
-      </w:r>
-      <w:r>
-        <w:rPr>
-          <w:lang w:val="en-US"/>
-        </w:rPr>
-        <w:t xml:space="preserve">, </w:t>
-      </w:r>
-      <w:r>
-        <w:rPr>
-          <w:lang w:val="en-US"/>
-        </w:rPr>
-        <w:t>Swift</w:t>
-      </w:r>
-    </w:p>
-    <w:p>
-      <w:pPr>
-        <w:pStyle w:val="2"/>
-        <w:numPr>
-          <w:ilvl w:val="0"/>
-          <w:numId w:val="0"/>
-        </w:numPr>
-        <w:ind w:firstLine="567"/>
-      </w:pPr>
-    </w:p>
-    <w:p>
-      <w:pPr>
-        <w:pStyle w:val="1"/>
-      </w:pPr>
-      <w:r>
-        <w:t>Вывод</w:t>
-      </w:r>
-    </w:p>
-    <w:p>
-      <w:pPr>
-        <w:pStyle w:val="2"/>
-      </w:pPr>
-      <w:r>
-        <w:t>В ходе лабораторной работы установлены среды для разработки мобильных</w:t>
-      </w:r>
-      <w:r>
-        <w:t xml:space="preserve"> </w:t>
-      </w:r>
-      <w:r>
-        <w:t>приложений с применением виртуальной машины.</w:t>
-      </w:r>
-    </w:p>
-    <w:p>
-      <w:r>
-        <w:br w:type="page"/>
-      </w:r>
-    </w:p>
+      <w:r>
+        <w:t>м.</w:t>
+      </w:r>
+    </w:p>
+    <w:p/>
     <w:p>
       <w:pPr>
         <w:pStyle w:val="10"/>
@@ -3273,59 +4101,27 @@
           <w:color w:val="000000"/>
         </w:rPr>
         <w:br/>
-        <w:t xml:space="preserve">приложениях на </w:t>
-      </w:r>
-      <w:proofErr w:type="spellStart"/>
+        <w:t>приложениях на Kotlin.</w:t>
+      </w:r>
+    </w:p>
+    <w:p>
+      <w:pPr>
+        <w:pStyle w:val="1"/>
+      </w:pPr>
+      <w:r>
+        <w:t>Контрольные вопросы</w:t>
+      </w:r>
+    </w:p>
+    <w:p>
+      <w:pPr>
+        <w:pStyle w:val="2"/>
+      </w:pPr>
       <w:r>
         <w:rPr>
           <w:rFonts w:ascii="TimesNewRomanPSMT" w:hAnsi="TimesNewRomanPSMT"/>
           <w:color w:val="000000"/>
         </w:rPr>
-        <w:t>Kotlin</w:t>
-      </w:r>
-      <w:proofErr w:type="spellEnd"/>
-      <w:r>
-        <w:rPr>
-          <w:rFonts w:ascii="TimesNewRomanPSMT" w:hAnsi="TimesNewRomanPSMT"/>
-          <w:color w:val="000000"/>
-        </w:rPr>
-        <w:t>.</w:t>
-      </w:r>
-    </w:p>
-    <w:p>
-      <w:pPr>
-        <w:pStyle w:val="1"/>
-      </w:pPr>
-      <w:r>
-        <w:t>Контрольные вопросы</w:t>
-      </w:r>
-    </w:p>
-    <w:p>
-      <w:pPr>
-        <w:pStyle w:val="2"/>
-      </w:pPr>
-      <w:r>
-        <w:rPr>
-          <w:rFonts w:ascii="TimesNewRomanPSMT" w:hAnsi="TimesNewRomanPSMT"/>
-          <w:color w:val="000000"/>
-        </w:rPr>
-        <w:t>Что такое «</w:t>
-      </w:r>
-      <w:proofErr w:type="spellStart"/>
-      <w:r>
-        <w:rPr>
-          <w:rFonts w:ascii="TimesNewRomanPSMT" w:hAnsi="TimesNewRomanPSMT"/>
-          <w:color w:val="000000"/>
-        </w:rPr>
-        <w:t>корутина</w:t>
-      </w:r>
-      <w:proofErr w:type="spellEnd"/>
-      <w:r>
-        <w:rPr>
-          <w:rFonts w:ascii="TimesNewRomanPSMT" w:hAnsi="TimesNewRomanPSMT"/>
-          <w:color w:val="000000"/>
-        </w:rPr>
-        <w:t>»?</w:t>
+        <w:t>Что такое «корутина»?</w:t>
       </w:r>
     </w:p>
     <w:p>
@@ -3372,23 +4168,7 @@
           <w:rFonts w:ascii="TimesNewRomanPSMT" w:hAnsi="TimesNewRomanPSMT"/>
           <w:color w:val="000000"/>
         </w:rPr>
-        <w:t xml:space="preserve">Для чего используется </w:t>
-      </w:r>
-      <w:proofErr w:type="spellStart"/>
-      <w:r>
-        <w:rPr>
-          <w:rFonts w:ascii="TimesNewRomanPSMT" w:hAnsi="TimesNewRomanPSMT"/>
-          <w:color w:val="000000"/>
-        </w:rPr>
-        <w:t>launch</w:t>
-      </w:r>
-      <w:proofErr w:type="spellEnd"/>
-      <w:r>
-        <w:rPr>
-          <w:rFonts w:ascii="TimesNewRomanPSMT" w:hAnsi="TimesNewRomanPSMT"/>
-          <w:color w:val="000000"/>
-        </w:rPr>
-        <w:t>?</w:t>
+        <w:t>Для чего используется launch?</w:t>
       </w:r>
     </w:p>
     <w:p>
@@ -3410,41 +4190,138 @@
           <w:bCs/>
           <w:color w:val="000000"/>
         </w:rPr>
-        <w:t xml:space="preserve">Для запуска </w:t>
-      </w:r>
-      <w:proofErr w:type="spellStart"/>
+        <w:t>Для запуска корутины, которая выполняется в фоновом режиме без возврата результата</w:t>
+      </w:r>
+      <w:r>
+        <w:rPr>
+          <w:rFonts w:ascii="TimesNewRomanPSMT" w:hAnsi="TimesNewRomanPSMT"/>
+          <w:color w:val="000000"/>
+        </w:rPr>
+        <w:t>.</w:t>
+      </w:r>
+    </w:p>
+    <w:p>
+      <w:pPr>
+        <w:pStyle w:val="1"/>
+        <w:numPr>
+          <w:ilvl w:val="0"/>
+          <w:numId w:val="0"/>
+        </w:numPr>
+      </w:pPr>
+    </w:p>
+    <w:p>
+      <w:pPr>
+        <w:pStyle w:val="2"/>
+      </w:pPr>
+      <w:r>
+        <w:rPr>
+          <w:rFonts w:ascii="TimesNewRomanPSMT" w:hAnsi="TimesNewRomanPSMT"/>
+          <w:color w:val="000000"/>
+        </w:rPr>
+        <w:t>Какие особенности использования у suspend-функций?</w:t>
+      </w:r>
+      <w:r>
+        <w:t>?</w:t>
+      </w:r>
+    </w:p>
+    <w:p>
+      <w:pPr>
+        <w:pStyle w:val="2"/>
+        <w:numPr>
+          <w:ilvl w:val="0"/>
+          <w:numId w:val="0"/>
+        </w:numPr>
+        <w:ind w:left="567"/>
+      </w:pPr>
       <w:r>
         <w:rPr>
           <w:rFonts w:ascii="TimesNewRomanPSMT" w:hAnsi="TimesNewRomanPSMT"/>
           <w:bCs/>
           <w:color w:val="000000"/>
         </w:rPr>
-        <w:t>корутины</w:t>
-      </w:r>
-      <w:proofErr w:type="spellEnd"/>
+        <w:t>П</w:t>
+      </w:r>
       <w:r>
         <w:rPr>
           <w:rFonts w:ascii="TimesNewRomanPSMT" w:hAnsi="TimesNewRomanPSMT"/>
           <w:bCs/>
           <w:color w:val="000000"/>
         </w:rPr>
-        <w:t>, которая выполняется в фоновом режиме без возврата результата</w:t>
-      </w:r>
+        <w:t>риостанавливать выполнение кода без блокировки потока</w:t>
+      </w:r>
+      <w:r>
+        <w:t>.</w:t>
+      </w:r>
+    </w:p>
+    <w:p>
+      <w:pPr>
+        <w:pStyle w:val="2"/>
+        <w:numPr>
+          <w:ilvl w:val="0"/>
+          <w:numId w:val="0"/>
+        </w:numPr>
+        <w:ind w:left="567"/>
+      </w:pPr>
+    </w:p>
+    <w:p>
+      <w:pPr>
+        <w:pStyle w:val="2"/>
+      </w:pPr>
       <w:r>
         <w:rPr>
           <w:rFonts w:ascii="TimesNewRomanPSMT" w:hAnsi="TimesNewRomanPSMT"/>
           <w:color w:val="000000"/>
         </w:rPr>
-        <w:t>.</w:t>
-      </w:r>
-    </w:p>
-    <w:p>
-      <w:pPr>
-        <w:pStyle w:val="1"/>
-        <w:numPr>
-          <w:ilvl w:val="0"/>
-          <w:numId w:val="0"/>
-        </w:numPr>
+        <w:t>Как приостановить выполнение корутины</w:t>
+      </w:r>
+      <w:r>
+        <w:t>?</w:t>
+      </w:r>
+    </w:p>
+    <w:p>
+      <w:pPr>
+        <w:pStyle w:val="HTML"/>
+        <w:shd w:val="clear" w:color="auto" w:fill="1E1F22"/>
+        <w:rPr>
+          <w:color w:val="BCBEC4"/>
+          <w:lang w:val="en-US"/>
+        </w:rPr>
+      </w:pPr>
+      <w:r>
+        <w:rPr>
+          <w:lang w:val="en-US"/>
+        </w:rPr>
+        <w:tab/>
+      </w:r>
+      <w:r>
+        <w:rPr>
+          <w:color w:val="BCBEC4"/>
+          <w:lang w:val="en-US"/>
+        </w:rPr>
+        <w:t>deley(</w:t>
+      </w:r>
+      <w:r>
+        <w:rPr>
+          <w:color w:val="BCBEC4"/>
+        </w:rPr>
+        <w:t>миллисекунды</w:t>
+      </w:r>
+      <w:r>
+        <w:rPr>
+          <w:color w:val="BCBEC4"/>
+          <w:lang w:val="en-US"/>
+        </w:rPr>
+        <w:t>)</w:t>
+      </w:r>
+    </w:p>
+    <w:p>
+      <w:pPr>
+        <w:pStyle w:val="2"/>
+        <w:numPr>
+          <w:ilvl w:val="0"/>
+          <w:numId w:val="0"/>
+        </w:numPr>
+        <w:ind w:left="567"/>
       </w:pPr>
     </w:p>
     <w:p>
@@ -3456,87 +4333,8 @@
           <w:rFonts w:ascii="TimesNewRomanPSMT" w:hAnsi="TimesNewRomanPSMT"/>
           <w:color w:val="000000"/>
         </w:rPr>
-        <w:t xml:space="preserve">Какие особенности использования у </w:t>
-      </w:r>
-      <w:proofErr w:type="spellStart"/>
-      <w:r>
-        <w:rPr>
-          <w:rFonts w:ascii="TimesNewRomanPSMT" w:hAnsi="TimesNewRomanPSMT"/>
-          <w:color w:val="000000"/>
-        </w:rPr>
-        <w:t>suspend</w:t>
-      </w:r>
-      <w:proofErr w:type="spellEnd"/>
-      <w:r>
-        <w:rPr>
-          <w:rFonts w:ascii="TimesNewRomanPSMT" w:hAnsi="TimesNewRomanPSMT"/>
-          <w:color w:val="000000"/>
-        </w:rPr>
-        <w:t>-функций?</w:t>
-      </w:r>
-      <w:r>
-        <w:t>?</w:t>
-      </w:r>
-    </w:p>
-    <w:p>
-      <w:pPr>
-        <w:pStyle w:val="2"/>
-        <w:numPr>
-          <w:ilvl w:val="0"/>
-          <w:numId w:val="0"/>
-        </w:numPr>
-        <w:ind w:left="567"/>
-      </w:pPr>
-      <w:r>
-        <w:rPr>
-          <w:rFonts w:ascii="TimesNewRomanPSMT" w:hAnsi="TimesNewRomanPSMT"/>
-          <w:bCs/>
-          <w:color w:val="000000"/>
-        </w:rPr>
-        <w:t>П</w:t>
-      </w:r>
-      <w:r>
-        <w:rPr>
-          <w:rFonts w:ascii="TimesNewRomanPSMT" w:hAnsi="TimesNewRomanPSMT"/>
-          <w:bCs/>
-          <w:color w:val="000000"/>
-        </w:rPr>
-        <w:t>риостанавливать выполнение кода без блокировки потока</w:t>
-      </w:r>
-      <w:r>
-        <w:t>.</w:t>
-      </w:r>
-    </w:p>
-    <w:p>
-      <w:pPr>
-        <w:pStyle w:val="2"/>
-        <w:numPr>
-          <w:ilvl w:val="0"/>
-          <w:numId w:val="0"/>
-        </w:numPr>
-        <w:ind w:left="567"/>
-      </w:pPr>
-    </w:p>
-    <w:p>
-      <w:pPr>
-        <w:pStyle w:val="2"/>
-      </w:pPr>
-      <w:r>
-        <w:rPr>
-          <w:rFonts w:ascii="TimesNewRomanPSMT" w:hAnsi="TimesNewRomanPSMT"/>
-          <w:color w:val="000000"/>
-        </w:rPr>
-        <w:t xml:space="preserve">Как приостановить выполнение </w:t>
-      </w:r>
-      <w:proofErr w:type="spellStart"/>
-      <w:r>
-        <w:rPr>
-          <w:rFonts w:ascii="TimesNewRomanPSMT" w:hAnsi="TimesNewRomanPSMT"/>
-          <w:color w:val="000000"/>
-        </w:rPr>
-        <w:t>корутины</w:t>
-      </w:r>
-      <w:proofErr w:type="spellEnd"/>
+        <w:t>Как отменить выполнение корутины</w:t>
+      </w:r>
       <w:r>
         <w:t>?</w:t>
       </w:r>
@@ -3556,100 +4354,12 @@
         </w:rPr>
         <w:tab/>
       </w:r>
-      <w:proofErr w:type="spellStart"/>
-      <w:r>
-        <w:rPr>
-          <w:color w:val="BCBEC4"/>
-          <w:lang w:val="en-US"/>
-        </w:rPr>
-        <w:t>deley</w:t>
-      </w:r>
-      <w:proofErr w:type="spellEnd"/>
-      <w:r>
-        <w:rPr>
-          <w:color w:val="BCBEC4"/>
-          <w:lang w:val="en-US"/>
-        </w:rPr>
-        <w:t>(</w:t>
-      </w:r>
-      <w:r>
-        <w:rPr>
-          <w:color w:val="BCBEC4"/>
-        </w:rPr>
-        <w:t>миллисекунды</w:t>
-      </w:r>
-      <w:r>
-        <w:rPr>
-          <w:color w:val="BCBEC4"/>
-          <w:lang w:val="en-US"/>
-        </w:rPr>
-        <w:t>)</w:t>
-      </w:r>
-    </w:p>
-    <w:p>
-      <w:pPr>
-        <w:pStyle w:val="2"/>
-        <w:numPr>
-          <w:ilvl w:val="0"/>
-          <w:numId w:val="0"/>
-        </w:numPr>
-        <w:ind w:left="567"/>
-      </w:pPr>
-    </w:p>
-    <w:p>
-      <w:pPr>
-        <w:pStyle w:val="2"/>
-      </w:pPr>
-      <w:r>
-        <w:rPr>
-          <w:rFonts w:ascii="TimesNewRomanPSMT" w:hAnsi="TimesNewRomanPSMT"/>
-          <w:color w:val="000000"/>
-        </w:rPr>
-        <w:t xml:space="preserve">Как отменить выполнение </w:t>
-      </w:r>
-      <w:proofErr w:type="spellStart"/>
-      <w:r>
-        <w:rPr>
-          <w:rFonts w:ascii="TimesNewRomanPSMT" w:hAnsi="TimesNewRomanPSMT"/>
-          <w:color w:val="000000"/>
-        </w:rPr>
-        <w:t>корутины</w:t>
-      </w:r>
-      <w:proofErr w:type="spellEnd"/>
-      <w:r>
-        <w:t>?</w:t>
-      </w:r>
-    </w:p>
-    <w:p>
-      <w:pPr>
-        <w:pStyle w:val="HTML"/>
-        <w:shd w:val="clear" w:color="auto" w:fill="1E1F22"/>
-        <w:rPr>
-          <w:color w:val="BCBEC4"/>
-          <w:lang w:val="en-US"/>
-        </w:rPr>
-      </w:pPr>
-      <w:r>
-        <w:rPr>
-          <w:lang w:val="en-US"/>
-        </w:rPr>
-        <w:tab/>
-      </w:r>
-      <w:proofErr w:type="spellStart"/>
       <w:r>
         <w:rPr>
           <w:color w:val="CF8E6D"/>
           <w:lang w:val="en-US"/>
         </w:rPr>
-        <w:t>val</w:t>
-      </w:r>
-      <w:proofErr w:type="spellEnd"/>
-      <w:r>
-        <w:rPr>
-          <w:color w:val="CF8E6D"/>
-          <w:lang w:val="en-US"/>
-        </w:rPr>
-        <w:t xml:space="preserve"> </w:t>
+        <w:t xml:space="preserve">val </w:t>
       </w:r>
       <w:r>
         <w:rPr>
@@ -3667,7 +4377,6 @@
         </w:rPr>
         <w:t xml:space="preserve">launch </w:t>
       </w:r>
-      <w:proofErr w:type="gramStart"/>
       <w:r>
         <w:rPr>
           <w:b/>
@@ -3682,15 +4391,7 @@
           <w:color w:val="BCBEC4"/>
           <w:lang w:val="en-US"/>
         </w:rPr>
-        <w:t xml:space="preserve"> …</w:t>
-      </w:r>
-      <w:proofErr w:type="gramEnd"/>
-      <w:r>
-        <w:rPr>
-          <w:color w:val="BCBEC4"/>
-          <w:lang w:val="en-US"/>
-        </w:rPr>
-        <w:t xml:space="preserve"> }</w:t>
+        <w:t xml:space="preserve"> … }</w:t>
       </w:r>
     </w:p>
     <w:p>
@@ -3708,23 +4409,12 @@
         </w:rPr>
         <w:tab/>
       </w:r>
-      <w:proofErr w:type="spellStart"/>
-      <w:proofErr w:type="gramStart"/>
       <w:r>
         <w:rPr>
           <w:color w:val="BCBEC4"/>
           <w:lang w:val="en-US"/>
         </w:rPr>
-        <w:t>job.cancel</w:t>
-      </w:r>
-      <w:proofErr w:type="spellEnd"/>
-      <w:proofErr w:type="gramEnd"/>
-      <w:r>
-        <w:rPr>
-          <w:color w:val="BCBEC4"/>
-          <w:lang w:val="en-US"/>
-        </w:rPr>
-        <w:t>()</w:t>
+        <w:t>job.cancel()</w:t>
       </w:r>
     </w:p>
     <w:p>
@@ -3749,156 +4439,119 @@
           <w:rFonts w:ascii="TimesNewRomanPSMT" w:hAnsi="TimesNewRomanPSMT"/>
           <w:color w:val="000000"/>
         </w:rPr>
-        <w:t xml:space="preserve">Как подключить библиотеку для работы с </w:t>
-      </w:r>
-      <w:proofErr w:type="spellStart"/>
-      <w:r>
+        <w:t>Как подключить библиотеку для работы с корутинами</w:t>
+      </w:r>
+      <w:r>
+        <w:t>?</w:t>
+      </w:r>
+    </w:p>
+    <w:p>
+      <w:pPr>
+        <w:pStyle w:val="2"/>
+        <w:numPr>
+          <w:ilvl w:val="0"/>
+          <w:numId w:val="0"/>
+        </w:numPr>
+        <w:ind w:left="567"/>
+        <w:rPr>
+          <w:lang w:val="en-US"/>
+        </w:rPr>
+      </w:pPr>
+      <w:r>
+        <w:rPr>
+          <w:lang w:val="en-US"/>
+        </w:rPr>
+        <w:t xml:space="preserve">File -&gt; Project Stracture -&gt; Libreries -&gt; “+” -&gt; From Maven -&gt; </w:t>
+      </w:r>
+      <w:r>
+        <w:t>найти</w:t>
+      </w:r>
+      <w:r>
+        <w:rPr>
+          <w:lang w:val="en-US"/>
+        </w:rPr>
+        <w:t xml:space="preserve"> </w:t>
+      </w:r>
+      <w:r>
+        <w:t>библиотеку</w:t>
+      </w:r>
+      <w:r>
+        <w:rPr>
+          <w:lang w:val="en-US"/>
+        </w:rPr>
+        <w:t xml:space="preserve"> -&gt; ok</w:t>
+      </w:r>
+    </w:p>
+    <w:p>
+      <w:pPr>
+        <w:pStyle w:val="2"/>
+        <w:numPr>
+          <w:ilvl w:val="0"/>
+          <w:numId w:val="0"/>
+        </w:numPr>
+        <w:ind w:firstLine="567"/>
+        <w:rPr>
+          <w:lang w:val="en-US"/>
+        </w:rPr>
+      </w:pPr>
+    </w:p>
+    <w:p>
+      <w:pPr>
+        <w:pStyle w:val="1"/>
+      </w:pPr>
+      <w:r>
+        <w:t>Вывод</w:t>
+      </w:r>
+    </w:p>
+    <w:p>
+      <w:pPr>
+        <w:pStyle w:val="2"/>
         <w:rPr>
           <w:rFonts w:ascii="TimesNewRomanPSMT" w:hAnsi="TimesNewRomanPSMT"/>
           <w:color w:val="000000"/>
         </w:rPr>
-        <w:t>корутинами</w:t>
-      </w:r>
-      <w:proofErr w:type="spellEnd"/>
-      <w:r>
-        <w:t>?</w:t>
-      </w:r>
-    </w:p>
-    <w:p>
-      <w:pPr>
-        <w:pStyle w:val="2"/>
-        <w:numPr>
-          <w:ilvl w:val="0"/>
-          <w:numId w:val="0"/>
-        </w:numPr>
-        <w:ind w:left="567"/>
-        <w:rPr>
-          <w:lang w:val="en-US"/>
-        </w:rPr>
-      </w:pPr>
-      <w:r>
-        <w:rPr>
-          <w:lang w:val="en-US"/>
-        </w:rPr>
-        <w:t xml:space="preserve">File -&gt; Project </w:t>
-      </w:r>
-      <w:proofErr w:type="spellStart"/>
-      <w:r>
-        <w:rPr>
-          <w:lang w:val="en-US"/>
-        </w:rPr>
-        <w:t>Stracture</w:t>
-      </w:r>
-      <w:proofErr w:type="spellEnd"/>
-      <w:r>
-        <w:rPr>
-          <w:lang w:val="en-US"/>
-        </w:rPr>
-        <w:t xml:space="preserve"> -&gt; </w:t>
-      </w:r>
-      <w:proofErr w:type="spellStart"/>
-      <w:r>
-        <w:rPr>
-          <w:lang w:val="en-US"/>
-        </w:rPr>
-        <w:t>Libreries</w:t>
-      </w:r>
-      <w:proofErr w:type="spellEnd"/>
-      <w:r>
-        <w:rPr>
-          <w:lang w:val="en-US"/>
-        </w:rPr>
-        <w:t xml:space="preserve"> -&gt; “+” -&gt; From Maven -&gt; </w:t>
-      </w:r>
-      <w:r>
-        <w:t>найти</w:t>
-      </w:r>
-      <w:r>
-        <w:rPr>
-          <w:lang w:val="en-US"/>
-        </w:rPr>
-        <w:t xml:space="preserve"> </w:t>
-      </w:r>
-      <w:r>
-        <w:t>библиотеку</w:t>
-      </w:r>
-      <w:r>
-        <w:rPr>
-          <w:lang w:val="en-US"/>
-        </w:rPr>
-        <w:t xml:space="preserve"> -&gt; ok</w:t>
-      </w:r>
-    </w:p>
-    <w:p>
-      <w:pPr>
-        <w:pStyle w:val="2"/>
-        <w:numPr>
-          <w:ilvl w:val="0"/>
-          <w:numId w:val="0"/>
-        </w:numPr>
-        <w:ind w:firstLine="567"/>
-        <w:rPr>
-          <w:lang w:val="en-US"/>
-        </w:rPr>
-      </w:pPr>
-    </w:p>
-    <w:p>
-      <w:pPr>
-        <w:pStyle w:val="1"/>
-      </w:pPr>
-      <w:r>
-        <w:t>Вывод</w:t>
-      </w:r>
-    </w:p>
-    <w:p>
-      <w:pPr>
-        <w:pStyle w:val="2"/>
+      </w:pPr>
+      <w:r>
+        <w:t xml:space="preserve">В ходе лабораторной работы </w:t>
+      </w:r>
+      <w:r>
+        <w:t xml:space="preserve">созданы </w:t>
+      </w:r>
+      <w:r>
         <w:rPr>
           <w:rFonts w:ascii="TimesNewRomanPSMT" w:hAnsi="TimesNewRomanPSMT"/>
           <w:color w:val="000000"/>
         </w:rPr>
-      </w:pPr>
-      <w:r>
-        <w:t xml:space="preserve">В ходе лабораторной работы </w:t>
-      </w:r>
-      <w:r>
-        <w:t xml:space="preserve">созданы </w:t>
+        <w:t xml:space="preserve">сопрограммы в приложении на </w:t>
       </w:r>
       <w:r>
         <w:rPr>
           <w:rFonts w:ascii="TimesNewRomanPSMT" w:hAnsi="TimesNewRomanPSMT"/>
           <w:color w:val="000000"/>
-        </w:rPr>
-        <w:t xml:space="preserve">сопрограммы в приложении на </w:t>
+          <w:lang w:val="en-US"/>
+        </w:rPr>
+        <w:t>kotlin</w:t>
       </w:r>
       <w:r>
         <w:rPr>
           <w:rFonts w:ascii="TimesNewRomanPSMT" w:hAnsi="TimesNewRomanPSMT"/>
           <w:color w:val="000000"/>
-          <w:lang w:val="en-US"/>
-        </w:rPr>
-        <w:t>kotlin</w:t>
-      </w:r>
-      <w:r>
+        </w:rPr>
+        <w:t>.</w:t>
+      </w:r>
+    </w:p>
+    <w:p>
+      <w:pPr>
         <w:rPr>
           <w:rFonts w:ascii="TimesNewRomanPSMT" w:hAnsi="TimesNewRomanPSMT"/>
           <w:color w:val="000000"/>
         </w:rPr>
-        <w:t>.</w:t>
-      </w:r>
-    </w:p>
-    <w:p>
-      <w:pPr>
+      </w:pPr>
+      <w:r>
         <w:rPr>
           <w:rFonts w:ascii="TimesNewRomanPSMT" w:hAnsi="TimesNewRomanPSMT"/>
           <w:color w:val="000000"/>
         </w:rPr>
-      </w:pPr>
-      <w:r>
-        <w:rPr>
-          <w:rFonts w:ascii="TimesNewRomanPSMT" w:hAnsi="TimesNewRomanPSMT"/>
-          <w:color w:val="000000"/>
-        </w:rPr>
         <w:br w:type="page"/>
       </w:r>
     </w:p>
@@ -3936,23 +4589,7 @@
         </w:numPr>
       </w:pPr>
       <w:r>
-        <w:t xml:space="preserve">Изучить процесс создания приложения в </w:t>
-      </w:r>
-      <w:proofErr w:type="spellStart"/>
-      <w:r>
-        <w:t>Android</w:t>
-      </w:r>
-      <w:proofErr w:type="spellEnd"/>
-      <w:r>
-        <w:t xml:space="preserve"> </w:t>
-      </w:r>
-      <w:proofErr w:type="spellStart"/>
-      <w:r>
-        <w:t>Studio</w:t>
-      </w:r>
-      <w:proofErr w:type="spellEnd"/>
-      <w:r>
-        <w:t>.</w:t>
+        <w:t>Изучить процесс создания приложения в Android Studio.</w:t>
       </w:r>
     </w:p>
     <w:p>
@@ -3976,23 +4613,7 @@
         </w:numPr>
       </w:pPr>
       <w:r>
-        <w:t xml:space="preserve">Что такое </w:t>
-      </w:r>
-      <w:proofErr w:type="spellStart"/>
-      <w:r>
-        <w:t>Jetpack</w:t>
-      </w:r>
-      <w:proofErr w:type="spellEnd"/>
-      <w:r>
-        <w:t xml:space="preserve"> </w:t>
-      </w:r>
-      <w:proofErr w:type="spellStart"/>
-      <w:r>
-        <w:t>Compose</w:t>
-      </w:r>
-      <w:proofErr w:type="spellEnd"/>
-      <w:r>
-        <w:t xml:space="preserve">? </w:t>
+        <w:t xml:space="preserve">Что такое Jetpack Compose? </w:t>
       </w:r>
     </w:p>
     <w:p>
@@ -4041,9 +4662,161 @@
           <w:color w:val="333333"/>
           <w:shd w:val="clear" w:color="auto" w:fill="FFFFFF"/>
         </w:rPr>
-        <w:t xml:space="preserve"> в приложениях для платформы </w:t>
-      </w:r>
-      <w:proofErr w:type="spellStart"/>
+        <w:t xml:space="preserve"> в приложениях для платформы Android</w:t>
+      </w:r>
+      <w:r>
+        <w:rPr>
+          <w:b/>
+          <w:color w:val="333333"/>
+          <w:shd w:val="clear" w:color="auto" w:fill="FFFFFF"/>
+        </w:rPr>
+        <w:t>.</w:t>
+      </w:r>
+    </w:p>
+    <w:p>
+      <w:pPr>
+        <w:pStyle w:val="2"/>
+        <w:numPr>
+          <w:ilvl w:val="0"/>
+          <w:numId w:val="0"/>
+        </w:numPr>
+        <w:ind w:left="567"/>
+      </w:pPr>
+    </w:p>
+    <w:p>
+      <w:pPr>
+        <w:pStyle w:val="2"/>
+        <w:numPr>
+          <w:ilvl w:val="1"/>
+          <w:numId w:val="15"/>
+        </w:numPr>
+      </w:pPr>
+      <w:r>
+        <w:t xml:space="preserve">Какой тип проекта нужно выбрать, чтобы создать проект с использованием Jetpack Compose? </w:t>
+      </w:r>
+    </w:p>
+    <w:p>
+      <w:pPr>
+        <w:pStyle w:val="2"/>
+        <w:numPr>
+          <w:ilvl w:val="0"/>
+          <w:numId w:val="0"/>
+        </w:numPr>
+        <w:ind w:left="567"/>
+        <w:rPr>
+          <w:lang w:val="en-US"/>
+        </w:rPr>
+      </w:pPr>
+      <w:r>
+        <w:rPr>
+          <w:lang w:val="en-US"/>
+        </w:rPr>
+        <w:t>Empty Activity</w:t>
+      </w:r>
+    </w:p>
+    <w:p>
+      <w:pPr>
+        <w:pStyle w:val="2"/>
+        <w:numPr>
+          <w:ilvl w:val="0"/>
+          <w:numId w:val="0"/>
+        </w:numPr>
+        <w:ind w:left="567"/>
+      </w:pPr>
+    </w:p>
+    <w:p>
+      <w:pPr>
+        <w:pStyle w:val="2"/>
+        <w:numPr>
+          <w:ilvl w:val="1"/>
+          <w:numId w:val="15"/>
+        </w:numPr>
+      </w:pPr>
+      <w:r>
+        <w:t xml:space="preserve">Что такое Activity? </w:t>
+      </w:r>
+    </w:p>
+    <w:p>
+      <w:pPr>
+        <w:pStyle w:val="2"/>
+        <w:numPr>
+          <w:ilvl w:val="0"/>
+          <w:numId w:val="0"/>
+        </w:numPr>
+        <w:ind w:left="567"/>
+        <w:rPr>
+          <w:color w:val="333333"/>
+          <w:shd w:val="clear" w:color="auto" w:fill="FFFFFF"/>
+        </w:rPr>
+      </w:pPr>
+      <w:r>
+        <w:rPr>
+          <w:color w:val="333333"/>
+          <w:shd w:val="clear" w:color="auto" w:fill="FFFFFF"/>
+        </w:rPr>
+        <w:t xml:space="preserve">В activity располагаются различные элементы: кнопки, фрагменты, изображения и другие </w:t>
+      </w:r>
+      <w:r>
+        <w:rPr>
+          <w:color w:val="333333"/>
+          <w:shd w:val="clear" w:color="auto" w:fill="FFFFFF"/>
+        </w:rPr>
+        <w:t>элементы</w:t>
+      </w:r>
+    </w:p>
+    <w:p>
+      <w:pPr>
+        <w:pStyle w:val="2"/>
+        <w:numPr>
+          <w:ilvl w:val="0"/>
+          <w:numId w:val="0"/>
+        </w:numPr>
+        <w:ind w:left="567"/>
+      </w:pPr>
+    </w:p>
+    <w:p>
+      <w:pPr>
+        <w:pStyle w:val="2"/>
+        <w:numPr>
+          <w:ilvl w:val="1"/>
+          <w:numId w:val="15"/>
+        </w:numPr>
+      </w:pPr>
+      <w:r>
+        <w:t xml:space="preserve">Для чего используется MainActivity? </w:t>
+      </w:r>
+    </w:p>
+    <w:p>
+      <w:pPr>
+        <w:pStyle w:val="2"/>
+        <w:numPr>
+          <w:ilvl w:val="0"/>
+          <w:numId w:val="0"/>
+        </w:numPr>
+        <w:ind w:left="567"/>
+      </w:pPr>
+      <w:r>
+        <w:rPr>
+          <w:color w:val="333333"/>
+          <w:shd w:val="clear" w:color="auto" w:fill="FFFFFF"/>
+        </w:rPr>
+        <w:t>Д</w:t>
+      </w:r>
+      <w:r>
+        <w:rPr>
+          <w:color w:val="333333"/>
+          <w:shd w:val="clear" w:color="auto" w:fill="FFFFFF"/>
+        </w:rPr>
+        <w:t>ля</w:t>
+      </w:r>
+      <w:r>
+        <w:rPr>
+          <w:b/>
+          <w:color w:val="333333"/>
+          <w:shd w:val="clear" w:color="auto" w:fill="FFFFFF"/>
+        </w:rPr>
+        <w:t> </w:t>
+      </w:r>
       <w:r>
         <w:rPr>
           <w:rStyle w:val="af0"/>
@@ -4051,15 +4824,20 @@
           <w:color w:val="333333"/>
           <w:shd w:val="clear" w:color="auto" w:fill="FFFFFF"/>
         </w:rPr>
-        <w:t>Android</w:t>
-      </w:r>
-      <w:proofErr w:type="spellEnd"/>
-      <w:r>
-        <w:rPr>
-          <w:b/>
+        <w:t>создания основного интерфейса приложения</w:t>
+      </w:r>
+      <w:r>
+        <w:rPr>
           <w:color w:val="333333"/>
           <w:shd w:val="clear" w:color="auto" w:fill="FFFFFF"/>
         </w:rPr>
+        <w:t> при его запуске</w:t>
+      </w:r>
+      <w:r>
+        <w:rPr>
+          <w:color w:val="333333"/>
+          <w:shd w:val="clear" w:color="auto" w:fill="FFFFFF"/>
+        </w:rPr>
         <w:t>.</w:t>
       </w:r>
     </w:p>
@@ -4082,23 +4860,7 @@
         </w:numPr>
       </w:pPr>
       <w:r>
-        <w:t xml:space="preserve">Какой тип проекта нужно выбрать, чтобы создать проект с использованием </w:t>
-      </w:r>
-      <w:proofErr w:type="spellStart"/>
-      <w:r>
-        <w:t>Jetpack</w:t>
-      </w:r>
-      <w:proofErr w:type="spellEnd"/>
-      <w:r>
-        <w:t xml:space="preserve"> </w:t>
-      </w:r>
-      <w:proofErr w:type="spellStart"/>
-      <w:r>
-        <w:t>Compose</w:t>
-      </w:r>
-      <w:proofErr w:type="spellEnd"/>
-      <w:r>
-        <w:t xml:space="preserve">? </w:t>
+        <w:t xml:space="preserve">Для чего используется функция onCreate? </w:t>
       </w:r>
     </w:p>
     <w:p>
@@ -4109,150 +4871,24 @@
           <w:numId w:val="0"/>
         </w:numPr>
         <w:ind w:left="567"/>
-        <w:rPr>
-          <w:lang w:val="en-US"/>
-        </w:rPr>
-      </w:pPr>
-      <w:r>
-        <w:rPr>
-          <w:lang w:val="en-US"/>
-        </w:rPr>
-        <w:t>Empty Activity</w:t>
-      </w:r>
-    </w:p>
-    <w:p>
-      <w:pPr>
-        <w:pStyle w:val="2"/>
-        <w:numPr>
-          <w:ilvl w:val="0"/>
-          <w:numId w:val="0"/>
-        </w:numPr>
-        <w:ind w:left="567"/>
-      </w:pPr>
-    </w:p>
-    <w:p>
-      <w:pPr>
-        <w:pStyle w:val="2"/>
-        <w:numPr>
-          <w:ilvl w:val="1"/>
-          <w:numId w:val="15"/>
-        </w:numPr>
-      </w:pPr>
-      <w:r>
-        <w:t xml:space="preserve">Что такое </w:t>
-      </w:r>
-      <w:proofErr w:type="spellStart"/>
-      <w:r>
-        <w:t>Activity</w:t>
-      </w:r>
-      <w:proofErr w:type="spellEnd"/>
-      <w:r>
-        <w:t xml:space="preserve">? </w:t>
-      </w:r>
-    </w:p>
-    <w:p>
-      <w:pPr>
-        <w:pStyle w:val="2"/>
-        <w:numPr>
-          <w:ilvl w:val="0"/>
-          <w:numId w:val="0"/>
-        </w:numPr>
-        <w:ind w:left="567"/>
+        <w:jc w:val="left"/>
+        <w:rPr>
+          <w:b/>
+        </w:rPr>
+      </w:pPr>
+      <w:r>
         <w:rPr>
           <w:color w:val="333333"/>
           <w:shd w:val="clear" w:color="auto" w:fill="FFFFFF"/>
         </w:rPr>
-      </w:pPr>
+        <w:t>И</w:t>
+      </w:r>
       <w:r>
         <w:rPr>
           <w:color w:val="333333"/>
           <w:shd w:val="clear" w:color="auto" w:fill="FFFFFF"/>
         </w:rPr>
-        <w:t xml:space="preserve">В </w:t>
-      </w:r>
-      <w:proofErr w:type="spellStart"/>
-      <w:r>
-        <w:rPr>
-          <w:color w:val="333333"/>
-          <w:shd w:val="clear" w:color="auto" w:fill="FFFFFF"/>
-        </w:rPr>
-        <w:t>activity</w:t>
-      </w:r>
-      <w:proofErr w:type="spellEnd"/>
-      <w:r>
-        <w:rPr>
-          <w:color w:val="333333"/>
-          <w:shd w:val="clear" w:color="auto" w:fill="FFFFFF"/>
-        </w:rPr>
-        <w:t xml:space="preserve"> располагаются различные элементы: кнопки, фрагменты, изображения и другие</w:t>
-      </w:r>
-      <w:r>
-        <w:rPr>
-          <w:color w:val="333333"/>
-          <w:shd w:val="clear" w:color="auto" w:fill="FFFFFF"/>
-        </w:rPr>
-        <w:t xml:space="preserve"> </w:t>
-      </w:r>
-      <w:r>
-        <w:rPr>
-          <w:color w:val="333333"/>
-          <w:shd w:val="clear" w:color="auto" w:fill="FFFFFF"/>
-        </w:rPr>
-        <w:t>элементы</w:t>
-      </w:r>
-    </w:p>
-    <w:p>
-      <w:pPr>
-        <w:pStyle w:val="2"/>
-        <w:numPr>
-          <w:ilvl w:val="0"/>
-          <w:numId w:val="0"/>
-        </w:numPr>
-        <w:ind w:left="567"/>
-      </w:pPr>
-    </w:p>
-    <w:p>
-      <w:pPr>
-        <w:pStyle w:val="2"/>
-        <w:numPr>
-          <w:ilvl w:val="1"/>
-          <w:numId w:val="15"/>
-        </w:numPr>
-      </w:pPr>
-      <w:r>
-        <w:t xml:space="preserve">Для чего используется </w:t>
-      </w:r>
-      <w:proofErr w:type="spellStart"/>
-      <w:r>
-        <w:t>MainActivity</w:t>
-      </w:r>
-      <w:proofErr w:type="spellEnd"/>
-      <w:r>
-        <w:t xml:space="preserve">? </w:t>
-      </w:r>
-    </w:p>
-    <w:p>
-      <w:pPr>
-        <w:pStyle w:val="2"/>
-        <w:numPr>
-          <w:ilvl w:val="0"/>
-          <w:numId w:val="0"/>
-        </w:numPr>
-        <w:ind w:left="567"/>
-      </w:pPr>
-      <w:r>
-        <w:rPr>
-          <w:color w:val="333333"/>
-          <w:shd w:val="clear" w:color="auto" w:fill="FFFFFF"/>
-        </w:rPr>
-        <w:t>Д</w:t>
-      </w:r>
-      <w:r>
-        <w:rPr>
-          <w:color w:val="333333"/>
-          <w:shd w:val="clear" w:color="auto" w:fill="FFFFFF"/>
-        </w:rPr>
-        <w:t>ля</w:t>
+        <w:t>спользуется</w:t>
       </w:r>
       <w:r>
         <w:rPr>
@@ -4269,79 +4905,7 @@
           <w:color w:val="333333"/>
           <w:shd w:val="clear" w:color="auto" w:fill="FFFFFF"/>
         </w:rPr>
-        <w:t>создания основного интерфейса приложения</w:t>
-      </w:r>
-      <w:r>
-        <w:rPr>
-          <w:color w:val="333333"/>
-          <w:shd w:val="clear" w:color="auto" w:fill="FFFFFF"/>
-        </w:rPr>
-        <w:t> при его запуске</w:t>
-      </w:r>
-      <w:r>
-        <w:rPr>
-          <w:color w:val="333333"/>
-          <w:shd w:val="clear" w:color="auto" w:fill="FFFFFF"/>
-        </w:rPr>
-        <w:t>.</w:t>
-      </w:r>
-    </w:p>
-    <w:p>
-      <w:pPr>
-        <w:pStyle w:val="2"/>
-        <w:numPr>
-          <w:ilvl w:val="0"/>
-          <w:numId w:val="0"/>
-        </w:numPr>
-        <w:ind w:left="567"/>
-      </w:pPr>
-    </w:p>
-    <w:p>
-      <w:pPr>
-        <w:pStyle w:val="2"/>
-        <w:numPr>
-          <w:ilvl w:val="1"/>
-          <w:numId w:val="15"/>
-        </w:numPr>
-      </w:pPr>
-      <w:r>
-        <w:t xml:space="preserve">Для чего используется функция </w:t>
-      </w:r>
-      <w:proofErr w:type="spellStart"/>
-      <w:r>
-        <w:t>onCreate</w:t>
-      </w:r>
-      <w:proofErr w:type="spellEnd"/>
-      <w:r>
-        <w:t xml:space="preserve">? </w:t>
-      </w:r>
-    </w:p>
-    <w:p>
-      <w:pPr>
-        <w:pStyle w:val="2"/>
-        <w:numPr>
-          <w:ilvl w:val="0"/>
-          <w:numId w:val="0"/>
-        </w:numPr>
-        <w:ind w:left="567"/>
-        <w:jc w:val="left"/>
-        <w:rPr>
-          <w:b/>
-        </w:rPr>
-      </w:pPr>
-      <w:r>
-        <w:rPr>
-          <w:color w:val="333333"/>
-          <w:shd w:val="clear" w:color="auto" w:fill="FFFFFF"/>
-        </w:rPr>
-        <w:t>И</w:t>
-      </w:r>
-      <w:r>
-        <w:rPr>
-          <w:color w:val="333333"/>
-          <w:shd w:val="clear" w:color="auto" w:fill="FFFFFF"/>
-        </w:rPr>
-        <w:t>спользуется</w:t>
+        <w:t>для выполнения основной инициализации при первом создании активности</w:t>
       </w:r>
       <w:r>
         <w:rPr>
@@ -4349,8 +4913,46 @@
           <w:color w:val="333333"/>
           <w:shd w:val="clear" w:color="auto" w:fill="FFFFFF"/>
         </w:rPr>
-        <w:t> </w:t>
-      </w:r>
+        <w:t>. </w:t>
+      </w:r>
+      <w:r>
+        <w:rPr>
+          <w:b/>
+        </w:rPr>
+        <w:t xml:space="preserve"> </w:t>
+      </w:r>
+    </w:p>
+    <w:p>
+      <w:pPr>
+        <w:pStyle w:val="2"/>
+        <w:numPr>
+          <w:ilvl w:val="0"/>
+          <w:numId w:val="0"/>
+        </w:numPr>
+        <w:ind w:left="567"/>
+      </w:pPr>
+    </w:p>
+    <w:p>
+      <w:pPr>
+        <w:pStyle w:val="2"/>
+        <w:numPr>
+          <w:ilvl w:val="1"/>
+          <w:numId w:val="15"/>
+        </w:numPr>
+      </w:pPr>
+      <w:r>
+        <w:t xml:space="preserve">Что делает функция setContent? </w:t>
+      </w:r>
+    </w:p>
+    <w:p>
+      <w:pPr>
+        <w:pStyle w:val="2"/>
+        <w:numPr>
+          <w:ilvl w:val="0"/>
+          <w:numId w:val="0"/>
+        </w:numPr>
+        <w:ind w:left="567"/>
+      </w:pPr>
       <w:r>
         <w:rPr>
           <w:rStyle w:val="af0"/>
@@ -4358,21 +4960,14 @@
           <w:color w:val="333333"/>
           <w:shd w:val="clear" w:color="auto" w:fill="FFFFFF"/>
         </w:rPr>
-        <w:t>для выполнения основной инициализации при первом создании активности</w:t>
-      </w:r>
-      <w:r>
-        <w:rPr>
-          <w:b/>
+        <w:t>устанавливает содержимое экрана</w:t>
+      </w:r>
+      <w:r>
+        <w:rPr>
           <w:color w:val="333333"/>
           <w:shd w:val="clear" w:color="auto" w:fill="FFFFFF"/>
         </w:rPr>
-        <w:t>. </w:t>
-      </w:r>
-      <w:r>
-        <w:rPr>
-          <w:b/>
-        </w:rPr>
-        <w:t xml:space="preserve"> </w:t>
+        <w:t>.</w:t>
       </w:r>
     </w:p>
     <w:p>
@@ -4394,15 +4989,7 @@
         </w:numPr>
       </w:pPr>
       <w:r>
-        <w:t xml:space="preserve">Что делает функция </w:t>
-      </w:r>
-      <w:proofErr w:type="spellStart"/>
-      <w:r>
-        <w:t>setContent</w:t>
-      </w:r>
-      <w:proofErr w:type="spellEnd"/>
-      <w:r>
-        <w:t xml:space="preserve">? </w:t>
+        <w:t xml:space="preserve">Для чего используется функция @Composable? </w:t>
       </w:r>
     </w:p>
     <w:p>
@@ -4413,6 +5000,9 @@
           <w:numId w:val="0"/>
         </w:numPr>
         <w:ind w:left="567"/>
+        <w:rPr>
+          <w:b/>
+        </w:rPr>
       </w:pPr>
       <w:r>
         <w:rPr>
@@ -4421,58 +5011,8 @@
           <w:color w:val="333333"/>
           <w:shd w:val="clear" w:color="auto" w:fill="FFFFFF"/>
         </w:rPr>
-        <w:t>устанавливает содержимое экрана</w:t>
-      </w:r>
-      <w:r>
-        <w:rPr>
-          <w:color w:val="333333"/>
-          <w:shd w:val="clear" w:color="auto" w:fill="FFFFFF"/>
-        </w:rPr>
-        <w:t>.</w:t>
-      </w:r>
-    </w:p>
-    <w:p>
-      <w:pPr>
-        <w:pStyle w:val="2"/>
-        <w:numPr>
-          <w:ilvl w:val="0"/>
-          <w:numId w:val="0"/>
-        </w:numPr>
-        <w:ind w:left="567"/>
-      </w:pPr>
-    </w:p>
-    <w:p>
-      <w:pPr>
-        <w:pStyle w:val="2"/>
-        <w:numPr>
-          <w:ilvl w:val="1"/>
-          <w:numId w:val="15"/>
-        </w:numPr>
-      </w:pPr>
-      <w:r>
-        <w:t>Для чего используется функция @</w:t>
-      </w:r>
-      <w:proofErr w:type="spellStart"/>
-      <w:r>
-        <w:t>Composable</w:t>
-      </w:r>
-      <w:proofErr w:type="spellEnd"/>
-      <w:r>
-        <w:t xml:space="preserve">? </w:t>
-      </w:r>
-    </w:p>
-    <w:p>
-      <w:pPr>
-        <w:pStyle w:val="2"/>
-        <w:numPr>
-          <w:ilvl w:val="0"/>
-          <w:numId w:val="0"/>
-        </w:numPr>
-        <w:ind w:left="567"/>
-        <w:rPr>
-          <w:b/>
-        </w:rPr>
-      </w:pPr>
+        <w:t>Д</w:t>
+      </w:r>
       <w:r>
         <w:rPr>
           <w:rStyle w:val="af0"/>
@@ -4480,15 +5020,6 @@
           <w:color w:val="333333"/>
           <w:shd w:val="clear" w:color="auto" w:fill="FFFFFF"/>
         </w:rPr>
-        <w:t>Д</w:t>
-      </w:r>
-      <w:r>
-        <w:rPr>
-          <w:rStyle w:val="af0"/>
-          <w:b w:val="0"/>
-          <w:color w:val="333333"/>
-          <w:shd w:val="clear" w:color="auto" w:fill="FFFFFF"/>
-        </w:rPr>
         <w:t>ля обозначения компонентов пользовательского интерфейса</w:t>
       </w:r>
       <w:r>
@@ -4519,15 +5050,7 @@
         </w:numPr>
       </w:pPr>
       <w:r>
-        <w:t>Для чего указывается @</w:t>
-      </w:r>
-      <w:proofErr w:type="spellStart"/>
-      <w:r>
-        <w:t>Preview</w:t>
-      </w:r>
-      <w:proofErr w:type="spellEnd"/>
-      <w:r>
-        <w:t>?</w:t>
+        <w:t>Для чего указывается @Preview?</w:t>
       </w:r>
     </w:p>
     <w:p>
@@ -4542,8 +5065,6 @@
       <w:r>
         <w:t>Для предварительного отображения элемента в специальном окне.</w:t>
       </w:r>
-      <w:bookmarkStart w:id="0" w:name="_GoBack"/>
-      <w:bookmarkEnd w:id="0"/>
     </w:p>
     <w:p>
       <w:pPr>
@@ -4642,8 +5163,157 @@
 </file>
 
 <file path=word/numbering.xml><?xml version="1.0" encoding="utf-8"?>
-<w:numbering xmlns:wpc="http://schemas.microsoft.com/office/word/2010/wordprocessingCanvas" xmlns:cx="http://schemas.microsoft.com/office/drawing/2014/chartex" xmlns:mc="http://schemas.openxmlformats.org/markup-compatibility/2006" xmlns:o="urn:schemas-microsoft-com:office:office" xmlns:r="http://schemas.openxmlformats.org/officeDocument/2006/relationships" xmlns:m="http://schemas.openxmlformats.org/officeDocument/2006/math" xmlns:v="urn:schemas-microsoft-com:vml" xmlns:wp14="http://schemas.microsoft.com/office/word/2010/wordprocessingDrawing" xmlns:wp="http://schemas.openxmlformats.org/drawingml/2006/wordprocessingDrawing" xmlns:w10="urn:schemas-microsoft-com:office:word" xmlns:w="http://schemas.openxmlformats.org/wordprocessingml/2006/main" xmlns:w14="http://schemas.microsoft.com/office/word/2010/wordml" xmlns:w15="http://schemas.microsoft.com/office/word/2012/wordml" xmlns:w16se="http://schemas.microsoft.com/office/word/2015/wordml/symex" xmlns:wpg="http://schemas.microsoft.com/office/word/2010/wordprocessingGroup" xmlns:wpi="http://schemas.microsoft.com/office/word/2010/wordprocessingInk" xmlns:wne="http://schemas.microsoft.com/office/word/2006/wordml" xmlns:wps="http://schemas.microsoft.com/office/word/2010/wordprocessingShape" mc:Ignorable="w14 w15 w16se wp14">
+<w:numbering xmlns:wpc="http://schemas.microsoft.com/office/word/2010/wordprocessingCanvas" xmlns:cx="http://schemas.microsoft.com/office/drawing/2014/chartex" xmlns:cx1="http://schemas.microsoft.com/office/drawing/2015/9/8/chartex" xmlns:cx2="http://schemas.microsoft.com/office/drawing/2015/10/21/chartex" xmlns:cx3="http://schemas.microsoft.com/office/drawing/2016/5/9/chartex" xmlns:cx4="http://schemas.microsoft.com/office/drawing/2016/5/10/chartex" xmlns:cx5="http://schemas.microsoft.com/office/drawing/2016/5/11/chartex" xmlns:cx6="http://schemas.microsoft.com/office/drawing/2016/5/12/chartex" xmlns:cx7="http://schemas.microsoft.com/office/drawing/2016/5/13/chartex" xmlns:cx8="http://schemas.microsoft.com/office/drawing/2016/5/14/chartex" xmlns:mc="http://schemas.openxmlformats.org/markup-compatibility/2006" xmlns:aink="http://schemas.microsoft.com/office/drawing/2016/ink" xmlns:am3d="http://schemas.microsoft.com/office/drawing/2017/model3d" xmlns:o="urn:schemas-microsoft-com:office:office" xmlns:oel="http://schemas.microsoft.com/office/2019/extlst" xmlns:r="http://schemas.openxmlformats.org/officeDocument/2006/relationships" xmlns:m="http://schemas.openxmlformats.org/officeDocument/2006/math" xmlns:v="urn:schemas-microsoft-com:vml" xmlns:wp14="http://schemas.microsoft.com/office/word/2010/wordprocessingDrawing" xmlns:wp="http://schemas.openxmlformats.org/drawingml/2006/wordprocessingDrawing" xmlns:w10="urn:schemas-microsoft-com:office:word" xmlns:w="http://schemas.openxmlformats.org/wordprocessingml/2006/main" xmlns:w14="http://schemas.microsoft.com/office/word/2010/wordml" xmlns:w15="http://schemas.microsoft.com/office/word/2012/wordml" xmlns:w16cex="http://schemas.microsoft.com/office/word/2018/wordml/cex" xmlns:w16cid="http://schemas.microsoft.com/office/word/2016/wordml/cid" xmlns:w16="http://schemas.microsoft.com/office/word/2018/wordml" xmlns:w16du="http://schemas.microsoft.com/office/word/2023/wordml/word16du" xmlns:w16sdtdh="http://schemas.microsoft.com/office/word/2020/wordml/sdtdatahash" xmlns:w16sdtfl="http://schemas.microsoft.com/office/word/2024/wordml/sdtformatlock" xmlns:w16se="http://schemas.microsoft.com/office/word/2015/wordml/symex" xmlns:wpg="http://schemas.microsoft.com/office/word/2010/wordprocessingGroup" xmlns:wpi="http://schemas.microsoft.com/office/word/2010/wordprocessingInk" xmlns:wne="http://schemas.microsoft.com/office/word/2006/wordml" xmlns:wps="http://schemas.microsoft.com/office/word/2010/wordprocessingShape" mc:Ignorable="w14 w15 w16se w16cid w16 w16cex w16sdtdh w16sdtfl w16du wp14">
   <w:abstractNum w:abstractNumId="0" w15:restartNumberingAfterBreak="0">
+    <w:nsid w:val="1A0858D7"/>
+    <w:multiLevelType w:val="multilevel"/>
+    <w:tmpl w:val="EE96B942"/>
+    <w:lvl w:ilvl="0">
+      <w:start w:val="1"/>
+      <w:numFmt w:val="bullet"/>
+      <w:lvlText w:val=""/>
+      <w:lvlJc w:val="left"/>
+      <w:pPr>
+        <w:tabs>
+          <w:tab w:val="num" w:pos="720"/>
+        </w:tabs>
+        <w:ind w:left="720" w:hanging="360"/>
+      </w:pPr>
+      <w:rPr>
+        <w:rFonts w:ascii="Symbol" w:hAnsi="Symbol" w:hint="default"/>
+        <w:sz w:val="20"/>
+      </w:rPr>
+    </w:lvl>
+    <w:lvl w:ilvl="1" w:tentative="1">
+      <w:start w:val="1"/>
+      <w:numFmt w:val="bullet"/>
+      <w:lvlText w:val="o"/>
+      <w:lvlJc w:val="left"/>
+      <w:pPr>
+        <w:tabs>
+          <w:tab w:val="num" w:pos="1440"/>
+        </w:tabs>
+        <w:ind w:left="1440" w:hanging="360"/>
+      </w:pPr>
+      <w:rPr>
+        <w:rFonts w:ascii="Courier New" w:hAnsi="Courier New" w:hint="default"/>
+        <w:sz w:val="20"/>
+      </w:rPr>
+    </w:lvl>
+    <w:lvl w:ilvl="2" w:tentative="1">
+      <w:start w:val="1"/>
+      <w:numFmt w:val="bullet"/>
+      <w:lvlText w:val=""/>
+      <w:lvlJc w:val="left"/>
+      <w:pPr>
+        <w:tabs>
+          <w:tab w:val="num" w:pos="2160"/>
+        </w:tabs>
+        <w:ind w:left="2160" w:hanging="360"/>
+      </w:pPr>
+      <w:rPr>
+        <w:rFonts w:ascii="Wingdings" w:hAnsi="Wingdings" w:hint="default"/>
+        <w:sz w:val="20"/>
+      </w:rPr>
+    </w:lvl>
+    <w:lvl w:ilvl="3" w:tentative="1">
+      <w:start w:val="1"/>
+      <w:numFmt w:val="bullet"/>
+      <w:lvlText w:val=""/>
+      <w:lvlJc w:val="left"/>
+      <w:pPr>
+        <w:tabs>
+          <w:tab w:val="num" w:pos="2880"/>
+        </w:tabs>
+        <w:ind w:left="2880" w:hanging="360"/>
+      </w:pPr>
+      <w:rPr>
+        <w:rFonts w:ascii="Wingdings" w:hAnsi="Wingdings" w:hint="default"/>
+        <w:sz w:val="20"/>
+      </w:rPr>
+    </w:lvl>
+    <w:lvl w:ilvl="4" w:tentative="1">
+      <w:start w:val="1"/>
+      <w:numFmt w:val="bullet"/>
+      <w:lvlText w:val=""/>
+      <w:lvlJc w:val="left"/>
+      <w:pPr>
+        <w:tabs>
+          <w:tab w:val="num" w:pos="3600"/>
+        </w:tabs>
+        <w:ind w:left="3600" w:hanging="360"/>
+      </w:pPr>
+      <w:rPr>
+        <w:rFonts w:ascii="Wingdings" w:hAnsi="Wingdings" w:hint="default"/>
+        <w:sz w:val="20"/>
+      </w:rPr>
+    </w:lvl>
+    <w:lvl w:ilvl="5" w:tentative="1">
+      <w:start w:val="1"/>
+      <w:numFmt w:val="bullet"/>
+      <w:lvlText w:val=""/>
+      <w:lvlJc w:val="left"/>
+      <w:pPr>
+        <w:tabs>
+          <w:tab w:val="num" w:pos="4320"/>
+        </w:tabs>
+        <w:ind w:left="4320" w:hanging="360"/>
+      </w:pPr>
+      <w:rPr>
+        <w:rFonts w:ascii="Wingdings" w:hAnsi="Wingdings" w:hint="default"/>
+        <w:sz w:val="20"/>
+      </w:rPr>
+    </w:lvl>
+    <w:lvl w:ilvl="6" w:tentative="1">
+      <w:start w:val="1"/>
+      <w:numFmt w:val="bullet"/>
+      <w:lvlText w:val=""/>
+      <w:lvlJc w:val="left"/>
+      <w:pPr>
+        <w:tabs>
+          <w:tab w:val="num" w:pos="5040"/>
+        </w:tabs>
+        <w:ind w:left="5040" w:hanging="360"/>
+      </w:pPr>
+      <w:rPr>
+        <w:rFonts w:ascii="Wingdings" w:hAnsi="Wingdings" w:hint="default"/>
+        <w:sz w:val="20"/>
+      </w:rPr>
+    </w:lvl>
+    <w:lvl w:ilvl="7" w:tentative="1">
+      <w:start w:val="1"/>
+      <w:numFmt w:val="bullet"/>
+      <w:lvlText w:val=""/>
+      <w:lvlJc w:val="left"/>
+      <w:pPr>
+        <w:tabs>
+          <w:tab w:val="num" w:pos="5760"/>
+        </w:tabs>
+        <w:ind w:left="5760" w:hanging="360"/>
+      </w:pPr>
+      <w:rPr>
+        <w:rFonts w:ascii="Wingdings" w:hAnsi="Wingdings" w:hint="default"/>
+        <w:sz w:val="20"/>
+      </w:rPr>
+    </w:lvl>
+    <w:lvl w:ilvl="8" w:tentative="1">
+      <w:start w:val="1"/>
+      <w:numFmt w:val="bullet"/>
+      <w:lvlText w:val=""/>
+      <w:lvlJc w:val="left"/>
+      <w:pPr>
+        <w:tabs>
+          <w:tab w:val="num" w:pos="6480"/>
+        </w:tabs>
+        <w:ind w:left="6480" w:hanging="360"/>
+      </w:pPr>
+      <w:rPr>
+        <w:rFonts w:ascii="Wingdings" w:hAnsi="Wingdings" w:hint="default"/>
+        <w:sz w:val="20"/>
+      </w:rPr>
+    </w:lvl>
+  </w:abstractNum>
+  <w:abstractNum w:abstractNumId="1" w15:restartNumberingAfterBreak="0">
     <w:nsid w:val="635D41CF"/>
     <w:multiLevelType w:val="multilevel"/>
     <w:tmpl w:val="68BC61E4"/>
@@ -4778,20 +5448,20 @@
       </w:rPr>
     </w:lvl>
   </w:abstractNum>
-  <w:abstractNum w:abstractNumId="1" w15:restartNumberingAfterBreak="0">
+  <w:abstractNum w:abstractNumId="2" w15:restartNumberingAfterBreak="0">
     <w:nsid w:val="6ED64C27"/>
     <w:multiLevelType w:val="multilevel"/>
     <w:tmpl w:val="68BC61E4"/>
     <w:numStyleLink w:val="a"/>
   </w:abstractNum>
-  <w:num w:numId="1">
-    <w:abstractNumId w:val="0"/>
+  <w:num w:numId="1" w16cid:durableId="1069421153">
+    <w:abstractNumId w:val="1"/>
   </w:num>
-  <w:num w:numId="2">
-    <w:abstractNumId w:val="0"/>
+  <w:num w:numId="2" w16cid:durableId="1364672085">
+    <w:abstractNumId w:val="1"/>
   </w:num>
-  <w:num w:numId="3">
-    <w:abstractNumId w:val="1"/>
+  <w:num w:numId="3" w16cid:durableId="538250183">
+    <w:abstractNumId w:val="2"/>
     <w:lvlOverride w:ilvl="0">
       <w:lvl w:ilvl="0">
         <w:start w:val="1"/>
@@ -4938,8 +5608,8 @@
       </w:lvl>
     </w:lvlOverride>
   </w:num>
-  <w:num w:numId="4">
-    <w:abstractNumId w:val="1"/>
+  <w:num w:numId="4" w16cid:durableId="1522355221">
+    <w:abstractNumId w:val="2"/>
     <w:lvlOverride w:ilvl="0">
       <w:lvl w:ilvl="0">
         <w:start w:val="1"/>
@@ -5086,44 +5756,44 @@
       </w:lvl>
     </w:lvlOverride>
   </w:num>
-  <w:num w:numId="5">
-    <w:abstractNumId w:val="0"/>
+  <w:num w:numId="5" w16cid:durableId="1073970544">
+    <w:abstractNumId w:val="1"/>
   </w:num>
-  <w:num w:numId="6">
-    <w:abstractNumId w:val="0"/>
+  <w:num w:numId="6" w16cid:durableId="557056510">
+    <w:abstractNumId w:val="1"/>
   </w:num>
-  <w:num w:numId="7">
-    <w:abstractNumId w:val="0"/>
+  <w:num w:numId="7" w16cid:durableId="1761830054">
+    <w:abstractNumId w:val="1"/>
   </w:num>
-  <w:num w:numId="8">
-    <w:abstractNumId w:val="0"/>
+  <w:num w:numId="8" w16cid:durableId="2076275274">
+    <w:abstractNumId w:val="1"/>
   </w:num>
-  <w:num w:numId="9">
-    <w:abstractNumId w:val="0"/>
+  <w:num w:numId="9" w16cid:durableId="1908606917">
+    <w:abstractNumId w:val="1"/>
     <w:lvlOverride w:ilvl="0">
       <w:startOverride w:val="1"/>
     </w:lvlOverride>
   </w:num>
-  <w:num w:numId="10">
-    <w:abstractNumId w:val="0"/>
+  <w:num w:numId="10" w16cid:durableId="1453213098">
+    <w:abstractNumId w:val="1"/>
   </w:num>
-  <w:num w:numId="11">
-    <w:abstractNumId w:val="0"/>
+  <w:num w:numId="11" w16cid:durableId="1528829049">
+    <w:abstractNumId w:val="1"/>
   </w:num>
-  <w:num w:numId="12">
-    <w:abstractNumId w:val="0"/>
+  <w:num w:numId="12" w16cid:durableId="2080441162">
+    <w:abstractNumId w:val="1"/>
     <w:lvlOverride w:ilvl="0">
       <w:startOverride w:val="1"/>
     </w:lvlOverride>
   </w:num>
-  <w:num w:numId="13">
-    <w:abstractNumId w:val="0"/>
+  <w:num w:numId="13" w16cid:durableId="350424861">
+    <w:abstractNumId w:val="1"/>
   </w:num>
-  <w:num w:numId="14">
-    <w:abstractNumId w:val="0"/>
+  <w:num w:numId="14" w16cid:durableId="1656103783">
+    <w:abstractNumId w:val="1"/>
   </w:num>
-  <w:num w:numId="15">
-    <w:abstractNumId w:val="0"/>
+  <w:num w:numId="15" w16cid:durableId="1083406359">
+    <w:abstractNumId w:val="1"/>
     <w:lvlOverride w:ilvl="0">
       <w:lvl w:ilvl="0">
         <w:start w:val="1"/>
@@ -5272,8 +5942,8 @@
       </w:lvl>
     </w:lvlOverride>
   </w:num>
-  <w:num w:numId="16">
-    <w:abstractNumId w:val="0"/>
+  <w:num w:numId="16" w16cid:durableId="1541161286">
+    <w:abstractNumId w:val="1"/>
     <w:lvlOverride w:ilvl="0">
       <w:lvl w:ilvl="0">
         <w:start w:val="1"/>
@@ -5422,8 +6092,8 @@
       </w:lvl>
     </w:lvlOverride>
   </w:num>
-  <w:num w:numId="17">
-    <w:abstractNumId w:val="0"/>
+  <w:num w:numId="17" w16cid:durableId="1936210403">
+    <w:abstractNumId w:val="1"/>
     <w:lvlOverride w:ilvl="0">
       <w:startOverride w:val="1"/>
       <w:lvl w:ilvl="0">
@@ -5581,11 +6251,104 @@
       </w:lvl>
     </w:lvlOverride>
   </w:num>
+  <w:num w:numId="18" w16cid:durableId="1711801761">
+    <w:abstractNumId w:val="1"/>
+    <w:lvlOverride w:ilvl="0">
+      <w:startOverride w:val="1"/>
+    </w:lvlOverride>
+    <w:lvlOverride w:ilvl="1">
+      <w:startOverride w:val="1"/>
+    </w:lvlOverride>
+    <w:lvlOverride w:ilvl="2">
+      <w:startOverride w:val="1"/>
+    </w:lvlOverride>
+    <w:lvlOverride w:ilvl="3">
+      <w:startOverride w:val="1"/>
+    </w:lvlOverride>
+    <w:lvlOverride w:ilvl="4">
+      <w:startOverride w:val="1"/>
+    </w:lvlOverride>
+    <w:lvlOverride w:ilvl="5">
+      <w:startOverride w:val="1"/>
+    </w:lvlOverride>
+    <w:lvlOverride w:ilvl="6">
+      <w:startOverride w:val="1"/>
+    </w:lvlOverride>
+    <w:lvlOverride w:ilvl="7">
+      <w:startOverride w:val="1"/>
+    </w:lvlOverride>
+    <w:lvlOverride w:ilvl="8">
+      <w:startOverride w:val="1"/>
+    </w:lvlOverride>
+  </w:num>
+  <w:num w:numId="19" w16cid:durableId="1495100167">
+    <w:abstractNumId w:val="0"/>
+  </w:num>
+  <w:num w:numId="20" w16cid:durableId="24213128">
+    <w:abstractNumId w:val="1"/>
+    <w:lvlOverride w:ilvl="0">
+      <w:startOverride w:val="1"/>
+    </w:lvlOverride>
+    <w:lvlOverride w:ilvl="1">
+      <w:startOverride w:val="1"/>
+    </w:lvlOverride>
+    <w:lvlOverride w:ilvl="2">
+      <w:startOverride w:val="1"/>
+    </w:lvlOverride>
+    <w:lvlOverride w:ilvl="3">
+      <w:startOverride w:val="1"/>
+    </w:lvlOverride>
+    <w:lvlOverride w:ilvl="4">
+      <w:startOverride w:val="1"/>
+    </w:lvlOverride>
+    <w:lvlOverride w:ilvl="5">
+      <w:startOverride w:val="1"/>
+    </w:lvlOverride>
+    <w:lvlOverride w:ilvl="6">
+      <w:startOverride w:val="1"/>
+    </w:lvlOverride>
+    <w:lvlOverride w:ilvl="7">
+      <w:startOverride w:val="1"/>
+    </w:lvlOverride>
+    <w:lvlOverride w:ilvl="8">
+      <w:startOverride w:val="1"/>
+    </w:lvlOverride>
+  </w:num>
+  <w:num w:numId="21" w16cid:durableId="1326939527">
+    <w:abstractNumId w:val="1"/>
+    <w:lvlOverride w:ilvl="0">
+      <w:startOverride w:val="1"/>
+    </w:lvlOverride>
+    <w:lvlOverride w:ilvl="1">
+      <w:startOverride w:val="1"/>
+    </w:lvlOverride>
+    <w:lvlOverride w:ilvl="2">
+      <w:startOverride w:val="1"/>
+    </w:lvlOverride>
+    <w:lvlOverride w:ilvl="3">
+      <w:startOverride w:val="1"/>
+    </w:lvlOverride>
+    <w:lvlOverride w:ilvl="4">
+      <w:startOverride w:val="1"/>
+    </w:lvlOverride>
+    <w:lvlOverride w:ilvl="5">
+      <w:startOverride w:val="1"/>
+    </w:lvlOverride>
+    <w:lvlOverride w:ilvl="6">
+      <w:startOverride w:val="1"/>
+    </w:lvlOverride>
+    <w:lvlOverride w:ilvl="7">
+      <w:startOverride w:val="1"/>
+    </w:lvlOverride>
+    <w:lvlOverride w:ilvl="8">
+      <w:startOverride w:val="1"/>
+    </w:lvlOverride>
+  </w:num>
 </w:numbering>
 </file>
 
 <file path=word/styles.xml><?xml version="1.0" encoding="utf-8"?>
-<w:styles xmlns:mc="http://schemas.openxmlformats.org/markup-compatibility/2006" xmlns:r="http://schemas.openxmlformats.org/officeDocument/2006/relationships" xmlns:w="http://schemas.openxmlformats.org/wordprocessingml/2006/main" xmlns:w14="http://schemas.microsoft.com/office/word/2010/wordml" xmlns:w15="http://schemas.microsoft.com/office/word/2012/wordml" xmlns:w16se="http://schemas.microsoft.com/office/word/2015/wordml/symex" mc:Ignorable="w14 w15 w16se">
+<w:styles xmlns:mc="http://schemas.openxmlformats.org/markup-compatibility/2006" xmlns:r="http://schemas.openxmlformats.org/officeDocument/2006/relationships" xmlns:w="http://schemas.openxmlformats.org/wordprocessingml/2006/main" xmlns:w14="http://schemas.microsoft.com/office/word/2010/wordml" xmlns:w15="http://schemas.microsoft.com/office/word/2012/wordml" xmlns:w16cex="http://schemas.microsoft.com/office/word/2018/wordml/cex" xmlns:w16cid="http://schemas.microsoft.com/office/word/2016/wordml/cid" xmlns:w16="http://schemas.microsoft.com/office/word/2018/wordml" xmlns:w16du="http://schemas.microsoft.com/office/word/2023/wordml/word16du" xmlns:w16sdtdh="http://schemas.microsoft.com/office/word/2020/wordml/sdtdatahash" xmlns:w16sdtfl="http://schemas.microsoft.com/office/word/2024/wordml/sdtformatlock" xmlns:w16se="http://schemas.microsoft.com/office/word/2015/wordml/symex" mc:Ignorable="w14 w15 w16se w16cid w16 w16cex w16sdtdh w16sdtfl w16du">
   <w:docDefaults>
     <w:rPrDefault>
       <w:rPr>
@@ -5602,7 +6365,7 @@
       </w:pPr>
     </w:pPrDefault>
   </w:docDefaults>
-  <w:latentStyles w:defLockedState="0" w:defUIPriority="99" w:defSemiHidden="0" w:defUnhideWhenUsed="0" w:defQFormat="0" w:count="371">
+  <w:latentStyles w:defLockedState="0" w:defUIPriority="99" w:defSemiHidden="0" w:defUnhideWhenUsed="0" w:defQFormat="0" w:count="376">
     <w:lsdException w:name="Normal" w:uiPriority="0" w:qFormat="1"/>
     <w:lsdException w:name="heading 1" w:uiPriority="9" w:qFormat="1"/>
     <w:lsdException w:name="heading 2" w:semiHidden="1" w:uiPriority="9" w:unhideWhenUsed="1" w:qFormat="1"/>
@@ -5974,6 +6737,11 @@
     <w:lsdException w:name="List Table 5 Dark Accent 6" w:uiPriority="50"/>
     <w:lsdException w:name="List Table 6 Colorful Accent 6" w:uiPriority="51"/>
     <w:lsdException w:name="List Table 7 Colorful Accent 6" w:uiPriority="52"/>
+    <w:lsdException w:name="Mention" w:semiHidden="1" w:unhideWhenUsed="1"/>
+    <w:lsdException w:name="Smart Hyperlink" w:semiHidden="1" w:unhideWhenUsed="1"/>
+    <w:lsdException w:name="Hashtag" w:semiHidden="1" w:unhideWhenUsed="1"/>
+    <w:lsdException w:name="Unresolved Mention" w:semiHidden="1" w:unhideWhenUsed="1"/>
+    <w:lsdException w:name="Smart Link" w:semiHidden="1" w:unhideWhenUsed="1"/>
   </w:latentStyles>
   <w:style w:type="paragraph" w:default="1" w:styleId="a0">
     <w:name w:val="Normal"/>
@@ -6187,7 +6955,6 @@
   <w:style w:type="character" w:default="1" w:styleId="a1">
     <w:name w:val="Default Paragraph Font"/>
     <w:uiPriority w:val="1"/>
-    <w:semiHidden/>
     <w:unhideWhenUsed/>
   </w:style>
   <w:style w:type="table" w:default="1" w:styleId="a2">

--- a/Отчети Луканин.docx
+++ b/Отчети Луканин.docx
@@ -1,6 +1,6 @@
 
 <file path=word/document.xml><?xml version="1.0" encoding="utf-8"?>
-<w:document xmlns:wpc="http://schemas.microsoft.com/office/word/2010/wordprocessingCanvas" xmlns:cx="http://schemas.microsoft.com/office/drawing/2014/chartex" xmlns:cx1="http://schemas.microsoft.com/office/drawing/2015/9/8/chartex" xmlns:cx2="http://schemas.microsoft.com/office/drawing/2015/10/21/chartex" xmlns:cx3="http://schemas.microsoft.com/office/drawing/2016/5/9/chartex" xmlns:cx4="http://schemas.microsoft.com/office/drawing/2016/5/10/chartex" xmlns:cx5="http://schemas.microsoft.com/office/drawing/2016/5/11/chartex" xmlns:cx6="http://schemas.microsoft.com/office/drawing/2016/5/12/chartex" xmlns:cx7="http://schemas.microsoft.com/office/drawing/2016/5/13/chartex" xmlns:cx8="http://schemas.microsoft.com/office/drawing/2016/5/14/chartex" xmlns:mc="http://schemas.openxmlformats.org/markup-compatibility/2006" xmlns:aink="http://schemas.microsoft.com/office/drawing/2016/ink" xmlns:am3d="http://schemas.microsoft.com/office/drawing/2017/model3d" xmlns:o="urn:schemas-microsoft-com:office:office" xmlns:oel="http://schemas.microsoft.com/office/2019/extlst" xmlns:r="http://schemas.openxmlformats.org/officeDocument/2006/relationships" xmlns:m="http://schemas.openxmlformats.org/officeDocument/2006/math" xmlns:v="urn:schemas-microsoft-com:vml" xmlns:wp14="http://schemas.microsoft.com/office/word/2010/wordprocessingDrawing" xmlns:wp="http://schemas.openxmlformats.org/drawingml/2006/wordprocessingDrawing" xmlns:w10="urn:schemas-microsoft-com:office:word" xmlns:w="http://schemas.openxmlformats.org/wordprocessingml/2006/main" xmlns:w14="http://schemas.microsoft.com/office/word/2010/wordml" xmlns:w15="http://schemas.microsoft.com/office/word/2012/wordml" xmlns:w16cex="http://schemas.microsoft.com/office/word/2018/wordml/cex" xmlns:w16cid="http://schemas.microsoft.com/office/word/2016/wordml/cid" xmlns:w16="http://schemas.microsoft.com/office/word/2018/wordml" xmlns:w16du="http://schemas.microsoft.com/office/word/2023/wordml/word16du" xmlns:w16sdtdh="http://schemas.microsoft.com/office/word/2020/wordml/sdtdatahash" xmlns:w16sdtfl="http://schemas.microsoft.com/office/word/2024/wordml/sdtformatlock" xmlns:w16se="http://schemas.microsoft.com/office/word/2015/wordml/symex" xmlns:wpg="http://schemas.microsoft.com/office/word/2010/wordprocessingGroup" xmlns:wpi="http://schemas.microsoft.com/office/word/2010/wordprocessingInk" xmlns:wne="http://schemas.microsoft.com/office/word/2006/wordml" xmlns:wps="http://schemas.microsoft.com/office/word/2010/wordprocessingShape" mc:Ignorable="w14 w15 w16se w16cid w16 w16cex w16sdtdh w16sdtfl w16du wp14">
+<w:document xmlns:wpc="http://schemas.microsoft.com/office/word/2010/wordprocessingCanvas" xmlns:cx="http://schemas.microsoft.com/office/drawing/2014/chartex" xmlns:mc="http://schemas.openxmlformats.org/markup-compatibility/2006" xmlns:o="urn:schemas-microsoft-com:office:office" xmlns:r="http://schemas.openxmlformats.org/officeDocument/2006/relationships" xmlns:m="http://schemas.openxmlformats.org/officeDocument/2006/math" xmlns:v="urn:schemas-microsoft-com:vml" xmlns:wp14="http://schemas.microsoft.com/office/word/2010/wordprocessingDrawing" xmlns:wp="http://schemas.openxmlformats.org/drawingml/2006/wordprocessingDrawing" xmlns:w10="urn:schemas-microsoft-com:office:word" xmlns:w="http://schemas.openxmlformats.org/wordprocessingml/2006/main" xmlns:w14="http://schemas.microsoft.com/office/word/2010/wordml" xmlns:w15="http://schemas.microsoft.com/office/word/2012/wordml" xmlns:w16se="http://schemas.microsoft.com/office/word/2015/wordml/symex" xmlns:wpg="http://schemas.microsoft.com/office/word/2010/wordprocessingGroup" xmlns:wpi="http://schemas.microsoft.com/office/word/2010/wordprocessingInk" xmlns:wne="http://schemas.microsoft.com/office/word/2006/wordml" xmlns:wps="http://schemas.microsoft.com/office/word/2010/wordprocessingShape" mc:Ignorable="w14 w15 w16se wp14">
   <w:body>
     <w:p>
       <w:pPr>
@@ -51,21 +51,9 @@
           <w:szCs w:val="24"/>
           <w:lang w:eastAsia="ru-RU"/>
         </w:rPr>
-        <w:t>ИМ. Б.Л. РОЗИНГА (ФИЛИАЛ) СПбГУТ</w:t>
-      </w:r>
-    </w:p>
-    <w:p>
-      <w:pPr>
-        <w:spacing w:after="0" w:line="240" w:lineRule="auto"/>
-        <w:jc w:val="center"/>
-        <w:rPr>
-          <w:rFonts w:eastAsia="Times New Roman"/>
-          <w:kern w:val="0"/>
-          <w:sz w:val="24"/>
-          <w:szCs w:val="24"/>
-          <w:lang w:eastAsia="ru-RU"/>
-        </w:rPr>
-      </w:pPr>
+        <w:t xml:space="preserve">ИМ. Б.Л. РОЗИНГА (ФИЛИАЛ) </w:t>
+      </w:r>
+      <w:proofErr w:type="spellStart"/>
       <w:r>
         <w:rPr>
           <w:rFonts w:eastAsia="Times New Roman"/>
@@ -77,7 +65,62 @@
           <w:szCs w:val="24"/>
           <w:lang w:eastAsia="ru-RU"/>
         </w:rPr>
-        <w:t>(АКТ (ф) СПбГУТ)</w:t>
+        <w:t>СПбГУТ</w:t>
+      </w:r>
+      <w:proofErr w:type="spellEnd"/>
+    </w:p>
+    <w:p>
+      <w:pPr>
+        <w:spacing w:after="0" w:line="240" w:lineRule="auto"/>
+        <w:jc w:val="center"/>
+        <w:rPr>
+          <w:rFonts w:eastAsia="Times New Roman"/>
+          <w:kern w:val="0"/>
+          <w:sz w:val="24"/>
+          <w:szCs w:val="24"/>
+          <w:lang w:eastAsia="ru-RU"/>
+        </w:rPr>
+      </w:pPr>
+      <w:r>
+        <w:rPr>
+          <w:rFonts w:eastAsia="Times New Roman"/>
+          <w:b/>
+          <w:bCs/>
+          <w:color w:val="000000"/>
+          <w:kern w:val="0"/>
+          <w:sz w:val="24"/>
+          <w:szCs w:val="24"/>
+          <w:lang w:eastAsia="ru-RU"/>
+        </w:rPr>
+        <w:t xml:space="preserve">(АКТ (ф) </w:t>
+      </w:r>
+      <w:proofErr w:type="spellStart"/>
+      <w:r>
+        <w:rPr>
+          <w:rFonts w:eastAsia="Times New Roman"/>
+          <w:b/>
+          <w:bCs/>
+          <w:color w:val="000000"/>
+          <w:kern w:val="0"/>
+          <w:sz w:val="24"/>
+          <w:szCs w:val="24"/>
+          <w:lang w:eastAsia="ru-RU"/>
+        </w:rPr>
+        <w:t>СПбГУТ</w:t>
+      </w:r>
+      <w:proofErr w:type="spellEnd"/>
+      <w:r>
+        <w:rPr>
+          <w:rFonts w:eastAsia="Times New Roman"/>
+          <w:b/>
+          <w:bCs/>
+          <w:color w:val="000000"/>
+          <w:kern w:val="0"/>
+          <w:sz w:val="24"/>
+          <w:szCs w:val="24"/>
+          <w:lang w:eastAsia="ru-RU"/>
+        </w:rPr>
+        <w:t>)</w:t>
       </w:r>
     </w:p>
     <w:p>
@@ -1404,6 +1447,7 @@
         </w:rPr>
         <w:t xml:space="preserve">Установленный </w:t>
       </w:r>
+      <w:proofErr w:type="spellStart"/>
       <w:r>
         <w:rPr>
           <w:b w:val="0"/>
@@ -1412,6 +1456,7 @@
         </w:rPr>
         <w:t>jdk</w:t>
       </w:r>
+      <w:proofErr w:type="spellEnd"/>
     </w:p>
     <w:p>
       <w:pPr>
@@ -2044,9 +2089,14 @@
           <w:numId w:val="1"/>
         </w:numPr>
       </w:pPr>
+      <w:proofErr w:type="gramStart"/>
       <w:r>
         <w:lastRenderedPageBreak/>
-        <w:t>Ответы  на контрольные вопросы</w:t>
+        <w:t>Ответы  на</w:t>
+      </w:r>
+      <w:proofErr w:type="gramEnd"/>
+      <w:r>
+        <w:t xml:space="preserve"> контрольные вопросы</w:t>
       </w:r>
     </w:p>
     <w:p>
@@ -2077,7 +2127,21 @@
         <w:rPr>
           <w:lang w:val="en-US"/>
         </w:rPr>
-        <w:t>Android studio, Xcode, MAUI, React native</w:t>
+        <w:t xml:space="preserve">Android studio, </w:t>
+      </w:r>
+      <w:proofErr w:type="spellStart"/>
+      <w:r>
+        <w:rPr>
+          <w:lang w:val="en-US"/>
+        </w:rPr>
+        <w:t>Xcode</w:t>
+      </w:r>
+      <w:proofErr w:type="spellEnd"/>
+      <w:r>
+        <w:rPr>
+          <w:lang w:val="en-US"/>
+        </w:rPr>
+        <w:t>, MAUI, React native</w:t>
       </w:r>
     </w:p>
     <w:p>
@@ -2121,7 +2185,21 @@
         <w:rPr>
           <w:lang w:val="en-US"/>
         </w:rPr>
-        <w:t xml:space="preserve">Java, Kotlin, </w:t>
+        <w:t xml:space="preserve">Java, </w:t>
+      </w:r>
+      <w:proofErr w:type="spellStart"/>
+      <w:r>
+        <w:rPr>
+          <w:lang w:val="en-US"/>
+        </w:rPr>
+        <w:t>Kotlin</w:t>
+      </w:r>
+      <w:proofErr w:type="spellEnd"/>
+      <w:r>
+        <w:rPr>
+          <w:lang w:val="en-US"/>
+        </w:rPr>
+        <w:t xml:space="preserve">, </w:t>
       </w:r>
       <w:r>
         <w:rPr>
@@ -2166,12 +2244,14 @@
       <w:r>
         <w:t xml:space="preserve">Какие языки программирования доступны в </w:t>
       </w:r>
+      <w:proofErr w:type="spellStart"/>
       <w:r>
         <w:rPr>
           <w:lang w:val="en-US"/>
         </w:rPr>
         <w:t>GigaIDE</w:t>
       </w:r>
+      <w:proofErr w:type="spellEnd"/>
       <w:r>
         <w:t>?</w:t>
       </w:r>
@@ -2192,7 +2272,35 @@
         <w:rPr>
           <w:lang w:val="en-US"/>
         </w:rPr>
-        <w:t xml:space="preserve">Java, Kotlin, Scala, Groovy, Python, JavaScript, TypeScript </w:t>
+        <w:t xml:space="preserve">Java, </w:t>
+      </w:r>
+      <w:proofErr w:type="spellStart"/>
+      <w:r>
+        <w:rPr>
+          <w:lang w:val="en-US"/>
+        </w:rPr>
+        <w:t>Kotlin</w:t>
+      </w:r>
+      <w:proofErr w:type="spellEnd"/>
+      <w:r>
+        <w:rPr>
+          <w:lang w:val="en-US"/>
+        </w:rPr>
+        <w:t xml:space="preserve">, Scala, Groovy, Python, JavaScript, </w:t>
+      </w:r>
+      <w:proofErr w:type="spellStart"/>
+      <w:r>
+        <w:rPr>
+          <w:lang w:val="en-US"/>
+        </w:rPr>
+        <w:t>TypeScript</w:t>
+      </w:r>
+      <w:proofErr w:type="spellEnd"/>
+      <w:r>
+        <w:rPr>
+          <w:lang w:val="en-US"/>
+        </w:rPr>
+        <w:t xml:space="preserve"> </w:t>
       </w:r>
       <w:r>
         <w:t>и</w:t>
@@ -2226,7 +2334,23 @@
         </w:numPr>
       </w:pPr>
       <w:r>
-        <w:t>Какие языки программирования доступны в Android Studio?</w:t>
+        <w:t xml:space="preserve">Какие языки программирования доступны в </w:t>
+      </w:r>
+      <w:proofErr w:type="spellStart"/>
+      <w:r>
+        <w:t>Android</w:t>
+      </w:r>
+      <w:proofErr w:type="spellEnd"/>
+      <w:r>
+        <w:t xml:space="preserve"> </w:t>
+      </w:r>
+      <w:proofErr w:type="spellStart"/>
+      <w:r>
+        <w:t>Studio</w:t>
+      </w:r>
+      <w:proofErr w:type="spellEnd"/>
+      <w:r>
+        <w:t>?</w:t>
       </w:r>
     </w:p>
     <w:p>
@@ -2238,11 +2362,19 @@
         </w:numPr>
         <w:ind w:left="567"/>
       </w:pPr>
-      <w:r>
-        <w:rPr>
-          <w:lang w:val="en-US"/>
-        </w:rPr>
-        <w:t>Kotlin, Java</w:t>
+      <w:proofErr w:type="spellStart"/>
+      <w:r>
+        <w:rPr>
+          <w:lang w:val="en-US"/>
+        </w:rPr>
+        <w:t>Kotlin</w:t>
+      </w:r>
+      <w:proofErr w:type="spellEnd"/>
+      <w:r>
+        <w:rPr>
+          <w:lang w:val="en-US"/>
+        </w:rPr>
+        <w:t>, Java</w:t>
       </w:r>
     </w:p>
     <w:p>
@@ -2264,7 +2396,15 @@
         </w:numPr>
       </w:pPr>
       <w:r>
-        <w:t>Какой язык программирования является основным для разработки приложений под ОС Android?</w:t>
+        <w:t xml:space="preserve">Какой язык программирования является основным для разработки приложений под ОС </w:t>
+      </w:r>
+      <w:proofErr w:type="spellStart"/>
+      <w:r>
+        <w:t>Android</w:t>
+      </w:r>
+      <w:proofErr w:type="spellEnd"/>
+      <w:r>
+        <w:t>?</w:t>
       </w:r>
     </w:p>
     <w:p>
@@ -2279,12 +2419,14 @@
           <w:lang w:val="en-US"/>
         </w:rPr>
       </w:pPr>
+      <w:proofErr w:type="spellStart"/>
       <w:r>
         <w:rPr>
           <w:lang w:val="en-US"/>
         </w:rPr>
         <w:t>Kotlin</w:t>
       </w:r>
+      <w:proofErr w:type="spellEnd"/>
     </w:p>
     <w:p>
       <w:pPr>
@@ -2308,7 +2450,23 @@
         </w:numPr>
       </w:pPr>
       <w:r>
-        <w:t>Что дополнительно нужно установить для работы Android Studio?</w:t>
+        <w:t xml:space="preserve">Что дополнительно нужно установить для работы </w:t>
+      </w:r>
+      <w:proofErr w:type="spellStart"/>
+      <w:r>
+        <w:t>Android</w:t>
+      </w:r>
+      <w:proofErr w:type="spellEnd"/>
+      <w:r>
+        <w:t xml:space="preserve"> </w:t>
+      </w:r>
+      <w:proofErr w:type="spellStart"/>
+      <w:r>
+        <w:t>Studio</w:t>
+      </w:r>
+      <w:proofErr w:type="spellEnd"/>
+      <w:r>
+        <w:t>?</w:t>
       </w:r>
     </w:p>
     <w:p>
@@ -2323,9 +2481,27 @@
           <w:lang w:val="en-US"/>
         </w:rPr>
       </w:pPr>
-      <w:r>
-        <w:t>Java Development Kit</w:t>
-      </w:r>
+      <w:proofErr w:type="spellStart"/>
+      <w:r>
+        <w:t>Java</w:t>
+      </w:r>
+      <w:proofErr w:type="spellEnd"/>
+      <w:r>
+        <w:t xml:space="preserve"> </w:t>
+      </w:r>
+      <w:proofErr w:type="spellStart"/>
+      <w:r>
+        <w:t>Development</w:t>
+      </w:r>
+      <w:proofErr w:type="spellEnd"/>
+      <w:r>
+        <w:t xml:space="preserve"> </w:t>
+      </w:r>
+      <w:proofErr w:type="spellStart"/>
+      <w:r>
+        <w:t>Kit</w:t>
+      </w:r>
+      <w:proofErr w:type="spellEnd"/>
     </w:p>
     <w:p>
       <w:pPr>
@@ -2349,7 +2525,31 @@
         </w:numPr>
       </w:pPr>
       <w:r>
-        <w:t>Что такое Java Development Kit и что входит в его состав?</w:t>
+        <w:t xml:space="preserve">Что такое </w:t>
+      </w:r>
+      <w:proofErr w:type="spellStart"/>
+      <w:r>
+        <w:t>Java</w:t>
+      </w:r>
+      <w:proofErr w:type="spellEnd"/>
+      <w:r>
+        <w:t xml:space="preserve"> </w:t>
+      </w:r>
+      <w:proofErr w:type="spellStart"/>
+      <w:r>
+        <w:t>Development</w:t>
+      </w:r>
+      <w:proofErr w:type="spellEnd"/>
+      <w:r>
+        <w:t xml:space="preserve"> </w:t>
+      </w:r>
+      <w:proofErr w:type="spellStart"/>
+      <w:r>
+        <w:t>Kit</w:t>
+      </w:r>
+      <w:proofErr w:type="spellEnd"/>
+      <w:r>
+        <w:t xml:space="preserve"> и что входит в его состав?</w:t>
       </w:r>
     </w:p>
     <w:p>
@@ -2362,7 +2562,23 @@
         <w:ind w:left="567"/>
       </w:pPr>
       <w:r>
-        <w:t>Набор инструментов для программирования на джаве. В него входят компилятор, виртуалка, среда выполнения и стандартные библиотеки.</w:t>
+        <w:t xml:space="preserve">Набор инструментов для программирования на </w:t>
+      </w:r>
+      <w:proofErr w:type="spellStart"/>
+      <w:r>
+        <w:t>джаве</w:t>
+      </w:r>
+      <w:proofErr w:type="spellEnd"/>
+      <w:r>
+        <w:t xml:space="preserve">. В него входят компилятор, </w:t>
+      </w:r>
+      <w:proofErr w:type="spellStart"/>
+      <w:r>
+        <w:t>виртуалка</w:t>
+      </w:r>
+      <w:proofErr w:type="spellEnd"/>
+      <w:r>
+        <w:t>, среда выполнения и стандартные библиотеки.</w:t>
       </w:r>
     </w:p>
     <w:p>
@@ -2508,7 +2724,7 @@
             <v:path o:extrusionok="f" gradientshapeok="t" o:connecttype="rect"/>
             <o:lock v:ext="edit" aspectratio="t"/>
           </v:shapetype>
-          <v:shape id="_x0000_i1025" type="#_x0000_t75" style="width:466.35pt;height:252.55pt">
+          <v:shape id="_x0000_i1025" type="#_x0000_t75" style="width:466.5pt;height:252.75pt">
             <v:imagedata r:id="rId14" o:title="Проект"/>
           </v:shape>
         </w:pict>
@@ -2572,7 +2788,15 @@
         <w:pStyle w:val="2"/>
       </w:pPr>
       <w:r>
-        <w:t>Какие IDE позволяют создавать приложения для Android?</w:t>
+        <w:t xml:space="preserve">Какие IDE позволяют создавать приложения для </w:t>
+      </w:r>
+      <w:proofErr w:type="spellStart"/>
+      <w:r>
+        <w:t>Android</w:t>
+      </w:r>
+      <w:proofErr w:type="spellEnd"/>
+      <w:r>
+        <w:t>?</w:t>
       </w:r>
     </w:p>
     <w:p>
@@ -2591,7 +2815,35 @@
         <w:rPr>
           <w:lang w:val="en-US"/>
         </w:rPr>
-        <w:t xml:space="preserve">Android studio, Xcode, devEco studio, </w:t>
+        <w:t xml:space="preserve">Android studio, </w:t>
+      </w:r>
+      <w:proofErr w:type="spellStart"/>
+      <w:r>
+        <w:rPr>
+          <w:lang w:val="en-US"/>
+        </w:rPr>
+        <w:t>Xcode</w:t>
+      </w:r>
+      <w:proofErr w:type="spellEnd"/>
+      <w:r>
+        <w:rPr>
+          <w:lang w:val="en-US"/>
+        </w:rPr>
+        <w:t xml:space="preserve">, </w:t>
+      </w:r>
+      <w:proofErr w:type="spellStart"/>
+      <w:r>
+        <w:rPr>
+          <w:lang w:val="en-US"/>
+        </w:rPr>
+        <w:t>devEco</w:t>
+      </w:r>
+      <w:proofErr w:type="spellEnd"/>
+      <w:r>
+        <w:rPr>
+          <w:lang w:val="en-US"/>
+        </w:rPr>
+        <w:t xml:space="preserve"> studio, </w:t>
       </w:r>
       <w:r>
         <w:t>аврора</w:t>
@@ -2602,11 +2854,47 @@
         </w:rPr>
         <w:t xml:space="preserve"> </w:t>
       </w:r>
-      <w:r>
-        <w:rPr>
-          <w:lang w:val="en-US"/>
-        </w:rPr>
-        <w:t xml:space="preserve">sdk, MAUI, Avalonia, Uno Plaform, Unity, Kotlin Multiplatform </w:t>
+      <w:proofErr w:type="spellStart"/>
+      <w:r>
+        <w:rPr>
+          <w:lang w:val="en-US"/>
+        </w:rPr>
+        <w:t>sdk</w:t>
+      </w:r>
+      <w:proofErr w:type="spellEnd"/>
+      <w:r>
+        <w:rPr>
+          <w:lang w:val="en-US"/>
+        </w:rPr>
+        <w:t xml:space="preserve">, MAUI, Avalonia, Uno </w:t>
+      </w:r>
+      <w:proofErr w:type="spellStart"/>
+      <w:r>
+        <w:rPr>
+          <w:lang w:val="en-US"/>
+        </w:rPr>
+        <w:t>Plaform</w:t>
+      </w:r>
+      <w:proofErr w:type="spellEnd"/>
+      <w:r>
+        <w:rPr>
+          <w:lang w:val="en-US"/>
+        </w:rPr>
+        <w:t xml:space="preserve">, Unity, </w:t>
+      </w:r>
+      <w:proofErr w:type="spellStart"/>
+      <w:r>
+        <w:rPr>
+          <w:lang w:val="en-US"/>
+        </w:rPr>
+        <w:t>Kotlin</w:t>
+      </w:r>
+      <w:proofErr w:type="spellEnd"/>
+      <w:r>
+        <w:rPr>
+          <w:lang w:val="en-US"/>
+        </w:rPr>
+        <w:t xml:space="preserve"> Multiplatform </w:t>
       </w:r>
     </w:p>
     <w:p>
@@ -2626,7 +2914,15 @@
         <w:pStyle w:val="2"/>
       </w:pPr>
       <w:r>
-        <w:t>Какие языки программирования доступны в Intellij IDEA?</w:t>
+        <w:t xml:space="preserve">Какие языки программирования доступны в </w:t>
+      </w:r>
+      <w:proofErr w:type="spellStart"/>
+      <w:r>
+        <w:t>Intellij</w:t>
+      </w:r>
+      <w:proofErr w:type="spellEnd"/>
+      <w:r>
+        <w:t xml:space="preserve"> IDEA?</w:t>
       </w:r>
     </w:p>
     <w:p>
@@ -2653,12 +2949,14 @@
         </w:rPr>
         <w:t xml:space="preserve">, </w:t>
       </w:r>
+      <w:proofErr w:type="spellStart"/>
       <w:r>
         <w:rPr>
           <w:lang w:val="en-US"/>
         </w:rPr>
         <w:t>Kotlin</w:t>
       </w:r>
+      <w:proofErr w:type="spellEnd"/>
       <w:r>
         <w:rPr>
           <w:bCs/>
@@ -2677,8 +2975,17 @@
           <w:bCs/>
           <w:lang w:val="en-US"/>
         </w:rPr>
-        <w:t xml:space="preserve"> JavaScript, TypeScript</w:t>
-      </w:r>
+        <w:t xml:space="preserve"> JavaScript, </w:t>
+      </w:r>
+      <w:proofErr w:type="spellStart"/>
+      <w:r>
+        <w:rPr>
+          <w:bCs/>
+          <w:lang w:val="en-US"/>
+        </w:rPr>
+        <w:t>TypeScript</w:t>
+      </w:r>
+      <w:proofErr w:type="spellEnd"/>
       <w:r>
         <w:rPr>
           <w:lang w:val="en-US"/>
@@ -2739,7 +3046,23 @@
         <w:pStyle w:val="2"/>
       </w:pPr>
       <w:r>
-        <w:t>Какие языки программирования доступны в Android Studio?</w:t>
+        <w:t xml:space="preserve">Какие языки программирования доступны в </w:t>
+      </w:r>
+      <w:proofErr w:type="spellStart"/>
+      <w:r>
+        <w:t>Android</w:t>
+      </w:r>
+      <w:proofErr w:type="spellEnd"/>
+      <w:r>
+        <w:t xml:space="preserve"> </w:t>
+      </w:r>
+      <w:proofErr w:type="spellStart"/>
+      <w:r>
+        <w:t>Studio</w:t>
+      </w:r>
+      <w:proofErr w:type="spellEnd"/>
+      <w:r>
+        <w:t>?</w:t>
       </w:r>
     </w:p>
     <w:p>
@@ -2766,12 +3089,14 @@
         </w:rPr>
         <w:t xml:space="preserve">, </w:t>
       </w:r>
+      <w:proofErr w:type="spellStart"/>
       <w:r>
         <w:rPr>
           <w:lang w:val="en-US"/>
         </w:rPr>
         <w:t>Kotlin</w:t>
       </w:r>
+      <w:proofErr w:type="spellEnd"/>
     </w:p>
     <w:p>
       <w:pPr>
@@ -2788,7 +3113,23 @@
         <w:pStyle w:val="2"/>
       </w:pPr>
       <w:r>
-        <w:t>На каких языках программирования можно разрабатывать нативные приложения для Android?</w:t>
+        <w:t xml:space="preserve">На каких языках программирования можно разрабатывать </w:t>
+      </w:r>
+      <w:proofErr w:type="spellStart"/>
+      <w:r>
+        <w:t>нативные</w:t>
+      </w:r>
+      <w:proofErr w:type="spellEnd"/>
+      <w:r>
+        <w:t xml:space="preserve"> приложения для </w:t>
+      </w:r>
+      <w:proofErr w:type="spellStart"/>
+      <w:r>
+        <w:t>Android</w:t>
+      </w:r>
+      <w:proofErr w:type="spellEnd"/>
+      <w:r>
+        <w:t>?</w:t>
       </w:r>
     </w:p>
     <w:p>
@@ -2804,8 +3145,16 @@
         <w:rPr>
           <w:lang w:val="en-US"/>
         </w:rPr>
-        <w:t>Java, Kotlin</w:t>
-      </w:r>
+        <w:t xml:space="preserve">Java, </w:t>
+      </w:r>
+      <w:proofErr w:type="spellStart"/>
+      <w:r>
+        <w:rPr>
+          <w:lang w:val="en-US"/>
+        </w:rPr>
+        <w:t>Kotlin</w:t>
+      </w:r>
+      <w:proofErr w:type="spellEnd"/>
       <w:r>
         <w:rPr>
           <w:lang w:val="en-US"/>
@@ -2908,15 +3257,31 @@
         <w:pStyle w:val="2"/>
       </w:pPr>
       <w:r>
-        <w:t>Изучить процесс разработки линейных алгоритмов в приложениях на языке Kotlin.</w:t>
-      </w:r>
-    </w:p>
-    <w:p>
-      <w:pPr>
-        <w:pStyle w:val="2"/>
-      </w:pPr>
-      <w:r>
-        <w:t>Изучить процесс ввода и вывода данных в приложениях на языке Kotlin.</w:t>
+        <w:t xml:space="preserve">Изучить процесс разработки линейных алгоритмов в приложениях на языке </w:t>
+      </w:r>
+      <w:proofErr w:type="spellStart"/>
+      <w:r>
+        <w:t>Kotlin</w:t>
+      </w:r>
+      <w:proofErr w:type="spellEnd"/>
+      <w:r>
+        <w:t>.</w:t>
+      </w:r>
+    </w:p>
+    <w:p>
+      <w:pPr>
+        <w:pStyle w:val="2"/>
+      </w:pPr>
+      <w:r>
+        <w:t xml:space="preserve">Изучить процесс ввода и вывода данных в приложениях на языке </w:t>
+      </w:r>
+      <w:proofErr w:type="spellStart"/>
+      <w:r>
+        <w:t>Kotlin</w:t>
+      </w:r>
+      <w:proofErr w:type="spellEnd"/>
+      <w:r>
+        <w:t>.</w:t>
       </w:r>
     </w:p>
     <w:p>
@@ -2932,7 +3297,15 @@
         <w:pStyle w:val="2"/>
       </w:pPr>
       <w:r>
-        <w:t>Как объявить переменные на Kotlin?</w:t>
+        <w:t xml:space="preserve">Как объявить переменные на </w:t>
+      </w:r>
+      <w:proofErr w:type="spellStart"/>
+      <w:r>
+        <w:t>Kotlin</w:t>
+      </w:r>
+      <w:proofErr w:type="spellEnd"/>
+      <w:r>
+        <w:t>?</w:t>
       </w:r>
     </w:p>
     <w:p>
@@ -2948,11 +3321,33 @@
           <w:lang w:val="en-US"/>
         </w:rPr>
       </w:pPr>
-      <w:r>
-        <w:rPr>
-          <w:lang w:val="en-US"/>
-        </w:rPr>
-        <w:t>val name: String = "Kotlin"</w:t>
+      <w:proofErr w:type="spellStart"/>
+      <w:r>
+        <w:rPr>
+          <w:lang w:val="en-US"/>
+        </w:rPr>
+        <w:t>val</w:t>
+      </w:r>
+      <w:proofErr w:type="spellEnd"/>
+      <w:r>
+        <w:rPr>
+          <w:lang w:val="en-US"/>
+        </w:rPr>
+        <w:t xml:space="preserve"> name: String = "</w:t>
+      </w:r>
+      <w:proofErr w:type="spellStart"/>
+      <w:r>
+        <w:rPr>
+          <w:lang w:val="en-US"/>
+        </w:rPr>
+        <w:t>Kotlin</w:t>
+      </w:r>
+      <w:proofErr w:type="spellEnd"/>
+      <w:r>
+        <w:rPr>
+          <w:lang w:val="en-US"/>
+        </w:rPr>
+        <w:t>"</w:t>
       </w:r>
     </w:p>
     <w:p>
@@ -2968,11 +3363,19 @@
           <w:lang w:val="en-US"/>
         </w:rPr>
       </w:pPr>
-      <w:r>
-        <w:rPr>
-          <w:lang w:val="en-US"/>
-        </w:rPr>
-        <w:t>var age = 25</w:t>
+      <w:proofErr w:type="spellStart"/>
+      <w:r>
+        <w:rPr>
+          <w:lang w:val="en-US"/>
+        </w:rPr>
+        <w:t>var</w:t>
+      </w:r>
+      <w:proofErr w:type="spellEnd"/>
+      <w:r>
+        <w:rPr>
+          <w:lang w:val="en-US"/>
+        </w:rPr>
+        <w:t xml:space="preserve"> age = 25</w:t>
       </w:r>
     </w:p>
     <w:p>
@@ -2993,7 +3396,15 @@
         <w:pStyle w:val="2"/>
       </w:pPr>
       <w:r>
-        <w:t>Как выполнить ввод данных на Kotlin?</w:t>
+        <w:t xml:space="preserve">Как выполнить ввод данных на </w:t>
+      </w:r>
+      <w:proofErr w:type="spellStart"/>
+      <w:r>
+        <w:t>Kotlin</w:t>
+      </w:r>
+      <w:proofErr w:type="spellEnd"/>
+      <w:r>
+        <w:t>?</w:t>
       </w:r>
     </w:p>
     <w:p>
@@ -3005,8 +3416,34 @@
         </w:numPr>
         <w:ind w:left="567"/>
       </w:pPr>
-      <w:r>
-        <w:t>val input = readln()</w:t>
+      <w:proofErr w:type="spellStart"/>
+      <w:r>
+        <w:t>val</w:t>
+      </w:r>
+      <w:proofErr w:type="spellEnd"/>
+      <w:r>
+        <w:t xml:space="preserve"> </w:t>
+      </w:r>
+      <w:proofErr w:type="spellStart"/>
+      <w:r>
+        <w:t>input</w:t>
+      </w:r>
+      <w:proofErr w:type="spellEnd"/>
+      <w:r>
+        <w:t xml:space="preserve"> = </w:t>
+      </w:r>
+      <w:proofErr w:type="spellStart"/>
+      <w:proofErr w:type="gramStart"/>
+      <w:r>
+        <w:t>readln</w:t>
+      </w:r>
+      <w:proofErr w:type="spellEnd"/>
+      <w:r>
+        <w:t>(</w:t>
+      </w:r>
+      <w:proofErr w:type="gramEnd"/>
+      <w:r>
+        <w:t>)</w:t>
       </w:r>
     </w:p>
     <w:p>
@@ -3024,7 +3461,15 @@
         <w:pStyle w:val="2"/>
       </w:pPr>
       <w:r>
-        <w:t>Как выполнить вывод данных на Kotlin?</w:t>
+        <w:t xml:space="preserve">Как выполнить вывод данных на </w:t>
+      </w:r>
+      <w:proofErr w:type="spellStart"/>
+      <w:r>
+        <w:t>Kotlin</w:t>
+      </w:r>
+      <w:proofErr w:type="spellEnd"/>
+      <w:r>
+        <w:t>?</w:t>
       </w:r>
     </w:p>
     <w:p>
@@ -3036,14 +3481,18 @@
         </w:numPr>
         <w:ind w:firstLine="567"/>
       </w:pPr>
-      <w:r>
-        <w:t xml:space="preserve">print() </w:t>
-      </w:r>
-      <w:r>
-        <w:t>-</w:t>
-      </w:r>
-      <w:r>
-        <w:t xml:space="preserve"> вывод в одну строку.</w:t>
+      <w:proofErr w:type="spellStart"/>
+      <w:proofErr w:type="gramStart"/>
+      <w:r>
+        <w:t>print</w:t>
+      </w:r>
+      <w:proofErr w:type="spellEnd"/>
+      <w:r>
+        <w:t>(</w:t>
+      </w:r>
+      <w:proofErr w:type="gramEnd"/>
+      <w:r>
+        <w:t>) - вывод в одну строку.</w:t>
       </w:r>
     </w:p>
     <w:p>
@@ -3055,14 +3504,18 @@
         </w:numPr>
         <w:ind w:left="567"/>
       </w:pPr>
-      <w:r>
-        <w:t xml:space="preserve">println() </w:t>
-      </w:r>
-      <w:r>
-        <w:t>-</w:t>
-      </w:r>
-      <w:r>
-        <w:t xml:space="preserve"> вывод с переходом на новую строку.</w:t>
+      <w:proofErr w:type="spellStart"/>
+      <w:proofErr w:type="gramStart"/>
+      <w:r>
+        <w:t>println</w:t>
+      </w:r>
+      <w:proofErr w:type="spellEnd"/>
+      <w:r>
+        <w:t>(</w:t>
+      </w:r>
+      <w:proofErr w:type="gramEnd"/>
+      <w:r>
+        <w:t>) - вывод с переходом на новую строку.</w:t>
       </w:r>
     </w:p>
     <w:p>
@@ -3095,12 +3548,21 @@
           <w:lang w:val="en-US"/>
         </w:rPr>
       </w:pPr>
-      <w:r>
-        <w:rPr>
-          <w:lang w:val="en-US"/>
-        </w:rPr>
-        <w:t xml:space="preserve">val number = </w:t>
-      </w:r>
+      <w:proofErr w:type="spellStart"/>
+      <w:r>
+        <w:rPr>
+          <w:lang w:val="en-US"/>
+        </w:rPr>
+        <w:t>val</w:t>
+      </w:r>
+      <w:proofErr w:type="spellEnd"/>
+      <w:r>
+        <w:rPr>
+          <w:lang w:val="en-US"/>
+        </w:rPr>
+        <w:t xml:space="preserve"> number = </w:t>
+      </w:r>
+      <w:proofErr w:type="gramStart"/>
       <w:r>
         <w:t>строка</w:t>
       </w:r>
@@ -3108,38 +3570,190 @@
         <w:rPr>
           <w:lang w:val="en-US"/>
         </w:rPr>
-        <w:t>.toInt()</w:t>
-      </w:r>
-      <w:r>
-        <w:rPr>
-          <w:lang w:val="en-US"/>
-        </w:rPr>
-        <w:t>/(</w:t>
-      </w:r>
-      <w:r>
-        <w:rPr>
-          <w:lang w:val="en-US"/>
-        </w:rPr>
-        <w:t>.toDouble()</w:t>
-      </w:r>
-      <w:r>
-        <w:rPr>
-          <w:lang w:val="en-US"/>
-        </w:rPr>
-        <w:t>/</w:t>
-      </w:r>
-      <w:r>
-        <w:rPr>
-          <w:lang w:val="en-US"/>
-        </w:rPr>
-        <w:t>.toLong()</w:t>
-      </w:r>
-      <w:r>
-        <w:rPr>
-          <w:lang w:val="en-US"/>
-        </w:rPr>
+        <w:t>.</w:t>
+      </w:r>
+      <w:proofErr w:type="spellStart"/>
+      <w:r>
+        <w:rPr>
+          <w:lang w:val="en-US"/>
+        </w:rPr>
+        <w:t>toInt</w:t>
+      </w:r>
+      <w:proofErr w:type="spellEnd"/>
+      <w:proofErr w:type="gramEnd"/>
+      <w:r>
+        <w:rPr>
+          <w:lang w:val="en-US"/>
+        </w:rPr>
+        <w:t>()/(.</w:t>
+      </w:r>
+      <w:proofErr w:type="spellStart"/>
+      <w:r>
+        <w:rPr>
+          <w:lang w:val="en-US"/>
+        </w:rPr>
+        <w:t>toDouble</w:t>
+      </w:r>
+      <w:proofErr w:type="spellEnd"/>
+      <w:r>
+        <w:rPr>
+          <w:lang w:val="en-US"/>
+        </w:rPr>
+        <w:t>()/.</w:t>
+      </w:r>
+      <w:proofErr w:type="spellStart"/>
+      <w:r>
+        <w:rPr>
+          <w:lang w:val="en-US"/>
+        </w:rPr>
+        <w:t>toLong</w:t>
+      </w:r>
+      <w:proofErr w:type="spellEnd"/>
+      <w:r>
+        <w:rPr>
+          <w:lang w:val="en-US"/>
+        </w:rPr>
+        <w:t>())</w:t>
+      </w:r>
+    </w:p>
+    <w:p>
+      <w:pPr>
+        <w:pStyle w:val="2"/>
+        <w:numPr>
+          <w:ilvl w:val="0"/>
+          <w:numId w:val="0"/>
+        </w:numPr>
+        <w:ind w:left="567"/>
+        <w:rPr>
+          <w:lang w:val="en-US"/>
+        </w:rPr>
+      </w:pPr>
+    </w:p>
+    <w:p>
+      <w:pPr>
+        <w:pStyle w:val="2"/>
+      </w:pPr>
+      <w:r>
+        <w:t xml:space="preserve">Как округлить данные на </w:t>
+      </w:r>
+      <w:proofErr w:type="spellStart"/>
+      <w:r>
+        <w:t>Kotlin</w:t>
+      </w:r>
+      <w:proofErr w:type="spellEnd"/>
+      <w:r>
+        <w:t>?</w:t>
+      </w:r>
+    </w:p>
+    <w:p>
+      <w:pPr>
+        <w:pStyle w:val="2"/>
+        <w:numPr>
+          <w:ilvl w:val="0"/>
+          <w:numId w:val="0"/>
+        </w:numPr>
+        <w:ind w:firstLine="567"/>
+      </w:pPr>
+      <w:r>
+        <w:t>С помощью функций из пакета </w:t>
+      </w:r>
+      <w:proofErr w:type="spellStart"/>
+      <w:proofErr w:type="gramStart"/>
+      <w:r>
+        <w:t>kotlin.math</w:t>
+      </w:r>
+      <w:proofErr w:type="spellEnd"/>
+      <w:proofErr w:type="gramEnd"/>
+      <w:r>
+        <w:t>:</w:t>
+      </w:r>
+    </w:p>
+    <w:p>
+      <w:pPr>
+        <w:pStyle w:val="2"/>
+        <w:numPr>
+          <w:ilvl w:val="0"/>
+          <w:numId w:val="0"/>
+        </w:numPr>
+        <w:ind w:left="720"/>
+      </w:pPr>
+      <w:proofErr w:type="spellStart"/>
+      <w:proofErr w:type="gramStart"/>
+      <w:r>
+        <w:t>roundToInt</w:t>
+      </w:r>
+      <w:proofErr w:type="spellEnd"/>
+      <w:r>
+        <w:t>(</w:t>
+      </w:r>
+      <w:proofErr w:type="gramEnd"/>
+      <w:r>
         <w:t>)</w:t>
       </w:r>
+      <w:r>
+        <w:t xml:space="preserve"> -</w:t>
+      </w:r>
+      <w:r>
+        <w:t xml:space="preserve"> до ближайшего целого.</w:t>
+      </w:r>
+    </w:p>
+    <w:p>
+      <w:pPr>
+        <w:pStyle w:val="2"/>
+        <w:numPr>
+          <w:ilvl w:val="0"/>
+          <w:numId w:val="0"/>
+        </w:numPr>
+        <w:ind w:left="720"/>
+      </w:pPr>
+      <w:proofErr w:type="spellStart"/>
+      <w:proofErr w:type="gramStart"/>
+      <w:r>
+        <w:t>ceil</w:t>
+      </w:r>
+      <w:proofErr w:type="spellEnd"/>
+      <w:r>
+        <w:t>(</w:t>
+      </w:r>
+      <w:proofErr w:type="gramEnd"/>
+      <w:r>
+        <w:t>)</w:t>
+      </w:r>
+      <w:r>
+        <w:t xml:space="preserve"> -</w:t>
+      </w:r>
+      <w:r>
+        <w:t>в большую сторону.</w:t>
+      </w:r>
+    </w:p>
+    <w:p>
+      <w:pPr>
+        <w:pStyle w:val="2"/>
+        <w:numPr>
+          <w:ilvl w:val="0"/>
+          <w:numId w:val="0"/>
+        </w:numPr>
+        <w:ind w:left="720"/>
+      </w:pPr>
+      <w:proofErr w:type="spellStart"/>
+      <w:proofErr w:type="gramStart"/>
+      <w:r>
+        <w:t>floor</w:t>
+      </w:r>
+      <w:proofErr w:type="spellEnd"/>
+      <w:r>
+        <w:t>(</w:t>
+      </w:r>
+      <w:proofErr w:type="gramEnd"/>
+      <w:r>
+        <w:t>)</w:t>
+      </w:r>
+      <w:r>
+        <w:t xml:space="preserve"> - </w:t>
+      </w:r>
+      <w:r>
+        <w:t>в меньшую сторону.</w:t>
+      </w:r>
     </w:p>
     <w:p>
       <w:pPr>
@@ -3149,17 +3763,144 @@
           <w:numId w:val="0"/>
         </w:numPr>
         <w:ind w:left="567"/>
-        <w:rPr>
-          <w:lang w:val="en-US"/>
-        </w:rPr>
-      </w:pPr>
-    </w:p>
-    <w:p>
-      <w:pPr>
-        <w:pStyle w:val="2"/>
-      </w:pPr>
-      <w:r>
-        <w:t>Как округлить данные на Kotlin?</w:t>
+      </w:pPr>
+    </w:p>
+    <w:p>
+      <w:pPr>
+        <w:pStyle w:val="2"/>
+      </w:pPr>
+      <w:r>
+        <w:t xml:space="preserve">Как сгенерировать случайное число на </w:t>
+      </w:r>
+      <w:proofErr w:type="spellStart"/>
+      <w:r>
+        <w:t>Kotlin</w:t>
+      </w:r>
+      <w:proofErr w:type="spellEnd"/>
+      <w:r>
+        <w:t>?</w:t>
+      </w:r>
+    </w:p>
+    <w:p>
+      <w:pPr>
+        <w:pStyle w:val="2"/>
+        <w:numPr>
+          <w:ilvl w:val="0"/>
+          <w:numId w:val="0"/>
+        </w:numPr>
+        <w:ind w:left="567"/>
+      </w:pPr>
+      <w:proofErr w:type="spellStart"/>
+      <w:r>
+        <w:t>val</w:t>
+      </w:r>
+      <w:proofErr w:type="spellEnd"/>
+      <w:r>
+        <w:t xml:space="preserve"> </w:t>
+      </w:r>
+      <w:proofErr w:type="spellStart"/>
+      <w:r>
+        <w:t>randomNum</w:t>
+      </w:r>
+      <w:proofErr w:type="spellEnd"/>
+      <w:r>
+        <w:t xml:space="preserve"> = (</w:t>
+      </w:r>
+      <w:proofErr w:type="gramStart"/>
+      <w:r>
+        <w:t>1..</w:t>
+      </w:r>
+      <w:proofErr w:type="gramEnd"/>
+      <w:r>
+        <w:t>100).</w:t>
+      </w:r>
+      <w:proofErr w:type="spellStart"/>
+      <w:r>
+        <w:t>random</w:t>
+      </w:r>
+      <w:proofErr w:type="spellEnd"/>
+      <w:r>
+        <w:t>()</w:t>
+      </w:r>
+    </w:p>
+    <w:p>
+      <w:pPr>
+        <w:pStyle w:val="2"/>
+        <w:numPr>
+          <w:ilvl w:val="0"/>
+          <w:numId w:val="0"/>
+        </w:numPr>
+        <w:ind w:left="567"/>
+      </w:pPr>
+    </w:p>
+    <w:p>
+      <w:pPr>
+        <w:pStyle w:val="2"/>
+      </w:pPr>
+      <w:r>
+        <w:t xml:space="preserve">В чем отличие между ключевыми словами </w:t>
+      </w:r>
+      <w:proofErr w:type="spellStart"/>
+      <w:r>
+        <w:t>var</w:t>
+      </w:r>
+      <w:proofErr w:type="spellEnd"/>
+      <w:r>
+        <w:t xml:space="preserve"> и </w:t>
+      </w:r>
+      <w:proofErr w:type="spellStart"/>
+      <w:r>
+        <w:t>val</w:t>
+      </w:r>
+      <w:proofErr w:type="spellEnd"/>
+      <w:r>
+        <w:t xml:space="preserve"> в </w:t>
+      </w:r>
+      <w:proofErr w:type="spellStart"/>
+      <w:r>
+        <w:t>Kotlin</w:t>
+      </w:r>
+      <w:proofErr w:type="spellEnd"/>
+      <w:r>
+        <w:t>?</w:t>
+      </w:r>
+    </w:p>
+    <w:p>
+      <w:pPr>
+        <w:pStyle w:val="2"/>
+        <w:numPr>
+          <w:ilvl w:val="0"/>
+          <w:numId w:val="0"/>
+        </w:numPr>
+        <w:ind w:left="567"/>
+      </w:pPr>
+      <w:proofErr w:type="spellStart"/>
+      <w:r>
+        <w:rPr>
+          <w:lang w:val="en-US"/>
+        </w:rPr>
+        <w:t>var</w:t>
+      </w:r>
+      <w:proofErr w:type="spellEnd"/>
+      <w:r>
+        <w:t xml:space="preserve"> – </w:t>
+      </w:r>
+      <w:r>
+        <w:t xml:space="preserve">не изменяемая переменная, </w:t>
+      </w:r>
+      <w:proofErr w:type="spellStart"/>
+      <w:r>
+        <w:rPr>
+          <w:lang w:val="en-US"/>
+        </w:rPr>
+        <w:t>val</w:t>
+      </w:r>
+      <w:proofErr w:type="spellEnd"/>
+      <w:r>
+        <w:t xml:space="preserve"> - </w:t>
+      </w:r>
+      <w:r>
+        <w:t>изменяемая</w:t>
       </w:r>
     </w:p>
     <w:p>
@@ -3171,159 +3912,6 @@
         </w:numPr>
         <w:ind w:firstLine="567"/>
       </w:pPr>
-      <w:r>
-        <w:t>С помощью функций из пакета kotlin.math:</w:t>
-      </w:r>
-    </w:p>
-    <w:p>
-      <w:pPr>
-        <w:pStyle w:val="2"/>
-        <w:numPr>
-          <w:ilvl w:val="0"/>
-          <w:numId w:val="0"/>
-        </w:numPr>
-        <w:ind w:left="720"/>
-      </w:pPr>
-      <w:r>
-        <w:t>roundToInt()</w:t>
-      </w:r>
-      <w:r>
-        <w:t xml:space="preserve"> -</w:t>
-      </w:r>
-      <w:r>
-        <w:t xml:space="preserve"> до ближайшего целого.</w:t>
-      </w:r>
-    </w:p>
-    <w:p>
-      <w:pPr>
-        <w:pStyle w:val="2"/>
-        <w:numPr>
-          <w:ilvl w:val="0"/>
-          <w:numId w:val="0"/>
-        </w:numPr>
-        <w:ind w:left="720"/>
-      </w:pPr>
-      <w:r>
-        <w:t>ceil()</w:t>
-      </w:r>
-      <w:r>
-        <w:t xml:space="preserve"> -</w:t>
-      </w:r>
-      <w:r>
-        <w:t>в большую сторону.</w:t>
-      </w:r>
-    </w:p>
-    <w:p>
-      <w:pPr>
-        <w:pStyle w:val="2"/>
-        <w:numPr>
-          <w:ilvl w:val="0"/>
-          <w:numId w:val="0"/>
-        </w:numPr>
-        <w:ind w:left="720"/>
-      </w:pPr>
-      <w:r>
-        <w:t>floor()</w:t>
-      </w:r>
-      <w:r>
-        <w:t xml:space="preserve"> - </w:t>
-      </w:r>
-      <w:r>
-        <w:t>в меньшую сторону.</w:t>
-      </w:r>
-    </w:p>
-    <w:p>
-      <w:pPr>
-        <w:pStyle w:val="2"/>
-        <w:numPr>
-          <w:ilvl w:val="0"/>
-          <w:numId w:val="0"/>
-        </w:numPr>
-        <w:ind w:left="567"/>
-      </w:pPr>
-    </w:p>
-    <w:p>
-      <w:pPr>
-        <w:pStyle w:val="2"/>
-      </w:pPr>
-      <w:r>
-        <w:t>Как сгенерировать случайное число на Kotlin?</w:t>
-      </w:r>
-    </w:p>
-    <w:p>
-      <w:pPr>
-        <w:pStyle w:val="2"/>
-        <w:numPr>
-          <w:ilvl w:val="0"/>
-          <w:numId w:val="0"/>
-        </w:numPr>
-        <w:ind w:left="567"/>
-      </w:pPr>
-      <w:r>
-        <w:t>val randomNum = (1..100).random()</w:t>
-      </w:r>
-    </w:p>
-    <w:p>
-      <w:pPr>
-        <w:pStyle w:val="2"/>
-        <w:numPr>
-          <w:ilvl w:val="0"/>
-          <w:numId w:val="0"/>
-        </w:numPr>
-        <w:ind w:left="567"/>
-      </w:pPr>
-    </w:p>
-    <w:p>
-      <w:pPr>
-        <w:pStyle w:val="2"/>
-      </w:pPr>
-      <w:r>
-        <w:t>В чем отличие между ключевыми словами var и val в Kotlin?</w:t>
-      </w:r>
-    </w:p>
-    <w:p>
-      <w:pPr>
-        <w:pStyle w:val="2"/>
-        <w:numPr>
-          <w:ilvl w:val="0"/>
-          <w:numId w:val="0"/>
-        </w:numPr>
-        <w:ind w:left="567"/>
-      </w:pPr>
-      <w:r>
-        <w:rPr>
-          <w:lang w:val="en-US"/>
-        </w:rPr>
-        <w:t>var</w:t>
-      </w:r>
-      <w:r>
-        <w:t xml:space="preserve"> – </w:t>
-      </w:r>
-      <w:r>
-        <w:t xml:space="preserve">не изменяемая переменная, </w:t>
-      </w:r>
-      <w:r>
-        <w:rPr>
-          <w:lang w:val="en-US"/>
-        </w:rPr>
-        <w:t>val</w:t>
-      </w:r>
-      <w:r>
-        <w:t xml:space="preserve"> - </w:t>
-      </w:r>
-      <w:r>
-        <w:t>изменяемая</w:t>
-      </w:r>
-    </w:p>
-    <w:p>
-      <w:pPr>
-        <w:pStyle w:val="2"/>
-        <w:numPr>
-          <w:ilvl w:val="0"/>
-          <w:numId w:val="0"/>
-        </w:numPr>
-        <w:ind w:firstLine="567"/>
-      </w:pPr>
     </w:p>
     <w:p>
       <w:pPr>
@@ -3346,12 +3934,14 @@
       <w:r>
         <w:t xml:space="preserve"> линейные алгоритмы </w:t>
       </w:r>
+      <w:proofErr w:type="spellStart"/>
       <w:r>
         <w:rPr>
           <w:lang w:val="en-US"/>
         </w:rPr>
         <w:t>Kotlin</w:t>
       </w:r>
+      <w:proofErr w:type="spellEnd"/>
       <w:r>
         <w:t>м с вводом и выводом данных.</w:t>
       </w:r>
@@ -3406,7 +3996,15 @@
         </w:numPr>
       </w:pPr>
       <w:r>
-        <w:t>Изучить процесс разработки разветвляющихся алгоритмов в приложениях на Kotlin.</w:t>
+        <w:t xml:space="preserve">Изучить процесс разработки разветвляющихся алгоритмов в приложениях на </w:t>
+      </w:r>
+      <w:proofErr w:type="spellStart"/>
+      <w:r>
+        <w:t>Kotlin</w:t>
+      </w:r>
+      <w:proofErr w:type="spellEnd"/>
+      <w:r>
+        <w:t>.</w:t>
       </w:r>
     </w:p>
     <w:p>
@@ -3422,7 +4020,15 @@
         <w:pStyle w:val="2"/>
       </w:pPr>
       <w:r>
-        <w:t xml:space="preserve">Каков синтаксис условного оператора на Kotlin? </w:t>
+        <w:t xml:space="preserve">Каков синтаксис условного оператора на </w:t>
+      </w:r>
+      <w:proofErr w:type="spellStart"/>
+      <w:r>
+        <w:t>Kotlin</w:t>
+      </w:r>
+      <w:proofErr w:type="spellEnd"/>
+      <w:r>
+        <w:t xml:space="preserve">? </w:t>
       </w:r>
     </w:p>
     <w:p>
@@ -3434,8 +4040,13 @@
         </w:numPr>
         <w:ind w:left="1134"/>
       </w:pPr>
-      <w:r>
-        <w:t>if (условие) {</w:t>
+      <w:proofErr w:type="spellStart"/>
+      <w:r>
+        <w:t>if</w:t>
+      </w:r>
+      <w:proofErr w:type="spellEnd"/>
+      <w:r>
+        <w:t xml:space="preserve"> (условие) {</w:t>
       </w:r>
     </w:p>
     <w:p>
@@ -3461,7 +4072,31 @@
         <w:ind w:left="1134"/>
       </w:pPr>
       <w:r>
-        <w:t>} else if (другое_условие) {</w:t>
+        <w:t xml:space="preserve">} </w:t>
+      </w:r>
+      <w:proofErr w:type="spellStart"/>
+      <w:r>
+        <w:t>else</w:t>
+      </w:r>
+      <w:proofErr w:type="spellEnd"/>
+      <w:r>
+        <w:t xml:space="preserve"> </w:t>
+      </w:r>
+      <w:proofErr w:type="spellStart"/>
+      <w:r>
+        <w:t>if</w:t>
+      </w:r>
+      <w:proofErr w:type="spellEnd"/>
+      <w:r>
+        <w:t xml:space="preserve"> (</w:t>
+      </w:r>
+      <w:proofErr w:type="spellStart"/>
+      <w:r>
+        <w:t>другое_условие</w:t>
+      </w:r>
+      <w:proofErr w:type="spellEnd"/>
+      <w:r>
+        <w:t>) {</w:t>
       </w:r>
     </w:p>
     <w:p>
@@ -3487,7 +4122,15 @@
         <w:ind w:left="1134"/>
       </w:pPr>
       <w:r>
-        <w:t>} else {</w:t>
+        <w:t xml:space="preserve">} </w:t>
+      </w:r>
+      <w:proofErr w:type="spellStart"/>
+      <w:r>
+        <w:t>else</w:t>
+      </w:r>
+      <w:proofErr w:type="spellEnd"/>
+      <w:r>
+        <w:t xml:space="preserve"> {</w:t>
       </w:r>
     </w:p>
     <w:p>
@@ -3531,7 +4174,15 @@
         <w:pStyle w:val="2"/>
       </w:pPr>
       <w:r>
-        <w:t xml:space="preserve">Каков синтаксис оператора множественного выбора на Kotlin? </w:t>
+        <w:t xml:space="preserve">Каков синтаксис оператора множественного выбора на </w:t>
+      </w:r>
+      <w:proofErr w:type="spellStart"/>
+      <w:r>
+        <w:t>Kotlin</w:t>
+      </w:r>
+      <w:proofErr w:type="spellEnd"/>
+      <w:r>
+        <w:t xml:space="preserve">? </w:t>
       </w:r>
     </w:p>
     <w:p>
@@ -3543,8 +4194,13 @@
         </w:numPr>
         <w:ind w:left="1134"/>
       </w:pPr>
-      <w:r>
-        <w:t>when (переменная) {</w:t>
+      <w:proofErr w:type="spellStart"/>
+      <w:r>
+        <w:t>when</w:t>
+      </w:r>
+      <w:proofErr w:type="spellEnd"/>
+      <w:r>
+        <w:t xml:space="preserve"> (переменная) {</w:t>
       </w:r>
     </w:p>
     <w:p>
@@ -3583,7 +4239,23 @@
         <w:ind w:left="1134"/>
       </w:pPr>
       <w:r>
-        <w:t xml:space="preserve">    in 10..20 -&gt; // действие для диапазона</w:t>
+        <w:t xml:space="preserve">    </w:t>
+      </w:r>
+      <w:proofErr w:type="spellStart"/>
+      <w:r>
+        <w:t>in</w:t>
+      </w:r>
+      <w:proofErr w:type="spellEnd"/>
+      <w:r>
+        <w:t xml:space="preserve"> </w:t>
+      </w:r>
+      <w:proofErr w:type="gramStart"/>
+      <w:r>
+        <w:t>10..</w:t>
+      </w:r>
+      <w:proofErr w:type="gramEnd"/>
+      <w:r>
+        <w:t>20 -&gt; // действие для диапазона</w:t>
       </w:r>
     </w:p>
     <w:p>
@@ -3596,7 +4268,23 @@
         <w:ind w:left="1134"/>
       </w:pPr>
       <w:r>
-        <w:t xml:space="preserve">    is String -&gt; // проверка типа</w:t>
+        <w:t xml:space="preserve">    </w:t>
+      </w:r>
+      <w:proofErr w:type="spellStart"/>
+      <w:r>
+        <w:t>is</w:t>
+      </w:r>
+      <w:proofErr w:type="spellEnd"/>
+      <w:r>
+        <w:t xml:space="preserve"> </w:t>
+      </w:r>
+      <w:proofErr w:type="spellStart"/>
+      <w:r>
+        <w:t>String</w:t>
+      </w:r>
+      <w:proofErr w:type="spellEnd"/>
+      <w:r>
+        <w:t xml:space="preserve"> -&gt; // проверка типа</w:t>
       </w:r>
     </w:p>
     <w:p>
@@ -3609,7 +4297,23 @@
         <w:ind w:left="1134"/>
       </w:pPr>
       <w:r>
-        <w:t xml:space="preserve">    else -&gt; // действие по умолчанию (аналог default)</w:t>
+        <w:t xml:space="preserve">    </w:t>
+      </w:r>
+      <w:proofErr w:type="spellStart"/>
+      <w:r>
+        <w:t>else</w:t>
+      </w:r>
+      <w:proofErr w:type="spellEnd"/>
+      <w:r>
+        <w:t xml:space="preserve"> -&gt; // действие по умолчанию (аналог </w:t>
+      </w:r>
+      <w:proofErr w:type="spellStart"/>
+      <w:r>
+        <w:t>default</w:t>
+      </w:r>
+      <w:proofErr w:type="spellEnd"/>
+      <w:r>
+        <w:t>)</w:t>
       </w:r>
     </w:p>
     <w:p>
@@ -3640,7 +4344,15 @@
         <w:pStyle w:val="2"/>
       </w:pPr>
       <w:r>
-        <w:t>Каков синтаксис тернарного оператора на Kotlin?</w:t>
+        <w:t xml:space="preserve">Каков синтаксис тернарного оператора на </w:t>
+      </w:r>
+      <w:proofErr w:type="spellStart"/>
+      <w:r>
+        <w:t>Kotlin</w:t>
+      </w:r>
+      <w:proofErr w:type="spellEnd"/>
+      <w:r>
+        <w:t>?</w:t>
       </w:r>
     </w:p>
     <w:p>
@@ -3655,11 +4367,33 @@
           <w:lang w:val="en-US"/>
         </w:rPr>
       </w:pPr>
-      <w:r>
-        <w:rPr>
-          <w:lang w:val="en-US"/>
-        </w:rPr>
-        <w:t>val result = if (a &gt; b) a else b</w:t>
+      <w:proofErr w:type="spellStart"/>
+      <w:r>
+        <w:rPr>
+          <w:lang w:val="en-US"/>
+        </w:rPr>
+        <w:t>val</w:t>
+      </w:r>
+      <w:proofErr w:type="spellEnd"/>
+      <w:r>
+        <w:rPr>
+          <w:lang w:val="en-US"/>
+        </w:rPr>
+        <w:t xml:space="preserve"> result = if (a &gt; b) </w:t>
+      </w:r>
+      <w:proofErr w:type="gramStart"/>
+      <w:r>
+        <w:rPr>
+          <w:lang w:val="en-US"/>
+        </w:rPr>
+        <w:t>a</w:t>
+      </w:r>
+      <w:proofErr w:type="gramEnd"/>
+      <w:r>
+        <w:rPr>
+          <w:lang w:val="en-US"/>
+        </w:rPr>
+        <w:t xml:space="preserve"> else b</w:t>
       </w:r>
     </w:p>
     <w:p>
@@ -3703,12 +4437,14 @@
       <w:r>
         <w:t xml:space="preserve"> алгоритмы </w:t>
       </w:r>
+      <w:proofErr w:type="spellStart"/>
       <w:r>
         <w:rPr>
           <w:lang w:val="en-US"/>
         </w:rPr>
         <w:t>Kotlin</w:t>
       </w:r>
+      <w:proofErr w:type="spellEnd"/>
       <w:r>
         <w:t>м</w:t>
       </w:r>
@@ -3775,7 +4511,15 @@
         </w:numPr>
       </w:pPr>
       <w:r>
-        <w:t>Изучить процесс разработки циклических алгоритмов в приложениях на Kotlin.</w:t>
+        <w:t xml:space="preserve">Изучить процесс разработки циклических алгоритмов в приложениях на </w:t>
+      </w:r>
+      <w:proofErr w:type="spellStart"/>
+      <w:r>
+        <w:t>Kotlin</w:t>
+      </w:r>
+      <w:proofErr w:type="spellEnd"/>
+      <w:r>
+        <w:t>.</w:t>
       </w:r>
     </w:p>
     <w:p>
@@ -3791,7 +4535,23 @@
         <w:pStyle w:val="2"/>
       </w:pPr>
       <w:r>
-        <w:t xml:space="preserve">Каков синтаксис оператор for на Kotlin? </w:t>
+        <w:t xml:space="preserve">Каков синтаксис оператор </w:t>
+      </w:r>
+      <w:proofErr w:type="spellStart"/>
+      <w:r>
+        <w:t>for</w:t>
+      </w:r>
+      <w:proofErr w:type="spellEnd"/>
+      <w:r>
+        <w:t xml:space="preserve"> на </w:t>
+      </w:r>
+      <w:proofErr w:type="spellStart"/>
+      <w:r>
+        <w:t>Kotlin</w:t>
+      </w:r>
+      <w:proofErr w:type="spellEnd"/>
+      <w:r>
+        <w:t xml:space="preserve">? </w:t>
       </w:r>
     </w:p>
     <w:p>
@@ -3803,8 +4563,21 @@
         </w:numPr>
         <w:ind w:left="1134"/>
       </w:pPr>
-      <w:r>
-        <w:t>for (элемент in коллекция) {</w:t>
+      <w:proofErr w:type="spellStart"/>
+      <w:r>
+        <w:t>for</w:t>
+      </w:r>
+      <w:proofErr w:type="spellEnd"/>
+      <w:r>
+        <w:t xml:space="preserve"> (элемент </w:t>
+      </w:r>
+      <w:proofErr w:type="spellStart"/>
+      <w:r>
+        <w:t>in</w:t>
+      </w:r>
+      <w:proofErr w:type="spellEnd"/>
+      <w:r>
+        <w:t xml:space="preserve"> коллекция) {</w:t>
       </w:r>
     </w:p>
     <w:p>
@@ -3848,7 +4621,23 @@
         <w:pStyle w:val="2"/>
       </w:pPr>
       <w:r>
-        <w:t xml:space="preserve">Каков синтаксис оператора while на Kotlin? </w:t>
+        <w:t xml:space="preserve">Каков синтаксис оператора </w:t>
+      </w:r>
+      <w:proofErr w:type="spellStart"/>
+      <w:r>
+        <w:t>while</w:t>
+      </w:r>
+      <w:proofErr w:type="spellEnd"/>
+      <w:r>
+        <w:t xml:space="preserve"> на </w:t>
+      </w:r>
+      <w:proofErr w:type="spellStart"/>
+      <w:r>
+        <w:t>Kotlin</w:t>
+      </w:r>
+      <w:proofErr w:type="spellEnd"/>
+      <w:r>
+        <w:t xml:space="preserve">? </w:t>
       </w:r>
     </w:p>
     <w:p>
@@ -3860,8 +4649,13 @@
         </w:numPr>
         <w:ind w:left="1134"/>
       </w:pPr>
-      <w:r>
-        <w:t>while (условие) {</w:t>
+      <w:proofErr w:type="spellStart"/>
+      <w:r>
+        <w:t>while</w:t>
+      </w:r>
+      <w:proofErr w:type="spellEnd"/>
+      <w:r>
+        <w:t xml:space="preserve"> (условие) {</w:t>
       </w:r>
     </w:p>
     <w:p>
@@ -3905,7 +4699,23 @@
         <w:pStyle w:val="2"/>
       </w:pPr>
       <w:r>
-        <w:t xml:space="preserve">Каков синтаксис оператора do-while на Kotlin? </w:t>
+        <w:t xml:space="preserve">Каков синтаксис оператора </w:t>
+      </w:r>
+      <w:proofErr w:type="spellStart"/>
+      <w:r>
+        <w:t>do-while</w:t>
+      </w:r>
+      <w:proofErr w:type="spellEnd"/>
+      <w:r>
+        <w:t xml:space="preserve"> на </w:t>
+      </w:r>
+      <w:proofErr w:type="spellStart"/>
+      <w:r>
+        <w:t>Kotlin</w:t>
+      </w:r>
+      <w:proofErr w:type="spellEnd"/>
+      <w:r>
+        <w:t xml:space="preserve">? </w:t>
       </w:r>
     </w:p>
     <w:p>
@@ -3917,8 +4727,13 @@
         </w:numPr>
         <w:ind w:left="1134"/>
       </w:pPr>
-      <w:r>
-        <w:t>do {</w:t>
+      <w:proofErr w:type="spellStart"/>
+      <w:r>
+        <w:t>do</w:t>
+      </w:r>
+      <w:proofErr w:type="spellEnd"/>
+      <w:r>
+        <w:t xml:space="preserve"> {</w:t>
       </w:r>
     </w:p>
     <w:p>
@@ -3944,7 +4759,15 @@
         <w:ind w:left="993" w:firstLine="141"/>
       </w:pPr>
       <w:r>
-        <w:t>} while (условие)</w:t>
+        <w:t xml:space="preserve">} </w:t>
+      </w:r>
+      <w:proofErr w:type="spellStart"/>
+      <w:r>
+        <w:t>while</w:t>
+      </w:r>
+      <w:proofErr w:type="spellEnd"/>
+      <w:r>
+        <w:t xml:space="preserve"> (условие)</w:t>
       </w:r>
     </w:p>
     <w:p>
@@ -3962,7 +4785,15 @@
         <w:pStyle w:val="2"/>
       </w:pPr>
       <w:r>
-        <w:t>Какие операторы досрочного выхода из цикла применяются в Kotlin?</w:t>
+        <w:t xml:space="preserve">Какие операторы досрочного выхода из цикла применяются в </w:t>
+      </w:r>
+      <w:proofErr w:type="spellStart"/>
+      <w:r>
+        <w:t>Kotlin</w:t>
+      </w:r>
+      <w:proofErr w:type="spellEnd"/>
+      <w:r>
+        <w:t>?</w:t>
       </w:r>
     </w:p>
     <w:p>
@@ -3974,14 +4805,13 @@
         </w:numPr>
         <w:ind w:firstLine="567"/>
       </w:pPr>
-      <w:r>
-        <w:t xml:space="preserve">break </w:t>
-      </w:r>
-      <w:r>
-        <w:t>-</w:t>
-      </w:r>
-      <w:r>
-        <w:t xml:space="preserve"> полностью прерывает выполнение </w:t>
+      <w:proofErr w:type="spellStart"/>
+      <w:r>
+        <w:t>break</w:t>
+      </w:r>
+      <w:proofErr w:type="spellEnd"/>
+      <w:r>
+        <w:t xml:space="preserve"> - полностью прерывает выполнение </w:t>
       </w:r>
       <w:r>
         <w:t>текущего</w:t>
@@ -3999,14 +4829,13 @@
         </w:numPr>
         <w:ind w:left="567"/>
       </w:pPr>
-      <w:r>
-        <w:t xml:space="preserve">continue </w:t>
-      </w:r>
-      <w:r>
-        <w:t>-</w:t>
-      </w:r>
-      <w:r>
-        <w:t xml:space="preserve"> завершает текущую итерацию и переходит к следующей проверке условия.</w:t>
+      <w:proofErr w:type="spellStart"/>
+      <w:r>
+        <w:t>continue</w:t>
+      </w:r>
+      <w:proofErr w:type="spellEnd"/>
+      <w:r>
+        <w:t xml:space="preserve"> - завершает текущую итерацию и переходит к следующей проверке условия.</w:t>
       </w:r>
     </w:p>
     <w:p>
@@ -4034,12 +4863,14 @@
       <w:r>
         <w:t xml:space="preserve">В ходе лабораторной работы разработаны разветвляющиеся алгоритмы </w:t>
       </w:r>
+      <w:proofErr w:type="spellStart"/>
       <w:r>
         <w:rPr>
           <w:lang w:val="en-US"/>
         </w:rPr>
         <w:t>Kotlin</w:t>
       </w:r>
+      <w:proofErr w:type="spellEnd"/>
       <w:r>
         <w:t>м.</w:t>
       </w:r>
@@ -4057,8 +4888,13 @@
         <w:br/>
       </w:r>
       <w:r>
-        <w:t>Использование корутин</w:t>
-      </w:r>
+        <w:t xml:space="preserve">Использование </w:t>
+      </w:r>
+      <w:proofErr w:type="spellStart"/>
+      <w:r>
+        <w:t>корутин</w:t>
+      </w:r>
+      <w:proofErr w:type="spellEnd"/>
     </w:p>
     <w:p>
       <w:pPr>
@@ -4101,27 +4937,59 @@
           <w:color w:val="000000"/>
         </w:rPr>
         <w:br/>
-        <w:t>приложениях на Kotlin.</w:t>
-      </w:r>
-    </w:p>
-    <w:p>
-      <w:pPr>
-        <w:pStyle w:val="1"/>
-      </w:pPr>
-      <w:r>
-        <w:t>Контрольные вопросы</w:t>
-      </w:r>
-    </w:p>
-    <w:p>
-      <w:pPr>
-        <w:pStyle w:val="2"/>
-      </w:pPr>
+        <w:t xml:space="preserve">приложениях на </w:t>
+      </w:r>
+      <w:proofErr w:type="spellStart"/>
       <w:r>
         <w:rPr>
           <w:rFonts w:ascii="TimesNewRomanPSMT" w:hAnsi="TimesNewRomanPSMT"/>
           <w:color w:val="000000"/>
         </w:rPr>
-        <w:t>Что такое «корутина»?</w:t>
+        <w:t>Kotlin</w:t>
+      </w:r>
+      <w:proofErr w:type="spellEnd"/>
+      <w:r>
+        <w:rPr>
+          <w:rFonts w:ascii="TimesNewRomanPSMT" w:hAnsi="TimesNewRomanPSMT"/>
+          <w:color w:val="000000"/>
+        </w:rPr>
+        <w:t>.</w:t>
+      </w:r>
+    </w:p>
+    <w:p>
+      <w:pPr>
+        <w:pStyle w:val="1"/>
+      </w:pPr>
+      <w:r>
+        <w:t>Контрольные вопросы</w:t>
+      </w:r>
+    </w:p>
+    <w:p>
+      <w:pPr>
+        <w:pStyle w:val="2"/>
+      </w:pPr>
+      <w:r>
+        <w:rPr>
+          <w:rFonts w:ascii="TimesNewRomanPSMT" w:hAnsi="TimesNewRomanPSMT"/>
+          <w:color w:val="000000"/>
+        </w:rPr>
+        <w:t>Что такое «</w:t>
+      </w:r>
+      <w:proofErr w:type="spellStart"/>
+      <w:r>
+        <w:rPr>
+          <w:rFonts w:ascii="TimesNewRomanPSMT" w:hAnsi="TimesNewRomanPSMT"/>
+          <w:color w:val="000000"/>
+        </w:rPr>
+        <w:t>корутина</w:t>
+      </w:r>
+      <w:proofErr w:type="spellEnd"/>
+      <w:r>
+        <w:rPr>
+          <w:rFonts w:ascii="TimesNewRomanPSMT" w:hAnsi="TimesNewRomanPSMT"/>
+          <w:color w:val="000000"/>
+        </w:rPr>
+        <w:t>»?</w:t>
       </w:r>
     </w:p>
     <w:p>
@@ -4168,7 +5036,23 @@
           <w:rFonts w:ascii="TimesNewRomanPSMT" w:hAnsi="TimesNewRomanPSMT"/>
           <w:color w:val="000000"/>
         </w:rPr>
-        <w:t>Для чего используется launch?</w:t>
+        <w:t xml:space="preserve">Для чего используется </w:t>
+      </w:r>
+      <w:proofErr w:type="spellStart"/>
+      <w:r>
+        <w:rPr>
+          <w:rFonts w:ascii="TimesNewRomanPSMT" w:hAnsi="TimesNewRomanPSMT"/>
+          <w:color w:val="000000"/>
+        </w:rPr>
+        <w:t>launch</w:t>
+      </w:r>
+      <w:proofErr w:type="spellEnd"/>
+      <w:r>
+        <w:rPr>
+          <w:rFonts w:ascii="TimesNewRomanPSMT" w:hAnsi="TimesNewRomanPSMT"/>
+          <w:color w:val="000000"/>
+        </w:rPr>
+        <w:t>?</w:t>
       </w:r>
     </w:p>
     <w:p>
@@ -4190,90 +5074,133 @@
           <w:bCs/>
           <w:color w:val="000000"/>
         </w:rPr>
-        <w:t>Для запуска корутины, которая выполняется в фоновом режиме без возврата результата</w:t>
-      </w:r>
-      <w:r>
-        <w:rPr>
-          <w:rFonts w:ascii="TimesNewRomanPSMT" w:hAnsi="TimesNewRomanPSMT"/>
-          <w:color w:val="000000"/>
-        </w:rPr>
-        <w:t>.</w:t>
-      </w:r>
-    </w:p>
-    <w:p>
-      <w:pPr>
-        <w:pStyle w:val="1"/>
-        <w:numPr>
-          <w:ilvl w:val="0"/>
-          <w:numId w:val="0"/>
-        </w:numPr>
-      </w:pPr>
-    </w:p>
-    <w:p>
-      <w:pPr>
-        <w:pStyle w:val="2"/>
-      </w:pPr>
-      <w:r>
-        <w:rPr>
-          <w:rFonts w:ascii="TimesNewRomanPSMT" w:hAnsi="TimesNewRomanPSMT"/>
-          <w:color w:val="000000"/>
-        </w:rPr>
-        <w:t>Какие особенности использования у suspend-функций?</w:t>
-      </w:r>
-      <w:r>
-        <w:t>?</w:t>
-      </w:r>
-    </w:p>
-    <w:p>
-      <w:pPr>
-        <w:pStyle w:val="2"/>
-        <w:numPr>
-          <w:ilvl w:val="0"/>
-          <w:numId w:val="0"/>
-        </w:numPr>
-        <w:ind w:left="567"/>
-      </w:pPr>
+        <w:t xml:space="preserve">Для запуска </w:t>
+      </w:r>
+      <w:proofErr w:type="spellStart"/>
       <w:r>
         <w:rPr>
           <w:rFonts w:ascii="TimesNewRomanPSMT" w:hAnsi="TimesNewRomanPSMT"/>
           <w:bCs/>
           <w:color w:val="000000"/>
         </w:rPr>
-        <w:t>П</w:t>
-      </w:r>
+        <w:t>корутины</w:t>
+      </w:r>
+      <w:proofErr w:type="spellEnd"/>
       <w:r>
         <w:rPr>
           <w:rFonts w:ascii="TimesNewRomanPSMT" w:hAnsi="TimesNewRomanPSMT"/>
           <w:bCs/>
           <w:color w:val="000000"/>
         </w:rPr>
-        <w:t>риостанавливать выполнение кода без блокировки потока</w:t>
-      </w:r>
-      <w:r>
-        <w:t>.</w:t>
-      </w:r>
-    </w:p>
-    <w:p>
-      <w:pPr>
-        <w:pStyle w:val="2"/>
-        <w:numPr>
-          <w:ilvl w:val="0"/>
-          <w:numId w:val="0"/>
-        </w:numPr>
-        <w:ind w:left="567"/>
-      </w:pPr>
-    </w:p>
-    <w:p>
-      <w:pPr>
-        <w:pStyle w:val="2"/>
-      </w:pPr>
+        <w:t>, которая выполняется в фоновом режиме без возврата результата</w:t>
+      </w:r>
       <w:r>
         <w:rPr>
           <w:rFonts w:ascii="TimesNewRomanPSMT" w:hAnsi="TimesNewRomanPSMT"/>
           <w:color w:val="000000"/>
         </w:rPr>
-        <w:t>Как приостановить выполнение корутины</w:t>
-      </w:r>
+        <w:t>.</w:t>
+      </w:r>
+    </w:p>
+    <w:p>
+      <w:pPr>
+        <w:pStyle w:val="1"/>
+        <w:numPr>
+          <w:ilvl w:val="0"/>
+          <w:numId w:val="0"/>
+        </w:numPr>
+      </w:pPr>
+    </w:p>
+    <w:p>
+      <w:pPr>
+        <w:pStyle w:val="2"/>
+      </w:pPr>
+      <w:r>
+        <w:rPr>
+          <w:rFonts w:ascii="TimesNewRomanPSMT" w:hAnsi="TimesNewRomanPSMT"/>
+          <w:color w:val="000000"/>
+        </w:rPr>
+        <w:t xml:space="preserve">Какие особенности использования у </w:t>
+      </w:r>
+      <w:proofErr w:type="spellStart"/>
+      <w:r>
+        <w:rPr>
+          <w:rFonts w:ascii="TimesNewRomanPSMT" w:hAnsi="TimesNewRomanPSMT"/>
+          <w:color w:val="000000"/>
+        </w:rPr>
+        <w:t>suspend</w:t>
+      </w:r>
+      <w:proofErr w:type="spellEnd"/>
+      <w:r>
+        <w:rPr>
+          <w:rFonts w:ascii="TimesNewRomanPSMT" w:hAnsi="TimesNewRomanPSMT"/>
+          <w:color w:val="000000"/>
+        </w:rPr>
+        <w:t>-функций?</w:t>
+      </w:r>
+      <w:r>
+        <w:t>?</w:t>
+      </w:r>
+    </w:p>
+    <w:p>
+      <w:pPr>
+        <w:pStyle w:val="2"/>
+        <w:numPr>
+          <w:ilvl w:val="0"/>
+          <w:numId w:val="0"/>
+        </w:numPr>
+        <w:ind w:left="567"/>
+      </w:pPr>
+      <w:r>
+        <w:rPr>
+          <w:rFonts w:ascii="TimesNewRomanPSMT" w:hAnsi="TimesNewRomanPSMT"/>
+          <w:bCs/>
+          <w:color w:val="000000"/>
+        </w:rPr>
+        <w:t>П</w:t>
+      </w:r>
+      <w:r>
+        <w:rPr>
+          <w:rFonts w:ascii="TimesNewRomanPSMT" w:hAnsi="TimesNewRomanPSMT"/>
+          <w:bCs/>
+          <w:color w:val="000000"/>
+        </w:rPr>
+        <w:t>риостанавливать выполнение кода без блокировки потока</w:t>
+      </w:r>
+      <w:r>
+        <w:t>.</w:t>
+      </w:r>
+    </w:p>
+    <w:p>
+      <w:pPr>
+        <w:pStyle w:val="2"/>
+        <w:numPr>
+          <w:ilvl w:val="0"/>
+          <w:numId w:val="0"/>
+        </w:numPr>
+        <w:ind w:left="567"/>
+      </w:pPr>
+    </w:p>
+    <w:p>
+      <w:pPr>
+        <w:pStyle w:val="2"/>
+      </w:pPr>
+      <w:r>
+        <w:rPr>
+          <w:rFonts w:ascii="TimesNewRomanPSMT" w:hAnsi="TimesNewRomanPSMT"/>
+          <w:color w:val="000000"/>
+        </w:rPr>
+        <w:t xml:space="preserve">Как приостановить выполнение </w:t>
+      </w:r>
+      <w:proofErr w:type="spellStart"/>
+      <w:r>
+        <w:rPr>
+          <w:rFonts w:ascii="TimesNewRomanPSMT" w:hAnsi="TimesNewRomanPSMT"/>
+          <w:color w:val="000000"/>
+        </w:rPr>
+        <w:t>корутины</w:t>
+      </w:r>
+      <w:proofErr w:type="spellEnd"/>
       <w:r>
         <w:t>?</w:t>
       </w:r>
@@ -4293,12 +5220,21 @@
         </w:rPr>
         <w:tab/>
       </w:r>
+      <w:proofErr w:type="spellStart"/>
       <w:r>
         <w:rPr>
           <w:color w:val="BCBEC4"/>
           <w:lang w:val="en-US"/>
         </w:rPr>
-        <w:t>deley(</w:t>
+        <w:t>deley</w:t>
+      </w:r>
+      <w:proofErr w:type="spellEnd"/>
+      <w:r>
+        <w:rPr>
+          <w:color w:val="BCBEC4"/>
+          <w:lang w:val="en-US"/>
+        </w:rPr>
+        <w:t>(</w:t>
       </w:r>
       <w:r>
         <w:rPr>
@@ -4333,8 +5269,17 @@
           <w:rFonts w:ascii="TimesNewRomanPSMT" w:hAnsi="TimesNewRomanPSMT"/>
           <w:color w:val="000000"/>
         </w:rPr>
-        <w:t>Как отменить выполнение корутины</w:t>
-      </w:r>
+        <w:t xml:space="preserve">Как отменить выполнение </w:t>
+      </w:r>
+      <w:proofErr w:type="spellStart"/>
+      <w:r>
+        <w:rPr>
+          <w:rFonts w:ascii="TimesNewRomanPSMT" w:hAnsi="TimesNewRomanPSMT"/>
+          <w:color w:val="000000"/>
+        </w:rPr>
+        <w:t>корутины</w:t>
+      </w:r>
+      <w:proofErr w:type="spellEnd"/>
       <w:r>
         <w:t>?</w:t>
       </w:r>
@@ -4354,12 +5299,21 @@
         </w:rPr>
         <w:tab/>
       </w:r>
+      <w:proofErr w:type="spellStart"/>
       <w:r>
         <w:rPr>
           <w:color w:val="CF8E6D"/>
           <w:lang w:val="en-US"/>
         </w:rPr>
-        <w:t xml:space="preserve">val </w:t>
+        <w:t>val</w:t>
+      </w:r>
+      <w:proofErr w:type="spellEnd"/>
+      <w:r>
+        <w:rPr>
+          <w:color w:val="CF8E6D"/>
+          <w:lang w:val="en-US"/>
+        </w:rPr>
+        <w:t xml:space="preserve"> </w:t>
       </w:r>
       <w:r>
         <w:rPr>
@@ -4377,6 +5331,7 @@
         </w:rPr>
         <w:t xml:space="preserve">launch </w:t>
       </w:r>
+      <w:proofErr w:type="gramStart"/>
       <w:r>
         <w:rPr>
           <w:b/>
@@ -4391,7 +5346,15 @@
           <w:color w:val="BCBEC4"/>
           <w:lang w:val="en-US"/>
         </w:rPr>
-        <w:t xml:space="preserve"> … }</w:t>
+        <w:t xml:space="preserve"> …</w:t>
+      </w:r>
+      <w:proofErr w:type="gramEnd"/>
+      <w:r>
+        <w:rPr>
+          <w:color w:val="BCBEC4"/>
+          <w:lang w:val="en-US"/>
+        </w:rPr>
+        <w:t xml:space="preserve"> }</w:t>
       </w:r>
     </w:p>
     <w:p>
@@ -4409,12 +5372,23 @@
         </w:rPr>
         <w:tab/>
       </w:r>
+      <w:proofErr w:type="spellStart"/>
+      <w:proofErr w:type="gramStart"/>
       <w:r>
         <w:rPr>
           <w:color w:val="BCBEC4"/>
           <w:lang w:val="en-US"/>
         </w:rPr>
-        <w:t>job.cancel()</w:t>
+        <w:t>job.cancel</w:t>
+      </w:r>
+      <w:proofErr w:type="spellEnd"/>
+      <w:proofErr w:type="gramEnd"/>
+      <w:r>
+        <w:rPr>
+          <w:color w:val="BCBEC4"/>
+          <w:lang w:val="en-US"/>
+        </w:rPr>
+        <w:t>()</w:t>
       </w:r>
     </w:p>
     <w:p>
@@ -4439,119 +5413,158 @@
           <w:rFonts w:ascii="TimesNewRomanPSMT" w:hAnsi="TimesNewRomanPSMT"/>
           <w:color w:val="000000"/>
         </w:rPr>
-        <w:t>Как подключить библиотеку для работы с корутинами</w:t>
-      </w:r>
-      <w:r>
-        <w:t>?</w:t>
-      </w:r>
-    </w:p>
-    <w:p>
-      <w:pPr>
-        <w:pStyle w:val="2"/>
-        <w:numPr>
-          <w:ilvl w:val="0"/>
-          <w:numId w:val="0"/>
-        </w:numPr>
-        <w:ind w:left="567"/>
-        <w:rPr>
-          <w:lang w:val="en-US"/>
-        </w:rPr>
-      </w:pPr>
-      <w:r>
-        <w:rPr>
-          <w:lang w:val="en-US"/>
-        </w:rPr>
-        <w:t xml:space="preserve">File -&gt; Project Stracture -&gt; Libreries -&gt; “+” -&gt; From Maven -&gt; </w:t>
-      </w:r>
-      <w:r>
-        <w:t>найти</w:t>
-      </w:r>
-      <w:r>
-        <w:rPr>
-          <w:lang w:val="en-US"/>
-        </w:rPr>
-        <w:t xml:space="preserve"> </w:t>
-      </w:r>
-      <w:r>
-        <w:t>библиотеку</w:t>
-      </w:r>
-      <w:r>
-        <w:rPr>
-          <w:lang w:val="en-US"/>
-        </w:rPr>
-        <w:t xml:space="preserve"> -&gt; ok</w:t>
-      </w:r>
-    </w:p>
-    <w:p>
-      <w:pPr>
-        <w:pStyle w:val="2"/>
-        <w:numPr>
-          <w:ilvl w:val="0"/>
-          <w:numId w:val="0"/>
-        </w:numPr>
-        <w:ind w:firstLine="567"/>
-        <w:rPr>
-          <w:lang w:val="en-US"/>
-        </w:rPr>
-      </w:pPr>
-    </w:p>
-    <w:p>
-      <w:pPr>
-        <w:pStyle w:val="1"/>
-      </w:pPr>
-      <w:r>
-        <w:t>Вывод</w:t>
-      </w:r>
-    </w:p>
-    <w:p>
-      <w:pPr>
-        <w:pStyle w:val="2"/>
+        <w:t xml:space="preserve">Как подключить библиотеку для работы с </w:t>
+      </w:r>
+      <w:proofErr w:type="spellStart"/>
+      <w:r>
         <w:rPr>
           <w:rFonts w:ascii="TimesNewRomanPSMT" w:hAnsi="TimesNewRomanPSMT"/>
           <w:color w:val="000000"/>
         </w:rPr>
-      </w:pPr>
-      <w:r>
-        <w:t xml:space="preserve">В ходе лабораторной работы </w:t>
-      </w:r>
-      <w:r>
-        <w:t xml:space="preserve">созданы </w:t>
-      </w:r>
-      <w:r>
+        <w:t>корутинами</w:t>
+      </w:r>
+      <w:proofErr w:type="spellEnd"/>
+      <w:r>
+        <w:t>?</w:t>
+      </w:r>
+    </w:p>
+    <w:p>
+      <w:pPr>
+        <w:pStyle w:val="2"/>
+        <w:numPr>
+          <w:ilvl w:val="0"/>
+          <w:numId w:val="0"/>
+        </w:numPr>
+        <w:ind w:left="567"/>
+        <w:rPr>
+          <w:lang w:val="en-US"/>
+        </w:rPr>
+      </w:pPr>
+      <w:r>
+        <w:rPr>
+          <w:lang w:val="en-US"/>
+        </w:rPr>
+        <w:t xml:space="preserve">File -&gt; Project </w:t>
+      </w:r>
+      <w:proofErr w:type="spellStart"/>
+      <w:r>
+        <w:rPr>
+          <w:lang w:val="en-US"/>
+        </w:rPr>
+        <w:t>Stracture</w:t>
+      </w:r>
+      <w:proofErr w:type="spellEnd"/>
+      <w:r>
+        <w:rPr>
+          <w:lang w:val="en-US"/>
+        </w:rPr>
+        <w:t xml:space="preserve"> -&gt; </w:t>
+      </w:r>
+      <w:proofErr w:type="spellStart"/>
+      <w:r>
+        <w:rPr>
+          <w:lang w:val="en-US"/>
+        </w:rPr>
+        <w:t>Libreries</w:t>
+      </w:r>
+      <w:proofErr w:type="spellEnd"/>
+      <w:r>
+        <w:rPr>
+          <w:lang w:val="en-US"/>
+        </w:rPr>
+        <w:t xml:space="preserve"> -&gt; “+” -&gt; From Maven -&gt; </w:t>
+      </w:r>
+      <w:r>
+        <w:t>найти</w:t>
+      </w:r>
+      <w:r>
+        <w:rPr>
+          <w:lang w:val="en-US"/>
+        </w:rPr>
+        <w:t xml:space="preserve"> </w:t>
+      </w:r>
+      <w:r>
+        <w:t>библиотеку</w:t>
+      </w:r>
+      <w:r>
+        <w:rPr>
+          <w:lang w:val="en-US"/>
+        </w:rPr>
+        <w:t xml:space="preserve"> -&gt; ok</w:t>
+      </w:r>
+    </w:p>
+    <w:p>
+      <w:pPr>
+        <w:pStyle w:val="2"/>
+        <w:numPr>
+          <w:ilvl w:val="0"/>
+          <w:numId w:val="0"/>
+        </w:numPr>
+        <w:ind w:firstLine="567"/>
+        <w:rPr>
+          <w:lang w:val="en-US"/>
+        </w:rPr>
+      </w:pPr>
+    </w:p>
+    <w:p>
+      <w:pPr>
+        <w:pStyle w:val="1"/>
+      </w:pPr>
+      <w:r>
+        <w:t>Вывод</w:t>
+      </w:r>
+    </w:p>
+    <w:p>
+      <w:pPr>
+        <w:pStyle w:val="2"/>
         <w:rPr>
           <w:rFonts w:ascii="TimesNewRomanPSMT" w:hAnsi="TimesNewRomanPSMT"/>
           <w:color w:val="000000"/>
         </w:rPr>
-        <w:t xml:space="preserve">сопрограммы в приложении на </w:t>
+      </w:pPr>
+      <w:r>
+        <w:t xml:space="preserve">В ходе лабораторной работы </w:t>
+      </w:r>
+      <w:r>
+        <w:t xml:space="preserve">созданы </w:t>
       </w:r>
       <w:r>
         <w:rPr>
           <w:rFonts w:ascii="TimesNewRomanPSMT" w:hAnsi="TimesNewRomanPSMT"/>
           <w:color w:val="000000"/>
-          <w:lang w:val="en-US"/>
-        </w:rPr>
-        <w:t>kotlin</w:t>
-      </w:r>
+        </w:rPr>
+        <w:t xml:space="preserve">сопрограммы в приложении на </w:t>
+      </w:r>
+      <w:proofErr w:type="spellStart"/>
       <w:r>
         <w:rPr>
           <w:rFonts w:ascii="TimesNewRomanPSMT" w:hAnsi="TimesNewRomanPSMT"/>
           <w:color w:val="000000"/>
-        </w:rPr>
-        <w:t>.</w:t>
-      </w:r>
-    </w:p>
-    <w:p>
-      <w:pPr>
+          <w:lang w:val="en-US"/>
+        </w:rPr>
+        <w:t>kotlin</w:t>
+      </w:r>
+      <w:proofErr w:type="spellEnd"/>
+      <w:r>
         <w:rPr>
           <w:rFonts w:ascii="TimesNewRomanPSMT" w:hAnsi="TimesNewRomanPSMT"/>
           <w:color w:val="000000"/>
         </w:rPr>
-      </w:pPr>
-      <w:r>
+        <w:t>.</w:t>
+      </w:r>
+    </w:p>
+    <w:p>
+      <w:pPr>
         <w:rPr>
           <w:rFonts w:ascii="TimesNewRomanPSMT" w:hAnsi="TimesNewRomanPSMT"/>
           <w:color w:val="000000"/>
         </w:rPr>
+      </w:pPr>
+      <w:r>
+        <w:rPr>
+          <w:rFonts w:ascii="TimesNewRomanPSMT" w:hAnsi="TimesNewRomanPSMT"/>
+          <w:color w:val="000000"/>
+        </w:rPr>
         <w:br w:type="page"/>
       </w:r>
     </w:p>
@@ -4589,7 +5602,23 @@
         </w:numPr>
       </w:pPr>
       <w:r>
-        <w:t>Изучить процесс создания приложения в Android Studio.</w:t>
+        <w:t xml:space="preserve">Изучить процесс создания приложения в </w:t>
+      </w:r>
+      <w:proofErr w:type="spellStart"/>
+      <w:r>
+        <w:t>Android</w:t>
+      </w:r>
+      <w:proofErr w:type="spellEnd"/>
+      <w:r>
+        <w:t xml:space="preserve"> </w:t>
+      </w:r>
+      <w:proofErr w:type="spellStart"/>
+      <w:r>
+        <w:t>Studio</w:t>
+      </w:r>
+      <w:proofErr w:type="spellEnd"/>
+      <w:r>
+        <w:t>.</w:t>
       </w:r>
     </w:p>
     <w:p>
@@ -4613,7 +5642,23 @@
         </w:numPr>
       </w:pPr>
       <w:r>
-        <w:t xml:space="preserve">Что такое Jetpack Compose? </w:t>
+        <w:t xml:space="preserve">Что такое </w:t>
+      </w:r>
+      <w:proofErr w:type="spellStart"/>
+      <w:r>
+        <w:t>Jetpack</w:t>
+      </w:r>
+      <w:proofErr w:type="spellEnd"/>
+      <w:r>
+        <w:t xml:space="preserve"> </w:t>
+      </w:r>
+      <w:proofErr w:type="spellStart"/>
+      <w:r>
+        <w:t>Compose</w:t>
+      </w:r>
+      <w:proofErr w:type="spellEnd"/>
+      <w:r>
+        <w:t xml:space="preserve">? </w:t>
       </w:r>
     </w:p>
     <w:p>
@@ -4662,161 +5707,9 @@
           <w:color w:val="333333"/>
           <w:shd w:val="clear" w:color="auto" w:fill="FFFFFF"/>
         </w:rPr>
-        <w:t xml:space="preserve"> в приложениях для платформы Android</w:t>
-      </w:r>
-      <w:r>
-        <w:rPr>
-          <w:b/>
-          <w:color w:val="333333"/>
-          <w:shd w:val="clear" w:color="auto" w:fill="FFFFFF"/>
-        </w:rPr>
-        <w:t>.</w:t>
-      </w:r>
-    </w:p>
-    <w:p>
-      <w:pPr>
-        <w:pStyle w:val="2"/>
-        <w:numPr>
-          <w:ilvl w:val="0"/>
-          <w:numId w:val="0"/>
-        </w:numPr>
-        <w:ind w:left="567"/>
-      </w:pPr>
-    </w:p>
-    <w:p>
-      <w:pPr>
-        <w:pStyle w:val="2"/>
-        <w:numPr>
-          <w:ilvl w:val="1"/>
-          <w:numId w:val="15"/>
-        </w:numPr>
-      </w:pPr>
-      <w:r>
-        <w:t xml:space="preserve">Какой тип проекта нужно выбрать, чтобы создать проект с использованием Jetpack Compose? </w:t>
-      </w:r>
-    </w:p>
-    <w:p>
-      <w:pPr>
-        <w:pStyle w:val="2"/>
-        <w:numPr>
-          <w:ilvl w:val="0"/>
-          <w:numId w:val="0"/>
-        </w:numPr>
-        <w:ind w:left="567"/>
-        <w:rPr>
-          <w:lang w:val="en-US"/>
-        </w:rPr>
-      </w:pPr>
-      <w:r>
-        <w:rPr>
-          <w:lang w:val="en-US"/>
-        </w:rPr>
-        <w:t>Empty Activity</w:t>
-      </w:r>
-    </w:p>
-    <w:p>
-      <w:pPr>
-        <w:pStyle w:val="2"/>
-        <w:numPr>
-          <w:ilvl w:val="0"/>
-          <w:numId w:val="0"/>
-        </w:numPr>
-        <w:ind w:left="567"/>
-      </w:pPr>
-    </w:p>
-    <w:p>
-      <w:pPr>
-        <w:pStyle w:val="2"/>
-        <w:numPr>
-          <w:ilvl w:val="1"/>
-          <w:numId w:val="15"/>
-        </w:numPr>
-      </w:pPr>
-      <w:r>
-        <w:t xml:space="preserve">Что такое Activity? </w:t>
-      </w:r>
-    </w:p>
-    <w:p>
-      <w:pPr>
-        <w:pStyle w:val="2"/>
-        <w:numPr>
-          <w:ilvl w:val="0"/>
-          <w:numId w:val="0"/>
-        </w:numPr>
-        <w:ind w:left="567"/>
-        <w:rPr>
-          <w:color w:val="333333"/>
-          <w:shd w:val="clear" w:color="auto" w:fill="FFFFFF"/>
-        </w:rPr>
-      </w:pPr>
-      <w:r>
-        <w:rPr>
-          <w:color w:val="333333"/>
-          <w:shd w:val="clear" w:color="auto" w:fill="FFFFFF"/>
-        </w:rPr>
-        <w:t xml:space="preserve">В activity располагаются различные элементы: кнопки, фрагменты, изображения и другие </w:t>
-      </w:r>
-      <w:r>
-        <w:rPr>
-          <w:color w:val="333333"/>
-          <w:shd w:val="clear" w:color="auto" w:fill="FFFFFF"/>
-        </w:rPr>
-        <w:t>элементы</w:t>
-      </w:r>
-    </w:p>
-    <w:p>
-      <w:pPr>
-        <w:pStyle w:val="2"/>
-        <w:numPr>
-          <w:ilvl w:val="0"/>
-          <w:numId w:val="0"/>
-        </w:numPr>
-        <w:ind w:left="567"/>
-      </w:pPr>
-    </w:p>
-    <w:p>
-      <w:pPr>
-        <w:pStyle w:val="2"/>
-        <w:numPr>
-          <w:ilvl w:val="1"/>
-          <w:numId w:val="15"/>
-        </w:numPr>
-      </w:pPr>
-      <w:r>
-        <w:t xml:space="preserve">Для чего используется MainActivity? </w:t>
-      </w:r>
-    </w:p>
-    <w:p>
-      <w:pPr>
-        <w:pStyle w:val="2"/>
-        <w:numPr>
-          <w:ilvl w:val="0"/>
-          <w:numId w:val="0"/>
-        </w:numPr>
-        <w:ind w:left="567"/>
-      </w:pPr>
-      <w:r>
-        <w:rPr>
-          <w:color w:val="333333"/>
-          <w:shd w:val="clear" w:color="auto" w:fill="FFFFFF"/>
-        </w:rPr>
-        <w:t>Д</w:t>
-      </w:r>
-      <w:r>
-        <w:rPr>
-          <w:color w:val="333333"/>
-          <w:shd w:val="clear" w:color="auto" w:fill="FFFFFF"/>
-        </w:rPr>
-        <w:t>ля</w:t>
-      </w:r>
-      <w:r>
-        <w:rPr>
-          <w:b/>
-          <w:color w:val="333333"/>
-          <w:shd w:val="clear" w:color="auto" w:fill="FFFFFF"/>
-        </w:rPr>
-        <w:t> </w:t>
-      </w:r>
+        <w:t xml:space="preserve"> в приложениях для платформы </w:t>
+      </w:r>
+      <w:proofErr w:type="spellStart"/>
       <w:r>
         <w:rPr>
           <w:rStyle w:val="af0"/>
@@ -4824,21 +5717,147 @@
           <w:color w:val="333333"/>
           <w:shd w:val="clear" w:color="auto" w:fill="FFFFFF"/>
         </w:rPr>
-        <w:t>создания основного интерфейса приложения</w:t>
-      </w:r>
-      <w:r>
-        <w:rPr>
+        <w:t>Android</w:t>
+      </w:r>
+      <w:proofErr w:type="spellEnd"/>
+      <w:r>
+        <w:rPr>
+          <w:b/>
           <w:color w:val="333333"/>
           <w:shd w:val="clear" w:color="auto" w:fill="FFFFFF"/>
         </w:rPr>
-        <w:t> при его запуске</w:t>
-      </w:r>
-      <w:r>
+        <w:t>.</w:t>
+      </w:r>
+    </w:p>
+    <w:p>
+      <w:pPr>
+        <w:pStyle w:val="2"/>
+        <w:numPr>
+          <w:ilvl w:val="0"/>
+          <w:numId w:val="0"/>
+        </w:numPr>
+        <w:ind w:left="567"/>
+      </w:pPr>
+    </w:p>
+    <w:p>
+      <w:pPr>
+        <w:pStyle w:val="2"/>
+        <w:numPr>
+          <w:ilvl w:val="1"/>
+          <w:numId w:val="15"/>
+        </w:numPr>
+      </w:pPr>
+      <w:r>
+        <w:t xml:space="preserve">Какой тип проекта нужно выбрать, чтобы создать проект с использованием </w:t>
+      </w:r>
+      <w:proofErr w:type="spellStart"/>
+      <w:r>
+        <w:t>Jetpack</w:t>
+      </w:r>
+      <w:proofErr w:type="spellEnd"/>
+      <w:r>
+        <w:t xml:space="preserve"> </w:t>
+      </w:r>
+      <w:proofErr w:type="spellStart"/>
+      <w:r>
+        <w:t>Compose</w:t>
+      </w:r>
+      <w:proofErr w:type="spellEnd"/>
+      <w:r>
+        <w:t xml:space="preserve">? </w:t>
+      </w:r>
+    </w:p>
+    <w:p>
+      <w:pPr>
+        <w:pStyle w:val="2"/>
+        <w:numPr>
+          <w:ilvl w:val="0"/>
+          <w:numId w:val="0"/>
+        </w:numPr>
+        <w:ind w:left="567"/>
+        <w:rPr>
+          <w:lang w:val="en-US"/>
+        </w:rPr>
+      </w:pPr>
+      <w:r>
+        <w:rPr>
+          <w:lang w:val="en-US"/>
+        </w:rPr>
+        <w:t>Empty Activity</w:t>
+      </w:r>
+    </w:p>
+    <w:p>
+      <w:pPr>
+        <w:pStyle w:val="2"/>
+        <w:numPr>
+          <w:ilvl w:val="0"/>
+          <w:numId w:val="0"/>
+        </w:numPr>
+        <w:ind w:left="567"/>
+      </w:pPr>
+    </w:p>
+    <w:p>
+      <w:pPr>
+        <w:pStyle w:val="2"/>
+        <w:numPr>
+          <w:ilvl w:val="1"/>
+          <w:numId w:val="15"/>
+        </w:numPr>
+      </w:pPr>
+      <w:r>
+        <w:t xml:space="preserve">Что такое </w:t>
+      </w:r>
+      <w:proofErr w:type="spellStart"/>
+      <w:r>
+        <w:t>Activity</w:t>
+      </w:r>
+      <w:proofErr w:type="spellEnd"/>
+      <w:r>
+        <w:t xml:space="preserve">? </w:t>
+      </w:r>
+    </w:p>
+    <w:p>
+      <w:pPr>
+        <w:pStyle w:val="2"/>
+        <w:numPr>
+          <w:ilvl w:val="0"/>
+          <w:numId w:val="0"/>
+        </w:numPr>
+        <w:ind w:left="567"/>
         <w:rPr>
           <w:color w:val="333333"/>
           <w:shd w:val="clear" w:color="auto" w:fill="FFFFFF"/>
         </w:rPr>
-        <w:t>.</w:t>
+      </w:pPr>
+      <w:r>
+        <w:rPr>
+          <w:color w:val="333333"/>
+          <w:shd w:val="clear" w:color="auto" w:fill="FFFFFF"/>
+        </w:rPr>
+        <w:t xml:space="preserve">В </w:t>
+      </w:r>
+      <w:proofErr w:type="spellStart"/>
+      <w:r>
+        <w:rPr>
+          <w:color w:val="333333"/>
+          <w:shd w:val="clear" w:color="auto" w:fill="FFFFFF"/>
+        </w:rPr>
+        <w:t>activity</w:t>
+      </w:r>
+      <w:proofErr w:type="spellEnd"/>
+      <w:r>
+        <w:rPr>
+          <w:color w:val="333333"/>
+          <w:shd w:val="clear" w:color="auto" w:fill="FFFFFF"/>
+        </w:rPr>
+        <w:t xml:space="preserve"> располагаются различные элементы: кнопки, фрагменты, изображения и другие </w:t>
+      </w:r>
+      <w:r>
+        <w:rPr>
+          <w:color w:val="333333"/>
+          <w:shd w:val="clear" w:color="auto" w:fill="FFFFFF"/>
+        </w:rPr>
+        <w:t>элементы</w:t>
       </w:r>
     </w:p>
     <w:p>
@@ -4860,7 +5879,15 @@
         </w:numPr>
       </w:pPr>
       <w:r>
-        <w:t xml:space="preserve">Для чего используется функция onCreate? </w:t>
+        <w:t xml:space="preserve">Для чего используется </w:t>
+      </w:r>
+      <w:proofErr w:type="spellStart"/>
+      <w:r>
+        <w:t>MainActivity</w:t>
+      </w:r>
+      <w:proofErr w:type="spellEnd"/>
+      <w:r>
+        <w:t xml:space="preserve">? </w:t>
       </w:r>
     </w:p>
     <w:p>
@@ -4871,24 +5898,20 @@
           <w:numId w:val="0"/>
         </w:numPr>
         <w:ind w:left="567"/>
-        <w:jc w:val="left"/>
-        <w:rPr>
-          <w:b/>
-        </w:rPr>
       </w:pPr>
       <w:r>
         <w:rPr>
           <w:color w:val="333333"/>
           <w:shd w:val="clear" w:color="auto" w:fill="FFFFFF"/>
         </w:rPr>
-        <w:t>И</w:t>
+        <w:t>Д</w:t>
       </w:r>
       <w:r>
         <w:rPr>
           <w:color w:val="333333"/>
           <w:shd w:val="clear" w:color="auto" w:fill="FFFFFF"/>
         </w:rPr>
-        <w:t>спользуется</w:t>
+        <w:t>ля</w:t>
       </w:r>
       <w:r>
         <w:rPr>
@@ -4905,7 +5928,79 @@
           <w:color w:val="333333"/>
           <w:shd w:val="clear" w:color="auto" w:fill="FFFFFF"/>
         </w:rPr>
-        <w:t>для выполнения основной инициализации при первом создании активности</w:t>
+        <w:t>создания основного интерфейса приложения</w:t>
+      </w:r>
+      <w:r>
+        <w:rPr>
+          <w:color w:val="333333"/>
+          <w:shd w:val="clear" w:color="auto" w:fill="FFFFFF"/>
+        </w:rPr>
+        <w:t> при его запуске</w:t>
+      </w:r>
+      <w:r>
+        <w:rPr>
+          <w:color w:val="333333"/>
+          <w:shd w:val="clear" w:color="auto" w:fill="FFFFFF"/>
+        </w:rPr>
+        <w:t>.</w:t>
+      </w:r>
+    </w:p>
+    <w:p>
+      <w:pPr>
+        <w:pStyle w:val="2"/>
+        <w:numPr>
+          <w:ilvl w:val="0"/>
+          <w:numId w:val="0"/>
+        </w:numPr>
+        <w:ind w:left="567"/>
+      </w:pPr>
+    </w:p>
+    <w:p>
+      <w:pPr>
+        <w:pStyle w:val="2"/>
+        <w:numPr>
+          <w:ilvl w:val="1"/>
+          <w:numId w:val="15"/>
+        </w:numPr>
+      </w:pPr>
+      <w:r>
+        <w:t xml:space="preserve">Для чего используется функция </w:t>
+      </w:r>
+      <w:proofErr w:type="spellStart"/>
+      <w:r>
+        <w:t>onCreate</w:t>
+      </w:r>
+      <w:proofErr w:type="spellEnd"/>
+      <w:r>
+        <w:t xml:space="preserve">? </w:t>
+      </w:r>
+    </w:p>
+    <w:p>
+      <w:pPr>
+        <w:pStyle w:val="2"/>
+        <w:numPr>
+          <w:ilvl w:val="0"/>
+          <w:numId w:val="0"/>
+        </w:numPr>
+        <w:ind w:left="567"/>
+        <w:jc w:val="left"/>
+        <w:rPr>
+          <w:b/>
+        </w:rPr>
+      </w:pPr>
+      <w:r>
+        <w:rPr>
+          <w:color w:val="333333"/>
+          <w:shd w:val="clear" w:color="auto" w:fill="FFFFFF"/>
+        </w:rPr>
+        <w:t>И</w:t>
+      </w:r>
+      <w:r>
+        <w:rPr>
+          <w:color w:val="333333"/>
+          <w:shd w:val="clear" w:color="auto" w:fill="FFFFFF"/>
+        </w:rPr>
+        <w:t>спользуется</w:t>
       </w:r>
       <w:r>
         <w:rPr>
@@ -4913,46 +6008,8 @@
           <w:color w:val="333333"/>
           <w:shd w:val="clear" w:color="auto" w:fill="FFFFFF"/>
         </w:rPr>
-        <w:t>. </w:t>
-      </w:r>
-      <w:r>
-        <w:rPr>
-          <w:b/>
-        </w:rPr>
-        <w:t xml:space="preserve"> </w:t>
-      </w:r>
-    </w:p>
-    <w:p>
-      <w:pPr>
-        <w:pStyle w:val="2"/>
-        <w:numPr>
-          <w:ilvl w:val="0"/>
-          <w:numId w:val="0"/>
-        </w:numPr>
-        <w:ind w:left="567"/>
-      </w:pPr>
-    </w:p>
-    <w:p>
-      <w:pPr>
-        <w:pStyle w:val="2"/>
-        <w:numPr>
-          <w:ilvl w:val="1"/>
-          <w:numId w:val="15"/>
-        </w:numPr>
-      </w:pPr>
-      <w:r>
-        <w:t xml:space="preserve">Что делает функция setContent? </w:t>
-      </w:r>
-    </w:p>
-    <w:p>
-      <w:pPr>
-        <w:pStyle w:val="2"/>
-        <w:numPr>
-          <w:ilvl w:val="0"/>
-          <w:numId w:val="0"/>
-        </w:numPr>
-        <w:ind w:left="567"/>
-      </w:pPr>
+        <w:t> </w:t>
+      </w:r>
       <w:r>
         <w:rPr>
           <w:rStyle w:val="af0"/>
@@ -4960,14 +6017,21 @@
           <w:color w:val="333333"/>
           <w:shd w:val="clear" w:color="auto" w:fill="FFFFFF"/>
         </w:rPr>
-        <w:t>устанавливает содержимое экрана</w:t>
-      </w:r>
-      <w:r>
-        <w:rPr>
+        <w:t>для выполнения основной инициализации при первом создании активности</w:t>
+      </w:r>
+      <w:r>
+        <w:rPr>
+          <w:b/>
           <w:color w:val="333333"/>
           <w:shd w:val="clear" w:color="auto" w:fill="FFFFFF"/>
         </w:rPr>
-        <w:t>.</w:t>
+        <w:t>. </w:t>
+      </w:r>
+      <w:r>
+        <w:rPr>
+          <w:b/>
+        </w:rPr>
+        <w:t xml:space="preserve"> </w:t>
       </w:r>
     </w:p>
     <w:p>
@@ -4989,7 +6053,15 @@
         </w:numPr>
       </w:pPr>
       <w:r>
-        <w:t xml:space="preserve">Для чего используется функция @Composable? </w:t>
+        <w:t xml:space="preserve">Что делает функция </w:t>
+      </w:r>
+      <w:proofErr w:type="spellStart"/>
+      <w:r>
+        <w:t>setContent</w:t>
+      </w:r>
+      <w:proofErr w:type="spellEnd"/>
+      <w:r>
+        <w:t xml:space="preserve">? </w:t>
       </w:r>
     </w:p>
     <w:p>
@@ -5000,9 +6072,6 @@
           <w:numId w:val="0"/>
         </w:numPr>
         <w:ind w:left="567"/>
-        <w:rPr>
-          <w:b/>
-        </w:rPr>
       </w:pPr>
       <w:r>
         <w:rPr>
@@ -5011,8 +6080,58 @@
           <w:color w:val="333333"/>
           <w:shd w:val="clear" w:color="auto" w:fill="FFFFFF"/>
         </w:rPr>
-        <w:t>Д</w:t>
-      </w:r>
+        <w:t>устанавливает содержимое экрана</w:t>
+      </w:r>
+      <w:r>
+        <w:rPr>
+          <w:color w:val="333333"/>
+          <w:shd w:val="clear" w:color="auto" w:fill="FFFFFF"/>
+        </w:rPr>
+        <w:t>.</w:t>
+      </w:r>
+    </w:p>
+    <w:p>
+      <w:pPr>
+        <w:pStyle w:val="2"/>
+        <w:numPr>
+          <w:ilvl w:val="0"/>
+          <w:numId w:val="0"/>
+        </w:numPr>
+        <w:ind w:left="567"/>
+      </w:pPr>
+    </w:p>
+    <w:p>
+      <w:pPr>
+        <w:pStyle w:val="2"/>
+        <w:numPr>
+          <w:ilvl w:val="1"/>
+          <w:numId w:val="15"/>
+        </w:numPr>
+      </w:pPr>
+      <w:r>
+        <w:t>Для чего используется функция @</w:t>
+      </w:r>
+      <w:proofErr w:type="spellStart"/>
+      <w:r>
+        <w:t>Composable</w:t>
+      </w:r>
+      <w:proofErr w:type="spellEnd"/>
+      <w:r>
+        <w:t xml:space="preserve">? </w:t>
+      </w:r>
+    </w:p>
+    <w:p>
+      <w:pPr>
+        <w:pStyle w:val="2"/>
+        <w:numPr>
+          <w:ilvl w:val="0"/>
+          <w:numId w:val="0"/>
+        </w:numPr>
+        <w:ind w:left="567"/>
+        <w:rPr>
+          <w:b/>
+        </w:rPr>
+      </w:pPr>
       <w:r>
         <w:rPr>
           <w:rStyle w:val="af0"/>
@@ -5020,6 +6139,15 @@
           <w:color w:val="333333"/>
           <w:shd w:val="clear" w:color="auto" w:fill="FFFFFF"/>
         </w:rPr>
+        <w:t>Д</w:t>
+      </w:r>
+      <w:r>
+        <w:rPr>
+          <w:rStyle w:val="af0"/>
+          <w:b w:val="0"/>
+          <w:color w:val="333333"/>
+          <w:shd w:val="clear" w:color="auto" w:fill="FFFFFF"/>
+        </w:rPr>
         <w:t>ля обозначения компонентов пользовательского интерфейса</w:t>
       </w:r>
       <w:r>
@@ -5050,7 +6178,15 @@
         </w:numPr>
       </w:pPr>
       <w:r>
-        <w:t>Для чего указывается @Preview?</w:t>
+        <w:t>Для чего указывается @</w:t>
+      </w:r>
+      <w:proofErr w:type="spellStart"/>
+      <w:r>
+        <w:t>Preview</w:t>
+      </w:r>
+      <w:proofErr w:type="spellEnd"/>
+      <w:r>
+        <w:t>?</w:t>
       </w:r>
     </w:p>
     <w:p>
@@ -5134,6 +6270,99 @@
     </w:p>
     <w:p>
       <w:pPr>
+        <w:rPr>
+          <w:bCs/>
+        </w:rPr>
+      </w:pPr>
+      <w:r>
+        <w:rPr>
+          <w:b/>
+        </w:rPr>
+        <w:br w:type="page"/>
+      </w:r>
+    </w:p>
+    <w:p>
+      <w:pPr>
+        <w:pStyle w:val="10"/>
+      </w:pPr>
+      <w:r>
+        <w:lastRenderedPageBreak/>
+        <w:t>Лабораторная работа №14</w:t>
+      </w:r>
+      <w:r>
+        <w:br/>
+        <w:t>Создание нового проекта</w:t>
+      </w:r>
+    </w:p>
+    <w:p>
+      <w:pPr>
+        <w:pStyle w:val="1"/>
+        <w:numPr>
+          <w:ilvl w:val="0"/>
+          <w:numId w:val="22"/>
+        </w:numPr>
+      </w:pPr>
+      <w:r>
+        <w:t>Цель работы</w:t>
+      </w:r>
+    </w:p>
+    <w:p>
+      <w:pPr>
+        <w:pStyle w:val="2"/>
+        <w:numPr>
+          <w:ilvl w:val="1"/>
+          <w:numId w:val="22"/>
+        </w:numPr>
+      </w:pPr>
+      <w:r>
+        <w:t xml:space="preserve">Изучить процесс документирования и комментирования приложения </w:t>
+      </w:r>
+      <w:proofErr w:type="spellStart"/>
+      <w:r>
+        <w:t>Android</w:t>
+      </w:r>
+      <w:proofErr w:type="spellEnd"/>
+      <w:r>
+        <w:t>.</w:t>
+      </w:r>
+    </w:p>
+    <w:p>
+      <w:pPr>
+        <w:pStyle w:val="1"/>
+        <w:numPr>
+          <w:ilvl w:val="0"/>
+          <w:numId w:val="15"/>
+        </w:numPr>
+      </w:pPr>
+      <w:r>
+        <w:t>Контрольные вопросы</w:t>
+      </w:r>
+    </w:p>
+    <w:p>
+      <w:pPr>
+        <w:pStyle w:val="2"/>
+        <w:numPr>
+          <w:ilvl w:val="1"/>
+          <w:numId w:val="15"/>
+        </w:numPr>
+      </w:pPr>
+      <w:r>
+        <w:t>Как оформляются комментар</w:t>
+      </w:r>
+      <w:r>
+        <w:t xml:space="preserve">ии в силе </w:t>
+      </w:r>
+      <w:proofErr w:type="spellStart"/>
+      <w:r>
+        <w:t>KDoc</w:t>
+      </w:r>
+      <w:proofErr w:type="spellEnd"/>
+      <w:r>
+        <w:t>?</w:t>
+      </w:r>
+    </w:p>
+    <w:p>
+      <w:pPr>
         <w:pStyle w:val="2"/>
         <w:numPr>
           <w:ilvl w:val="0"/>
@@ -5141,6 +6370,18 @@
         </w:numPr>
         <w:ind w:left="567"/>
       </w:pPr>
+      <w:r>
+        <w:t xml:space="preserve">Многострочный комментарий с поддержкой </w:t>
+      </w:r>
+      <w:r>
+        <w:rPr>
+          <w:lang w:val="en-US"/>
+        </w:rPr>
+        <w:t>markdown</w:t>
+      </w:r>
+      <w:r>
+        <w:t>.</w:t>
+      </w:r>
     </w:p>
     <w:p>
       <w:pPr>
@@ -5150,6 +6391,301 @@
           <w:numId w:val="0"/>
         </w:numPr>
         <w:ind w:left="567"/>
+      </w:pPr>
+    </w:p>
+    <w:p>
+      <w:pPr>
+        <w:pStyle w:val="2"/>
+        <w:numPr>
+          <w:ilvl w:val="1"/>
+          <w:numId w:val="15"/>
+        </w:numPr>
+      </w:pPr>
+      <w:r>
+        <w:t xml:space="preserve">Какая общая форма комментария в стиле </w:t>
+      </w:r>
+      <w:proofErr w:type="spellStart"/>
+      <w:r>
+        <w:t>KDoc</w:t>
+      </w:r>
+      <w:proofErr w:type="spellEnd"/>
+      <w:r>
+        <w:t xml:space="preserve">? </w:t>
+      </w:r>
+    </w:p>
+    <w:p>
+      <w:pPr>
+        <w:pStyle w:val="2"/>
+        <w:numPr>
+          <w:ilvl w:val="0"/>
+          <w:numId w:val="0"/>
+        </w:numPr>
+        <w:ind w:firstLine="567"/>
+      </w:pPr>
+      <w:r>
+        <w:t>/**</w:t>
+      </w:r>
+    </w:p>
+    <w:p>
+      <w:pPr>
+        <w:pStyle w:val="2"/>
+        <w:numPr>
+          <w:ilvl w:val="0"/>
+          <w:numId w:val="0"/>
+        </w:numPr>
+        <w:ind w:firstLine="567"/>
+      </w:pPr>
+      <w:r>
+        <w:t xml:space="preserve"> </w:t>
+      </w:r>
+      <w:r>
+        <w:t>* Общее описание</w:t>
+      </w:r>
+    </w:p>
+    <w:p>
+      <w:pPr>
+        <w:pStyle w:val="2"/>
+        <w:numPr>
+          <w:ilvl w:val="0"/>
+          <w:numId w:val="0"/>
+        </w:numPr>
+        <w:ind w:firstLine="567"/>
+      </w:pPr>
+      <w:r>
+        <w:t xml:space="preserve"> </w:t>
+      </w:r>
+      <w:r>
+        <w:t>* @тэг описание тэга</w:t>
+      </w:r>
+    </w:p>
+    <w:p>
+      <w:pPr>
+        <w:pStyle w:val="2"/>
+        <w:numPr>
+          <w:ilvl w:val="0"/>
+          <w:numId w:val="0"/>
+        </w:numPr>
+        <w:ind w:left="567"/>
+      </w:pPr>
+      <w:r>
+        <w:t>*/</w:t>
+      </w:r>
+    </w:p>
+    <w:p>
+      <w:pPr>
+        <w:pStyle w:val="2"/>
+        <w:numPr>
+          <w:ilvl w:val="0"/>
+          <w:numId w:val="0"/>
+        </w:numPr>
+        <w:ind w:left="567"/>
+      </w:pPr>
+    </w:p>
+    <w:p>
+      <w:pPr>
+        <w:pStyle w:val="2"/>
+        <w:numPr>
+          <w:ilvl w:val="1"/>
+          <w:numId w:val="15"/>
+        </w:numPr>
+      </w:pPr>
+      <w:r>
+        <w:t xml:space="preserve">Как в комментарии </w:t>
+      </w:r>
+      <w:proofErr w:type="spellStart"/>
+      <w:r>
+        <w:t>KDoc</w:t>
+      </w:r>
+      <w:proofErr w:type="spellEnd"/>
+      <w:r>
+        <w:t xml:space="preserve"> описать свойства класса? </w:t>
+      </w:r>
+    </w:p>
+    <w:p>
+      <w:pPr>
+        <w:pStyle w:val="2"/>
+        <w:numPr>
+          <w:ilvl w:val="0"/>
+          <w:numId w:val="0"/>
+        </w:numPr>
+        <w:ind w:left="567"/>
+      </w:pPr>
+      <w:r>
+        <w:rPr>
+          <w:lang w:val="en-US"/>
+        </w:rPr>
+        <w:t xml:space="preserve"> * @property </w:t>
+      </w:r>
+      <w:r>
+        <w:t>описание</w:t>
+      </w:r>
+    </w:p>
+    <w:p>
+      <w:pPr>
+        <w:pStyle w:val="2"/>
+        <w:numPr>
+          <w:ilvl w:val="0"/>
+          <w:numId w:val="0"/>
+        </w:numPr>
+        <w:ind w:left="567"/>
+      </w:pPr>
+    </w:p>
+    <w:p>
+      <w:pPr>
+        <w:pStyle w:val="2"/>
+        <w:numPr>
+          <w:ilvl w:val="1"/>
+          <w:numId w:val="15"/>
+        </w:numPr>
+      </w:pPr>
+      <w:r>
+        <w:t xml:space="preserve">Как в комментарии </w:t>
+      </w:r>
+      <w:proofErr w:type="spellStart"/>
+      <w:r>
+        <w:t>KDoc</w:t>
+      </w:r>
+      <w:proofErr w:type="spellEnd"/>
+      <w:r>
+        <w:t xml:space="preserve"> описать параметры функции? </w:t>
+      </w:r>
+    </w:p>
+    <w:p>
+      <w:pPr>
+        <w:pStyle w:val="2"/>
+        <w:numPr>
+          <w:ilvl w:val="0"/>
+          <w:numId w:val="0"/>
+        </w:numPr>
+        <w:ind w:left="567"/>
+      </w:pPr>
+      <w:r>
+        <w:t>* @</w:t>
+      </w:r>
+      <w:proofErr w:type="spellStart"/>
+      <w:r>
+        <w:rPr>
+          <w:lang w:val="en-US"/>
+        </w:rPr>
+        <w:t>param</w:t>
+      </w:r>
+      <w:proofErr w:type="spellEnd"/>
+      <w:r>
+        <w:t xml:space="preserve"> описание</w:t>
+      </w:r>
+    </w:p>
+    <w:p>
+      <w:pPr>
+        <w:pStyle w:val="2"/>
+        <w:numPr>
+          <w:ilvl w:val="0"/>
+          <w:numId w:val="0"/>
+        </w:numPr>
+        <w:ind w:left="567"/>
+      </w:pPr>
+    </w:p>
+    <w:p>
+      <w:pPr>
+        <w:pStyle w:val="2"/>
+        <w:numPr>
+          <w:ilvl w:val="1"/>
+          <w:numId w:val="15"/>
+        </w:numPr>
+      </w:pPr>
+      <w:r>
+        <w:t xml:space="preserve">Как в комментарии </w:t>
+      </w:r>
+      <w:proofErr w:type="spellStart"/>
+      <w:r>
+        <w:t>KDoc</w:t>
+      </w:r>
+      <w:proofErr w:type="spellEnd"/>
+      <w:r>
+        <w:t xml:space="preserve"> описать возвращаемое значение функции?</w:t>
+      </w:r>
+    </w:p>
+    <w:p>
+      <w:pPr>
+        <w:pStyle w:val="2"/>
+        <w:numPr>
+          <w:ilvl w:val="0"/>
+          <w:numId w:val="0"/>
+        </w:numPr>
+        <w:ind w:left="567"/>
+      </w:pPr>
+      <w:r>
+        <w:t>* @</w:t>
+      </w:r>
+      <w:r>
+        <w:rPr>
+          <w:lang w:val="en-US"/>
+        </w:rPr>
+        <w:t>return</w:t>
+      </w:r>
+      <w:r>
+        <w:t xml:space="preserve"> описание</w:t>
+      </w:r>
+      <w:bookmarkStart w:id="0" w:name="_GoBack"/>
+      <w:bookmarkEnd w:id="0"/>
+    </w:p>
+    <w:p>
+      <w:pPr>
+        <w:pStyle w:val="2"/>
+        <w:numPr>
+          <w:ilvl w:val="0"/>
+          <w:numId w:val="0"/>
+        </w:numPr>
+        <w:ind w:left="567"/>
+      </w:pPr>
+    </w:p>
+    <w:p>
+      <w:pPr>
+        <w:pStyle w:val="1"/>
+        <w:numPr>
+          <w:ilvl w:val="0"/>
+          <w:numId w:val="15"/>
+        </w:numPr>
+      </w:pPr>
+      <w:r>
+        <w:t>Вывод</w:t>
+      </w:r>
+    </w:p>
+    <w:p>
+      <w:pPr>
+        <w:pStyle w:val="1"/>
+        <w:numPr>
+          <w:ilvl w:val="0"/>
+          <w:numId w:val="0"/>
+        </w:numPr>
+        <w:rPr>
+          <w:b w:val="0"/>
+        </w:rPr>
+      </w:pPr>
+      <w:r>
+        <w:rPr>
+          <w:b w:val="0"/>
+        </w:rPr>
+        <w:t xml:space="preserve">В ходе лабораторной работы </w:t>
+      </w:r>
+      <w:r>
+        <w:rPr>
+          <w:b w:val="0"/>
+        </w:rPr>
+        <w:t xml:space="preserve">документированы и комментированы приложения </w:t>
+      </w:r>
+      <w:r>
+        <w:rPr>
+          <w:b w:val="0"/>
+          <w:lang w:val="en-US"/>
+        </w:rPr>
+        <w:t>Android</w:t>
+      </w:r>
+    </w:p>
+    <w:p>
+      <w:pPr>
+        <w:rPr>
+          <w:bCs/>
+        </w:rPr>
       </w:pPr>
     </w:p>
     <w:sectPr>
@@ -5163,7 +6699,7 @@
 </file>
 
 <file path=word/numbering.xml><?xml version="1.0" encoding="utf-8"?>
-<w:numbering xmlns:wpc="http://schemas.microsoft.com/office/word/2010/wordprocessingCanvas" xmlns:cx="http://schemas.microsoft.com/office/drawing/2014/chartex" xmlns:cx1="http://schemas.microsoft.com/office/drawing/2015/9/8/chartex" xmlns:cx2="http://schemas.microsoft.com/office/drawing/2015/10/21/chartex" xmlns:cx3="http://schemas.microsoft.com/office/drawing/2016/5/9/chartex" xmlns:cx4="http://schemas.microsoft.com/office/drawing/2016/5/10/chartex" xmlns:cx5="http://schemas.microsoft.com/office/drawing/2016/5/11/chartex" xmlns:cx6="http://schemas.microsoft.com/office/drawing/2016/5/12/chartex" xmlns:cx7="http://schemas.microsoft.com/office/drawing/2016/5/13/chartex" xmlns:cx8="http://schemas.microsoft.com/office/drawing/2016/5/14/chartex" xmlns:mc="http://schemas.openxmlformats.org/markup-compatibility/2006" xmlns:aink="http://schemas.microsoft.com/office/drawing/2016/ink" xmlns:am3d="http://schemas.microsoft.com/office/drawing/2017/model3d" xmlns:o="urn:schemas-microsoft-com:office:office" xmlns:oel="http://schemas.microsoft.com/office/2019/extlst" xmlns:r="http://schemas.openxmlformats.org/officeDocument/2006/relationships" xmlns:m="http://schemas.openxmlformats.org/officeDocument/2006/math" xmlns:v="urn:schemas-microsoft-com:vml" xmlns:wp14="http://schemas.microsoft.com/office/word/2010/wordprocessingDrawing" xmlns:wp="http://schemas.openxmlformats.org/drawingml/2006/wordprocessingDrawing" xmlns:w10="urn:schemas-microsoft-com:office:word" xmlns:w="http://schemas.openxmlformats.org/wordprocessingml/2006/main" xmlns:w14="http://schemas.microsoft.com/office/word/2010/wordml" xmlns:w15="http://schemas.microsoft.com/office/word/2012/wordml" xmlns:w16cex="http://schemas.microsoft.com/office/word/2018/wordml/cex" xmlns:w16cid="http://schemas.microsoft.com/office/word/2016/wordml/cid" xmlns:w16="http://schemas.microsoft.com/office/word/2018/wordml" xmlns:w16du="http://schemas.microsoft.com/office/word/2023/wordml/word16du" xmlns:w16sdtdh="http://schemas.microsoft.com/office/word/2020/wordml/sdtdatahash" xmlns:w16sdtfl="http://schemas.microsoft.com/office/word/2024/wordml/sdtformatlock" xmlns:w16se="http://schemas.microsoft.com/office/word/2015/wordml/symex" xmlns:wpg="http://schemas.microsoft.com/office/word/2010/wordprocessingGroup" xmlns:wpi="http://schemas.microsoft.com/office/word/2010/wordprocessingInk" xmlns:wne="http://schemas.microsoft.com/office/word/2006/wordml" xmlns:wps="http://schemas.microsoft.com/office/word/2010/wordprocessingShape" mc:Ignorable="w14 w15 w16se w16cid w16 w16cex w16sdtdh w16sdtfl w16du wp14">
+<w:numbering xmlns:wpc="http://schemas.microsoft.com/office/word/2010/wordprocessingCanvas" xmlns:cx="http://schemas.microsoft.com/office/drawing/2014/chartex" xmlns:mc="http://schemas.openxmlformats.org/markup-compatibility/2006" xmlns:o="urn:schemas-microsoft-com:office:office" xmlns:r="http://schemas.openxmlformats.org/officeDocument/2006/relationships" xmlns:m="http://schemas.openxmlformats.org/officeDocument/2006/math" xmlns:v="urn:schemas-microsoft-com:vml" xmlns:wp14="http://schemas.microsoft.com/office/word/2010/wordprocessingDrawing" xmlns:wp="http://schemas.openxmlformats.org/drawingml/2006/wordprocessingDrawing" xmlns:w10="urn:schemas-microsoft-com:office:word" xmlns:w="http://schemas.openxmlformats.org/wordprocessingml/2006/main" xmlns:w14="http://schemas.microsoft.com/office/word/2010/wordml" xmlns:w15="http://schemas.microsoft.com/office/word/2012/wordml" xmlns:w16se="http://schemas.microsoft.com/office/word/2015/wordml/symex" xmlns:wpg="http://schemas.microsoft.com/office/word/2010/wordprocessingGroup" xmlns:wpi="http://schemas.microsoft.com/office/word/2010/wordprocessingInk" xmlns:wne="http://schemas.microsoft.com/office/word/2006/wordml" xmlns:wps="http://schemas.microsoft.com/office/word/2010/wordprocessingShape" mc:Ignorable="w14 w15 w16se wp14">
   <w:abstractNum w:abstractNumId="0" w15:restartNumberingAfterBreak="0">
     <w:nsid w:val="1A0858D7"/>
     <w:multiLevelType w:val="multilevel"/>
@@ -5454,13 +6990,13 @@
     <w:tmpl w:val="68BC61E4"/>
     <w:numStyleLink w:val="a"/>
   </w:abstractNum>
-  <w:num w:numId="1" w16cid:durableId="1069421153">
+  <w:num w:numId="1">
     <w:abstractNumId w:val="1"/>
   </w:num>
-  <w:num w:numId="2" w16cid:durableId="1364672085">
+  <w:num w:numId="2">
     <w:abstractNumId w:val="1"/>
   </w:num>
-  <w:num w:numId="3" w16cid:durableId="538250183">
+  <w:num w:numId="3">
     <w:abstractNumId w:val="2"/>
     <w:lvlOverride w:ilvl="0">
       <w:lvl w:ilvl="0">
@@ -5608,7 +7144,7 @@
       </w:lvl>
     </w:lvlOverride>
   </w:num>
-  <w:num w:numId="4" w16cid:durableId="1522355221">
+  <w:num w:numId="4">
     <w:abstractNumId w:val="2"/>
     <w:lvlOverride w:ilvl="0">
       <w:lvl w:ilvl="0">
@@ -5756,43 +7292,43 @@
       </w:lvl>
     </w:lvlOverride>
   </w:num>
-  <w:num w:numId="5" w16cid:durableId="1073970544">
+  <w:num w:numId="5">
     <w:abstractNumId w:val="1"/>
   </w:num>
-  <w:num w:numId="6" w16cid:durableId="557056510">
+  <w:num w:numId="6">
     <w:abstractNumId w:val="1"/>
   </w:num>
-  <w:num w:numId="7" w16cid:durableId="1761830054">
+  <w:num w:numId="7">
     <w:abstractNumId w:val="1"/>
   </w:num>
-  <w:num w:numId="8" w16cid:durableId="2076275274">
+  <w:num w:numId="8">
     <w:abstractNumId w:val="1"/>
   </w:num>
-  <w:num w:numId="9" w16cid:durableId="1908606917">
+  <w:num w:numId="9">
     <w:abstractNumId w:val="1"/>
     <w:lvlOverride w:ilvl="0">
       <w:startOverride w:val="1"/>
     </w:lvlOverride>
   </w:num>
-  <w:num w:numId="10" w16cid:durableId="1453213098">
+  <w:num w:numId="10">
     <w:abstractNumId w:val="1"/>
   </w:num>
-  <w:num w:numId="11" w16cid:durableId="1528829049">
+  <w:num w:numId="11">
     <w:abstractNumId w:val="1"/>
   </w:num>
-  <w:num w:numId="12" w16cid:durableId="2080441162">
+  <w:num w:numId="12">
     <w:abstractNumId w:val="1"/>
     <w:lvlOverride w:ilvl="0">
       <w:startOverride w:val="1"/>
     </w:lvlOverride>
   </w:num>
-  <w:num w:numId="13" w16cid:durableId="350424861">
+  <w:num w:numId="13">
     <w:abstractNumId w:val="1"/>
   </w:num>
-  <w:num w:numId="14" w16cid:durableId="1656103783">
+  <w:num w:numId="14">
     <w:abstractNumId w:val="1"/>
   </w:num>
-  <w:num w:numId="15" w16cid:durableId="1083406359">
+  <w:num w:numId="15">
     <w:abstractNumId w:val="1"/>
     <w:lvlOverride w:ilvl="0">
       <w:lvl w:ilvl="0">
@@ -5942,7 +7478,7 @@
       </w:lvl>
     </w:lvlOverride>
   </w:num>
-  <w:num w:numId="16" w16cid:durableId="1541161286">
+  <w:num w:numId="16">
     <w:abstractNumId w:val="1"/>
     <w:lvlOverride w:ilvl="0">
       <w:lvl w:ilvl="0">
@@ -6092,10 +7628,9 @@
       </w:lvl>
     </w:lvlOverride>
   </w:num>
-  <w:num w:numId="17" w16cid:durableId="1936210403">
+  <w:num w:numId="17">
     <w:abstractNumId w:val="1"/>
     <w:lvlOverride w:ilvl="0">
-      <w:startOverride w:val="1"/>
       <w:lvl w:ilvl="0">
         <w:start w:val="1"/>
         <w:numFmt w:val="decimal"/>
@@ -6114,7 +7649,6 @@
       </w:lvl>
     </w:lvlOverride>
     <w:lvlOverride w:ilvl="1">
-      <w:startOverride w:val="1"/>
       <w:lvl w:ilvl="1">
         <w:start w:val="1"/>
         <w:numFmt w:val="decimal"/>
@@ -6132,7 +7666,6 @@
       </w:lvl>
     </w:lvlOverride>
     <w:lvlOverride w:ilvl="2">
-      <w:startOverride w:val="1"/>
       <w:lvl w:ilvl="2">
         <w:start w:val="1"/>
         <w:numFmt w:val="decimal"/>
@@ -6149,7 +7682,6 @@
       </w:lvl>
     </w:lvlOverride>
     <w:lvlOverride w:ilvl="3">
-      <w:startOverride w:val="1"/>
       <w:lvl w:ilvl="3">
         <w:start w:val="1"/>
         <w:numFmt w:val="decimal"/>
@@ -6166,7 +7698,6 @@
       </w:lvl>
     </w:lvlOverride>
     <w:lvlOverride w:ilvl="4">
-      <w:startOverride w:val="1"/>
       <w:lvl w:ilvl="4">
         <w:start w:val="1"/>
         <w:numFmt w:val="decimal"/>
@@ -6183,7 +7714,6 @@
       </w:lvl>
     </w:lvlOverride>
     <w:lvlOverride w:ilvl="5">
-      <w:startOverride w:val="1"/>
       <w:lvl w:ilvl="5">
         <w:start w:val="1"/>
         <w:numFmt w:val="decimal"/>
@@ -6200,7 +7730,6 @@
       </w:lvl>
     </w:lvlOverride>
     <w:lvlOverride w:ilvl="6">
-      <w:startOverride w:val="1"/>
       <w:lvl w:ilvl="6">
         <w:start w:val="1"/>
         <w:numFmt w:val="decimal"/>
@@ -6217,7 +7746,6 @@
       </w:lvl>
     </w:lvlOverride>
     <w:lvlOverride w:ilvl="7">
-      <w:startOverride w:val="1"/>
       <w:lvl w:ilvl="7">
         <w:start w:val="1"/>
         <w:numFmt w:val="decimal"/>
@@ -6234,7 +7762,6 @@
       </w:lvl>
     </w:lvlOverride>
     <w:lvlOverride w:ilvl="8">
-      <w:startOverride w:val="1"/>
       <w:lvl w:ilvl="8">
         <w:start w:val="1"/>
         <w:numFmt w:val="decimal"/>
@@ -6251,7 +7778,7 @@
       </w:lvl>
     </w:lvlOverride>
   </w:num>
-  <w:num w:numId="18" w16cid:durableId="1711801761">
+  <w:num w:numId="18">
     <w:abstractNumId w:val="1"/>
     <w:lvlOverride w:ilvl="0">
       <w:startOverride w:val="1"/>
@@ -6281,10 +7808,10 @@
       <w:startOverride w:val="1"/>
     </w:lvlOverride>
   </w:num>
-  <w:num w:numId="19" w16cid:durableId="1495100167">
+  <w:num w:numId="19">
     <w:abstractNumId w:val="0"/>
   </w:num>
-  <w:num w:numId="20" w16cid:durableId="24213128">
+  <w:num w:numId="20">
     <w:abstractNumId w:val="1"/>
     <w:lvlOverride w:ilvl="0">
       <w:startOverride w:val="1"/>
@@ -6314,7 +7841,7 @@
       <w:startOverride w:val="1"/>
     </w:lvlOverride>
   </w:num>
-  <w:num w:numId="21" w16cid:durableId="1326939527">
+  <w:num w:numId="21">
     <w:abstractNumId w:val="1"/>
     <w:lvlOverride w:ilvl="0">
       <w:startOverride w:val="1"/>
@@ -6344,11 +7871,170 @@
       <w:startOverride w:val="1"/>
     </w:lvlOverride>
   </w:num>
+  <w:num w:numId="22">
+    <w:abstractNumId w:val="1"/>
+    <w:lvlOverride w:ilvl="0">
+      <w:startOverride w:val="1"/>
+      <w:lvl w:ilvl="0">
+        <w:start w:val="1"/>
+        <w:numFmt w:val="decimal"/>
+        <w:pStyle w:val="1"/>
+        <w:suff w:val="space"/>
+        <w:lvlText w:val="%1"/>
+        <w:lvlJc w:val="left"/>
+        <w:pPr>
+          <w:ind w:left="0" w:firstLine="0"/>
+        </w:pPr>
+        <w:rPr>
+          <w:rFonts w:ascii="Times New Roman" w:hAnsi="Times New Roman" w:hint="default"/>
+          <w:b/>
+          <w:sz w:val="28"/>
+        </w:rPr>
+      </w:lvl>
+    </w:lvlOverride>
+    <w:lvlOverride w:ilvl="1">
+      <w:startOverride w:val="1"/>
+      <w:lvl w:ilvl="1">
+        <w:start w:val="1"/>
+        <w:numFmt w:val="decimal"/>
+        <w:pStyle w:val="2"/>
+        <w:suff w:val="space"/>
+        <w:lvlText w:val="%1.%2"/>
+        <w:lvlJc w:val="left"/>
+        <w:pPr>
+          <w:ind w:left="0" w:firstLine="567"/>
+        </w:pPr>
+        <w:rPr>
+          <w:rFonts w:ascii="Times New Roman" w:hAnsi="Times New Roman" w:hint="default"/>
+          <w:sz w:val="28"/>
+        </w:rPr>
+      </w:lvl>
+    </w:lvlOverride>
+    <w:lvlOverride w:ilvl="2">
+      <w:startOverride w:val="1"/>
+      <w:lvl w:ilvl="2">
+        <w:start w:val="1"/>
+        <w:numFmt w:val="decimal"/>
+        <w:suff w:val="space"/>
+        <w:lvlText w:val="%1.%2.%3"/>
+        <w:lvlJc w:val="left"/>
+        <w:pPr>
+          <w:ind w:left="0" w:firstLine="567"/>
+        </w:pPr>
+        <w:rPr>
+          <w:rFonts w:ascii="Times New Roman" w:hAnsi="Times New Roman" w:hint="default"/>
+          <w:sz w:val="28"/>
+        </w:rPr>
+      </w:lvl>
+    </w:lvlOverride>
+    <w:lvlOverride w:ilvl="3">
+      <w:startOverride w:val="1"/>
+      <w:lvl w:ilvl="3">
+        <w:start w:val="1"/>
+        <w:numFmt w:val="decimal"/>
+        <w:suff w:val="space"/>
+        <w:lvlText w:val="%1.%2.%3.%4"/>
+        <w:lvlJc w:val="left"/>
+        <w:pPr>
+          <w:ind w:left="0" w:firstLine="567"/>
+        </w:pPr>
+        <w:rPr>
+          <w:rFonts w:ascii="Times New Roman" w:hAnsi="Times New Roman" w:hint="default"/>
+          <w:sz w:val="28"/>
+        </w:rPr>
+      </w:lvl>
+    </w:lvlOverride>
+    <w:lvlOverride w:ilvl="4">
+      <w:startOverride w:val="1"/>
+      <w:lvl w:ilvl="4">
+        <w:start w:val="1"/>
+        <w:numFmt w:val="decimal"/>
+        <w:suff w:val="space"/>
+        <w:lvlText w:val="%1.%2.%3.%4.%5"/>
+        <w:lvlJc w:val="left"/>
+        <w:pPr>
+          <w:ind w:left="0" w:firstLine="567"/>
+        </w:pPr>
+        <w:rPr>
+          <w:rFonts w:ascii="Times New Roman" w:hAnsi="Times New Roman" w:hint="default"/>
+          <w:sz w:val="28"/>
+        </w:rPr>
+      </w:lvl>
+    </w:lvlOverride>
+    <w:lvlOverride w:ilvl="5">
+      <w:startOverride w:val="1"/>
+      <w:lvl w:ilvl="5">
+        <w:start w:val="1"/>
+        <w:numFmt w:val="decimal"/>
+        <w:suff w:val="space"/>
+        <w:lvlText w:val="%1.%2.%3.%4.%5.%6"/>
+        <w:lvlJc w:val="left"/>
+        <w:pPr>
+          <w:ind w:left="0" w:firstLine="567"/>
+        </w:pPr>
+        <w:rPr>
+          <w:rFonts w:ascii="Times New Roman" w:hAnsi="Times New Roman" w:hint="default"/>
+          <w:sz w:val="28"/>
+        </w:rPr>
+      </w:lvl>
+    </w:lvlOverride>
+    <w:lvlOverride w:ilvl="6">
+      <w:startOverride w:val="1"/>
+      <w:lvl w:ilvl="6">
+        <w:start w:val="1"/>
+        <w:numFmt w:val="decimal"/>
+        <w:suff w:val="space"/>
+        <w:lvlText w:val="%1.%2.%3.%4.%5.%6.%7"/>
+        <w:lvlJc w:val="left"/>
+        <w:pPr>
+          <w:ind w:left="0" w:firstLine="567"/>
+        </w:pPr>
+        <w:rPr>
+          <w:rFonts w:ascii="Times New Roman" w:hAnsi="Times New Roman" w:hint="default"/>
+          <w:sz w:val="28"/>
+        </w:rPr>
+      </w:lvl>
+    </w:lvlOverride>
+    <w:lvlOverride w:ilvl="7">
+      <w:startOverride w:val="1"/>
+      <w:lvl w:ilvl="7">
+        <w:start w:val="1"/>
+        <w:numFmt w:val="decimal"/>
+        <w:suff w:val="space"/>
+        <w:lvlText w:val="%1.%2.%3.%4.%5.%6.%7.%8"/>
+        <w:lvlJc w:val="left"/>
+        <w:pPr>
+          <w:ind w:left="0" w:firstLine="567"/>
+        </w:pPr>
+        <w:rPr>
+          <w:rFonts w:ascii="Times New Roman" w:hAnsi="Times New Roman" w:hint="default"/>
+          <w:sz w:val="28"/>
+        </w:rPr>
+      </w:lvl>
+    </w:lvlOverride>
+    <w:lvlOverride w:ilvl="8">
+      <w:startOverride w:val="1"/>
+      <w:lvl w:ilvl="8">
+        <w:start w:val="1"/>
+        <w:numFmt w:val="decimal"/>
+        <w:suff w:val="space"/>
+        <w:lvlText w:val="%1.%2.%3.%4.%5.%6.%7.%8.%9"/>
+        <w:lvlJc w:val="left"/>
+        <w:pPr>
+          <w:ind w:left="0" w:firstLine="567"/>
+        </w:pPr>
+        <w:rPr>
+          <w:rFonts w:ascii="Times New Roman" w:hAnsi="Times New Roman" w:hint="default"/>
+          <w:sz w:val="28"/>
+        </w:rPr>
+      </w:lvl>
+    </w:lvlOverride>
+  </w:num>
 </w:numbering>
 </file>
 
 <file path=word/styles.xml><?xml version="1.0" encoding="utf-8"?>
-<w:styles xmlns:mc="http://schemas.openxmlformats.org/markup-compatibility/2006" xmlns:r="http://schemas.openxmlformats.org/officeDocument/2006/relationships" xmlns:w="http://schemas.openxmlformats.org/wordprocessingml/2006/main" xmlns:w14="http://schemas.microsoft.com/office/word/2010/wordml" xmlns:w15="http://schemas.microsoft.com/office/word/2012/wordml" xmlns:w16cex="http://schemas.microsoft.com/office/word/2018/wordml/cex" xmlns:w16cid="http://schemas.microsoft.com/office/word/2016/wordml/cid" xmlns:w16="http://schemas.microsoft.com/office/word/2018/wordml" xmlns:w16du="http://schemas.microsoft.com/office/word/2023/wordml/word16du" xmlns:w16sdtdh="http://schemas.microsoft.com/office/word/2020/wordml/sdtdatahash" xmlns:w16sdtfl="http://schemas.microsoft.com/office/word/2024/wordml/sdtformatlock" xmlns:w16se="http://schemas.microsoft.com/office/word/2015/wordml/symex" mc:Ignorable="w14 w15 w16se w16cid w16 w16cex w16sdtdh w16sdtfl w16du">
+<w:styles xmlns:mc="http://schemas.openxmlformats.org/markup-compatibility/2006" xmlns:r="http://schemas.openxmlformats.org/officeDocument/2006/relationships" xmlns:w="http://schemas.openxmlformats.org/wordprocessingml/2006/main" xmlns:w14="http://schemas.microsoft.com/office/word/2010/wordml" xmlns:w15="http://schemas.microsoft.com/office/word/2012/wordml" xmlns:w16se="http://schemas.microsoft.com/office/word/2015/wordml/symex" mc:Ignorable="w14 w15 w16se">
   <w:docDefaults>
     <w:rPrDefault>
       <w:rPr>
@@ -6365,7 +8051,7 @@
       </w:pPr>
     </w:pPrDefault>
   </w:docDefaults>
-  <w:latentStyles w:defLockedState="0" w:defUIPriority="99" w:defSemiHidden="0" w:defUnhideWhenUsed="0" w:defQFormat="0" w:count="376">
+  <w:latentStyles w:defLockedState="0" w:defUIPriority="99" w:defSemiHidden="0" w:defUnhideWhenUsed="0" w:defQFormat="0" w:count="371">
     <w:lsdException w:name="Normal" w:uiPriority="0" w:qFormat="1"/>
     <w:lsdException w:name="heading 1" w:uiPriority="9" w:qFormat="1"/>
     <w:lsdException w:name="heading 2" w:semiHidden="1" w:uiPriority="9" w:unhideWhenUsed="1" w:qFormat="1"/>
@@ -6737,11 +8423,6 @@
     <w:lsdException w:name="List Table 5 Dark Accent 6" w:uiPriority="50"/>
     <w:lsdException w:name="List Table 6 Colorful Accent 6" w:uiPriority="51"/>
     <w:lsdException w:name="List Table 7 Colorful Accent 6" w:uiPriority="52"/>
-    <w:lsdException w:name="Mention" w:semiHidden="1" w:unhideWhenUsed="1"/>
-    <w:lsdException w:name="Smart Hyperlink" w:semiHidden="1" w:unhideWhenUsed="1"/>
-    <w:lsdException w:name="Hashtag" w:semiHidden="1" w:unhideWhenUsed="1"/>
-    <w:lsdException w:name="Unresolved Mention" w:semiHidden="1" w:unhideWhenUsed="1"/>
-    <w:lsdException w:name="Smart Link" w:semiHidden="1" w:unhideWhenUsed="1"/>
   </w:latentStyles>
   <w:style w:type="paragraph" w:default="1" w:styleId="a0">
     <w:name w:val="Normal"/>
@@ -6955,6 +8636,7 @@
   <w:style w:type="character" w:default="1" w:styleId="a1">
     <w:name w:val="Default Paragraph Font"/>
     <w:uiPriority w:val="1"/>
+    <w:semiHidden/>
     <w:unhideWhenUsed/>
   </w:style>
   <w:style w:type="table" w:default="1" w:styleId="a2">

--- a/Отчети Луканин.docx
+++ b/Отчети Луканин.docx
@@ -1404,6 +1404,7 @@
         </w:rPr>
         <w:t xml:space="preserve">Установленный </w:t>
       </w:r>
+      <w:proofErr w:type="spellStart"/>
       <w:r>
         <w:rPr>
           <w:b w:val="0"/>
@@ -1412,6 +1413,7 @@
         </w:rPr>
         <w:t>jdk</w:t>
       </w:r>
+      <w:proofErr w:type="spellEnd"/>
     </w:p>
     <w:p>
       <w:pPr>
@@ -1585,7 +1587,7 @@
         </w:rPr>
         <w:lastRenderedPageBreak/>
         <w:drawing>
-          <wp:inline distT="0" distB="0" distL="0" distR="0" wp14:anchorId="575DF0E2" wp14:editId="52EB89DF">
+          <wp:inline distT="0" distB="0" distL="0" distR="0" wp14:anchorId="575DF0E2" wp14:editId="4E5E35EE">
             <wp:extent cx="2659380" cy="2929074"/>
             <wp:effectExtent l="0" t="0" r="7620" b="5080"/>
             <wp:docPr id="1146517677" name="Рисунок 4"/>
@@ -1845,7 +1847,7 @@
           <w:lang w:eastAsia="ru-RU"/>
         </w:rPr>
         <w:drawing>
-          <wp:inline distT="0" distB="0" distL="0" distR="0" wp14:anchorId="20137E88" wp14:editId="15ED7D45">
+          <wp:inline distT="0" distB="0" distL="0" distR="0" wp14:anchorId="20137E88" wp14:editId="4C50AF34">
             <wp:extent cx="3462655" cy="2827020"/>
             <wp:effectExtent l="0" t="0" r="4445" b="0"/>
             <wp:docPr id="1506046034" name="Рисунок 7"/>
@@ -2166,12 +2168,14 @@
       <w:r>
         <w:t xml:space="preserve">Какие языки программирования доступны в </w:t>
       </w:r>
+      <w:proofErr w:type="spellStart"/>
       <w:r>
         <w:rPr>
           <w:lang w:val="en-US"/>
         </w:rPr>
         <w:t>GigaIDE</w:t>
       </w:r>
+      <w:proofErr w:type="spellEnd"/>
       <w:r>
         <w:t>?</w:t>
       </w:r>
@@ -2226,7 +2230,15 @@
         </w:numPr>
       </w:pPr>
       <w:r>
-        <w:t>Какие языки программирования доступны в Android Studio?</w:t>
+        <w:t xml:space="preserve">Какие языки программирования доступны в </w:t>
+      </w:r>
+      <w:proofErr w:type="spellStart"/>
+      <w:r>
+        <w:t>Android</w:t>
+      </w:r>
+      <w:proofErr w:type="spellEnd"/>
+      <w:r>
+        <w:t xml:space="preserve"> Studio?</w:t>
       </w:r>
     </w:p>
     <w:p>
@@ -2264,7 +2276,15 @@
         </w:numPr>
       </w:pPr>
       <w:r>
-        <w:t>Какой язык программирования является основным для разработки приложений под ОС Android?</w:t>
+        <w:t xml:space="preserve">Какой язык программирования является основным для разработки приложений под ОС </w:t>
+      </w:r>
+      <w:proofErr w:type="spellStart"/>
+      <w:r>
+        <w:t>Android</w:t>
+      </w:r>
+      <w:proofErr w:type="spellEnd"/>
+      <w:r>
+        <w:t>?</w:t>
       </w:r>
     </w:p>
     <w:p>
@@ -2308,7 +2328,15 @@
         </w:numPr>
       </w:pPr>
       <w:r>
-        <w:t>Что дополнительно нужно установить для работы Android Studio?</w:t>
+        <w:t xml:space="preserve">Что дополнительно нужно установить для работы </w:t>
+      </w:r>
+      <w:proofErr w:type="spellStart"/>
+      <w:r>
+        <w:t>Android</w:t>
+      </w:r>
+      <w:proofErr w:type="spellEnd"/>
+      <w:r>
+        <w:t xml:space="preserve"> Studio?</w:t>
       </w:r>
     </w:p>
     <w:p>
@@ -2362,7 +2390,23 @@
         <w:ind w:left="567"/>
       </w:pPr>
       <w:r>
-        <w:t>Набор инструментов для программирования на джаве. В него входят компилятор, виртуалка, среда выполнения и стандартные библиотеки.</w:t>
+        <w:t xml:space="preserve">Набор инструментов для программирования на </w:t>
+      </w:r>
+      <w:proofErr w:type="spellStart"/>
+      <w:r>
+        <w:t>джаве</w:t>
+      </w:r>
+      <w:proofErr w:type="spellEnd"/>
+      <w:r>
+        <w:t xml:space="preserve">. В него входят компилятор, </w:t>
+      </w:r>
+      <w:proofErr w:type="spellStart"/>
+      <w:r>
+        <w:t>виртуалка</w:t>
+      </w:r>
+      <w:proofErr w:type="spellEnd"/>
+      <w:r>
+        <w:t>, среда выполнения и стандартные библиотеки.</w:t>
       </w:r>
     </w:p>
     <w:p>
@@ -2508,7 +2552,7 @@
             <v:path o:extrusionok="f" gradientshapeok="t" o:connecttype="rect"/>
             <o:lock v:ext="edit" aspectratio="t"/>
           </v:shapetype>
-          <v:shape id="_x0000_i1025" type="#_x0000_t75" style="width:466.35pt;height:252.55pt">
+          <v:shape id="_x0000_i1025" type="#_x0000_t75" style="width:466.8pt;height:252.6pt">
             <v:imagedata r:id="rId14" o:title="Проект"/>
           </v:shape>
         </w:pict>
@@ -2572,26 +2616,48 @@
         <w:pStyle w:val="2"/>
       </w:pPr>
       <w:r>
-        <w:t>Какие IDE позволяют создавать приложения для Android?</w:t>
-      </w:r>
-    </w:p>
-    <w:p>
-      <w:pPr>
-        <w:pStyle w:val="2"/>
-        <w:numPr>
-          <w:ilvl w:val="0"/>
-          <w:numId w:val="0"/>
-        </w:numPr>
-        <w:ind w:left="567"/>
-        <w:rPr>
-          <w:lang w:val="en-US"/>
-        </w:rPr>
-      </w:pPr>
-      <w:r>
-        <w:rPr>
-          <w:lang w:val="en-US"/>
-        </w:rPr>
-        <w:t xml:space="preserve">Android studio, Xcode, devEco studio, </w:t>
+        <w:t xml:space="preserve">Какие IDE позволяют создавать приложения для </w:t>
+      </w:r>
+      <w:proofErr w:type="spellStart"/>
+      <w:r>
+        <w:t>Android</w:t>
+      </w:r>
+      <w:proofErr w:type="spellEnd"/>
+      <w:r>
+        <w:t>?</w:t>
+      </w:r>
+    </w:p>
+    <w:p>
+      <w:pPr>
+        <w:pStyle w:val="2"/>
+        <w:numPr>
+          <w:ilvl w:val="0"/>
+          <w:numId w:val="0"/>
+        </w:numPr>
+        <w:ind w:left="567"/>
+        <w:rPr>
+          <w:lang w:val="en-US"/>
+        </w:rPr>
+      </w:pPr>
+      <w:r>
+        <w:rPr>
+          <w:lang w:val="en-US"/>
+        </w:rPr>
+        <w:t xml:space="preserve">Android studio, Xcode, </w:t>
+      </w:r>
+      <w:proofErr w:type="spellStart"/>
+      <w:r>
+        <w:rPr>
+          <w:lang w:val="en-US"/>
+        </w:rPr>
+        <w:t>devEco</w:t>
+      </w:r>
+      <w:proofErr w:type="spellEnd"/>
+      <w:r>
+        <w:rPr>
+          <w:lang w:val="en-US"/>
+        </w:rPr>
+        <w:t xml:space="preserve"> studio, </w:t>
       </w:r>
       <w:r>
         <w:t>аврора</w:t>
@@ -2602,11 +2668,33 @@
         </w:rPr>
         <w:t xml:space="preserve"> </w:t>
       </w:r>
-      <w:r>
-        <w:rPr>
-          <w:lang w:val="en-US"/>
-        </w:rPr>
-        <w:t xml:space="preserve">sdk, MAUI, Avalonia, Uno Plaform, Unity, Kotlin Multiplatform </w:t>
+      <w:proofErr w:type="spellStart"/>
+      <w:r>
+        <w:rPr>
+          <w:lang w:val="en-US"/>
+        </w:rPr>
+        <w:t>sdk</w:t>
+      </w:r>
+      <w:proofErr w:type="spellEnd"/>
+      <w:r>
+        <w:rPr>
+          <w:lang w:val="en-US"/>
+        </w:rPr>
+        <w:t xml:space="preserve">, MAUI, Avalonia, Uno </w:t>
+      </w:r>
+      <w:proofErr w:type="spellStart"/>
+      <w:r>
+        <w:rPr>
+          <w:lang w:val="en-US"/>
+        </w:rPr>
+        <w:t>Plaform</w:t>
+      </w:r>
+      <w:proofErr w:type="spellEnd"/>
+      <w:r>
+        <w:rPr>
+          <w:lang w:val="en-US"/>
+        </w:rPr>
+        <w:t xml:space="preserve">, Unity, Kotlin Multiplatform </w:t>
       </w:r>
     </w:p>
     <w:p>
@@ -2626,7 +2714,15 @@
         <w:pStyle w:val="2"/>
       </w:pPr>
       <w:r>
-        <w:t>Какие языки программирования доступны в Intellij IDEA?</w:t>
+        <w:t xml:space="preserve">Какие языки программирования доступны в </w:t>
+      </w:r>
+      <w:proofErr w:type="spellStart"/>
+      <w:r>
+        <w:t>Intellij</w:t>
+      </w:r>
+      <w:proofErr w:type="spellEnd"/>
+      <w:r>
+        <w:t xml:space="preserve"> IDEA?</w:t>
       </w:r>
     </w:p>
     <w:p>
@@ -2739,7 +2835,15 @@
         <w:pStyle w:val="2"/>
       </w:pPr>
       <w:r>
-        <w:t>Какие языки программирования доступны в Android Studio?</w:t>
+        <w:t xml:space="preserve">Какие языки программирования доступны в </w:t>
+      </w:r>
+      <w:proofErr w:type="spellStart"/>
+      <w:r>
+        <w:t>Android</w:t>
+      </w:r>
+      <w:proofErr w:type="spellEnd"/>
+      <w:r>
+        <w:t xml:space="preserve"> Studio?</w:t>
       </w:r>
     </w:p>
     <w:p>
@@ -2788,7 +2892,15 @@
         <w:pStyle w:val="2"/>
       </w:pPr>
       <w:r>
-        <w:t>На каких языках программирования можно разрабатывать нативные приложения для Android?</w:t>
+        <w:t xml:space="preserve">На каких языках программирования можно разрабатывать нативные приложения для </w:t>
+      </w:r>
+      <w:proofErr w:type="spellStart"/>
+      <w:r>
+        <w:t>Android</w:t>
+      </w:r>
+      <w:proofErr w:type="spellEnd"/>
+      <w:r>
+        <w:t>?</w:t>
       </w:r>
     </w:p>
     <w:p>
@@ -2908,15 +3020,31 @@
         <w:pStyle w:val="2"/>
       </w:pPr>
       <w:r>
-        <w:t>Изучить процесс разработки линейных алгоритмов в приложениях на языке Kotlin.</w:t>
-      </w:r>
-    </w:p>
-    <w:p>
-      <w:pPr>
-        <w:pStyle w:val="2"/>
-      </w:pPr>
-      <w:r>
-        <w:t>Изучить процесс ввода и вывода данных в приложениях на языке Kotlin.</w:t>
+        <w:t xml:space="preserve">Изучить процесс разработки линейных алгоритмов в приложениях на языке </w:t>
+      </w:r>
+      <w:proofErr w:type="spellStart"/>
+      <w:r>
+        <w:t>Kotlin</w:t>
+      </w:r>
+      <w:proofErr w:type="spellEnd"/>
+      <w:r>
+        <w:t>.</w:t>
+      </w:r>
+    </w:p>
+    <w:p>
+      <w:pPr>
+        <w:pStyle w:val="2"/>
+      </w:pPr>
+      <w:r>
+        <w:t xml:space="preserve">Изучить процесс ввода и вывода данных в приложениях на языке </w:t>
+      </w:r>
+      <w:proofErr w:type="spellStart"/>
+      <w:r>
+        <w:t>Kotlin</w:t>
+      </w:r>
+      <w:proofErr w:type="spellEnd"/>
+      <w:r>
+        <w:t>.</w:t>
       </w:r>
     </w:p>
     <w:p>
@@ -2932,7 +3060,15 @@
         <w:pStyle w:val="2"/>
       </w:pPr>
       <w:r>
-        <w:t>Как объявить переменные на Kotlin?</w:t>
+        <w:t xml:space="preserve">Как объявить переменные на </w:t>
+      </w:r>
+      <w:proofErr w:type="spellStart"/>
+      <w:r>
+        <w:t>Kotlin</w:t>
+      </w:r>
+      <w:proofErr w:type="spellEnd"/>
+      <w:r>
+        <w:t>?</w:t>
       </w:r>
     </w:p>
     <w:p>
@@ -2948,11 +3084,19 @@
           <w:lang w:val="en-US"/>
         </w:rPr>
       </w:pPr>
-      <w:r>
-        <w:rPr>
-          <w:lang w:val="en-US"/>
-        </w:rPr>
-        <w:t>val name: String = "Kotlin"</w:t>
+      <w:proofErr w:type="spellStart"/>
+      <w:r>
+        <w:rPr>
+          <w:lang w:val="en-US"/>
+        </w:rPr>
+        <w:t>val</w:t>
+      </w:r>
+      <w:proofErr w:type="spellEnd"/>
+      <w:r>
+        <w:rPr>
+          <w:lang w:val="en-US"/>
+        </w:rPr>
+        <w:t xml:space="preserve"> name: String = "Kotlin"</w:t>
       </w:r>
     </w:p>
     <w:p>
@@ -2993,38 +3137,75 @@
         <w:pStyle w:val="2"/>
       </w:pPr>
       <w:r>
-        <w:t>Как выполнить ввод данных на Kotlin?</w:t>
-      </w:r>
-    </w:p>
-    <w:p>
-      <w:pPr>
-        <w:pStyle w:val="2"/>
-        <w:numPr>
-          <w:ilvl w:val="0"/>
-          <w:numId w:val="0"/>
-        </w:numPr>
-        <w:ind w:left="567"/>
-      </w:pPr>
-      <w:r>
-        <w:t>val input = readln()</w:t>
-      </w:r>
-    </w:p>
-    <w:p>
-      <w:pPr>
-        <w:pStyle w:val="2"/>
-        <w:numPr>
-          <w:ilvl w:val="0"/>
-          <w:numId w:val="0"/>
-        </w:numPr>
-        <w:ind w:left="567"/>
-      </w:pPr>
-    </w:p>
-    <w:p>
-      <w:pPr>
-        <w:pStyle w:val="2"/>
-      </w:pPr>
-      <w:r>
-        <w:t>Как выполнить вывод данных на Kotlin?</w:t>
+        <w:t xml:space="preserve">Как выполнить ввод данных на </w:t>
+      </w:r>
+      <w:proofErr w:type="spellStart"/>
+      <w:r>
+        <w:t>Kotlin</w:t>
+      </w:r>
+      <w:proofErr w:type="spellEnd"/>
+      <w:r>
+        <w:t>?</w:t>
+      </w:r>
+    </w:p>
+    <w:p>
+      <w:pPr>
+        <w:pStyle w:val="2"/>
+        <w:numPr>
+          <w:ilvl w:val="0"/>
+          <w:numId w:val="0"/>
+        </w:numPr>
+        <w:ind w:left="567"/>
+      </w:pPr>
+      <w:proofErr w:type="spellStart"/>
+      <w:r>
+        <w:t>val</w:t>
+      </w:r>
+      <w:proofErr w:type="spellEnd"/>
+      <w:r>
+        <w:t xml:space="preserve"> </w:t>
+      </w:r>
+      <w:proofErr w:type="spellStart"/>
+      <w:r>
+        <w:t>input</w:t>
+      </w:r>
+      <w:proofErr w:type="spellEnd"/>
+      <w:r>
+        <w:t xml:space="preserve"> = </w:t>
+      </w:r>
+      <w:proofErr w:type="spellStart"/>
+      <w:r>
+        <w:t>readln</w:t>
+      </w:r>
+      <w:proofErr w:type="spellEnd"/>
+      <w:r>
+        <w:t>()</w:t>
+      </w:r>
+    </w:p>
+    <w:p>
+      <w:pPr>
+        <w:pStyle w:val="2"/>
+        <w:numPr>
+          <w:ilvl w:val="0"/>
+          <w:numId w:val="0"/>
+        </w:numPr>
+        <w:ind w:left="567"/>
+      </w:pPr>
+    </w:p>
+    <w:p>
+      <w:pPr>
+        <w:pStyle w:val="2"/>
+      </w:pPr>
+      <w:r>
+        <w:t xml:space="preserve">Как выполнить вывод данных на </w:t>
+      </w:r>
+      <w:proofErr w:type="spellStart"/>
+      <w:r>
+        <w:t>Kotlin</w:t>
+      </w:r>
+      <w:proofErr w:type="spellEnd"/>
+      <w:r>
+        <w:t>?</w:t>
       </w:r>
     </w:p>
     <w:p>
@@ -3036,33 +3217,31 @@
         </w:numPr>
         <w:ind w:firstLine="567"/>
       </w:pPr>
-      <w:r>
-        <w:t xml:space="preserve">print() </w:t>
-      </w:r>
-      <w:r>
-        <w:t>-</w:t>
-      </w:r>
-      <w:r>
-        <w:t xml:space="preserve"> вывод в одну строку.</w:t>
-      </w:r>
-    </w:p>
-    <w:p>
-      <w:pPr>
-        <w:pStyle w:val="2"/>
-        <w:numPr>
-          <w:ilvl w:val="0"/>
-          <w:numId w:val="0"/>
-        </w:numPr>
-        <w:ind w:left="567"/>
-      </w:pPr>
-      <w:r>
-        <w:t xml:space="preserve">println() </w:t>
-      </w:r>
-      <w:r>
-        <w:t>-</w:t>
-      </w:r>
-      <w:r>
-        <w:t xml:space="preserve"> вывод с переходом на новую строку.</w:t>
+      <w:proofErr w:type="spellStart"/>
+      <w:r>
+        <w:t>print</w:t>
+      </w:r>
+      <w:proofErr w:type="spellEnd"/>
+      <w:r>
+        <w:t>() - вывод в одну строку.</w:t>
+      </w:r>
+    </w:p>
+    <w:p>
+      <w:pPr>
+        <w:pStyle w:val="2"/>
+        <w:numPr>
+          <w:ilvl w:val="0"/>
+          <w:numId w:val="0"/>
+        </w:numPr>
+        <w:ind w:left="567"/>
+      </w:pPr>
+      <w:proofErr w:type="spellStart"/>
+      <w:r>
+        <w:t>println</w:t>
+      </w:r>
+      <w:proofErr w:type="spellEnd"/>
+      <w:r>
+        <w:t>() - вывод с переходом на новую строку.</w:t>
       </w:r>
     </w:p>
     <w:p>
@@ -3095,11 +3274,19 @@
           <w:lang w:val="en-US"/>
         </w:rPr>
       </w:pPr>
-      <w:r>
-        <w:rPr>
-          <w:lang w:val="en-US"/>
-        </w:rPr>
-        <w:t xml:space="preserve">val number = </w:t>
+      <w:proofErr w:type="spellStart"/>
+      <w:r>
+        <w:rPr>
+          <w:lang w:val="en-US"/>
+        </w:rPr>
+        <w:t>val</w:t>
+      </w:r>
+      <w:proofErr w:type="spellEnd"/>
+      <w:r>
+        <w:rPr>
+          <w:lang w:val="en-US"/>
+        </w:rPr>
+        <w:t xml:space="preserve"> number = </w:t>
       </w:r>
       <w:r>
         <w:t>строка</w:t>
@@ -3108,58 +3295,78 @@
         <w:rPr>
           <w:lang w:val="en-US"/>
         </w:rPr>
-        <w:t>.toInt()</w:t>
-      </w:r>
-      <w:r>
-        <w:rPr>
-          <w:lang w:val="en-US"/>
-        </w:rPr>
-        <w:t>/(</w:t>
-      </w:r>
-      <w:r>
-        <w:rPr>
-          <w:lang w:val="en-US"/>
-        </w:rPr>
-        <w:t>.toDouble()</w:t>
-      </w:r>
-      <w:r>
-        <w:rPr>
-          <w:lang w:val="en-US"/>
-        </w:rPr>
-        <w:t>/</w:t>
-      </w:r>
-      <w:r>
-        <w:rPr>
-          <w:lang w:val="en-US"/>
-        </w:rPr>
-        <w:t>.toLong()</w:t>
-      </w:r>
-      <w:r>
-        <w:rPr>
-          <w:lang w:val="en-US"/>
-        </w:rPr>
-        <w:t>)</w:t>
-      </w:r>
-    </w:p>
-    <w:p>
-      <w:pPr>
-        <w:pStyle w:val="2"/>
-        <w:numPr>
-          <w:ilvl w:val="0"/>
-          <w:numId w:val="0"/>
-        </w:numPr>
-        <w:ind w:left="567"/>
-        <w:rPr>
-          <w:lang w:val="en-US"/>
-        </w:rPr>
-      </w:pPr>
-    </w:p>
-    <w:p>
-      <w:pPr>
-        <w:pStyle w:val="2"/>
-      </w:pPr>
-      <w:r>
-        <w:t>Как округлить данные на Kotlin?</w:t>
+        <w:t>.</w:t>
+      </w:r>
+      <w:proofErr w:type="spellStart"/>
+      <w:r>
+        <w:rPr>
+          <w:lang w:val="en-US"/>
+        </w:rPr>
+        <w:t>toInt</w:t>
+      </w:r>
+      <w:proofErr w:type="spellEnd"/>
+      <w:r>
+        <w:rPr>
+          <w:lang w:val="en-US"/>
+        </w:rPr>
+        <w:t>()/(.</w:t>
+      </w:r>
+      <w:proofErr w:type="spellStart"/>
+      <w:r>
+        <w:rPr>
+          <w:lang w:val="en-US"/>
+        </w:rPr>
+        <w:t>toDouble</w:t>
+      </w:r>
+      <w:proofErr w:type="spellEnd"/>
+      <w:r>
+        <w:rPr>
+          <w:lang w:val="en-US"/>
+        </w:rPr>
+        <w:t>()/.</w:t>
+      </w:r>
+      <w:proofErr w:type="spellStart"/>
+      <w:r>
+        <w:rPr>
+          <w:lang w:val="en-US"/>
+        </w:rPr>
+        <w:t>toLong</w:t>
+      </w:r>
+      <w:proofErr w:type="spellEnd"/>
+      <w:r>
+        <w:rPr>
+          <w:lang w:val="en-US"/>
+        </w:rPr>
+        <w:t>())</w:t>
+      </w:r>
+    </w:p>
+    <w:p>
+      <w:pPr>
+        <w:pStyle w:val="2"/>
+        <w:numPr>
+          <w:ilvl w:val="0"/>
+          <w:numId w:val="0"/>
+        </w:numPr>
+        <w:ind w:left="567"/>
+        <w:rPr>
+          <w:lang w:val="en-US"/>
+        </w:rPr>
+      </w:pPr>
+    </w:p>
+    <w:p>
+      <w:pPr>
+        <w:pStyle w:val="2"/>
+      </w:pPr>
+      <w:r>
+        <w:t xml:space="preserve">Как округлить данные на </w:t>
+      </w:r>
+      <w:proofErr w:type="spellStart"/>
+      <w:r>
+        <w:t>Kotlin</w:t>
+      </w:r>
+      <w:proofErr w:type="spellEnd"/>
+      <w:r>
+        <w:t>?</w:t>
       </w:r>
     </w:p>
     <w:p>
@@ -3172,7 +3379,15 @@
         <w:ind w:firstLine="567"/>
       </w:pPr>
       <w:r>
-        <w:t>С помощью функций из пакета kotlin.math:</w:t>
+        <w:t>С помощью функций из пакета </w:t>
+      </w:r>
+      <w:proofErr w:type="spellStart"/>
+      <w:r>
+        <w:t>kotlin.math</w:t>
+      </w:r>
+      <w:proofErr w:type="spellEnd"/>
+      <w:r>
+        <w:t>:</w:t>
       </w:r>
     </w:p>
     <w:p>
@@ -3184,8 +3399,13 @@
         </w:numPr>
         <w:ind w:left="720"/>
       </w:pPr>
-      <w:r>
-        <w:t>roundToInt()</w:t>
+      <w:proofErr w:type="spellStart"/>
+      <w:r>
+        <w:t>roundToInt</w:t>
+      </w:r>
+      <w:proofErr w:type="spellEnd"/>
+      <w:r>
+        <w:t>()</w:t>
       </w:r>
       <w:r>
         <w:t xml:space="preserve"> -</w:t>
@@ -3203,8 +3423,13 @@
         </w:numPr>
         <w:ind w:left="720"/>
       </w:pPr>
-      <w:r>
-        <w:t>ceil()</w:t>
+      <w:proofErr w:type="spellStart"/>
+      <w:r>
+        <w:t>ceil</w:t>
+      </w:r>
+      <w:proofErr w:type="spellEnd"/>
+      <w:r>
+        <w:t>()</w:t>
       </w:r>
       <w:r>
         <w:t xml:space="preserve"> -</w:t>
@@ -3222,8 +3447,13 @@
         </w:numPr>
         <w:ind w:left="720"/>
       </w:pPr>
-      <w:r>
-        <w:t>floor()</w:t>
+      <w:proofErr w:type="spellStart"/>
+      <w:r>
+        <w:t>floor</w:t>
+      </w:r>
+      <w:proofErr w:type="spellEnd"/>
+      <w:r>
+        <w:t>()</w:t>
       </w:r>
       <w:r>
         <w:t xml:space="preserve"> - </w:t>
@@ -3247,67 +3477,122 @@
         <w:pStyle w:val="2"/>
       </w:pPr>
       <w:r>
-        <w:t>Как сгенерировать случайное число на Kotlin?</w:t>
-      </w:r>
-    </w:p>
-    <w:p>
-      <w:pPr>
-        <w:pStyle w:val="2"/>
-        <w:numPr>
-          <w:ilvl w:val="0"/>
-          <w:numId w:val="0"/>
-        </w:numPr>
-        <w:ind w:left="567"/>
-      </w:pPr>
-      <w:r>
-        <w:t>val randomNum = (1..100).random()</w:t>
-      </w:r>
-    </w:p>
-    <w:p>
-      <w:pPr>
-        <w:pStyle w:val="2"/>
-        <w:numPr>
-          <w:ilvl w:val="0"/>
-          <w:numId w:val="0"/>
-        </w:numPr>
-        <w:ind w:left="567"/>
-      </w:pPr>
-    </w:p>
-    <w:p>
-      <w:pPr>
-        <w:pStyle w:val="2"/>
-      </w:pPr>
-      <w:r>
-        <w:t>В чем отличие между ключевыми словами var и val в Kotlin?</w:t>
-      </w:r>
-    </w:p>
-    <w:p>
-      <w:pPr>
-        <w:pStyle w:val="2"/>
-        <w:numPr>
-          <w:ilvl w:val="0"/>
-          <w:numId w:val="0"/>
-        </w:numPr>
-        <w:ind w:left="567"/>
-      </w:pPr>
-      <w:r>
-        <w:rPr>
-          <w:lang w:val="en-US"/>
-        </w:rPr>
+        <w:t xml:space="preserve">Как сгенерировать случайное число на </w:t>
+      </w:r>
+      <w:proofErr w:type="spellStart"/>
+      <w:r>
+        <w:t>Kotlin</w:t>
+      </w:r>
+      <w:proofErr w:type="spellEnd"/>
+      <w:r>
+        <w:t>?</w:t>
+      </w:r>
+    </w:p>
+    <w:p>
+      <w:pPr>
+        <w:pStyle w:val="2"/>
+        <w:numPr>
+          <w:ilvl w:val="0"/>
+          <w:numId w:val="0"/>
+        </w:numPr>
+        <w:ind w:left="567"/>
+      </w:pPr>
+      <w:proofErr w:type="spellStart"/>
+      <w:r>
+        <w:t>val</w:t>
+      </w:r>
+      <w:proofErr w:type="spellEnd"/>
+      <w:r>
+        <w:t xml:space="preserve"> </w:t>
+      </w:r>
+      <w:proofErr w:type="spellStart"/>
+      <w:r>
+        <w:t>randomNum</w:t>
+      </w:r>
+      <w:proofErr w:type="spellEnd"/>
+      <w:r>
+        <w:t xml:space="preserve"> = (1..100).</w:t>
+      </w:r>
+      <w:proofErr w:type="spellStart"/>
+      <w:r>
+        <w:t>random</w:t>
+      </w:r>
+      <w:proofErr w:type="spellEnd"/>
+      <w:r>
+        <w:t>()</w:t>
+      </w:r>
+    </w:p>
+    <w:p>
+      <w:pPr>
+        <w:pStyle w:val="2"/>
+        <w:numPr>
+          <w:ilvl w:val="0"/>
+          <w:numId w:val="0"/>
+        </w:numPr>
+        <w:ind w:left="567"/>
+      </w:pPr>
+    </w:p>
+    <w:p>
+      <w:pPr>
+        <w:pStyle w:val="2"/>
+      </w:pPr>
+      <w:r>
+        <w:t xml:space="preserve">В чем отличие между ключевыми словами </w:t>
+      </w:r>
+      <w:proofErr w:type="spellStart"/>
+      <w:r>
         <w:t>var</w:t>
       </w:r>
+      <w:proofErr w:type="spellEnd"/>
+      <w:r>
+        <w:t xml:space="preserve"> и </w:t>
+      </w:r>
+      <w:proofErr w:type="spellStart"/>
+      <w:r>
+        <w:t>val</w:t>
+      </w:r>
+      <w:proofErr w:type="spellEnd"/>
+      <w:r>
+        <w:t xml:space="preserve"> в </w:t>
+      </w:r>
+      <w:proofErr w:type="spellStart"/>
+      <w:r>
+        <w:t>Kotlin</w:t>
+      </w:r>
+      <w:proofErr w:type="spellEnd"/>
+      <w:r>
+        <w:t>?</w:t>
+      </w:r>
+    </w:p>
+    <w:p>
+      <w:pPr>
+        <w:pStyle w:val="2"/>
+        <w:numPr>
+          <w:ilvl w:val="0"/>
+          <w:numId w:val="0"/>
+        </w:numPr>
+        <w:ind w:left="567"/>
+      </w:pPr>
+      <w:r>
+        <w:rPr>
+          <w:lang w:val="en-US"/>
+        </w:rPr>
+        <w:t>var</w:t>
+      </w:r>
       <w:r>
         <w:t xml:space="preserve"> – </w:t>
       </w:r>
       <w:r>
         <w:t xml:space="preserve">не изменяемая переменная, </w:t>
       </w:r>
+      <w:proofErr w:type="spellStart"/>
       <w:r>
         <w:rPr>
           <w:lang w:val="en-US"/>
         </w:rPr>
         <w:t>val</w:t>
       </w:r>
+      <w:proofErr w:type="spellEnd"/>
       <w:r>
         <w:t xml:space="preserve"> - </w:t>
       </w:r>
@@ -3406,7 +3691,15 @@
         </w:numPr>
       </w:pPr>
       <w:r>
-        <w:t>Изучить процесс разработки разветвляющихся алгоритмов в приложениях на Kotlin.</w:t>
+        <w:t xml:space="preserve">Изучить процесс разработки разветвляющихся алгоритмов в приложениях на </w:t>
+      </w:r>
+      <w:proofErr w:type="spellStart"/>
+      <w:r>
+        <w:t>Kotlin</w:t>
+      </w:r>
+      <w:proofErr w:type="spellEnd"/>
+      <w:r>
+        <w:t>.</w:t>
       </w:r>
     </w:p>
     <w:p>
@@ -3422,7 +3715,15 @@
         <w:pStyle w:val="2"/>
       </w:pPr>
       <w:r>
-        <w:t xml:space="preserve">Каков синтаксис условного оператора на Kotlin? </w:t>
+        <w:t xml:space="preserve">Каков синтаксис условного оператора на </w:t>
+      </w:r>
+      <w:proofErr w:type="spellStart"/>
+      <w:r>
+        <w:t>Kotlin</w:t>
+      </w:r>
+      <w:proofErr w:type="spellEnd"/>
+      <w:r>
+        <w:t xml:space="preserve">? </w:t>
       </w:r>
     </w:p>
     <w:p>
@@ -3434,8 +3735,13 @@
         </w:numPr>
         <w:ind w:left="1134"/>
       </w:pPr>
-      <w:r>
-        <w:t>if (условие) {</w:t>
+      <w:proofErr w:type="spellStart"/>
+      <w:r>
+        <w:t>if</w:t>
+      </w:r>
+      <w:proofErr w:type="spellEnd"/>
+      <w:r>
+        <w:t xml:space="preserve"> (условие) {</w:t>
       </w:r>
     </w:p>
     <w:p>
@@ -3461,7 +3767,31 @@
         <w:ind w:left="1134"/>
       </w:pPr>
       <w:r>
-        <w:t>} else if (другое_условие) {</w:t>
+        <w:t xml:space="preserve">} </w:t>
+      </w:r>
+      <w:proofErr w:type="spellStart"/>
+      <w:r>
+        <w:t>else</w:t>
+      </w:r>
+      <w:proofErr w:type="spellEnd"/>
+      <w:r>
+        <w:t xml:space="preserve"> </w:t>
+      </w:r>
+      <w:proofErr w:type="spellStart"/>
+      <w:r>
+        <w:t>if</w:t>
+      </w:r>
+      <w:proofErr w:type="spellEnd"/>
+      <w:r>
+        <w:t xml:space="preserve"> (</w:t>
+      </w:r>
+      <w:proofErr w:type="spellStart"/>
+      <w:r>
+        <w:t>другое_условие</w:t>
+      </w:r>
+      <w:proofErr w:type="spellEnd"/>
+      <w:r>
+        <w:t>) {</w:t>
       </w:r>
     </w:p>
     <w:p>
@@ -3487,7 +3817,15 @@
         <w:ind w:left="1134"/>
       </w:pPr>
       <w:r>
-        <w:t>} else {</w:t>
+        <w:t xml:space="preserve">} </w:t>
+      </w:r>
+      <w:proofErr w:type="spellStart"/>
+      <w:r>
+        <w:t>else</w:t>
+      </w:r>
+      <w:proofErr w:type="spellEnd"/>
+      <w:r>
+        <w:t xml:space="preserve"> {</w:t>
       </w:r>
     </w:p>
     <w:p>
@@ -3531,7 +3869,15 @@
         <w:pStyle w:val="2"/>
       </w:pPr>
       <w:r>
-        <w:t xml:space="preserve">Каков синтаксис оператора множественного выбора на Kotlin? </w:t>
+        <w:t xml:space="preserve">Каков синтаксис оператора множественного выбора на </w:t>
+      </w:r>
+      <w:proofErr w:type="spellStart"/>
+      <w:r>
+        <w:t>Kotlin</w:t>
+      </w:r>
+      <w:proofErr w:type="spellEnd"/>
+      <w:r>
+        <w:t xml:space="preserve">? </w:t>
       </w:r>
     </w:p>
     <w:p>
@@ -3543,8 +3889,13 @@
         </w:numPr>
         <w:ind w:left="1134"/>
       </w:pPr>
-      <w:r>
-        <w:t>when (переменная) {</w:t>
+      <w:proofErr w:type="spellStart"/>
+      <w:r>
+        <w:t>when</w:t>
+      </w:r>
+      <w:proofErr w:type="spellEnd"/>
+      <w:r>
+        <w:t xml:space="preserve"> (переменная) {</w:t>
       </w:r>
     </w:p>
     <w:p>
@@ -3583,7 +3934,15 @@
         <w:ind w:left="1134"/>
       </w:pPr>
       <w:r>
-        <w:t xml:space="preserve">    in 10..20 -&gt; // действие для диапазона</w:t>
+        <w:t xml:space="preserve">    </w:t>
+      </w:r>
+      <w:proofErr w:type="spellStart"/>
+      <w:r>
+        <w:t>in</w:t>
+      </w:r>
+      <w:proofErr w:type="spellEnd"/>
+      <w:r>
+        <w:t xml:space="preserve"> 10..20 -&gt; // действие для диапазона</w:t>
       </w:r>
     </w:p>
     <w:p>
@@ -3596,7 +3955,23 @@
         <w:ind w:left="1134"/>
       </w:pPr>
       <w:r>
-        <w:t xml:space="preserve">    is String -&gt; // проверка типа</w:t>
+        <w:t xml:space="preserve">    </w:t>
+      </w:r>
+      <w:proofErr w:type="spellStart"/>
+      <w:r>
+        <w:t>is</w:t>
+      </w:r>
+      <w:proofErr w:type="spellEnd"/>
+      <w:r>
+        <w:t xml:space="preserve"> </w:t>
+      </w:r>
+      <w:proofErr w:type="spellStart"/>
+      <w:r>
+        <w:t>String</w:t>
+      </w:r>
+      <w:proofErr w:type="spellEnd"/>
+      <w:r>
+        <w:t xml:space="preserve"> -&gt; // проверка типа</w:t>
       </w:r>
     </w:p>
     <w:p>
@@ -3609,7 +3984,23 @@
         <w:ind w:left="1134"/>
       </w:pPr>
       <w:r>
-        <w:t xml:space="preserve">    else -&gt; // действие по умолчанию (аналог default)</w:t>
+        <w:t xml:space="preserve">    </w:t>
+      </w:r>
+      <w:proofErr w:type="spellStart"/>
+      <w:r>
+        <w:t>else</w:t>
+      </w:r>
+      <w:proofErr w:type="spellEnd"/>
+      <w:r>
+        <w:t xml:space="preserve"> -&gt; // действие по умолчанию (аналог </w:t>
+      </w:r>
+      <w:proofErr w:type="spellStart"/>
+      <w:r>
+        <w:t>default</w:t>
+      </w:r>
+      <w:proofErr w:type="spellEnd"/>
+      <w:r>
+        <w:t>)</w:t>
       </w:r>
     </w:p>
     <w:p>
@@ -3640,7 +4031,15 @@
         <w:pStyle w:val="2"/>
       </w:pPr>
       <w:r>
-        <w:t>Каков синтаксис тернарного оператора на Kotlin?</w:t>
+        <w:t xml:space="preserve">Каков синтаксис тернарного оператора на </w:t>
+      </w:r>
+      <w:proofErr w:type="spellStart"/>
+      <w:r>
+        <w:t>Kotlin</w:t>
+      </w:r>
+      <w:proofErr w:type="spellEnd"/>
+      <w:r>
+        <w:t>?</w:t>
       </w:r>
     </w:p>
     <w:p>
@@ -3655,11 +4054,19 @@
           <w:lang w:val="en-US"/>
         </w:rPr>
       </w:pPr>
-      <w:r>
-        <w:rPr>
-          <w:lang w:val="en-US"/>
-        </w:rPr>
-        <w:t>val result = if (a &gt; b) a else b</w:t>
+      <w:proofErr w:type="spellStart"/>
+      <w:r>
+        <w:rPr>
+          <w:lang w:val="en-US"/>
+        </w:rPr>
+        <w:t>val</w:t>
+      </w:r>
+      <w:proofErr w:type="spellEnd"/>
+      <w:r>
+        <w:rPr>
+          <w:lang w:val="en-US"/>
+        </w:rPr>
+        <w:t xml:space="preserve"> result = if (a &gt; b) a else b</w:t>
       </w:r>
     </w:p>
     <w:p>
@@ -3775,7 +4182,15 @@
         </w:numPr>
       </w:pPr>
       <w:r>
-        <w:t>Изучить процесс разработки циклических алгоритмов в приложениях на Kotlin.</w:t>
+        <w:t xml:space="preserve">Изучить процесс разработки циклических алгоритмов в приложениях на </w:t>
+      </w:r>
+      <w:proofErr w:type="spellStart"/>
+      <w:r>
+        <w:t>Kotlin</w:t>
+      </w:r>
+      <w:proofErr w:type="spellEnd"/>
+      <w:r>
+        <w:t>.</w:t>
       </w:r>
     </w:p>
     <w:p>
@@ -3791,7 +4206,23 @@
         <w:pStyle w:val="2"/>
       </w:pPr>
       <w:r>
-        <w:t xml:space="preserve">Каков синтаксис оператор for на Kotlin? </w:t>
+        <w:t xml:space="preserve">Каков синтаксис оператор </w:t>
+      </w:r>
+      <w:proofErr w:type="spellStart"/>
+      <w:r>
+        <w:t>for</w:t>
+      </w:r>
+      <w:proofErr w:type="spellEnd"/>
+      <w:r>
+        <w:t xml:space="preserve"> на </w:t>
+      </w:r>
+      <w:proofErr w:type="spellStart"/>
+      <w:r>
+        <w:t>Kotlin</w:t>
+      </w:r>
+      <w:proofErr w:type="spellEnd"/>
+      <w:r>
+        <w:t xml:space="preserve">? </w:t>
       </w:r>
     </w:p>
     <w:p>
@@ -3803,8 +4234,21 @@
         </w:numPr>
         <w:ind w:left="1134"/>
       </w:pPr>
-      <w:r>
-        <w:t>for (элемент in коллекция) {</w:t>
+      <w:proofErr w:type="spellStart"/>
+      <w:r>
+        <w:t>for</w:t>
+      </w:r>
+      <w:proofErr w:type="spellEnd"/>
+      <w:r>
+        <w:t xml:space="preserve"> (элемент </w:t>
+      </w:r>
+      <w:proofErr w:type="spellStart"/>
+      <w:r>
+        <w:t>in</w:t>
+      </w:r>
+      <w:proofErr w:type="spellEnd"/>
+      <w:r>
+        <w:t xml:space="preserve"> коллекция) {</w:t>
       </w:r>
     </w:p>
     <w:p>
@@ -3848,7 +4292,23 @@
         <w:pStyle w:val="2"/>
       </w:pPr>
       <w:r>
-        <w:t xml:space="preserve">Каков синтаксис оператора while на Kotlin? </w:t>
+        <w:t xml:space="preserve">Каков синтаксис оператора </w:t>
+      </w:r>
+      <w:proofErr w:type="spellStart"/>
+      <w:r>
+        <w:t>while</w:t>
+      </w:r>
+      <w:proofErr w:type="spellEnd"/>
+      <w:r>
+        <w:t xml:space="preserve"> на </w:t>
+      </w:r>
+      <w:proofErr w:type="spellStart"/>
+      <w:r>
+        <w:t>Kotlin</w:t>
+      </w:r>
+      <w:proofErr w:type="spellEnd"/>
+      <w:r>
+        <w:t xml:space="preserve">? </w:t>
       </w:r>
     </w:p>
     <w:p>
@@ -3860,8 +4320,13 @@
         </w:numPr>
         <w:ind w:left="1134"/>
       </w:pPr>
-      <w:r>
-        <w:t>while (условие) {</w:t>
+      <w:proofErr w:type="spellStart"/>
+      <w:r>
+        <w:t>while</w:t>
+      </w:r>
+      <w:proofErr w:type="spellEnd"/>
+      <w:r>
+        <w:t xml:space="preserve"> (условие) {</w:t>
       </w:r>
     </w:p>
     <w:p>
@@ -3905,7 +4370,23 @@
         <w:pStyle w:val="2"/>
       </w:pPr>
       <w:r>
-        <w:t xml:space="preserve">Каков синтаксис оператора do-while на Kotlin? </w:t>
+        <w:t xml:space="preserve">Каков синтаксис оператора </w:t>
+      </w:r>
+      <w:proofErr w:type="spellStart"/>
+      <w:r>
+        <w:t>do-while</w:t>
+      </w:r>
+      <w:proofErr w:type="spellEnd"/>
+      <w:r>
+        <w:t xml:space="preserve"> на </w:t>
+      </w:r>
+      <w:proofErr w:type="spellStart"/>
+      <w:r>
+        <w:t>Kotlin</w:t>
+      </w:r>
+      <w:proofErr w:type="spellEnd"/>
+      <w:r>
+        <w:t xml:space="preserve">? </w:t>
       </w:r>
     </w:p>
     <w:p>
@@ -3917,8 +4398,13 @@
         </w:numPr>
         <w:ind w:left="1134"/>
       </w:pPr>
-      <w:r>
-        <w:t>do {</w:t>
+      <w:proofErr w:type="spellStart"/>
+      <w:r>
+        <w:t>do</w:t>
+      </w:r>
+      <w:proofErr w:type="spellEnd"/>
+      <w:r>
+        <w:t xml:space="preserve"> {</w:t>
       </w:r>
     </w:p>
     <w:p>
@@ -3944,25 +4430,41 @@
         <w:ind w:left="993" w:firstLine="141"/>
       </w:pPr>
       <w:r>
-        <w:t>} while (условие)</w:t>
-      </w:r>
-    </w:p>
-    <w:p>
-      <w:pPr>
-        <w:pStyle w:val="2"/>
-        <w:numPr>
-          <w:ilvl w:val="0"/>
-          <w:numId w:val="0"/>
-        </w:numPr>
-        <w:ind w:left="567"/>
-      </w:pPr>
-    </w:p>
-    <w:p>
-      <w:pPr>
-        <w:pStyle w:val="2"/>
-      </w:pPr>
-      <w:r>
-        <w:t>Какие операторы досрочного выхода из цикла применяются в Kotlin?</w:t>
+        <w:t xml:space="preserve">} </w:t>
+      </w:r>
+      <w:proofErr w:type="spellStart"/>
+      <w:r>
+        <w:t>while</w:t>
+      </w:r>
+      <w:proofErr w:type="spellEnd"/>
+      <w:r>
+        <w:t xml:space="preserve"> (условие)</w:t>
+      </w:r>
+    </w:p>
+    <w:p>
+      <w:pPr>
+        <w:pStyle w:val="2"/>
+        <w:numPr>
+          <w:ilvl w:val="0"/>
+          <w:numId w:val="0"/>
+        </w:numPr>
+        <w:ind w:left="567"/>
+      </w:pPr>
+    </w:p>
+    <w:p>
+      <w:pPr>
+        <w:pStyle w:val="2"/>
+      </w:pPr>
+      <w:r>
+        <w:t xml:space="preserve">Какие операторы досрочного выхода из цикла применяются в </w:t>
+      </w:r>
+      <w:proofErr w:type="spellStart"/>
+      <w:r>
+        <w:t>Kotlin</w:t>
+      </w:r>
+      <w:proofErr w:type="spellEnd"/>
+      <w:r>
+        <w:t>?</w:t>
       </w:r>
     </w:p>
     <w:p>
@@ -3974,40 +4476,2259 @@
         </w:numPr>
         <w:ind w:firstLine="567"/>
       </w:pPr>
-      <w:r>
-        <w:t xml:space="preserve">break </w:t>
+      <w:proofErr w:type="spellStart"/>
+      <w:r>
+        <w:t>break</w:t>
+      </w:r>
+      <w:proofErr w:type="spellEnd"/>
+      <w:r>
+        <w:t xml:space="preserve"> - полностью прерывает выполнение </w:t>
+      </w:r>
+      <w:r>
+        <w:t>текущего</w:t>
+      </w:r>
+      <w:r>
+        <w:t xml:space="preserve"> цикла.</w:t>
+      </w:r>
+    </w:p>
+    <w:p>
+      <w:pPr>
+        <w:pStyle w:val="2"/>
+        <w:numPr>
+          <w:ilvl w:val="0"/>
+          <w:numId w:val="0"/>
+        </w:numPr>
+        <w:ind w:left="567"/>
+      </w:pPr>
+      <w:proofErr w:type="spellStart"/>
+      <w:r>
+        <w:t>continue</w:t>
+      </w:r>
+      <w:proofErr w:type="spellEnd"/>
+      <w:r>
+        <w:t xml:space="preserve"> - завершает текущую итерацию и переходит к следующей проверке условия.</w:t>
+      </w:r>
+    </w:p>
+    <w:p>
+      <w:pPr>
+        <w:pStyle w:val="2"/>
+        <w:numPr>
+          <w:ilvl w:val="0"/>
+          <w:numId w:val="0"/>
+        </w:numPr>
+        <w:ind w:left="567"/>
+      </w:pPr>
+    </w:p>
+    <w:p>
+      <w:pPr>
+        <w:pStyle w:val="1"/>
+      </w:pPr>
+      <w:r>
+        <w:t>Вывод</w:t>
+      </w:r>
+    </w:p>
+    <w:p>
+      <w:pPr>
+        <w:pStyle w:val="2"/>
+      </w:pPr>
+      <w:r>
+        <w:t xml:space="preserve">В ходе лабораторной работы разработаны разветвляющиеся алгоритмы </w:t>
+      </w:r>
+      <w:r>
+        <w:rPr>
+          <w:lang w:val="en-US"/>
+        </w:rPr>
+        <w:t>Kotlin</w:t>
+      </w:r>
+      <w:r>
+        <w:t>м.</w:t>
+      </w:r>
+    </w:p>
+    <w:p>
+      <w:r>
+        <w:br w:type="page"/>
+      </w:r>
+    </w:p>
+    <w:p>
+      <w:pPr>
+        <w:pStyle w:val="2"/>
+        <w:numPr>
+          <w:ilvl w:val="0"/>
+          <w:numId w:val="0"/>
+        </w:numPr>
+        <w:ind w:left="567"/>
+        <w:jc w:val="center"/>
+      </w:pPr>
+      <w:r>
+        <w:rPr>
+          <w:b/>
+          <w:bCs/>
+          <w:sz w:val="32"/>
+          <w:szCs w:val="32"/>
+        </w:rPr>
+        <w:lastRenderedPageBreak/>
+        <w:t>Лабораторная работа №</w:t>
+      </w:r>
+      <w:r>
+        <w:rPr>
+          <w:b/>
+          <w:bCs/>
+          <w:sz w:val="32"/>
+          <w:szCs w:val="32"/>
+        </w:rPr>
+        <w:t>6</w:t>
+      </w:r>
+      <w:r>
+        <w:rPr>
+          <w:b/>
+          <w:bCs/>
+          <w:sz w:val="32"/>
+          <w:szCs w:val="32"/>
+        </w:rPr>
+        <w:t xml:space="preserve"> </w:t>
+      </w:r>
+      <w:r>
+        <w:rPr>
+          <w:b/>
+          <w:bCs/>
+          <w:sz w:val="32"/>
+          <w:szCs w:val="32"/>
+        </w:rPr>
+        <w:br/>
+      </w:r>
+      <w:r>
+        <w:rPr>
+          <w:b/>
+          <w:bCs/>
+          <w:sz w:val="32"/>
+          <w:szCs w:val="32"/>
+        </w:rPr>
+        <w:t>Разработка и вызов функций</w:t>
+      </w:r>
+    </w:p>
+    <w:p>
+      <w:pPr>
+        <w:pStyle w:val="1"/>
+        <w:numPr>
+          <w:ilvl w:val="0"/>
+          <w:numId w:val="22"/>
+        </w:numPr>
+      </w:pPr>
+      <w:r>
+        <w:t>Цель работы</w:t>
+      </w:r>
+    </w:p>
+    <w:p>
+      <w:pPr>
+        <w:pStyle w:val="2"/>
+        <w:numPr>
+          <w:ilvl w:val="1"/>
+          <w:numId w:val="22"/>
+        </w:numPr>
+      </w:pPr>
+      <w:r>
+        <w:t xml:space="preserve">Изучить процесс разработки функций в приложениях на </w:t>
+      </w:r>
+      <w:proofErr w:type="spellStart"/>
+      <w:r>
+        <w:t>Kotlin</w:t>
+      </w:r>
+      <w:proofErr w:type="spellEnd"/>
+      <w:r>
+        <w:t>.</w:t>
+      </w:r>
+    </w:p>
+    <w:p>
+      <w:pPr>
+        <w:pStyle w:val="1"/>
+      </w:pPr>
+      <w:r>
+        <w:t>Контрольные вопросы</w:t>
+      </w:r>
+    </w:p>
+    <w:p>
+      <w:pPr>
+        <w:pStyle w:val="2"/>
+      </w:pPr>
+      <w:r>
+        <w:t xml:space="preserve">Каков синтаксис создания функций на </w:t>
+      </w:r>
+      <w:proofErr w:type="spellStart"/>
+      <w:r>
+        <w:t>Kotlin</w:t>
+      </w:r>
+      <w:proofErr w:type="spellEnd"/>
+      <w:r>
+        <w:t>?</w:t>
+      </w:r>
+    </w:p>
+    <w:p>
+      <w:pPr>
+        <w:pStyle w:val="2"/>
+        <w:numPr>
+          <w:ilvl w:val="0"/>
+          <w:numId w:val="0"/>
+        </w:numPr>
+        <w:ind w:left="567"/>
+      </w:pPr>
+      <w:r>
+        <w:rPr>
+          <w:lang w:val="en-US"/>
+        </w:rPr>
+        <w:t>fun</w:t>
+      </w:r>
+      <w:r>
+        <w:t xml:space="preserve"> </w:t>
+      </w:r>
+      <w:proofErr w:type="spellStart"/>
+      <w:r>
+        <w:t>названиеФункции</w:t>
+      </w:r>
+      <w:proofErr w:type="spellEnd"/>
+      <w:r>
+        <w:t xml:space="preserve">(параметры): тип возврата </w:t>
+      </w:r>
+      <w:r>
+        <w:t>{</w:t>
+      </w:r>
+    </w:p>
+    <w:p>
+      <w:pPr>
+        <w:pStyle w:val="2"/>
+        <w:numPr>
+          <w:ilvl w:val="0"/>
+          <w:numId w:val="0"/>
+        </w:numPr>
+        <w:ind w:left="567"/>
+      </w:pPr>
+      <w:r>
+        <w:t xml:space="preserve">    </w:t>
+      </w:r>
+      <w:r>
+        <w:rPr>
+          <w:lang w:val="en-US"/>
+        </w:rPr>
+        <w:t>//</w:t>
+      </w:r>
+      <w:r>
+        <w:t>Тело</w:t>
+      </w:r>
+    </w:p>
+    <w:p>
+      <w:pPr>
+        <w:pStyle w:val="2"/>
+        <w:numPr>
+          <w:ilvl w:val="0"/>
+          <w:numId w:val="0"/>
+        </w:numPr>
+        <w:ind w:left="567"/>
+        <w:rPr>
+          <w:lang w:val="en-US"/>
+        </w:rPr>
+      </w:pPr>
+      <w:r>
+        <w:rPr>
+          <w:lang w:val="en-US"/>
+        </w:rPr>
+        <w:t>}</w:t>
+      </w:r>
+    </w:p>
+    <w:p>
+      <w:pPr>
+        <w:pStyle w:val="2"/>
+        <w:numPr>
+          <w:ilvl w:val="0"/>
+          <w:numId w:val="0"/>
+        </w:numPr>
+        <w:ind w:left="567"/>
+      </w:pPr>
+    </w:p>
+    <w:p>
+      <w:pPr>
+        <w:pStyle w:val="2"/>
+      </w:pPr>
+      <w:r>
+        <w:t xml:space="preserve">Как указать для параметров методов значения по умолчанию на </w:t>
+      </w:r>
+      <w:proofErr w:type="spellStart"/>
+      <w:r>
+        <w:t>Kotlin</w:t>
+      </w:r>
+      <w:proofErr w:type="spellEnd"/>
+      <w:r>
+        <w:t>?</w:t>
+      </w:r>
+    </w:p>
+    <w:p>
+      <w:pPr>
+        <w:pStyle w:val="2"/>
+        <w:numPr>
+          <w:ilvl w:val="0"/>
+          <w:numId w:val="0"/>
+        </w:numPr>
+        <w:ind w:firstLine="567"/>
+        <w:rPr>
+          <w:lang w:val="en-US"/>
+        </w:rPr>
+      </w:pPr>
+      <w:r>
+        <w:t>функция</w:t>
+      </w:r>
+      <w:r>
+        <w:rPr>
+          <w:lang w:val="en-US"/>
+        </w:rPr>
+        <w:t xml:space="preserve"> (</w:t>
+      </w:r>
+      <w:r>
+        <w:rPr>
+          <w:lang w:val="en-US"/>
+        </w:rPr>
+        <w:t>message: String = "Hello"</w:t>
+      </w:r>
+      <w:r>
+        <w:rPr>
+          <w:lang w:val="en-US"/>
+        </w:rPr>
+        <w:t>)</w:t>
+      </w:r>
+    </w:p>
+    <w:p>
+      <w:pPr>
+        <w:pStyle w:val="2"/>
+        <w:numPr>
+          <w:ilvl w:val="0"/>
+          <w:numId w:val="0"/>
+        </w:numPr>
+        <w:ind w:left="567"/>
+      </w:pPr>
+    </w:p>
+    <w:p>
+      <w:pPr>
+        <w:pStyle w:val="2"/>
+      </w:pPr>
+      <w:r>
+        <w:t xml:space="preserve">Как указать для параметров переменное количество аргументов на </w:t>
+      </w:r>
+      <w:proofErr w:type="spellStart"/>
+      <w:r>
+        <w:t>Kotlin</w:t>
+      </w:r>
+      <w:proofErr w:type="spellEnd"/>
+      <w:r>
+        <w:t>?</w:t>
+      </w:r>
+    </w:p>
+    <w:p>
+      <w:pPr>
+        <w:pStyle w:val="2"/>
+        <w:numPr>
+          <w:ilvl w:val="0"/>
+          <w:numId w:val="0"/>
+        </w:numPr>
+        <w:ind w:firstLine="567"/>
+      </w:pPr>
+      <w:r>
+        <w:t>Функция (</w:t>
+      </w:r>
+      <w:proofErr w:type="spellStart"/>
+      <w:r>
+        <w:t>vararg</w:t>
+      </w:r>
+      <w:proofErr w:type="spellEnd"/>
+      <w:r>
+        <w:t xml:space="preserve"> </w:t>
+      </w:r>
+      <w:proofErr w:type="spellStart"/>
+      <w:r>
+        <w:t>names</w:t>
+      </w:r>
+      <w:proofErr w:type="spellEnd"/>
+      <w:r>
+        <w:t xml:space="preserve">: </w:t>
+      </w:r>
+      <w:proofErr w:type="spellStart"/>
+      <w:r>
+        <w:t>String</w:t>
+      </w:r>
+      <w:proofErr w:type="spellEnd"/>
+      <w:r>
+        <w:t>)</w:t>
+      </w:r>
+    </w:p>
+    <w:p>
+      <w:pPr>
+        <w:pStyle w:val="2"/>
+        <w:numPr>
+          <w:ilvl w:val="0"/>
+          <w:numId w:val="0"/>
+        </w:numPr>
+        <w:ind w:left="567"/>
+      </w:pPr>
+    </w:p>
+    <w:p>
+      <w:pPr>
+        <w:pStyle w:val="2"/>
+      </w:pPr>
+      <w:r>
+        <w:t xml:space="preserve">Что такое функции высокого порядка в </w:t>
+      </w:r>
+      <w:proofErr w:type="spellStart"/>
+      <w:r>
+        <w:t>Kotlin</w:t>
+      </w:r>
+      <w:proofErr w:type="spellEnd"/>
+      <w:r>
+        <w:t>?</w:t>
+      </w:r>
+    </w:p>
+    <w:p>
+      <w:pPr>
+        <w:pStyle w:val="2"/>
+        <w:numPr>
+          <w:ilvl w:val="0"/>
+          <w:numId w:val="0"/>
+        </w:numPr>
+        <w:ind w:left="567"/>
+      </w:pPr>
+      <w:r>
+        <w:t>Э</w:t>
+      </w:r>
+      <w:r>
+        <w:t>то</w:t>
+      </w:r>
+      <w:r>
+        <w:t xml:space="preserve"> </w:t>
+      </w:r>
+      <w:r>
+        <w:t>функции, которые принимают другие функции в качестве аргументов или возвращают их в качестве результата</w:t>
+      </w:r>
+    </w:p>
+    <w:p>
+      <w:pPr>
+        <w:pStyle w:val="2"/>
+        <w:numPr>
+          <w:ilvl w:val="0"/>
+          <w:numId w:val="0"/>
+        </w:numPr>
+        <w:ind w:left="567"/>
+      </w:pPr>
+    </w:p>
+    <w:p>
+      <w:pPr>
+        <w:pStyle w:val="1"/>
+      </w:pPr>
+      <w:r>
+        <w:t>Вывод</w:t>
+      </w:r>
+    </w:p>
+    <w:p>
+      <w:pPr>
+        <w:pStyle w:val="2"/>
+      </w:pPr>
+      <w:r>
+        <w:t xml:space="preserve">В ходе лабораторной работы разработаны </w:t>
+      </w:r>
+      <w:r>
+        <w:t xml:space="preserve">функции в приложении </w:t>
+      </w:r>
+      <w:r>
+        <w:rPr>
+          <w:lang w:val="en-US"/>
+        </w:rPr>
+        <w:t>Kotlin</w:t>
+      </w:r>
+      <w:r>
+        <w:t>.</w:t>
+      </w:r>
+    </w:p>
+    <w:p>
+      <w:r>
+        <w:br w:type="page"/>
+      </w:r>
+    </w:p>
+    <w:p>
+      <w:pPr>
+        <w:pStyle w:val="2"/>
+        <w:numPr>
+          <w:ilvl w:val="0"/>
+          <w:numId w:val="0"/>
+        </w:numPr>
+        <w:ind w:left="567"/>
+        <w:jc w:val="center"/>
+      </w:pPr>
+      <w:r>
+        <w:rPr>
+          <w:b/>
+          <w:bCs/>
+          <w:sz w:val="32"/>
+          <w:szCs w:val="32"/>
+        </w:rPr>
+        <w:lastRenderedPageBreak/>
+        <w:t>Лабораторная работа №</w:t>
+      </w:r>
+      <w:r>
+        <w:rPr>
+          <w:b/>
+          <w:bCs/>
+          <w:sz w:val="32"/>
+          <w:szCs w:val="32"/>
+        </w:rPr>
+        <w:t>7</w:t>
+      </w:r>
+      <w:r>
+        <w:rPr>
+          <w:b/>
+          <w:bCs/>
+          <w:sz w:val="32"/>
+          <w:szCs w:val="32"/>
+        </w:rPr>
+        <w:t xml:space="preserve"> </w:t>
+      </w:r>
+      <w:r>
+        <w:rPr>
+          <w:b/>
+          <w:bCs/>
+          <w:sz w:val="32"/>
+          <w:szCs w:val="32"/>
+        </w:rPr>
+        <w:br/>
+      </w:r>
+      <w:r>
+        <w:rPr>
+          <w:b/>
+          <w:bCs/>
+          <w:sz w:val="32"/>
+          <w:szCs w:val="32"/>
+        </w:rPr>
+        <w:t>Разработка классов</w:t>
+      </w:r>
+    </w:p>
+    <w:p>
+      <w:pPr>
+        <w:pStyle w:val="1"/>
+        <w:numPr>
+          <w:ilvl w:val="0"/>
+          <w:numId w:val="23"/>
+        </w:numPr>
+      </w:pPr>
+      <w:r>
+        <w:t>Цель работы</w:t>
+      </w:r>
+    </w:p>
+    <w:p>
+      <w:pPr>
+        <w:pStyle w:val="2"/>
+        <w:numPr>
+          <w:ilvl w:val="1"/>
+          <w:numId w:val="22"/>
+        </w:numPr>
+      </w:pPr>
+      <w:r>
+        <w:t xml:space="preserve">Изучить процесс разработки и применения классов на языке </w:t>
+      </w:r>
+      <w:proofErr w:type="spellStart"/>
+      <w:r>
+        <w:t>Kotlin</w:t>
+      </w:r>
+      <w:proofErr w:type="spellEnd"/>
+      <w:r>
+        <w:t>.</w:t>
+      </w:r>
+    </w:p>
+    <w:p>
+      <w:pPr>
+        <w:pStyle w:val="1"/>
+      </w:pPr>
+      <w:r>
+        <w:t>Контрольные вопросы</w:t>
+      </w:r>
+    </w:p>
+    <w:p>
+      <w:pPr>
+        <w:pStyle w:val="2"/>
+      </w:pPr>
+      <w:r>
+        <w:t xml:space="preserve">Как объявить класс на </w:t>
+      </w:r>
+      <w:proofErr w:type="spellStart"/>
+      <w:r>
+        <w:t>Kotlin</w:t>
+      </w:r>
+      <w:proofErr w:type="spellEnd"/>
+      <w:r>
+        <w:t>?</w:t>
+      </w:r>
+    </w:p>
+    <w:p>
+      <w:pPr>
+        <w:pStyle w:val="2"/>
+        <w:numPr>
+          <w:ilvl w:val="0"/>
+          <w:numId w:val="0"/>
+        </w:numPr>
+        <w:ind w:firstLine="567"/>
+      </w:pPr>
+      <w:proofErr w:type="spellStart"/>
+      <w:r>
+        <w:t>class</w:t>
+      </w:r>
+      <w:proofErr w:type="spellEnd"/>
+      <w:r>
+        <w:t xml:space="preserve"> User {</w:t>
+      </w:r>
+    </w:p>
+    <w:p>
+      <w:pPr>
+        <w:pStyle w:val="2"/>
+        <w:numPr>
+          <w:ilvl w:val="0"/>
+          <w:numId w:val="0"/>
+        </w:numPr>
+        <w:ind w:left="567"/>
+      </w:pPr>
+      <w:r>
+        <w:t xml:space="preserve">    // Свойства и функции</w:t>
+      </w:r>
+    </w:p>
+    <w:p>
+      <w:pPr>
+        <w:pStyle w:val="2"/>
+        <w:numPr>
+          <w:ilvl w:val="0"/>
+          <w:numId w:val="0"/>
+        </w:numPr>
+        <w:ind w:left="567"/>
+      </w:pPr>
+      <w:r>
+        <w:t>}</w:t>
+      </w:r>
+    </w:p>
+    <w:p>
+      <w:pPr>
+        <w:pStyle w:val="2"/>
+        <w:numPr>
+          <w:ilvl w:val="0"/>
+          <w:numId w:val="0"/>
+        </w:numPr>
+        <w:ind w:left="567"/>
+      </w:pPr>
+    </w:p>
+    <w:p>
+      <w:pPr>
+        <w:pStyle w:val="2"/>
+      </w:pPr>
+      <w:r>
+        <w:t xml:space="preserve">Как объявить свойства в </w:t>
+      </w:r>
+      <w:proofErr w:type="spellStart"/>
+      <w:r>
+        <w:t>Kotlin</w:t>
+      </w:r>
+      <w:proofErr w:type="spellEnd"/>
+      <w:r>
+        <w:t>?</w:t>
+      </w:r>
+    </w:p>
+    <w:p>
+      <w:pPr>
+        <w:pStyle w:val="2"/>
+        <w:numPr>
+          <w:ilvl w:val="0"/>
+          <w:numId w:val="0"/>
+        </w:numPr>
+        <w:ind w:left="567"/>
+        <w:rPr>
+          <w:lang w:val="en-US"/>
+        </w:rPr>
+      </w:pPr>
+      <w:r>
+        <w:rPr>
+          <w:lang w:val="en-US"/>
+        </w:rPr>
+        <w:t>class User(</w:t>
+      </w:r>
+      <w:proofErr w:type="spellStart"/>
+      <w:r>
+        <w:rPr>
+          <w:lang w:val="en-US"/>
+        </w:rPr>
+        <w:t>val</w:t>
+      </w:r>
+      <w:proofErr w:type="spellEnd"/>
+      <w:r>
+        <w:rPr>
+          <w:lang w:val="en-US"/>
+        </w:rPr>
+        <w:t xml:space="preserve"> id: Int, var nickname: String)</w:t>
+      </w:r>
+    </w:p>
+    <w:p>
+      <w:pPr>
+        <w:pStyle w:val="2"/>
+        <w:numPr>
+          <w:ilvl w:val="0"/>
+          <w:numId w:val="0"/>
+        </w:numPr>
+        <w:ind w:left="567"/>
+        <w:rPr>
+          <w:lang w:val="en-US"/>
+        </w:rPr>
+      </w:pPr>
+    </w:p>
+    <w:p>
+      <w:pPr>
+        <w:pStyle w:val="2"/>
+      </w:pPr>
+      <w:r>
+        <w:t xml:space="preserve">Каков синтаксис объявления геттера и сеттера свойства в </w:t>
+      </w:r>
+      <w:proofErr w:type="spellStart"/>
+      <w:r>
+        <w:t>Kotlin</w:t>
+      </w:r>
+      <w:proofErr w:type="spellEnd"/>
+      <w:r>
+        <w:t>?</w:t>
+      </w:r>
+    </w:p>
+    <w:p>
+      <w:pPr>
+        <w:pStyle w:val="2"/>
+        <w:numPr>
+          <w:ilvl w:val="0"/>
+          <w:numId w:val="0"/>
+        </w:numPr>
+        <w:ind w:left="1134"/>
+      </w:pPr>
+      <w:proofErr w:type="spellStart"/>
+      <w:r>
+        <w:t>var</w:t>
+      </w:r>
+      <w:proofErr w:type="spellEnd"/>
+      <w:r>
+        <w:t xml:space="preserve"> </w:t>
+      </w:r>
+      <w:proofErr w:type="spellStart"/>
+      <w:r>
+        <w:t>propertyName</w:t>
+      </w:r>
+      <w:proofErr w:type="spellEnd"/>
+      <w:r>
+        <w:t xml:space="preserve">: Type = </w:t>
+      </w:r>
+      <w:proofErr w:type="spellStart"/>
+      <w:r>
+        <w:t>defaultValue</w:t>
+      </w:r>
+      <w:proofErr w:type="spellEnd"/>
+    </w:p>
+    <w:p>
+      <w:pPr>
+        <w:pStyle w:val="2"/>
+        <w:numPr>
+          <w:ilvl w:val="0"/>
+          <w:numId w:val="0"/>
+        </w:numPr>
+        <w:ind w:left="1134"/>
+      </w:pPr>
+      <w:r>
+        <w:t xml:space="preserve">    </w:t>
+      </w:r>
+      <w:proofErr w:type="spellStart"/>
+      <w:r>
+        <w:t>get</w:t>
+      </w:r>
+      <w:proofErr w:type="spellEnd"/>
+      <w:r>
+        <w:t>() {</w:t>
+      </w:r>
+    </w:p>
+    <w:p>
+      <w:pPr>
+        <w:pStyle w:val="2"/>
+        <w:numPr>
+          <w:ilvl w:val="0"/>
+          <w:numId w:val="0"/>
+        </w:numPr>
+        <w:ind w:left="1134"/>
+      </w:pPr>
+      <w:r>
+        <w:t xml:space="preserve">        // Логика геттера</w:t>
+      </w:r>
+    </w:p>
+    <w:p>
+      <w:pPr>
+        <w:pStyle w:val="2"/>
+        <w:numPr>
+          <w:ilvl w:val="0"/>
+          <w:numId w:val="0"/>
+        </w:numPr>
+        <w:ind w:left="1134"/>
+      </w:pPr>
+      <w:r>
+        <w:t xml:space="preserve">        </w:t>
+      </w:r>
+      <w:proofErr w:type="spellStart"/>
+      <w:r>
+        <w:t>return</w:t>
+      </w:r>
+      <w:proofErr w:type="spellEnd"/>
+      <w:r>
+        <w:t xml:space="preserve"> </w:t>
+      </w:r>
+      <w:proofErr w:type="spellStart"/>
+      <w:r>
+        <w:t>field</w:t>
+      </w:r>
+      <w:proofErr w:type="spellEnd"/>
+    </w:p>
+    <w:p>
+      <w:pPr>
+        <w:pStyle w:val="2"/>
+        <w:numPr>
+          <w:ilvl w:val="0"/>
+          <w:numId w:val="0"/>
+        </w:numPr>
+        <w:ind w:left="1134"/>
+      </w:pPr>
+      <w:r>
+        <w:t xml:space="preserve">    }</w:t>
+      </w:r>
+    </w:p>
+    <w:p>
+      <w:pPr>
+        <w:pStyle w:val="2"/>
+        <w:numPr>
+          <w:ilvl w:val="0"/>
+          <w:numId w:val="0"/>
+        </w:numPr>
+        <w:ind w:left="1134"/>
+      </w:pPr>
+      <w:r>
+        <w:t xml:space="preserve">    </w:t>
+      </w:r>
+      <w:proofErr w:type="spellStart"/>
+      <w:r>
+        <w:t>set</w:t>
+      </w:r>
+      <w:proofErr w:type="spellEnd"/>
+      <w:r>
+        <w:t>(</w:t>
+      </w:r>
+      <w:proofErr w:type="spellStart"/>
+      <w:r>
+        <w:t>value</w:t>
+      </w:r>
+      <w:proofErr w:type="spellEnd"/>
+      <w:r>
+        <w:t>) {</w:t>
+      </w:r>
+    </w:p>
+    <w:p>
+      <w:pPr>
+        <w:pStyle w:val="2"/>
+        <w:numPr>
+          <w:ilvl w:val="0"/>
+          <w:numId w:val="0"/>
+        </w:numPr>
+        <w:ind w:left="1134"/>
+      </w:pPr>
+      <w:r>
+        <w:t xml:space="preserve">        // Логика сеттера</w:t>
+      </w:r>
+    </w:p>
+    <w:p>
+      <w:pPr>
+        <w:pStyle w:val="2"/>
+        <w:numPr>
+          <w:ilvl w:val="0"/>
+          <w:numId w:val="0"/>
+        </w:numPr>
+        <w:ind w:left="1134"/>
+      </w:pPr>
+      <w:r>
+        <w:t xml:space="preserve">        </w:t>
+      </w:r>
+      <w:proofErr w:type="spellStart"/>
+      <w:r>
+        <w:t>field</w:t>
+      </w:r>
+      <w:proofErr w:type="spellEnd"/>
+      <w:r>
+        <w:t xml:space="preserve"> = </w:t>
+      </w:r>
+      <w:proofErr w:type="spellStart"/>
+      <w:r>
+        <w:t>value</w:t>
+      </w:r>
+      <w:proofErr w:type="spellEnd"/>
+    </w:p>
+    <w:p>
+      <w:pPr>
+        <w:pStyle w:val="2"/>
+        <w:numPr>
+          <w:ilvl w:val="0"/>
+          <w:numId w:val="0"/>
+        </w:numPr>
+        <w:ind w:left="993" w:firstLine="141"/>
+      </w:pPr>
+      <w:r>
+        <w:t xml:space="preserve">    }</w:t>
+      </w:r>
+    </w:p>
+    <w:p>
+      <w:pPr>
+        <w:pStyle w:val="2"/>
+        <w:numPr>
+          <w:ilvl w:val="0"/>
+          <w:numId w:val="0"/>
+        </w:numPr>
+        <w:ind w:left="567"/>
+      </w:pPr>
+    </w:p>
+    <w:p>
+      <w:pPr>
+        <w:pStyle w:val="2"/>
+      </w:pPr>
+      <w:r>
+        <w:t xml:space="preserve">Как объявить конструктор в </w:t>
+      </w:r>
+      <w:proofErr w:type="spellStart"/>
+      <w:r>
+        <w:t>Kotlin</w:t>
+      </w:r>
+      <w:proofErr w:type="spellEnd"/>
+      <w:r>
+        <w:t>?</w:t>
+      </w:r>
+    </w:p>
+    <w:p>
+      <w:pPr>
+        <w:pStyle w:val="2"/>
+        <w:numPr>
+          <w:ilvl w:val="0"/>
+          <w:numId w:val="0"/>
+        </w:numPr>
+        <w:ind w:left="567"/>
+        <w:rPr>
+          <w:lang w:val="en-US"/>
+        </w:rPr>
+      </w:pPr>
+      <w:r>
+        <w:rPr>
+          <w:lang w:val="en-US"/>
+        </w:rPr>
+        <w:t>class User(</w:t>
+      </w:r>
+      <w:proofErr w:type="spellStart"/>
+      <w:r>
+        <w:rPr>
+          <w:lang w:val="en-US"/>
+        </w:rPr>
+        <w:t>val</w:t>
+      </w:r>
+      <w:proofErr w:type="spellEnd"/>
+      <w:r>
+        <w:rPr>
+          <w:lang w:val="en-US"/>
+        </w:rPr>
+        <w:t xml:space="preserve"> name: String, var age: Int)</w:t>
+      </w:r>
+    </w:p>
+    <w:p>
+      <w:pPr>
+        <w:pStyle w:val="2"/>
+        <w:numPr>
+          <w:ilvl w:val="0"/>
+          <w:numId w:val="0"/>
+        </w:numPr>
+        <w:ind w:left="567"/>
+        <w:rPr>
+          <w:lang w:val="en-US"/>
+        </w:rPr>
+      </w:pPr>
+    </w:p>
+    <w:p>
+      <w:pPr>
+        <w:pStyle w:val="2"/>
+      </w:pPr>
+      <w:r>
+        <w:rPr>
+          <w:lang w:val="en-US"/>
+        </w:rPr>
+        <w:t xml:space="preserve"> </w:t>
+      </w:r>
+      <w:r>
+        <w:t xml:space="preserve">Как создать объект в </w:t>
+      </w:r>
+      <w:proofErr w:type="spellStart"/>
+      <w:r>
+        <w:t>Kotlin</w:t>
+      </w:r>
+      <w:proofErr w:type="spellEnd"/>
+      <w:r>
+        <w:t>?</w:t>
+      </w:r>
+    </w:p>
+    <w:p>
+      <w:pPr>
+        <w:pStyle w:val="2"/>
+        <w:numPr>
+          <w:ilvl w:val="0"/>
+          <w:numId w:val="0"/>
+        </w:numPr>
+        <w:ind w:left="567"/>
+      </w:pPr>
+      <w:proofErr w:type="spellStart"/>
+      <w:r>
+        <w:t>val</w:t>
+      </w:r>
+      <w:proofErr w:type="spellEnd"/>
+      <w:r>
+        <w:t xml:space="preserve"> </w:t>
+      </w:r>
+      <w:proofErr w:type="spellStart"/>
+      <w:r>
+        <w:t>user</w:t>
+      </w:r>
+      <w:proofErr w:type="spellEnd"/>
+      <w:r>
+        <w:t xml:space="preserve"> = User("</w:t>
+      </w:r>
+      <w:r>
+        <w:rPr>
+          <w:lang w:val="en-US"/>
+        </w:rPr>
+        <w:t>Igor</w:t>
+      </w:r>
+      <w:r>
+        <w:t>", 25)</w:t>
+      </w:r>
+    </w:p>
+    <w:p>
+      <w:pPr>
+        <w:pStyle w:val="2"/>
+        <w:numPr>
+          <w:ilvl w:val="0"/>
+          <w:numId w:val="0"/>
+        </w:numPr>
+        <w:ind w:left="567"/>
+      </w:pPr>
+    </w:p>
+    <w:p>
+      <w:pPr>
+        <w:pStyle w:val="1"/>
+      </w:pPr>
+      <w:r>
+        <w:t>Вывод</w:t>
+      </w:r>
+    </w:p>
+    <w:p>
+      <w:pPr>
+        <w:pStyle w:val="2"/>
+      </w:pPr>
+      <w:r>
+        <w:t xml:space="preserve">В ходе лабораторной работы разработаны </w:t>
+      </w:r>
+      <w:r>
+        <w:t>классы</w:t>
+      </w:r>
+      <w:r>
+        <w:t xml:space="preserve"> в приложении </w:t>
+      </w:r>
+      <w:r>
+        <w:rPr>
+          <w:lang w:val="en-US"/>
+        </w:rPr>
+        <w:t>Kotlin</w:t>
+      </w:r>
+      <w:r>
+        <w:t>.</w:t>
+      </w:r>
+    </w:p>
+    <w:p>
+      <w:r>
+        <w:br w:type="page"/>
+      </w:r>
+    </w:p>
+    <w:p>
+      <w:pPr>
+        <w:pStyle w:val="2"/>
+        <w:numPr>
+          <w:ilvl w:val="0"/>
+          <w:numId w:val="0"/>
+        </w:numPr>
+        <w:ind w:left="567"/>
+        <w:jc w:val="center"/>
+      </w:pPr>
+      <w:r>
+        <w:rPr>
+          <w:b/>
+          <w:bCs/>
+          <w:sz w:val="32"/>
+          <w:szCs w:val="32"/>
+        </w:rPr>
+        <w:lastRenderedPageBreak/>
+        <w:t>Лабораторная работа №</w:t>
+      </w:r>
+      <w:r>
+        <w:rPr>
+          <w:b/>
+          <w:bCs/>
+          <w:sz w:val="32"/>
+          <w:szCs w:val="32"/>
+          <w:lang w:val="en-US"/>
+        </w:rPr>
+        <w:t>8</w:t>
+      </w:r>
+      <w:r>
+        <w:rPr>
+          <w:b/>
+          <w:bCs/>
+          <w:sz w:val="32"/>
+          <w:szCs w:val="32"/>
+        </w:rPr>
+        <w:t xml:space="preserve"> </w:t>
+      </w:r>
+      <w:r>
+        <w:rPr>
+          <w:b/>
+          <w:bCs/>
+          <w:sz w:val="32"/>
+          <w:szCs w:val="32"/>
+        </w:rPr>
+        <w:br/>
+      </w:r>
+      <w:r>
+        <w:rPr>
+          <w:b/>
+          <w:bCs/>
+          <w:sz w:val="32"/>
+          <w:szCs w:val="32"/>
+        </w:rPr>
+        <w:t>Наследование классов</w:t>
+      </w:r>
+    </w:p>
+    <w:p>
+      <w:pPr>
+        <w:pStyle w:val="1"/>
+        <w:numPr>
+          <w:ilvl w:val="0"/>
+          <w:numId w:val="24"/>
+        </w:numPr>
+      </w:pPr>
+      <w:r>
+        <w:t>Цель работы</w:t>
+      </w:r>
+    </w:p>
+    <w:p>
+      <w:pPr>
+        <w:pStyle w:val="2"/>
+        <w:numPr>
+          <w:ilvl w:val="1"/>
+          <w:numId w:val="23"/>
+        </w:numPr>
+      </w:pPr>
+      <w:r>
+        <w:t xml:space="preserve">Изучить процесс разработки дочерних классов в приложениях на </w:t>
+      </w:r>
+      <w:proofErr w:type="spellStart"/>
+      <w:r>
+        <w:t>Kotlin</w:t>
+      </w:r>
+      <w:proofErr w:type="spellEnd"/>
+      <w:r>
+        <w:t>.</w:t>
+      </w:r>
+    </w:p>
+    <w:p>
+      <w:pPr>
+        <w:pStyle w:val="1"/>
+      </w:pPr>
+      <w:r>
+        <w:t>Контрольные вопросы</w:t>
+      </w:r>
+    </w:p>
+    <w:p>
+      <w:pPr>
+        <w:pStyle w:val="2"/>
+      </w:pPr>
+      <w:r>
+        <w:t>Что такое «наследование»?</w:t>
+      </w:r>
+    </w:p>
+    <w:p>
+      <w:pPr>
+        <w:pStyle w:val="2"/>
+        <w:numPr>
+          <w:ilvl w:val="0"/>
+          <w:numId w:val="0"/>
+        </w:numPr>
+        <w:ind w:left="567"/>
+      </w:pPr>
+      <w:r>
+        <w:t>Механизм, который позволяет одному классу перенимать свойства и поведение другого.</w:t>
+      </w:r>
+    </w:p>
+    <w:p>
+      <w:pPr>
+        <w:pStyle w:val="2"/>
+        <w:numPr>
+          <w:ilvl w:val="0"/>
+          <w:numId w:val="0"/>
+        </w:numPr>
+        <w:ind w:left="567"/>
+      </w:pPr>
+    </w:p>
+    <w:p>
+      <w:pPr>
+        <w:pStyle w:val="2"/>
+      </w:pPr>
+      <w:r>
+        <w:t xml:space="preserve">Сколько родительских классов может быть у класса в </w:t>
+      </w:r>
+      <w:proofErr w:type="spellStart"/>
+      <w:r>
+        <w:t>Kotlin</w:t>
+      </w:r>
+      <w:proofErr w:type="spellEnd"/>
+      <w:r>
+        <w:t>?</w:t>
+      </w:r>
+    </w:p>
+    <w:p>
+      <w:pPr>
+        <w:pStyle w:val="2"/>
+        <w:numPr>
+          <w:ilvl w:val="0"/>
+          <w:numId w:val="0"/>
+        </w:numPr>
+        <w:ind w:left="567"/>
+      </w:pPr>
+      <w:r>
+        <w:t>Неограниченно</w:t>
+      </w:r>
+    </w:p>
+    <w:p>
+      <w:pPr>
+        <w:pStyle w:val="2"/>
+        <w:numPr>
+          <w:ilvl w:val="0"/>
+          <w:numId w:val="0"/>
+        </w:numPr>
+        <w:ind w:left="567"/>
+      </w:pPr>
+    </w:p>
+    <w:p>
+      <w:pPr>
+        <w:pStyle w:val="2"/>
+      </w:pPr>
+      <w:r>
+        <w:t xml:space="preserve">Сколько интерфейсов может реализовывать класс в </w:t>
+      </w:r>
+      <w:proofErr w:type="spellStart"/>
+      <w:r>
+        <w:t>Kotlin</w:t>
+      </w:r>
+      <w:proofErr w:type="spellEnd"/>
+      <w:r>
+        <w:t>?</w:t>
+      </w:r>
+    </w:p>
+    <w:p>
+      <w:pPr>
+        <w:pStyle w:val="2"/>
+        <w:numPr>
+          <w:ilvl w:val="0"/>
+          <w:numId w:val="0"/>
+        </w:numPr>
+        <w:ind w:left="567"/>
+      </w:pPr>
+      <w:r>
+        <w:t>Не более одного</w:t>
+      </w:r>
+    </w:p>
+    <w:p>
+      <w:pPr>
+        <w:pStyle w:val="2"/>
+        <w:numPr>
+          <w:ilvl w:val="0"/>
+          <w:numId w:val="0"/>
+        </w:numPr>
+        <w:ind w:left="567"/>
+      </w:pPr>
+    </w:p>
+    <w:p>
+      <w:pPr>
+        <w:pStyle w:val="2"/>
+      </w:pPr>
+      <w:r>
+        <w:t xml:space="preserve">Как указать родительский класс на </w:t>
+      </w:r>
+      <w:proofErr w:type="spellStart"/>
+      <w:r>
+        <w:t>Kotlin</w:t>
+      </w:r>
+      <w:proofErr w:type="spellEnd"/>
+      <w:r>
+        <w:t>?</w:t>
+      </w:r>
+    </w:p>
+    <w:p>
+      <w:pPr>
+        <w:pStyle w:val="2"/>
+        <w:numPr>
+          <w:ilvl w:val="0"/>
+          <w:numId w:val="0"/>
+        </w:numPr>
+        <w:ind w:left="567"/>
+        <w:rPr>
+          <w:lang w:val="en-US"/>
+        </w:rPr>
+      </w:pPr>
+      <w:r>
+        <w:rPr>
+          <w:lang w:val="en-US"/>
+        </w:rPr>
+        <w:t>class Car(power: Int) : Vehicle(power)</w:t>
+      </w:r>
+    </w:p>
+    <w:p>
+      <w:pPr>
+        <w:pStyle w:val="2"/>
+        <w:numPr>
+          <w:ilvl w:val="0"/>
+          <w:numId w:val="0"/>
+        </w:numPr>
+        <w:ind w:left="567"/>
+        <w:rPr>
+          <w:lang w:val="en-US"/>
+        </w:rPr>
+      </w:pPr>
+    </w:p>
+    <w:p>
+      <w:pPr>
+        <w:pStyle w:val="2"/>
+      </w:pPr>
+      <w:r>
+        <w:t xml:space="preserve">Как переопределить реализацию метода в дочернем классе на </w:t>
+      </w:r>
+      <w:proofErr w:type="spellStart"/>
+      <w:r>
+        <w:t>Kotlin</w:t>
+      </w:r>
+      <w:proofErr w:type="spellEnd"/>
+      <w:r>
+        <w:t xml:space="preserve">? </w:t>
+      </w:r>
+    </w:p>
+    <w:p>
+      <w:pPr>
+        <w:pStyle w:val="2"/>
+        <w:numPr>
+          <w:ilvl w:val="0"/>
+          <w:numId w:val="0"/>
+        </w:numPr>
+        <w:ind w:firstLine="567"/>
+      </w:pPr>
+      <w:proofErr w:type="spellStart"/>
+      <w:r>
+        <w:t>override</w:t>
+      </w:r>
+      <w:proofErr w:type="spellEnd"/>
+      <w:r>
+        <w:t xml:space="preserve"> </w:t>
+      </w:r>
+      <w:proofErr w:type="spellStart"/>
+      <w:r>
+        <w:t>fun</w:t>
+      </w:r>
+      <w:proofErr w:type="spellEnd"/>
+      <w:r>
+        <w:t xml:space="preserve"> </w:t>
+      </w:r>
+      <w:proofErr w:type="spellStart"/>
+      <w:r>
+        <w:t>makeSound</w:t>
+      </w:r>
+      <w:proofErr w:type="spellEnd"/>
+      <w:r>
+        <w:t xml:space="preserve">() { </w:t>
+      </w:r>
+    </w:p>
+    <w:p>
+      <w:pPr>
+        <w:pStyle w:val="2"/>
+        <w:numPr>
+          <w:ilvl w:val="0"/>
+          <w:numId w:val="0"/>
+        </w:numPr>
+        <w:ind w:left="567"/>
+      </w:pPr>
+      <w:r>
+        <w:t xml:space="preserve">        </w:t>
+      </w:r>
+      <w:proofErr w:type="spellStart"/>
+      <w:r>
+        <w:t>println</w:t>
+      </w:r>
+      <w:proofErr w:type="spellEnd"/>
+      <w:r>
+        <w:t>("Мяу!")</w:t>
+      </w:r>
+    </w:p>
+    <w:p>
+      <w:pPr>
+        <w:pStyle w:val="2"/>
+        <w:numPr>
+          <w:ilvl w:val="0"/>
+          <w:numId w:val="0"/>
+        </w:numPr>
+        <w:ind w:left="567"/>
+      </w:pPr>
+      <w:r>
+        <w:t xml:space="preserve">    }</w:t>
+      </w:r>
+    </w:p>
+    <w:p>
+      <w:pPr>
+        <w:pStyle w:val="2"/>
+        <w:numPr>
+          <w:ilvl w:val="0"/>
+          <w:numId w:val="0"/>
+        </w:numPr>
+        <w:ind w:left="567"/>
+      </w:pPr>
+    </w:p>
+    <w:p>
+      <w:pPr>
+        <w:pStyle w:val="1"/>
+      </w:pPr>
+      <w:r>
+        <w:t>Вывод</w:t>
+      </w:r>
+    </w:p>
+    <w:p>
+      <w:pPr>
+        <w:pStyle w:val="2"/>
+      </w:pPr>
+      <w:r>
+        <w:t xml:space="preserve">В ходе лабораторной работы разработаны </w:t>
+      </w:r>
+      <w:r>
+        <w:t xml:space="preserve">дочерние </w:t>
+      </w:r>
+      <w:r>
+        <w:t xml:space="preserve">классы в приложении </w:t>
+      </w:r>
+      <w:r>
+        <w:rPr>
+          <w:lang w:val="en-US"/>
+        </w:rPr>
+        <w:t>Kotlin</w:t>
+      </w:r>
+      <w:r>
+        <w:t>.</w:t>
+      </w:r>
+    </w:p>
+    <w:p>
+      <w:r>
+        <w:br w:type="page"/>
+      </w:r>
+    </w:p>
+    <w:p>
+      <w:pPr>
+        <w:pStyle w:val="2"/>
+        <w:numPr>
+          <w:ilvl w:val="0"/>
+          <w:numId w:val="0"/>
+        </w:numPr>
+        <w:ind w:left="567"/>
+        <w:jc w:val="center"/>
+      </w:pPr>
+      <w:r>
+        <w:rPr>
+          <w:b/>
+          <w:bCs/>
+          <w:sz w:val="32"/>
+          <w:szCs w:val="32"/>
+        </w:rPr>
+        <w:lastRenderedPageBreak/>
+        <w:t>Лабораторная работа №</w:t>
+      </w:r>
+      <w:r>
+        <w:rPr>
+          <w:b/>
+          <w:bCs/>
+          <w:sz w:val="32"/>
+          <w:szCs w:val="32"/>
+        </w:rPr>
+        <w:t>9</w:t>
+      </w:r>
+      <w:r>
+        <w:rPr>
+          <w:b/>
+          <w:bCs/>
+          <w:sz w:val="32"/>
+          <w:szCs w:val="32"/>
+        </w:rPr>
+        <w:br/>
+      </w:r>
+      <w:r>
+        <w:rPr>
+          <w:b/>
+          <w:bCs/>
+          <w:sz w:val="32"/>
+          <w:szCs w:val="32"/>
+        </w:rPr>
+        <w:t>Обработка коллекций</w:t>
+      </w:r>
+    </w:p>
+    <w:p>
+      <w:pPr>
+        <w:pStyle w:val="1"/>
+        <w:numPr>
+          <w:ilvl w:val="0"/>
+          <w:numId w:val="26"/>
+        </w:numPr>
+      </w:pPr>
+      <w:r>
+        <w:t>Цель работы</w:t>
+      </w:r>
+    </w:p>
+    <w:p>
+      <w:pPr>
+        <w:pStyle w:val="2"/>
+        <w:numPr>
+          <w:ilvl w:val="1"/>
+          <w:numId w:val="24"/>
+        </w:numPr>
+      </w:pPr>
+      <w:r>
+        <w:t xml:space="preserve">Изучить процесс работы с коллекциями в приложениях на </w:t>
+      </w:r>
+      <w:proofErr w:type="spellStart"/>
+      <w:r>
+        <w:t>Kotlin</w:t>
+      </w:r>
+      <w:proofErr w:type="spellEnd"/>
+      <w:r>
+        <w:t>.</w:t>
+      </w:r>
+    </w:p>
+    <w:p>
+      <w:pPr>
+        <w:pStyle w:val="1"/>
+      </w:pPr>
+      <w:r>
+        <w:t>Контрольные вопросы</w:t>
+      </w:r>
+    </w:p>
+    <w:p>
+      <w:pPr>
+        <w:pStyle w:val="2"/>
+      </w:pPr>
+      <w:r>
+        <w:t xml:space="preserve">Какие стандартные типы данных коллекций имеются в </w:t>
+      </w:r>
+      <w:proofErr w:type="spellStart"/>
+      <w:r>
+        <w:t>Kotlin</w:t>
+      </w:r>
+      <w:proofErr w:type="spellEnd"/>
+      <w:r>
+        <w:t>?</w:t>
+      </w:r>
+    </w:p>
+    <w:p>
+      <w:pPr>
+        <w:pStyle w:val="2"/>
+        <w:numPr>
+          <w:ilvl w:val="0"/>
+          <w:numId w:val="0"/>
+        </w:numPr>
+        <w:ind w:firstLine="567"/>
+      </w:pPr>
+      <w:r>
+        <w:t xml:space="preserve">List (Список) </w:t>
       </w:r>
       <w:r>
         <w:t>-</w:t>
       </w:r>
       <w:r>
-        <w:t xml:space="preserve"> полностью прерывает выполнение </w:t>
-      </w:r>
-      <w:r>
-        <w:t>текущего</w:t>
-      </w:r>
-      <w:r>
-        <w:t xml:space="preserve"> цикла.</w:t>
-      </w:r>
-    </w:p>
-    <w:p>
-      <w:pPr>
-        <w:pStyle w:val="2"/>
-        <w:numPr>
-          <w:ilvl w:val="0"/>
-          <w:numId w:val="0"/>
-        </w:numPr>
-        <w:ind w:left="567"/>
-      </w:pPr>
-      <w:r>
-        <w:t xml:space="preserve">continue </w:t>
+        <w:t xml:space="preserve"> упорядоченная коллекция элементов с доступом по индексу. Может содержать дубликаты.</w:t>
+      </w:r>
+    </w:p>
+    <w:p>
+      <w:pPr>
+        <w:pStyle w:val="2"/>
+        <w:numPr>
+          <w:ilvl w:val="0"/>
+          <w:numId w:val="0"/>
+        </w:numPr>
+        <w:ind w:firstLine="567"/>
+      </w:pPr>
+      <w:r>
+        <w:t xml:space="preserve">Неизменяемый: List (создается через </w:t>
+      </w:r>
+      <w:proofErr w:type="spellStart"/>
+      <w:r>
+        <w:t>listOf</w:t>
+      </w:r>
+      <w:proofErr w:type="spellEnd"/>
+      <w:r>
+        <w:t>()).</w:t>
+      </w:r>
+    </w:p>
+    <w:p>
+      <w:pPr>
+        <w:pStyle w:val="2"/>
+        <w:numPr>
+          <w:ilvl w:val="0"/>
+          <w:numId w:val="0"/>
+        </w:numPr>
+        <w:ind w:firstLine="567"/>
+      </w:pPr>
+      <w:r>
+        <w:t xml:space="preserve">Изменяемый: </w:t>
+      </w:r>
+      <w:proofErr w:type="spellStart"/>
+      <w:r>
+        <w:t>MutableList</w:t>
+      </w:r>
+      <w:proofErr w:type="spellEnd"/>
+      <w:r>
+        <w:t xml:space="preserve"> (создается через </w:t>
+      </w:r>
+      <w:proofErr w:type="spellStart"/>
+      <w:r>
+        <w:t>mutableListOf</w:t>
+      </w:r>
+      <w:proofErr w:type="spellEnd"/>
+      <w:r>
+        <w:t>()).</w:t>
+      </w:r>
+    </w:p>
+    <w:p>
+      <w:pPr>
+        <w:pStyle w:val="2"/>
+        <w:numPr>
+          <w:ilvl w:val="0"/>
+          <w:numId w:val="0"/>
+        </w:numPr>
+        <w:ind w:firstLine="567"/>
+      </w:pPr>
+      <w:proofErr w:type="spellStart"/>
+      <w:r>
+        <w:t>Set</w:t>
+      </w:r>
+      <w:proofErr w:type="spellEnd"/>
+      <w:r>
+        <w:t xml:space="preserve"> (Множество) </w:t>
       </w:r>
       <w:r>
         <w:t>-</w:t>
       </w:r>
       <w:r>
-        <w:t xml:space="preserve"> завершает текущую итерацию и переходит к следующей проверке условия.</w:t>
-      </w:r>
+        <w:t xml:space="preserve"> коллекция уникальных элементов. Не может содержать дубликатов.</w:t>
+      </w:r>
+    </w:p>
+    <w:p>
+      <w:pPr>
+        <w:pStyle w:val="2"/>
+        <w:numPr>
+          <w:ilvl w:val="0"/>
+          <w:numId w:val="0"/>
+        </w:numPr>
+        <w:ind w:firstLine="567"/>
+      </w:pPr>
+      <w:r>
+        <w:t xml:space="preserve">Неизменяемый: </w:t>
+      </w:r>
+      <w:proofErr w:type="spellStart"/>
+      <w:r>
+        <w:t>Set</w:t>
+      </w:r>
+      <w:proofErr w:type="spellEnd"/>
+      <w:r>
+        <w:t xml:space="preserve"> (создается через </w:t>
+      </w:r>
+      <w:proofErr w:type="spellStart"/>
+      <w:r>
+        <w:t>setOf</w:t>
+      </w:r>
+      <w:proofErr w:type="spellEnd"/>
+      <w:r>
+        <w:t>()).</w:t>
+      </w:r>
+    </w:p>
+    <w:p>
+      <w:pPr>
+        <w:pStyle w:val="2"/>
+        <w:numPr>
+          <w:ilvl w:val="0"/>
+          <w:numId w:val="0"/>
+        </w:numPr>
+        <w:ind w:firstLine="567"/>
+      </w:pPr>
+      <w:r>
+        <w:t xml:space="preserve">Изменяемый: </w:t>
+      </w:r>
+      <w:proofErr w:type="spellStart"/>
+      <w:r>
+        <w:t>MutableSet</w:t>
+      </w:r>
+      <w:proofErr w:type="spellEnd"/>
+      <w:r>
+        <w:t xml:space="preserve"> (создается через </w:t>
+      </w:r>
+      <w:proofErr w:type="spellStart"/>
+      <w:r>
+        <w:t>mutableSetOf</w:t>
+      </w:r>
+      <w:proofErr w:type="spellEnd"/>
+      <w:r>
+        <w:t>()).</w:t>
+      </w:r>
+    </w:p>
+    <w:p>
+      <w:pPr>
+        <w:pStyle w:val="2"/>
+        <w:numPr>
+          <w:ilvl w:val="0"/>
+          <w:numId w:val="0"/>
+        </w:numPr>
+        <w:ind w:firstLine="567"/>
+      </w:pPr>
+      <w:proofErr w:type="spellStart"/>
+      <w:r>
+        <w:t>Map</w:t>
+      </w:r>
+      <w:proofErr w:type="spellEnd"/>
+      <w:r>
+        <w:t xml:space="preserve"> (Словарь/Карта) </w:t>
+      </w:r>
+      <w:r>
+        <w:t>-</w:t>
+      </w:r>
+      <w:r>
+        <w:t xml:space="preserve"> набор пар «ключ </w:t>
+      </w:r>
+      <w:r>
+        <w:t>-</w:t>
+      </w:r>
+      <w:r>
+        <w:t xml:space="preserve"> значение». Ключи уникальны, каждому ключу соответствует ровно одно значение.</w:t>
+      </w:r>
+    </w:p>
+    <w:p>
+      <w:pPr>
+        <w:pStyle w:val="2"/>
+        <w:numPr>
+          <w:ilvl w:val="0"/>
+          <w:numId w:val="0"/>
+        </w:numPr>
+        <w:ind w:firstLine="567"/>
+      </w:pPr>
+      <w:r>
+        <w:t xml:space="preserve">Неизменяемый: </w:t>
+      </w:r>
+      <w:proofErr w:type="spellStart"/>
+      <w:r>
+        <w:t>Map</w:t>
+      </w:r>
+      <w:proofErr w:type="spellEnd"/>
+      <w:r>
+        <w:t xml:space="preserve"> (создается через </w:t>
+      </w:r>
+      <w:proofErr w:type="spellStart"/>
+      <w:r>
+        <w:t>mapOf</w:t>
+      </w:r>
+      <w:proofErr w:type="spellEnd"/>
+      <w:r>
+        <w:t>()).</w:t>
+      </w:r>
+    </w:p>
+    <w:p>
+      <w:pPr>
+        <w:pStyle w:val="2"/>
+        <w:numPr>
+          <w:ilvl w:val="0"/>
+          <w:numId w:val="0"/>
+        </w:numPr>
+        <w:ind w:left="567"/>
+      </w:pPr>
+      <w:r>
+        <w:t xml:space="preserve">Изменяемый: </w:t>
+      </w:r>
+      <w:proofErr w:type="spellStart"/>
+      <w:r>
+        <w:t>MutableMap</w:t>
+      </w:r>
+      <w:proofErr w:type="spellEnd"/>
+      <w:r>
+        <w:t xml:space="preserve"> (создается через </w:t>
+      </w:r>
+      <w:proofErr w:type="spellStart"/>
+      <w:r>
+        <w:t>mutableMapOf</w:t>
+      </w:r>
+      <w:proofErr w:type="spellEnd"/>
+      <w:r>
+        <w:t>())</w:t>
+      </w:r>
+    </w:p>
+    <w:p>
+      <w:pPr>
+        <w:pStyle w:val="2"/>
+        <w:numPr>
+          <w:ilvl w:val="0"/>
+          <w:numId w:val="0"/>
+        </w:numPr>
+        <w:ind w:left="567"/>
+      </w:pPr>
+    </w:p>
+    <w:p>
+      <w:pPr>
+        <w:pStyle w:val="2"/>
+      </w:pPr>
+      <w:r>
+        <w:t xml:space="preserve">Как объявить коллекцию в </w:t>
+      </w:r>
+      <w:proofErr w:type="spellStart"/>
+      <w:r>
+        <w:t>Kotlin</w:t>
+      </w:r>
+      <w:proofErr w:type="spellEnd"/>
+      <w:r>
+        <w:t>?</w:t>
+      </w:r>
+    </w:p>
+    <w:p>
+      <w:pPr>
+        <w:pStyle w:val="2"/>
+        <w:numPr>
+          <w:ilvl w:val="0"/>
+          <w:numId w:val="0"/>
+        </w:numPr>
+        <w:ind w:left="567"/>
+        <w:rPr>
+          <w:lang w:val="en-US"/>
+        </w:rPr>
+      </w:pPr>
+      <w:proofErr w:type="spellStart"/>
+      <w:r>
+        <w:rPr>
+          <w:lang w:val="en-US"/>
+        </w:rPr>
+        <w:t>val</w:t>
+      </w:r>
+      <w:proofErr w:type="spellEnd"/>
+      <w:r>
+        <w:rPr>
+          <w:lang w:val="en-US"/>
+        </w:rPr>
+        <w:t xml:space="preserve"> </w:t>
+      </w:r>
+      <w:proofErr w:type="spellStart"/>
+      <w:r>
+        <w:rPr>
+          <w:lang w:val="en-US"/>
+        </w:rPr>
+        <w:t>mutableList</w:t>
+      </w:r>
+      <w:proofErr w:type="spellEnd"/>
+      <w:r>
+        <w:rPr>
+          <w:lang w:val="en-US"/>
+        </w:rPr>
+        <w:t xml:space="preserve"> = </w:t>
+      </w:r>
+      <w:proofErr w:type="spellStart"/>
+      <w:r>
+        <w:rPr>
+          <w:lang w:val="en-US"/>
+        </w:rPr>
+        <w:t>mutableListOf</w:t>
+      </w:r>
+      <w:proofErr w:type="spellEnd"/>
+      <w:r>
+        <w:rPr>
+          <w:lang w:val="en-US"/>
+        </w:rPr>
+        <w:t>("Apple", "Banana")</w:t>
+      </w:r>
+    </w:p>
+    <w:p>
+      <w:pPr>
+        <w:pStyle w:val="2"/>
+        <w:numPr>
+          <w:ilvl w:val="0"/>
+          <w:numId w:val="0"/>
+        </w:numPr>
+        <w:ind w:left="567"/>
+        <w:rPr>
+          <w:lang w:val="en-US"/>
+        </w:rPr>
+      </w:pPr>
+    </w:p>
+    <w:p>
+      <w:pPr>
+        <w:pStyle w:val="2"/>
+      </w:pPr>
+      <w:r>
+        <w:t xml:space="preserve">Как добавить элемент в список в </w:t>
+      </w:r>
+      <w:proofErr w:type="spellStart"/>
+      <w:r>
+        <w:t>Kotlin</w:t>
+      </w:r>
+      <w:proofErr w:type="spellEnd"/>
+      <w:r>
+        <w:t>?</w:t>
+      </w:r>
+    </w:p>
+    <w:p>
+      <w:pPr>
+        <w:pStyle w:val="2"/>
+        <w:numPr>
+          <w:ilvl w:val="0"/>
+          <w:numId w:val="0"/>
+        </w:numPr>
+        <w:ind w:left="567"/>
+      </w:pPr>
+      <w:proofErr w:type="spellStart"/>
+      <w:r>
+        <w:t>fruits.add</w:t>
+      </w:r>
+      <w:proofErr w:type="spellEnd"/>
+      <w:r>
+        <w:t>("Orange")</w:t>
+      </w:r>
+    </w:p>
+    <w:p>
+      <w:pPr>
+        <w:pStyle w:val="2"/>
+        <w:numPr>
+          <w:ilvl w:val="0"/>
+          <w:numId w:val="0"/>
+        </w:numPr>
+        <w:ind w:left="567"/>
+      </w:pPr>
+    </w:p>
+    <w:p>
+      <w:pPr>
+        <w:pStyle w:val="2"/>
+      </w:pPr>
+      <w:r>
+        <w:t xml:space="preserve">Как добавить элемент в словарь в </w:t>
+      </w:r>
+      <w:proofErr w:type="spellStart"/>
+      <w:r>
+        <w:t>Kotlin</w:t>
+      </w:r>
+      <w:proofErr w:type="spellEnd"/>
+      <w:r>
+        <w:t>?</w:t>
+      </w:r>
+    </w:p>
+    <w:p>
+      <w:pPr>
+        <w:pStyle w:val="2"/>
+        <w:numPr>
+          <w:ilvl w:val="0"/>
+          <w:numId w:val="0"/>
+        </w:numPr>
+        <w:ind w:left="567"/>
+      </w:pPr>
+      <w:proofErr w:type="spellStart"/>
+      <w:r>
+        <w:t>colors.put</w:t>
+      </w:r>
+      <w:proofErr w:type="spellEnd"/>
+      <w:r>
+        <w:t>("Blue", "#0000FF")</w:t>
+      </w:r>
+    </w:p>
+    <w:p>
+      <w:pPr>
+        <w:pStyle w:val="2"/>
+        <w:numPr>
+          <w:ilvl w:val="0"/>
+          <w:numId w:val="0"/>
+        </w:numPr>
+        <w:ind w:left="567"/>
+      </w:pPr>
+    </w:p>
+    <w:p>
+      <w:pPr>
+        <w:pStyle w:val="2"/>
+      </w:pPr>
+      <w:r>
+        <w:t xml:space="preserve">Как перебрать элементы коллекции в </w:t>
+      </w:r>
+      <w:proofErr w:type="spellStart"/>
+      <w:r>
+        <w:t>Kotlin</w:t>
+      </w:r>
+      <w:proofErr w:type="spellEnd"/>
+      <w:r>
+        <w:t>?</w:t>
+      </w:r>
+    </w:p>
+    <w:p>
+      <w:pPr>
+        <w:pStyle w:val="2"/>
+        <w:numPr>
+          <w:ilvl w:val="0"/>
+          <w:numId w:val="0"/>
+        </w:numPr>
+        <w:ind w:firstLine="567"/>
+      </w:pPr>
+      <w:proofErr w:type="spellStart"/>
+      <w:r>
+        <w:t>for</w:t>
+      </w:r>
+      <w:proofErr w:type="spellEnd"/>
+      <w:r>
+        <w:t xml:space="preserve"> (</w:t>
+      </w:r>
+      <w:proofErr w:type="spellStart"/>
+      <w:r>
+        <w:t>item</w:t>
+      </w:r>
+      <w:proofErr w:type="spellEnd"/>
+      <w:r>
+        <w:t xml:space="preserve"> </w:t>
+      </w:r>
+      <w:proofErr w:type="spellStart"/>
+      <w:r>
+        <w:t>in</w:t>
+      </w:r>
+      <w:proofErr w:type="spellEnd"/>
+      <w:r>
+        <w:t xml:space="preserve"> </w:t>
+      </w:r>
+      <w:proofErr w:type="spellStart"/>
+      <w:r>
+        <w:t>items</w:t>
+      </w:r>
+      <w:proofErr w:type="spellEnd"/>
+      <w:r>
+        <w:t>) {</w:t>
+      </w:r>
+    </w:p>
+    <w:p>
+      <w:pPr>
+        <w:pStyle w:val="2"/>
+        <w:numPr>
+          <w:ilvl w:val="0"/>
+          <w:numId w:val="0"/>
+        </w:numPr>
+        <w:ind w:left="567"/>
+      </w:pPr>
+      <w:r>
+        <w:t xml:space="preserve">    </w:t>
+      </w:r>
+      <w:proofErr w:type="spellStart"/>
+      <w:r>
+        <w:t>println</w:t>
+      </w:r>
+      <w:proofErr w:type="spellEnd"/>
+      <w:r>
+        <w:t>(</w:t>
+      </w:r>
+      <w:proofErr w:type="spellStart"/>
+      <w:r>
+        <w:t>item</w:t>
+      </w:r>
+      <w:proofErr w:type="spellEnd"/>
+      <w:r>
+        <w:t>)</w:t>
+      </w:r>
+    </w:p>
+    <w:p>
+      <w:pPr>
+        <w:pStyle w:val="2"/>
+        <w:numPr>
+          <w:ilvl w:val="0"/>
+          <w:numId w:val="0"/>
+        </w:numPr>
+        <w:ind w:left="567"/>
+      </w:pPr>
+      <w:r>
+        <w:t>}</w:t>
+      </w:r>
+    </w:p>
+    <w:p>
+      <w:pPr>
+        <w:pStyle w:val="2"/>
+        <w:numPr>
+          <w:ilvl w:val="0"/>
+          <w:numId w:val="0"/>
+        </w:numPr>
+        <w:ind w:left="567"/>
+      </w:pPr>
+    </w:p>
+    <w:p>
+      <w:pPr>
+        <w:pStyle w:val="2"/>
+      </w:pPr>
+      <w:r>
+        <w:t xml:space="preserve">Какие операции с множествами доступны в </w:t>
+      </w:r>
+      <w:r>
+        <w:rPr>
+          <w:lang w:val="en-US"/>
+        </w:rPr>
+        <w:t>Kotlin</w:t>
+      </w:r>
+      <w:r>
+        <w:t>?</w:t>
+      </w:r>
+    </w:p>
+    <w:p>
+      <w:pPr>
+        <w:pStyle w:val="2"/>
+        <w:numPr>
+          <w:ilvl w:val="0"/>
+          <w:numId w:val="0"/>
+        </w:numPr>
+        <w:ind w:firstLine="567"/>
+      </w:pPr>
+      <w:proofErr w:type="spellStart"/>
+      <w:r>
+        <w:t>val</w:t>
+      </w:r>
+      <w:proofErr w:type="spellEnd"/>
+      <w:r>
+        <w:t xml:space="preserve"> </w:t>
+      </w:r>
+      <w:proofErr w:type="spellStart"/>
+      <w:r>
+        <w:t>set</w:t>
+      </w:r>
+      <w:proofErr w:type="spellEnd"/>
+      <w:r>
+        <w:t xml:space="preserve"> = </w:t>
+      </w:r>
+      <w:proofErr w:type="spellStart"/>
+      <w:r>
+        <w:t>setOf</w:t>
+      </w:r>
+      <w:proofErr w:type="spellEnd"/>
+      <w:r>
+        <w:t>(1, 2, 3)</w:t>
+      </w:r>
+    </w:p>
+    <w:p>
+      <w:pPr>
+        <w:pStyle w:val="2"/>
+        <w:numPr>
+          <w:ilvl w:val="0"/>
+          <w:numId w:val="0"/>
+        </w:numPr>
+        <w:ind w:firstLine="567"/>
+      </w:pPr>
+      <w:proofErr w:type="spellStart"/>
+      <w:r>
+        <w:t>println</w:t>
+      </w:r>
+      <w:proofErr w:type="spellEnd"/>
+      <w:r>
+        <w:t>(</w:t>
+      </w:r>
+      <w:proofErr w:type="spellStart"/>
+      <w:r>
+        <w:t>set.size</w:t>
+      </w:r>
+      <w:proofErr w:type="spellEnd"/>
+      <w:r>
+        <w:t>)          // Размер</w:t>
+      </w:r>
+    </w:p>
+    <w:p>
+      <w:pPr>
+        <w:pStyle w:val="2"/>
+        <w:numPr>
+          <w:ilvl w:val="0"/>
+          <w:numId w:val="0"/>
+        </w:numPr>
+        <w:ind w:firstLine="567"/>
+        <w:rPr>
+          <w:lang w:val="en-US"/>
+        </w:rPr>
+      </w:pPr>
+      <w:proofErr w:type="spellStart"/>
+      <w:r>
+        <w:rPr>
+          <w:lang w:val="en-US"/>
+        </w:rPr>
+        <w:t>println</w:t>
+      </w:r>
+      <w:proofErr w:type="spellEnd"/>
+      <w:r>
+        <w:rPr>
+          <w:lang w:val="en-US"/>
+        </w:rPr>
+        <w:t>(</w:t>
+      </w:r>
+      <w:proofErr w:type="spellStart"/>
+      <w:r>
+        <w:rPr>
+          <w:lang w:val="en-US"/>
+        </w:rPr>
+        <w:t>set.contains</w:t>
+      </w:r>
+      <w:proofErr w:type="spellEnd"/>
+      <w:r>
+        <w:rPr>
+          <w:lang w:val="en-US"/>
+        </w:rPr>
+        <w:t>(1))   // true (</w:t>
+      </w:r>
+      <w:r>
+        <w:t>или</w:t>
+      </w:r>
+      <w:r>
+        <w:rPr>
+          <w:lang w:val="en-US"/>
+        </w:rPr>
+        <w:t>: 1 in set)</w:t>
+      </w:r>
+    </w:p>
+    <w:p>
+      <w:pPr>
+        <w:pStyle w:val="2"/>
+        <w:numPr>
+          <w:ilvl w:val="0"/>
+          <w:numId w:val="0"/>
+        </w:numPr>
+        <w:ind w:left="567"/>
+      </w:pPr>
+      <w:proofErr w:type="spellStart"/>
+      <w:r>
+        <w:t>println</w:t>
+      </w:r>
+      <w:proofErr w:type="spellEnd"/>
+      <w:r>
+        <w:t>(</w:t>
+      </w:r>
+      <w:proofErr w:type="spellStart"/>
+      <w:r>
+        <w:t>set.isEmpty</w:t>
+      </w:r>
+      <w:proofErr w:type="spellEnd"/>
+      <w:r>
+        <w:t xml:space="preserve">())     // </w:t>
+      </w:r>
+      <w:proofErr w:type="spellStart"/>
+      <w:r>
+        <w:t>false</w:t>
+      </w:r>
+      <w:proofErr w:type="spellEnd"/>
     </w:p>
     <w:p>
       <w:pPr>
@@ -4032,7 +6753,19 @@
         <w:pStyle w:val="2"/>
       </w:pPr>
       <w:r>
-        <w:t xml:space="preserve">В ходе лабораторной работы разработаны разветвляющиеся алгоритмы </w:t>
+        <w:t xml:space="preserve">В ходе лабораторной работы </w:t>
+      </w:r>
+      <w:r>
+        <w:t>были созданы</w:t>
+      </w:r>
+      <w:r>
+        <w:t xml:space="preserve"> </w:t>
+      </w:r>
+      <w:r>
+        <w:t xml:space="preserve">коллекции </w:t>
+      </w:r>
+      <w:r>
+        <w:t xml:space="preserve"> в приложении </w:t>
       </w:r>
       <w:r>
         <w:rPr>
@@ -4041,10 +6774,9 @@
         <w:t>Kotlin</w:t>
       </w:r>
       <w:r>
-        <w:t>м.</w:t>
-      </w:r>
-    </w:p>
-    <w:p/>
+        <w:t>.</w:t>
+      </w:r>
+    </w:p>
     <w:p>
       <w:pPr>
         <w:pStyle w:val="10"/>
@@ -4057,8 +6789,13 @@
         <w:br/>
       </w:r>
       <w:r>
-        <w:t>Использование корутин</w:t>
-      </w:r>
+        <w:t xml:space="preserve">Использование </w:t>
+      </w:r>
+      <w:proofErr w:type="spellStart"/>
+      <w:r>
+        <w:t>корутин</w:t>
+      </w:r>
+      <w:proofErr w:type="spellEnd"/>
     </w:p>
     <w:p>
       <w:pPr>
@@ -4101,27 +6838,59 @@
           <w:color w:val="000000"/>
         </w:rPr>
         <w:br/>
-        <w:t>приложениях на Kotlin.</w:t>
-      </w:r>
-    </w:p>
-    <w:p>
-      <w:pPr>
-        <w:pStyle w:val="1"/>
-      </w:pPr>
-      <w:r>
-        <w:t>Контрольные вопросы</w:t>
-      </w:r>
-    </w:p>
-    <w:p>
-      <w:pPr>
-        <w:pStyle w:val="2"/>
-      </w:pPr>
+        <w:t xml:space="preserve">приложениях на </w:t>
+      </w:r>
+      <w:proofErr w:type="spellStart"/>
       <w:r>
         <w:rPr>
           <w:rFonts w:ascii="TimesNewRomanPSMT" w:hAnsi="TimesNewRomanPSMT"/>
           <w:color w:val="000000"/>
         </w:rPr>
-        <w:t>Что такое «корутина»?</w:t>
+        <w:t>Kotlin</w:t>
+      </w:r>
+      <w:proofErr w:type="spellEnd"/>
+      <w:r>
+        <w:rPr>
+          <w:rFonts w:ascii="TimesNewRomanPSMT" w:hAnsi="TimesNewRomanPSMT"/>
+          <w:color w:val="000000"/>
+        </w:rPr>
+        <w:t>.</w:t>
+      </w:r>
+    </w:p>
+    <w:p>
+      <w:pPr>
+        <w:pStyle w:val="1"/>
+      </w:pPr>
+      <w:r>
+        <w:t>Контрольные вопросы</w:t>
+      </w:r>
+    </w:p>
+    <w:p>
+      <w:pPr>
+        <w:pStyle w:val="2"/>
+      </w:pPr>
+      <w:r>
+        <w:rPr>
+          <w:rFonts w:ascii="TimesNewRomanPSMT" w:hAnsi="TimesNewRomanPSMT"/>
+          <w:color w:val="000000"/>
+        </w:rPr>
+        <w:t>Что такое «</w:t>
+      </w:r>
+      <w:proofErr w:type="spellStart"/>
+      <w:r>
+        <w:rPr>
+          <w:rFonts w:ascii="TimesNewRomanPSMT" w:hAnsi="TimesNewRomanPSMT"/>
+          <w:color w:val="000000"/>
+        </w:rPr>
+        <w:t>корутина</w:t>
+      </w:r>
+      <w:proofErr w:type="spellEnd"/>
+      <w:r>
+        <w:rPr>
+          <w:rFonts w:ascii="TimesNewRomanPSMT" w:hAnsi="TimesNewRomanPSMT"/>
+          <w:color w:val="000000"/>
+        </w:rPr>
+        <w:t>»?</w:t>
       </w:r>
     </w:p>
     <w:p>
@@ -4168,7 +6937,23 @@
           <w:rFonts w:ascii="TimesNewRomanPSMT" w:hAnsi="TimesNewRomanPSMT"/>
           <w:color w:val="000000"/>
         </w:rPr>
-        <w:t>Для чего используется launch?</w:t>
+        <w:t xml:space="preserve">Для чего используется </w:t>
+      </w:r>
+      <w:proofErr w:type="spellStart"/>
+      <w:r>
+        <w:rPr>
+          <w:rFonts w:ascii="TimesNewRomanPSMT" w:hAnsi="TimesNewRomanPSMT"/>
+          <w:color w:val="000000"/>
+        </w:rPr>
+        <w:t>launch</w:t>
+      </w:r>
+      <w:proofErr w:type="spellEnd"/>
+      <w:r>
+        <w:rPr>
+          <w:rFonts w:ascii="TimesNewRomanPSMT" w:hAnsi="TimesNewRomanPSMT"/>
+          <w:color w:val="000000"/>
+        </w:rPr>
+        <w:t>?</w:t>
       </w:r>
     </w:p>
     <w:p>
@@ -4190,90 +6975,133 @@
           <w:bCs/>
           <w:color w:val="000000"/>
         </w:rPr>
-        <w:t>Для запуска корутины, которая выполняется в фоновом режиме без возврата результата</w:t>
-      </w:r>
-      <w:r>
-        <w:rPr>
-          <w:rFonts w:ascii="TimesNewRomanPSMT" w:hAnsi="TimesNewRomanPSMT"/>
-          <w:color w:val="000000"/>
-        </w:rPr>
-        <w:t>.</w:t>
-      </w:r>
-    </w:p>
-    <w:p>
-      <w:pPr>
-        <w:pStyle w:val="1"/>
-        <w:numPr>
-          <w:ilvl w:val="0"/>
-          <w:numId w:val="0"/>
-        </w:numPr>
-      </w:pPr>
-    </w:p>
-    <w:p>
-      <w:pPr>
-        <w:pStyle w:val="2"/>
-      </w:pPr>
-      <w:r>
-        <w:rPr>
-          <w:rFonts w:ascii="TimesNewRomanPSMT" w:hAnsi="TimesNewRomanPSMT"/>
-          <w:color w:val="000000"/>
-        </w:rPr>
-        <w:t>Какие особенности использования у suspend-функций?</w:t>
-      </w:r>
-      <w:r>
-        <w:t>?</w:t>
-      </w:r>
-    </w:p>
-    <w:p>
-      <w:pPr>
-        <w:pStyle w:val="2"/>
-        <w:numPr>
-          <w:ilvl w:val="0"/>
-          <w:numId w:val="0"/>
-        </w:numPr>
-        <w:ind w:left="567"/>
-      </w:pPr>
+        <w:t xml:space="preserve">Для запуска </w:t>
+      </w:r>
+      <w:proofErr w:type="spellStart"/>
       <w:r>
         <w:rPr>
           <w:rFonts w:ascii="TimesNewRomanPSMT" w:hAnsi="TimesNewRomanPSMT"/>
           <w:bCs/>
           <w:color w:val="000000"/>
         </w:rPr>
-        <w:t>П</w:t>
-      </w:r>
+        <w:t>корутины</w:t>
+      </w:r>
+      <w:proofErr w:type="spellEnd"/>
       <w:r>
         <w:rPr>
           <w:rFonts w:ascii="TimesNewRomanPSMT" w:hAnsi="TimesNewRomanPSMT"/>
           <w:bCs/>
           <w:color w:val="000000"/>
         </w:rPr>
-        <w:t>риостанавливать выполнение кода без блокировки потока</w:t>
-      </w:r>
-      <w:r>
-        <w:t>.</w:t>
-      </w:r>
-    </w:p>
-    <w:p>
-      <w:pPr>
-        <w:pStyle w:val="2"/>
-        <w:numPr>
-          <w:ilvl w:val="0"/>
-          <w:numId w:val="0"/>
-        </w:numPr>
-        <w:ind w:left="567"/>
-      </w:pPr>
-    </w:p>
-    <w:p>
-      <w:pPr>
-        <w:pStyle w:val="2"/>
-      </w:pPr>
+        <w:t>, которая выполняется в фоновом режиме без возврата результата</w:t>
+      </w:r>
       <w:r>
         <w:rPr>
           <w:rFonts w:ascii="TimesNewRomanPSMT" w:hAnsi="TimesNewRomanPSMT"/>
           <w:color w:val="000000"/>
         </w:rPr>
-        <w:t>Как приостановить выполнение корутины</w:t>
-      </w:r>
+        <w:t>.</w:t>
+      </w:r>
+    </w:p>
+    <w:p>
+      <w:pPr>
+        <w:pStyle w:val="1"/>
+        <w:numPr>
+          <w:ilvl w:val="0"/>
+          <w:numId w:val="0"/>
+        </w:numPr>
+      </w:pPr>
+    </w:p>
+    <w:p>
+      <w:pPr>
+        <w:pStyle w:val="2"/>
+      </w:pPr>
+      <w:r>
+        <w:rPr>
+          <w:rFonts w:ascii="TimesNewRomanPSMT" w:hAnsi="TimesNewRomanPSMT"/>
+          <w:color w:val="000000"/>
+        </w:rPr>
+        <w:t xml:space="preserve">Какие особенности использования у </w:t>
+      </w:r>
+      <w:proofErr w:type="spellStart"/>
+      <w:r>
+        <w:rPr>
+          <w:rFonts w:ascii="TimesNewRomanPSMT" w:hAnsi="TimesNewRomanPSMT"/>
+          <w:color w:val="000000"/>
+        </w:rPr>
+        <w:t>suspend</w:t>
+      </w:r>
+      <w:proofErr w:type="spellEnd"/>
+      <w:r>
+        <w:rPr>
+          <w:rFonts w:ascii="TimesNewRomanPSMT" w:hAnsi="TimesNewRomanPSMT"/>
+          <w:color w:val="000000"/>
+        </w:rPr>
+        <w:t>-функций?</w:t>
+      </w:r>
+      <w:r>
+        <w:t>?</w:t>
+      </w:r>
+    </w:p>
+    <w:p>
+      <w:pPr>
+        <w:pStyle w:val="2"/>
+        <w:numPr>
+          <w:ilvl w:val="0"/>
+          <w:numId w:val="0"/>
+        </w:numPr>
+        <w:ind w:left="567"/>
+      </w:pPr>
+      <w:r>
+        <w:rPr>
+          <w:rFonts w:ascii="TimesNewRomanPSMT" w:hAnsi="TimesNewRomanPSMT"/>
+          <w:bCs/>
+          <w:color w:val="000000"/>
+        </w:rPr>
+        <w:t>П</w:t>
+      </w:r>
+      <w:r>
+        <w:rPr>
+          <w:rFonts w:ascii="TimesNewRomanPSMT" w:hAnsi="TimesNewRomanPSMT"/>
+          <w:bCs/>
+          <w:color w:val="000000"/>
+        </w:rPr>
+        <w:t>риостанавливать выполнение кода без блокировки потока</w:t>
+      </w:r>
+      <w:r>
+        <w:t>.</w:t>
+      </w:r>
+    </w:p>
+    <w:p>
+      <w:pPr>
+        <w:pStyle w:val="2"/>
+        <w:numPr>
+          <w:ilvl w:val="0"/>
+          <w:numId w:val="0"/>
+        </w:numPr>
+        <w:ind w:left="567"/>
+      </w:pPr>
+    </w:p>
+    <w:p>
+      <w:pPr>
+        <w:pStyle w:val="2"/>
+      </w:pPr>
+      <w:r>
+        <w:rPr>
+          <w:rFonts w:ascii="TimesNewRomanPSMT" w:hAnsi="TimesNewRomanPSMT"/>
+          <w:color w:val="000000"/>
+        </w:rPr>
+        <w:t xml:space="preserve">Как приостановить выполнение </w:t>
+      </w:r>
+      <w:proofErr w:type="spellStart"/>
+      <w:r>
+        <w:rPr>
+          <w:rFonts w:ascii="TimesNewRomanPSMT" w:hAnsi="TimesNewRomanPSMT"/>
+          <w:color w:val="000000"/>
+        </w:rPr>
+        <w:t>корутины</w:t>
+      </w:r>
+      <w:proofErr w:type="spellEnd"/>
       <w:r>
         <w:t>?</w:t>
       </w:r>
@@ -4293,12 +7121,21 @@
         </w:rPr>
         <w:tab/>
       </w:r>
+      <w:proofErr w:type="spellStart"/>
       <w:r>
         <w:rPr>
           <w:color w:val="BCBEC4"/>
           <w:lang w:val="en-US"/>
         </w:rPr>
-        <w:t>deley(</w:t>
+        <w:t>deley</w:t>
+      </w:r>
+      <w:proofErr w:type="spellEnd"/>
+      <w:r>
+        <w:rPr>
+          <w:color w:val="BCBEC4"/>
+          <w:lang w:val="en-US"/>
+        </w:rPr>
+        <w:t>(</w:t>
       </w:r>
       <w:r>
         <w:rPr>
@@ -4333,8 +7170,17 @@
           <w:rFonts w:ascii="TimesNewRomanPSMT" w:hAnsi="TimesNewRomanPSMT"/>
           <w:color w:val="000000"/>
         </w:rPr>
-        <w:t>Как отменить выполнение корутины</w:t>
-      </w:r>
+        <w:t xml:space="preserve">Как отменить выполнение </w:t>
+      </w:r>
+      <w:proofErr w:type="spellStart"/>
+      <w:r>
+        <w:rPr>
+          <w:rFonts w:ascii="TimesNewRomanPSMT" w:hAnsi="TimesNewRomanPSMT"/>
+          <w:color w:val="000000"/>
+        </w:rPr>
+        <w:t>корутины</w:t>
+      </w:r>
+      <w:proofErr w:type="spellEnd"/>
       <w:r>
         <w:t>?</w:t>
       </w:r>
@@ -4354,12 +7200,21 @@
         </w:rPr>
         <w:tab/>
       </w:r>
+      <w:proofErr w:type="spellStart"/>
       <w:r>
         <w:rPr>
           <w:color w:val="CF8E6D"/>
           <w:lang w:val="en-US"/>
         </w:rPr>
-        <w:t xml:space="preserve">val </w:t>
+        <w:t>val</w:t>
+      </w:r>
+      <w:proofErr w:type="spellEnd"/>
+      <w:r>
+        <w:rPr>
+          <w:color w:val="CF8E6D"/>
+          <w:lang w:val="en-US"/>
+        </w:rPr>
+        <w:t xml:space="preserve"> </w:t>
       </w:r>
       <w:r>
         <w:rPr>
@@ -4409,12 +7264,21 @@
         </w:rPr>
         <w:tab/>
       </w:r>
+      <w:proofErr w:type="spellStart"/>
       <w:r>
         <w:rPr>
           <w:color w:val="BCBEC4"/>
           <w:lang w:val="en-US"/>
         </w:rPr>
-        <w:t>job.cancel()</w:t>
+        <w:t>job.cancel</w:t>
+      </w:r>
+      <w:proofErr w:type="spellEnd"/>
+      <w:r>
+        <w:rPr>
+          <w:color w:val="BCBEC4"/>
+          <w:lang w:val="en-US"/>
+        </w:rPr>
+        <w:t>()</w:t>
       </w:r>
     </w:p>
     <w:p>
@@ -4439,119 +7303,158 @@
           <w:rFonts w:ascii="TimesNewRomanPSMT" w:hAnsi="TimesNewRomanPSMT"/>
           <w:color w:val="000000"/>
         </w:rPr>
-        <w:t>Как подключить библиотеку для работы с корутинами</w:t>
-      </w:r>
-      <w:r>
-        <w:t>?</w:t>
-      </w:r>
-    </w:p>
-    <w:p>
-      <w:pPr>
-        <w:pStyle w:val="2"/>
-        <w:numPr>
-          <w:ilvl w:val="0"/>
-          <w:numId w:val="0"/>
-        </w:numPr>
-        <w:ind w:left="567"/>
-        <w:rPr>
-          <w:lang w:val="en-US"/>
-        </w:rPr>
-      </w:pPr>
-      <w:r>
-        <w:rPr>
-          <w:lang w:val="en-US"/>
-        </w:rPr>
-        <w:t xml:space="preserve">File -&gt; Project Stracture -&gt; Libreries -&gt; “+” -&gt; From Maven -&gt; </w:t>
-      </w:r>
-      <w:r>
-        <w:t>найти</w:t>
-      </w:r>
-      <w:r>
-        <w:rPr>
-          <w:lang w:val="en-US"/>
-        </w:rPr>
-        <w:t xml:space="preserve"> </w:t>
-      </w:r>
-      <w:r>
-        <w:t>библиотеку</w:t>
-      </w:r>
-      <w:r>
-        <w:rPr>
-          <w:lang w:val="en-US"/>
-        </w:rPr>
-        <w:t xml:space="preserve"> -&gt; ok</w:t>
-      </w:r>
-    </w:p>
-    <w:p>
-      <w:pPr>
-        <w:pStyle w:val="2"/>
-        <w:numPr>
-          <w:ilvl w:val="0"/>
-          <w:numId w:val="0"/>
-        </w:numPr>
-        <w:ind w:firstLine="567"/>
-        <w:rPr>
-          <w:lang w:val="en-US"/>
-        </w:rPr>
-      </w:pPr>
-    </w:p>
-    <w:p>
-      <w:pPr>
-        <w:pStyle w:val="1"/>
-      </w:pPr>
-      <w:r>
-        <w:t>Вывод</w:t>
-      </w:r>
-    </w:p>
-    <w:p>
-      <w:pPr>
-        <w:pStyle w:val="2"/>
+        <w:t xml:space="preserve">Как подключить библиотеку для работы с </w:t>
+      </w:r>
+      <w:proofErr w:type="spellStart"/>
+      <w:r>
         <w:rPr>
           <w:rFonts w:ascii="TimesNewRomanPSMT" w:hAnsi="TimesNewRomanPSMT"/>
           <w:color w:val="000000"/>
         </w:rPr>
-      </w:pPr>
-      <w:r>
-        <w:t xml:space="preserve">В ходе лабораторной работы </w:t>
-      </w:r>
-      <w:r>
-        <w:t xml:space="preserve">созданы </w:t>
-      </w:r>
-      <w:r>
+        <w:t>корутинами</w:t>
+      </w:r>
+      <w:proofErr w:type="spellEnd"/>
+      <w:r>
+        <w:t>?</w:t>
+      </w:r>
+    </w:p>
+    <w:p>
+      <w:pPr>
+        <w:pStyle w:val="2"/>
+        <w:numPr>
+          <w:ilvl w:val="0"/>
+          <w:numId w:val="0"/>
+        </w:numPr>
+        <w:ind w:left="567"/>
+        <w:rPr>
+          <w:lang w:val="en-US"/>
+        </w:rPr>
+      </w:pPr>
+      <w:r>
+        <w:rPr>
+          <w:lang w:val="en-US"/>
+        </w:rPr>
+        <w:t xml:space="preserve">File -&gt; Project </w:t>
+      </w:r>
+      <w:proofErr w:type="spellStart"/>
+      <w:r>
+        <w:rPr>
+          <w:lang w:val="en-US"/>
+        </w:rPr>
+        <w:t>Stracture</w:t>
+      </w:r>
+      <w:proofErr w:type="spellEnd"/>
+      <w:r>
+        <w:rPr>
+          <w:lang w:val="en-US"/>
+        </w:rPr>
+        <w:t xml:space="preserve"> -&gt; </w:t>
+      </w:r>
+      <w:proofErr w:type="spellStart"/>
+      <w:r>
+        <w:rPr>
+          <w:lang w:val="en-US"/>
+        </w:rPr>
+        <w:t>Libreries</w:t>
+      </w:r>
+      <w:proofErr w:type="spellEnd"/>
+      <w:r>
+        <w:rPr>
+          <w:lang w:val="en-US"/>
+        </w:rPr>
+        <w:t xml:space="preserve"> -&gt; “+” -&gt; From Maven -&gt; </w:t>
+      </w:r>
+      <w:r>
+        <w:t>найти</w:t>
+      </w:r>
+      <w:r>
+        <w:rPr>
+          <w:lang w:val="en-US"/>
+        </w:rPr>
+        <w:t xml:space="preserve"> </w:t>
+      </w:r>
+      <w:r>
+        <w:t>библиотеку</w:t>
+      </w:r>
+      <w:r>
+        <w:rPr>
+          <w:lang w:val="en-US"/>
+        </w:rPr>
+        <w:t xml:space="preserve"> -&gt; ok</w:t>
+      </w:r>
+    </w:p>
+    <w:p>
+      <w:pPr>
+        <w:pStyle w:val="2"/>
+        <w:numPr>
+          <w:ilvl w:val="0"/>
+          <w:numId w:val="0"/>
+        </w:numPr>
+        <w:ind w:firstLine="567"/>
+        <w:rPr>
+          <w:lang w:val="en-US"/>
+        </w:rPr>
+      </w:pPr>
+    </w:p>
+    <w:p>
+      <w:pPr>
+        <w:pStyle w:val="1"/>
+      </w:pPr>
+      <w:r>
+        <w:t>Вывод</w:t>
+      </w:r>
+    </w:p>
+    <w:p>
+      <w:pPr>
+        <w:pStyle w:val="2"/>
         <w:rPr>
           <w:rFonts w:ascii="TimesNewRomanPSMT" w:hAnsi="TimesNewRomanPSMT"/>
           <w:color w:val="000000"/>
         </w:rPr>
-        <w:t xml:space="preserve">сопрограммы в приложении на </w:t>
+      </w:pPr>
+      <w:r>
+        <w:t xml:space="preserve">В ходе лабораторной работы </w:t>
+      </w:r>
+      <w:r>
+        <w:t xml:space="preserve">созданы </w:t>
       </w:r>
       <w:r>
         <w:rPr>
           <w:rFonts w:ascii="TimesNewRomanPSMT" w:hAnsi="TimesNewRomanPSMT"/>
           <w:color w:val="000000"/>
-          <w:lang w:val="en-US"/>
-        </w:rPr>
-        <w:t>kotlin</w:t>
-      </w:r>
+        </w:rPr>
+        <w:t xml:space="preserve">сопрограммы в приложении на </w:t>
+      </w:r>
+      <w:proofErr w:type="spellStart"/>
       <w:r>
         <w:rPr>
           <w:rFonts w:ascii="TimesNewRomanPSMT" w:hAnsi="TimesNewRomanPSMT"/>
           <w:color w:val="000000"/>
-        </w:rPr>
-        <w:t>.</w:t>
-      </w:r>
-    </w:p>
-    <w:p>
-      <w:pPr>
+          <w:lang w:val="en-US"/>
+        </w:rPr>
+        <w:t>kotlin</w:t>
+      </w:r>
+      <w:proofErr w:type="spellEnd"/>
+      <w:r>
         <w:rPr>
           <w:rFonts w:ascii="TimesNewRomanPSMT" w:hAnsi="TimesNewRomanPSMT"/>
           <w:color w:val="000000"/>
         </w:rPr>
-      </w:pPr>
-      <w:r>
+        <w:t>.</w:t>
+      </w:r>
+    </w:p>
+    <w:p>
+      <w:pPr>
         <w:rPr>
           <w:rFonts w:ascii="TimesNewRomanPSMT" w:hAnsi="TimesNewRomanPSMT"/>
           <w:color w:val="000000"/>
         </w:rPr>
+      </w:pPr>
+      <w:r>
+        <w:rPr>
+          <w:rFonts w:ascii="TimesNewRomanPSMT" w:hAnsi="TimesNewRomanPSMT"/>
+          <w:color w:val="000000"/>
+        </w:rPr>
         <w:br w:type="page"/>
       </w:r>
     </w:p>
@@ -4589,7 +7492,15 @@
         </w:numPr>
       </w:pPr>
       <w:r>
-        <w:t>Изучить процесс создания приложения в Android Studio.</w:t>
+        <w:t xml:space="preserve">Изучить процесс создания приложения в </w:t>
+      </w:r>
+      <w:proofErr w:type="spellStart"/>
+      <w:r>
+        <w:t>Android</w:t>
+      </w:r>
+      <w:proofErr w:type="spellEnd"/>
+      <w:r>
+        <w:t xml:space="preserve"> Studio.</w:t>
       </w:r>
     </w:p>
     <w:p>
@@ -4613,7 +7524,23 @@
         </w:numPr>
       </w:pPr>
       <w:r>
-        <w:t xml:space="preserve">Что такое Jetpack Compose? </w:t>
+        <w:t xml:space="preserve">Что такое </w:t>
+      </w:r>
+      <w:proofErr w:type="spellStart"/>
+      <w:r>
+        <w:t>Jetpack</w:t>
+      </w:r>
+      <w:proofErr w:type="spellEnd"/>
+      <w:r>
+        <w:t xml:space="preserve"> </w:t>
+      </w:r>
+      <w:proofErr w:type="spellStart"/>
+      <w:r>
+        <w:t>Compose</w:t>
+      </w:r>
+      <w:proofErr w:type="spellEnd"/>
+      <w:r>
+        <w:t xml:space="preserve">? </w:t>
       </w:r>
     </w:p>
     <w:p>
@@ -4662,161 +7589,9 @@
           <w:color w:val="333333"/>
           <w:shd w:val="clear" w:color="auto" w:fill="FFFFFF"/>
         </w:rPr>
-        <w:t xml:space="preserve"> в приложениях для платформы Android</w:t>
-      </w:r>
-      <w:r>
-        <w:rPr>
-          <w:b/>
-          <w:color w:val="333333"/>
-          <w:shd w:val="clear" w:color="auto" w:fill="FFFFFF"/>
-        </w:rPr>
-        <w:t>.</w:t>
-      </w:r>
-    </w:p>
-    <w:p>
-      <w:pPr>
-        <w:pStyle w:val="2"/>
-        <w:numPr>
-          <w:ilvl w:val="0"/>
-          <w:numId w:val="0"/>
-        </w:numPr>
-        <w:ind w:left="567"/>
-      </w:pPr>
-    </w:p>
-    <w:p>
-      <w:pPr>
-        <w:pStyle w:val="2"/>
-        <w:numPr>
-          <w:ilvl w:val="1"/>
-          <w:numId w:val="15"/>
-        </w:numPr>
-      </w:pPr>
-      <w:r>
-        <w:t xml:space="preserve">Какой тип проекта нужно выбрать, чтобы создать проект с использованием Jetpack Compose? </w:t>
-      </w:r>
-    </w:p>
-    <w:p>
-      <w:pPr>
-        <w:pStyle w:val="2"/>
-        <w:numPr>
-          <w:ilvl w:val="0"/>
-          <w:numId w:val="0"/>
-        </w:numPr>
-        <w:ind w:left="567"/>
-        <w:rPr>
-          <w:lang w:val="en-US"/>
-        </w:rPr>
-      </w:pPr>
-      <w:r>
-        <w:rPr>
-          <w:lang w:val="en-US"/>
-        </w:rPr>
-        <w:t>Empty Activity</w:t>
-      </w:r>
-    </w:p>
-    <w:p>
-      <w:pPr>
-        <w:pStyle w:val="2"/>
-        <w:numPr>
-          <w:ilvl w:val="0"/>
-          <w:numId w:val="0"/>
-        </w:numPr>
-        <w:ind w:left="567"/>
-      </w:pPr>
-    </w:p>
-    <w:p>
-      <w:pPr>
-        <w:pStyle w:val="2"/>
-        <w:numPr>
-          <w:ilvl w:val="1"/>
-          <w:numId w:val="15"/>
-        </w:numPr>
-      </w:pPr>
-      <w:r>
-        <w:t xml:space="preserve">Что такое Activity? </w:t>
-      </w:r>
-    </w:p>
-    <w:p>
-      <w:pPr>
-        <w:pStyle w:val="2"/>
-        <w:numPr>
-          <w:ilvl w:val="0"/>
-          <w:numId w:val="0"/>
-        </w:numPr>
-        <w:ind w:left="567"/>
-        <w:rPr>
-          <w:color w:val="333333"/>
-          <w:shd w:val="clear" w:color="auto" w:fill="FFFFFF"/>
-        </w:rPr>
-      </w:pPr>
-      <w:r>
-        <w:rPr>
-          <w:color w:val="333333"/>
-          <w:shd w:val="clear" w:color="auto" w:fill="FFFFFF"/>
-        </w:rPr>
-        <w:t xml:space="preserve">В activity располагаются различные элементы: кнопки, фрагменты, изображения и другие </w:t>
-      </w:r>
-      <w:r>
-        <w:rPr>
-          <w:color w:val="333333"/>
-          <w:shd w:val="clear" w:color="auto" w:fill="FFFFFF"/>
-        </w:rPr>
-        <w:t>элементы</w:t>
-      </w:r>
-    </w:p>
-    <w:p>
-      <w:pPr>
-        <w:pStyle w:val="2"/>
-        <w:numPr>
-          <w:ilvl w:val="0"/>
-          <w:numId w:val="0"/>
-        </w:numPr>
-        <w:ind w:left="567"/>
-      </w:pPr>
-    </w:p>
-    <w:p>
-      <w:pPr>
-        <w:pStyle w:val="2"/>
-        <w:numPr>
-          <w:ilvl w:val="1"/>
-          <w:numId w:val="15"/>
-        </w:numPr>
-      </w:pPr>
-      <w:r>
-        <w:t xml:space="preserve">Для чего используется MainActivity? </w:t>
-      </w:r>
-    </w:p>
-    <w:p>
-      <w:pPr>
-        <w:pStyle w:val="2"/>
-        <w:numPr>
-          <w:ilvl w:val="0"/>
-          <w:numId w:val="0"/>
-        </w:numPr>
-        <w:ind w:left="567"/>
-      </w:pPr>
-      <w:r>
-        <w:rPr>
-          <w:color w:val="333333"/>
-          <w:shd w:val="clear" w:color="auto" w:fill="FFFFFF"/>
-        </w:rPr>
-        <w:t>Д</w:t>
-      </w:r>
-      <w:r>
-        <w:rPr>
-          <w:color w:val="333333"/>
-          <w:shd w:val="clear" w:color="auto" w:fill="FFFFFF"/>
-        </w:rPr>
-        <w:t>ля</w:t>
-      </w:r>
-      <w:r>
-        <w:rPr>
-          <w:b/>
-          <w:color w:val="333333"/>
-          <w:shd w:val="clear" w:color="auto" w:fill="FFFFFF"/>
-        </w:rPr>
-        <w:t> </w:t>
-      </w:r>
+        <w:t xml:space="preserve"> в приложениях для платформы </w:t>
+      </w:r>
+      <w:proofErr w:type="spellStart"/>
       <w:r>
         <w:rPr>
           <w:rStyle w:val="af0"/>
@@ -4824,21 +7599,147 @@
           <w:color w:val="333333"/>
           <w:shd w:val="clear" w:color="auto" w:fill="FFFFFF"/>
         </w:rPr>
-        <w:t>создания основного интерфейса приложения</w:t>
-      </w:r>
-      <w:r>
-        <w:rPr>
+        <w:t>Android</w:t>
+      </w:r>
+      <w:proofErr w:type="spellEnd"/>
+      <w:r>
+        <w:rPr>
+          <w:b/>
           <w:color w:val="333333"/>
           <w:shd w:val="clear" w:color="auto" w:fill="FFFFFF"/>
         </w:rPr>
-        <w:t> при его запуске</w:t>
-      </w:r>
-      <w:r>
+        <w:t>.</w:t>
+      </w:r>
+    </w:p>
+    <w:p>
+      <w:pPr>
+        <w:pStyle w:val="2"/>
+        <w:numPr>
+          <w:ilvl w:val="0"/>
+          <w:numId w:val="0"/>
+        </w:numPr>
+        <w:ind w:left="567"/>
+      </w:pPr>
+    </w:p>
+    <w:p>
+      <w:pPr>
+        <w:pStyle w:val="2"/>
+        <w:numPr>
+          <w:ilvl w:val="1"/>
+          <w:numId w:val="15"/>
+        </w:numPr>
+      </w:pPr>
+      <w:r>
+        <w:t xml:space="preserve">Какой тип проекта нужно выбрать, чтобы создать проект с использованием </w:t>
+      </w:r>
+      <w:proofErr w:type="spellStart"/>
+      <w:r>
+        <w:t>Jetpack</w:t>
+      </w:r>
+      <w:proofErr w:type="spellEnd"/>
+      <w:r>
+        <w:t xml:space="preserve"> </w:t>
+      </w:r>
+      <w:proofErr w:type="spellStart"/>
+      <w:r>
+        <w:t>Compose</w:t>
+      </w:r>
+      <w:proofErr w:type="spellEnd"/>
+      <w:r>
+        <w:t xml:space="preserve">? </w:t>
+      </w:r>
+    </w:p>
+    <w:p>
+      <w:pPr>
+        <w:pStyle w:val="2"/>
+        <w:numPr>
+          <w:ilvl w:val="0"/>
+          <w:numId w:val="0"/>
+        </w:numPr>
+        <w:ind w:left="567"/>
+        <w:rPr>
+          <w:lang w:val="en-US"/>
+        </w:rPr>
+      </w:pPr>
+      <w:r>
+        <w:rPr>
+          <w:lang w:val="en-US"/>
+        </w:rPr>
+        <w:t>Empty Activity</w:t>
+      </w:r>
+    </w:p>
+    <w:p>
+      <w:pPr>
+        <w:pStyle w:val="2"/>
+        <w:numPr>
+          <w:ilvl w:val="0"/>
+          <w:numId w:val="0"/>
+        </w:numPr>
+        <w:ind w:left="567"/>
+      </w:pPr>
+    </w:p>
+    <w:p>
+      <w:pPr>
+        <w:pStyle w:val="2"/>
+        <w:numPr>
+          <w:ilvl w:val="1"/>
+          <w:numId w:val="15"/>
+        </w:numPr>
+      </w:pPr>
+      <w:r>
+        <w:t xml:space="preserve">Что такое </w:t>
+      </w:r>
+      <w:proofErr w:type="spellStart"/>
+      <w:r>
+        <w:t>Activity</w:t>
+      </w:r>
+      <w:proofErr w:type="spellEnd"/>
+      <w:r>
+        <w:t xml:space="preserve">? </w:t>
+      </w:r>
+    </w:p>
+    <w:p>
+      <w:pPr>
+        <w:pStyle w:val="2"/>
+        <w:numPr>
+          <w:ilvl w:val="0"/>
+          <w:numId w:val="0"/>
+        </w:numPr>
+        <w:ind w:left="567"/>
         <w:rPr>
           <w:color w:val="333333"/>
           <w:shd w:val="clear" w:color="auto" w:fill="FFFFFF"/>
         </w:rPr>
-        <w:t>.</w:t>
+      </w:pPr>
+      <w:r>
+        <w:rPr>
+          <w:color w:val="333333"/>
+          <w:shd w:val="clear" w:color="auto" w:fill="FFFFFF"/>
+        </w:rPr>
+        <w:t xml:space="preserve">В </w:t>
+      </w:r>
+      <w:proofErr w:type="spellStart"/>
+      <w:r>
+        <w:rPr>
+          <w:color w:val="333333"/>
+          <w:shd w:val="clear" w:color="auto" w:fill="FFFFFF"/>
+        </w:rPr>
+        <w:t>activity</w:t>
+      </w:r>
+      <w:proofErr w:type="spellEnd"/>
+      <w:r>
+        <w:rPr>
+          <w:color w:val="333333"/>
+          <w:shd w:val="clear" w:color="auto" w:fill="FFFFFF"/>
+        </w:rPr>
+        <w:t xml:space="preserve"> располагаются различные элементы: кнопки, фрагменты, изображения и другие </w:t>
+      </w:r>
+      <w:r>
+        <w:rPr>
+          <w:color w:val="333333"/>
+          <w:shd w:val="clear" w:color="auto" w:fill="FFFFFF"/>
+        </w:rPr>
+        <w:t>элементы</w:t>
       </w:r>
     </w:p>
     <w:p>
@@ -4860,35 +7761,39 @@
         </w:numPr>
       </w:pPr>
       <w:r>
-        <w:t xml:space="preserve">Для чего используется функция onCreate? </w:t>
-      </w:r>
-    </w:p>
-    <w:p>
-      <w:pPr>
-        <w:pStyle w:val="2"/>
-        <w:numPr>
-          <w:ilvl w:val="0"/>
-          <w:numId w:val="0"/>
-        </w:numPr>
-        <w:ind w:left="567"/>
-        <w:jc w:val="left"/>
-        <w:rPr>
-          <w:b/>
-        </w:rPr>
+        <w:t xml:space="preserve">Для чего используется </w:t>
+      </w:r>
+      <w:proofErr w:type="spellStart"/>
+      <w:r>
+        <w:t>MainActivity</w:t>
+      </w:r>
+      <w:proofErr w:type="spellEnd"/>
+      <w:r>
+        <w:t xml:space="preserve">? </w:t>
+      </w:r>
+    </w:p>
+    <w:p>
+      <w:pPr>
+        <w:pStyle w:val="2"/>
+        <w:numPr>
+          <w:ilvl w:val="0"/>
+          <w:numId w:val="0"/>
+        </w:numPr>
+        <w:ind w:left="567"/>
       </w:pPr>
       <w:r>
         <w:rPr>
           <w:color w:val="333333"/>
           <w:shd w:val="clear" w:color="auto" w:fill="FFFFFF"/>
         </w:rPr>
-        <w:t>И</w:t>
+        <w:t>Д</w:t>
       </w:r>
       <w:r>
         <w:rPr>
           <w:color w:val="333333"/>
           <w:shd w:val="clear" w:color="auto" w:fill="FFFFFF"/>
         </w:rPr>
-        <w:t>спользуется</w:t>
+        <w:t>ля</w:t>
       </w:r>
       <w:r>
         <w:rPr>
@@ -4905,7 +7810,79 @@
           <w:color w:val="333333"/>
           <w:shd w:val="clear" w:color="auto" w:fill="FFFFFF"/>
         </w:rPr>
-        <w:t>для выполнения основной инициализации при первом создании активности</w:t>
+        <w:t>создания основного интерфейса приложения</w:t>
+      </w:r>
+      <w:r>
+        <w:rPr>
+          <w:color w:val="333333"/>
+          <w:shd w:val="clear" w:color="auto" w:fill="FFFFFF"/>
+        </w:rPr>
+        <w:t> при его запуске</w:t>
+      </w:r>
+      <w:r>
+        <w:rPr>
+          <w:color w:val="333333"/>
+          <w:shd w:val="clear" w:color="auto" w:fill="FFFFFF"/>
+        </w:rPr>
+        <w:t>.</w:t>
+      </w:r>
+    </w:p>
+    <w:p>
+      <w:pPr>
+        <w:pStyle w:val="2"/>
+        <w:numPr>
+          <w:ilvl w:val="0"/>
+          <w:numId w:val="0"/>
+        </w:numPr>
+        <w:ind w:left="567"/>
+      </w:pPr>
+    </w:p>
+    <w:p>
+      <w:pPr>
+        <w:pStyle w:val="2"/>
+        <w:numPr>
+          <w:ilvl w:val="1"/>
+          <w:numId w:val="15"/>
+        </w:numPr>
+      </w:pPr>
+      <w:r>
+        <w:t xml:space="preserve">Для чего используется функция </w:t>
+      </w:r>
+      <w:proofErr w:type="spellStart"/>
+      <w:r>
+        <w:t>onCreate</w:t>
+      </w:r>
+      <w:proofErr w:type="spellEnd"/>
+      <w:r>
+        <w:t xml:space="preserve">? </w:t>
+      </w:r>
+    </w:p>
+    <w:p>
+      <w:pPr>
+        <w:pStyle w:val="2"/>
+        <w:numPr>
+          <w:ilvl w:val="0"/>
+          <w:numId w:val="0"/>
+        </w:numPr>
+        <w:ind w:left="567"/>
+        <w:jc w:val="left"/>
+        <w:rPr>
+          <w:b/>
+        </w:rPr>
+      </w:pPr>
+      <w:r>
+        <w:rPr>
+          <w:color w:val="333333"/>
+          <w:shd w:val="clear" w:color="auto" w:fill="FFFFFF"/>
+        </w:rPr>
+        <w:t>И</w:t>
+      </w:r>
+      <w:r>
+        <w:rPr>
+          <w:color w:val="333333"/>
+          <w:shd w:val="clear" w:color="auto" w:fill="FFFFFF"/>
+        </w:rPr>
+        <w:t>спользуется</w:t>
       </w:r>
       <w:r>
         <w:rPr>
@@ -4913,6 +7890,23 @@
           <w:color w:val="333333"/>
           <w:shd w:val="clear" w:color="auto" w:fill="FFFFFF"/>
         </w:rPr>
+        <w:t> </w:t>
+      </w:r>
+      <w:r>
+        <w:rPr>
+          <w:rStyle w:val="af0"/>
+          <w:b w:val="0"/>
+          <w:color w:val="333333"/>
+          <w:shd w:val="clear" w:color="auto" w:fill="FFFFFF"/>
+        </w:rPr>
+        <w:t>для выполнения основной инициализации при первом создании активности</w:t>
+      </w:r>
+      <w:r>
+        <w:rPr>
+          <w:b/>
+          <w:color w:val="333333"/>
+          <w:shd w:val="clear" w:color="auto" w:fill="FFFFFF"/>
+        </w:rPr>
         <w:t>. </w:t>
       </w:r>
       <w:r>
@@ -4941,7 +7935,15 @@
         </w:numPr>
       </w:pPr>
       <w:r>
-        <w:t xml:space="preserve">Что делает функция setContent? </w:t>
+        <w:t xml:space="preserve">Что делает функция </w:t>
+      </w:r>
+      <w:proofErr w:type="spellStart"/>
+      <w:r>
+        <w:t>setContent</w:t>
+      </w:r>
+      <w:proofErr w:type="spellEnd"/>
+      <w:r>
+        <w:t xml:space="preserve">? </w:t>
       </w:r>
     </w:p>
     <w:p>
@@ -6315,6 +9317,187 @@
     </w:lvlOverride>
   </w:num>
   <w:num w:numId="21" w16cid:durableId="1326939527">
+    <w:abstractNumId w:val="1"/>
+    <w:lvlOverride w:ilvl="0">
+      <w:startOverride w:val="1"/>
+    </w:lvlOverride>
+    <w:lvlOverride w:ilvl="1">
+      <w:startOverride w:val="1"/>
+    </w:lvlOverride>
+    <w:lvlOverride w:ilvl="2">
+      <w:startOverride w:val="1"/>
+    </w:lvlOverride>
+    <w:lvlOverride w:ilvl="3">
+      <w:startOverride w:val="1"/>
+    </w:lvlOverride>
+    <w:lvlOverride w:ilvl="4">
+      <w:startOverride w:val="1"/>
+    </w:lvlOverride>
+    <w:lvlOverride w:ilvl="5">
+      <w:startOverride w:val="1"/>
+    </w:lvlOverride>
+    <w:lvlOverride w:ilvl="6">
+      <w:startOverride w:val="1"/>
+    </w:lvlOverride>
+    <w:lvlOverride w:ilvl="7">
+      <w:startOverride w:val="1"/>
+    </w:lvlOverride>
+    <w:lvlOverride w:ilvl="8">
+      <w:startOverride w:val="1"/>
+    </w:lvlOverride>
+  </w:num>
+  <w:num w:numId="22" w16cid:durableId="1278952365">
+    <w:abstractNumId w:val="1"/>
+    <w:lvlOverride w:ilvl="0">
+      <w:startOverride w:val="1"/>
+    </w:lvlOverride>
+    <w:lvlOverride w:ilvl="1">
+      <w:startOverride w:val="1"/>
+    </w:lvlOverride>
+    <w:lvlOverride w:ilvl="2">
+      <w:startOverride w:val="1"/>
+    </w:lvlOverride>
+    <w:lvlOverride w:ilvl="3">
+      <w:startOverride w:val="1"/>
+    </w:lvlOverride>
+    <w:lvlOverride w:ilvl="4">
+      <w:startOverride w:val="1"/>
+    </w:lvlOverride>
+    <w:lvlOverride w:ilvl="5">
+      <w:startOverride w:val="1"/>
+    </w:lvlOverride>
+    <w:lvlOverride w:ilvl="6">
+      <w:startOverride w:val="1"/>
+    </w:lvlOverride>
+    <w:lvlOverride w:ilvl="7">
+      <w:startOverride w:val="1"/>
+    </w:lvlOverride>
+    <w:lvlOverride w:ilvl="8">
+      <w:startOverride w:val="1"/>
+    </w:lvlOverride>
+  </w:num>
+  <w:num w:numId="23" w16cid:durableId="293609805">
+    <w:abstractNumId w:val="1"/>
+    <w:lvlOverride w:ilvl="0">
+      <w:startOverride w:val="1"/>
+    </w:lvlOverride>
+    <w:lvlOverride w:ilvl="1">
+      <w:startOverride w:val="1"/>
+    </w:lvlOverride>
+    <w:lvlOverride w:ilvl="2">
+      <w:startOverride w:val="1"/>
+    </w:lvlOverride>
+    <w:lvlOverride w:ilvl="3">
+      <w:startOverride w:val="1"/>
+    </w:lvlOverride>
+    <w:lvlOverride w:ilvl="4">
+      <w:startOverride w:val="1"/>
+    </w:lvlOverride>
+    <w:lvlOverride w:ilvl="5">
+      <w:startOverride w:val="1"/>
+    </w:lvlOverride>
+    <w:lvlOverride w:ilvl="6">
+      <w:startOverride w:val="1"/>
+    </w:lvlOverride>
+    <w:lvlOverride w:ilvl="7">
+      <w:startOverride w:val="1"/>
+    </w:lvlOverride>
+    <w:lvlOverride w:ilvl="8">
+      <w:startOverride w:val="1"/>
+    </w:lvlOverride>
+  </w:num>
+  <w:num w:numId="24" w16cid:durableId="1076438555">
+    <w:abstractNumId w:val="1"/>
+    <w:lvlOverride w:ilvl="0">
+      <w:startOverride w:val="1"/>
+    </w:lvlOverride>
+    <w:lvlOverride w:ilvl="1">
+      <w:startOverride w:val="1"/>
+    </w:lvlOverride>
+    <w:lvlOverride w:ilvl="2">
+      <w:startOverride w:val="1"/>
+    </w:lvlOverride>
+    <w:lvlOverride w:ilvl="3">
+      <w:startOverride w:val="1"/>
+    </w:lvlOverride>
+    <w:lvlOverride w:ilvl="4">
+      <w:startOverride w:val="1"/>
+    </w:lvlOverride>
+    <w:lvlOverride w:ilvl="5">
+      <w:startOverride w:val="1"/>
+    </w:lvlOverride>
+    <w:lvlOverride w:ilvl="6">
+      <w:startOverride w:val="1"/>
+    </w:lvlOverride>
+    <w:lvlOverride w:ilvl="7">
+      <w:startOverride w:val="1"/>
+    </w:lvlOverride>
+    <w:lvlOverride w:ilvl="8">
+      <w:startOverride w:val="1"/>
+    </w:lvlOverride>
+  </w:num>
+  <w:num w:numId="25" w16cid:durableId="23336325">
+    <w:abstractNumId w:val="1"/>
+    <w:lvlOverride w:ilvl="0">
+      <w:startOverride w:val="1"/>
+    </w:lvlOverride>
+    <w:lvlOverride w:ilvl="1">
+      <w:lvl w:ilvl="1">
+        <w:start w:val="1"/>
+        <w:numFmt w:val="decimal"/>
+        <w:pStyle w:val="2"/>
+        <w:suff w:val="space"/>
+        <w:lvlText w:val="%1.%2"/>
+        <w:lvlJc w:val="left"/>
+        <w:pPr>
+          <w:ind w:left="0" w:firstLine="567"/>
+        </w:pPr>
+        <w:rPr>
+          <w:rFonts w:ascii="Times New Roman" w:hAnsi="Times New Roman" w:cs="Times New Roman" w:hint="default"/>
+          <w:b w:val="0"/>
+          <w:bCs/>
+          <w:sz w:val="28"/>
+        </w:rPr>
+      </w:lvl>
+    </w:lvlOverride>
+    <w:lvlOverride w:ilvl="2">
+      <w:lvl w:ilvl="2">
+        <w:start w:val="1"/>
+        <w:numFmt w:val="decimal"/>
+        <w:suff w:val="space"/>
+        <w:lvlText w:val="%1.%2.%3"/>
+        <w:lvlJc w:val="left"/>
+        <w:pPr>
+          <w:ind w:left="0" w:firstLine="567"/>
+        </w:pPr>
+        <w:rPr>
+          <w:rFonts w:ascii="Times New Roman" w:hAnsi="Times New Roman" w:cs="Times New Roman" w:hint="default"/>
+          <w:b w:val="0"/>
+          <w:bCs/>
+          <w:sz w:val="28"/>
+        </w:rPr>
+      </w:lvl>
+    </w:lvlOverride>
+    <w:lvlOverride w:ilvl="3">
+      <w:startOverride w:val="1"/>
+    </w:lvlOverride>
+    <w:lvlOverride w:ilvl="4">
+      <w:startOverride w:val="1"/>
+    </w:lvlOverride>
+    <w:lvlOverride w:ilvl="5">
+      <w:startOverride w:val="1"/>
+    </w:lvlOverride>
+    <w:lvlOverride w:ilvl="6">
+      <w:startOverride w:val="1"/>
+    </w:lvlOverride>
+    <w:lvlOverride w:ilvl="7">
+      <w:startOverride w:val="1"/>
+    </w:lvlOverride>
+    <w:lvlOverride w:ilvl="8">
+      <w:startOverride w:val="1"/>
+    </w:lvlOverride>
+  </w:num>
+  <w:num w:numId="26" w16cid:durableId="1524006054">
     <w:abstractNumId w:val="1"/>
     <w:lvlOverride w:ilvl="0">
       <w:startOverride w:val="1"/>

--- a/Отчети Луканин.docx
+++ b/Отчети Луканин.docx
@@ -1,6 +1,6 @@
 
 <file path=word/document.xml><?xml version="1.0" encoding="utf-8"?>
-<w:document xmlns:wpc="http://schemas.microsoft.com/office/word/2010/wordprocessingCanvas" xmlns:cx="http://schemas.microsoft.com/office/drawing/2014/chartex" xmlns:cx1="http://schemas.microsoft.com/office/drawing/2015/9/8/chartex" xmlns:cx2="http://schemas.microsoft.com/office/drawing/2015/10/21/chartex" xmlns:cx3="http://schemas.microsoft.com/office/drawing/2016/5/9/chartex" xmlns:cx4="http://schemas.microsoft.com/office/drawing/2016/5/10/chartex" xmlns:cx5="http://schemas.microsoft.com/office/drawing/2016/5/11/chartex" xmlns:cx6="http://schemas.microsoft.com/office/drawing/2016/5/12/chartex" xmlns:cx7="http://schemas.microsoft.com/office/drawing/2016/5/13/chartex" xmlns:cx8="http://schemas.microsoft.com/office/drawing/2016/5/14/chartex" xmlns:mc="http://schemas.openxmlformats.org/markup-compatibility/2006" xmlns:aink="http://schemas.microsoft.com/office/drawing/2016/ink" xmlns:am3d="http://schemas.microsoft.com/office/drawing/2017/model3d" xmlns:o="urn:schemas-microsoft-com:office:office" xmlns:oel="http://schemas.microsoft.com/office/2019/extlst" xmlns:r="http://schemas.openxmlformats.org/officeDocument/2006/relationships" xmlns:m="http://schemas.openxmlformats.org/officeDocument/2006/math" xmlns:v="urn:schemas-microsoft-com:vml" xmlns:wp14="http://schemas.microsoft.com/office/word/2010/wordprocessingDrawing" xmlns:wp="http://schemas.openxmlformats.org/drawingml/2006/wordprocessingDrawing" xmlns:w10="urn:schemas-microsoft-com:office:word" xmlns:w="http://schemas.openxmlformats.org/wordprocessingml/2006/main" xmlns:w14="http://schemas.microsoft.com/office/word/2010/wordml" xmlns:w15="http://schemas.microsoft.com/office/word/2012/wordml" xmlns:w16cex="http://schemas.microsoft.com/office/word/2018/wordml/cex" xmlns:w16cid="http://schemas.microsoft.com/office/word/2016/wordml/cid" xmlns:w16="http://schemas.microsoft.com/office/word/2018/wordml" xmlns:w16du="http://schemas.microsoft.com/office/word/2023/wordml/word16du" xmlns:w16sdtdh="http://schemas.microsoft.com/office/word/2020/wordml/sdtdatahash" xmlns:w16sdtfl="http://schemas.microsoft.com/office/word/2024/wordml/sdtformatlock" xmlns:w16se="http://schemas.microsoft.com/office/word/2015/wordml/symex" xmlns:wpg="http://schemas.microsoft.com/office/word/2010/wordprocessingGroup" xmlns:wpi="http://schemas.microsoft.com/office/word/2010/wordprocessingInk" xmlns:wne="http://schemas.microsoft.com/office/word/2006/wordml" xmlns:wps="http://schemas.microsoft.com/office/word/2010/wordprocessingShape" mc:Ignorable="w14 w15 w16se w16cid w16 w16cex w16sdtdh w16sdtfl w16du wp14">
+<w:document xmlns:wpc="http://schemas.microsoft.com/office/word/2010/wordprocessingCanvas" xmlns:cx="http://schemas.microsoft.com/office/drawing/2014/chartex" xmlns:mc="http://schemas.openxmlformats.org/markup-compatibility/2006" xmlns:o="urn:schemas-microsoft-com:office:office" xmlns:r="http://schemas.openxmlformats.org/officeDocument/2006/relationships" xmlns:m="http://schemas.openxmlformats.org/officeDocument/2006/math" xmlns:v="urn:schemas-microsoft-com:vml" xmlns:wp14="http://schemas.microsoft.com/office/word/2010/wordprocessingDrawing" xmlns:wp="http://schemas.openxmlformats.org/drawingml/2006/wordprocessingDrawing" xmlns:w10="urn:schemas-microsoft-com:office:word" xmlns:w="http://schemas.openxmlformats.org/wordprocessingml/2006/main" xmlns:w14="http://schemas.microsoft.com/office/word/2010/wordml" xmlns:w15="http://schemas.microsoft.com/office/word/2012/wordml" xmlns:w16se="http://schemas.microsoft.com/office/word/2015/wordml/symex" xmlns:wpg="http://schemas.microsoft.com/office/word/2010/wordprocessingGroup" xmlns:wpi="http://schemas.microsoft.com/office/word/2010/wordprocessingInk" xmlns:wne="http://schemas.microsoft.com/office/word/2006/wordml" xmlns:wps="http://schemas.microsoft.com/office/word/2010/wordprocessingShape" mc:Ignorable="w14 w15 w16se wp14">
   <w:body>
     <w:p>
       <w:pPr>
@@ -2046,9 +2046,14 @@
           <w:numId w:val="1"/>
         </w:numPr>
       </w:pPr>
+      <w:proofErr w:type="gramStart"/>
       <w:r>
         <w:lastRenderedPageBreak/>
-        <w:t>Ответы  на контрольные вопросы</w:t>
+        <w:t>Ответы  на</w:t>
+      </w:r>
+      <w:proofErr w:type="gramEnd"/>
+      <w:r>
+        <w:t xml:space="preserve"> контрольные вопросы</w:t>
       </w:r>
     </w:p>
     <w:p>
@@ -2238,7 +2243,15 @@
       </w:r>
       <w:proofErr w:type="spellEnd"/>
       <w:r>
-        <w:t xml:space="preserve"> Studio?</w:t>
+        <w:t xml:space="preserve"> </w:t>
+      </w:r>
+      <w:proofErr w:type="spellStart"/>
+      <w:r>
+        <w:t>Studio</w:t>
+      </w:r>
+      <w:proofErr w:type="spellEnd"/>
+      <w:r>
+        <w:t>?</w:t>
       </w:r>
     </w:p>
     <w:p>
@@ -2336,7 +2349,15 @@
       </w:r>
       <w:proofErr w:type="spellEnd"/>
       <w:r>
-        <w:t xml:space="preserve"> Studio?</w:t>
+        <w:t xml:space="preserve"> </w:t>
+      </w:r>
+      <w:proofErr w:type="spellStart"/>
+      <w:r>
+        <w:t>Studio</w:t>
+      </w:r>
+      <w:proofErr w:type="spellEnd"/>
+      <w:r>
+        <w:t>?</w:t>
       </w:r>
     </w:p>
     <w:p>
@@ -2552,7 +2573,7 @@
             <v:path o:extrusionok="f" gradientshapeok="t" o:connecttype="rect"/>
             <o:lock v:ext="edit" aspectratio="t"/>
           </v:shapetype>
-          <v:shape id="_x0000_i1025" type="#_x0000_t75" style="width:466.8pt;height:252.6pt">
+          <v:shape id="_x0000_i1025" type="#_x0000_t75" style="width:466.5pt;height:252.75pt">
             <v:imagedata r:id="rId14" o:title="Проект"/>
           </v:shape>
         </w:pict>
@@ -2643,7 +2664,21 @@
         <w:rPr>
           <w:lang w:val="en-US"/>
         </w:rPr>
-        <w:t xml:space="preserve">Android studio, Xcode, </w:t>
+        <w:t xml:space="preserve">Android studio, </w:t>
+      </w:r>
+      <w:proofErr w:type="spellStart"/>
+      <w:r>
+        <w:rPr>
+          <w:lang w:val="en-US"/>
+        </w:rPr>
+        <w:t>Xcode</w:t>
+      </w:r>
+      <w:proofErr w:type="spellEnd"/>
+      <w:r>
+        <w:rPr>
+          <w:lang w:val="en-US"/>
+        </w:rPr>
+        <w:t xml:space="preserve">, </w:t>
       </w:r>
       <w:proofErr w:type="spellStart"/>
       <w:r>
@@ -2694,7 +2729,21 @@
         <w:rPr>
           <w:lang w:val="en-US"/>
         </w:rPr>
-        <w:t xml:space="preserve">, Unity, Kotlin Multiplatform </w:t>
+        <w:t xml:space="preserve">, Unity, </w:t>
+      </w:r>
+      <w:proofErr w:type="spellStart"/>
+      <w:r>
+        <w:rPr>
+          <w:lang w:val="en-US"/>
+        </w:rPr>
+        <w:t>Kotlin</w:t>
+      </w:r>
+      <w:proofErr w:type="spellEnd"/>
+      <w:r>
+        <w:rPr>
+          <w:lang w:val="en-US"/>
+        </w:rPr>
+        <w:t xml:space="preserve"> Multiplatform </w:t>
       </w:r>
     </w:p>
     <w:p>
@@ -2843,7 +2892,15 @@
       </w:r>
       <w:proofErr w:type="spellEnd"/>
       <w:r>
-        <w:t xml:space="preserve"> Studio?</w:t>
+        <w:t xml:space="preserve"> </w:t>
+      </w:r>
+      <w:proofErr w:type="spellStart"/>
+      <w:r>
+        <w:t>Studio</w:t>
+      </w:r>
+      <w:proofErr w:type="spellEnd"/>
+      <w:r>
+        <w:t>?</w:t>
       </w:r>
     </w:p>
     <w:p>
@@ -2892,7 +2949,15 @@
         <w:pStyle w:val="2"/>
       </w:pPr>
       <w:r>
-        <w:t xml:space="preserve">На каких языках программирования можно разрабатывать нативные приложения для </w:t>
+        <w:t xml:space="preserve">На каких языках программирования можно разрабатывать </w:t>
+      </w:r>
+      <w:proofErr w:type="spellStart"/>
+      <w:r>
+        <w:t>нативные</w:t>
+      </w:r>
+      <w:proofErr w:type="spellEnd"/>
+      <w:r>
+        <w:t xml:space="preserve"> приложения для </w:t>
       </w:r>
       <w:proofErr w:type="spellStart"/>
       <w:r>
@@ -3174,11 +3239,393 @@
         <w:t xml:space="preserve"> = </w:t>
       </w:r>
       <w:proofErr w:type="spellStart"/>
+      <w:proofErr w:type="gramStart"/>
       <w:r>
         <w:t>readln</w:t>
       </w:r>
       <w:proofErr w:type="spellEnd"/>
       <w:r>
+        <w:t>(</w:t>
+      </w:r>
+      <w:proofErr w:type="gramEnd"/>
+      <w:r>
+        <w:t>)</w:t>
+      </w:r>
+    </w:p>
+    <w:p>
+      <w:pPr>
+        <w:pStyle w:val="2"/>
+        <w:numPr>
+          <w:ilvl w:val="0"/>
+          <w:numId w:val="0"/>
+        </w:numPr>
+        <w:ind w:left="567"/>
+      </w:pPr>
+    </w:p>
+    <w:p>
+      <w:pPr>
+        <w:pStyle w:val="2"/>
+      </w:pPr>
+      <w:r>
+        <w:t xml:space="preserve">Как выполнить вывод данных на </w:t>
+      </w:r>
+      <w:proofErr w:type="spellStart"/>
+      <w:r>
+        <w:t>Kotlin</w:t>
+      </w:r>
+      <w:proofErr w:type="spellEnd"/>
+      <w:r>
+        <w:t>?</w:t>
+      </w:r>
+    </w:p>
+    <w:p>
+      <w:pPr>
+        <w:pStyle w:val="2"/>
+        <w:numPr>
+          <w:ilvl w:val="0"/>
+          <w:numId w:val="0"/>
+        </w:numPr>
+        <w:ind w:firstLine="567"/>
+      </w:pPr>
+      <w:proofErr w:type="spellStart"/>
+      <w:proofErr w:type="gramStart"/>
+      <w:r>
+        <w:t>print</w:t>
+      </w:r>
+      <w:proofErr w:type="spellEnd"/>
+      <w:r>
+        <w:t>(</w:t>
+      </w:r>
+      <w:proofErr w:type="gramEnd"/>
+      <w:r>
+        <w:t>) - вывод в одну строку.</w:t>
+      </w:r>
+    </w:p>
+    <w:p>
+      <w:pPr>
+        <w:pStyle w:val="2"/>
+        <w:numPr>
+          <w:ilvl w:val="0"/>
+          <w:numId w:val="0"/>
+        </w:numPr>
+        <w:ind w:left="567"/>
+      </w:pPr>
+      <w:proofErr w:type="spellStart"/>
+      <w:proofErr w:type="gramStart"/>
+      <w:r>
+        <w:t>println</w:t>
+      </w:r>
+      <w:proofErr w:type="spellEnd"/>
+      <w:r>
+        <w:t>(</w:t>
+      </w:r>
+      <w:proofErr w:type="gramEnd"/>
+      <w:r>
+        <w:t>) - вывод с переходом на новую строку.</w:t>
+      </w:r>
+    </w:p>
+    <w:p>
+      <w:pPr>
+        <w:pStyle w:val="2"/>
+        <w:numPr>
+          <w:ilvl w:val="0"/>
+          <w:numId w:val="0"/>
+        </w:numPr>
+        <w:ind w:left="567"/>
+      </w:pPr>
+    </w:p>
+    <w:p>
+      <w:pPr>
+        <w:pStyle w:val="2"/>
+      </w:pPr>
+      <w:r>
+        <w:t>Как преобразовать значение из строкового в числовое?</w:t>
+      </w:r>
+    </w:p>
+    <w:p>
+      <w:pPr>
+        <w:pStyle w:val="2"/>
+        <w:numPr>
+          <w:ilvl w:val="0"/>
+          <w:numId w:val="0"/>
+        </w:numPr>
+        <w:ind w:left="567"/>
+        <w:rPr>
+          <w:lang w:val="en-US"/>
+        </w:rPr>
+      </w:pPr>
+      <w:proofErr w:type="spellStart"/>
+      <w:r>
+        <w:rPr>
+          <w:lang w:val="en-US"/>
+        </w:rPr>
+        <w:t>val</w:t>
+      </w:r>
+      <w:proofErr w:type="spellEnd"/>
+      <w:r>
+        <w:rPr>
+          <w:lang w:val="en-US"/>
+        </w:rPr>
+        <w:t xml:space="preserve"> number = </w:t>
+      </w:r>
+      <w:proofErr w:type="gramStart"/>
+      <w:r>
+        <w:t>строка</w:t>
+      </w:r>
+      <w:r>
+        <w:rPr>
+          <w:lang w:val="en-US"/>
+        </w:rPr>
+        <w:t>.</w:t>
+      </w:r>
+      <w:proofErr w:type="spellStart"/>
+      <w:r>
+        <w:rPr>
+          <w:lang w:val="en-US"/>
+        </w:rPr>
+        <w:t>toInt</w:t>
+      </w:r>
+      <w:proofErr w:type="spellEnd"/>
+      <w:proofErr w:type="gramEnd"/>
+      <w:r>
+        <w:rPr>
+          <w:lang w:val="en-US"/>
+        </w:rPr>
+        <w:t>()/(.</w:t>
+      </w:r>
+      <w:proofErr w:type="spellStart"/>
+      <w:r>
+        <w:rPr>
+          <w:lang w:val="en-US"/>
+        </w:rPr>
+        <w:t>toDouble</w:t>
+      </w:r>
+      <w:proofErr w:type="spellEnd"/>
+      <w:r>
+        <w:rPr>
+          <w:lang w:val="en-US"/>
+        </w:rPr>
+        <w:t>()/.</w:t>
+      </w:r>
+      <w:proofErr w:type="spellStart"/>
+      <w:r>
+        <w:rPr>
+          <w:lang w:val="en-US"/>
+        </w:rPr>
+        <w:t>toLong</w:t>
+      </w:r>
+      <w:proofErr w:type="spellEnd"/>
+      <w:r>
+        <w:rPr>
+          <w:lang w:val="en-US"/>
+        </w:rPr>
+        <w:t>())</w:t>
+      </w:r>
+    </w:p>
+    <w:p>
+      <w:pPr>
+        <w:pStyle w:val="2"/>
+        <w:numPr>
+          <w:ilvl w:val="0"/>
+          <w:numId w:val="0"/>
+        </w:numPr>
+        <w:ind w:left="567"/>
+        <w:rPr>
+          <w:lang w:val="en-US"/>
+        </w:rPr>
+      </w:pPr>
+    </w:p>
+    <w:p>
+      <w:pPr>
+        <w:pStyle w:val="2"/>
+      </w:pPr>
+      <w:r>
+        <w:t xml:space="preserve">Как округлить данные на </w:t>
+      </w:r>
+      <w:proofErr w:type="spellStart"/>
+      <w:r>
+        <w:t>Kotlin</w:t>
+      </w:r>
+      <w:proofErr w:type="spellEnd"/>
+      <w:r>
+        <w:t>?</w:t>
+      </w:r>
+    </w:p>
+    <w:p>
+      <w:pPr>
+        <w:pStyle w:val="2"/>
+        <w:numPr>
+          <w:ilvl w:val="0"/>
+          <w:numId w:val="0"/>
+        </w:numPr>
+        <w:ind w:firstLine="567"/>
+      </w:pPr>
+      <w:r>
+        <w:t>С помощью функций из пакета </w:t>
+      </w:r>
+      <w:proofErr w:type="spellStart"/>
+      <w:proofErr w:type="gramStart"/>
+      <w:r>
+        <w:t>kotlin.math</w:t>
+      </w:r>
+      <w:proofErr w:type="spellEnd"/>
+      <w:proofErr w:type="gramEnd"/>
+      <w:r>
+        <w:t>:</w:t>
+      </w:r>
+    </w:p>
+    <w:p>
+      <w:pPr>
+        <w:pStyle w:val="2"/>
+        <w:numPr>
+          <w:ilvl w:val="0"/>
+          <w:numId w:val="0"/>
+        </w:numPr>
+        <w:ind w:left="720"/>
+      </w:pPr>
+      <w:proofErr w:type="spellStart"/>
+      <w:proofErr w:type="gramStart"/>
+      <w:r>
+        <w:t>roundToInt</w:t>
+      </w:r>
+      <w:proofErr w:type="spellEnd"/>
+      <w:r>
+        <w:t>(</w:t>
+      </w:r>
+      <w:proofErr w:type="gramEnd"/>
+      <w:r>
+        <w:t>)</w:t>
+      </w:r>
+      <w:r>
+        <w:t xml:space="preserve"> -</w:t>
+      </w:r>
+      <w:r>
+        <w:t xml:space="preserve"> до ближайшего целого.</w:t>
+      </w:r>
+    </w:p>
+    <w:p>
+      <w:pPr>
+        <w:pStyle w:val="2"/>
+        <w:numPr>
+          <w:ilvl w:val="0"/>
+          <w:numId w:val="0"/>
+        </w:numPr>
+        <w:ind w:left="720"/>
+      </w:pPr>
+      <w:proofErr w:type="spellStart"/>
+      <w:proofErr w:type="gramStart"/>
+      <w:r>
+        <w:t>ceil</w:t>
+      </w:r>
+      <w:proofErr w:type="spellEnd"/>
+      <w:r>
+        <w:t>(</w:t>
+      </w:r>
+      <w:proofErr w:type="gramEnd"/>
+      <w:r>
+        <w:t>)</w:t>
+      </w:r>
+      <w:r>
+        <w:t xml:space="preserve"> -</w:t>
+      </w:r>
+      <w:r>
+        <w:t>в большую сторону.</w:t>
+      </w:r>
+    </w:p>
+    <w:p>
+      <w:pPr>
+        <w:pStyle w:val="2"/>
+        <w:numPr>
+          <w:ilvl w:val="0"/>
+          <w:numId w:val="0"/>
+        </w:numPr>
+        <w:ind w:left="720"/>
+      </w:pPr>
+      <w:proofErr w:type="spellStart"/>
+      <w:proofErr w:type="gramStart"/>
+      <w:r>
+        <w:t>floor</w:t>
+      </w:r>
+      <w:proofErr w:type="spellEnd"/>
+      <w:r>
+        <w:t>(</w:t>
+      </w:r>
+      <w:proofErr w:type="gramEnd"/>
+      <w:r>
+        <w:t>)</w:t>
+      </w:r>
+      <w:r>
+        <w:t xml:space="preserve"> - </w:t>
+      </w:r>
+      <w:r>
+        <w:t>в меньшую сторону.</w:t>
+      </w:r>
+    </w:p>
+    <w:p>
+      <w:pPr>
+        <w:pStyle w:val="2"/>
+        <w:numPr>
+          <w:ilvl w:val="0"/>
+          <w:numId w:val="0"/>
+        </w:numPr>
+        <w:ind w:left="567"/>
+      </w:pPr>
+    </w:p>
+    <w:p>
+      <w:pPr>
+        <w:pStyle w:val="2"/>
+      </w:pPr>
+      <w:r>
+        <w:t xml:space="preserve">Как сгенерировать случайное число на </w:t>
+      </w:r>
+      <w:proofErr w:type="spellStart"/>
+      <w:r>
+        <w:t>Kotlin</w:t>
+      </w:r>
+      <w:proofErr w:type="spellEnd"/>
+      <w:r>
+        <w:t>?</w:t>
+      </w:r>
+    </w:p>
+    <w:p>
+      <w:pPr>
+        <w:pStyle w:val="2"/>
+        <w:numPr>
+          <w:ilvl w:val="0"/>
+          <w:numId w:val="0"/>
+        </w:numPr>
+        <w:ind w:left="567"/>
+      </w:pPr>
+      <w:proofErr w:type="spellStart"/>
+      <w:r>
+        <w:t>val</w:t>
+      </w:r>
+      <w:proofErr w:type="spellEnd"/>
+      <w:r>
+        <w:t xml:space="preserve"> </w:t>
+      </w:r>
+      <w:proofErr w:type="spellStart"/>
+      <w:r>
+        <w:t>randomNum</w:t>
+      </w:r>
+      <w:proofErr w:type="spellEnd"/>
+      <w:r>
+        <w:t xml:space="preserve"> = (</w:t>
+      </w:r>
+      <w:proofErr w:type="gramStart"/>
+      <w:r>
+        <w:t>1..</w:t>
+      </w:r>
+      <w:proofErr w:type="gramEnd"/>
+      <w:r>
+        <w:t>100).</w:t>
+      </w:r>
+      <w:proofErr w:type="spellStart"/>
+      <w:r>
+        <w:t>random</w:t>
+      </w:r>
+      <w:proofErr w:type="spellEnd"/>
+      <w:r>
         <w:t>()</w:t>
       </w:r>
     </w:p>
@@ -3197,7 +3644,23 @@
         <w:pStyle w:val="2"/>
       </w:pPr>
       <w:r>
-        <w:t xml:space="preserve">Как выполнить вывод данных на </w:t>
+        <w:t xml:space="preserve">В чем отличие между ключевыми словами </w:t>
+      </w:r>
+      <w:proofErr w:type="spellStart"/>
+      <w:r>
+        <w:t>var</w:t>
+      </w:r>
+      <w:proofErr w:type="spellEnd"/>
+      <w:r>
+        <w:t xml:space="preserve"> и </w:t>
+      </w:r>
+      <w:proofErr w:type="spellStart"/>
+      <w:r>
+        <w:t>val</w:t>
+      </w:r>
+      <w:proofErr w:type="spellEnd"/>
+      <w:r>
+        <w:t xml:space="preserve"> в </w:t>
       </w:r>
       <w:proofErr w:type="spellStart"/>
       <w:r>
@@ -3215,370 +3678,16 @@
           <w:ilvl w:val="0"/>
           <w:numId w:val="0"/>
         </w:numPr>
-        <w:ind w:firstLine="567"/>
-      </w:pPr>
-      <w:proofErr w:type="spellStart"/>
-      <w:r>
-        <w:t>print</w:t>
-      </w:r>
-      <w:proofErr w:type="spellEnd"/>
-      <w:r>
-        <w:t>() - вывод в одну строку.</w:t>
-      </w:r>
-    </w:p>
-    <w:p>
-      <w:pPr>
-        <w:pStyle w:val="2"/>
-        <w:numPr>
-          <w:ilvl w:val="0"/>
-          <w:numId w:val="0"/>
-        </w:numPr>
-        <w:ind w:left="567"/>
-      </w:pPr>
-      <w:proofErr w:type="spellStart"/>
-      <w:r>
-        <w:t>println</w:t>
-      </w:r>
-      <w:proofErr w:type="spellEnd"/>
-      <w:r>
-        <w:t>() - вывод с переходом на новую строку.</w:t>
-      </w:r>
-    </w:p>
-    <w:p>
-      <w:pPr>
-        <w:pStyle w:val="2"/>
-        <w:numPr>
-          <w:ilvl w:val="0"/>
-          <w:numId w:val="0"/>
-        </w:numPr>
-        <w:ind w:left="567"/>
-      </w:pPr>
-    </w:p>
-    <w:p>
-      <w:pPr>
-        <w:pStyle w:val="2"/>
-      </w:pPr>
-      <w:r>
-        <w:t>Как преобразовать значение из строкового в числовое?</w:t>
-      </w:r>
-    </w:p>
-    <w:p>
-      <w:pPr>
-        <w:pStyle w:val="2"/>
-        <w:numPr>
-          <w:ilvl w:val="0"/>
-          <w:numId w:val="0"/>
-        </w:numPr>
-        <w:ind w:left="567"/>
-        <w:rPr>
-          <w:lang w:val="en-US"/>
-        </w:rPr>
-      </w:pPr>
-      <w:proofErr w:type="spellStart"/>
-      <w:r>
-        <w:rPr>
-          <w:lang w:val="en-US"/>
-        </w:rPr>
-        <w:t>val</w:t>
-      </w:r>
-      <w:proofErr w:type="spellEnd"/>
-      <w:r>
-        <w:rPr>
-          <w:lang w:val="en-US"/>
-        </w:rPr>
-        <w:t xml:space="preserve"> number = </w:t>
-      </w:r>
-      <w:r>
-        <w:t>строка</w:t>
-      </w:r>
-      <w:r>
-        <w:rPr>
-          <w:lang w:val="en-US"/>
-        </w:rPr>
-        <w:t>.</w:t>
-      </w:r>
-      <w:proofErr w:type="spellStart"/>
-      <w:r>
-        <w:rPr>
-          <w:lang w:val="en-US"/>
-        </w:rPr>
-        <w:t>toInt</w:t>
-      </w:r>
-      <w:proofErr w:type="spellEnd"/>
-      <w:r>
-        <w:rPr>
-          <w:lang w:val="en-US"/>
-        </w:rPr>
-        <w:t>()/(.</w:t>
-      </w:r>
-      <w:proofErr w:type="spellStart"/>
-      <w:r>
-        <w:rPr>
-          <w:lang w:val="en-US"/>
-        </w:rPr>
-        <w:t>toDouble</w:t>
-      </w:r>
-      <w:proofErr w:type="spellEnd"/>
-      <w:r>
-        <w:rPr>
-          <w:lang w:val="en-US"/>
-        </w:rPr>
-        <w:t>()/.</w:t>
-      </w:r>
-      <w:proofErr w:type="spellStart"/>
-      <w:r>
-        <w:rPr>
-          <w:lang w:val="en-US"/>
-        </w:rPr>
-        <w:t>toLong</w:t>
-      </w:r>
-      <w:proofErr w:type="spellEnd"/>
-      <w:r>
-        <w:rPr>
-          <w:lang w:val="en-US"/>
-        </w:rPr>
-        <w:t>())</w:t>
-      </w:r>
-    </w:p>
-    <w:p>
-      <w:pPr>
-        <w:pStyle w:val="2"/>
-        <w:numPr>
-          <w:ilvl w:val="0"/>
-          <w:numId w:val="0"/>
-        </w:numPr>
-        <w:ind w:left="567"/>
-        <w:rPr>
-          <w:lang w:val="en-US"/>
-        </w:rPr>
-      </w:pPr>
-    </w:p>
-    <w:p>
-      <w:pPr>
-        <w:pStyle w:val="2"/>
-      </w:pPr>
-      <w:r>
-        <w:t xml:space="preserve">Как округлить данные на </w:t>
-      </w:r>
-      <w:proofErr w:type="spellStart"/>
-      <w:r>
-        <w:t>Kotlin</w:t>
-      </w:r>
-      <w:proofErr w:type="spellEnd"/>
-      <w:r>
-        <w:t>?</w:t>
-      </w:r>
-    </w:p>
-    <w:p>
-      <w:pPr>
-        <w:pStyle w:val="2"/>
-        <w:numPr>
-          <w:ilvl w:val="0"/>
-          <w:numId w:val="0"/>
-        </w:numPr>
-        <w:ind w:firstLine="567"/>
-      </w:pPr>
-      <w:r>
-        <w:t>С помощью функций из пакета </w:t>
-      </w:r>
-      <w:proofErr w:type="spellStart"/>
-      <w:r>
-        <w:t>kotlin.math</w:t>
-      </w:r>
-      <w:proofErr w:type="spellEnd"/>
-      <w:r>
-        <w:t>:</w:t>
-      </w:r>
-    </w:p>
-    <w:p>
-      <w:pPr>
-        <w:pStyle w:val="2"/>
-        <w:numPr>
-          <w:ilvl w:val="0"/>
-          <w:numId w:val="0"/>
-        </w:numPr>
-        <w:ind w:left="720"/>
-      </w:pPr>
-      <w:proofErr w:type="spellStart"/>
-      <w:r>
-        <w:t>roundToInt</w:t>
-      </w:r>
-      <w:proofErr w:type="spellEnd"/>
-      <w:r>
-        <w:t>()</w:t>
-      </w:r>
-      <w:r>
-        <w:t xml:space="preserve"> -</w:t>
-      </w:r>
-      <w:r>
-        <w:t xml:space="preserve"> до ближайшего целого.</w:t>
-      </w:r>
-    </w:p>
-    <w:p>
-      <w:pPr>
-        <w:pStyle w:val="2"/>
-        <w:numPr>
-          <w:ilvl w:val="0"/>
-          <w:numId w:val="0"/>
-        </w:numPr>
-        <w:ind w:left="720"/>
-      </w:pPr>
-      <w:proofErr w:type="spellStart"/>
-      <w:r>
-        <w:t>ceil</w:t>
-      </w:r>
-      <w:proofErr w:type="spellEnd"/>
-      <w:r>
-        <w:t>()</w:t>
-      </w:r>
-      <w:r>
-        <w:t xml:space="preserve"> -</w:t>
-      </w:r>
-      <w:r>
-        <w:t>в большую сторону.</w:t>
-      </w:r>
-    </w:p>
-    <w:p>
-      <w:pPr>
-        <w:pStyle w:val="2"/>
-        <w:numPr>
-          <w:ilvl w:val="0"/>
-          <w:numId w:val="0"/>
-        </w:numPr>
-        <w:ind w:left="720"/>
-      </w:pPr>
-      <w:proofErr w:type="spellStart"/>
-      <w:r>
-        <w:t>floor</w:t>
-      </w:r>
-      <w:proofErr w:type="spellEnd"/>
-      <w:r>
-        <w:t>()</w:t>
-      </w:r>
-      <w:r>
-        <w:t xml:space="preserve"> - </w:t>
-      </w:r>
-      <w:r>
-        <w:t>в меньшую сторону.</w:t>
-      </w:r>
-    </w:p>
-    <w:p>
-      <w:pPr>
-        <w:pStyle w:val="2"/>
-        <w:numPr>
-          <w:ilvl w:val="0"/>
-          <w:numId w:val="0"/>
-        </w:numPr>
-        <w:ind w:left="567"/>
-      </w:pPr>
-    </w:p>
-    <w:p>
-      <w:pPr>
-        <w:pStyle w:val="2"/>
-      </w:pPr>
-      <w:r>
-        <w:t xml:space="preserve">Как сгенерировать случайное число на </w:t>
-      </w:r>
-      <w:proofErr w:type="spellStart"/>
-      <w:r>
-        <w:t>Kotlin</w:t>
-      </w:r>
-      <w:proofErr w:type="spellEnd"/>
-      <w:r>
-        <w:t>?</w:t>
-      </w:r>
-    </w:p>
-    <w:p>
-      <w:pPr>
-        <w:pStyle w:val="2"/>
-        <w:numPr>
-          <w:ilvl w:val="0"/>
-          <w:numId w:val="0"/>
-        </w:numPr>
-        <w:ind w:left="567"/>
-      </w:pPr>
-      <w:proofErr w:type="spellStart"/>
-      <w:r>
-        <w:t>val</w:t>
-      </w:r>
-      <w:proofErr w:type="spellEnd"/>
-      <w:r>
-        <w:t xml:space="preserve"> </w:t>
-      </w:r>
-      <w:proofErr w:type="spellStart"/>
-      <w:r>
-        <w:t>randomNum</w:t>
-      </w:r>
-      <w:proofErr w:type="spellEnd"/>
-      <w:r>
-        <w:t xml:space="preserve"> = (1..100).</w:t>
-      </w:r>
-      <w:proofErr w:type="spellStart"/>
-      <w:r>
-        <w:t>random</w:t>
-      </w:r>
-      <w:proofErr w:type="spellEnd"/>
-      <w:r>
-        <w:t>()</w:t>
-      </w:r>
-    </w:p>
-    <w:p>
-      <w:pPr>
-        <w:pStyle w:val="2"/>
-        <w:numPr>
-          <w:ilvl w:val="0"/>
-          <w:numId w:val="0"/>
-        </w:numPr>
-        <w:ind w:left="567"/>
-      </w:pPr>
-    </w:p>
-    <w:p>
-      <w:pPr>
-        <w:pStyle w:val="2"/>
-      </w:pPr>
-      <w:r>
-        <w:t xml:space="preserve">В чем отличие между ключевыми словами </w:t>
-      </w:r>
-      <w:proofErr w:type="spellStart"/>
-      <w:r>
+        <w:ind w:left="567"/>
+      </w:pPr>
+      <w:proofErr w:type="spellStart"/>
+      <w:r>
+        <w:rPr>
+          <w:lang w:val="en-US"/>
+        </w:rPr>
         <w:t>var</w:t>
       </w:r>
       <w:proofErr w:type="spellEnd"/>
-      <w:r>
-        <w:t xml:space="preserve"> и </w:t>
-      </w:r>
-      <w:proofErr w:type="spellStart"/>
-      <w:r>
-        <w:t>val</w:t>
-      </w:r>
-      <w:proofErr w:type="spellEnd"/>
-      <w:r>
-        <w:t xml:space="preserve"> в </w:t>
-      </w:r>
-      <w:proofErr w:type="spellStart"/>
-      <w:r>
-        <w:t>Kotlin</w:t>
-      </w:r>
-      <w:proofErr w:type="spellEnd"/>
-      <w:r>
-        <w:t>?</w:t>
-      </w:r>
-    </w:p>
-    <w:p>
-      <w:pPr>
-        <w:pStyle w:val="2"/>
-        <w:numPr>
-          <w:ilvl w:val="0"/>
-          <w:numId w:val="0"/>
-        </w:numPr>
-        <w:ind w:left="567"/>
-      </w:pPr>
-      <w:r>
-        <w:rPr>
-          <w:lang w:val="en-US"/>
-        </w:rPr>
-        <w:t>var</w:t>
-      </w:r>
       <w:r>
         <w:t xml:space="preserve"> – </w:t>
       </w:r>
@@ -3942,7 +4051,15 @@
       </w:r>
       <w:proofErr w:type="spellEnd"/>
       <w:r>
-        <w:t xml:space="preserve"> 10..20 -&gt; // действие для диапазона</w:t>
+        <w:t xml:space="preserve"> </w:t>
+      </w:r>
+      <w:proofErr w:type="gramStart"/>
+      <w:r>
+        <w:t>10..</w:t>
+      </w:r>
+      <w:proofErr w:type="gramEnd"/>
+      <w:r>
+        <w:t>20 -&gt; // действие для диапазона</w:t>
       </w:r>
     </w:p>
     <w:p>
@@ -4066,7 +4183,21 @@
         <w:rPr>
           <w:lang w:val="en-US"/>
         </w:rPr>
-        <w:t xml:space="preserve"> result = if (a &gt; b) a else b</w:t>
+        <w:t xml:space="preserve"> result = if (a &gt; b) </w:t>
+      </w:r>
+      <w:proofErr w:type="gramStart"/>
+      <w:r>
+        <w:rPr>
+          <w:lang w:val="en-US"/>
+        </w:rPr>
+        <w:t>a</w:t>
+      </w:r>
+      <w:proofErr w:type="gramEnd"/>
+      <w:r>
+        <w:rPr>
+          <w:lang w:val="en-US"/>
+        </w:rPr>
+        <w:t xml:space="preserve"> else b</w:t>
       </w:r>
     </w:p>
     <w:p>
@@ -4892,10 +5023,7 @@
         <w:ind w:left="567"/>
       </w:pPr>
       <w:r>
-        <w:t>Э</w:t>
-      </w:r>
-      <w:r>
-        <w:t>то</w:t>
+        <w:t>Это</w:t>
       </w:r>
       <w:r>
         <w:t xml:space="preserve"> </w:t>
@@ -5075,7 +5203,15 @@
       </w:r>
       <w:proofErr w:type="spellEnd"/>
       <w:r>
-        <w:t xml:space="preserve"> User {</w:t>
+        <w:t xml:space="preserve"> </w:t>
+      </w:r>
+      <w:proofErr w:type="spellStart"/>
+      <w:r>
+        <w:t>User</w:t>
+      </w:r>
+      <w:proofErr w:type="spellEnd"/>
+      <w:r>
+        <w:t xml:space="preserve"> {</w:t>
       </w:r>
     </w:p>
     <w:p>
@@ -5146,9 +5282,17 @@
         <w:rPr>
           <w:lang w:val="en-US"/>
         </w:rPr>
-        <w:t>class User(</w:t>
-      </w:r>
-      <w:proofErr w:type="spellStart"/>
+        <w:t xml:space="preserve">class </w:t>
+      </w:r>
+      <w:proofErr w:type="gramStart"/>
+      <w:r>
+        <w:rPr>
+          <w:lang w:val="en-US"/>
+        </w:rPr>
+        <w:t>User(</w:t>
+      </w:r>
+      <w:proofErr w:type="spellStart"/>
+      <w:proofErr w:type="gramEnd"/>
       <w:r>
         <w:rPr>
           <w:lang w:val="en-US"/>
@@ -5160,7 +5304,35 @@
         <w:rPr>
           <w:lang w:val="en-US"/>
         </w:rPr>
-        <w:t xml:space="preserve"> id: Int, var nickname: String)</w:t>
+        <w:t xml:space="preserve"> id: </w:t>
+      </w:r>
+      <w:proofErr w:type="spellStart"/>
+      <w:r>
+        <w:rPr>
+          <w:lang w:val="en-US"/>
+        </w:rPr>
+        <w:t>Int</w:t>
+      </w:r>
+      <w:proofErr w:type="spellEnd"/>
+      <w:r>
+        <w:rPr>
+          <w:lang w:val="en-US"/>
+        </w:rPr>
+        <w:t xml:space="preserve">, </w:t>
+      </w:r>
+      <w:proofErr w:type="spellStart"/>
+      <w:r>
+        <w:rPr>
+          <w:lang w:val="en-US"/>
+        </w:rPr>
+        <w:t>var</w:t>
+      </w:r>
+      <w:proofErr w:type="spellEnd"/>
+      <w:r>
+        <w:rPr>
+          <w:lang w:val="en-US"/>
+        </w:rPr>
+        <w:t xml:space="preserve"> nickname: String)</w:t>
       </w:r>
     </w:p>
     <w:p>
@@ -5200,25 +5372,43 @@
           <w:numId w:val="0"/>
         </w:numPr>
         <w:ind w:left="1134"/>
-      </w:pPr>
-      <w:proofErr w:type="spellStart"/>
-      <w:r>
+        <w:rPr>
+          <w:lang w:val="en-US"/>
+        </w:rPr>
+      </w:pPr>
+      <w:proofErr w:type="spellStart"/>
+      <w:r>
+        <w:rPr>
+          <w:lang w:val="en-US"/>
+        </w:rPr>
         <w:t>var</w:t>
       </w:r>
       <w:proofErr w:type="spellEnd"/>
       <w:r>
+        <w:rPr>
+          <w:lang w:val="en-US"/>
+        </w:rPr>
         <w:t xml:space="preserve"> </w:t>
       </w:r>
       <w:proofErr w:type="spellStart"/>
       <w:r>
+        <w:rPr>
+          <w:lang w:val="en-US"/>
+        </w:rPr>
         <w:t>propertyName</w:t>
       </w:r>
       <w:proofErr w:type="spellEnd"/>
       <w:r>
+        <w:rPr>
+          <w:lang w:val="en-US"/>
+        </w:rPr>
         <w:t xml:space="preserve">: Type = </w:t>
       </w:r>
       <w:proofErr w:type="spellStart"/>
       <w:r>
+        <w:rPr>
+          <w:lang w:val="en-US"/>
+        </w:rPr>
         <w:t>defaultValue</w:t>
       </w:r>
       <w:proofErr w:type="spellEnd"/>
@@ -5231,17 +5421,29 @@
           <w:numId w:val="0"/>
         </w:numPr>
         <w:ind w:left="1134"/>
-      </w:pPr>
-      <w:r>
+        <w:rPr>
+          <w:lang w:val="en-US"/>
+        </w:rPr>
+      </w:pPr>
+      <w:r>
+        <w:rPr>
+          <w:lang w:val="en-US"/>
+        </w:rPr>
         <w:t xml:space="preserve">    </w:t>
       </w:r>
-      <w:proofErr w:type="spellStart"/>
-      <w:r>
-        <w:t>get</w:t>
-      </w:r>
-      <w:proofErr w:type="spellEnd"/>
-      <w:r>
-        <w:t>() {</w:t>
+      <w:proofErr w:type="gramStart"/>
+      <w:r>
+        <w:rPr>
+          <w:lang w:val="en-US"/>
+        </w:rPr>
+        <w:t>get(</w:t>
+      </w:r>
+      <w:proofErr w:type="gramEnd"/>
+      <w:r>
+        <w:rPr>
+          <w:lang w:val="en-US"/>
+        </w:rPr>
+        <w:t>) {</w:t>
       </w:r>
     </w:p>
     <w:p>
@@ -5252,9 +5454,27 @@
           <w:numId w:val="0"/>
         </w:numPr>
         <w:ind w:left="1134"/>
-      </w:pPr>
-      <w:r>
-        <w:t xml:space="preserve">        // Логика геттера</w:t>
+        <w:rPr>
+          <w:lang w:val="en-US"/>
+        </w:rPr>
+      </w:pPr>
+      <w:r>
+        <w:rPr>
+          <w:lang w:val="en-US"/>
+        </w:rPr>
+        <w:t xml:space="preserve">        // </w:t>
+      </w:r>
+      <w:r>
+        <w:t>Логика</w:t>
+      </w:r>
+      <w:r>
+        <w:rPr>
+          <w:lang w:val="en-US"/>
+        </w:rPr>
+        <w:t xml:space="preserve"> </w:t>
+      </w:r>
+      <w:r>
+        <w:t>геттера</w:t>
       </w:r>
     </w:p>
     <w:p>
@@ -5265,236 +5485,266 @@
           <w:numId w:val="0"/>
         </w:numPr>
         <w:ind w:left="1134"/>
-      </w:pPr>
-      <w:r>
+        <w:rPr>
+          <w:lang w:val="en-US"/>
+        </w:rPr>
+      </w:pPr>
+      <w:r>
+        <w:rPr>
+          <w:lang w:val="en-US"/>
+        </w:rPr>
+        <w:t xml:space="preserve">        return field</w:t>
+      </w:r>
+    </w:p>
+    <w:p>
+      <w:pPr>
+        <w:pStyle w:val="2"/>
+        <w:numPr>
+          <w:ilvl w:val="0"/>
+          <w:numId w:val="0"/>
+        </w:numPr>
+        <w:ind w:left="1134"/>
+        <w:rPr>
+          <w:lang w:val="en-US"/>
+        </w:rPr>
+      </w:pPr>
+      <w:r>
+        <w:rPr>
+          <w:lang w:val="en-US"/>
+        </w:rPr>
+        <w:t xml:space="preserve">    }</w:t>
+      </w:r>
+    </w:p>
+    <w:p>
+      <w:pPr>
+        <w:pStyle w:val="2"/>
+        <w:numPr>
+          <w:ilvl w:val="0"/>
+          <w:numId w:val="0"/>
+        </w:numPr>
+        <w:ind w:left="1134"/>
+        <w:rPr>
+          <w:lang w:val="en-US"/>
+        </w:rPr>
+      </w:pPr>
+      <w:r>
+        <w:rPr>
+          <w:lang w:val="en-US"/>
+        </w:rPr>
+        <w:t xml:space="preserve">    set(value) {</w:t>
+      </w:r>
+    </w:p>
+    <w:p>
+      <w:pPr>
+        <w:pStyle w:val="2"/>
+        <w:numPr>
+          <w:ilvl w:val="0"/>
+          <w:numId w:val="0"/>
+        </w:numPr>
+        <w:ind w:left="1134"/>
+      </w:pPr>
+      <w:r>
+        <w:rPr>
+          <w:lang w:val="en-US"/>
+        </w:rPr>
         <w:t xml:space="preserve">        </w:t>
       </w:r>
-      <w:proofErr w:type="spellStart"/>
-      <w:r>
-        <w:t>return</w:t>
-      </w:r>
-      <w:proofErr w:type="spellEnd"/>
-      <w:r>
+      <w:r>
+        <w:t>// Логика сеттера</w:t>
+      </w:r>
+    </w:p>
+    <w:p>
+      <w:pPr>
+        <w:pStyle w:val="2"/>
+        <w:numPr>
+          <w:ilvl w:val="0"/>
+          <w:numId w:val="0"/>
+        </w:numPr>
+        <w:ind w:left="1134"/>
+      </w:pPr>
+      <w:r>
+        <w:t xml:space="preserve">        </w:t>
+      </w:r>
+      <w:proofErr w:type="spellStart"/>
+      <w:r>
+        <w:t>field</w:t>
+      </w:r>
+      <w:proofErr w:type="spellEnd"/>
+      <w:r>
+        <w:t xml:space="preserve"> = </w:t>
+      </w:r>
+      <w:proofErr w:type="spellStart"/>
+      <w:r>
+        <w:t>value</w:t>
+      </w:r>
+      <w:proofErr w:type="spellEnd"/>
+    </w:p>
+    <w:p>
+      <w:pPr>
+        <w:pStyle w:val="2"/>
+        <w:numPr>
+          <w:ilvl w:val="0"/>
+          <w:numId w:val="0"/>
+        </w:numPr>
+        <w:ind w:left="993" w:firstLine="141"/>
+      </w:pPr>
+      <w:r>
+        <w:t xml:space="preserve">    }</w:t>
+      </w:r>
+    </w:p>
+    <w:p>
+      <w:pPr>
+        <w:pStyle w:val="2"/>
+        <w:numPr>
+          <w:ilvl w:val="0"/>
+          <w:numId w:val="0"/>
+        </w:numPr>
+        <w:ind w:left="567"/>
+      </w:pPr>
+    </w:p>
+    <w:p>
+      <w:pPr>
+        <w:pStyle w:val="2"/>
+      </w:pPr>
+      <w:r>
+        <w:t xml:space="preserve">Как объявить конструктор в </w:t>
+      </w:r>
+      <w:proofErr w:type="spellStart"/>
+      <w:r>
+        <w:t>Kotlin</w:t>
+      </w:r>
+      <w:proofErr w:type="spellEnd"/>
+      <w:r>
+        <w:t>?</w:t>
+      </w:r>
+    </w:p>
+    <w:p>
+      <w:pPr>
+        <w:pStyle w:val="2"/>
+        <w:numPr>
+          <w:ilvl w:val="0"/>
+          <w:numId w:val="0"/>
+        </w:numPr>
+        <w:ind w:left="567"/>
+        <w:rPr>
+          <w:lang w:val="en-US"/>
+        </w:rPr>
+      </w:pPr>
+      <w:r>
+        <w:rPr>
+          <w:lang w:val="en-US"/>
+        </w:rPr>
+        <w:t xml:space="preserve">class </w:t>
+      </w:r>
+      <w:proofErr w:type="gramStart"/>
+      <w:r>
+        <w:rPr>
+          <w:lang w:val="en-US"/>
+        </w:rPr>
+        <w:t>User(</w:t>
+      </w:r>
+      <w:proofErr w:type="spellStart"/>
+      <w:proofErr w:type="gramEnd"/>
+      <w:r>
+        <w:rPr>
+          <w:lang w:val="en-US"/>
+        </w:rPr>
+        <w:t>val</w:t>
+      </w:r>
+      <w:proofErr w:type="spellEnd"/>
+      <w:r>
+        <w:rPr>
+          <w:lang w:val="en-US"/>
+        </w:rPr>
+        <w:t xml:space="preserve"> name: String, </w:t>
+      </w:r>
+      <w:proofErr w:type="spellStart"/>
+      <w:r>
+        <w:rPr>
+          <w:lang w:val="en-US"/>
+        </w:rPr>
+        <w:t>var</w:t>
+      </w:r>
+      <w:proofErr w:type="spellEnd"/>
+      <w:r>
+        <w:rPr>
+          <w:lang w:val="en-US"/>
+        </w:rPr>
+        <w:t xml:space="preserve"> age: Int)</w:t>
+      </w:r>
+    </w:p>
+    <w:p>
+      <w:pPr>
+        <w:pStyle w:val="2"/>
+        <w:numPr>
+          <w:ilvl w:val="0"/>
+          <w:numId w:val="0"/>
+        </w:numPr>
+        <w:ind w:left="567"/>
+        <w:rPr>
+          <w:lang w:val="en-US"/>
+        </w:rPr>
+      </w:pPr>
+    </w:p>
+    <w:p>
+      <w:pPr>
+        <w:pStyle w:val="2"/>
+      </w:pPr>
+      <w:r>
+        <w:rPr>
+          <w:lang w:val="en-US"/>
+        </w:rPr>
         <w:t xml:space="preserve"> </w:t>
       </w:r>
-      <w:proofErr w:type="spellStart"/>
-      <w:r>
-        <w:t>field</w:t>
-      </w:r>
-      <w:proofErr w:type="spellEnd"/>
-    </w:p>
-    <w:p>
-      <w:pPr>
-        <w:pStyle w:val="2"/>
-        <w:numPr>
-          <w:ilvl w:val="0"/>
-          <w:numId w:val="0"/>
-        </w:numPr>
-        <w:ind w:left="1134"/>
-      </w:pPr>
-      <w:r>
-        <w:t xml:space="preserve">    }</w:t>
-      </w:r>
-    </w:p>
-    <w:p>
-      <w:pPr>
-        <w:pStyle w:val="2"/>
-        <w:numPr>
-          <w:ilvl w:val="0"/>
-          <w:numId w:val="0"/>
-        </w:numPr>
-        <w:ind w:left="1134"/>
-      </w:pPr>
-      <w:r>
-        <w:t xml:space="preserve">    </w:t>
-      </w:r>
-      <w:proofErr w:type="spellStart"/>
-      <w:r>
-        <w:t>set</w:t>
+      <w:r>
+        <w:t xml:space="preserve">Как создать объект в </w:t>
+      </w:r>
+      <w:proofErr w:type="spellStart"/>
+      <w:r>
+        <w:t>Kotlin</w:t>
+      </w:r>
+      <w:proofErr w:type="spellEnd"/>
+      <w:r>
+        <w:t>?</w:t>
+      </w:r>
+    </w:p>
+    <w:p>
+      <w:pPr>
+        <w:pStyle w:val="2"/>
+        <w:numPr>
+          <w:ilvl w:val="0"/>
+          <w:numId w:val="0"/>
+        </w:numPr>
+        <w:ind w:left="567"/>
+      </w:pPr>
+      <w:proofErr w:type="spellStart"/>
+      <w:r>
+        <w:t>val</w:t>
+      </w:r>
+      <w:proofErr w:type="spellEnd"/>
+      <w:r>
+        <w:t xml:space="preserve"> </w:t>
+      </w:r>
+      <w:proofErr w:type="spellStart"/>
+      <w:r>
+        <w:t>user</w:t>
+      </w:r>
+      <w:proofErr w:type="spellEnd"/>
+      <w:r>
+        <w:t xml:space="preserve"> = </w:t>
+      </w:r>
+      <w:proofErr w:type="spellStart"/>
+      <w:proofErr w:type="gramStart"/>
+      <w:r>
+        <w:t>User</w:t>
       </w:r>
       <w:proofErr w:type="spellEnd"/>
       <w:r>
         <w:t>(</w:t>
       </w:r>
-      <w:proofErr w:type="spellStart"/>
-      <w:r>
-        <w:t>value</w:t>
-      </w:r>
-      <w:proofErr w:type="spellEnd"/>
-      <w:r>
-        <w:t>) {</w:t>
-      </w:r>
-    </w:p>
-    <w:p>
-      <w:pPr>
-        <w:pStyle w:val="2"/>
-        <w:numPr>
-          <w:ilvl w:val="0"/>
-          <w:numId w:val="0"/>
-        </w:numPr>
-        <w:ind w:left="1134"/>
-      </w:pPr>
-      <w:r>
-        <w:t xml:space="preserve">        // Логика сеттера</w:t>
-      </w:r>
-    </w:p>
-    <w:p>
-      <w:pPr>
-        <w:pStyle w:val="2"/>
-        <w:numPr>
-          <w:ilvl w:val="0"/>
-          <w:numId w:val="0"/>
-        </w:numPr>
-        <w:ind w:left="1134"/>
-      </w:pPr>
-      <w:r>
-        <w:t xml:space="preserve">        </w:t>
-      </w:r>
-      <w:proofErr w:type="spellStart"/>
-      <w:r>
-        <w:t>field</w:t>
-      </w:r>
-      <w:proofErr w:type="spellEnd"/>
-      <w:r>
-        <w:t xml:space="preserve"> = </w:t>
-      </w:r>
-      <w:proofErr w:type="spellStart"/>
-      <w:r>
-        <w:t>value</w:t>
-      </w:r>
-      <w:proofErr w:type="spellEnd"/>
-    </w:p>
-    <w:p>
-      <w:pPr>
-        <w:pStyle w:val="2"/>
-        <w:numPr>
-          <w:ilvl w:val="0"/>
-          <w:numId w:val="0"/>
-        </w:numPr>
-        <w:ind w:left="993" w:firstLine="141"/>
-      </w:pPr>
-      <w:r>
-        <w:t xml:space="preserve">    }</w:t>
-      </w:r>
-    </w:p>
-    <w:p>
-      <w:pPr>
-        <w:pStyle w:val="2"/>
-        <w:numPr>
-          <w:ilvl w:val="0"/>
-          <w:numId w:val="0"/>
-        </w:numPr>
-        <w:ind w:left="567"/>
-      </w:pPr>
-    </w:p>
-    <w:p>
-      <w:pPr>
-        <w:pStyle w:val="2"/>
-      </w:pPr>
-      <w:r>
-        <w:t xml:space="preserve">Как объявить конструктор в </w:t>
-      </w:r>
-      <w:proofErr w:type="spellStart"/>
-      <w:r>
-        <w:t>Kotlin</w:t>
-      </w:r>
-      <w:proofErr w:type="spellEnd"/>
-      <w:r>
-        <w:t>?</w:t>
-      </w:r>
-    </w:p>
-    <w:p>
-      <w:pPr>
-        <w:pStyle w:val="2"/>
-        <w:numPr>
-          <w:ilvl w:val="0"/>
-          <w:numId w:val="0"/>
-        </w:numPr>
-        <w:ind w:left="567"/>
-        <w:rPr>
-          <w:lang w:val="en-US"/>
-        </w:rPr>
-      </w:pPr>
-      <w:r>
-        <w:rPr>
-          <w:lang w:val="en-US"/>
-        </w:rPr>
-        <w:t>class User(</w:t>
-      </w:r>
-      <w:proofErr w:type="spellStart"/>
-      <w:r>
-        <w:rPr>
-          <w:lang w:val="en-US"/>
-        </w:rPr>
-        <w:t>val</w:t>
-      </w:r>
-      <w:proofErr w:type="spellEnd"/>
-      <w:r>
-        <w:rPr>
-          <w:lang w:val="en-US"/>
-        </w:rPr>
-        <w:t xml:space="preserve"> name: String, var age: Int)</w:t>
-      </w:r>
-    </w:p>
-    <w:p>
-      <w:pPr>
-        <w:pStyle w:val="2"/>
-        <w:numPr>
-          <w:ilvl w:val="0"/>
-          <w:numId w:val="0"/>
-        </w:numPr>
-        <w:ind w:left="567"/>
-        <w:rPr>
-          <w:lang w:val="en-US"/>
-        </w:rPr>
-      </w:pPr>
-    </w:p>
-    <w:p>
-      <w:pPr>
-        <w:pStyle w:val="2"/>
-      </w:pPr>
-      <w:r>
-        <w:rPr>
-          <w:lang w:val="en-US"/>
-        </w:rPr>
-        <w:t xml:space="preserve"> </w:t>
-      </w:r>
-      <w:r>
-        <w:t xml:space="preserve">Как создать объект в </w:t>
-      </w:r>
-      <w:proofErr w:type="spellStart"/>
-      <w:r>
-        <w:t>Kotlin</w:t>
-      </w:r>
-      <w:proofErr w:type="spellEnd"/>
-      <w:r>
-        <w:t>?</w:t>
-      </w:r>
-    </w:p>
-    <w:p>
-      <w:pPr>
-        <w:pStyle w:val="2"/>
-        <w:numPr>
-          <w:ilvl w:val="0"/>
-          <w:numId w:val="0"/>
-        </w:numPr>
-        <w:ind w:left="567"/>
-      </w:pPr>
-      <w:proofErr w:type="spellStart"/>
-      <w:r>
-        <w:t>val</w:t>
-      </w:r>
-      <w:proofErr w:type="spellEnd"/>
-      <w:r>
-        <w:t xml:space="preserve"> </w:t>
-      </w:r>
-      <w:proofErr w:type="spellStart"/>
-      <w:r>
-        <w:t>user</w:t>
-      </w:r>
-      <w:proofErr w:type="spellEnd"/>
-      <w:r>
-        <w:t xml:space="preserve"> = User("</w:t>
+      <w:proofErr w:type="gramEnd"/>
+      <w:r>
+        <w:t>"</w:t>
       </w:r>
       <w:r>
         <w:rPr>
@@ -5529,13 +5779,7 @@
         <w:pStyle w:val="2"/>
       </w:pPr>
       <w:r>
-        <w:t xml:space="preserve">В ходе лабораторной работы разработаны </w:t>
-      </w:r>
-      <w:r>
-        <w:t>классы</w:t>
-      </w:r>
-      <w:r>
-        <w:t xml:space="preserve"> в приложении </w:t>
+        <w:t xml:space="preserve">В ходе лабораторной работы разработаны классы в приложении </w:t>
       </w:r>
       <w:r>
         <w:rPr>
@@ -5791,7 +6035,21 @@
         <w:rPr>
           <w:lang w:val="en-US"/>
         </w:rPr>
-        <w:t>class Car(power: Int) : Vehicle(power)</w:t>
+        <w:t xml:space="preserve">class </w:t>
+      </w:r>
+      <w:proofErr w:type="gramStart"/>
+      <w:r>
+        <w:rPr>
+          <w:lang w:val="en-US"/>
+        </w:rPr>
+        <w:t>Car(</w:t>
+      </w:r>
+      <w:proofErr w:type="gramEnd"/>
+      <w:r>
+        <w:rPr>
+          <w:lang w:val="en-US"/>
+        </w:rPr>
+        <w:t>power: Int) : Vehicle(power)</w:t>
       </w:r>
     </w:p>
     <w:p>
@@ -5831,64 +6089,98 @@
           <w:numId w:val="0"/>
         </w:numPr>
         <w:ind w:firstLine="567"/>
-      </w:pPr>
-      <w:proofErr w:type="spellStart"/>
-      <w:r>
-        <w:t>override</w:t>
-      </w:r>
-      <w:proofErr w:type="spellEnd"/>
-      <w:r>
-        <w:t xml:space="preserve"> </w:t>
-      </w:r>
-      <w:proofErr w:type="spellStart"/>
-      <w:r>
-        <w:t>fun</w:t>
-      </w:r>
-      <w:proofErr w:type="spellEnd"/>
-      <w:r>
-        <w:t xml:space="preserve"> </w:t>
-      </w:r>
-      <w:proofErr w:type="spellStart"/>
-      <w:r>
+        <w:rPr>
+          <w:lang w:val="en-US"/>
+        </w:rPr>
+      </w:pPr>
+      <w:r>
+        <w:rPr>
+          <w:lang w:val="en-US"/>
+        </w:rPr>
+        <w:t xml:space="preserve">override fun </w:t>
+      </w:r>
+      <w:proofErr w:type="spellStart"/>
+      <w:proofErr w:type="gramStart"/>
+      <w:r>
+        <w:rPr>
+          <w:lang w:val="en-US"/>
+        </w:rPr>
         <w:t>makeSound</w:t>
       </w:r>
       <w:proofErr w:type="spellEnd"/>
       <w:r>
-        <w:t xml:space="preserve">() { </w:t>
-      </w:r>
-    </w:p>
-    <w:p>
-      <w:pPr>
-        <w:pStyle w:val="2"/>
-        <w:numPr>
-          <w:ilvl w:val="0"/>
-          <w:numId w:val="0"/>
-        </w:numPr>
-        <w:ind w:left="567"/>
-      </w:pPr>
-      <w:r>
+        <w:rPr>
+          <w:lang w:val="en-US"/>
+        </w:rPr>
+        <w:t>(</w:t>
+      </w:r>
+      <w:proofErr w:type="gramEnd"/>
+      <w:r>
+        <w:rPr>
+          <w:lang w:val="en-US"/>
+        </w:rPr>
+        <w:t xml:space="preserve">) { </w:t>
+      </w:r>
+    </w:p>
+    <w:p>
+      <w:pPr>
+        <w:pStyle w:val="2"/>
+        <w:numPr>
+          <w:ilvl w:val="0"/>
+          <w:numId w:val="0"/>
+        </w:numPr>
+        <w:ind w:left="567"/>
+        <w:rPr>
+          <w:lang w:val="en-US"/>
+        </w:rPr>
+      </w:pPr>
+      <w:r>
+        <w:rPr>
+          <w:lang w:val="en-US"/>
+        </w:rPr>
         <w:t xml:space="preserve">        </w:t>
       </w:r>
       <w:proofErr w:type="spellStart"/>
       <w:r>
+        <w:rPr>
+          <w:lang w:val="en-US"/>
+        </w:rPr>
         <w:t>println</w:t>
       </w:r>
       <w:proofErr w:type="spellEnd"/>
       <w:r>
-        <w:t>("Мяу!")</w:t>
-      </w:r>
-    </w:p>
-    <w:p>
-      <w:pPr>
-        <w:pStyle w:val="2"/>
-        <w:numPr>
-          <w:ilvl w:val="0"/>
-          <w:numId w:val="0"/>
-        </w:numPr>
-        <w:ind w:left="567"/>
-      </w:pPr>
-      <w:r>
-        <w:t xml:space="preserve">    }</w:t>
+        <w:rPr>
+          <w:lang w:val="en-US"/>
+        </w:rPr>
+        <w:t>("</w:t>
+      </w:r>
+      <w:r>
+        <w:t>Мяу</w:t>
+      </w:r>
+      <w:r>
+        <w:rPr>
+          <w:lang w:val="en-US"/>
+        </w:rPr>
+        <w:t>!")</w:t>
+      </w:r>
+    </w:p>
+    <w:p>
+      <w:pPr>
+        <w:pStyle w:val="2"/>
+        <w:numPr>
+          <w:ilvl w:val="0"/>
+          <w:numId w:val="0"/>
+        </w:numPr>
+        <w:ind w:left="567"/>
+      </w:pPr>
+      <w:r>
+        <w:rPr>
+          <w:lang w:val="en-US"/>
+        </w:rPr>
+        <w:t xml:space="preserve">    </w:t>
+      </w:r>
+      <w:r>
+        <w:t>}</w:t>
       </w:r>
     </w:p>
     <w:p>
@@ -6070,15 +6362,28 @@
         <w:ind w:firstLine="567"/>
       </w:pPr>
       <w:r>
-        <w:t xml:space="preserve">Неизменяемый: List (создается через </w:t>
-      </w:r>
-      <w:proofErr w:type="spellStart"/>
+        <w:t xml:space="preserve">Неизменяемый: </w:t>
+      </w:r>
+      <w:proofErr w:type="spellStart"/>
+      <w:r>
+        <w:t>List</w:t>
+      </w:r>
+      <w:proofErr w:type="spellEnd"/>
+      <w:r>
+        <w:t xml:space="preserve"> (создается через </w:t>
+      </w:r>
+      <w:proofErr w:type="spellStart"/>
+      <w:proofErr w:type="gramStart"/>
       <w:r>
         <w:t>listOf</w:t>
       </w:r>
       <w:proofErr w:type="spellEnd"/>
       <w:r>
-        <w:t>()).</w:t>
+        <w:t>(</w:t>
+      </w:r>
+      <w:proofErr w:type="gramEnd"/>
+      <w:r>
+        <w:t>)).</w:t>
       </w:r>
     </w:p>
     <w:p>
@@ -6102,12 +6407,17 @@
         <w:t xml:space="preserve"> (создается через </w:t>
       </w:r>
       <w:proofErr w:type="spellStart"/>
+      <w:proofErr w:type="gramStart"/>
       <w:r>
         <w:t>mutableListOf</w:t>
       </w:r>
       <w:proofErr w:type="spellEnd"/>
       <w:r>
-        <w:t>()).</w:t>
+        <w:t>(</w:t>
+      </w:r>
+      <w:proofErr w:type="gramEnd"/>
+      <w:r>
+        <w:t>)).</w:t>
       </w:r>
     </w:p>
     <w:p>
@@ -6155,12 +6465,17 @@
         <w:t xml:space="preserve"> (создается через </w:t>
       </w:r>
       <w:proofErr w:type="spellStart"/>
+      <w:proofErr w:type="gramStart"/>
       <w:r>
         <w:t>setOf</w:t>
       </w:r>
       <w:proofErr w:type="spellEnd"/>
       <w:r>
-        <w:t>()).</w:t>
+        <w:t>(</w:t>
+      </w:r>
+      <w:proofErr w:type="gramEnd"/>
+      <w:r>
+        <w:t>)).</w:t>
       </w:r>
     </w:p>
     <w:p>
@@ -6184,12 +6499,17 @@
         <w:t xml:space="preserve"> (создается через </w:t>
       </w:r>
       <w:proofErr w:type="spellStart"/>
+      <w:proofErr w:type="gramStart"/>
       <w:r>
         <w:t>mutableSetOf</w:t>
       </w:r>
       <w:proofErr w:type="spellEnd"/>
       <w:r>
-        <w:t>()).</w:t>
+        <w:t>(</w:t>
+      </w:r>
+      <w:proofErr w:type="gramEnd"/>
+      <w:r>
+        <w:t>)).</w:t>
       </w:r>
     </w:p>
     <w:p>
@@ -6243,12 +6563,17 @@
         <w:t xml:space="preserve"> (создается через </w:t>
       </w:r>
       <w:proofErr w:type="spellStart"/>
+      <w:proofErr w:type="gramStart"/>
       <w:r>
         <w:t>mapOf</w:t>
       </w:r>
       <w:proofErr w:type="spellEnd"/>
       <w:r>
-        <w:t>()).</w:t>
+        <w:t>(</w:t>
+      </w:r>
+      <w:proofErr w:type="gramEnd"/>
+      <w:r>
+        <w:t>)).</w:t>
       </w:r>
     </w:p>
     <w:p>
@@ -6272,12 +6597,17 @@
         <w:t xml:space="preserve"> (создается через </w:t>
       </w:r>
       <w:proofErr w:type="spellStart"/>
+      <w:proofErr w:type="gramStart"/>
       <w:r>
         <w:t>mutableMapOf</w:t>
       </w:r>
       <w:proofErr w:type="spellEnd"/>
       <w:r>
-        <w:t>())</w:t>
+        <w:t>(</w:t>
+      </w:r>
+      <w:proofErr w:type="gramEnd"/>
+      <w:r>
+        <w:t>))</w:t>
       </w:r>
     </w:p>
     <w:p>
@@ -6347,6 +6677,7 @@
         <w:t xml:space="preserve"> = </w:t>
       </w:r>
       <w:proofErr w:type="spellStart"/>
+      <w:proofErr w:type="gramStart"/>
       <w:r>
         <w:rPr>
           <w:lang w:val="en-US"/>
@@ -6358,7 +6689,14 @@
         <w:rPr>
           <w:lang w:val="en-US"/>
         </w:rPr>
-        <w:t>("Apple", "Banana")</w:t>
+        <w:t>(</w:t>
+      </w:r>
+      <w:proofErr w:type="gramEnd"/>
+      <w:r>
+        <w:rPr>
+          <w:lang w:val="en-US"/>
+        </w:rPr>
+        <w:t>"Apple", "Banana")</w:t>
       </w:r>
     </w:p>
     <w:p>
@@ -6405,7 +6743,15 @@
       </w:r>
       <w:proofErr w:type="spellEnd"/>
       <w:r>
-        <w:t>("Orange")</w:t>
+        <w:t>("</w:t>
+      </w:r>
+      <w:proofErr w:type="spellStart"/>
+      <w:r>
+        <w:t>Orange</w:t>
+      </w:r>
+      <w:proofErr w:type="spellEnd"/>
+      <w:r>
+        <w:t>")</w:t>
       </w:r>
     </w:p>
     <w:p>
@@ -6444,12 +6790,25 @@
         <w:ind w:left="567"/>
       </w:pPr>
       <w:proofErr w:type="spellStart"/>
+      <w:proofErr w:type="gramStart"/>
       <w:r>
         <w:t>colors.put</w:t>
       </w:r>
       <w:proofErr w:type="spellEnd"/>
       <w:r>
-        <w:t>("Blue", "#0000FF")</w:t>
+        <w:t>(</w:t>
+      </w:r>
+      <w:proofErr w:type="gramEnd"/>
+      <w:r>
+        <w:t>"</w:t>
+      </w:r>
+      <w:proofErr w:type="spellStart"/>
+      <w:r>
+        <w:t>Blue</w:t>
+      </w:r>
+      <w:proofErr w:type="spellEnd"/>
+      <w:r>
+        <w:t>", "#0000FF")</w:t>
       </w:r>
     </w:p>
     <w:p>
@@ -6486,286 +6845,311 @@
           <w:numId w:val="0"/>
         </w:numPr>
         <w:ind w:firstLine="567"/>
-      </w:pPr>
-      <w:proofErr w:type="spellStart"/>
-      <w:r>
-        <w:t>for</w:t>
-      </w:r>
-      <w:proofErr w:type="spellEnd"/>
-      <w:r>
-        <w:t xml:space="preserve"> (</w:t>
-      </w:r>
-      <w:proofErr w:type="spellStart"/>
-      <w:r>
-        <w:t>item</w:t>
-      </w:r>
-      <w:proofErr w:type="spellEnd"/>
+        <w:rPr>
+          <w:lang w:val="en-US"/>
+        </w:rPr>
+      </w:pPr>
+      <w:r>
+        <w:rPr>
+          <w:lang w:val="en-US"/>
+        </w:rPr>
+        <w:t>for (item in items) {</w:t>
+      </w:r>
+    </w:p>
+    <w:p>
+      <w:pPr>
+        <w:pStyle w:val="2"/>
+        <w:numPr>
+          <w:ilvl w:val="0"/>
+          <w:numId w:val="0"/>
+        </w:numPr>
+        <w:ind w:left="567"/>
+        <w:rPr>
+          <w:lang w:val="en-US"/>
+        </w:rPr>
+      </w:pPr>
+      <w:r>
+        <w:rPr>
+          <w:lang w:val="en-US"/>
+        </w:rPr>
+        <w:t xml:space="preserve">    </w:t>
+      </w:r>
+      <w:proofErr w:type="spellStart"/>
+      <w:r>
+        <w:rPr>
+          <w:lang w:val="en-US"/>
+        </w:rPr>
+        <w:t>println</w:t>
+      </w:r>
+      <w:proofErr w:type="spellEnd"/>
+      <w:r>
+        <w:rPr>
+          <w:lang w:val="en-US"/>
+        </w:rPr>
+        <w:t>(item)</w:t>
+      </w:r>
+    </w:p>
+    <w:p>
+      <w:pPr>
+        <w:pStyle w:val="2"/>
+        <w:numPr>
+          <w:ilvl w:val="0"/>
+          <w:numId w:val="0"/>
+        </w:numPr>
+        <w:ind w:left="567"/>
+      </w:pPr>
+      <w:r>
+        <w:t>}</w:t>
+      </w:r>
+    </w:p>
+    <w:p>
+      <w:pPr>
+        <w:pStyle w:val="2"/>
+        <w:numPr>
+          <w:ilvl w:val="0"/>
+          <w:numId w:val="0"/>
+        </w:numPr>
+        <w:ind w:left="567"/>
+      </w:pPr>
+    </w:p>
+    <w:p>
+      <w:pPr>
+        <w:pStyle w:val="2"/>
+      </w:pPr>
+      <w:r>
+        <w:t xml:space="preserve">Какие операции с множествами доступны в </w:t>
+      </w:r>
+      <w:r>
+        <w:rPr>
+          <w:lang w:val="en-US"/>
+        </w:rPr>
+        <w:t>Kotlin</w:t>
+      </w:r>
+      <w:r>
+        <w:t>?</w:t>
+      </w:r>
+    </w:p>
+    <w:p>
+      <w:pPr>
+        <w:pStyle w:val="2"/>
+        <w:numPr>
+          <w:ilvl w:val="0"/>
+          <w:numId w:val="0"/>
+        </w:numPr>
+        <w:ind w:firstLine="567"/>
+        <w:rPr>
+          <w:lang w:val="en-US"/>
+        </w:rPr>
+      </w:pPr>
+      <w:proofErr w:type="spellStart"/>
+      <w:r>
+        <w:rPr>
+          <w:lang w:val="en-US"/>
+        </w:rPr>
+        <w:t>val</w:t>
+      </w:r>
+      <w:proofErr w:type="spellEnd"/>
+      <w:r>
+        <w:rPr>
+          <w:lang w:val="en-US"/>
+        </w:rPr>
+        <w:t xml:space="preserve"> set = </w:t>
+      </w:r>
+      <w:proofErr w:type="spellStart"/>
+      <w:proofErr w:type="gramStart"/>
+      <w:r>
+        <w:rPr>
+          <w:lang w:val="en-US"/>
+        </w:rPr>
+        <w:t>setOf</w:t>
+      </w:r>
+      <w:proofErr w:type="spellEnd"/>
+      <w:r>
+        <w:rPr>
+          <w:lang w:val="en-US"/>
+        </w:rPr>
+        <w:t>(</w:t>
+      </w:r>
+      <w:proofErr w:type="gramEnd"/>
+      <w:r>
+        <w:rPr>
+          <w:lang w:val="en-US"/>
+        </w:rPr>
+        <w:t>1, 2, 3)</w:t>
+      </w:r>
+    </w:p>
+    <w:p>
+      <w:pPr>
+        <w:pStyle w:val="2"/>
+        <w:numPr>
+          <w:ilvl w:val="0"/>
+          <w:numId w:val="0"/>
+        </w:numPr>
+        <w:ind w:firstLine="567"/>
+        <w:rPr>
+          <w:lang w:val="en-US"/>
+        </w:rPr>
+      </w:pPr>
+      <w:proofErr w:type="spellStart"/>
+      <w:r>
+        <w:rPr>
+          <w:lang w:val="en-US"/>
+        </w:rPr>
+        <w:t>println</w:t>
+      </w:r>
+      <w:proofErr w:type="spellEnd"/>
+      <w:r>
+        <w:rPr>
+          <w:lang w:val="en-US"/>
+        </w:rPr>
+        <w:t>(</w:t>
+      </w:r>
+      <w:proofErr w:type="spellStart"/>
+      <w:proofErr w:type="gramStart"/>
+      <w:r>
+        <w:rPr>
+          <w:lang w:val="en-US"/>
+        </w:rPr>
+        <w:t>set.size</w:t>
+      </w:r>
+      <w:proofErr w:type="spellEnd"/>
+      <w:proofErr w:type="gramEnd"/>
+      <w:r>
+        <w:rPr>
+          <w:lang w:val="en-US"/>
+        </w:rPr>
+        <w:t xml:space="preserve">)          // </w:t>
+      </w:r>
+      <w:r>
+        <w:t>Размер</w:t>
+      </w:r>
+    </w:p>
+    <w:p>
+      <w:pPr>
+        <w:pStyle w:val="2"/>
+        <w:numPr>
+          <w:ilvl w:val="0"/>
+          <w:numId w:val="0"/>
+        </w:numPr>
+        <w:ind w:firstLine="567"/>
+        <w:rPr>
+          <w:lang w:val="en-US"/>
+        </w:rPr>
+      </w:pPr>
+      <w:proofErr w:type="spellStart"/>
+      <w:r>
+        <w:rPr>
+          <w:lang w:val="en-US"/>
+        </w:rPr>
+        <w:t>println</w:t>
+      </w:r>
+      <w:proofErr w:type="spellEnd"/>
+      <w:r>
+        <w:rPr>
+          <w:lang w:val="en-US"/>
+        </w:rPr>
+        <w:t>(</w:t>
+      </w:r>
+      <w:proofErr w:type="spellStart"/>
+      <w:proofErr w:type="gramStart"/>
+      <w:r>
+        <w:rPr>
+          <w:lang w:val="en-US"/>
+        </w:rPr>
+        <w:t>set.contains</w:t>
+      </w:r>
+      <w:proofErr w:type="spellEnd"/>
+      <w:proofErr w:type="gramEnd"/>
+      <w:r>
+        <w:rPr>
+          <w:lang w:val="en-US"/>
+        </w:rPr>
+        <w:t>(1))   // true (</w:t>
+      </w:r>
+      <w:r>
+        <w:t>или</w:t>
+      </w:r>
+      <w:r>
+        <w:rPr>
+          <w:lang w:val="en-US"/>
+        </w:rPr>
+        <w:t>: 1 in set)</w:t>
+      </w:r>
+    </w:p>
+    <w:p>
+      <w:pPr>
+        <w:pStyle w:val="2"/>
+        <w:numPr>
+          <w:ilvl w:val="0"/>
+          <w:numId w:val="0"/>
+        </w:numPr>
+        <w:ind w:left="567"/>
+      </w:pPr>
+      <w:proofErr w:type="spellStart"/>
+      <w:r>
+        <w:t>println</w:t>
+      </w:r>
+      <w:proofErr w:type="spellEnd"/>
+      <w:r>
+        <w:t>(</w:t>
+      </w:r>
+      <w:proofErr w:type="spellStart"/>
+      <w:proofErr w:type="gramStart"/>
+      <w:r>
+        <w:t>set.isEmpty</w:t>
+      </w:r>
+      <w:proofErr w:type="spellEnd"/>
+      <w:proofErr w:type="gramEnd"/>
+      <w:r>
+        <w:t xml:space="preserve">())     // </w:t>
+      </w:r>
+      <w:proofErr w:type="spellStart"/>
+      <w:r>
+        <w:t>false</w:t>
+      </w:r>
+      <w:proofErr w:type="spellEnd"/>
+    </w:p>
+    <w:p>
+      <w:pPr>
+        <w:pStyle w:val="2"/>
+        <w:numPr>
+          <w:ilvl w:val="0"/>
+          <w:numId w:val="0"/>
+        </w:numPr>
+        <w:ind w:left="567"/>
+      </w:pPr>
+    </w:p>
+    <w:p>
+      <w:pPr>
+        <w:pStyle w:val="1"/>
+      </w:pPr>
+      <w:r>
+        <w:t>Вывод</w:t>
+      </w:r>
+    </w:p>
+    <w:p>
+      <w:pPr>
+        <w:pStyle w:val="2"/>
+      </w:pPr>
+      <w:r>
+        <w:t xml:space="preserve">В ходе лабораторной работы </w:t>
+      </w:r>
+      <w:r>
+        <w:t>были созданы</w:t>
+      </w:r>
       <w:r>
         <w:t xml:space="preserve"> </w:t>
       </w:r>
-      <w:proofErr w:type="spellStart"/>
-      <w:r>
-        <w:t>in</w:t>
-      </w:r>
-      <w:proofErr w:type="spellEnd"/>
-      <w:r>
-        <w:t xml:space="preserve"> </w:t>
-      </w:r>
-      <w:proofErr w:type="spellStart"/>
-      <w:r>
-        <w:t>items</w:t>
-      </w:r>
-      <w:proofErr w:type="spellEnd"/>
-      <w:r>
-        <w:t>) {</w:t>
-      </w:r>
-    </w:p>
-    <w:p>
-      <w:pPr>
-        <w:pStyle w:val="2"/>
-        <w:numPr>
-          <w:ilvl w:val="0"/>
-          <w:numId w:val="0"/>
-        </w:numPr>
-        <w:ind w:left="567"/>
-      </w:pPr>
-      <w:r>
-        <w:t xml:space="preserve">    </w:t>
-      </w:r>
-      <w:proofErr w:type="spellStart"/>
-      <w:r>
-        <w:t>println</w:t>
-      </w:r>
-      <w:proofErr w:type="spellEnd"/>
-      <w:r>
-        <w:t>(</w:t>
-      </w:r>
-      <w:proofErr w:type="spellStart"/>
-      <w:r>
-        <w:t>item</w:t>
-      </w:r>
-      <w:proofErr w:type="spellEnd"/>
-      <w:r>
-        <w:t>)</w:t>
-      </w:r>
-    </w:p>
-    <w:p>
-      <w:pPr>
-        <w:pStyle w:val="2"/>
-        <w:numPr>
-          <w:ilvl w:val="0"/>
-          <w:numId w:val="0"/>
-        </w:numPr>
-        <w:ind w:left="567"/>
-      </w:pPr>
-      <w:r>
-        <w:t>}</w:t>
-      </w:r>
-    </w:p>
-    <w:p>
-      <w:pPr>
-        <w:pStyle w:val="2"/>
-        <w:numPr>
-          <w:ilvl w:val="0"/>
-          <w:numId w:val="0"/>
-        </w:numPr>
-        <w:ind w:left="567"/>
-      </w:pPr>
-    </w:p>
-    <w:p>
-      <w:pPr>
-        <w:pStyle w:val="2"/>
-      </w:pPr>
-      <w:r>
-        <w:t xml:space="preserve">Какие операции с множествами доступны в </w:t>
-      </w:r>
-      <w:r>
-        <w:rPr>
-          <w:lang w:val="en-US"/>
-        </w:rPr>
-        <w:t>Kotlin</w:t>
-      </w:r>
-      <w:r>
-        <w:t>?</w:t>
-      </w:r>
-    </w:p>
-    <w:p>
-      <w:pPr>
-        <w:pStyle w:val="2"/>
-        <w:numPr>
-          <w:ilvl w:val="0"/>
-          <w:numId w:val="0"/>
-        </w:numPr>
-        <w:ind w:firstLine="567"/>
-      </w:pPr>
-      <w:proofErr w:type="spellStart"/>
-      <w:r>
-        <w:t>val</w:t>
-      </w:r>
-      <w:proofErr w:type="spellEnd"/>
-      <w:r>
-        <w:t xml:space="preserve"> </w:t>
-      </w:r>
-      <w:proofErr w:type="spellStart"/>
-      <w:r>
-        <w:t>set</w:t>
-      </w:r>
-      <w:proofErr w:type="spellEnd"/>
-      <w:r>
-        <w:t xml:space="preserve"> = </w:t>
-      </w:r>
-      <w:proofErr w:type="spellStart"/>
-      <w:r>
-        <w:t>setOf</w:t>
-      </w:r>
-      <w:proofErr w:type="spellEnd"/>
-      <w:r>
-        <w:t>(1, 2, 3)</w:t>
-      </w:r>
-    </w:p>
-    <w:p>
-      <w:pPr>
-        <w:pStyle w:val="2"/>
-        <w:numPr>
-          <w:ilvl w:val="0"/>
-          <w:numId w:val="0"/>
-        </w:numPr>
-        <w:ind w:firstLine="567"/>
-      </w:pPr>
-      <w:proofErr w:type="spellStart"/>
-      <w:r>
-        <w:t>println</w:t>
-      </w:r>
-      <w:proofErr w:type="spellEnd"/>
-      <w:r>
-        <w:t>(</w:t>
-      </w:r>
-      <w:proofErr w:type="spellStart"/>
-      <w:r>
-        <w:t>set.size</w:t>
-      </w:r>
-      <w:proofErr w:type="spellEnd"/>
-      <w:r>
-        <w:t>)          // Размер</w:t>
-      </w:r>
-    </w:p>
-    <w:p>
-      <w:pPr>
-        <w:pStyle w:val="2"/>
-        <w:numPr>
-          <w:ilvl w:val="0"/>
-          <w:numId w:val="0"/>
-        </w:numPr>
-        <w:ind w:firstLine="567"/>
-        <w:rPr>
-          <w:lang w:val="en-US"/>
-        </w:rPr>
-      </w:pPr>
-      <w:proofErr w:type="spellStart"/>
-      <w:r>
-        <w:rPr>
-          <w:lang w:val="en-US"/>
-        </w:rPr>
-        <w:t>println</w:t>
-      </w:r>
-      <w:proofErr w:type="spellEnd"/>
-      <w:r>
-        <w:rPr>
-          <w:lang w:val="en-US"/>
-        </w:rPr>
-        <w:t>(</w:t>
-      </w:r>
-      <w:proofErr w:type="spellStart"/>
-      <w:r>
-        <w:rPr>
-          <w:lang w:val="en-US"/>
-        </w:rPr>
-        <w:t>set.contains</w:t>
-      </w:r>
-      <w:proofErr w:type="spellEnd"/>
-      <w:r>
-        <w:rPr>
-          <w:lang w:val="en-US"/>
-        </w:rPr>
-        <w:t>(1))   // true (</w:t>
-      </w:r>
-      <w:r>
-        <w:t>или</w:t>
-      </w:r>
-      <w:r>
-        <w:rPr>
-          <w:lang w:val="en-US"/>
-        </w:rPr>
-        <w:t>: 1 in set)</w:t>
-      </w:r>
-    </w:p>
-    <w:p>
-      <w:pPr>
-        <w:pStyle w:val="2"/>
-        <w:numPr>
-          <w:ilvl w:val="0"/>
-          <w:numId w:val="0"/>
-        </w:numPr>
-        <w:ind w:left="567"/>
-      </w:pPr>
-      <w:proofErr w:type="spellStart"/>
-      <w:r>
-        <w:t>println</w:t>
-      </w:r>
-      <w:proofErr w:type="spellEnd"/>
-      <w:r>
-        <w:t>(</w:t>
-      </w:r>
-      <w:proofErr w:type="spellStart"/>
-      <w:r>
-        <w:t>set.isEmpty</w:t>
-      </w:r>
-      <w:proofErr w:type="spellEnd"/>
-      <w:r>
-        <w:t xml:space="preserve">())     // </w:t>
-      </w:r>
-      <w:proofErr w:type="spellStart"/>
-      <w:r>
-        <w:t>false</w:t>
-      </w:r>
-      <w:proofErr w:type="spellEnd"/>
-    </w:p>
-    <w:p>
-      <w:pPr>
-        <w:pStyle w:val="2"/>
-        <w:numPr>
-          <w:ilvl w:val="0"/>
-          <w:numId w:val="0"/>
-        </w:numPr>
-        <w:ind w:left="567"/>
-      </w:pPr>
-    </w:p>
-    <w:p>
-      <w:pPr>
-        <w:pStyle w:val="1"/>
-      </w:pPr>
-      <w:r>
-        <w:t>Вывод</w:t>
-      </w:r>
-    </w:p>
-    <w:p>
-      <w:pPr>
-        <w:pStyle w:val="2"/>
-      </w:pPr>
-      <w:r>
-        <w:t xml:space="preserve">В ходе лабораторной работы </w:t>
-      </w:r>
-      <w:r>
-        <w:t>были созданы</w:t>
-      </w:r>
-      <w:r>
-        <w:t xml:space="preserve"> </w:t>
-      </w:r>
+      <w:proofErr w:type="gramStart"/>
       <w:r>
         <w:t xml:space="preserve">коллекции </w:t>
       </w:r>
       <w:r>
-        <w:t xml:space="preserve"> в приложении </w:t>
+        <w:t xml:space="preserve"> в</w:t>
+      </w:r>
+      <w:proofErr w:type="gramEnd"/>
+      <w:r>
+        <w:t xml:space="preserve"> приложении </w:t>
       </w:r>
       <w:r>
         <w:rPr>
@@ -7232,6 +7616,7 @@
         </w:rPr>
         <w:t xml:space="preserve">launch </w:t>
       </w:r>
+      <w:proofErr w:type="gramStart"/>
       <w:r>
         <w:rPr>
           <w:b/>
@@ -7246,7 +7631,15 @@
           <w:color w:val="BCBEC4"/>
           <w:lang w:val="en-US"/>
         </w:rPr>
-        <w:t xml:space="preserve"> … }</w:t>
+        <w:t xml:space="preserve"> …</w:t>
+      </w:r>
+      <w:proofErr w:type="gramEnd"/>
+      <w:r>
+        <w:rPr>
+          <w:color w:val="BCBEC4"/>
+          <w:lang w:val="en-US"/>
+        </w:rPr>
+        <w:t xml:space="preserve"> }</w:t>
       </w:r>
     </w:p>
     <w:p>
@@ -7265,6 +7658,7 @@
         <w:tab/>
       </w:r>
       <w:proofErr w:type="spellStart"/>
+      <w:proofErr w:type="gramStart"/>
       <w:r>
         <w:rPr>
           <w:color w:val="BCBEC4"/>
@@ -7273,6 +7667,7 @@
         <w:t>job.cancel</w:t>
       </w:r>
       <w:proofErr w:type="spellEnd"/>
+      <w:proofErr w:type="gramEnd"/>
       <w:r>
         <w:rPr>
           <w:color w:val="BCBEC4"/>
@@ -7500,7 +7895,15 @@
       </w:r>
       <w:proofErr w:type="spellEnd"/>
       <w:r>
-        <w:t xml:space="preserve"> Studio.</w:t>
+        <w:t xml:space="preserve"> </w:t>
+      </w:r>
+      <w:proofErr w:type="spellStart"/>
+      <w:r>
+        <w:t>Studio</w:t>
+      </w:r>
+      <w:proofErr w:type="spellEnd"/>
+      <w:r>
+        <w:t>.</w:t>
       </w:r>
     </w:p>
     <w:p>
@@ -8106,6 +8509,656 @@
           <w:b w:val="0"/>
         </w:rPr>
         <w:t xml:space="preserve">В ходе лабораторной работы создано приложение в </w:t>
+      </w:r>
+      <w:r>
+        <w:rPr>
+          <w:b w:val="0"/>
+          <w:lang w:val="en-US"/>
+        </w:rPr>
+        <w:t>Android</w:t>
+      </w:r>
+      <w:r>
+        <w:rPr>
+          <w:b w:val="0"/>
+        </w:rPr>
+        <w:t xml:space="preserve"> </w:t>
+      </w:r>
+      <w:r>
+        <w:rPr>
+          <w:b w:val="0"/>
+          <w:lang w:val="en-US"/>
+        </w:rPr>
+        <w:t>Studio</w:t>
+      </w:r>
+      <w:r>
+        <w:rPr>
+          <w:b w:val="0"/>
+        </w:rPr>
+        <w:t>.</w:t>
+      </w:r>
+    </w:p>
+    <w:p>
+      <w:pPr>
+        <w:pStyle w:val="2"/>
+        <w:numPr>
+          <w:ilvl w:val="0"/>
+          <w:numId w:val="0"/>
+        </w:numPr>
+        <w:ind w:left="567"/>
+      </w:pPr>
+    </w:p>
+    <w:p>
+      <w:r>
+        <w:br w:type="page"/>
+      </w:r>
+    </w:p>
+    <w:p>
+      <w:pPr>
+        <w:pStyle w:val="10"/>
+        <w:tabs>
+          <w:tab w:val="clear" w:pos="709"/>
+        </w:tabs>
+        <w:ind w:firstLine="708"/>
+      </w:pPr>
+      <w:r>
+        <w:lastRenderedPageBreak/>
+        <w:t>Лабораторная работа №17</w:t>
+      </w:r>
+      <w:r>
+        <w:br/>
+      </w:r>
+      <w:r>
+        <w:t>Настройка элементов управления для ввода данных</w:t>
+      </w:r>
+    </w:p>
+    <w:p>
+      <w:pPr>
+        <w:pStyle w:val="1"/>
+        <w:numPr>
+          <w:ilvl w:val="0"/>
+          <w:numId w:val="27"/>
+        </w:numPr>
+      </w:pPr>
+      <w:r>
+        <w:t>Цель работы</w:t>
+      </w:r>
+    </w:p>
+    <w:p>
+      <w:pPr>
+        <w:pStyle w:val="2"/>
+      </w:pPr>
+      <w:r>
+        <w:t xml:space="preserve">Изучить процесс настройки и использования элементов управления для ввода данных приложения </w:t>
+      </w:r>
+      <w:proofErr w:type="spellStart"/>
+      <w:r>
+        <w:t>Android</w:t>
+      </w:r>
+      <w:proofErr w:type="spellEnd"/>
+      <w:r>
+        <w:t>.</w:t>
+      </w:r>
+    </w:p>
+    <w:p>
+      <w:pPr>
+        <w:pStyle w:val="1"/>
+        <w:numPr>
+          <w:ilvl w:val="0"/>
+          <w:numId w:val="15"/>
+        </w:numPr>
+      </w:pPr>
+      <w:r>
+        <w:t>Контрольные вопросы</w:t>
+      </w:r>
+    </w:p>
+    <w:p>
+      <w:pPr>
+        <w:pStyle w:val="2"/>
+        <w:numPr>
+          <w:ilvl w:val="1"/>
+          <w:numId w:val="15"/>
+        </w:numPr>
+      </w:pPr>
+      <w:r>
+        <w:t xml:space="preserve">Какие элементы позволяют ввести текстовые значения? </w:t>
+      </w:r>
+    </w:p>
+    <w:p>
+      <w:pPr>
+        <w:pStyle w:val="2"/>
+        <w:numPr>
+          <w:ilvl w:val="0"/>
+          <w:numId w:val="0"/>
+        </w:numPr>
+        <w:ind w:left="567"/>
+        <w:rPr>
+          <w:lang w:val="en-US"/>
+        </w:rPr>
+      </w:pPr>
+      <w:proofErr w:type="spellStart"/>
+      <w:r>
+        <w:rPr>
+          <w:lang w:val="en-US"/>
+        </w:rPr>
+        <w:t>TextField</w:t>
+      </w:r>
+      <w:proofErr w:type="spellEnd"/>
+      <w:r>
+        <w:rPr>
+          <w:lang w:val="en-US"/>
+        </w:rPr>
+        <w:t xml:space="preserve">, </w:t>
+      </w:r>
+      <w:proofErr w:type="spellStart"/>
+      <w:r>
+        <w:rPr>
+          <w:lang w:val="en-US"/>
+        </w:rPr>
+        <w:t>OutlinedTextField</w:t>
+      </w:r>
+      <w:proofErr w:type="spellEnd"/>
+    </w:p>
+    <w:p>
+      <w:pPr>
+        <w:pStyle w:val="2"/>
+        <w:numPr>
+          <w:ilvl w:val="0"/>
+          <w:numId w:val="0"/>
+        </w:numPr>
+        <w:ind w:left="567"/>
+        <w:rPr>
+          <w:lang w:val="en-US"/>
+        </w:rPr>
+      </w:pPr>
+    </w:p>
+    <w:p>
+      <w:pPr>
+        <w:pStyle w:val="2"/>
+        <w:numPr>
+          <w:ilvl w:val="1"/>
+          <w:numId w:val="15"/>
+        </w:numPr>
+      </w:pPr>
+      <w:r>
+        <w:t xml:space="preserve">Как настроить тип клавиатуры? </w:t>
+      </w:r>
+    </w:p>
+    <w:p>
+      <w:pPr>
+        <w:pStyle w:val="2"/>
+        <w:numPr>
+          <w:ilvl w:val="0"/>
+          <w:numId w:val="0"/>
+        </w:numPr>
+        <w:ind w:left="567"/>
+        <w:jc w:val="left"/>
+        <w:rPr>
+          <w:lang w:val="en-US"/>
+        </w:rPr>
+      </w:pPr>
+      <w:proofErr w:type="spellStart"/>
+      <w:r>
+        <w:rPr>
+          <w:lang w:val="en-US"/>
+        </w:rPr>
+        <w:t>keyboardOptions</w:t>
+      </w:r>
+      <w:proofErr w:type="spellEnd"/>
+      <w:r>
+        <w:rPr>
+          <w:lang w:val="en-US"/>
+        </w:rPr>
+        <w:t xml:space="preserve"> = </w:t>
+      </w:r>
+      <w:proofErr w:type="spellStart"/>
+      <w:proofErr w:type="gramStart"/>
+      <w:r>
+        <w:rPr>
+          <w:lang w:val="en-US"/>
+        </w:rPr>
+        <w:t>KeyboardOptions</w:t>
+      </w:r>
+      <w:proofErr w:type="spellEnd"/>
+      <w:r>
+        <w:rPr>
+          <w:lang w:val="en-US"/>
+        </w:rPr>
+        <w:t>(</w:t>
+      </w:r>
+      <w:proofErr w:type="spellStart"/>
+      <w:proofErr w:type="gramEnd"/>
+      <w:r>
+        <w:rPr>
+          <w:lang w:val="en-US"/>
+        </w:rPr>
+        <w:t>keyboardType</w:t>
+      </w:r>
+      <w:proofErr w:type="spellEnd"/>
+      <w:r>
+        <w:rPr>
+          <w:lang w:val="en-US"/>
+        </w:rPr>
+        <w:t xml:space="preserve"> = </w:t>
+      </w:r>
+      <w:proofErr w:type="spellStart"/>
+      <w:r>
+        <w:rPr>
+          <w:lang w:val="en-US"/>
+        </w:rPr>
+        <w:t>KeyboardType.NumberPassword</w:t>
+      </w:r>
+      <w:proofErr w:type="spellEnd"/>
+      <w:r>
+        <w:rPr>
+          <w:lang w:val="en-US"/>
+        </w:rPr>
+        <w:t>)</w:t>
+      </w:r>
+    </w:p>
+    <w:p>
+      <w:pPr>
+        <w:pStyle w:val="2"/>
+        <w:numPr>
+          <w:ilvl w:val="0"/>
+          <w:numId w:val="0"/>
+        </w:numPr>
+        <w:ind w:left="567"/>
+        <w:rPr>
+          <w:lang w:val="en-US"/>
+        </w:rPr>
+      </w:pPr>
+    </w:p>
+    <w:p>
+      <w:pPr>
+        <w:pStyle w:val="2"/>
+        <w:numPr>
+          <w:ilvl w:val="1"/>
+          <w:numId w:val="15"/>
+        </w:numPr>
+      </w:pPr>
+      <w:r>
+        <w:t xml:space="preserve">Как связать значение из элемента управления с переменной? </w:t>
+      </w:r>
+    </w:p>
+    <w:p>
+      <w:pPr>
+        <w:pStyle w:val="2"/>
+        <w:numPr>
+          <w:ilvl w:val="0"/>
+          <w:numId w:val="0"/>
+        </w:numPr>
+        <w:ind w:left="567"/>
+        <w:rPr>
+          <w:lang w:val="en-US"/>
+        </w:rPr>
+      </w:pPr>
+      <w:proofErr w:type="spellStart"/>
+      <w:r>
+        <w:rPr>
+          <w:lang w:val="en-US"/>
+        </w:rPr>
+        <w:t>var</w:t>
+      </w:r>
+      <w:proofErr w:type="spellEnd"/>
+      <w:r>
+        <w:rPr>
+          <w:lang w:val="en-US"/>
+        </w:rPr>
+        <w:t xml:space="preserve"> login by remember </w:t>
+      </w:r>
+      <w:proofErr w:type="gramStart"/>
+      <w:r>
+        <w:rPr>
+          <w:lang w:val="en-US"/>
+        </w:rPr>
+        <w:t xml:space="preserve">{ </w:t>
+      </w:r>
+      <w:proofErr w:type="spellStart"/>
+      <w:r>
+        <w:rPr>
+          <w:lang w:val="en-US"/>
+        </w:rPr>
+        <w:t>mutableStateOf</w:t>
+      </w:r>
+      <w:proofErr w:type="spellEnd"/>
+      <w:proofErr w:type="gramEnd"/>
+      <w:r>
+        <w:rPr>
+          <w:lang w:val="en-US"/>
+        </w:rPr>
+        <w:t>("") }</w:t>
+      </w:r>
+    </w:p>
+    <w:p>
+      <w:pPr>
+        <w:pStyle w:val="2"/>
+        <w:numPr>
+          <w:ilvl w:val="0"/>
+          <w:numId w:val="0"/>
+        </w:numPr>
+        <w:ind w:left="567"/>
+        <w:rPr>
+          <w:lang w:val="en-US"/>
+        </w:rPr>
+      </w:pPr>
+      <w:proofErr w:type="spellStart"/>
+      <w:proofErr w:type="gramStart"/>
+      <w:r>
+        <w:rPr>
+          <w:lang w:val="en-US"/>
+        </w:rPr>
+        <w:t>OutlinedTextField</w:t>
+      </w:r>
+      <w:proofErr w:type="spellEnd"/>
+      <w:r>
+        <w:rPr>
+          <w:lang w:val="en-US"/>
+        </w:rPr>
+        <w:t>(</w:t>
+      </w:r>
+      <w:proofErr w:type="gramEnd"/>
+      <w:r>
+        <w:rPr>
+          <w:lang w:val="en-US"/>
+        </w:rPr>
+        <w:t>login, {login = it},</w:t>
+      </w:r>
+    </w:p>
+    <w:p>
+      <w:pPr>
+        <w:pStyle w:val="2"/>
+        <w:numPr>
+          <w:ilvl w:val="0"/>
+          <w:numId w:val="0"/>
+        </w:numPr>
+        <w:ind w:left="567"/>
+        <w:rPr>
+          <w:lang w:val="en-US"/>
+        </w:rPr>
+      </w:pPr>
+    </w:p>
+    <w:p>
+      <w:pPr>
+        <w:pStyle w:val="2"/>
+        <w:numPr>
+          <w:ilvl w:val="1"/>
+          <w:numId w:val="15"/>
+        </w:numPr>
+      </w:pPr>
+      <w:r>
+        <w:t xml:space="preserve">Для чего используется </w:t>
+      </w:r>
+      <w:proofErr w:type="spellStart"/>
+      <w:r>
+        <w:t>combobox</w:t>
+      </w:r>
+      <w:proofErr w:type="spellEnd"/>
+      <w:r>
+        <w:t xml:space="preserve">, какие его основные настройки? </w:t>
+      </w:r>
+    </w:p>
+    <w:p>
+      <w:pPr>
+        <w:pStyle w:val="2"/>
+        <w:numPr>
+          <w:ilvl w:val="0"/>
+          <w:numId w:val="0"/>
+        </w:numPr>
+        <w:ind w:left="567"/>
+      </w:pPr>
+      <w:r>
+        <w:t xml:space="preserve">Для множественного выбора. </w:t>
+      </w:r>
+      <w:proofErr w:type="spellStart"/>
+      <w:r>
+        <w:t>Checked</w:t>
+      </w:r>
+      <w:proofErr w:type="spellEnd"/>
+      <w:r>
+        <w:t xml:space="preserve"> и </w:t>
+      </w:r>
+      <w:proofErr w:type="spellStart"/>
+      <w:r>
+        <w:t>onCheckedChange</w:t>
+      </w:r>
+      <w:proofErr w:type="spellEnd"/>
+    </w:p>
+    <w:p>
+      <w:pPr>
+        <w:pStyle w:val="2"/>
+        <w:numPr>
+          <w:ilvl w:val="0"/>
+          <w:numId w:val="0"/>
+        </w:numPr>
+        <w:ind w:left="567"/>
+      </w:pPr>
+    </w:p>
+    <w:p>
+      <w:pPr>
+        <w:pStyle w:val="2"/>
+        <w:numPr>
+          <w:ilvl w:val="1"/>
+          <w:numId w:val="15"/>
+        </w:numPr>
+      </w:pPr>
+      <w:r>
+        <w:t xml:space="preserve">Для чего используется </w:t>
+      </w:r>
+      <w:proofErr w:type="spellStart"/>
+      <w:r>
+        <w:t>radiobutton</w:t>
+      </w:r>
+      <w:proofErr w:type="spellEnd"/>
+      <w:r>
+        <w:t xml:space="preserve">, какие его основные настройки? </w:t>
+      </w:r>
+    </w:p>
+    <w:p>
+      <w:pPr>
+        <w:pStyle w:val="2"/>
+        <w:numPr>
+          <w:ilvl w:val="0"/>
+          <w:numId w:val="0"/>
+        </w:numPr>
+        <w:ind w:left="567"/>
+      </w:pPr>
+      <w:r>
+        <w:t xml:space="preserve">Выбор 1 элемента. </w:t>
+      </w:r>
+      <w:proofErr w:type="spellStart"/>
+      <w:r>
+        <w:t>Selected</w:t>
+      </w:r>
+      <w:proofErr w:type="spellEnd"/>
+      <w:r>
+        <w:t xml:space="preserve"> и </w:t>
+      </w:r>
+      <w:proofErr w:type="spellStart"/>
+      <w:r>
+        <w:t>onClick</w:t>
+      </w:r>
+      <w:proofErr w:type="spellEnd"/>
+    </w:p>
+    <w:p>
+      <w:pPr>
+        <w:pStyle w:val="2"/>
+        <w:numPr>
+          <w:ilvl w:val="0"/>
+          <w:numId w:val="0"/>
+        </w:numPr>
+        <w:ind w:left="567"/>
+      </w:pPr>
+    </w:p>
+    <w:p>
+      <w:pPr>
+        <w:pStyle w:val="2"/>
+        <w:numPr>
+          <w:ilvl w:val="1"/>
+          <w:numId w:val="15"/>
+        </w:numPr>
+      </w:pPr>
+      <w:r>
+        <w:t xml:space="preserve">Для чего используется </w:t>
+      </w:r>
+      <w:proofErr w:type="spellStart"/>
+      <w:r>
+        <w:t>slider</w:t>
+      </w:r>
+      <w:proofErr w:type="spellEnd"/>
+      <w:r>
+        <w:t xml:space="preserve">, какие его основные настройки? </w:t>
+      </w:r>
+    </w:p>
+    <w:p>
+      <w:pPr>
+        <w:pStyle w:val="2"/>
+        <w:numPr>
+          <w:ilvl w:val="0"/>
+          <w:numId w:val="0"/>
+        </w:numPr>
+        <w:ind w:left="567"/>
+        <w:rPr>
+          <w:lang w:val="en-US"/>
+        </w:rPr>
+      </w:pPr>
+      <w:r>
+        <w:t xml:space="preserve">Выбор значения из диапазона. </w:t>
+      </w:r>
+      <w:r>
+        <w:rPr>
+          <w:lang w:val="en-US"/>
+        </w:rPr>
+        <w:t>Value</w:t>
+      </w:r>
+      <w:r>
+        <w:t xml:space="preserve">, </w:t>
+      </w:r>
+      <w:proofErr w:type="spellStart"/>
+      <w:r>
+        <w:t>on</w:t>
+      </w:r>
+      <w:r>
+        <w:rPr>
+          <w:lang w:val="en-US"/>
+        </w:rPr>
+        <w:t>ValueChange</w:t>
+      </w:r>
+      <w:proofErr w:type="spellEnd"/>
+      <w:r>
+        <w:rPr>
+          <w:lang w:val="en-US"/>
+        </w:rPr>
+        <w:t>, valueRange</w:t>
+      </w:r>
+      <w:bookmarkStart w:id="0" w:name="_GoBack"/>
+      <w:bookmarkEnd w:id="0"/>
+    </w:p>
+    <w:p>
+      <w:pPr>
+        <w:pStyle w:val="2"/>
+        <w:numPr>
+          <w:ilvl w:val="0"/>
+          <w:numId w:val="0"/>
+        </w:numPr>
+        <w:ind w:left="567"/>
+      </w:pPr>
+    </w:p>
+    <w:p>
+      <w:pPr>
+        <w:pStyle w:val="2"/>
+        <w:numPr>
+          <w:ilvl w:val="1"/>
+          <w:numId w:val="15"/>
+        </w:numPr>
+      </w:pPr>
+      <w:r>
+        <w:t xml:space="preserve">Для чего используется </w:t>
+      </w:r>
+      <w:proofErr w:type="spellStart"/>
+      <w:r>
+        <w:t>switch</w:t>
+      </w:r>
+      <w:proofErr w:type="spellEnd"/>
+      <w:r>
+        <w:t>, какие его основные настройки?</w:t>
+      </w:r>
+    </w:p>
+    <w:p>
+      <w:pPr>
+        <w:pStyle w:val="2"/>
+        <w:numPr>
+          <w:ilvl w:val="0"/>
+          <w:numId w:val="0"/>
+        </w:numPr>
+        <w:ind w:left="567"/>
+      </w:pPr>
+      <w:r>
+        <w:t xml:space="preserve">Переключатель значения. </w:t>
+      </w:r>
+      <w:proofErr w:type="spellStart"/>
+      <w:r>
+        <w:t>Checked</w:t>
+      </w:r>
+      <w:proofErr w:type="spellEnd"/>
+      <w:r>
+        <w:t xml:space="preserve"> и </w:t>
+      </w:r>
+      <w:proofErr w:type="spellStart"/>
+      <w:r>
+        <w:t>onCheckedChange</w:t>
+      </w:r>
+      <w:proofErr w:type="spellEnd"/>
+    </w:p>
+    <w:p>
+      <w:pPr>
+        <w:pStyle w:val="2"/>
+        <w:numPr>
+          <w:ilvl w:val="0"/>
+          <w:numId w:val="0"/>
+        </w:numPr>
+        <w:ind w:left="567"/>
+      </w:pPr>
+    </w:p>
+    <w:p>
+      <w:pPr>
+        <w:pStyle w:val="1"/>
+        <w:numPr>
+          <w:ilvl w:val="0"/>
+          <w:numId w:val="15"/>
+        </w:numPr>
+      </w:pPr>
+      <w:r>
+        <w:t>Вывод</w:t>
+      </w:r>
+    </w:p>
+    <w:p>
+      <w:pPr>
+        <w:pStyle w:val="1"/>
+        <w:numPr>
+          <w:ilvl w:val="0"/>
+          <w:numId w:val="0"/>
+        </w:numPr>
+        <w:rPr>
+          <w:b w:val="0"/>
+        </w:rPr>
+      </w:pPr>
+      <w:r>
+        <w:rPr>
+          <w:b w:val="0"/>
+        </w:rPr>
+        <w:t>В ходе лабораторной работы создано приложение</w:t>
+      </w:r>
+      <w:r>
+        <w:rPr>
+          <w:b w:val="0"/>
+        </w:rPr>
+        <w:t xml:space="preserve"> и настроены элементы управления для ввода</w:t>
+      </w:r>
+      <w:r>
+        <w:rPr>
+          <w:b w:val="0"/>
+        </w:rPr>
+        <w:t xml:space="preserve"> в </w:t>
       </w:r>
       <w:r>
         <w:rPr>
@@ -8165,7 +9218,7 @@
 </file>
 
 <file path=word/numbering.xml><?xml version="1.0" encoding="utf-8"?>
-<w:numbering xmlns:wpc="http://schemas.microsoft.com/office/word/2010/wordprocessingCanvas" xmlns:cx="http://schemas.microsoft.com/office/drawing/2014/chartex" xmlns:cx1="http://schemas.microsoft.com/office/drawing/2015/9/8/chartex" xmlns:cx2="http://schemas.microsoft.com/office/drawing/2015/10/21/chartex" xmlns:cx3="http://schemas.microsoft.com/office/drawing/2016/5/9/chartex" xmlns:cx4="http://schemas.microsoft.com/office/drawing/2016/5/10/chartex" xmlns:cx5="http://schemas.microsoft.com/office/drawing/2016/5/11/chartex" xmlns:cx6="http://schemas.microsoft.com/office/drawing/2016/5/12/chartex" xmlns:cx7="http://schemas.microsoft.com/office/drawing/2016/5/13/chartex" xmlns:cx8="http://schemas.microsoft.com/office/drawing/2016/5/14/chartex" xmlns:mc="http://schemas.openxmlformats.org/markup-compatibility/2006" xmlns:aink="http://schemas.microsoft.com/office/drawing/2016/ink" xmlns:am3d="http://schemas.microsoft.com/office/drawing/2017/model3d" xmlns:o="urn:schemas-microsoft-com:office:office" xmlns:oel="http://schemas.microsoft.com/office/2019/extlst" xmlns:r="http://schemas.openxmlformats.org/officeDocument/2006/relationships" xmlns:m="http://schemas.openxmlformats.org/officeDocument/2006/math" xmlns:v="urn:schemas-microsoft-com:vml" xmlns:wp14="http://schemas.microsoft.com/office/word/2010/wordprocessingDrawing" xmlns:wp="http://schemas.openxmlformats.org/drawingml/2006/wordprocessingDrawing" xmlns:w10="urn:schemas-microsoft-com:office:word" xmlns:w="http://schemas.openxmlformats.org/wordprocessingml/2006/main" xmlns:w14="http://schemas.microsoft.com/office/word/2010/wordml" xmlns:w15="http://schemas.microsoft.com/office/word/2012/wordml" xmlns:w16cex="http://schemas.microsoft.com/office/word/2018/wordml/cex" xmlns:w16cid="http://schemas.microsoft.com/office/word/2016/wordml/cid" xmlns:w16="http://schemas.microsoft.com/office/word/2018/wordml" xmlns:w16du="http://schemas.microsoft.com/office/word/2023/wordml/word16du" xmlns:w16sdtdh="http://schemas.microsoft.com/office/word/2020/wordml/sdtdatahash" xmlns:w16sdtfl="http://schemas.microsoft.com/office/word/2024/wordml/sdtformatlock" xmlns:w16se="http://schemas.microsoft.com/office/word/2015/wordml/symex" xmlns:wpg="http://schemas.microsoft.com/office/word/2010/wordprocessingGroup" xmlns:wpi="http://schemas.microsoft.com/office/word/2010/wordprocessingInk" xmlns:wne="http://schemas.microsoft.com/office/word/2006/wordml" xmlns:wps="http://schemas.microsoft.com/office/word/2010/wordprocessingShape" mc:Ignorable="w14 w15 w16se w16cid w16 w16cex w16sdtdh w16sdtfl w16du wp14">
+<w:numbering xmlns:wpc="http://schemas.microsoft.com/office/word/2010/wordprocessingCanvas" xmlns:cx="http://schemas.microsoft.com/office/drawing/2014/chartex" xmlns:mc="http://schemas.openxmlformats.org/markup-compatibility/2006" xmlns:o="urn:schemas-microsoft-com:office:office" xmlns:r="http://schemas.openxmlformats.org/officeDocument/2006/relationships" xmlns:m="http://schemas.openxmlformats.org/officeDocument/2006/math" xmlns:v="urn:schemas-microsoft-com:vml" xmlns:wp14="http://schemas.microsoft.com/office/word/2010/wordprocessingDrawing" xmlns:wp="http://schemas.openxmlformats.org/drawingml/2006/wordprocessingDrawing" xmlns:w10="urn:schemas-microsoft-com:office:word" xmlns:w="http://schemas.openxmlformats.org/wordprocessingml/2006/main" xmlns:w14="http://schemas.microsoft.com/office/word/2010/wordml" xmlns:w15="http://schemas.microsoft.com/office/word/2012/wordml" xmlns:w16se="http://schemas.microsoft.com/office/word/2015/wordml/symex" xmlns:wpg="http://schemas.microsoft.com/office/word/2010/wordprocessingGroup" xmlns:wpi="http://schemas.microsoft.com/office/word/2010/wordprocessingInk" xmlns:wne="http://schemas.microsoft.com/office/word/2006/wordml" xmlns:wps="http://schemas.microsoft.com/office/word/2010/wordprocessingShape" mc:Ignorable="w14 w15 w16se wp14">
   <w:abstractNum w:abstractNumId="0" w15:restartNumberingAfterBreak="0">
     <w:nsid w:val="1A0858D7"/>
     <w:multiLevelType w:val="multilevel"/>
@@ -8456,13 +9509,13 @@
     <w:tmpl w:val="68BC61E4"/>
     <w:numStyleLink w:val="a"/>
   </w:abstractNum>
-  <w:num w:numId="1" w16cid:durableId="1069421153">
+  <w:num w:numId="1">
     <w:abstractNumId w:val="1"/>
   </w:num>
-  <w:num w:numId="2" w16cid:durableId="1364672085">
+  <w:num w:numId="2">
     <w:abstractNumId w:val="1"/>
   </w:num>
-  <w:num w:numId="3" w16cid:durableId="538250183">
+  <w:num w:numId="3">
     <w:abstractNumId w:val="2"/>
     <w:lvlOverride w:ilvl="0">
       <w:lvl w:ilvl="0">
@@ -8610,7 +9663,7 @@
       </w:lvl>
     </w:lvlOverride>
   </w:num>
-  <w:num w:numId="4" w16cid:durableId="1522355221">
+  <w:num w:numId="4">
     <w:abstractNumId w:val="2"/>
     <w:lvlOverride w:ilvl="0">
       <w:lvl w:ilvl="0">
@@ -8758,43 +9811,43 @@
       </w:lvl>
     </w:lvlOverride>
   </w:num>
-  <w:num w:numId="5" w16cid:durableId="1073970544">
+  <w:num w:numId="5">
     <w:abstractNumId w:val="1"/>
   </w:num>
-  <w:num w:numId="6" w16cid:durableId="557056510">
+  <w:num w:numId="6">
     <w:abstractNumId w:val="1"/>
   </w:num>
-  <w:num w:numId="7" w16cid:durableId="1761830054">
+  <w:num w:numId="7">
     <w:abstractNumId w:val="1"/>
   </w:num>
-  <w:num w:numId="8" w16cid:durableId="2076275274">
+  <w:num w:numId="8">
     <w:abstractNumId w:val="1"/>
   </w:num>
-  <w:num w:numId="9" w16cid:durableId="1908606917">
+  <w:num w:numId="9">
     <w:abstractNumId w:val="1"/>
     <w:lvlOverride w:ilvl="0">
       <w:startOverride w:val="1"/>
     </w:lvlOverride>
   </w:num>
-  <w:num w:numId="10" w16cid:durableId="1453213098">
+  <w:num w:numId="10">
     <w:abstractNumId w:val="1"/>
   </w:num>
-  <w:num w:numId="11" w16cid:durableId="1528829049">
+  <w:num w:numId="11">
     <w:abstractNumId w:val="1"/>
   </w:num>
-  <w:num w:numId="12" w16cid:durableId="2080441162">
+  <w:num w:numId="12">
     <w:abstractNumId w:val="1"/>
     <w:lvlOverride w:ilvl="0">
       <w:startOverride w:val="1"/>
     </w:lvlOverride>
   </w:num>
-  <w:num w:numId="13" w16cid:durableId="350424861">
+  <w:num w:numId="13">
     <w:abstractNumId w:val="1"/>
   </w:num>
-  <w:num w:numId="14" w16cid:durableId="1656103783">
+  <w:num w:numId="14">
     <w:abstractNumId w:val="1"/>
   </w:num>
-  <w:num w:numId="15" w16cid:durableId="1083406359">
+  <w:num w:numId="15">
     <w:abstractNumId w:val="1"/>
     <w:lvlOverride w:ilvl="0">
       <w:lvl w:ilvl="0">
@@ -8944,7 +9997,7 @@
       </w:lvl>
     </w:lvlOverride>
   </w:num>
-  <w:num w:numId="16" w16cid:durableId="1541161286">
+  <w:num w:numId="16">
     <w:abstractNumId w:val="1"/>
     <w:lvlOverride w:ilvl="0">
       <w:lvl w:ilvl="0">
@@ -9094,7 +10147,7 @@
       </w:lvl>
     </w:lvlOverride>
   </w:num>
-  <w:num w:numId="17" w16cid:durableId="1936210403">
+  <w:num w:numId="17">
     <w:abstractNumId w:val="1"/>
     <w:lvlOverride w:ilvl="0">
       <w:startOverride w:val="1"/>
@@ -9253,7 +10306,7 @@
       </w:lvl>
     </w:lvlOverride>
   </w:num>
-  <w:num w:numId="18" w16cid:durableId="1711801761">
+  <w:num w:numId="18">
     <w:abstractNumId w:val="1"/>
     <w:lvlOverride w:ilvl="0">
       <w:startOverride w:val="1"/>
@@ -9283,10 +10336,10 @@
       <w:startOverride w:val="1"/>
     </w:lvlOverride>
   </w:num>
-  <w:num w:numId="19" w16cid:durableId="1495100167">
+  <w:num w:numId="19">
     <w:abstractNumId w:val="0"/>
   </w:num>
-  <w:num w:numId="20" w16cid:durableId="24213128">
+  <w:num w:numId="20">
     <w:abstractNumId w:val="1"/>
     <w:lvlOverride w:ilvl="0">
       <w:startOverride w:val="1"/>
@@ -9316,7 +10369,7 @@
       <w:startOverride w:val="1"/>
     </w:lvlOverride>
   </w:num>
-  <w:num w:numId="21" w16cid:durableId="1326939527">
+  <w:num w:numId="21">
     <w:abstractNumId w:val="1"/>
     <w:lvlOverride w:ilvl="0">
       <w:startOverride w:val="1"/>
@@ -9346,7 +10399,7 @@
       <w:startOverride w:val="1"/>
     </w:lvlOverride>
   </w:num>
-  <w:num w:numId="22" w16cid:durableId="1278952365">
+  <w:num w:numId="22">
     <w:abstractNumId w:val="1"/>
     <w:lvlOverride w:ilvl="0">
       <w:startOverride w:val="1"/>
@@ -9376,7 +10429,7 @@
       <w:startOverride w:val="1"/>
     </w:lvlOverride>
   </w:num>
-  <w:num w:numId="23" w16cid:durableId="293609805">
+  <w:num w:numId="23">
     <w:abstractNumId w:val="1"/>
     <w:lvlOverride w:ilvl="0">
       <w:startOverride w:val="1"/>
@@ -9406,7 +10459,7 @@
       <w:startOverride w:val="1"/>
     </w:lvlOverride>
   </w:num>
-  <w:num w:numId="24" w16cid:durableId="1076438555">
+  <w:num w:numId="24">
     <w:abstractNumId w:val="1"/>
     <w:lvlOverride w:ilvl="0">
       <w:startOverride w:val="1"/>
@@ -9436,12 +10489,20 @@
       <w:startOverride w:val="1"/>
     </w:lvlOverride>
   </w:num>
-  <w:num w:numId="25" w16cid:durableId="23336325">
+  <w:num w:numId="25">
     <w:abstractNumId w:val="1"/>
     <w:lvlOverride w:ilvl="0">
       <w:startOverride w:val="1"/>
+      <w:lvl w:ilvl="0">
+        <w:start w:val="1"/>
+        <w:numFmt w:val="decimal"/>
+        <w:pStyle w:val="1"/>
+        <w:lvlText w:val=""/>
+        <w:lvlJc w:val="left"/>
+      </w:lvl>
     </w:lvlOverride>
     <w:lvlOverride w:ilvl="1">
+      <w:startOverride w:val="1"/>
       <w:lvl w:ilvl="1">
         <w:start w:val="1"/>
         <w:numFmt w:val="decimal"/>
@@ -9461,6 +10522,7 @@
       </w:lvl>
     </w:lvlOverride>
     <w:lvlOverride w:ilvl="2">
+      <w:startOverride w:val="1"/>
       <w:lvl w:ilvl="2">
         <w:start w:val="1"/>
         <w:numFmt w:val="decimal"/>
@@ -9480,24 +10542,60 @@
     </w:lvlOverride>
     <w:lvlOverride w:ilvl="3">
       <w:startOverride w:val="1"/>
+      <w:lvl w:ilvl="3">
+        <w:start w:val="1"/>
+        <w:numFmt w:val="decimal"/>
+        <w:lvlText w:val=""/>
+        <w:lvlJc w:val="left"/>
+      </w:lvl>
     </w:lvlOverride>
     <w:lvlOverride w:ilvl="4">
       <w:startOverride w:val="1"/>
+      <w:lvl w:ilvl="4">
+        <w:start w:val="1"/>
+        <w:numFmt w:val="decimal"/>
+        <w:lvlText w:val=""/>
+        <w:lvlJc w:val="left"/>
+      </w:lvl>
     </w:lvlOverride>
     <w:lvlOverride w:ilvl="5">
       <w:startOverride w:val="1"/>
+      <w:lvl w:ilvl="5">
+        <w:start w:val="1"/>
+        <w:numFmt w:val="decimal"/>
+        <w:lvlText w:val=""/>
+        <w:lvlJc w:val="left"/>
+      </w:lvl>
     </w:lvlOverride>
     <w:lvlOverride w:ilvl="6">
       <w:startOverride w:val="1"/>
+      <w:lvl w:ilvl="6">
+        <w:start w:val="1"/>
+        <w:numFmt w:val="decimal"/>
+        <w:lvlText w:val=""/>
+        <w:lvlJc w:val="left"/>
+      </w:lvl>
     </w:lvlOverride>
     <w:lvlOverride w:ilvl="7">
       <w:startOverride w:val="1"/>
+      <w:lvl w:ilvl="7">
+        <w:start w:val="1"/>
+        <w:numFmt w:val="decimal"/>
+        <w:lvlText w:val=""/>
+        <w:lvlJc w:val="left"/>
+      </w:lvl>
     </w:lvlOverride>
     <w:lvlOverride w:ilvl="8">
       <w:startOverride w:val="1"/>
+      <w:lvl w:ilvl="8">
+        <w:start w:val="1"/>
+        <w:numFmt w:val="decimal"/>
+        <w:lvlText w:val=""/>
+        <w:lvlJc w:val="left"/>
+      </w:lvl>
     </w:lvlOverride>
   </w:num>
-  <w:num w:numId="26" w16cid:durableId="1524006054">
+  <w:num w:numId="26">
     <w:abstractNumId w:val="1"/>
     <w:lvlOverride w:ilvl="0">
       <w:startOverride w:val="1"/>
@@ -9527,11 +10625,33 @@
       <w:startOverride w:val="1"/>
     </w:lvlOverride>
   </w:num>
+  <w:num w:numId="27">
+    <w:abstractNumId w:val="1"/>
+    <w:lvlOverride w:ilvl="0">
+      <w:startOverride w:val="1"/>
+      <w:lvl w:ilvl="0">
+        <w:start w:val="1"/>
+        <w:numFmt w:val="decimal"/>
+        <w:pStyle w:val="1"/>
+        <w:suff w:val="space"/>
+        <w:lvlText w:val="%1"/>
+        <w:lvlJc w:val="left"/>
+        <w:pPr>
+          <w:ind w:left="0" w:firstLine="0"/>
+        </w:pPr>
+        <w:rPr>
+          <w:rFonts w:ascii="Times New Roman" w:hAnsi="Times New Roman" w:hint="default"/>
+          <w:b/>
+          <w:sz w:val="28"/>
+        </w:rPr>
+      </w:lvl>
+    </w:lvlOverride>
+  </w:num>
 </w:numbering>
 </file>
 
 <file path=word/styles.xml><?xml version="1.0" encoding="utf-8"?>
-<w:styles xmlns:mc="http://schemas.openxmlformats.org/markup-compatibility/2006" xmlns:r="http://schemas.openxmlformats.org/officeDocument/2006/relationships" xmlns:w="http://schemas.openxmlformats.org/wordprocessingml/2006/main" xmlns:w14="http://schemas.microsoft.com/office/word/2010/wordml" xmlns:w15="http://schemas.microsoft.com/office/word/2012/wordml" xmlns:w16cex="http://schemas.microsoft.com/office/word/2018/wordml/cex" xmlns:w16cid="http://schemas.microsoft.com/office/word/2016/wordml/cid" xmlns:w16="http://schemas.microsoft.com/office/word/2018/wordml" xmlns:w16du="http://schemas.microsoft.com/office/word/2023/wordml/word16du" xmlns:w16sdtdh="http://schemas.microsoft.com/office/word/2020/wordml/sdtdatahash" xmlns:w16sdtfl="http://schemas.microsoft.com/office/word/2024/wordml/sdtformatlock" xmlns:w16se="http://schemas.microsoft.com/office/word/2015/wordml/symex" mc:Ignorable="w14 w15 w16se w16cid w16 w16cex w16sdtdh w16sdtfl w16du">
+<w:styles xmlns:mc="http://schemas.openxmlformats.org/markup-compatibility/2006" xmlns:r="http://schemas.openxmlformats.org/officeDocument/2006/relationships" xmlns:w="http://schemas.openxmlformats.org/wordprocessingml/2006/main" xmlns:w14="http://schemas.microsoft.com/office/word/2010/wordml" xmlns:w15="http://schemas.microsoft.com/office/word/2012/wordml" xmlns:w16se="http://schemas.microsoft.com/office/word/2015/wordml/symex" mc:Ignorable="w14 w15 w16se">
   <w:docDefaults>
     <w:rPrDefault>
       <w:rPr>
@@ -9548,7 +10668,7 @@
       </w:pPr>
     </w:pPrDefault>
   </w:docDefaults>
-  <w:latentStyles w:defLockedState="0" w:defUIPriority="99" w:defSemiHidden="0" w:defUnhideWhenUsed="0" w:defQFormat="0" w:count="376">
+  <w:latentStyles w:defLockedState="0" w:defUIPriority="99" w:defSemiHidden="0" w:defUnhideWhenUsed="0" w:defQFormat="0" w:count="371">
     <w:lsdException w:name="Normal" w:uiPriority="0" w:qFormat="1"/>
     <w:lsdException w:name="heading 1" w:uiPriority="9" w:qFormat="1"/>
     <w:lsdException w:name="heading 2" w:semiHidden="1" w:uiPriority="9" w:unhideWhenUsed="1" w:qFormat="1"/>
@@ -9920,11 +11040,6 @@
     <w:lsdException w:name="List Table 5 Dark Accent 6" w:uiPriority="50"/>
     <w:lsdException w:name="List Table 6 Colorful Accent 6" w:uiPriority="51"/>
     <w:lsdException w:name="List Table 7 Colorful Accent 6" w:uiPriority="52"/>
-    <w:lsdException w:name="Mention" w:semiHidden="1" w:unhideWhenUsed="1"/>
-    <w:lsdException w:name="Smart Hyperlink" w:semiHidden="1" w:unhideWhenUsed="1"/>
-    <w:lsdException w:name="Hashtag" w:semiHidden="1" w:unhideWhenUsed="1"/>
-    <w:lsdException w:name="Unresolved Mention" w:semiHidden="1" w:unhideWhenUsed="1"/>
-    <w:lsdException w:name="Smart Link" w:semiHidden="1" w:unhideWhenUsed="1"/>
   </w:latentStyles>
   <w:style w:type="paragraph" w:default="1" w:styleId="a0">
     <w:name w:val="Normal"/>
@@ -10138,6 +11253,7 @@
   <w:style w:type="character" w:default="1" w:styleId="a1">
     <w:name w:val="Default Paragraph Font"/>
     <w:uiPriority w:val="1"/>
+    <w:semiHidden/>
     <w:unhideWhenUsed/>
   </w:style>
   <w:style w:type="table" w:default="1" w:styleId="a2">

--- a/Отчети Луканин.docx
+++ b/Отчети Луканин.docx
@@ -1335,7 +1335,7 @@
                     </pic:cNvPicPr>
                   </pic:nvPicPr>
                   <pic:blipFill>
-                    <a:blip r:embed="rId5" cstate="print">
+                    <a:blip r:embed="rId6" cstate="print">
                       <a:extLst>
                         <a:ext uri="{28A0092B-C50C-407E-A947-70E740481C1C}">
                           <a14:useLocalDpi xmlns:a14="http://schemas.microsoft.com/office/drawing/2010/main" val="0"/>
@@ -1450,7 +1450,7 @@
                     </pic:cNvPicPr>
                   </pic:nvPicPr>
                   <pic:blipFill>
-                    <a:blip r:embed="rId6" cstate="print">
+                    <a:blip r:embed="rId7" cstate="print">
                       <a:extLst>
                         <a:ext uri="{28A0092B-C50C-407E-A947-70E740481C1C}">
                           <a14:useLocalDpi xmlns:a14="http://schemas.microsoft.com/office/drawing/2010/main" val="0"/>
@@ -1517,7 +1517,7 @@
                     </pic:cNvPicPr>
                   </pic:nvPicPr>
                   <pic:blipFill>
-                    <a:blip r:embed="rId7" cstate="print">
+                    <a:blip r:embed="rId8" cstate="print">
                       <a:extLst>
                         <a:ext uri="{28A0092B-C50C-407E-A947-70E740481C1C}">
                           <a14:useLocalDpi xmlns:a14="http://schemas.microsoft.com/office/drawing/2010/main" val="0"/>
@@ -1604,7 +1604,7 @@
                     </pic:cNvPicPr>
                   </pic:nvPicPr>
                   <pic:blipFill>
-                    <a:blip r:embed="rId8" cstate="print">
+                    <a:blip r:embed="rId9" cstate="print">
                       <a:extLst>
                         <a:ext uri="{28A0092B-C50C-407E-A947-70E740481C1C}">
                           <a14:useLocalDpi xmlns:a14="http://schemas.microsoft.com/office/drawing/2010/main" val="0"/>
@@ -1698,7 +1698,7 @@
                     </pic:cNvPicPr>
                   </pic:nvPicPr>
                   <pic:blipFill>
-                    <a:blip r:embed="rId9" cstate="print">
+                    <a:blip r:embed="rId10" cstate="print">
                       <a:extLst>
                         <a:ext uri="{28A0092B-C50C-407E-A947-70E740481C1C}">
                           <a14:useLocalDpi xmlns:a14="http://schemas.microsoft.com/office/drawing/2010/main" val="0"/>
@@ -1769,7 +1769,7 @@
                     </pic:cNvPicPr>
                   </pic:nvPicPr>
                   <pic:blipFill>
-                    <a:blip r:embed="rId10" cstate="print">
+                    <a:blip r:embed="rId11" cstate="print">
                       <a:extLst>
                         <a:ext uri="{28A0092B-C50C-407E-A947-70E740481C1C}">
                           <a14:useLocalDpi xmlns:a14="http://schemas.microsoft.com/office/drawing/2010/main" val="0"/>
@@ -1864,7 +1864,7 @@
                     </pic:cNvPicPr>
                   </pic:nvPicPr>
                   <pic:blipFill>
-                    <a:blip r:embed="rId11" cstate="print">
+                    <a:blip r:embed="rId12" cstate="print">
                       <a:extLst>
                         <a:ext uri="{28A0092B-C50C-407E-A947-70E740481C1C}">
                           <a14:useLocalDpi xmlns:a14="http://schemas.microsoft.com/office/drawing/2010/main" val="0"/>
@@ -1935,7 +1935,7 @@
                     </pic:cNvPicPr>
                   </pic:nvPicPr>
                   <pic:blipFill>
-                    <a:blip r:embed="rId12">
+                    <a:blip r:embed="rId13">
                       <a:extLst>
                         <a:ext uri="{28A0092B-C50C-407E-A947-70E740481C1C}">
                           <a14:useLocalDpi xmlns:a14="http://schemas.microsoft.com/office/drawing/2010/main" val="0"/>
@@ -2006,7 +2006,7 @@
                     </pic:cNvPicPr>
                   </pic:nvPicPr>
                   <pic:blipFill>
-                    <a:blip r:embed="rId13">
+                    <a:blip r:embed="rId14">
                       <a:extLst>
                         <a:ext uri="{28A0092B-C50C-407E-A947-70E740481C1C}">
                           <a14:useLocalDpi xmlns:a14="http://schemas.microsoft.com/office/drawing/2010/main" val="0"/>
@@ -2574,7 +2574,7 @@
             <o:lock v:ext="edit" aspectratio="t"/>
           </v:shapetype>
           <v:shape id="_x0000_i1025" type="#_x0000_t75" style="width:466.5pt;height:252.75pt">
-            <v:imagedata r:id="rId14" o:title="Проект"/>
+            <v:imagedata r:id="rId15" o:title="Проект"/>
           </v:shape>
         </w:pict>
       </w:r>
@@ -3029,6 +3029,7 @@
     <w:p>
       <w:pPr>
         <w:pStyle w:val="2"/>
+        <w:jc w:val="center"/>
       </w:pPr>
       <w:r>
         <w:t>В ходе лабораторной работы установлены среды для разработки мобильных</w:t>
@@ -3039,31 +3040,43 @@
       <w:r>
         <w:t>приложений с применением виртуальной машины.</w:t>
       </w:r>
-    </w:p>
-    <w:p>
-      <w:pPr>
-        <w:pStyle w:val="10"/>
-      </w:pPr>
-      <w:r>
-        <w:lastRenderedPageBreak/>
+      <w:r>
         <w:br w:type="page"/>
       </w:r>
       <w:r>
+        <w:rPr>
+          <w:b/>
+          <w:sz w:val="32"/>
+        </w:rPr>
         <w:lastRenderedPageBreak/>
         <w:t>Лабораторная работа №</w:t>
       </w:r>
       <w:r>
+        <w:rPr>
+          <w:b/>
+          <w:sz w:val="32"/>
+        </w:rPr>
         <w:t>3</w:t>
       </w:r>
       <w:r>
+        <w:rPr>
+          <w:b/>
+          <w:sz w:val="32"/>
+        </w:rPr>
         <w:t xml:space="preserve"> </w:t>
       </w:r>
       <w:r>
+        <w:rPr>
+          <w:b/>
+          <w:sz w:val="32"/>
+        </w:rPr>
         <w:br/>
       </w:r>
       <w:r>
         <w:rPr>
+          <w:b/>
           <w:bCs/>
+          <w:sz w:val="32"/>
         </w:rPr>
         <w:t>Разработка линейных алгоритмов</w:t>
       </w:r>
@@ -5542,6 +5555,9 @@
           <w:numId w:val="0"/>
         </w:numPr>
         <w:ind w:left="1134"/>
+        <w:rPr>
+          <w:lang w:val="en-US"/>
+        </w:rPr>
       </w:pPr>
       <w:r>
         <w:rPr>
@@ -5550,7 +5566,22 @@
         <w:t xml:space="preserve">        </w:t>
       </w:r>
       <w:r>
-        <w:t>// Логика сеттера</w:t>
+        <w:rPr>
+          <w:lang w:val="en-US"/>
+        </w:rPr>
+        <w:t xml:space="preserve">// </w:t>
+      </w:r>
+      <w:r>
+        <w:t>Логика</w:t>
+      </w:r>
+      <w:r>
+        <w:rPr>
+          <w:lang w:val="en-US"/>
+        </w:rPr>
+        <w:t xml:space="preserve"> </w:t>
+      </w:r>
+      <w:r>
+        <w:t>сеттера</w:t>
       </w:r>
     </w:p>
     <w:p>
@@ -5563,6 +5594,9 @@
         <w:ind w:left="1134"/>
       </w:pPr>
       <w:r>
+        <w:rPr>
+          <w:lang w:val="en-US"/>
+        </w:rPr>
         <w:t xml:space="preserve">        </w:t>
       </w:r>
       <w:proofErr w:type="spellStart"/>
@@ -5951,56 +5985,45 @@
         <w:ind w:left="567"/>
       </w:pPr>
       <w:r>
+        <w:t>Не более одного</w:t>
+      </w:r>
+    </w:p>
+    <w:p>
+      <w:pPr>
+        <w:pStyle w:val="2"/>
+        <w:numPr>
+          <w:ilvl w:val="0"/>
+          <w:numId w:val="0"/>
+        </w:numPr>
+      </w:pPr>
+    </w:p>
+    <w:p>
+      <w:pPr>
+        <w:pStyle w:val="2"/>
+      </w:pPr>
+      <w:r>
+        <w:t xml:space="preserve">Сколько интерфейсов может реализовывать класс в </w:t>
+      </w:r>
+      <w:proofErr w:type="spellStart"/>
+      <w:r>
+        <w:t>Kotlin</w:t>
+      </w:r>
+      <w:proofErr w:type="spellEnd"/>
+      <w:r>
+        <w:t>?</w:t>
+      </w:r>
+    </w:p>
+    <w:p>
+      <w:pPr>
+        <w:ind w:firstLine="567"/>
+      </w:pPr>
+      <w:r>
         <w:t>Неограниченно</w:t>
       </w:r>
     </w:p>
     <w:p>
       <w:pPr>
-        <w:pStyle w:val="2"/>
-        <w:numPr>
-          <w:ilvl w:val="0"/>
-          <w:numId w:val="0"/>
-        </w:numPr>
-        <w:ind w:left="567"/>
-      </w:pPr>
-    </w:p>
-    <w:p>
-      <w:pPr>
-        <w:pStyle w:val="2"/>
-      </w:pPr>
-      <w:r>
-        <w:t xml:space="preserve">Сколько интерфейсов может реализовывать класс в </w:t>
-      </w:r>
-      <w:proofErr w:type="spellStart"/>
-      <w:r>
-        <w:t>Kotlin</w:t>
-      </w:r>
-      <w:proofErr w:type="spellEnd"/>
-      <w:r>
-        <w:t>?</w:t>
-      </w:r>
-    </w:p>
-    <w:p>
-      <w:pPr>
-        <w:pStyle w:val="2"/>
-        <w:numPr>
-          <w:ilvl w:val="0"/>
-          <w:numId w:val="0"/>
-        </w:numPr>
-        <w:ind w:left="567"/>
-      </w:pPr>
-      <w:r>
-        <w:t>Не более одного</w:t>
-      </w:r>
-    </w:p>
-    <w:p>
-      <w:pPr>
-        <w:pStyle w:val="2"/>
-        <w:numPr>
-          <w:ilvl w:val="0"/>
-          <w:numId w:val="0"/>
-        </w:numPr>
-        <w:ind w:left="567"/>
+        <w:ind w:firstLine="709"/>
       </w:pPr>
     </w:p>
     <w:p>
@@ -9048,154 +9071,660 @@
         <w:rPr>
           <w:lang w:val="en-US"/>
         </w:rPr>
-        <w:t>, valueRange</w:t>
+        <w:t xml:space="preserve">, </w:t>
+      </w:r>
+      <w:proofErr w:type="spellStart"/>
+      <w:r>
+        <w:rPr>
+          <w:lang w:val="en-US"/>
+        </w:rPr>
+        <w:t>valueRange</w:t>
+      </w:r>
+      <w:proofErr w:type="spellEnd"/>
+    </w:p>
+    <w:p>
+      <w:pPr>
+        <w:pStyle w:val="2"/>
+        <w:numPr>
+          <w:ilvl w:val="0"/>
+          <w:numId w:val="0"/>
+        </w:numPr>
+        <w:ind w:left="567"/>
+      </w:pPr>
+    </w:p>
+    <w:p>
+      <w:pPr>
+        <w:pStyle w:val="2"/>
+        <w:numPr>
+          <w:ilvl w:val="1"/>
+          <w:numId w:val="15"/>
+        </w:numPr>
+      </w:pPr>
+      <w:r>
+        <w:t xml:space="preserve">Для чего используется </w:t>
+      </w:r>
+      <w:proofErr w:type="spellStart"/>
+      <w:r>
+        <w:t>switch</w:t>
+      </w:r>
+      <w:proofErr w:type="spellEnd"/>
+      <w:r>
+        <w:t>, какие его основные настройки?</w:t>
+      </w:r>
+    </w:p>
+    <w:p>
+      <w:pPr>
+        <w:pStyle w:val="2"/>
+        <w:numPr>
+          <w:ilvl w:val="0"/>
+          <w:numId w:val="0"/>
+        </w:numPr>
+        <w:ind w:left="567"/>
+      </w:pPr>
+      <w:r>
+        <w:t xml:space="preserve">Переключатель значения. </w:t>
+      </w:r>
+      <w:proofErr w:type="spellStart"/>
+      <w:r>
+        <w:t>Checked</w:t>
+      </w:r>
+      <w:proofErr w:type="spellEnd"/>
+      <w:r>
+        <w:t xml:space="preserve"> и </w:t>
+      </w:r>
+      <w:proofErr w:type="spellStart"/>
+      <w:r>
+        <w:t>onCheckedChange</w:t>
+      </w:r>
+      <w:proofErr w:type="spellEnd"/>
+    </w:p>
+    <w:p>
+      <w:pPr>
+        <w:pStyle w:val="2"/>
+        <w:numPr>
+          <w:ilvl w:val="0"/>
+          <w:numId w:val="0"/>
+        </w:numPr>
+        <w:ind w:left="567"/>
+      </w:pPr>
+    </w:p>
+    <w:p>
+      <w:pPr>
+        <w:pStyle w:val="1"/>
+        <w:numPr>
+          <w:ilvl w:val="0"/>
+          <w:numId w:val="15"/>
+        </w:numPr>
+      </w:pPr>
+      <w:r>
+        <w:t>Вывод</w:t>
+      </w:r>
+    </w:p>
+    <w:p>
+      <w:pPr>
+        <w:pStyle w:val="1"/>
+        <w:numPr>
+          <w:ilvl w:val="0"/>
+          <w:numId w:val="0"/>
+        </w:numPr>
+        <w:rPr>
+          <w:b w:val="0"/>
+        </w:rPr>
+      </w:pPr>
+      <w:r>
+        <w:rPr>
+          <w:b w:val="0"/>
+        </w:rPr>
+        <w:t>В ходе лабораторной работы создано приложение</w:t>
+      </w:r>
+      <w:r>
+        <w:rPr>
+          <w:b w:val="0"/>
+        </w:rPr>
+        <w:t xml:space="preserve"> и настроены элементы управления для ввода</w:t>
+      </w:r>
+      <w:r>
+        <w:rPr>
+          <w:b w:val="0"/>
+        </w:rPr>
+        <w:t xml:space="preserve"> в </w:t>
+      </w:r>
+      <w:r>
+        <w:rPr>
+          <w:b w:val="0"/>
+          <w:lang w:val="en-US"/>
+        </w:rPr>
+        <w:t>Android</w:t>
+      </w:r>
+      <w:r>
+        <w:rPr>
+          <w:b w:val="0"/>
+        </w:rPr>
+        <w:t xml:space="preserve"> </w:t>
+      </w:r>
+      <w:r>
+        <w:rPr>
+          <w:b w:val="0"/>
+          <w:lang w:val="en-US"/>
+        </w:rPr>
+        <w:t>Studio</w:t>
+      </w:r>
+      <w:r>
+        <w:rPr>
+          <w:b w:val="0"/>
+        </w:rPr>
+        <w:t>.</w:t>
+      </w:r>
+    </w:p>
+    <w:p>
+      <w:pPr>
+        <w:pStyle w:val="2"/>
+        <w:numPr>
+          <w:ilvl w:val="0"/>
+          <w:numId w:val="0"/>
+        </w:numPr>
+        <w:ind w:left="567"/>
+      </w:pPr>
+    </w:p>
+    <w:p>
+      <w:r>
+        <w:br w:type="page"/>
+      </w:r>
+    </w:p>
+    <w:p>
+      <w:pPr>
+        <w:pStyle w:val="10"/>
+        <w:tabs>
+          <w:tab w:val="clear" w:pos="709"/>
+        </w:tabs>
+        <w:ind w:firstLine="708"/>
+      </w:pPr>
+      <w:r>
+        <w:lastRenderedPageBreak/>
+        <w:t>Лабораторная работа №18</w:t>
+      </w:r>
+      <w:r>
+        <w:br/>
+      </w:r>
+      <w:r>
+        <w:t>Настройка кнопок</w:t>
+      </w:r>
+    </w:p>
+    <w:p>
+      <w:pPr>
+        <w:pStyle w:val="1"/>
+        <w:numPr>
+          <w:ilvl w:val="0"/>
+          <w:numId w:val="28"/>
+        </w:numPr>
+      </w:pPr>
+      <w:r>
+        <w:t>Цель работы</w:t>
+      </w:r>
+    </w:p>
+    <w:p>
+      <w:pPr>
+        <w:pStyle w:val="2"/>
+      </w:pPr>
+      <w:r>
+        <w:t xml:space="preserve">Изучить процесс настройки и использования элементов управления </w:t>
+      </w:r>
+      <w:r>
+        <w:t>кнопок в</w:t>
+      </w:r>
+      <w:r>
+        <w:t xml:space="preserve"> приложения</w:t>
+      </w:r>
+      <w:r>
+        <w:t>х</w:t>
+      </w:r>
+      <w:r>
+        <w:t xml:space="preserve"> </w:t>
+      </w:r>
+      <w:proofErr w:type="spellStart"/>
+      <w:r>
+        <w:t>Android</w:t>
+      </w:r>
+      <w:proofErr w:type="spellEnd"/>
+      <w:r>
+        <w:t>.</w:t>
+      </w:r>
+    </w:p>
+    <w:p>
+      <w:pPr>
+        <w:pStyle w:val="1"/>
+        <w:numPr>
+          <w:ilvl w:val="0"/>
+          <w:numId w:val="15"/>
+        </w:numPr>
+      </w:pPr>
+      <w:r>
+        <w:t>Контрольные вопросы</w:t>
+      </w:r>
+    </w:p>
+    <w:p>
+      <w:pPr>
+        <w:pStyle w:val="2"/>
+        <w:numPr>
+          <w:ilvl w:val="1"/>
+          <w:numId w:val="15"/>
+        </w:numPr>
+      </w:pPr>
+      <w:r>
+        <w:t xml:space="preserve">Как объявить </w:t>
+      </w:r>
+      <w:proofErr w:type="spellStart"/>
+      <w:r>
+        <w:t>button</w:t>
+      </w:r>
+      <w:proofErr w:type="spellEnd"/>
+      <w:r>
+        <w:t>?</w:t>
+      </w:r>
+    </w:p>
+    <w:p>
+      <w:pPr>
+        <w:pStyle w:val="2"/>
+        <w:numPr>
+          <w:ilvl w:val="0"/>
+          <w:numId w:val="0"/>
+        </w:numPr>
+        <w:ind w:firstLine="567"/>
+      </w:pPr>
+      <w:proofErr w:type="spellStart"/>
+      <w:r>
+        <w:t>Button</w:t>
+      </w:r>
+      <w:proofErr w:type="spellEnd"/>
+      <w:r>
+        <w:t>({</w:t>
+      </w:r>
+      <w:proofErr w:type="spellStart"/>
+      <w:r>
+        <w:t>counter</w:t>
+      </w:r>
+      <w:proofErr w:type="spellEnd"/>
+      <w:r>
+        <w:t>++}) {</w:t>
+      </w:r>
+    </w:p>
+    <w:p>
+      <w:pPr>
+        <w:pStyle w:val="2"/>
+        <w:numPr>
+          <w:ilvl w:val="0"/>
+          <w:numId w:val="0"/>
+        </w:numPr>
+        <w:ind w:firstLine="567"/>
+      </w:pPr>
+      <w:r>
+        <w:t xml:space="preserve">    </w:t>
+      </w:r>
+      <w:proofErr w:type="spellStart"/>
+      <w:r>
+        <w:t>Text</w:t>
+      </w:r>
+      <w:proofErr w:type="spellEnd"/>
+      <w:r>
+        <w:t>("Кнопка")</w:t>
+      </w:r>
+    </w:p>
+    <w:p>
+      <w:pPr>
+        <w:pStyle w:val="2"/>
+        <w:numPr>
+          <w:ilvl w:val="0"/>
+          <w:numId w:val="0"/>
+        </w:numPr>
+      </w:pPr>
+    </w:p>
+    <w:p>
+      <w:pPr>
+        <w:pStyle w:val="2"/>
+        <w:numPr>
+          <w:ilvl w:val="1"/>
+          <w:numId w:val="15"/>
+        </w:numPr>
+      </w:pPr>
+      <w:r>
+        <w:t>Что такое «</w:t>
+      </w:r>
+      <w:proofErr w:type="spellStart"/>
+      <w:r>
+        <w:t>IconButton</w:t>
+      </w:r>
+      <w:proofErr w:type="spellEnd"/>
+      <w:r>
+        <w:t>»?</w:t>
+      </w:r>
+    </w:p>
+    <w:p>
+      <w:pPr>
+        <w:pStyle w:val="2"/>
+        <w:numPr>
+          <w:ilvl w:val="0"/>
+          <w:numId w:val="0"/>
+        </w:numPr>
+        <w:ind w:left="567"/>
+      </w:pPr>
+      <w:r>
+        <w:t>К</w:t>
+      </w:r>
+      <w:r>
+        <w:t>омпонент, который представляет</w:t>
+      </w:r>
+      <w:r>
+        <w:t xml:space="preserve"> </w:t>
+      </w:r>
+      <w:proofErr w:type="spellStart"/>
+      <w:r>
+        <w:rPr>
+          <w:bCs/>
+        </w:rPr>
+        <w:t>кликабельную</w:t>
+      </w:r>
+      <w:proofErr w:type="spellEnd"/>
+      <w:r>
+        <w:rPr>
+          <w:bCs/>
+        </w:rPr>
+        <w:t xml:space="preserve"> иконку</w:t>
+      </w:r>
+    </w:p>
+    <w:p>
+      <w:pPr>
+        <w:pStyle w:val="2"/>
+        <w:numPr>
+          <w:ilvl w:val="0"/>
+          <w:numId w:val="0"/>
+        </w:numPr>
+        <w:ind w:left="567"/>
+      </w:pPr>
+    </w:p>
+    <w:p>
+      <w:pPr>
+        <w:pStyle w:val="2"/>
+        <w:numPr>
+          <w:ilvl w:val="1"/>
+          <w:numId w:val="15"/>
+        </w:numPr>
+      </w:pPr>
+      <w:r>
+        <w:t>Что такое «</w:t>
+      </w:r>
+      <w:proofErr w:type="spellStart"/>
+      <w:r>
+        <w:t>IconToggleButton</w:t>
+      </w:r>
+      <w:proofErr w:type="spellEnd"/>
+      <w:r>
+        <w:t>»?</w:t>
+      </w:r>
+    </w:p>
+    <w:p>
+      <w:pPr>
+        <w:pStyle w:val="2"/>
+        <w:numPr>
+          <w:ilvl w:val="0"/>
+          <w:numId w:val="0"/>
+        </w:numPr>
+        <w:ind w:left="567"/>
+      </w:pPr>
+      <w:r>
+        <w:rPr>
+          <w:bCs/>
+        </w:rPr>
+        <w:t>К</w:t>
+      </w:r>
+      <w:r>
+        <w:rPr>
+          <w:bCs/>
+        </w:rPr>
+        <w:t>нопку с иконкой, которая может находиться в двух состояниях</w:t>
+      </w:r>
+      <w:r>
+        <w:t>.</w:t>
+      </w:r>
+    </w:p>
+    <w:p>
+      <w:pPr>
+        <w:pStyle w:val="2"/>
+        <w:numPr>
+          <w:ilvl w:val="0"/>
+          <w:numId w:val="0"/>
+        </w:numPr>
+        <w:ind w:left="567"/>
+      </w:pPr>
+    </w:p>
+    <w:p>
+      <w:pPr>
+        <w:pStyle w:val="2"/>
+        <w:numPr>
+          <w:ilvl w:val="1"/>
+          <w:numId w:val="15"/>
+        </w:numPr>
+      </w:pPr>
+      <w:r>
+        <w:t>Чт</w:t>
+      </w:r>
+      <w:r>
+        <w:t>о такое «</w:t>
+      </w:r>
+      <w:proofErr w:type="spellStart"/>
+      <w:r>
+        <w:t>FloatingActionButton</w:t>
+      </w:r>
+      <w:proofErr w:type="spellEnd"/>
+      <w:r>
+        <w:t>»?</w:t>
+      </w:r>
+    </w:p>
+    <w:p>
+      <w:pPr>
+        <w:pStyle w:val="2"/>
+        <w:numPr>
+          <w:ilvl w:val="0"/>
+          <w:numId w:val="0"/>
+        </w:numPr>
+        <w:ind w:left="567"/>
+      </w:pPr>
+      <w:proofErr w:type="gramStart"/>
+      <w:r>
+        <w:t>Кнопка</w:t>
+      </w:r>
+      <w:proofErr w:type="gramEnd"/>
+      <w:r>
+        <w:t xml:space="preserve"> отображаемая поверх основного контента страницы</w:t>
+      </w:r>
+    </w:p>
+    <w:p>
+      <w:pPr>
+        <w:pStyle w:val="2"/>
+        <w:numPr>
+          <w:ilvl w:val="0"/>
+          <w:numId w:val="0"/>
+        </w:numPr>
+        <w:ind w:left="567"/>
+      </w:pPr>
+    </w:p>
+    <w:p>
+      <w:pPr>
+        <w:pStyle w:val="2"/>
+        <w:numPr>
+          <w:ilvl w:val="1"/>
+          <w:numId w:val="15"/>
+        </w:numPr>
+      </w:pPr>
+      <w:r>
+        <w:t xml:space="preserve">Что такое </w:t>
+      </w:r>
+      <w:r>
+        <w:t>«</w:t>
+      </w:r>
+      <w:proofErr w:type="spellStart"/>
+      <w:r>
+        <w:t>ExtendedFloatingActionButton</w:t>
+      </w:r>
+      <w:proofErr w:type="spellEnd"/>
+      <w:r>
+        <w:t>»?</w:t>
+      </w:r>
+    </w:p>
+    <w:p>
+      <w:pPr>
+        <w:pStyle w:val="2"/>
+        <w:numPr>
+          <w:ilvl w:val="0"/>
+          <w:numId w:val="0"/>
+        </w:numPr>
+        <w:ind w:left="567"/>
+      </w:pPr>
+      <w:r>
+        <w:rPr>
+          <w:bCs/>
+        </w:rPr>
+        <w:t xml:space="preserve">Та же </w:t>
+      </w:r>
+      <w:proofErr w:type="spellStart"/>
+      <w:r>
+        <w:t>FloatingActionButton</w:t>
+      </w:r>
+      <w:proofErr w:type="spellEnd"/>
+      <w:r>
+        <w:rPr>
+          <w:bCs/>
+        </w:rPr>
+        <w:t>, с</w:t>
+      </w:r>
+      <w:r>
+        <w:rPr>
+          <w:bCs/>
+        </w:rPr>
+        <w:t xml:space="preserve">очетает иконку и текстовую </w:t>
+      </w:r>
+      <w:proofErr w:type="spellStart"/>
+      <w:r>
+        <w:rPr>
+          <w:bCs/>
+        </w:rPr>
+        <w:t>метку</w:t>
+      </w:r>
+      <w:r>
+        <w:rPr>
+          <w:bCs/>
+        </w:rPr>
+        <w:t>ы</w:t>
+      </w:r>
+      <w:proofErr w:type="spellEnd"/>
+    </w:p>
+    <w:p>
+      <w:pPr>
+        <w:pStyle w:val="2"/>
+        <w:numPr>
+          <w:ilvl w:val="0"/>
+          <w:numId w:val="0"/>
+        </w:numPr>
+        <w:ind w:left="567"/>
+      </w:pPr>
+    </w:p>
+    <w:p>
+      <w:pPr>
+        <w:pStyle w:val="2"/>
+        <w:numPr>
+          <w:ilvl w:val="1"/>
+          <w:numId w:val="15"/>
+        </w:numPr>
+      </w:pPr>
+      <w:r>
+        <w:t xml:space="preserve">Какие параметры нужно указать при создании объекта </w:t>
+      </w:r>
+      <w:proofErr w:type="spellStart"/>
+      <w:r>
+        <w:t>Icon</w:t>
+      </w:r>
+      <w:proofErr w:type="spellEnd"/>
+      <w:r>
+        <w:t>?</w:t>
+      </w:r>
+    </w:p>
+    <w:p>
+      <w:pPr>
+        <w:pStyle w:val="2"/>
+        <w:numPr>
+          <w:ilvl w:val="0"/>
+          <w:numId w:val="0"/>
+        </w:numPr>
+        <w:ind w:left="567"/>
+      </w:pPr>
+      <w:r>
+        <w:t xml:space="preserve">Сама иконка и </w:t>
+      </w:r>
+      <w:proofErr w:type="spellStart"/>
+      <w:r>
+        <w:t>тайтл</w:t>
+      </w:r>
+      <w:proofErr w:type="spellEnd"/>
+      <w:r>
+        <w:t xml:space="preserve"> иконки</w:t>
+      </w:r>
+    </w:p>
+    <w:p>
+      <w:pPr>
+        <w:pStyle w:val="1"/>
+        <w:numPr>
+          <w:ilvl w:val="0"/>
+          <w:numId w:val="15"/>
+        </w:numPr>
+      </w:pPr>
+      <w:r>
+        <w:t>Вывод</w:t>
+      </w:r>
+    </w:p>
+    <w:p>
+      <w:pPr>
+        <w:pStyle w:val="1"/>
+        <w:numPr>
+          <w:ilvl w:val="0"/>
+          <w:numId w:val="0"/>
+        </w:numPr>
+        <w:rPr>
+          <w:b w:val="0"/>
+        </w:rPr>
+      </w:pPr>
+      <w:r>
+        <w:rPr>
+          <w:b w:val="0"/>
+        </w:rPr>
+        <w:t xml:space="preserve">В ходе лабораторной работы создано приложение и настроены в </w:t>
+      </w:r>
+      <w:r>
+        <w:rPr>
+          <w:b w:val="0"/>
+          <w:lang w:val="en-US"/>
+        </w:rPr>
+        <w:t>Android</w:t>
+      </w:r>
+      <w:r>
+        <w:rPr>
+          <w:b w:val="0"/>
+        </w:rPr>
+        <w:t xml:space="preserve"> </w:t>
+      </w:r>
+      <w:r>
+        <w:rPr>
+          <w:b w:val="0"/>
+          <w:lang w:val="en-US"/>
+        </w:rPr>
+        <w:t>Studio</w:t>
+      </w:r>
+      <w:r>
+        <w:rPr>
+          <w:b w:val="0"/>
+        </w:rPr>
+        <w:t>.</w:t>
       </w:r>
       <w:bookmarkStart w:id="0" w:name="_GoBack"/>
       <w:bookmarkEnd w:id="0"/>
-    </w:p>
-    <w:p>
-      <w:pPr>
-        <w:pStyle w:val="2"/>
-        <w:numPr>
-          <w:ilvl w:val="0"/>
-          <w:numId w:val="0"/>
-        </w:numPr>
-        <w:ind w:left="567"/>
-      </w:pPr>
-    </w:p>
-    <w:p>
-      <w:pPr>
-        <w:pStyle w:val="2"/>
-        <w:numPr>
-          <w:ilvl w:val="1"/>
-          <w:numId w:val="15"/>
-        </w:numPr>
-      </w:pPr>
-      <w:r>
-        <w:t xml:space="preserve">Для чего используется </w:t>
-      </w:r>
-      <w:proofErr w:type="spellStart"/>
-      <w:r>
-        <w:t>switch</w:t>
-      </w:r>
-      <w:proofErr w:type="spellEnd"/>
-      <w:r>
-        <w:t>, какие его основные настройки?</w:t>
-      </w:r>
-    </w:p>
-    <w:p>
-      <w:pPr>
-        <w:pStyle w:val="2"/>
-        <w:numPr>
-          <w:ilvl w:val="0"/>
-          <w:numId w:val="0"/>
-        </w:numPr>
-        <w:ind w:left="567"/>
-      </w:pPr>
-      <w:r>
-        <w:t xml:space="preserve">Переключатель значения. </w:t>
-      </w:r>
-      <w:proofErr w:type="spellStart"/>
-      <w:r>
-        <w:t>Checked</w:t>
-      </w:r>
-      <w:proofErr w:type="spellEnd"/>
-      <w:r>
-        <w:t xml:space="preserve"> и </w:t>
-      </w:r>
-      <w:proofErr w:type="spellStart"/>
-      <w:r>
-        <w:t>onCheckedChange</w:t>
-      </w:r>
-      <w:proofErr w:type="spellEnd"/>
-    </w:p>
-    <w:p>
-      <w:pPr>
-        <w:pStyle w:val="2"/>
-        <w:numPr>
-          <w:ilvl w:val="0"/>
-          <w:numId w:val="0"/>
-        </w:numPr>
-        <w:ind w:left="567"/>
-      </w:pPr>
-    </w:p>
-    <w:p>
-      <w:pPr>
-        <w:pStyle w:val="1"/>
-        <w:numPr>
-          <w:ilvl w:val="0"/>
-          <w:numId w:val="15"/>
-        </w:numPr>
-      </w:pPr>
-      <w:r>
-        <w:t>Вывод</w:t>
-      </w:r>
-    </w:p>
-    <w:p>
-      <w:pPr>
-        <w:pStyle w:val="1"/>
-        <w:numPr>
-          <w:ilvl w:val="0"/>
-          <w:numId w:val="0"/>
-        </w:numPr>
-        <w:rPr>
-          <w:b w:val="0"/>
-        </w:rPr>
-      </w:pPr>
-      <w:r>
-        <w:rPr>
-          <w:b w:val="0"/>
-        </w:rPr>
-        <w:t>В ходе лабораторной работы создано приложение</w:t>
-      </w:r>
-      <w:r>
-        <w:rPr>
-          <w:b w:val="0"/>
-        </w:rPr>
-        <w:t xml:space="preserve"> и настроены элементы управления для ввода</w:t>
-      </w:r>
-      <w:r>
-        <w:rPr>
-          <w:b w:val="0"/>
-        </w:rPr>
-        <w:t xml:space="preserve"> в </w:t>
-      </w:r>
-      <w:r>
-        <w:rPr>
-          <w:b w:val="0"/>
-          <w:lang w:val="en-US"/>
-        </w:rPr>
-        <w:t>Android</w:t>
-      </w:r>
-      <w:r>
-        <w:rPr>
-          <w:b w:val="0"/>
-        </w:rPr>
-        <w:t xml:space="preserve"> </w:t>
-      </w:r>
-      <w:r>
-        <w:rPr>
-          <w:b w:val="0"/>
-          <w:lang w:val="en-US"/>
-        </w:rPr>
-        <w:t>Studio</w:t>
-      </w:r>
-      <w:r>
-        <w:rPr>
-          <w:b w:val="0"/>
-        </w:rPr>
-        <w:t>.</w:t>
-      </w:r>
-    </w:p>
-    <w:p>
-      <w:pPr>
-        <w:pStyle w:val="2"/>
-        <w:numPr>
-          <w:ilvl w:val="0"/>
-          <w:numId w:val="0"/>
-        </w:numPr>
-        <w:ind w:left="567"/>
-      </w:pPr>
     </w:p>
     <w:p>
       <w:pPr>
@@ -10628,6 +11157,156 @@
   <w:num w:numId="27">
     <w:abstractNumId w:val="1"/>
     <w:lvlOverride w:ilvl="0">
+      <w:lvl w:ilvl="0">
+        <w:start w:val="1"/>
+        <w:numFmt w:val="decimal"/>
+        <w:pStyle w:val="1"/>
+        <w:suff w:val="space"/>
+        <w:lvlText w:val="%1"/>
+        <w:lvlJc w:val="left"/>
+        <w:pPr>
+          <w:ind w:left="0" w:firstLine="0"/>
+        </w:pPr>
+        <w:rPr>
+          <w:rFonts w:ascii="Times New Roman" w:hAnsi="Times New Roman" w:hint="default"/>
+          <w:b/>
+          <w:sz w:val="28"/>
+        </w:rPr>
+      </w:lvl>
+    </w:lvlOverride>
+    <w:lvlOverride w:ilvl="1">
+      <w:lvl w:ilvl="1">
+        <w:start w:val="1"/>
+        <w:numFmt w:val="decimal"/>
+        <w:pStyle w:val="2"/>
+        <w:suff w:val="space"/>
+        <w:lvlText w:val="%1.%2"/>
+        <w:lvlJc w:val="left"/>
+        <w:pPr>
+          <w:ind w:left="0" w:firstLine="567"/>
+        </w:pPr>
+        <w:rPr>
+          <w:rFonts w:ascii="Times New Roman" w:hAnsi="Times New Roman" w:hint="default"/>
+          <w:sz w:val="28"/>
+        </w:rPr>
+      </w:lvl>
+    </w:lvlOverride>
+    <w:lvlOverride w:ilvl="2">
+      <w:lvl w:ilvl="2">
+        <w:start w:val="1"/>
+        <w:numFmt w:val="decimal"/>
+        <w:suff w:val="space"/>
+        <w:lvlText w:val="%1.%2.%3"/>
+        <w:lvlJc w:val="left"/>
+        <w:pPr>
+          <w:ind w:left="0" w:firstLine="567"/>
+        </w:pPr>
+        <w:rPr>
+          <w:rFonts w:ascii="Times New Roman" w:hAnsi="Times New Roman" w:hint="default"/>
+          <w:sz w:val="28"/>
+        </w:rPr>
+      </w:lvl>
+    </w:lvlOverride>
+    <w:lvlOverride w:ilvl="3">
+      <w:lvl w:ilvl="3">
+        <w:start w:val="1"/>
+        <w:numFmt w:val="decimal"/>
+        <w:suff w:val="space"/>
+        <w:lvlText w:val="%1.%2.%3.%4"/>
+        <w:lvlJc w:val="left"/>
+        <w:pPr>
+          <w:ind w:left="0" w:firstLine="567"/>
+        </w:pPr>
+        <w:rPr>
+          <w:rFonts w:ascii="Times New Roman" w:hAnsi="Times New Roman" w:hint="default"/>
+          <w:sz w:val="28"/>
+        </w:rPr>
+      </w:lvl>
+    </w:lvlOverride>
+    <w:lvlOverride w:ilvl="4">
+      <w:lvl w:ilvl="4">
+        <w:start w:val="1"/>
+        <w:numFmt w:val="decimal"/>
+        <w:suff w:val="space"/>
+        <w:lvlText w:val="%1.%2.%3.%4.%5"/>
+        <w:lvlJc w:val="left"/>
+        <w:pPr>
+          <w:ind w:left="0" w:firstLine="567"/>
+        </w:pPr>
+        <w:rPr>
+          <w:rFonts w:ascii="Times New Roman" w:hAnsi="Times New Roman" w:hint="default"/>
+          <w:sz w:val="28"/>
+        </w:rPr>
+      </w:lvl>
+    </w:lvlOverride>
+    <w:lvlOverride w:ilvl="5">
+      <w:lvl w:ilvl="5">
+        <w:start w:val="1"/>
+        <w:numFmt w:val="decimal"/>
+        <w:suff w:val="space"/>
+        <w:lvlText w:val="%1.%2.%3.%4.%5.%6"/>
+        <w:lvlJc w:val="left"/>
+        <w:pPr>
+          <w:ind w:left="0" w:firstLine="567"/>
+        </w:pPr>
+        <w:rPr>
+          <w:rFonts w:ascii="Times New Roman" w:hAnsi="Times New Roman" w:hint="default"/>
+          <w:sz w:val="28"/>
+        </w:rPr>
+      </w:lvl>
+    </w:lvlOverride>
+    <w:lvlOverride w:ilvl="6">
+      <w:lvl w:ilvl="6">
+        <w:start w:val="1"/>
+        <w:numFmt w:val="decimal"/>
+        <w:suff w:val="space"/>
+        <w:lvlText w:val="%1.%2.%3.%4.%5.%6.%7"/>
+        <w:lvlJc w:val="left"/>
+        <w:pPr>
+          <w:ind w:left="0" w:firstLine="567"/>
+        </w:pPr>
+        <w:rPr>
+          <w:rFonts w:ascii="Times New Roman" w:hAnsi="Times New Roman" w:hint="default"/>
+          <w:sz w:val="28"/>
+        </w:rPr>
+      </w:lvl>
+    </w:lvlOverride>
+    <w:lvlOverride w:ilvl="7">
+      <w:lvl w:ilvl="7">
+        <w:start w:val="1"/>
+        <w:numFmt w:val="decimal"/>
+        <w:suff w:val="space"/>
+        <w:lvlText w:val="%1.%2.%3.%4.%5.%6.%7.%8"/>
+        <w:lvlJc w:val="left"/>
+        <w:pPr>
+          <w:ind w:left="0" w:firstLine="567"/>
+        </w:pPr>
+        <w:rPr>
+          <w:rFonts w:ascii="Times New Roman" w:hAnsi="Times New Roman" w:hint="default"/>
+          <w:sz w:val="28"/>
+        </w:rPr>
+      </w:lvl>
+    </w:lvlOverride>
+    <w:lvlOverride w:ilvl="8">
+      <w:lvl w:ilvl="8">
+        <w:start w:val="1"/>
+        <w:numFmt w:val="decimal"/>
+        <w:suff w:val="space"/>
+        <w:lvlText w:val="%1.%2.%3.%4.%5.%6.%7.%8.%9"/>
+        <w:lvlJc w:val="left"/>
+        <w:pPr>
+          <w:ind w:left="0" w:firstLine="567"/>
+        </w:pPr>
+        <w:rPr>
+          <w:rFonts w:ascii="Times New Roman" w:hAnsi="Times New Roman" w:hint="default"/>
+          <w:sz w:val="28"/>
+        </w:rPr>
+      </w:lvl>
+    </w:lvlOverride>
+  </w:num>
+  <w:num w:numId="28">
+    <w:abstractNumId w:val="1"/>
+    <w:lvlOverride w:ilvl="0">
       <w:startOverride w:val="1"/>
       <w:lvl w:ilvl="0">
         <w:start w:val="1"/>
@@ -10646,6 +11325,152 @@
         </w:rPr>
       </w:lvl>
     </w:lvlOverride>
+    <w:lvlOverride w:ilvl="1">
+      <w:startOverride w:val="1"/>
+      <w:lvl w:ilvl="1">
+        <w:start w:val="1"/>
+        <w:numFmt w:val="decimal"/>
+        <w:pStyle w:val="2"/>
+        <w:suff w:val="space"/>
+        <w:lvlText w:val="%1.%2"/>
+        <w:lvlJc w:val="left"/>
+        <w:pPr>
+          <w:ind w:left="0" w:firstLine="567"/>
+        </w:pPr>
+        <w:rPr>
+          <w:rFonts w:ascii="Times New Roman" w:hAnsi="Times New Roman" w:hint="default"/>
+          <w:sz w:val="28"/>
+        </w:rPr>
+      </w:lvl>
+    </w:lvlOverride>
+    <w:lvlOverride w:ilvl="2">
+      <w:startOverride w:val="1"/>
+      <w:lvl w:ilvl="2">
+        <w:start w:val="1"/>
+        <w:numFmt w:val="decimal"/>
+        <w:suff w:val="space"/>
+        <w:lvlText w:val="%1.%2.%3"/>
+        <w:lvlJc w:val="left"/>
+        <w:pPr>
+          <w:ind w:left="0" w:firstLine="567"/>
+        </w:pPr>
+        <w:rPr>
+          <w:rFonts w:ascii="Times New Roman" w:hAnsi="Times New Roman" w:hint="default"/>
+          <w:sz w:val="28"/>
+        </w:rPr>
+      </w:lvl>
+    </w:lvlOverride>
+    <w:lvlOverride w:ilvl="3">
+      <w:startOverride w:val="1"/>
+      <w:lvl w:ilvl="3">
+        <w:start w:val="1"/>
+        <w:numFmt w:val="decimal"/>
+        <w:suff w:val="space"/>
+        <w:lvlText w:val="%1.%2.%3.%4"/>
+        <w:lvlJc w:val="left"/>
+        <w:pPr>
+          <w:ind w:left="0" w:firstLine="567"/>
+        </w:pPr>
+        <w:rPr>
+          <w:rFonts w:ascii="Times New Roman" w:hAnsi="Times New Roman" w:hint="default"/>
+          <w:sz w:val="28"/>
+        </w:rPr>
+      </w:lvl>
+    </w:lvlOverride>
+    <w:lvlOverride w:ilvl="4">
+      <w:startOverride w:val="1"/>
+      <w:lvl w:ilvl="4">
+        <w:start w:val="1"/>
+        <w:numFmt w:val="decimal"/>
+        <w:suff w:val="space"/>
+        <w:lvlText w:val="%1.%2.%3.%4.%5"/>
+        <w:lvlJc w:val="left"/>
+        <w:pPr>
+          <w:ind w:left="0" w:firstLine="567"/>
+        </w:pPr>
+        <w:rPr>
+          <w:rFonts w:ascii="Times New Roman" w:hAnsi="Times New Roman" w:hint="default"/>
+          <w:sz w:val="28"/>
+        </w:rPr>
+      </w:lvl>
+    </w:lvlOverride>
+    <w:lvlOverride w:ilvl="5">
+      <w:startOverride w:val="1"/>
+      <w:lvl w:ilvl="5">
+        <w:start w:val="1"/>
+        <w:numFmt w:val="decimal"/>
+        <w:suff w:val="space"/>
+        <w:lvlText w:val="%1.%2.%3.%4.%5.%6"/>
+        <w:lvlJc w:val="left"/>
+        <w:pPr>
+          <w:ind w:left="0" w:firstLine="567"/>
+        </w:pPr>
+        <w:rPr>
+          <w:rFonts w:ascii="Times New Roman" w:hAnsi="Times New Roman" w:hint="default"/>
+          <w:sz w:val="28"/>
+        </w:rPr>
+      </w:lvl>
+    </w:lvlOverride>
+    <w:lvlOverride w:ilvl="6">
+      <w:startOverride w:val="1"/>
+      <w:lvl w:ilvl="6">
+        <w:start w:val="1"/>
+        <w:numFmt w:val="decimal"/>
+        <w:suff w:val="space"/>
+        <w:lvlText w:val="%1.%2.%3.%4.%5.%6.%7"/>
+        <w:lvlJc w:val="left"/>
+        <w:pPr>
+          <w:ind w:left="0" w:firstLine="567"/>
+        </w:pPr>
+        <w:rPr>
+          <w:rFonts w:ascii="Times New Roman" w:hAnsi="Times New Roman" w:hint="default"/>
+          <w:sz w:val="28"/>
+        </w:rPr>
+      </w:lvl>
+    </w:lvlOverride>
+    <w:lvlOverride w:ilvl="7">
+      <w:startOverride w:val="1"/>
+      <w:lvl w:ilvl="7">
+        <w:start w:val="1"/>
+        <w:numFmt w:val="decimal"/>
+        <w:suff w:val="space"/>
+        <w:lvlText w:val="%1.%2.%3.%4.%5.%6.%7.%8"/>
+        <w:lvlJc w:val="left"/>
+        <w:pPr>
+          <w:ind w:left="0" w:firstLine="567"/>
+        </w:pPr>
+        <w:rPr>
+          <w:rFonts w:ascii="Times New Roman" w:hAnsi="Times New Roman" w:hint="default"/>
+          <w:sz w:val="28"/>
+        </w:rPr>
+      </w:lvl>
+    </w:lvlOverride>
+    <w:lvlOverride w:ilvl="8">
+      <w:startOverride w:val="1"/>
+      <w:lvl w:ilvl="8">
+        <w:start w:val="1"/>
+        <w:numFmt w:val="decimal"/>
+        <w:suff w:val="space"/>
+        <w:lvlText w:val="%1.%2.%3.%4.%5.%6.%7.%8.%9"/>
+        <w:lvlJc w:val="left"/>
+        <w:pPr>
+          <w:ind w:left="0" w:firstLine="567"/>
+        </w:pPr>
+        <w:rPr>
+          <w:rFonts w:ascii="Times New Roman" w:hAnsi="Times New Roman" w:hint="default"/>
+          <w:sz w:val="28"/>
+        </w:rPr>
+      </w:lvl>
+    </w:lvlOverride>
+  </w:num>
+  <w:num w:numId="29">
+    <w:abstractNumId w:val="1"/>
+  </w:num>
+  <w:num w:numId="30">
+    <w:abstractNumId w:val="1"/>
+  </w:num>
+  <w:num w:numId="31">
+    <w:abstractNumId w:val="1"/>
   </w:num>
 </w:numbering>
 </file>
@@ -12032,4 +12857,16 @@
     </a:ext>
   </a:extLst>
 </a:theme>
+</file>
+
+<file path=customXml/item1.xml><?xml version="1.0" encoding="utf-8"?>
+<b:Sources xmlns:b="http://schemas.openxmlformats.org/officeDocument/2006/bibliography" xmlns="http://schemas.openxmlformats.org/officeDocument/2006/bibliography" SelectedStyle="\APASixthEditionOfficeOnline.xsl" StyleName="APA" Version="6"/>
+</file>
+
+<file path=customXml/itemProps1.xml><?xml version="1.0" encoding="utf-8"?>
+<ds:datastoreItem xmlns:ds="http://schemas.openxmlformats.org/officeDocument/2006/customXml" ds:itemID="{A2BE5C90-334F-4DE9-AFD3-B2A60D209FD3}">
+  <ds:schemaRefs>
+    <ds:schemaRef ds:uri="http://schemas.openxmlformats.org/officeDocument/2006/bibliography"/>
+  </ds:schemaRefs>
+</ds:datastoreItem>
 </file>
--- a/Отчети Луканин.docx
+++ b/Отчети Луканин.docx
@@ -9695,7 +9695,561 @@
         <w:rPr>
           <w:b w:val="0"/>
         </w:rPr>
-        <w:t xml:space="preserve">В ходе лабораторной работы создано приложение и настроены в </w:t>
+        <w:t>В ходе лабораторной работы создано приложение и настроены</w:t>
+      </w:r>
+      <w:r>
+        <w:rPr>
+          <w:b w:val="0"/>
+        </w:rPr>
+        <w:t xml:space="preserve"> </w:t>
+      </w:r>
+      <w:r>
+        <w:rPr>
+          <w:b w:val="0"/>
+        </w:rPr>
+        <w:t>кнопки</w:t>
+      </w:r>
+      <w:r>
+        <w:rPr>
+          <w:b w:val="0"/>
+        </w:rPr>
+        <w:t xml:space="preserve"> в </w:t>
+      </w:r>
+      <w:r>
+        <w:rPr>
+          <w:b w:val="0"/>
+          <w:lang w:val="en-US"/>
+        </w:rPr>
+        <w:t>Android</w:t>
+      </w:r>
+      <w:r>
+        <w:rPr>
+          <w:b w:val="0"/>
+        </w:rPr>
+        <w:t xml:space="preserve"> </w:t>
+      </w:r>
+      <w:r>
+        <w:rPr>
+          <w:b w:val="0"/>
+          <w:lang w:val="en-US"/>
+        </w:rPr>
+        <w:t>Studio</w:t>
+      </w:r>
+      <w:r>
+        <w:rPr>
+          <w:b w:val="0"/>
+        </w:rPr>
+        <w:t>.</w:t>
+      </w:r>
+    </w:p>
+    <w:p>
+      <w:r>
+        <w:br w:type="page"/>
+      </w:r>
+    </w:p>
+    <w:p>
+      <w:pPr>
+        <w:pStyle w:val="10"/>
+        <w:tabs>
+          <w:tab w:val="clear" w:pos="709"/>
+        </w:tabs>
+        <w:ind w:firstLine="708"/>
+      </w:pPr>
+      <w:r>
+        <w:lastRenderedPageBreak/>
+        <w:t>Лабораторная работа №20</w:t>
+      </w:r>
+      <w:r>
+        <w:br/>
+      </w:r>
+      <w:r>
+        <w:t>Обработка событий:</w:t>
+      </w:r>
+      <w:r>
+        <w:t xml:space="preserve"> </w:t>
+      </w:r>
+      <w:r>
+        <w:t>переключение между экранами</w:t>
+      </w:r>
+    </w:p>
+    <w:p>
+      <w:pPr>
+        <w:pStyle w:val="1"/>
+        <w:numPr>
+          <w:ilvl w:val="0"/>
+          <w:numId w:val="33"/>
+        </w:numPr>
+      </w:pPr>
+      <w:r>
+        <w:t>Цель работы</w:t>
+      </w:r>
+    </w:p>
+    <w:p>
+      <w:pPr>
+        <w:pStyle w:val="2"/>
+        <w:numPr>
+          <w:ilvl w:val="1"/>
+          <w:numId w:val="17"/>
+        </w:numPr>
+      </w:pPr>
+      <w:r>
+        <w:t xml:space="preserve">Изучить процесс настройки и реализации перехода между экранами в приложении </w:t>
+      </w:r>
+      <w:proofErr w:type="spellStart"/>
+      <w:r>
+        <w:t>Android</w:t>
+      </w:r>
+      <w:proofErr w:type="spellEnd"/>
+      <w:r>
+        <w:t>.</w:t>
+      </w:r>
+    </w:p>
+    <w:p>
+      <w:pPr>
+        <w:pStyle w:val="1"/>
+        <w:numPr>
+          <w:ilvl w:val="0"/>
+          <w:numId w:val="15"/>
+        </w:numPr>
+      </w:pPr>
+      <w:r>
+        <w:t>Контрольные вопросы</w:t>
+      </w:r>
+    </w:p>
+    <w:p>
+      <w:pPr>
+        <w:pStyle w:val="2"/>
+        <w:numPr>
+          <w:ilvl w:val="1"/>
+          <w:numId w:val="15"/>
+        </w:numPr>
+      </w:pPr>
+      <w:r>
+        <w:t xml:space="preserve">Какую зависимость нужно добавить в </w:t>
+      </w:r>
+      <w:proofErr w:type="spellStart"/>
+      <w:r>
+        <w:t>Gradle</w:t>
+      </w:r>
+      <w:proofErr w:type="spellEnd"/>
+      <w:r>
+        <w:t xml:space="preserve"> для поддержки навигации?</w:t>
+      </w:r>
+    </w:p>
+    <w:p>
+      <w:pPr>
+        <w:pStyle w:val="2"/>
+        <w:numPr>
+          <w:ilvl w:val="0"/>
+          <w:numId w:val="0"/>
+        </w:numPr>
+        <w:ind w:left="567"/>
+        <w:rPr>
+          <w:lang w:val="en-US"/>
+        </w:rPr>
+      </w:pPr>
+      <w:r>
+        <w:t>"</w:t>
+      </w:r>
+      <w:proofErr w:type="gramStart"/>
+      <w:r>
+        <w:t>androidx.navigation</w:t>
+      </w:r>
+      <w:proofErr w:type="gramEnd"/>
+      <w:r>
+        <w:t>:navigation-compose:2.9.7"</w:t>
+      </w:r>
+      <w:r>
+        <w:rPr>
+          <w:lang w:val="en-US"/>
+        </w:rPr>
+        <w:t>.</w:t>
+      </w:r>
+    </w:p>
+    <w:p>
+      <w:pPr>
+        <w:pStyle w:val="2"/>
+        <w:numPr>
+          <w:ilvl w:val="0"/>
+          <w:numId w:val="0"/>
+        </w:numPr>
+        <w:ind w:left="567"/>
+      </w:pPr>
+    </w:p>
+    <w:p>
+      <w:pPr>
+        <w:pStyle w:val="2"/>
+        <w:numPr>
+          <w:ilvl w:val="1"/>
+          <w:numId w:val="15"/>
+        </w:numPr>
+      </w:pPr>
+      <w:r>
+        <w:t xml:space="preserve">Для чего предназначен </w:t>
+      </w:r>
+      <w:proofErr w:type="spellStart"/>
+      <w:r>
+        <w:t>NavHost</w:t>
+      </w:r>
+      <w:proofErr w:type="spellEnd"/>
+      <w:r>
+        <w:t xml:space="preserve">? </w:t>
+      </w:r>
+    </w:p>
+    <w:p>
+      <w:pPr>
+        <w:pStyle w:val="2"/>
+        <w:numPr>
+          <w:ilvl w:val="0"/>
+          <w:numId w:val="0"/>
+        </w:numPr>
+        <w:ind w:left="567"/>
+      </w:pPr>
+      <w:r>
+        <w:t>Предоставляет контейнер для хранения экранов по маршруту</w:t>
+      </w:r>
+      <w:r>
+        <w:t>.</w:t>
+      </w:r>
+    </w:p>
+    <w:p>
+      <w:pPr>
+        <w:pStyle w:val="2"/>
+        <w:numPr>
+          <w:ilvl w:val="0"/>
+          <w:numId w:val="0"/>
+        </w:numPr>
+        <w:ind w:left="567"/>
+      </w:pPr>
+    </w:p>
+    <w:p>
+      <w:pPr>
+        <w:pStyle w:val="2"/>
+        <w:numPr>
+          <w:ilvl w:val="1"/>
+          <w:numId w:val="15"/>
+        </w:numPr>
+      </w:pPr>
+      <w:r>
+        <w:t>Для ч</w:t>
+      </w:r>
+      <w:r>
+        <w:t xml:space="preserve">его предназначен </w:t>
+      </w:r>
+      <w:proofErr w:type="spellStart"/>
+      <w:r>
+        <w:t>NavController</w:t>
+      </w:r>
+      <w:proofErr w:type="spellEnd"/>
+      <w:r>
+        <w:t>?</w:t>
+      </w:r>
+    </w:p>
+    <w:p>
+      <w:pPr>
+        <w:pStyle w:val="2"/>
+        <w:numPr>
+          <w:ilvl w:val="0"/>
+          <w:numId w:val="0"/>
+        </w:numPr>
+        <w:ind w:left="567"/>
+        <w:rPr>
+          <w:lang w:val="en-US"/>
+        </w:rPr>
+      </w:pPr>
+      <w:r>
+        <w:t xml:space="preserve">Для хранения состояния </w:t>
+      </w:r>
+      <w:proofErr w:type="spellStart"/>
+      <w:r>
+        <w:t>NavHost</w:t>
+      </w:r>
+      <w:proofErr w:type="spellEnd"/>
+      <w:r>
+        <w:rPr>
+          <w:lang w:val="en-US"/>
+        </w:rPr>
+        <w:t>.</w:t>
+      </w:r>
+    </w:p>
+    <w:p>
+      <w:pPr>
+        <w:pStyle w:val="2"/>
+        <w:numPr>
+          <w:ilvl w:val="0"/>
+          <w:numId w:val="0"/>
+        </w:numPr>
+        <w:ind w:left="567"/>
+      </w:pPr>
+    </w:p>
+    <w:p>
+      <w:pPr>
+        <w:pStyle w:val="2"/>
+        <w:numPr>
+          <w:ilvl w:val="1"/>
+          <w:numId w:val="15"/>
+        </w:numPr>
+      </w:pPr>
+      <w:r>
+        <w:t>Что</w:t>
+      </w:r>
+      <w:r>
+        <w:t xml:space="preserve"> указывается в графе навигации?</w:t>
+      </w:r>
+    </w:p>
+    <w:p>
+      <w:pPr>
+        <w:pStyle w:val="2"/>
+        <w:numPr>
+          <w:ilvl w:val="0"/>
+          <w:numId w:val="0"/>
+        </w:numPr>
+        <w:ind w:left="567"/>
+      </w:pPr>
+      <w:r>
+        <w:t xml:space="preserve">Путь к окну </w:t>
+      </w:r>
+    </w:p>
+    <w:p>
+      <w:pPr>
+        <w:pStyle w:val="2"/>
+        <w:numPr>
+          <w:ilvl w:val="0"/>
+          <w:numId w:val="0"/>
+        </w:numPr>
+        <w:ind w:left="567"/>
+      </w:pPr>
+    </w:p>
+    <w:p>
+      <w:pPr>
+        <w:pStyle w:val="2"/>
+        <w:numPr>
+          <w:ilvl w:val="1"/>
+          <w:numId w:val="15"/>
+        </w:numPr>
+      </w:pPr>
+      <w:r>
+        <w:t>В каких случаях для организации маршр</w:t>
+      </w:r>
+      <w:r>
+        <w:t xml:space="preserve">утов используется </w:t>
+      </w:r>
+      <w:proofErr w:type="spellStart"/>
+      <w:r>
+        <w:t>sealed</w:t>
+      </w:r>
+      <w:proofErr w:type="spellEnd"/>
+      <w:r>
+        <w:t xml:space="preserve"> </w:t>
+      </w:r>
+      <w:proofErr w:type="spellStart"/>
+      <w:r>
+        <w:t>class</w:t>
+      </w:r>
+      <w:proofErr w:type="spellEnd"/>
+      <w:r>
+        <w:t>?</w:t>
+      </w:r>
+    </w:p>
+    <w:p>
+      <w:pPr>
+        <w:pStyle w:val="2"/>
+        <w:numPr>
+          <w:ilvl w:val="0"/>
+          <w:numId w:val="0"/>
+        </w:numPr>
+        <w:ind w:left="567"/>
+      </w:pPr>
+      <w:proofErr w:type="spellStart"/>
+      <w:r>
+        <w:t>Sealed</w:t>
+      </w:r>
+      <w:proofErr w:type="spellEnd"/>
+      <w:r>
+        <w:t xml:space="preserve"> классы используются в случаях, когда требуется строгое определение и безопасное управление набором возможных состояний или вариантов.</w:t>
+      </w:r>
+    </w:p>
+    <w:p>
+      <w:pPr>
+        <w:pStyle w:val="2"/>
+        <w:numPr>
+          <w:ilvl w:val="0"/>
+          <w:numId w:val="0"/>
+        </w:numPr>
+        <w:ind w:left="567"/>
+      </w:pPr>
+    </w:p>
+    <w:p>
+      <w:pPr>
+        <w:pStyle w:val="2"/>
+        <w:numPr>
+          <w:ilvl w:val="1"/>
+          <w:numId w:val="15"/>
+        </w:numPr>
+      </w:pPr>
+      <w:r>
+        <w:t>В каких случаях для организац</w:t>
+      </w:r>
+      <w:r>
+        <w:t xml:space="preserve">ии маршрутов используется </w:t>
+      </w:r>
+      <w:proofErr w:type="spellStart"/>
+      <w:r>
+        <w:t>enum</w:t>
+      </w:r>
+      <w:proofErr w:type="spellEnd"/>
+      <w:r>
+        <w:t>?</w:t>
+      </w:r>
+    </w:p>
+    <w:p>
+      <w:pPr>
+        <w:pStyle w:val="2"/>
+        <w:numPr>
+          <w:ilvl w:val="0"/>
+          <w:numId w:val="0"/>
+        </w:numPr>
+        <w:ind w:left="567"/>
+      </w:pPr>
+      <w:proofErr w:type="spellStart"/>
+      <w:r>
+        <w:t>Enum</w:t>
+      </w:r>
+      <w:proofErr w:type="spellEnd"/>
+      <w:r>
+        <w:t xml:space="preserve"> позволяет определять переменные, которые должны быть определены как набор предварительно определённых констант</w:t>
+      </w:r>
+    </w:p>
+    <w:p>
+      <w:pPr>
+        <w:pStyle w:val="2"/>
+        <w:numPr>
+          <w:ilvl w:val="0"/>
+          <w:numId w:val="0"/>
+        </w:numPr>
+        <w:ind w:left="567"/>
+      </w:pPr>
+    </w:p>
+    <w:p>
+      <w:pPr>
+        <w:pStyle w:val="2"/>
+        <w:numPr>
+          <w:ilvl w:val="1"/>
+          <w:numId w:val="15"/>
+        </w:numPr>
+      </w:pPr>
+      <w:r>
+        <w:t>Как считать параметры, переданные при навигации?</w:t>
+      </w:r>
+    </w:p>
+    <w:p>
+      <w:pPr>
+        <w:pStyle w:val="2"/>
+        <w:numPr>
+          <w:ilvl w:val="0"/>
+          <w:numId w:val="0"/>
+        </w:numPr>
+        <w:ind w:left="567"/>
+        <w:rPr>
+          <w:lang w:val="en-US"/>
+        </w:rPr>
+      </w:pPr>
+      <w:proofErr w:type="spellStart"/>
+      <w:r>
+        <w:rPr>
+          <w:lang w:val="en-US"/>
+        </w:rPr>
+        <w:t>val</w:t>
+      </w:r>
+      <w:proofErr w:type="spellEnd"/>
+      <w:r>
+        <w:rPr>
+          <w:lang w:val="en-US"/>
+        </w:rPr>
+        <w:t xml:space="preserve"> name = </w:t>
+      </w:r>
+      <w:proofErr w:type="gramStart"/>
+      <w:r>
+        <w:rPr>
+          <w:lang w:val="en-US"/>
+        </w:rPr>
+        <w:t>e.arguments</w:t>
+      </w:r>
+      <w:proofErr w:type="gramEnd"/>
+      <w:r>
+        <w:rPr>
+          <w:lang w:val="en-US"/>
+        </w:rPr>
+        <w:t>?.</w:t>
+      </w:r>
+      <w:proofErr w:type="spellStart"/>
+      <w:r>
+        <w:rPr>
+          <w:lang w:val="en-US"/>
+        </w:rPr>
+        <w:t>getString</w:t>
+      </w:r>
+      <w:proofErr w:type="spellEnd"/>
+      <w:r>
+        <w:rPr>
+          <w:lang w:val="en-US"/>
+        </w:rPr>
+        <w:t>("name") ?: "default"</w:t>
+      </w:r>
+    </w:p>
+    <w:p>
+      <w:pPr>
+        <w:pStyle w:val="2"/>
+        <w:numPr>
+          <w:ilvl w:val="0"/>
+          <w:numId w:val="0"/>
+        </w:numPr>
+        <w:ind w:left="567"/>
+        <w:rPr>
+          <w:lang w:val="en-US"/>
+        </w:rPr>
+      </w:pPr>
+    </w:p>
+    <w:p>
+      <w:pPr>
+        <w:pStyle w:val="1"/>
+        <w:numPr>
+          <w:ilvl w:val="0"/>
+          <w:numId w:val="15"/>
+        </w:numPr>
+      </w:pPr>
+      <w:r>
+        <w:t>Вывод</w:t>
+      </w:r>
+    </w:p>
+    <w:p>
+      <w:pPr>
+        <w:pStyle w:val="1"/>
+        <w:numPr>
+          <w:ilvl w:val="0"/>
+          <w:numId w:val="0"/>
+        </w:numPr>
+        <w:rPr>
+          <w:b w:val="0"/>
+        </w:rPr>
+      </w:pPr>
+      <w:r>
+        <w:rPr>
+          <w:b w:val="0"/>
+        </w:rPr>
+        <w:t xml:space="preserve">В ходе лабораторной работы создано приложение </w:t>
+      </w:r>
+      <w:r>
+        <w:rPr>
+          <w:b w:val="0"/>
+        </w:rPr>
+        <w:t>с обработкой событий переходов</w:t>
+      </w:r>
+      <w:r>
+        <w:rPr>
+          <w:b w:val="0"/>
+        </w:rPr>
+        <w:t xml:space="preserve"> в </w:t>
       </w:r>
       <w:r>
         <w:rPr>
@@ -9725,16 +10279,6 @@
       </w:r>
       <w:bookmarkStart w:id="0" w:name="_GoBack"/>
       <w:bookmarkEnd w:id="0"/>
-    </w:p>
-    <w:p>
-      <w:pPr>
-        <w:pStyle w:val="2"/>
-        <w:numPr>
-          <w:ilvl w:val="0"/>
-          <w:numId w:val="0"/>
-        </w:numPr>
-        <w:ind w:left="567"/>
-      </w:pPr>
     </w:p>
     <w:sectPr>
       <w:pgSz w:w="11906" w:h="16838"/>
@@ -10679,7 +11223,6 @@
   <w:num w:numId="17">
     <w:abstractNumId w:val="1"/>
     <w:lvlOverride w:ilvl="0">
-      <w:startOverride w:val="1"/>
       <w:lvl w:ilvl="0">
         <w:start w:val="1"/>
         <w:numFmt w:val="decimal"/>
@@ -10698,7 +11241,6 @@
       </w:lvl>
     </w:lvlOverride>
     <w:lvlOverride w:ilvl="1">
-      <w:startOverride w:val="1"/>
       <w:lvl w:ilvl="1">
         <w:start w:val="1"/>
         <w:numFmt w:val="decimal"/>
@@ -10716,7 +11258,6 @@
       </w:lvl>
     </w:lvlOverride>
     <w:lvlOverride w:ilvl="2">
-      <w:startOverride w:val="1"/>
       <w:lvl w:ilvl="2">
         <w:start w:val="1"/>
         <w:numFmt w:val="decimal"/>
@@ -10733,7 +11274,6 @@
       </w:lvl>
     </w:lvlOverride>
     <w:lvlOverride w:ilvl="3">
-      <w:startOverride w:val="1"/>
       <w:lvl w:ilvl="3">
         <w:start w:val="1"/>
         <w:numFmt w:val="decimal"/>
@@ -10750,7 +11290,6 @@
       </w:lvl>
     </w:lvlOverride>
     <w:lvlOverride w:ilvl="4">
-      <w:startOverride w:val="1"/>
       <w:lvl w:ilvl="4">
         <w:start w:val="1"/>
         <w:numFmt w:val="decimal"/>
@@ -10767,7 +11306,6 @@
       </w:lvl>
     </w:lvlOverride>
     <w:lvlOverride w:ilvl="5">
-      <w:startOverride w:val="1"/>
       <w:lvl w:ilvl="5">
         <w:start w:val="1"/>
         <w:numFmt w:val="decimal"/>
@@ -10784,7 +11322,6 @@
       </w:lvl>
     </w:lvlOverride>
     <w:lvlOverride w:ilvl="6">
-      <w:startOverride w:val="1"/>
       <w:lvl w:ilvl="6">
         <w:start w:val="1"/>
         <w:numFmt w:val="decimal"/>
@@ -10801,7 +11338,6 @@
       </w:lvl>
     </w:lvlOverride>
     <w:lvlOverride w:ilvl="7">
-      <w:startOverride w:val="1"/>
       <w:lvl w:ilvl="7">
         <w:start w:val="1"/>
         <w:numFmt w:val="decimal"/>
@@ -10818,7 +11354,6 @@
       </w:lvl>
     </w:lvlOverride>
     <w:lvlOverride w:ilvl="8">
-      <w:startOverride w:val="1"/>
       <w:lvl w:ilvl="8">
         <w:start w:val="1"/>
         <w:numFmt w:val="decimal"/>
@@ -11471,6 +12006,319 @@
   </w:num>
   <w:num w:numId="31">
     <w:abstractNumId w:val="1"/>
+  </w:num>
+  <w:num w:numId="32">
+    <w:abstractNumId w:val="1"/>
+    <w:lvlOverride w:ilvl="0">
+      <w:lvl w:ilvl="0">
+        <w:start w:val="1"/>
+        <w:numFmt w:val="decimal"/>
+        <w:pStyle w:val="1"/>
+        <w:suff w:val="space"/>
+        <w:lvlText w:val="%1"/>
+        <w:lvlJc w:val="left"/>
+        <w:pPr>
+          <w:ind w:left="568" w:firstLine="0"/>
+        </w:pPr>
+        <w:rPr>
+          <w:rFonts w:ascii="Times New Roman" w:hAnsi="Times New Roman" w:hint="default"/>
+          <w:b/>
+          <w:sz w:val="28"/>
+        </w:rPr>
+      </w:lvl>
+    </w:lvlOverride>
+    <w:lvlOverride w:ilvl="1">
+      <w:lvl w:ilvl="1">
+        <w:start w:val="1"/>
+        <w:numFmt w:val="decimal"/>
+        <w:pStyle w:val="2"/>
+        <w:suff w:val="space"/>
+        <w:lvlText w:val="%1.%2"/>
+        <w:lvlJc w:val="left"/>
+        <w:pPr>
+          <w:ind w:left="0" w:firstLine="567"/>
+        </w:pPr>
+        <w:rPr>
+          <w:rFonts w:ascii="Times New Roman" w:hAnsi="Times New Roman" w:hint="default"/>
+          <w:b w:val="0"/>
+          <w:bCs/>
+          <w:sz w:val="28"/>
+        </w:rPr>
+      </w:lvl>
+    </w:lvlOverride>
+    <w:lvlOverride w:ilvl="2">
+      <w:lvl w:ilvl="2">
+        <w:start w:val="1"/>
+        <w:numFmt w:val="decimal"/>
+        <w:suff w:val="space"/>
+        <w:lvlText w:val="%1.%2.%3"/>
+        <w:lvlJc w:val="left"/>
+        <w:pPr>
+          <w:ind w:left="0" w:firstLine="567"/>
+        </w:pPr>
+        <w:rPr>
+          <w:rFonts w:ascii="Times New Roman" w:hAnsi="Times New Roman" w:hint="default"/>
+          <w:b w:val="0"/>
+          <w:bCs/>
+          <w:sz w:val="28"/>
+        </w:rPr>
+      </w:lvl>
+    </w:lvlOverride>
+    <w:lvlOverride w:ilvl="3">
+      <w:lvl w:ilvl="3">
+        <w:start w:val="1"/>
+        <w:numFmt w:val="decimal"/>
+        <w:suff w:val="space"/>
+        <w:lvlText w:val="%1.%2.%3.%4"/>
+        <w:lvlJc w:val="left"/>
+        <w:pPr>
+          <w:ind w:left="0" w:firstLine="567"/>
+        </w:pPr>
+        <w:rPr>
+          <w:rFonts w:ascii="Times New Roman" w:hAnsi="Times New Roman" w:hint="default"/>
+          <w:sz w:val="28"/>
+        </w:rPr>
+      </w:lvl>
+    </w:lvlOverride>
+    <w:lvlOverride w:ilvl="4">
+      <w:lvl w:ilvl="4">
+        <w:start w:val="1"/>
+        <w:numFmt w:val="decimal"/>
+        <w:suff w:val="space"/>
+        <w:lvlText w:val="%1.%2.%3.%4.%5"/>
+        <w:lvlJc w:val="left"/>
+        <w:pPr>
+          <w:ind w:left="0" w:firstLine="567"/>
+        </w:pPr>
+        <w:rPr>
+          <w:rFonts w:ascii="Times New Roman" w:hAnsi="Times New Roman" w:hint="default"/>
+          <w:sz w:val="28"/>
+        </w:rPr>
+      </w:lvl>
+    </w:lvlOverride>
+    <w:lvlOverride w:ilvl="5">
+      <w:lvl w:ilvl="5">
+        <w:start w:val="1"/>
+        <w:numFmt w:val="decimal"/>
+        <w:suff w:val="space"/>
+        <w:lvlText w:val="%1.%2.%3.%4.%5.%6"/>
+        <w:lvlJc w:val="left"/>
+        <w:pPr>
+          <w:ind w:left="0" w:firstLine="567"/>
+        </w:pPr>
+        <w:rPr>
+          <w:rFonts w:ascii="Times New Roman" w:hAnsi="Times New Roman" w:hint="default"/>
+          <w:sz w:val="28"/>
+        </w:rPr>
+      </w:lvl>
+    </w:lvlOverride>
+    <w:lvlOverride w:ilvl="6">
+      <w:lvl w:ilvl="6">
+        <w:start w:val="1"/>
+        <w:numFmt w:val="decimal"/>
+        <w:suff w:val="space"/>
+        <w:lvlText w:val="%1.%2.%3.%4.%5.%6.%7"/>
+        <w:lvlJc w:val="left"/>
+        <w:pPr>
+          <w:ind w:left="0" w:firstLine="567"/>
+        </w:pPr>
+        <w:rPr>
+          <w:rFonts w:ascii="Times New Roman" w:hAnsi="Times New Roman" w:hint="default"/>
+          <w:sz w:val="28"/>
+        </w:rPr>
+      </w:lvl>
+    </w:lvlOverride>
+    <w:lvlOverride w:ilvl="7">
+      <w:lvl w:ilvl="7">
+        <w:start w:val="1"/>
+        <w:numFmt w:val="decimal"/>
+        <w:suff w:val="space"/>
+        <w:lvlText w:val="%1.%2.%3.%4.%5.%6.%7.%8"/>
+        <w:lvlJc w:val="left"/>
+        <w:pPr>
+          <w:ind w:left="0" w:firstLine="567"/>
+        </w:pPr>
+        <w:rPr>
+          <w:rFonts w:ascii="Times New Roman" w:hAnsi="Times New Roman" w:hint="default"/>
+          <w:sz w:val="28"/>
+        </w:rPr>
+      </w:lvl>
+    </w:lvlOverride>
+    <w:lvlOverride w:ilvl="8">
+      <w:lvl w:ilvl="8">
+        <w:start w:val="1"/>
+        <w:numFmt w:val="decimal"/>
+        <w:suff w:val="space"/>
+        <w:lvlText w:val="%1.%2.%3.%4.%5.%6.%7.%8.%9"/>
+        <w:lvlJc w:val="left"/>
+        <w:pPr>
+          <w:ind w:left="0" w:firstLine="567"/>
+        </w:pPr>
+        <w:rPr>
+          <w:rFonts w:ascii="Times New Roman" w:hAnsi="Times New Roman" w:hint="default"/>
+          <w:sz w:val="28"/>
+        </w:rPr>
+      </w:lvl>
+    </w:lvlOverride>
+  </w:num>
+  <w:num w:numId="33">
+    <w:abstractNumId w:val="1"/>
+    <w:lvlOverride w:ilvl="0">
+      <w:startOverride w:val="1"/>
+      <w:lvl w:ilvl="0">
+        <w:start w:val="1"/>
+        <w:numFmt w:val="decimal"/>
+        <w:pStyle w:val="1"/>
+        <w:suff w:val="space"/>
+        <w:lvlText w:val="%1"/>
+        <w:lvlJc w:val="left"/>
+        <w:pPr>
+          <w:ind w:left="0" w:firstLine="0"/>
+        </w:pPr>
+        <w:rPr>
+          <w:rFonts w:ascii="Times New Roman" w:hAnsi="Times New Roman" w:hint="default"/>
+          <w:b/>
+          <w:sz w:val="28"/>
+        </w:rPr>
+      </w:lvl>
+    </w:lvlOverride>
+    <w:lvlOverride w:ilvl="1">
+      <w:startOverride w:val="1"/>
+      <w:lvl w:ilvl="1">
+        <w:start w:val="1"/>
+        <w:numFmt w:val="decimal"/>
+        <w:pStyle w:val="2"/>
+        <w:suff w:val="space"/>
+        <w:lvlText w:val="%1.%2"/>
+        <w:lvlJc w:val="left"/>
+        <w:pPr>
+          <w:ind w:left="0" w:firstLine="567"/>
+        </w:pPr>
+        <w:rPr>
+          <w:rFonts w:ascii="Times New Roman" w:hAnsi="Times New Roman" w:hint="default"/>
+          <w:sz w:val="28"/>
+        </w:rPr>
+      </w:lvl>
+    </w:lvlOverride>
+    <w:lvlOverride w:ilvl="2">
+      <w:startOverride w:val="1"/>
+      <w:lvl w:ilvl="2">
+        <w:start w:val="1"/>
+        <w:numFmt w:val="decimal"/>
+        <w:suff w:val="space"/>
+        <w:lvlText w:val="%1.%2.%3"/>
+        <w:lvlJc w:val="left"/>
+        <w:pPr>
+          <w:ind w:left="0" w:firstLine="567"/>
+        </w:pPr>
+        <w:rPr>
+          <w:rFonts w:ascii="Times New Roman" w:hAnsi="Times New Roman" w:hint="default"/>
+          <w:sz w:val="28"/>
+        </w:rPr>
+      </w:lvl>
+    </w:lvlOverride>
+    <w:lvlOverride w:ilvl="3">
+      <w:startOverride w:val="1"/>
+      <w:lvl w:ilvl="3">
+        <w:start w:val="1"/>
+        <w:numFmt w:val="decimal"/>
+        <w:suff w:val="space"/>
+        <w:lvlText w:val="%1.%2.%3.%4"/>
+        <w:lvlJc w:val="left"/>
+        <w:pPr>
+          <w:ind w:left="0" w:firstLine="567"/>
+        </w:pPr>
+        <w:rPr>
+          <w:rFonts w:ascii="Times New Roman" w:hAnsi="Times New Roman" w:hint="default"/>
+          <w:sz w:val="28"/>
+        </w:rPr>
+      </w:lvl>
+    </w:lvlOverride>
+    <w:lvlOverride w:ilvl="4">
+      <w:startOverride w:val="1"/>
+      <w:lvl w:ilvl="4">
+        <w:start w:val="1"/>
+        <w:numFmt w:val="decimal"/>
+        <w:suff w:val="space"/>
+        <w:lvlText w:val="%1.%2.%3.%4.%5"/>
+        <w:lvlJc w:val="left"/>
+        <w:pPr>
+          <w:ind w:left="0" w:firstLine="567"/>
+        </w:pPr>
+        <w:rPr>
+          <w:rFonts w:ascii="Times New Roman" w:hAnsi="Times New Roman" w:hint="default"/>
+          <w:sz w:val="28"/>
+        </w:rPr>
+      </w:lvl>
+    </w:lvlOverride>
+    <w:lvlOverride w:ilvl="5">
+      <w:startOverride w:val="1"/>
+      <w:lvl w:ilvl="5">
+        <w:start w:val="1"/>
+        <w:numFmt w:val="decimal"/>
+        <w:suff w:val="space"/>
+        <w:lvlText w:val="%1.%2.%3.%4.%5.%6"/>
+        <w:lvlJc w:val="left"/>
+        <w:pPr>
+          <w:ind w:left="0" w:firstLine="567"/>
+        </w:pPr>
+        <w:rPr>
+          <w:rFonts w:ascii="Times New Roman" w:hAnsi="Times New Roman" w:hint="default"/>
+          <w:sz w:val="28"/>
+        </w:rPr>
+      </w:lvl>
+    </w:lvlOverride>
+    <w:lvlOverride w:ilvl="6">
+      <w:startOverride w:val="1"/>
+      <w:lvl w:ilvl="6">
+        <w:start w:val="1"/>
+        <w:numFmt w:val="decimal"/>
+        <w:suff w:val="space"/>
+        <w:lvlText w:val="%1.%2.%3.%4.%5.%6.%7"/>
+        <w:lvlJc w:val="left"/>
+        <w:pPr>
+          <w:ind w:left="0" w:firstLine="567"/>
+        </w:pPr>
+        <w:rPr>
+          <w:rFonts w:ascii="Times New Roman" w:hAnsi="Times New Roman" w:hint="default"/>
+          <w:sz w:val="28"/>
+        </w:rPr>
+      </w:lvl>
+    </w:lvlOverride>
+    <w:lvlOverride w:ilvl="7">
+      <w:startOverride w:val="1"/>
+      <w:lvl w:ilvl="7">
+        <w:start w:val="1"/>
+        <w:numFmt w:val="decimal"/>
+        <w:suff w:val="space"/>
+        <w:lvlText w:val="%1.%2.%3.%4.%5.%6.%7.%8"/>
+        <w:lvlJc w:val="left"/>
+        <w:pPr>
+          <w:ind w:left="0" w:firstLine="567"/>
+        </w:pPr>
+        <w:rPr>
+          <w:rFonts w:ascii="Times New Roman" w:hAnsi="Times New Roman" w:hint="default"/>
+          <w:sz w:val="28"/>
+        </w:rPr>
+      </w:lvl>
+    </w:lvlOverride>
+    <w:lvlOverride w:ilvl="8">
+      <w:startOverride w:val="1"/>
+      <w:lvl w:ilvl="8">
+        <w:start w:val="1"/>
+        <w:numFmt w:val="decimal"/>
+        <w:suff w:val="space"/>
+        <w:lvlText w:val="%1.%2.%3.%4.%5.%6.%7.%8.%9"/>
+        <w:lvlJc w:val="left"/>
+        <w:pPr>
+          <w:ind w:left="0" w:firstLine="567"/>
+        </w:pPr>
+        <w:rPr>
+          <w:rFonts w:ascii="Times New Roman" w:hAnsi="Times New Roman" w:hint="default"/>
+          <w:sz w:val="28"/>
+        </w:rPr>
+      </w:lvl>
+    </w:lvlOverride>
   </w:num>
 </w:numbering>
 </file>
@@ -12864,7 +13712,7 @@
 </file>
 
 <file path=customXml/itemProps1.xml><?xml version="1.0" encoding="utf-8"?>
-<ds:datastoreItem xmlns:ds="http://schemas.openxmlformats.org/officeDocument/2006/customXml" ds:itemID="{A2BE5C90-334F-4DE9-AFD3-B2A60D209FD3}">
+<ds:datastoreItem xmlns:ds="http://schemas.openxmlformats.org/officeDocument/2006/customXml" ds:itemID="{17869493-AE29-4589-BC03-9D508B945C76}">
   <ds:schemaRefs>
     <ds:schemaRef ds:uri="http://schemas.openxmlformats.org/officeDocument/2006/bibliography"/>
   </ds:schemaRefs>

--- a/Отчети Луканин.docx
+++ b/Отчети Луканин.docx
@@ -10277,8 +10277,1070 @@
         </w:rPr>
         <w:t>.</w:t>
       </w:r>
+    </w:p>
+    <w:p>
+      <w:pPr>
+        <w:rPr>
+          <w:bCs/>
+        </w:rPr>
+      </w:pPr>
+      <w:r>
+        <w:rPr>
+          <w:b/>
+        </w:rPr>
+        <w:br w:type="page"/>
+      </w:r>
+    </w:p>
+    <w:p>
+      <w:pPr>
+        <w:pStyle w:val="10"/>
+        <w:tabs>
+          <w:tab w:val="clear" w:pos="709"/>
+        </w:tabs>
+        <w:ind w:firstLine="708"/>
+      </w:pPr>
+      <w:r>
+        <w:lastRenderedPageBreak/>
+        <w:t>Лабораторная работа №21</w:t>
+      </w:r>
+      <w:r>
+        <w:br/>
+      </w:r>
+      <w:r>
+        <w:t>Обработка событий: подсказки</w:t>
+      </w:r>
+    </w:p>
+    <w:p>
+      <w:pPr>
+        <w:pStyle w:val="1"/>
+        <w:numPr>
+          <w:ilvl w:val="0"/>
+          <w:numId w:val="34"/>
+        </w:numPr>
+      </w:pPr>
+      <w:r>
+        <w:t>Цель работы</w:t>
+      </w:r>
+    </w:p>
+    <w:p>
+      <w:pPr>
+        <w:pStyle w:val="2"/>
+        <w:numPr>
+          <w:ilvl w:val="1"/>
+          <w:numId w:val="15"/>
+        </w:numPr>
+      </w:pPr>
+      <w:r>
+        <w:t>Изучить процесс настройки и использования элементов управления</w:t>
+      </w:r>
+      <w:r>
+        <w:t xml:space="preserve"> </w:t>
+      </w:r>
+      <w:r>
+        <w:t>для отображения уведомлений и подсказок.</w:t>
+      </w:r>
+    </w:p>
+    <w:p>
+      <w:pPr>
+        <w:pStyle w:val="2"/>
+        <w:numPr>
+          <w:ilvl w:val="0"/>
+          <w:numId w:val="0"/>
+        </w:numPr>
+      </w:pPr>
+      <w:r>
+        <w:t xml:space="preserve"> </w:t>
+      </w:r>
+    </w:p>
+    <w:p>
+      <w:pPr>
+        <w:pStyle w:val="1"/>
+        <w:numPr>
+          <w:ilvl w:val="0"/>
+          <w:numId w:val="15"/>
+        </w:numPr>
+      </w:pPr>
+      <w:r>
+        <w:t>Контрольные вопросы</w:t>
+      </w:r>
+    </w:p>
+    <w:p>
+      <w:pPr>
+        <w:pStyle w:val="2"/>
+        <w:numPr>
+          <w:ilvl w:val="1"/>
+          <w:numId w:val="15"/>
+        </w:numPr>
+        <w:rPr>
+          <w:rFonts w:ascii="TimesNewRomanPSMT" w:hAnsi="TimesNewRomanPSMT"/>
+          <w:color w:val="000000"/>
+        </w:rPr>
+      </w:pPr>
+      <w:r>
+        <w:rPr>
+          <w:rFonts w:ascii="TimesNewRomanPSMT" w:hAnsi="TimesNewRomanPSMT"/>
+          <w:color w:val="000000"/>
+        </w:rPr>
+        <w:t>Какой класс позв</w:t>
+      </w:r>
+      <w:r>
+        <w:rPr>
+          <w:rFonts w:ascii="TimesNewRomanPSMT" w:hAnsi="TimesNewRomanPSMT"/>
+          <w:color w:val="000000"/>
+        </w:rPr>
+        <w:t>оляет описать диалоговое окно?</w:t>
+      </w:r>
+    </w:p>
+    <w:p>
+      <w:pPr>
+        <w:pStyle w:val="2"/>
+        <w:numPr>
+          <w:ilvl w:val="0"/>
+          <w:numId w:val="0"/>
+        </w:numPr>
+        <w:ind w:left="567"/>
+        <w:rPr>
+          <w:rFonts w:ascii="TimesNewRomanPSMT" w:hAnsi="TimesNewRomanPSMT"/>
+          <w:color w:val="000000"/>
+        </w:rPr>
+      </w:pPr>
+      <w:r>
+        <w:rPr>
+          <w:rFonts w:ascii="TimesNewRomanPSMT" w:hAnsi="TimesNewRomanPSMT"/>
+          <w:color w:val="000000"/>
+        </w:rPr>
+        <w:t xml:space="preserve">Класс - </w:t>
+      </w:r>
+      <w:proofErr w:type="spellStart"/>
+      <w:r>
+        <w:rPr>
+          <w:rFonts w:ascii="TimesNewRomanPSMT" w:hAnsi="TimesNewRomanPSMT"/>
+          <w:color w:val="000000"/>
+        </w:rPr>
+        <w:t>AlertDialog</w:t>
+      </w:r>
+      <w:proofErr w:type="spellEnd"/>
+    </w:p>
+    <w:p>
+      <w:pPr>
+        <w:pStyle w:val="2"/>
+        <w:numPr>
+          <w:ilvl w:val="0"/>
+          <w:numId w:val="0"/>
+        </w:numPr>
+        <w:ind w:left="567"/>
+        <w:rPr>
+          <w:rFonts w:ascii="TimesNewRomanPSMT" w:hAnsi="TimesNewRomanPSMT"/>
+          <w:color w:val="000000"/>
+        </w:rPr>
+      </w:pPr>
+    </w:p>
+    <w:p>
+      <w:pPr>
+        <w:pStyle w:val="2"/>
+        <w:numPr>
+          <w:ilvl w:val="1"/>
+          <w:numId w:val="15"/>
+        </w:numPr>
+        <w:rPr>
+          <w:rFonts w:ascii="TimesNewRomanPSMT" w:hAnsi="TimesNewRomanPSMT"/>
+          <w:color w:val="000000"/>
+        </w:rPr>
+      </w:pPr>
+      <w:r>
+        <w:rPr>
+          <w:rFonts w:ascii="TimesNewRomanPSMT" w:hAnsi="TimesNewRomanPSMT"/>
+          <w:color w:val="000000"/>
+        </w:rPr>
+        <w:t>Какая общая фо</w:t>
+      </w:r>
+      <w:r>
+        <w:rPr>
+          <w:rFonts w:ascii="TimesNewRomanPSMT" w:hAnsi="TimesNewRomanPSMT"/>
+          <w:color w:val="000000"/>
+        </w:rPr>
+        <w:t>рма описания диалогового окна?</w:t>
+      </w:r>
+    </w:p>
+    <w:p>
+      <w:pPr>
+        <w:pStyle w:val="2"/>
+        <w:numPr>
+          <w:ilvl w:val="0"/>
+          <w:numId w:val="0"/>
+        </w:numPr>
+        <w:ind w:firstLine="567"/>
+        <w:rPr>
+          <w:rFonts w:ascii="TimesNewRomanPSMT" w:hAnsi="TimesNewRomanPSMT"/>
+          <w:color w:val="000000"/>
+          <w:lang w:val="en-US"/>
+        </w:rPr>
+      </w:pPr>
+      <w:proofErr w:type="spellStart"/>
+      <w:proofErr w:type="gramStart"/>
+      <w:r>
+        <w:rPr>
+          <w:rFonts w:ascii="TimesNewRomanPSMT" w:hAnsi="TimesNewRomanPSMT"/>
+          <w:color w:val="000000"/>
+          <w:lang w:val="en-US"/>
+        </w:rPr>
+        <w:t>AlertDialog</w:t>
+      </w:r>
+      <w:proofErr w:type="spellEnd"/>
+      <w:r>
+        <w:rPr>
+          <w:rFonts w:ascii="TimesNewRomanPSMT" w:hAnsi="TimesNewRomanPSMT"/>
+          <w:color w:val="000000"/>
+          <w:lang w:val="en-US"/>
+        </w:rPr>
+        <w:t>(</w:t>
+      </w:r>
+      <w:proofErr w:type="gramEnd"/>
+    </w:p>
+    <w:p>
+      <w:pPr>
+        <w:pStyle w:val="2"/>
+        <w:numPr>
+          <w:ilvl w:val="0"/>
+          <w:numId w:val="0"/>
+        </w:numPr>
+        <w:ind w:firstLine="567"/>
+        <w:rPr>
+          <w:rFonts w:ascii="TimesNewRomanPSMT" w:hAnsi="TimesNewRomanPSMT"/>
+          <w:color w:val="000000"/>
+          <w:lang w:val="en-US"/>
+        </w:rPr>
+      </w:pPr>
+      <w:r>
+        <w:rPr>
+          <w:rFonts w:ascii="TimesNewRomanPSMT" w:hAnsi="TimesNewRomanPSMT"/>
+          <w:color w:val="000000"/>
+          <w:lang w:val="en-US"/>
+        </w:rPr>
+        <w:t xml:space="preserve">                    </w:t>
+      </w:r>
+      <w:proofErr w:type="spellStart"/>
+      <w:r>
+        <w:rPr>
+          <w:rFonts w:ascii="TimesNewRomanPSMT" w:hAnsi="TimesNewRomanPSMT"/>
+          <w:color w:val="000000"/>
+          <w:lang w:val="en-US"/>
+        </w:rPr>
+        <w:t>onDismissRequest</w:t>
+      </w:r>
+      <w:proofErr w:type="spellEnd"/>
+      <w:r>
+        <w:rPr>
+          <w:rFonts w:ascii="TimesNewRomanPSMT" w:hAnsi="TimesNewRomanPSMT"/>
+          <w:color w:val="000000"/>
+          <w:lang w:val="en-US"/>
+        </w:rPr>
+        <w:t xml:space="preserve"> = {</w:t>
+      </w:r>
+      <w:proofErr w:type="spellStart"/>
+      <w:r>
+        <w:rPr>
+          <w:rFonts w:ascii="TimesNewRomanPSMT" w:hAnsi="TimesNewRomanPSMT"/>
+          <w:color w:val="000000"/>
+          <w:lang w:val="en-US"/>
+        </w:rPr>
+        <w:t>dialogType</w:t>
+      </w:r>
+      <w:proofErr w:type="spellEnd"/>
+      <w:r>
+        <w:rPr>
+          <w:rFonts w:ascii="TimesNewRomanPSMT" w:hAnsi="TimesNewRomanPSMT"/>
+          <w:color w:val="000000"/>
+          <w:lang w:val="en-US"/>
+        </w:rPr>
+        <w:t xml:space="preserve"> = 0},</w:t>
+      </w:r>
+    </w:p>
+    <w:p>
+      <w:pPr>
+        <w:pStyle w:val="2"/>
+        <w:numPr>
+          <w:ilvl w:val="0"/>
+          <w:numId w:val="0"/>
+        </w:numPr>
+        <w:ind w:firstLine="567"/>
+        <w:rPr>
+          <w:rFonts w:ascii="TimesNewRomanPSMT" w:hAnsi="TimesNewRomanPSMT"/>
+          <w:color w:val="000000"/>
+          <w:lang w:val="en-US"/>
+        </w:rPr>
+      </w:pPr>
+      <w:r>
+        <w:rPr>
+          <w:rFonts w:ascii="TimesNewRomanPSMT" w:hAnsi="TimesNewRomanPSMT"/>
+          <w:color w:val="000000"/>
+          <w:lang w:val="en-US"/>
+        </w:rPr>
+        <w:t xml:space="preserve">                    title = {</w:t>
+      </w:r>
+      <w:proofErr w:type="gramStart"/>
+      <w:r>
+        <w:rPr>
+          <w:rFonts w:ascii="TimesNewRomanPSMT" w:hAnsi="TimesNewRomanPSMT"/>
+          <w:color w:val="000000"/>
+          <w:lang w:val="en-US"/>
+        </w:rPr>
+        <w:t>Text(</w:t>
+      </w:r>
+      <w:proofErr w:type="gramEnd"/>
+      <w:r>
+        <w:rPr>
+          <w:rFonts w:ascii="TimesNewRomanPSMT" w:hAnsi="TimesNewRomanPSMT"/>
+          <w:color w:val="000000"/>
+          <w:lang w:val="en-US"/>
+        </w:rPr>
+        <w:t>"</w:t>
+      </w:r>
+      <w:r>
+        <w:rPr>
+          <w:rFonts w:ascii="TimesNewRomanPSMT" w:hAnsi="TimesNewRomanPSMT"/>
+          <w:color w:val="000000"/>
+        </w:rPr>
+        <w:t>Успех</w:t>
+      </w:r>
+      <w:r>
+        <w:rPr>
+          <w:rFonts w:ascii="TimesNewRomanPSMT" w:hAnsi="TimesNewRomanPSMT"/>
+          <w:color w:val="000000"/>
+          <w:lang w:val="en-US"/>
+        </w:rPr>
+        <w:t xml:space="preserve">", color = </w:t>
+      </w:r>
+      <w:proofErr w:type="spellStart"/>
+      <w:r>
+        <w:rPr>
+          <w:rFonts w:ascii="TimesNewRomanPSMT" w:hAnsi="TimesNewRomanPSMT"/>
+          <w:color w:val="000000"/>
+          <w:lang w:val="en-US"/>
+        </w:rPr>
+        <w:t>Color.Green</w:t>
+      </w:r>
+      <w:proofErr w:type="spellEnd"/>
+      <w:r>
+        <w:rPr>
+          <w:rFonts w:ascii="TimesNewRomanPSMT" w:hAnsi="TimesNewRomanPSMT"/>
+          <w:color w:val="000000"/>
+          <w:lang w:val="en-US"/>
+        </w:rPr>
+        <w:t>)},</w:t>
+      </w:r>
+    </w:p>
+    <w:p>
+      <w:pPr>
+        <w:pStyle w:val="2"/>
+        <w:numPr>
+          <w:ilvl w:val="0"/>
+          <w:numId w:val="0"/>
+        </w:numPr>
+        <w:ind w:firstLine="567"/>
+        <w:rPr>
+          <w:rFonts w:ascii="TimesNewRomanPSMT" w:hAnsi="TimesNewRomanPSMT"/>
+          <w:color w:val="000000"/>
+          <w:lang w:val="en-US"/>
+        </w:rPr>
+      </w:pPr>
+      <w:r>
+        <w:rPr>
+          <w:rFonts w:ascii="TimesNewRomanPSMT" w:hAnsi="TimesNewRomanPSMT"/>
+          <w:color w:val="000000"/>
+          <w:lang w:val="en-US"/>
+        </w:rPr>
+        <w:t xml:space="preserve">                    text = {</w:t>
+      </w:r>
+      <w:proofErr w:type="gramStart"/>
+      <w:r>
+        <w:rPr>
+          <w:rFonts w:ascii="TimesNewRomanPSMT" w:hAnsi="TimesNewRomanPSMT"/>
+          <w:color w:val="000000"/>
+          <w:lang w:val="en-US"/>
+        </w:rPr>
+        <w:t>Text(</w:t>
+      </w:r>
+      <w:proofErr w:type="gramEnd"/>
+      <w:r>
+        <w:rPr>
+          <w:rFonts w:ascii="TimesNewRomanPSMT" w:hAnsi="TimesNewRomanPSMT"/>
+          <w:color w:val="000000"/>
+          <w:lang w:val="en-US"/>
+        </w:rPr>
+        <w:t>"</w:t>
+      </w:r>
+      <w:r>
+        <w:rPr>
+          <w:rFonts w:ascii="TimesNewRomanPSMT" w:hAnsi="TimesNewRomanPSMT"/>
+          <w:color w:val="000000"/>
+        </w:rPr>
+        <w:t>Добро</w:t>
+      </w:r>
+      <w:r>
+        <w:rPr>
+          <w:rFonts w:ascii="TimesNewRomanPSMT" w:hAnsi="TimesNewRomanPSMT"/>
+          <w:color w:val="000000"/>
+          <w:lang w:val="en-US"/>
+        </w:rPr>
+        <w:t xml:space="preserve"> </w:t>
+      </w:r>
+      <w:r>
+        <w:rPr>
+          <w:rFonts w:ascii="TimesNewRomanPSMT" w:hAnsi="TimesNewRomanPSMT"/>
+          <w:color w:val="000000"/>
+        </w:rPr>
+        <w:t>пожаловать</w:t>
+      </w:r>
+      <w:r>
+        <w:rPr>
+          <w:rFonts w:ascii="TimesNewRomanPSMT" w:hAnsi="TimesNewRomanPSMT"/>
+          <w:color w:val="000000"/>
+          <w:lang w:val="en-US"/>
+        </w:rPr>
+        <w:t xml:space="preserve">, $login", color = </w:t>
+      </w:r>
+      <w:proofErr w:type="spellStart"/>
+      <w:r>
+        <w:rPr>
+          <w:rFonts w:ascii="TimesNewRomanPSMT" w:hAnsi="TimesNewRomanPSMT"/>
+          <w:color w:val="000000"/>
+          <w:lang w:val="en-US"/>
+        </w:rPr>
+        <w:t>Color.Green</w:t>
+      </w:r>
+      <w:proofErr w:type="spellEnd"/>
+      <w:r>
+        <w:rPr>
+          <w:rFonts w:ascii="TimesNewRomanPSMT" w:hAnsi="TimesNewRomanPSMT"/>
+          <w:color w:val="000000"/>
+          <w:lang w:val="en-US"/>
+        </w:rPr>
+        <w:t>)},</w:t>
+      </w:r>
+    </w:p>
+    <w:p>
+      <w:pPr>
+        <w:pStyle w:val="2"/>
+        <w:numPr>
+          <w:ilvl w:val="0"/>
+          <w:numId w:val="0"/>
+        </w:numPr>
+        <w:ind w:firstLine="567"/>
+        <w:rPr>
+          <w:rFonts w:ascii="TimesNewRomanPSMT" w:hAnsi="TimesNewRomanPSMT"/>
+          <w:color w:val="000000"/>
+          <w:lang w:val="en-US"/>
+        </w:rPr>
+      </w:pPr>
+      <w:r>
+        <w:rPr>
+          <w:rFonts w:ascii="TimesNewRomanPSMT" w:hAnsi="TimesNewRomanPSMT"/>
+          <w:color w:val="000000"/>
+          <w:lang w:val="en-US"/>
+        </w:rPr>
+        <w:t xml:space="preserve">                    </w:t>
+      </w:r>
+      <w:proofErr w:type="spellStart"/>
+      <w:r>
+        <w:rPr>
+          <w:rFonts w:ascii="TimesNewRomanPSMT" w:hAnsi="TimesNewRomanPSMT"/>
+          <w:color w:val="000000"/>
+          <w:lang w:val="en-US"/>
+        </w:rPr>
+        <w:t>confirmButton</w:t>
+      </w:r>
+      <w:proofErr w:type="spellEnd"/>
+      <w:r>
+        <w:rPr>
+          <w:rFonts w:ascii="TimesNewRomanPSMT" w:hAnsi="TimesNewRomanPSMT"/>
+          <w:color w:val="000000"/>
+          <w:lang w:val="en-US"/>
+        </w:rPr>
+        <w:t xml:space="preserve"> = {</w:t>
+      </w:r>
+      <w:proofErr w:type="gramStart"/>
+      <w:r>
+        <w:rPr>
+          <w:rFonts w:ascii="TimesNewRomanPSMT" w:hAnsi="TimesNewRomanPSMT"/>
+          <w:color w:val="000000"/>
+          <w:lang w:val="en-US"/>
+        </w:rPr>
+        <w:t>Button(</w:t>
+      </w:r>
+      <w:proofErr w:type="gramEnd"/>
+      <w:r>
+        <w:rPr>
+          <w:rFonts w:ascii="TimesNewRomanPSMT" w:hAnsi="TimesNewRomanPSMT"/>
+          <w:color w:val="000000"/>
+          <w:lang w:val="en-US"/>
+        </w:rPr>
+        <w:t>{</w:t>
+      </w:r>
+      <w:proofErr w:type="spellStart"/>
+      <w:r>
+        <w:rPr>
+          <w:rFonts w:ascii="TimesNewRomanPSMT" w:hAnsi="TimesNewRomanPSMT"/>
+          <w:color w:val="000000"/>
+          <w:lang w:val="en-US"/>
+        </w:rPr>
+        <w:t>dialogType</w:t>
+      </w:r>
+      <w:proofErr w:type="spellEnd"/>
+      <w:r>
+        <w:rPr>
+          <w:rFonts w:ascii="TimesNewRomanPSMT" w:hAnsi="TimesNewRomanPSMT"/>
+          <w:color w:val="000000"/>
+          <w:lang w:val="en-US"/>
+        </w:rPr>
+        <w:t xml:space="preserve"> = 0}, colors = </w:t>
+      </w:r>
+      <w:proofErr w:type="spellStart"/>
+      <w:r>
+        <w:rPr>
+          <w:rFonts w:ascii="TimesNewRomanPSMT" w:hAnsi="TimesNewRomanPSMT"/>
+          <w:color w:val="000000"/>
+          <w:lang w:val="en-US"/>
+        </w:rPr>
+        <w:t>ButtonDefaults.buttonColors</w:t>
+      </w:r>
+      <w:proofErr w:type="spellEnd"/>
+      <w:r>
+        <w:rPr>
+          <w:rFonts w:ascii="TimesNewRomanPSMT" w:hAnsi="TimesNewRomanPSMT"/>
+          <w:color w:val="000000"/>
+          <w:lang w:val="en-US"/>
+        </w:rPr>
+        <w:t>(</w:t>
+      </w:r>
+      <w:proofErr w:type="spellStart"/>
+      <w:r>
+        <w:rPr>
+          <w:rFonts w:ascii="TimesNewRomanPSMT" w:hAnsi="TimesNewRomanPSMT"/>
+          <w:color w:val="000000"/>
+          <w:lang w:val="en-US"/>
+        </w:rPr>
+        <w:t>containerColor</w:t>
+      </w:r>
+      <w:proofErr w:type="spellEnd"/>
+      <w:r>
+        <w:rPr>
+          <w:rFonts w:ascii="TimesNewRomanPSMT" w:hAnsi="TimesNewRomanPSMT"/>
+          <w:color w:val="000000"/>
+          <w:lang w:val="en-US"/>
+        </w:rPr>
+        <w:t xml:space="preserve"> = </w:t>
+      </w:r>
+      <w:proofErr w:type="spellStart"/>
+      <w:r>
+        <w:rPr>
+          <w:rFonts w:ascii="TimesNewRomanPSMT" w:hAnsi="TimesNewRomanPSMT"/>
+          <w:color w:val="000000"/>
+          <w:lang w:val="en-US"/>
+        </w:rPr>
+        <w:t>Color.Green</w:t>
+      </w:r>
+      <w:proofErr w:type="spellEnd"/>
+      <w:r>
+        <w:rPr>
+          <w:rFonts w:ascii="TimesNewRomanPSMT" w:hAnsi="TimesNewRomanPSMT"/>
+          <w:color w:val="000000"/>
+          <w:lang w:val="en-US"/>
+        </w:rPr>
+        <w:t>)) {</w:t>
+      </w:r>
+    </w:p>
+    <w:p>
+      <w:pPr>
+        <w:pStyle w:val="2"/>
+        <w:numPr>
+          <w:ilvl w:val="0"/>
+          <w:numId w:val="0"/>
+        </w:numPr>
+        <w:ind w:firstLine="567"/>
+        <w:rPr>
+          <w:rFonts w:ascii="TimesNewRomanPSMT" w:hAnsi="TimesNewRomanPSMT"/>
+          <w:color w:val="000000"/>
+          <w:lang w:val="en-US"/>
+        </w:rPr>
+      </w:pPr>
+      <w:r>
+        <w:rPr>
+          <w:rFonts w:ascii="TimesNewRomanPSMT" w:hAnsi="TimesNewRomanPSMT"/>
+          <w:color w:val="000000"/>
+          <w:lang w:val="en-US"/>
+        </w:rPr>
+        <w:t xml:space="preserve">                        Row {</w:t>
+      </w:r>
+    </w:p>
+    <w:p>
+      <w:pPr>
+        <w:pStyle w:val="2"/>
+        <w:numPr>
+          <w:ilvl w:val="0"/>
+          <w:numId w:val="0"/>
+        </w:numPr>
+        <w:ind w:firstLine="567"/>
+        <w:rPr>
+          <w:rFonts w:ascii="TimesNewRomanPSMT" w:hAnsi="TimesNewRomanPSMT"/>
+          <w:color w:val="000000"/>
+          <w:lang w:val="en-US"/>
+        </w:rPr>
+      </w:pPr>
+      <w:r>
+        <w:rPr>
+          <w:rFonts w:ascii="TimesNewRomanPSMT" w:hAnsi="TimesNewRomanPSMT"/>
+          <w:color w:val="000000"/>
+          <w:lang w:val="en-US"/>
+        </w:rPr>
+        <w:t xml:space="preserve">                            </w:t>
+      </w:r>
+      <w:proofErr w:type="gramStart"/>
+      <w:r>
+        <w:rPr>
+          <w:rFonts w:ascii="TimesNewRomanPSMT" w:hAnsi="TimesNewRomanPSMT"/>
+          <w:color w:val="000000"/>
+          <w:lang w:val="en-US"/>
+        </w:rPr>
+        <w:t>Icon(</w:t>
+      </w:r>
+      <w:proofErr w:type="spellStart"/>
+      <w:proofErr w:type="gramEnd"/>
+      <w:r>
+        <w:rPr>
+          <w:rFonts w:ascii="TimesNewRomanPSMT" w:hAnsi="TimesNewRomanPSMT"/>
+          <w:color w:val="000000"/>
+          <w:lang w:val="en-US"/>
+        </w:rPr>
+        <w:t>Icons.Default.Check</w:t>
+      </w:r>
+      <w:proofErr w:type="spellEnd"/>
+      <w:r>
+        <w:rPr>
+          <w:rFonts w:ascii="TimesNewRomanPSMT" w:hAnsi="TimesNewRomanPSMT"/>
+          <w:color w:val="000000"/>
+          <w:lang w:val="en-US"/>
+        </w:rPr>
+        <w:t>, "Ok")</w:t>
+      </w:r>
+    </w:p>
+    <w:p>
+      <w:pPr>
+        <w:pStyle w:val="2"/>
+        <w:numPr>
+          <w:ilvl w:val="0"/>
+          <w:numId w:val="0"/>
+        </w:numPr>
+        <w:ind w:firstLine="567"/>
+        <w:rPr>
+          <w:rFonts w:ascii="TimesNewRomanPSMT" w:hAnsi="TimesNewRomanPSMT"/>
+          <w:color w:val="000000"/>
+        </w:rPr>
+      </w:pPr>
+      <w:r>
+        <w:rPr>
+          <w:rFonts w:ascii="TimesNewRomanPSMT" w:hAnsi="TimesNewRomanPSMT"/>
+          <w:color w:val="000000"/>
+          <w:lang w:val="en-US"/>
+        </w:rPr>
+        <w:t xml:space="preserve">                            </w:t>
+      </w:r>
+      <w:proofErr w:type="spellStart"/>
+      <w:r>
+        <w:rPr>
+          <w:rFonts w:ascii="TimesNewRomanPSMT" w:hAnsi="TimesNewRomanPSMT"/>
+          <w:color w:val="000000"/>
+        </w:rPr>
+        <w:t>Text</w:t>
+      </w:r>
+      <w:proofErr w:type="spellEnd"/>
+      <w:r>
+        <w:rPr>
+          <w:rFonts w:ascii="TimesNewRomanPSMT" w:hAnsi="TimesNewRomanPSMT"/>
+          <w:color w:val="000000"/>
+        </w:rPr>
+        <w:t>("</w:t>
+      </w:r>
+      <w:proofErr w:type="spellStart"/>
+      <w:r>
+        <w:rPr>
+          <w:rFonts w:ascii="TimesNewRomanPSMT" w:hAnsi="TimesNewRomanPSMT"/>
+          <w:color w:val="000000"/>
+        </w:rPr>
+        <w:t>Ok</w:t>
+      </w:r>
+      <w:proofErr w:type="spellEnd"/>
+      <w:r>
+        <w:rPr>
+          <w:rFonts w:ascii="TimesNewRomanPSMT" w:hAnsi="TimesNewRomanPSMT"/>
+          <w:color w:val="000000"/>
+        </w:rPr>
+        <w:t>")</w:t>
+      </w:r>
+    </w:p>
+    <w:p>
+      <w:pPr>
+        <w:pStyle w:val="2"/>
+        <w:numPr>
+          <w:ilvl w:val="0"/>
+          <w:numId w:val="0"/>
+        </w:numPr>
+        <w:ind w:firstLine="567"/>
+        <w:rPr>
+          <w:rFonts w:ascii="TimesNewRomanPSMT" w:hAnsi="TimesNewRomanPSMT"/>
+          <w:color w:val="000000"/>
+        </w:rPr>
+      </w:pPr>
+      <w:r>
+        <w:rPr>
+          <w:rFonts w:ascii="TimesNewRomanPSMT" w:hAnsi="TimesNewRomanPSMT"/>
+          <w:color w:val="000000"/>
+        </w:rPr>
+        <w:t xml:space="preserve">                        }</w:t>
+      </w:r>
+    </w:p>
+    <w:p>
+      <w:pPr>
+        <w:pStyle w:val="2"/>
+        <w:numPr>
+          <w:ilvl w:val="0"/>
+          <w:numId w:val="0"/>
+        </w:numPr>
+        <w:ind w:firstLine="567"/>
+        <w:rPr>
+          <w:rFonts w:ascii="TimesNewRomanPSMT" w:hAnsi="TimesNewRomanPSMT"/>
+          <w:color w:val="000000"/>
+        </w:rPr>
+      </w:pPr>
+      <w:r>
+        <w:rPr>
+          <w:rFonts w:ascii="TimesNewRomanPSMT" w:hAnsi="TimesNewRomanPSMT"/>
+          <w:color w:val="000000"/>
+        </w:rPr>
+        <w:t xml:space="preserve">                    }}</w:t>
+      </w:r>
+    </w:p>
+    <w:p>
+      <w:pPr>
+        <w:pStyle w:val="2"/>
+        <w:numPr>
+          <w:ilvl w:val="0"/>
+          <w:numId w:val="0"/>
+        </w:numPr>
+        <w:ind w:left="567"/>
+        <w:rPr>
+          <w:rFonts w:ascii="TimesNewRomanPSMT" w:hAnsi="TimesNewRomanPSMT"/>
+          <w:color w:val="000000"/>
+        </w:rPr>
+      </w:pPr>
+      <w:r>
+        <w:rPr>
+          <w:rFonts w:ascii="TimesNewRomanPSMT" w:hAnsi="TimesNewRomanPSMT"/>
+          <w:color w:val="000000"/>
+        </w:rPr>
+        <w:t xml:space="preserve">                )</w:t>
+      </w:r>
+    </w:p>
+    <w:p>
+      <w:pPr>
+        <w:pStyle w:val="2"/>
+        <w:numPr>
+          <w:ilvl w:val="0"/>
+          <w:numId w:val="0"/>
+        </w:numPr>
+        <w:ind w:left="567"/>
+        <w:rPr>
+          <w:rFonts w:ascii="TimesNewRomanPSMT" w:hAnsi="TimesNewRomanPSMT"/>
+          <w:color w:val="000000"/>
+        </w:rPr>
+      </w:pPr>
+    </w:p>
+    <w:p>
+      <w:pPr>
+        <w:pStyle w:val="2"/>
+        <w:numPr>
+          <w:ilvl w:val="1"/>
+          <w:numId w:val="15"/>
+        </w:numPr>
+        <w:rPr>
+          <w:rFonts w:ascii="TimesNewRomanPSMT" w:hAnsi="TimesNewRomanPSMT"/>
+          <w:color w:val="000000"/>
+        </w:rPr>
+      </w:pPr>
+      <w:r>
+        <w:rPr>
+          <w:rFonts w:ascii="TimesNewRomanPSMT" w:hAnsi="TimesNewRomanPSMT"/>
+          <w:color w:val="000000"/>
+        </w:rPr>
+        <w:t>Какой класс позволяет описать нас</w:t>
+      </w:r>
+      <w:r>
+        <w:rPr>
+          <w:rFonts w:ascii="TimesNewRomanPSMT" w:hAnsi="TimesNewRomanPSMT"/>
+          <w:color w:val="000000"/>
+        </w:rPr>
+        <w:t>тройки всплывающего сообщения?</w:t>
+      </w:r>
+    </w:p>
+    <w:p>
+      <w:pPr>
+        <w:pStyle w:val="2"/>
+        <w:numPr>
+          <w:ilvl w:val="0"/>
+          <w:numId w:val="0"/>
+        </w:numPr>
+        <w:ind w:left="567"/>
+        <w:rPr>
+          <w:rFonts w:ascii="TimesNewRomanPSMT" w:hAnsi="TimesNewRomanPSMT"/>
+          <w:color w:val="000000"/>
+        </w:rPr>
+      </w:pPr>
+      <w:r>
+        <w:rPr>
+          <w:rFonts w:ascii="TimesNewRomanPSMT" w:hAnsi="TimesNewRomanPSMT"/>
+          <w:color w:val="000000"/>
+        </w:rPr>
+        <w:t xml:space="preserve">Класс - </w:t>
+      </w:r>
+      <w:proofErr w:type="spellStart"/>
+      <w:r>
+        <w:rPr>
+          <w:rFonts w:ascii="TimesNewRomanPSMT" w:hAnsi="TimesNewRomanPSMT"/>
+          <w:color w:val="000000"/>
+        </w:rPr>
+        <w:t>SnackbarHost</w:t>
+      </w:r>
+      <w:proofErr w:type="spellEnd"/>
+    </w:p>
+    <w:p>
+      <w:pPr>
+        <w:pStyle w:val="2"/>
+        <w:numPr>
+          <w:ilvl w:val="0"/>
+          <w:numId w:val="0"/>
+        </w:numPr>
+        <w:ind w:left="567"/>
+        <w:rPr>
+          <w:rFonts w:ascii="TimesNewRomanPSMT" w:hAnsi="TimesNewRomanPSMT"/>
+          <w:color w:val="000000"/>
+        </w:rPr>
+      </w:pPr>
+    </w:p>
+    <w:p>
+      <w:pPr>
+        <w:pStyle w:val="2"/>
+        <w:numPr>
+          <w:ilvl w:val="1"/>
+          <w:numId w:val="15"/>
+        </w:numPr>
+        <w:rPr>
+          <w:rFonts w:ascii="TimesNewRomanPSMT" w:hAnsi="TimesNewRomanPSMT"/>
+          <w:color w:val="000000"/>
+        </w:rPr>
+      </w:pPr>
+      <w:r>
+        <w:rPr>
+          <w:rFonts w:ascii="TimesNewRomanPSMT" w:hAnsi="TimesNewRomanPSMT"/>
+          <w:color w:val="000000"/>
+        </w:rPr>
+        <w:t>Для чего в диалоговых окнах использу</w:t>
+      </w:r>
+      <w:r>
+        <w:rPr>
+          <w:rFonts w:ascii="TimesNewRomanPSMT" w:hAnsi="TimesNewRomanPSMT"/>
+          <w:color w:val="000000"/>
+        </w:rPr>
+        <w:t>ется функция</w:t>
+      </w:r>
+      <w:r>
+        <w:rPr>
+          <w:rFonts w:ascii="TimesNewRomanPSMT" w:hAnsi="TimesNewRomanPSMT"/>
+          <w:color w:val="000000"/>
+        </w:rPr>
+        <w:br/>
+      </w:r>
+      <w:proofErr w:type="spellStart"/>
+      <w:r>
+        <w:rPr>
+          <w:rFonts w:ascii="TimesNewRomanPSMT" w:hAnsi="TimesNewRomanPSMT"/>
+          <w:color w:val="000000"/>
+        </w:rPr>
+        <w:t>onDismissRequest</w:t>
+      </w:r>
+      <w:proofErr w:type="spellEnd"/>
+      <w:r>
+        <w:rPr>
+          <w:rFonts w:ascii="TimesNewRomanPSMT" w:hAnsi="TimesNewRomanPSMT"/>
+          <w:color w:val="000000"/>
+        </w:rPr>
+        <w:t>?</w:t>
+      </w:r>
+    </w:p>
+    <w:p>
+      <w:pPr>
+        <w:pStyle w:val="2"/>
+        <w:numPr>
+          <w:ilvl w:val="0"/>
+          <w:numId w:val="0"/>
+        </w:numPr>
+        <w:ind w:left="567"/>
+        <w:rPr>
+          <w:rFonts w:ascii="TimesNewRomanPSMT" w:hAnsi="TimesNewRomanPSMT"/>
+          <w:color w:val="000000"/>
+        </w:rPr>
+      </w:pPr>
+      <w:r>
+        <w:rPr>
+          <w:rFonts w:ascii="TimesNewRomanPSMT" w:hAnsi="TimesNewRomanPSMT"/>
+          <w:color w:val="000000"/>
+        </w:rPr>
+        <w:t>Действия при закрытии окна</w:t>
+      </w:r>
+    </w:p>
+    <w:p>
+      <w:pPr>
+        <w:pStyle w:val="2"/>
+        <w:numPr>
+          <w:ilvl w:val="0"/>
+          <w:numId w:val="0"/>
+        </w:numPr>
+        <w:ind w:left="567"/>
+        <w:rPr>
+          <w:rFonts w:ascii="TimesNewRomanPSMT" w:hAnsi="TimesNewRomanPSMT"/>
+          <w:color w:val="000000"/>
+        </w:rPr>
+      </w:pPr>
+    </w:p>
+    <w:p>
+      <w:pPr>
+        <w:pStyle w:val="2"/>
+        <w:numPr>
+          <w:ilvl w:val="1"/>
+          <w:numId w:val="15"/>
+        </w:numPr>
+        <w:rPr>
+          <w:rFonts w:ascii="TimesNewRomanPSMT" w:hAnsi="TimesNewRomanPSMT"/>
+          <w:color w:val="000000"/>
+        </w:rPr>
+      </w:pPr>
+      <w:r>
+        <w:rPr>
+          <w:rFonts w:ascii="TimesNewRomanPSMT" w:hAnsi="TimesNewRomanPSMT"/>
+          <w:color w:val="000000"/>
+        </w:rPr>
+        <w:t xml:space="preserve">Для чего применяется объект </w:t>
+      </w:r>
+      <w:proofErr w:type="spellStart"/>
+      <w:r>
+        <w:rPr>
+          <w:rFonts w:ascii="TimesNewRomanPSMT" w:hAnsi="TimesNewRomanPSMT"/>
+          <w:color w:val="000000"/>
+        </w:rPr>
+        <w:t>SnackbarHost</w:t>
+      </w:r>
+      <w:proofErr w:type="spellEnd"/>
+      <w:r>
+        <w:rPr>
+          <w:rFonts w:ascii="TimesNewRomanPSMT" w:hAnsi="TimesNewRomanPSMT"/>
+          <w:color w:val="000000"/>
+        </w:rPr>
+        <w:t>?</w:t>
+      </w:r>
+    </w:p>
+    <w:p>
+      <w:pPr>
+        <w:pStyle w:val="2"/>
+        <w:numPr>
+          <w:ilvl w:val="0"/>
+          <w:numId w:val="0"/>
+        </w:numPr>
+        <w:ind w:left="567"/>
+      </w:pPr>
+      <w:r>
+        <w:t>Для отображения всплывающего сообщения в зависимости от состояния.</w:t>
+      </w:r>
       <w:bookmarkStart w:id="0" w:name="_GoBack"/>
       <w:bookmarkEnd w:id="0"/>
+    </w:p>
+    <w:p>
+      <w:pPr>
+        <w:pStyle w:val="1"/>
+        <w:numPr>
+          <w:ilvl w:val="0"/>
+          <w:numId w:val="15"/>
+        </w:numPr>
+      </w:pPr>
+      <w:r>
+        <w:t>Вывод</w:t>
+      </w:r>
+    </w:p>
+    <w:p>
+      <w:pPr>
+        <w:pStyle w:val="1"/>
+        <w:numPr>
+          <w:ilvl w:val="0"/>
+          <w:numId w:val="0"/>
+        </w:numPr>
+        <w:rPr>
+          <w:b w:val="0"/>
+        </w:rPr>
+      </w:pPr>
+      <w:r>
+        <w:rPr>
+          <w:b w:val="0"/>
+        </w:rPr>
+        <w:t xml:space="preserve">В ходе лабораторной работы создано приложение с </w:t>
+      </w:r>
+      <w:r>
+        <w:rPr>
+          <w:b w:val="0"/>
+        </w:rPr>
+        <w:t>уведомлениями</w:t>
+      </w:r>
+      <w:r>
+        <w:rPr>
+          <w:b w:val="0"/>
+        </w:rPr>
+        <w:t xml:space="preserve"> в </w:t>
+      </w:r>
+      <w:r>
+        <w:rPr>
+          <w:b w:val="0"/>
+          <w:lang w:val="en-US"/>
+        </w:rPr>
+        <w:t>Android</w:t>
+      </w:r>
+      <w:r>
+        <w:rPr>
+          <w:b w:val="0"/>
+        </w:rPr>
+        <w:t xml:space="preserve"> </w:t>
+      </w:r>
+      <w:r>
+        <w:rPr>
+          <w:b w:val="0"/>
+          <w:lang w:val="en-US"/>
+        </w:rPr>
+        <w:t>Studio</w:t>
+      </w:r>
+      <w:r>
+        <w:rPr>
+          <w:b w:val="0"/>
+        </w:rPr>
+        <w:t>.</w:t>
+      </w:r>
+    </w:p>
+    <w:p>
+      <w:pPr>
+        <w:pStyle w:val="1"/>
+        <w:numPr>
+          <w:ilvl w:val="0"/>
+          <w:numId w:val="0"/>
+        </w:numPr>
+        <w:rPr>
+          <w:b w:val="0"/>
+        </w:rPr>
+      </w:pPr>
     </w:p>
     <w:sectPr>
       <w:pgSz w:w="11906" w:h="16838"/>
@@ -11842,7 +12904,6 @@
   <w:num w:numId="28">
     <w:abstractNumId w:val="1"/>
     <w:lvlOverride w:ilvl="0">
-      <w:startOverride w:val="1"/>
       <w:lvl w:ilvl="0">
         <w:start w:val="1"/>
         <w:numFmt w:val="decimal"/>
@@ -11861,7 +12922,6 @@
       </w:lvl>
     </w:lvlOverride>
     <w:lvlOverride w:ilvl="1">
-      <w:startOverride w:val="1"/>
       <w:lvl w:ilvl="1">
         <w:start w:val="1"/>
         <w:numFmt w:val="decimal"/>
@@ -11879,7 +12939,6 @@
       </w:lvl>
     </w:lvlOverride>
     <w:lvlOverride w:ilvl="2">
-      <w:startOverride w:val="1"/>
       <w:lvl w:ilvl="2">
         <w:start w:val="1"/>
         <w:numFmt w:val="decimal"/>
@@ -11896,7 +12955,6 @@
       </w:lvl>
     </w:lvlOverride>
     <w:lvlOverride w:ilvl="3">
-      <w:startOverride w:val="1"/>
       <w:lvl w:ilvl="3">
         <w:start w:val="1"/>
         <w:numFmt w:val="decimal"/>
@@ -11913,7 +12971,6 @@
       </w:lvl>
     </w:lvlOverride>
     <w:lvlOverride w:ilvl="4">
-      <w:startOverride w:val="1"/>
       <w:lvl w:ilvl="4">
         <w:start w:val="1"/>
         <w:numFmt w:val="decimal"/>
@@ -11930,7 +12987,6 @@
       </w:lvl>
     </w:lvlOverride>
     <w:lvlOverride w:ilvl="5">
-      <w:startOverride w:val="1"/>
       <w:lvl w:ilvl="5">
         <w:start w:val="1"/>
         <w:numFmt w:val="decimal"/>
@@ -11947,7 +13003,6 @@
       </w:lvl>
     </w:lvlOverride>
     <w:lvlOverride w:ilvl="6">
-      <w:startOverride w:val="1"/>
       <w:lvl w:ilvl="6">
         <w:start w:val="1"/>
         <w:numFmt w:val="decimal"/>
@@ -11964,7 +13019,6 @@
       </w:lvl>
     </w:lvlOverride>
     <w:lvlOverride w:ilvl="7">
-      <w:startOverride w:val="1"/>
       <w:lvl w:ilvl="7">
         <w:start w:val="1"/>
         <w:numFmt w:val="decimal"/>
@@ -11981,7 +13035,6 @@
       </w:lvl>
     </w:lvlOverride>
     <w:lvlOverride w:ilvl="8">
-      <w:startOverride w:val="1"/>
       <w:lvl w:ilvl="8">
         <w:start w:val="1"/>
         <w:numFmt w:val="decimal"/>
@@ -12162,6 +13215,165 @@
     </w:lvlOverride>
   </w:num>
   <w:num w:numId="33">
+    <w:abstractNumId w:val="1"/>
+    <w:lvlOverride w:ilvl="0">
+      <w:startOverride w:val="1"/>
+      <w:lvl w:ilvl="0">
+        <w:start w:val="1"/>
+        <w:numFmt w:val="decimal"/>
+        <w:pStyle w:val="1"/>
+        <w:suff w:val="space"/>
+        <w:lvlText w:val="%1"/>
+        <w:lvlJc w:val="left"/>
+        <w:pPr>
+          <w:ind w:left="0" w:firstLine="0"/>
+        </w:pPr>
+        <w:rPr>
+          <w:rFonts w:ascii="Times New Roman" w:hAnsi="Times New Roman" w:hint="default"/>
+          <w:b/>
+          <w:sz w:val="28"/>
+        </w:rPr>
+      </w:lvl>
+    </w:lvlOverride>
+    <w:lvlOverride w:ilvl="1">
+      <w:startOverride w:val="1"/>
+      <w:lvl w:ilvl="1">
+        <w:start w:val="1"/>
+        <w:numFmt w:val="decimal"/>
+        <w:pStyle w:val="2"/>
+        <w:suff w:val="space"/>
+        <w:lvlText w:val="%1.%2"/>
+        <w:lvlJc w:val="left"/>
+        <w:pPr>
+          <w:ind w:left="0" w:firstLine="567"/>
+        </w:pPr>
+        <w:rPr>
+          <w:rFonts w:ascii="Times New Roman" w:hAnsi="Times New Roman" w:hint="default"/>
+          <w:sz w:val="28"/>
+        </w:rPr>
+      </w:lvl>
+    </w:lvlOverride>
+    <w:lvlOverride w:ilvl="2">
+      <w:startOverride w:val="1"/>
+      <w:lvl w:ilvl="2">
+        <w:start w:val="1"/>
+        <w:numFmt w:val="decimal"/>
+        <w:suff w:val="space"/>
+        <w:lvlText w:val="%1.%2.%3"/>
+        <w:lvlJc w:val="left"/>
+        <w:pPr>
+          <w:ind w:left="0" w:firstLine="567"/>
+        </w:pPr>
+        <w:rPr>
+          <w:rFonts w:ascii="Times New Roman" w:hAnsi="Times New Roman" w:hint="default"/>
+          <w:sz w:val="28"/>
+        </w:rPr>
+      </w:lvl>
+    </w:lvlOverride>
+    <w:lvlOverride w:ilvl="3">
+      <w:startOverride w:val="1"/>
+      <w:lvl w:ilvl="3">
+        <w:start w:val="1"/>
+        <w:numFmt w:val="decimal"/>
+        <w:suff w:val="space"/>
+        <w:lvlText w:val="%1.%2.%3.%4"/>
+        <w:lvlJc w:val="left"/>
+        <w:pPr>
+          <w:ind w:left="0" w:firstLine="567"/>
+        </w:pPr>
+        <w:rPr>
+          <w:rFonts w:ascii="Times New Roman" w:hAnsi="Times New Roman" w:hint="default"/>
+          <w:sz w:val="28"/>
+        </w:rPr>
+      </w:lvl>
+    </w:lvlOverride>
+    <w:lvlOverride w:ilvl="4">
+      <w:startOverride w:val="1"/>
+      <w:lvl w:ilvl="4">
+        <w:start w:val="1"/>
+        <w:numFmt w:val="decimal"/>
+        <w:suff w:val="space"/>
+        <w:lvlText w:val="%1.%2.%3.%4.%5"/>
+        <w:lvlJc w:val="left"/>
+        <w:pPr>
+          <w:ind w:left="0" w:firstLine="567"/>
+        </w:pPr>
+        <w:rPr>
+          <w:rFonts w:ascii="Times New Roman" w:hAnsi="Times New Roman" w:hint="default"/>
+          <w:sz w:val="28"/>
+        </w:rPr>
+      </w:lvl>
+    </w:lvlOverride>
+    <w:lvlOverride w:ilvl="5">
+      <w:startOverride w:val="1"/>
+      <w:lvl w:ilvl="5">
+        <w:start w:val="1"/>
+        <w:numFmt w:val="decimal"/>
+        <w:suff w:val="space"/>
+        <w:lvlText w:val="%1.%2.%3.%4.%5.%6"/>
+        <w:lvlJc w:val="left"/>
+        <w:pPr>
+          <w:ind w:left="0" w:firstLine="567"/>
+        </w:pPr>
+        <w:rPr>
+          <w:rFonts w:ascii="Times New Roman" w:hAnsi="Times New Roman" w:hint="default"/>
+          <w:sz w:val="28"/>
+        </w:rPr>
+      </w:lvl>
+    </w:lvlOverride>
+    <w:lvlOverride w:ilvl="6">
+      <w:startOverride w:val="1"/>
+      <w:lvl w:ilvl="6">
+        <w:start w:val="1"/>
+        <w:numFmt w:val="decimal"/>
+        <w:suff w:val="space"/>
+        <w:lvlText w:val="%1.%2.%3.%4.%5.%6.%7"/>
+        <w:lvlJc w:val="left"/>
+        <w:pPr>
+          <w:ind w:left="0" w:firstLine="567"/>
+        </w:pPr>
+        <w:rPr>
+          <w:rFonts w:ascii="Times New Roman" w:hAnsi="Times New Roman" w:hint="default"/>
+          <w:sz w:val="28"/>
+        </w:rPr>
+      </w:lvl>
+    </w:lvlOverride>
+    <w:lvlOverride w:ilvl="7">
+      <w:startOverride w:val="1"/>
+      <w:lvl w:ilvl="7">
+        <w:start w:val="1"/>
+        <w:numFmt w:val="decimal"/>
+        <w:suff w:val="space"/>
+        <w:lvlText w:val="%1.%2.%3.%4.%5.%6.%7.%8"/>
+        <w:lvlJc w:val="left"/>
+        <w:pPr>
+          <w:ind w:left="0" w:firstLine="567"/>
+        </w:pPr>
+        <w:rPr>
+          <w:rFonts w:ascii="Times New Roman" w:hAnsi="Times New Roman" w:hint="default"/>
+          <w:sz w:val="28"/>
+        </w:rPr>
+      </w:lvl>
+    </w:lvlOverride>
+    <w:lvlOverride w:ilvl="8">
+      <w:startOverride w:val="1"/>
+      <w:lvl w:ilvl="8">
+        <w:start w:val="1"/>
+        <w:numFmt w:val="decimal"/>
+        <w:suff w:val="space"/>
+        <w:lvlText w:val="%1.%2.%3.%4.%5.%6.%7.%8.%9"/>
+        <w:lvlJc w:val="left"/>
+        <w:pPr>
+          <w:ind w:left="0" w:firstLine="567"/>
+        </w:pPr>
+        <w:rPr>
+          <w:rFonts w:ascii="Times New Roman" w:hAnsi="Times New Roman" w:hint="default"/>
+          <w:sz w:val="28"/>
+        </w:rPr>
+      </w:lvl>
+    </w:lvlOverride>
+  </w:num>
+  <w:num w:numId="34">
     <w:abstractNumId w:val="1"/>
     <w:lvlOverride w:ilvl="0">
       <w:startOverride w:val="1"/>
@@ -13712,7 +14924,7 @@
 </file>
 
 <file path=customXml/itemProps1.xml><?xml version="1.0" encoding="utf-8"?>
-<ds:datastoreItem xmlns:ds="http://schemas.openxmlformats.org/officeDocument/2006/customXml" ds:itemID="{17869493-AE29-4589-BC03-9D508B945C76}">
+<ds:datastoreItem xmlns:ds="http://schemas.openxmlformats.org/officeDocument/2006/customXml" ds:itemID="{33C731D4-C8CE-44E1-B988-40321C4EE69A}">
   <ds:schemaRefs>
     <ds:schemaRef ds:uri="http://schemas.openxmlformats.org/officeDocument/2006/bibliography"/>
   </ds:schemaRefs>

--- a/Отчети Луканин.docx
+++ b/Отчети Луканин.docx
@@ -2573,7 +2573,7 @@
             <v:path o:extrusionok="f" gradientshapeok="t" o:connecttype="rect"/>
             <o:lock v:ext="edit" aspectratio="t"/>
           </v:shapetype>
-          <v:shape id="_x0000_i1025" type="#_x0000_t75" style="width:466.5pt;height:252.75pt">
+          <v:shape id="_x0000_i1025" type="#_x0000_t75" style="width:466.45pt;height:252.95pt">
             <v:imagedata r:id="rId15" o:title="Проект"/>
           </v:shape>
         </w:pict>
@@ -10331,13 +10331,7 @@
         </w:numPr>
       </w:pPr>
       <w:r>
-        <w:t>Изучить процесс настройки и использования элементов управления</w:t>
-      </w:r>
-      <w:r>
-        <w:t xml:space="preserve"> </w:t>
-      </w:r>
-      <w:r>
-        <w:t>для отображения уведомлений и подсказок.</w:t>
+        <w:t>Изучить процесс настройки и использования элементов управления для отображения уведомлений и подсказок.</w:t>
       </w:r>
     </w:p>
     <w:p>
@@ -11259,11 +11253,634 @@
       <w:r>
         <w:t>Для отображения всплывающего сообщения в зависимости от состояния.</w:t>
       </w:r>
+    </w:p>
+    <w:p>
+      <w:pPr>
+        <w:pStyle w:val="1"/>
+        <w:numPr>
+          <w:ilvl w:val="0"/>
+          <w:numId w:val="15"/>
+        </w:numPr>
+      </w:pPr>
+      <w:r>
+        <w:t>Вывод</w:t>
+      </w:r>
+    </w:p>
+    <w:p>
+      <w:pPr>
+        <w:pStyle w:val="1"/>
+        <w:numPr>
+          <w:ilvl w:val="0"/>
+          <w:numId w:val="0"/>
+        </w:numPr>
+        <w:rPr>
+          <w:b w:val="0"/>
+        </w:rPr>
+      </w:pPr>
+      <w:r>
+        <w:rPr>
+          <w:b w:val="0"/>
+        </w:rPr>
+        <w:t xml:space="preserve">В ходе лабораторной работы создано приложение с </w:t>
+      </w:r>
+      <w:r>
+        <w:rPr>
+          <w:b w:val="0"/>
+        </w:rPr>
+        <w:t>уведомлениями</w:t>
+      </w:r>
+      <w:r>
+        <w:rPr>
+          <w:b w:val="0"/>
+        </w:rPr>
+        <w:t xml:space="preserve"> в </w:t>
+      </w:r>
+      <w:r>
+        <w:rPr>
+          <w:b w:val="0"/>
+          <w:lang w:val="en-US"/>
+        </w:rPr>
+        <w:t>Android</w:t>
+      </w:r>
+      <w:r>
+        <w:rPr>
+          <w:b w:val="0"/>
+        </w:rPr>
+        <w:t xml:space="preserve"> </w:t>
+      </w:r>
+      <w:r>
+        <w:rPr>
+          <w:b w:val="0"/>
+          <w:lang w:val="en-US"/>
+        </w:rPr>
+        <w:t>Studio</w:t>
+      </w:r>
+      <w:r>
+        <w:rPr>
+          <w:b w:val="0"/>
+        </w:rPr>
+        <w:t>.</w:t>
+      </w:r>
+    </w:p>
+    <w:p>
+      <w:pPr>
+        <w:rPr>
+          <w:bCs/>
+        </w:rPr>
+      </w:pPr>
+      <w:r>
+        <w:rPr>
+          <w:b/>
+        </w:rPr>
+        <w:br w:type="page"/>
+      </w:r>
+    </w:p>
+    <w:p>
+      <w:pPr>
+        <w:pStyle w:val="10"/>
+        <w:tabs>
+          <w:tab w:val="clear" w:pos="709"/>
+        </w:tabs>
+        <w:ind w:firstLine="708"/>
+      </w:pPr>
+      <w:r>
+        <w:lastRenderedPageBreak/>
+        <w:t>Лабораторная работа №26</w:t>
+      </w:r>
+      <w:r>
+        <w:br/>
+      </w:r>
+      <w:r>
+        <w:t>Обработка событий: подсказки</w:t>
+      </w:r>
+    </w:p>
+    <w:p>
+      <w:pPr>
+        <w:pStyle w:val="1"/>
+        <w:numPr>
+          <w:ilvl w:val="0"/>
+          <w:numId w:val="35"/>
+        </w:numPr>
+      </w:pPr>
+      <w:r>
+        <w:t>Цель работы</w:t>
+      </w:r>
+    </w:p>
+    <w:p>
+      <w:pPr>
+        <w:pStyle w:val="2"/>
+        <w:numPr>
+          <w:ilvl w:val="1"/>
+          <w:numId w:val="35"/>
+        </w:numPr>
+      </w:pPr>
+      <w:r>
+        <w:t xml:space="preserve">Изучить процесс создания стандартных модулей в приложении </w:t>
+      </w:r>
+      <w:proofErr w:type="spellStart"/>
+      <w:r>
+        <w:t>Android</w:t>
+      </w:r>
+      <w:proofErr w:type="spellEnd"/>
+      <w:r>
+        <w:t>.</w:t>
+      </w:r>
+    </w:p>
+    <w:p>
+      <w:pPr>
+        <w:pStyle w:val="2"/>
+        <w:numPr>
+          <w:ilvl w:val="0"/>
+          <w:numId w:val="0"/>
+        </w:numPr>
+      </w:pPr>
+      <w:r>
+        <w:t xml:space="preserve"> </w:t>
+      </w:r>
+    </w:p>
+    <w:p>
+      <w:pPr>
+        <w:pStyle w:val="1"/>
+        <w:numPr>
+          <w:ilvl w:val="0"/>
+          <w:numId w:val="15"/>
+        </w:numPr>
+      </w:pPr>
+      <w:r>
+        <w:t>Контрольные вопросы</w:t>
+      </w:r>
+    </w:p>
+    <w:p>
+      <w:pPr>
+        <w:pStyle w:val="2"/>
+        <w:numPr>
+          <w:ilvl w:val="1"/>
+          <w:numId w:val="15"/>
+        </w:numPr>
+      </w:pPr>
+      <w:r>
+        <w:t xml:space="preserve">Для чего используется модульный подход? </w:t>
+      </w:r>
+    </w:p>
+    <w:p>
+      <w:pPr>
+        <w:pStyle w:val="2"/>
+        <w:numPr>
+          <w:ilvl w:val="0"/>
+          <w:numId w:val="0"/>
+        </w:numPr>
+        <w:ind w:left="567"/>
+      </w:pPr>
+      <w:r>
+        <w:t>Для создания информационных систем, в которых 1 компонент можно заменить без изменения других</w:t>
+      </w:r>
+    </w:p>
+    <w:p>
+      <w:pPr>
+        <w:pStyle w:val="2"/>
+        <w:numPr>
+          <w:ilvl w:val="0"/>
+          <w:numId w:val="0"/>
+        </w:numPr>
+        <w:ind w:left="567"/>
+      </w:pPr>
+    </w:p>
+    <w:p>
+      <w:pPr>
+        <w:pStyle w:val="2"/>
+        <w:numPr>
+          <w:ilvl w:val="1"/>
+          <w:numId w:val="15"/>
+        </w:numPr>
+      </w:pPr>
+      <w:r>
+        <w:t xml:space="preserve">Что такое </w:t>
+      </w:r>
+      <w:proofErr w:type="spellStart"/>
+      <w:r>
+        <w:t>data</w:t>
+      </w:r>
+      <w:proofErr w:type="spellEnd"/>
+      <w:r>
+        <w:t xml:space="preserve"> </w:t>
+      </w:r>
+      <w:proofErr w:type="spellStart"/>
+      <w:r>
+        <w:t>class</w:t>
+      </w:r>
+      <w:proofErr w:type="spellEnd"/>
+      <w:r>
+        <w:t xml:space="preserve"> и какие у него особенности? </w:t>
+      </w:r>
+    </w:p>
+    <w:p>
+      <w:pPr>
+        <w:pStyle w:val="2"/>
+        <w:numPr>
+          <w:ilvl w:val="0"/>
+          <w:numId w:val="0"/>
+        </w:numPr>
+        <w:ind w:left="567"/>
+      </w:pPr>
+      <w:r>
+        <w:t xml:space="preserve">Класс для хранения данных, </w:t>
+      </w:r>
+      <w:r>
+        <w:t>он упрощает создание классов, которые в основном состоят из атрибутов</w:t>
+      </w:r>
+    </w:p>
+    <w:p>
+      <w:pPr>
+        <w:pStyle w:val="2"/>
+        <w:numPr>
+          <w:ilvl w:val="0"/>
+          <w:numId w:val="0"/>
+        </w:numPr>
+        <w:ind w:left="567"/>
+      </w:pPr>
+    </w:p>
+    <w:p>
+      <w:pPr>
+        <w:pStyle w:val="2"/>
+        <w:numPr>
+          <w:ilvl w:val="1"/>
+          <w:numId w:val="15"/>
+        </w:numPr>
+      </w:pPr>
+      <w:r>
+        <w:t>Что такое MVVM?</w:t>
+      </w:r>
+    </w:p>
+    <w:p>
+      <w:pPr>
+        <w:pStyle w:val="2"/>
+        <w:numPr>
+          <w:ilvl w:val="0"/>
+          <w:numId w:val="0"/>
+        </w:numPr>
+        <w:ind w:left="567"/>
+      </w:pPr>
+      <w:r>
+        <w:t>Это паттерн в проектировании для разделения интерфейса и логики по средствам создания</w:t>
+      </w:r>
+      <w:r>
+        <w:t xml:space="preserve">: </w:t>
+      </w:r>
+      <w:r>
+        <w:rPr>
+          <w:lang w:val="en-US"/>
+        </w:rPr>
+        <w:t>model</w:t>
+      </w:r>
+      <w:r>
+        <w:t xml:space="preserve">, </w:t>
+      </w:r>
+      <w:r>
+        <w:rPr>
+          <w:lang w:val="en-US"/>
+        </w:rPr>
+        <w:t>view</w:t>
+      </w:r>
+      <w:r>
+        <w:t xml:space="preserve"> </w:t>
+      </w:r>
+      <w:r>
+        <w:t xml:space="preserve">и </w:t>
+      </w:r>
+      <w:proofErr w:type="spellStart"/>
+      <w:r>
+        <w:rPr>
+          <w:lang w:val="en-US"/>
+        </w:rPr>
+        <w:t>viewmodel</w:t>
+      </w:r>
+      <w:proofErr w:type="spellEnd"/>
+      <w:r>
+        <w:t>.</w:t>
+      </w:r>
+    </w:p>
+    <w:p>
+      <w:pPr>
+        <w:pStyle w:val="1"/>
+        <w:numPr>
+          <w:ilvl w:val="0"/>
+          <w:numId w:val="15"/>
+        </w:numPr>
+      </w:pPr>
+      <w:r>
+        <w:t>Вывод</w:t>
+      </w:r>
+    </w:p>
+    <w:p>
+      <w:pPr>
+        <w:pStyle w:val="1"/>
+        <w:numPr>
+          <w:ilvl w:val="0"/>
+          <w:numId w:val="0"/>
+        </w:numPr>
+        <w:rPr>
+          <w:b w:val="0"/>
+        </w:rPr>
+      </w:pPr>
+      <w:r>
+        <w:rPr>
+          <w:b w:val="0"/>
+        </w:rPr>
+        <w:t>В ходе лаборатор</w:t>
+      </w:r>
+      <w:r>
+        <w:rPr>
+          <w:b w:val="0"/>
+        </w:rPr>
+        <w:t>ной работы создано приложение со стандартными модулями.</w:t>
+      </w:r>
+    </w:p>
+    <w:p>
+      <w:pPr>
+        <w:rPr>
+          <w:bCs/>
+        </w:rPr>
+      </w:pPr>
+      <w:r>
+        <w:rPr>
+          <w:b/>
+        </w:rPr>
+        <w:br w:type="page"/>
+      </w:r>
+    </w:p>
+    <w:p>
+      <w:pPr>
+        <w:pStyle w:val="10"/>
+        <w:tabs>
+          <w:tab w:val="clear" w:pos="709"/>
+        </w:tabs>
+        <w:ind w:firstLine="708"/>
+      </w:pPr>
+      <w:r>
+        <w:lastRenderedPageBreak/>
+        <w:t>Лабораторная работа №27</w:t>
+      </w:r>
+      <w:r>
+        <w:br/>
+      </w:r>
+      <w:r>
+        <w:t>Передача данных между модулями</w:t>
+      </w:r>
+    </w:p>
+    <w:p>
+      <w:pPr>
+        <w:pStyle w:val="1"/>
+        <w:numPr>
+          <w:ilvl w:val="0"/>
+          <w:numId w:val="36"/>
+        </w:numPr>
+      </w:pPr>
+      <w:r>
+        <w:t>Цель работы</w:t>
+      </w:r>
+    </w:p>
+    <w:p>
+      <w:pPr>
+        <w:pStyle w:val="2"/>
+        <w:numPr>
+          <w:ilvl w:val="1"/>
+          <w:numId w:val="36"/>
+        </w:numPr>
+        <w:rPr>
+          <w:b/>
+          <w:bCs/>
+        </w:rPr>
+      </w:pPr>
+      <w:r>
+        <w:t xml:space="preserve">Изучить процесс передачи данных между модулями в приложении </w:t>
+      </w:r>
+      <w:proofErr w:type="spellStart"/>
+      <w:r>
+        <w:t>Android</w:t>
+      </w:r>
+      <w:proofErr w:type="spellEnd"/>
+      <w:r>
+        <w:t>.</w:t>
+      </w:r>
+    </w:p>
+    <w:p>
+      <w:pPr>
+        <w:pStyle w:val="2"/>
+        <w:numPr>
+          <w:ilvl w:val="0"/>
+          <w:numId w:val="0"/>
+        </w:numPr>
+      </w:pPr>
+      <w:r>
+        <w:t xml:space="preserve"> </w:t>
+      </w:r>
+    </w:p>
+    <w:p>
+      <w:pPr>
+        <w:pStyle w:val="1"/>
+        <w:numPr>
+          <w:ilvl w:val="0"/>
+          <w:numId w:val="15"/>
+        </w:numPr>
+      </w:pPr>
+      <w:r>
+        <w:t>Контрольные вопросы</w:t>
+      </w:r>
+    </w:p>
+    <w:p>
+      <w:pPr>
+        <w:pStyle w:val="2"/>
+        <w:numPr>
+          <w:ilvl w:val="1"/>
+          <w:numId w:val="15"/>
+        </w:numPr>
+      </w:pPr>
+      <w:r>
+        <w:t>Как передать параметры между м</w:t>
+      </w:r>
+      <w:r>
+        <w:t>одулями?</w:t>
+      </w:r>
+    </w:p>
+    <w:p>
+      <w:pPr>
+        <w:pStyle w:val="2"/>
+        <w:numPr>
+          <w:ilvl w:val="0"/>
+          <w:numId w:val="0"/>
+        </w:numPr>
+        <w:ind w:left="567"/>
+      </w:pPr>
+      <w:proofErr w:type="spellStart"/>
+      <w:proofErr w:type="gramStart"/>
+      <w:r>
+        <w:t>vm.updateUser</w:t>
+      </w:r>
+      <w:proofErr w:type="spellEnd"/>
+      <w:proofErr w:type="gramEnd"/>
+      <w:r>
+        <w:t>(</w:t>
+      </w:r>
+      <w:proofErr w:type="spellStart"/>
+      <w:r>
+        <w:t>user</w:t>
+      </w:r>
+      <w:proofErr w:type="spellEnd"/>
+      <w:r>
+        <w:t xml:space="preserve">, </w:t>
+      </w:r>
+      <w:proofErr w:type="spellStart"/>
+      <w:r>
+        <w:t>about</w:t>
+      </w:r>
+      <w:proofErr w:type="spellEnd"/>
+      <w:r>
+        <w:t>)</w:t>
+      </w:r>
+    </w:p>
+    <w:p>
+      <w:pPr>
+        <w:pStyle w:val="2"/>
+        <w:numPr>
+          <w:ilvl w:val="0"/>
+          <w:numId w:val="0"/>
+        </w:numPr>
+        <w:ind w:left="567"/>
+      </w:pPr>
+    </w:p>
+    <w:p>
+      <w:pPr>
+        <w:pStyle w:val="2"/>
+        <w:numPr>
+          <w:ilvl w:val="1"/>
+          <w:numId w:val="15"/>
+        </w:numPr>
+      </w:pPr>
+      <w:r>
+        <w:t>Как передать значение простого т</w:t>
+      </w:r>
+      <w:r>
+        <w:t>ипа с использованием навигации?</w:t>
+      </w:r>
+    </w:p>
+    <w:p>
+      <w:pPr>
+        <w:pStyle w:val="2"/>
+        <w:numPr>
+          <w:ilvl w:val="0"/>
+          <w:numId w:val="0"/>
+        </w:numPr>
+        <w:ind w:left="567"/>
+      </w:pPr>
+      <w:r>
+        <w:t xml:space="preserve">Добавить аргумент, добавить в параметры экрана метод, принимающий этот аргумент и </w:t>
+      </w:r>
+      <w:r>
+        <w:t>функцию (с параметром) и этот</w:t>
+      </w:r>
+      <w:r>
+        <w:t xml:space="preserve"> аргументом</w:t>
+      </w:r>
+    </w:p>
+    <w:p>
+      <w:pPr>
+        <w:pStyle w:val="2"/>
+        <w:numPr>
+          <w:ilvl w:val="0"/>
+          <w:numId w:val="0"/>
+        </w:numPr>
+        <w:ind w:left="567"/>
+      </w:pPr>
+    </w:p>
+    <w:p>
+      <w:pPr>
+        <w:pStyle w:val="2"/>
+        <w:numPr>
+          <w:ilvl w:val="1"/>
+          <w:numId w:val="15"/>
+        </w:numPr>
+      </w:pPr>
+      <w:r>
+        <w:t>Как передать объект с использованием навигации?</w:t>
+      </w:r>
+    </w:p>
+    <w:p>
+      <w:pPr>
+        <w:pStyle w:val="2"/>
+        <w:numPr>
+          <w:ilvl w:val="0"/>
+          <w:numId w:val="0"/>
+        </w:numPr>
+        <w:ind w:left="567"/>
+      </w:pPr>
+      <w:r>
+        <w:t xml:space="preserve">При навигации создаётся </w:t>
+      </w:r>
+      <w:proofErr w:type="spellStart"/>
+      <w:r>
+        <w:t>Bundle</w:t>
+      </w:r>
+      <w:proofErr w:type="spellEnd"/>
+      <w:r>
+        <w:t xml:space="preserve"> с данными и передаётся в метод </w:t>
+      </w:r>
+      <w:proofErr w:type="spellStart"/>
+      <w:proofErr w:type="gramStart"/>
+      <w:r>
+        <w:t>navigate</w:t>
+      </w:r>
+      <w:proofErr w:type="spellEnd"/>
+      <w:r>
+        <w:t>(</w:t>
+      </w:r>
+      <w:proofErr w:type="gramEnd"/>
+      <w:r>
+        <w:t xml:space="preserve">) вместе с ID </w:t>
+      </w:r>
+      <w:proofErr w:type="spellStart"/>
+      <w:r>
+        <w:t>destination</w:t>
+      </w:r>
+      <w:proofErr w:type="spellEnd"/>
+      <w:r>
+        <w:t xml:space="preserve">. В получателе данных можно использовать метод </w:t>
+      </w:r>
+      <w:proofErr w:type="spellStart"/>
+      <w:proofErr w:type="gramStart"/>
+      <w:r>
+        <w:t>getArguments</w:t>
+      </w:r>
+      <w:proofErr w:type="spellEnd"/>
+      <w:r>
+        <w:t>(</w:t>
+      </w:r>
+      <w:proofErr w:type="gramEnd"/>
+      <w:r>
+        <w:t xml:space="preserve">) для извлечения данных из </w:t>
+      </w:r>
+      <w:proofErr w:type="spellStart"/>
+      <w:r>
+        <w:t>Bundle</w:t>
+      </w:r>
+      <w:proofErr w:type="spellEnd"/>
+      <w:r>
+        <w:t>.</w:t>
+      </w:r>
       <w:bookmarkStart w:id="0" w:name="_GoBack"/>
       <w:bookmarkEnd w:id="0"/>
     </w:p>
     <w:p>
       <w:pPr>
+        <w:pStyle w:val="2"/>
+        <w:numPr>
+          <w:ilvl w:val="0"/>
+          <w:numId w:val="0"/>
+        </w:numPr>
+        <w:ind w:left="567"/>
+      </w:pPr>
+    </w:p>
+    <w:p>
+      <w:pPr>
         <w:pStyle w:val="1"/>
         <w:numPr>
           <w:ilvl w:val="0"/>
@@ -11289,39 +11906,25 @@
         <w:rPr>
           <w:b w:val="0"/>
         </w:rPr>
-        <w:t xml:space="preserve">В ходе лабораторной работы создано приложение с </w:t>
+        <w:t>В ходе лаборатор</w:t>
       </w:r>
       <w:r>
         <w:rPr>
           <w:b w:val="0"/>
         </w:rPr>
-        <w:t>уведомлениями</w:t>
+        <w:t>ной работы создано приложение с</w:t>
       </w:r>
       <w:r>
         <w:rPr>
           <w:b w:val="0"/>
         </w:rPr>
-        <w:t xml:space="preserve"> в </w:t>
+        <w:t xml:space="preserve"> </w:t>
       </w:r>
       <w:r>
         <w:rPr>
           <w:b w:val="0"/>
-          <w:lang w:val="en-US"/>
-        </w:rPr>
-        <w:t>Android</w:t>
-      </w:r>
-      <w:r>
-        <w:rPr>
-          <w:b w:val="0"/>
-        </w:rPr>
-        <w:t xml:space="preserve"> </w:t>
-      </w:r>
-      <w:r>
-        <w:rPr>
-          <w:b w:val="0"/>
-          <w:lang w:val="en-US"/>
-        </w:rPr>
-        <w:t>Studio</w:t>
+        </w:rPr>
+        <w:t>использованием передачи данными между модулями</w:t>
       </w:r>
       <w:r>
         <w:rPr>
@@ -11506,7 +12109,7 @@
   <w:abstractNum w:abstractNumId="1" w15:restartNumberingAfterBreak="0">
     <w:nsid w:val="635D41CF"/>
     <w:multiLevelType w:val="multilevel"/>
-    <w:tmpl w:val="68BC61E4"/>
+    <w:tmpl w:val="598CB6FA"/>
     <w:styleLink w:val="a"/>
     <w:lvl w:ilvl="0">
       <w:start w:val="1"/>
@@ -11641,7 +12244,7 @@
   <w:abstractNum w:abstractNumId="2" w15:restartNumberingAfterBreak="0">
     <w:nsid w:val="6ED64C27"/>
     <w:multiLevelType w:val="multilevel"/>
-    <w:tmpl w:val="68BC61E4"/>
+    <w:tmpl w:val="598CB6FA"/>
     <w:numStyleLink w:val="a"/>
   </w:abstractNum>
   <w:num w:numId="1">
@@ -13217,7 +13820,6 @@
   <w:num w:numId="33">
     <w:abstractNumId w:val="1"/>
     <w:lvlOverride w:ilvl="0">
-      <w:startOverride w:val="1"/>
       <w:lvl w:ilvl="0">
         <w:start w:val="1"/>
         <w:numFmt w:val="decimal"/>
@@ -13236,7 +13838,6 @@
       </w:lvl>
     </w:lvlOverride>
     <w:lvlOverride w:ilvl="1">
-      <w:startOverride w:val="1"/>
       <w:lvl w:ilvl="1">
         <w:start w:val="1"/>
         <w:numFmt w:val="decimal"/>
@@ -13254,7 +13855,6 @@
       </w:lvl>
     </w:lvlOverride>
     <w:lvlOverride w:ilvl="2">
-      <w:startOverride w:val="1"/>
       <w:lvl w:ilvl="2">
         <w:start w:val="1"/>
         <w:numFmt w:val="decimal"/>
@@ -13271,7 +13871,6 @@
       </w:lvl>
     </w:lvlOverride>
     <w:lvlOverride w:ilvl="3">
-      <w:startOverride w:val="1"/>
       <w:lvl w:ilvl="3">
         <w:start w:val="1"/>
         <w:numFmt w:val="decimal"/>
@@ -13288,7 +13887,6 @@
       </w:lvl>
     </w:lvlOverride>
     <w:lvlOverride w:ilvl="4">
-      <w:startOverride w:val="1"/>
       <w:lvl w:ilvl="4">
         <w:start w:val="1"/>
         <w:numFmt w:val="decimal"/>
@@ -13305,7 +13903,6 @@
       </w:lvl>
     </w:lvlOverride>
     <w:lvlOverride w:ilvl="5">
-      <w:startOverride w:val="1"/>
       <w:lvl w:ilvl="5">
         <w:start w:val="1"/>
         <w:numFmt w:val="decimal"/>
@@ -13322,7 +13919,6 @@
       </w:lvl>
     </w:lvlOverride>
     <w:lvlOverride w:ilvl="6">
-      <w:startOverride w:val="1"/>
       <w:lvl w:ilvl="6">
         <w:start w:val="1"/>
         <w:numFmt w:val="decimal"/>
@@ -13339,7 +13935,6 @@
       </w:lvl>
     </w:lvlOverride>
     <w:lvlOverride w:ilvl="7">
-      <w:startOverride w:val="1"/>
       <w:lvl w:ilvl="7">
         <w:start w:val="1"/>
         <w:numFmt w:val="decimal"/>
@@ -13356,7 +13951,6 @@
       </w:lvl>
     </w:lvlOverride>
     <w:lvlOverride w:ilvl="8">
-      <w:startOverride w:val="1"/>
       <w:lvl w:ilvl="8">
         <w:start w:val="1"/>
         <w:numFmt w:val="decimal"/>
@@ -13374,6 +13968,156 @@
     </w:lvlOverride>
   </w:num>
   <w:num w:numId="34">
+    <w:abstractNumId w:val="1"/>
+    <w:lvlOverride w:ilvl="0">
+      <w:lvl w:ilvl="0">
+        <w:start w:val="1"/>
+        <w:numFmt w:val="decimal"/>
+        <w:pStyle w:val="1"/>
+        <w:suff w:val="space"/>
+        <w:lvlText w:val="%1"/>
+        <w:lvlJc w:val="left"/>
+        <w:pPr>
+          <w:ind w:left="0" w:firstLine="0"/>
+        </w:pPr>
+        <w:rPr>
+          <w:rFonts w:ascii="Times New Roman" w:hAnsi="Times New Roman" w:hint="default"/>
+          <w:b/>
+          <w:sz w:val="28"/>
+        </w:rPr>
+      </w:lvl>
+    </w:lvlOverride>
+    <w:lvlOverride w:ilvl="1">
+      <w:lvl w:ilvl="1">
+        <w:start w:val="1"/>
+        <w:numFmt w:val="decimal"/>
+        <w:pStyle w:val="2"/>
+        <w:suff w:val="space"/>
+        <w:lvlText w:val="%1.%2"/>
+        <w:lvlJc w:val="left"/>
+        <w:pPr>
+          <w:ind w:left="0" w:firstLine="567"/>
+        </w:pPr>
+        <w:rPr>
+          <w:rFonts w:ascii="Times New Roman" w:hAnsi="Times New Roman" w:hint="default"/>
+          <w:sz w:val="28"/>
+        </w:rPr>
+      </w:lvl>
+    </w:lvlOverride>
+    <w:lvlOverride w:ilvl="2">
+      <w:lvl w:ilvl="2">
+        <w:start w:val="1"/>
+        <w:numFmt w:val="decimal"/>
+        <w:suff w:val="space"/>
+        <w:lvlText w:val="%1.%2.%3"/>
+        <w:lvlJc w:val="left"/>
+        <w:pPr>
+          <w:ind w:left="0" w:firstLine="567"/>
+        </w:pPr>
+        <w:rPr>
+          <w:rFonts w:ascii="Times New Roman" w:hAnsi="Times New Roman" w:hint="default"/>
+          <w:sz w:val="28"/>
+        </w:rPr>
+      </w:lvl>
+    </w:lvlOverride>
+    <w:lvlOverride w:ilvl="3">
+      <w:lvl w:ilvl="3">
+        <w:start w:val="1"/>
+        <w:numFmt w:val="decimal"/>
+        <w:suff w:val="space"/>
+        <w:lvlText w:val="%1.%2.%3.%4"/>
+        <w:lvlJc w:val="left"/>
+        <w:pPr>
+          <w:ind w:left="0" w:firstLine="567"/>
+        </w:pPr>
+        <w:rPr>
+          <w:rFonts w:ascii="Times New Roman" w:hAnsi="Times New Roman" w:hint="default"/>
+          <w:sz w:val="28"/>
+        </w:rPr>
+      </w:lvl>
+    </w:lvlOverride>
+    <w:lvlOverride w:ilvl="4">
+      <w:lvl w:ilvl="4">
+        <w:start w:val="1"/>
+        <w:numFmt w:val="decimal"/>
+        <w:suff w:val="space"/>
+        <w:lvlText w:val="%1.%2.%3.%4.%5"/>
+        <w:lvlJc w:val="left"/>
+        <w:pPr>
+          <w:ind w:left="0" w:firstLine="567"/>
+        </w:pPr>
+        <w:rPr>
+          <w:rFonts w:ascii="Times New Roman" w:hAnsi="Times New Roman" w:hint="default"/>
+          <w:sz w:val="28"/>
+        </w:rPr>
+      </w:lvl>
+    </w:lvlOverride>
+    <w:lvlOverride w:ilvl="5">
+      <w:lvl w:ilvl="5">
+        <w:start w:val="1"/>
+        <w:numFmt w:val="decimal"/>
+        <w:suff w:val="space"/>
+        <w:lvlText w:val="%1.%2.%3.%4.%5.%6"/>
+        <w:lvlJc w:val="left"/>
+        <w:pPr>
+          <w:ind w:left="0" w:firstLine="567"/>
+        </w:pPr>
+        <w:rPr>
+          <w:rFonts w:ascii="Times New Roman" w:hAnsi="Times New Roman" w:hint="default"/>
+          <w:sz w:val="28"/>
+        </w:rPr>
+      </w:lvl>
+    </w:lvlOverride>
+    <w:lvlOverride w:ilvl="6">
+      <w:lvl w:ilvl="6">
+        <w:start w:val="1"/>
+        <w:numFmt w:val="decimal"/>
+        <w:suff w:val="space"/>
+        <w:lvlText w:val="%1.%2.%3.%4.%5.%6.%7"/>
+        <w:lvlJc w:val="left"/>
+        <w:pPr>
+          <w:ind w:left="0" w:firstLine="567"/>
+        </w:pPr>
+        <w:rPr>
+          <w:rFonts w:ascii="Times New Roman" w:hAnsi="Times New Roman" w:hint="default"/>
+          <w:sz w:val="28"/>
+        </w:rPr>
+      </w:lvl>
+    </w:lvlOverride>
+    <w:lvlOverride w:ilvl="7">
+      <w:lvl w:ilvl="7">
+        <w:start w:val="1"/>
+        <w:numFmt w:val="decimal"/>
+        <w:suff w:val="space"/>
+        <w:lvlText w:val="%1.%2.%3.%4.%5.%6.%7.%8"/>
+        <w:lvlJc w:val="left"/>
+        <w:pPr>
+          <w:ind w:left="0" w:firstLine="567"/>
+        </w:pPr>
+        <w:rPr>
+          <w:rFonts w:ascii="Times New Roman" w:hAnsi="Times New Roman" w:hint="default"/>
+          <w:sz w:val="28"/>
+        </w:rPr>
+      </w:lvl>
+    </w:lvlOverride>
+    <w:lvlOverride w:ilvl="8">
+      <w:lvl w:ilvl="8">
+        <w:start w:val="1"/>
+        <w:numFmt w:val="decimal"/>
+        <w:suff w:val="space"/>
+        <w:lvlText w:val="%1.%2.%3.%4.%5.%6.%7.%8.%9"/>
+        <w:lvlJc w:val="left"/>
+        <w:pPr>
+          <w:ind w:left="0" w:firstLine="567"/>
+        </w:pPr>
+        <w:rPr>
+          <w:rFonts w:ascii="Times New Roman" w:hAnsi="Times New Roman" w:hint="default"/>
+          <w:sz w:val="28"/>
+        </w:rPr>
+      </w:lvl>
+    </w:lvlOverride>
+  </w:num>
+  <w:num w:numId="35">
     <w:abstractNumId w:val="1"/>
     <w:lvlOverride w:ilvl="0">
       <w:startOverride w:val="1"/>
@@ -13408,6 +14152,166 @@
         </w:pPr>
         <w:rPr>
           <w:rFonts w:ascii="Times New Roman" w:hAnsi="Times New Roman" w:hint="default"/>
+          <w:sz w:val="28"/>
+        </w:rPr>
+      </w:lvl>
+    </w:lvlOverride>
+    <w:lvlOverride w:ilvl="2">
+      <w:startOverride w:val="1"/>
+      <w:lvl w:ilvl="2">
+        <w:start w:val="1"/>
+        <w:numFmt w:val="decimal"/>
+        <w:suff w:val="space"/>
+        <w:lvlText w:val="%1.%2.%3"/>
+        <w:lvlJc w:val="left"/>
+        <w:pPr>
+          <w:ind w:left="0" w:firstLine="567"/>
+        </w:pPr>
+        <w:rPr>
+          <w:rFonts w:ascii="Times New Roman" w:hAnsi="Times New Roman" w:hint="default"/>
+          <w:sz w:val="28"/>
+        </w:rPr>
+      </w:lvl>
+    </w:lvlOverride>
+    <w:lvlOverride w:ilvl="3">
+      <w:startOverride w:val="1"/>
+      <w:lvl w:ilvl="3">
+        <w:start w:val="1"/>
+        <w:numFmt w:val="decimal"/>
+        <w:suff w:val="space"/>
+        <w:lvlText w:val="%1.%2.%3.%4"/>
+        <w:lvlJc w:val="left"/>
+        <w:pPr>
+          <w:ind w:left="0" w:firstLine="567"/>
+        </w:pPr>
+        <w:rPr>
+          <w:rFonts w:ascii="Times New Roman" w:hAnsi="Times New Roman" w:hint="default"/>
+          <w:sz w:val="28"/>
+        </w:rPr>
+      </w:lvl>
+    </w:lvlOverride>
+    <w:lvlOverride w:ilvl="4">
+      <w:startOverride w:val="1"/>
+      <w:lvl w:ilvl="4">
+        <w:start w:val="1"/>
+        <w:numFmt w:val="decimal"/>
+        <w:suff w:val="space"/>
+        <w:lvlText w:val="%1.%2.%3.%4.%5"/>
+        <w:lvlJc w:val="left"/>
+        <w:pPr>
+          <w:ind w:left="0" w:firstLine="567"/>
+        </w:pPr>
+        <w:rPr>
+          <w:rFonts w:ascii="Times New Roman" w:hAnsi="Times New Roman" w:hint="default"/>
+          <w:sz w:val="28"/>
+        </w:rPr>
+      </w:lvl>
+    </w:lvlOverride>
+    <w:lvlOverride w:ilvl="5">
+      <w:startOverride w:val="1"/>
+      <w:lvl w:ilvl="5">
+        <w:start w:val="1"/>
+        <w:numFmt w:val="decimal"/>
+        <w:suff w:val="space"/>
+        <w:lvlText w:val="%1.%2.%3.%4.%5.%6"/>
+        <w:lvlJc w:val="left"/>
+        <w:pPr>
+          <w:ind w:left="0" w:firstLine="567"/>
+        </w:pPr>
+        <w:rPr>
+          <w:rFonts w:ascii="Times New Roman" w:hAnsi="Times New Roman" w:hint="default"/>
+          <w:sz w:val="28"/>
+        </w:rPr>
+      </w:lvl>
+    </w:lvlOverride>
+    <w:lvlOverride w:ilvl="6">
+      <w:startOverride w:val="1"/>
+      <w:lvl w:ilvl="6">
+        <w:start w:val="1"/>
+        <w:numFmt w:val="decimal"/>
+        <w:suff w:val="space"/>
+        <w:lvlText w:val="%1.%2.%3.%4.%5.%6.%7"/>
+        <w:lvlJc w:val="left"/>
+        <w:pPr>
+          <w:ind w:left="0" w:firstLine="567"/>
+        </w:pPr>
+        <w:rPr>
+          <w:rFonts w:ascii="Times New Roman" w:hAnsi="Times New Roman" w:hint="default"/>
+          <w:sz w:val="28"/>
+        </w:rPr>
+      </w:lvl>
+    </w:lvlOverride>
+    <w:lvlOverride w:ilvl="7">
+      <w:startOverride w:val="1"/>
+      <w:lvl w:ilvl="7">
+        <w:start w:val="1"/>
+        <w:numFmt w:val="decimal"/>
+        <w:suff w:val="space"/>
+        <w:lvlText w:val="%1.%2.%3.%4.%5.%6.%7.%8"/>
+        <w:lvlJc w:val="left"/>
+        <w:pPr>
+          <w:ind w:left="0" w:firstLine="567"/>
+        </w:pPr>
+        <w:rPr>
+          <w:rFonts w:ascii="Times New Roman" w:hAnsi="Times New Roman" w:hint="default"/>
+          <w:sz w:val="28"/>
+        </w:rPr>
+      </w:lvl>
+    </w:lvlOverride>
+    <w:lvlOverride w:ilvl="8">
+      <w:startOverride w:val="1"/>
+      <w:lvl w:ilvl="8">
+        <w:start w:val="1"/>
+        <w:numFmt w:val="decimal"/>
+        <w:suff w:val="space"/>
+        <w:lvlText w:val="%1.%2.%3.%4.%5.%6.%7.%8.%9"/>
+        <w:lvlJc w:val="left"/>
+        <w:pPr>
+          <w:ind w:left="0" w:firstLine="567"/>
+        </w:pPr>
+        <w:rPr>
+          <w:rFonts w:ascii="Times New Roman" w:hAnsi="Times New Roman" w:hint="default"/>
+          <w:sz w:val="28"/>
+        </w:rPr>
+      </w:lvl>
+    </w:lvlOverride>
+  </w:num>
+  <w:num w:numId="36">
+    <w:abstractNumId w:val="1"/>
+    <w:lvlOverride w:ilvl="0">
+      <w:startOverride w:val="1"/>
+      <w:lvl w:ilvl="0">
+        <w:start w:val="1"/>
+        <w:numFmt w:val="decimal"/>
+        <w:pStyle w:val="1"/>
+        <w:suff w:val="space"/>
+        <w:lvlText w:val="%1"/>
+        <w:lvlJc w:val="left"/>
+        <w:pPr>
+          <w:ind w:left="0" w:firstLine="0"/>
+        </w:pPr>
+        <w:rPr>
+          <w:rFonts w:ascii="Times New Roman" w:hAnsi="Times New Roman" w:hint="default"/>
+          <w:b/>
+          <w:sz w:val="28"/>
+        </w:rPr>
+      </w:lvl>
+    </w:lvlOverride>
+    <w:lvlOverride w:ilvl="1">
+      <w:startOverride w:val="1"/>
+      <w:lvl w:ilvl="1">
+        <w:start w:val="1"/>
+        <w:numFmt w:val="decimal"/>
+        <w:pStyle w:val="2"/>
+        <w:suff w:val="space"/>
+        <w:lvlText w:val="%1.%2"/>
+        <w:lvlJc w:val="left"/>
+        <w:pPr>
+          <w:ind w:left="0" w:firstLine="567"/>
+        </w:pPr>
+        <w:rPr>
+          <w:rFonts w:ascii="Times New Roman" w:hAnsi="Times New Roman" w:hint="default"/>
+          <w:b w:val="0"/>
           <w:sz w:val="28"/>
         </w:rPr>
       </w:lvl>
@@ -14924,7 +15828,7 @@
 </file>
 
 <file path=customXml/itemProps1.xml><?xml version="1.0" encoding="utf-8"?>
-<ds:datastoreItem xmlns:ds="http://schemas.openxmlformats.org/officeDocument/2006/customXml" ds:itemID="{33C731D4-C8CE-44E1-B988-40321C4EE69A}">
+<ds:datastoreItem xmlns:ds="http://schemas.openxmlformats.org/officeDocument/2006/customXml" ds:itemID="{F6BD042D-EECC-458B-8957-6A745F9045D4}">
   <ds:schemaRefs>
     <ds:schemaRef ds:uri="http://schemas.openxmlformats.org/officeDocument/2006/bibliography"/>
   </ds:schemaRefs>
